--- a/INFORME TÉCNICO DE RESIDENCIA.docx
+++ b/INFORME TÉCNICO DE RESIDENCIA.docx
@@ -2,6 +2,8 @@
 <file path=word/document.xml><?xml version="1.0" encoding="utf-8"?>
 <w:document xmlns:wpc="http://schemas.microsoft.com/office/word/2010/wordprocessingCanvas" xmlns:cx="http://schemas.microsoft.com/office/drawing/2014/chartex" xmlns:cx1="http://schemas.microsoft.com/office/drawing/2015/9/8/chartex" xmlns:cx2="http://schemas.microsoft.com/office/drawing/2015/10/21/chartex" xmlns:cx3="http://schemas.microsoft.com/office/drawing/2016/5/9/chartex" xmlns:cx4="http://schemas.microsoft.com/office/drawing/2016/5/10/chartex" xmlns:cx5="http://schemas.microsoft.com/office/drawing/2016/5/11/chartex" xmlns:cx6="http://schemas.microsoft.com/office/drawing/2016/5/12/chartex" xmlns:cx7="http://schemas.microsoft.com/office/drawing/2016/5/13/chartex" xmlns:cx8="http://schemas.microsoft.com/office/drawing/2016/5/14/chartex" xmlns:mc="http://schemas.openxmlformats.org/markup-compatibility/2006" xmlns:aink="http://schemas.microsoft.com/office/drawing/2016/ink" xmlns:am3d="http://schemas.microsoft.com/office/drawing/2017/model3d" xmlns:o="urn:schemas-microsoft-com:office:office" xmlns:r="http://schemas.openxmlformats.org/officeDocument/2006/relationships" xmlns:m="http://schemas.openxmlformats.org/officeDocument/2006/math" xmlns:v="urn:schemas-microsoft-com:vml" xmlns:wp14="http://schemas.microsoft.com/office/word/2010/wordprocessingDrawing" xmlns:wp="http://schemas.openxmlformats.org/drawingml/2006/wordprocessingDrawing" xmlns:w10="urn:schemas-microsoft-com:office:word" xmlns:w="http://schemas.openxmlformats.org/wordprocessingml/2006/main" xmlns:w14="http://schemas.microsoft.com/office/word/2010/wordml" xmlns:w15="http://schemas.microsoft.com/office/word/2012/wordml" xmlns:w16cex="http://schemas.microsoft.com/office/word/2018/wordml/cex" xmlns:w16cid="http://schemas.microsoft.com/office/word/2016/wordml/cid" xmlns:w16="http://schemas.microsoft.com/office/word/2018/wordml" xmlns:w16sdtdh="http://schemas.microsoft.com/office/word/2020/wordml/sdtdatahash" xmlns:w16se="http://schemas.microsoft.com/office/word/2015/wordml/symex" xmlns:wpg="http://schemas.microsoft.com/office/word/2010/wordprocessingGroup" xmlns:wpi="http://schemas.microsoft.com/office/word/2010/wordprocessingInk" xmlns:wne="http://schemas.microsoft.com/office/word/2006/wordml" xmlns:wps="http://schemas.microsoft.com/office/word/2010/wordprocessingShape" mc:Ignorable="w14 w15 w16se w16cid w16 w16cex w16sdtdh wp14">
   <w:body>
+    <w:bookmarkStart w:id="0" w:name="_Hlk210731958"/>
+    <w:bookmarkEnd w:id="0"/>
     <w:p>
       <w:pPr>
         <w:spacing w:line="480" w:lineRule="auto"/>
@@ -11,8 +13,6 @@
           <w:szCs w:val="24"/>
         </w:rPr>
       </w:pPr>
-      <w:bookmarkStart w:id="0" w:name="_Hlk210731958"/>
-      <w:bookmarkEnd w:id="0"/>
       <w:r>
         <w:rPr>
           <w:rFonts w:ascii="Times New Roman" w:hAnsi="Times New Roman" w:cs="Times New Roman"/>
@@ -1000,7 +1000,7 @@
               </wp:anchor>
             </w:drawing>
           </mc:Choice>
-          <mc:Fallback xmlns:a14="http://schemas.microsoft.com/office/drawing/2010/main" xmlns:pic="http://schemas.openxmlformats.org/drawingml/2006/picture" xmlns:a="http://schemas.openxmlformats.org/drawingml/2006/main">
+          <mc:Fallback xmlns:a="http://schemas.openxmlformats.org/drawingml/2006/main" xmlns:pic="http://schemas.openxmlformats.org/drawingml/2006/picture" xmlns:a14="http://schemas.microsoft.com/office/drawing/2010/main">
             <w:pict w14:anchorId="3CC7CD29">
               <v:rect id="Rectangle 3" style="position:absolute;margin-left:25.95pt;margin-top:0;width:34.35pt;height:843.1pt;z-index:-251658239;visibility:visible;mso-wrap-style:square;mso-width-percent:0;mso-height-percent:0;mso-wrap-distance-left:9pt;mso-wrap-distance-top:0;mso-wrap-distance-right:9pt;mso-wrap-distance-bottom:0;mso-position-horizontal:absolute;mso-position-horizontal-relative:margin;mso-position-vertical:top;mso-position-vertical-relative:page;mso-width-percent:0;mso-height-percent:0;mso-width-relative:page;mso-height-relative:page;v-text-anchor:top" o:spid="_x0000_s1026" fillcolor="#ed7d31 [3205]" stroked="f" w14:anchorId="1BD52ED7" o:gfxdata="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">
                 <w10:wrap anchorx="margin" anchory="page"/>
@@ -1070,7 +1070,7 @@
               </wp:anchor>
             </w:drawing>
           </mc:Choice>
-          <mc:Fallback xmlns:a14="http://schemas.microsoft.com/office/drawing/2010/main" xmlns:pic="http://schemas.openxmlformats.org/drawingml/2006/picture" xmlns:a="http://schemas.openxmlformats.org/drawingml/2006/main">
+          <mc:Fallback xmlns:a="http://schemas.openxmlformats.org/drawingml/2006/main" xmlns:pic="http://schemas.openxmlformats.org/drawingml/2006/picture" xmlns:a14="http://schemas.microsoft.com/office/drawing/2010/main">
             <w:pict w14:anchorId="44B530A2">
               <v:rect id="Rectangle 3" style="position:absolute;margin-left:-17.35pt;margin-top:-70.85pt;width:45.15pt;height:841.9pt;z-index:-251658238;visibility:visible;mso-wrap-style:square;mso-width-percent:0;mso-height-percent:0;mso-wrap-distance-left:9pt;mso-wrap-distance-top:0;mso-wrap-distance-right:9pt;mso-wrap-distance-bottom:0;mso-position-horizontal:absolute;mso-position-horizontal-relative:margin;mso-position-vertical:absolute;mso-position-vertical-relative:margin;mso-width-percent:0;mso-height-percent:0;mso-width-relative:page;mso-height-relative:page;v-text-anchor:top" o:spid="_x0000_s1026" fillcolor="white [3212]" stroked="f" w14:anchorId="61F3F73E" o:gfxdata="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">
                 <w10:wrap anchorx="margin" anchory="margin"/>
@@ -1140,7 +1140,7 @@
               </wp:anchor>
             </w:drawing>
           </mc:Choice>
-          <mc:Fallback xmlns:a14="http://schemas.microsoft.com/office/drawing/2010/main" xmlns:pic="http://schemas.openxmlformats.org/drawingml/2006/picture" xmlns:a="http://schemas.openxmlformats.org/drawingml/2006/main">
+          <mc:Fallback xmlns:a="http://schemas.openxmlformats.org/drawingml/2006/main" xmlns:pic="http://schemas.openxmlformats.org/drawingml/2006/picture" xmlns:a14="http://schemas.microsoft.com/office/drawing/2010/main">
             <w:pict w14:anchorId="5C7D8E91">
               <v:rect id="Rectangle 2" style="position:absolute;margin-left:-86.95pt;margin-top:-70.85pt;width:1in;height:841.9pt;z-index:-251658240;visibility:visible;mso-wrap-style:square;mso-width-percent:0;mso-height-percent:0;mso-wrap-distance-left:9pt;mso-wrap-distance-top:0;mso-wrap-distance-right:9pt;mso-wrap-distance-bottom:0;mso-position-horizontal:absolute;mso-position-horizontal-relative:margin;mso-position-vertical:absolute;mso-position-vertical-relative:margin;mso-width-percent:0;mso-height-percent:0;mso-width-relative:page;mso-height-relative:page;v-text-anchor:top" o:spid="_x0000_s1026" fillcolor="#4472c4 [3204]" stroked="f" w14:anchorId="18A44F9F" o:gfxdata="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">
                 <w10:wrap anchorx="margin" anchory="margin"/>
@@ -6215,61 +6215,7 @@
           <w:sz w:val="24"/>
           <w:szCs w:val="24"/>
         </w:rPr>
-        <w:t xml:space="preserve">Numerosos estudios, como los de </w:t>
-      </w:r>
-      <w:proofErr w:type="spellStart"/>
-      <w:r>
-        <w:rPr>
-          <w:rFonts w:ascii="Times New Roman" w:hAnsi="Times New Roman" w:cs="Times New Roman"/>
-          <w:sz w:val="24"/>
-          <w:szCs w:val="24"/>
-        </w:rPr>
-        <w:t>Guo</w:t>
-      </w:r>
-      <w:proofErr w:type="spellEnd"/>
-      <w:r>
-        <w:rPr>
-          <w:rFonts w:ascii="Times New Roman" w:hAnsi="Times New Roman" w:cs="Times New Roman"/>
-          <w:sz w:val="24"/>
-          <w:szCs w:val="24"/>
-        </w:rPr>
-        <w:t xml:space="preserve"> &amp; Healy (2014) y Orlando &amp; </w:t>
-      </w:r>
-      <w:proofErr w:type="spellStart"/>
-      <w:r>
-        <w:rPr>
-          <w:rFonts w:ascii="Times New Roman" w:hAnsi="Times New Roman" w:cs="Times New Roman"/>
-          <w:sz w:val="24"/>
-          <w:szCs w:val="24"/>
-        </w:rPr>
-        <w:t>Asqui</w:t>
-      </w:r>
-      <w:proofErr w:type="spellEnd"/>
-      <w:r>
-        <w:rPr>
-          <w:rFonts w:ascii="Times New Roman" w:hAnsi="Times New Roman" w:cs="Times New Roman"/>
-          <w:sz w:val="24"/>
-          <w:szCs w:val="24"/>
-        </w:rPr>
-        <w:t xml:space="preserve"> (2023), han abordado el desafío energético en las WSN, analizando modelos matemáticos de descarga de batería, recolección de energía y la optimización de topologías de red. Asimismo, investigaciones como las de Rivera (2020) y Gordillo (2021) han explorado sistemas auto configurables y basados en LPWAN que maximizan la eficiencia mediante el uso de fuentes de energía alternativas y algoritmos de machine </w:t>
-      </w:r>
-      <w:proofErr w:type="spellStart"/>
-      <w:r>
-        <w:rPr>
-          <w:rFonts w:ascii="Times New Roman" w:hAnsi="Times New Roman" w:cs="Times New Roman"/>
-          <w:sz w:val="24"/>
-          <w:szCs w:val="24"/>
-        </w:rPr>
-        <w:t>learning</w:t>
-      </w:r>
-      <w:proofErr w:type="spellEnd"/>
-      <w:r>
-        <w:rPr>
-          <w:rFonts w:ascii="Times New Roman" w:hAnsi="Times New Roman" w:cs="Times New Roman"/>
-          <w:sz w:val="24"/>
-          <w:szCs w:val="24"/>
-        </w:rPr>
-        <w:t xml:space="preserve">. Estos antecedentes </w:t>
+        <w:t xml:space="preserve">Numerosos estudios, como los de Guo &amp; Healy (2014) y Orlando &amp; Asqui (2023), han abordado el desafío energético en las WSN, analizando modelos matemáticos de descarga de batería, recolección de energía y la optimización de topologías de red. Asimismo, investigaciones como las de Rivera (2020) y Gordillo (2021) han explorado sistemas auto configurables y basados en LPWAN que maximizan la eficiencia mediante el uso de fuentes de energía alternativas y algoritmos de machine learning. Estos antecedentes </w:t>
       </w:r>
       <w:r>
         <w:rPr>
@@ -6576,23 +6522,13 @@
         </w:sdtPr>
         <w:sdtEndPr/>
         <w:sdtContent>
-          <w:proofErr w:type="spellStart"/>
           <w:r>
             <w:rPr>
               <w:rFonts w:eastAsia="Times New Roman"/>
               <w:color w:val="000000"/>
               <w:sz w:val="24"/>
             </w:rPr>
-            <w:t>Guo</w:t>
-          </w:r>
-          <w:proofErr w:type="spellEnd"/>
-          <w:r>
-            <w:rPr>
-              <w:rFonts w:eastAsia="Times New Roman"/>
-              <w:color w:val="000000"/>
-              <w:sz w:val="24"/>
-            </w:rPr>
-            <w:t xml:space="preserve"> &amp; Healy (2014a)</w:t>
+            <w:t>Guo &amp; Healy (2014a)</w:t>
           </w:r>
         </w:sdtContent>
       </w:sdt>
@@ -6619,25 +6555,7 @@
           <w:sz w:val="24"/>
           <w:szCs w:val="24"/>
         </w:rPr>
-        <w:t xml:space="preserve"> un análisis de las limitaciones energéticas en las redes de sensores inalámbricos (WSN). Plantean que la energía es un recurso limitado en los nodos debido a su pequeño tamaño y que la batería, como fuente principal de energía, falla antes del tiempo proyectado. Proponen analizar modelos matemáticos para caracterizar la descarga de la batería y examinan tecnologías de recolección de energía, </w:t>
-      </w:r>
-      <w:proofErr w:type="spellStart"/>
-      <w:r>
-        <w:rPr>
-          <w:rFonts w:ascii="Times New Roman" w:hAnsi="Times New Roman" w:cs="Times New Roman"/>
-          <w:sz w:val="24"/>
-          <w:szCs w:val="24"/>
-        </w:rPr>
-        <w:t>ste</w:t>
-      </w:r>
-      <w:proofErr w:type="spellEnd"/>
-      <w:r>
-        <w:rPr>
-          <w:rFonts w:ascii="Times New Roman" w:hAnsi="Times New Roman" w:cs="Times New Roman"/>
-          <w:sz w:val="24"/>
-          <w:szCs w:val="24"/>
-        </w:rPr>
-        <w:t xml:space="preserve"> estudio es crucial porque establece la base del problema energético en las </w:t>
+        <w:t xml:space="preserve"> un análisis de las limitaciones energéticas en las redes de sensores inalámbricos (WSN). Plantean que la energía es un recurso limitado en los nodos debido a su pequeño tamaño y que la batería, como fuente principal de energía, falla antes del tiempo proyectado. Proponen analizar modelos matemáticos para caracterizar la descarga de la batería y examinan tecnologías de recolección de energía, ste estudio es crucial porque establece la base del problema energético en las </w:t>
       </w:r>
       <w:r>
         <w:rPr>
@@ -6697,25 +6615,7 @@
               <w:color w:val="000000"/>
               <w:sz w:val="24"/>
             </w:rPr>
-            <w:t xml:space="preserve">Orlando &amp; </w:t>
-          </w:r>
-          <w:proofErr w:type="spellStart"/>
-          <w:r>
-            <w:rPr>
-              <w:rFonts w:eastAsia="Times New Roman"/>
-              <w:color w:val="000000"/>
-              <w:sz w:val="24"/>
-            </w:rPr>
-            <w:t>Asqui</w:t>
-          </w:r>
-          <w:proofErr w:type="spellEnd"/>
-          <w:r>
-            <w:rPr>
-              <w:rFonts w:eastAsia="Times New Roman"/>
-              <w:color w:val="000000"/>
-              <w:sz w:val="24"/>
-            </w:rPr>
-            <w:t xml:space="preserve"> (2023)</w:t>
+            <w:t>Orlando &amp; Asqui (2023)</w:t>
           </w:r>
         </w:sdtContent>
       </w:sdt>
@@ -6849,25 +6749,7 @@
           <w:sz w:val="24"/>
           <w:szCs w:val="24"/>
         </w:rPr>
-        <w:t xml:space="preserve">Gordillo (2021) desarrolló un sistema de monitoreo basado en redes LPWAN, con un Meta Sistema Operativo que permite recolectar y analizar datos de factores tales como rayos UV, CO₂, temperatura y humedad en invernaderos. Utilizando algoritmos de machine </w:t>
-      </w:r>
-      <w:proofErr w:type="spellStart"/>
-      <w:r>
-        <w:rPr>
-          <w:rFonts w:ascii="Times New Roman" w:hAnsi="Times New Roman" w:cs="Times New Roman"/>
-          <w:sz w:val="24"/>
-          <w:szCs w:val="24"/>
-        </w:rPr>
-        <w:t>learning</w:t>
-      </w:r>
-      <w:proofErr w:type="spellEnd"/>
-      <w:r>
-        <w:rPr>
-          <w:rFonts w:ascii="Times New Roman" w:hAnsi="Times New Roman" w:cs="Times New Roman"/>
-          <w:sz w:val="24"/>
-          <w:szCs w:val="24"/>
-        </w:rPr>
-        <w:t xml:space="preserve">, el sistema identifica patrones de crecimiento y optimiza el riego, minimizando la dependencia de decisiones empíricas y maximizando la precisión en el cultivo. Las pruebas en un entorno controlado validaron la eficiencia del sistema, el cual recolecta y visualiza </w:t>
+        <w:t xml:space="preserve">Gordillo (2021) desarrolló un sistema de monitoreo basado en redes LPWAN, con un Meta Sistema Operativo que permite recolectar y analizar datos de factores tales como rayos UV, CO₂, temperatura y humedad en invernaderos. Utilizando algoritmos de machine learning, el sistema identifica patrones de crecimiento y optimiza el riego, minimizando la dependencia de decisiones empíricas y maximizando la precisión en el cultivo. Las pruebas en un entorno controlado validaron la eficiencia del sistema, el cual recolecta y visualiza </w:t>
       </w:r>
       <w:r>
         <w:rPr>
@@ -6903,61 +6785,7 @@
           <w:sz w:val="24"/>
           <w:szCs w:val="24"/>
         </w:rPr>
-        <w:t xml:space="preserve">Por último, cabe mencionar los avances en la optimización del consumo energético en redes de sensores inalámbricos implementados por Vizcaíno (2014) ya que gracias a ello se han llevado a estudiar arquitecturas y sistemas operativos especializados como </w:t>
-      </w:r>
-      <w:proofErr w:type="spellStart"/>
-      <w:r>
-        <w:rPr>
-          <w:rFonts w:ascii="Times New Roman" w:hAnsi="Times New Roman" w:cs="Times New Roman"/>
-          <w:sz w:val="24"/>
-          <w:szCs w:val="24"/>
-        </w:rPr>
-        <w:t>TinyOS</w:t>
-      </w:r>
-      <w:proofErr w:type="spellEnd"/>
-      <w:r>
-        <w:rPr>
-          <w:rFonts w:ascii="Times New Roman" w:hAnsi="Times New Roman" w:cs="Times New Roman"/>
-          <w:sz w:val="24"/>
-          <w:szCs w:val="24"/>
-        </w:rPr>
-        <w:t xml:space="preserve">, </w:t>
-      </w:r>
-      <w:proofErr w:type="spellStart"/>
-      <w:r>
-        <w:rPr>
-          <w:rFonts w:ascii="Times New Roman" w:hAnsi="Times New Roman" w:cs="Times New Roman"/>
-          <w:sz w:val="24"/>
-          <w:szCs w:val="24"/>
-        </w:rPr>
-        <w:t>MantisOS</w:t>
-      </w:r>
-      <w:proofErr w:type="spellEnd"/>
-      <w:r>
-        <w:rPr>
-          <w:rFonts w:ascii="Times New Roman" w:hAnsi="Times New Roman" w:cs="Times New Roman"/>
-          <w:sz w:val="24"/>
-          <w:szCs w:val="24"/>
-        </w:rPr>
-        <w:t xml:space="preserve"> y </w:t>
-      </w:r>
-      <w:proofErr w:type="spellStart"/>
-      <w:r>
-        <w:rPr>
-          <w:rFonts w:ascii="Times New Roman" w:hAnsi="Times New Roman" w:cs="Times New Roman"/>
-          <w:sz w:val="24"/>
-          <w:szCs w:val="24"/>
-        </w:rPr>
-        <w:t>Contiki</w:t>
-      </w:r>
-      <w:proofErr w:type="spellEnd"/>
-      <w:r>
-        <w:rPr>
-          <w:rFonts w:ascii="Times New Roman" w:hAnsi="Times New Roman" w:cs="Times New Roman"/>
-          <w:sz w:val="24"/>
-          <w:szCs w:val="24"/>
-        </w:rPr>
-        <w:t>. Estos estudios permitieron diseñar arquitecturas de energía que combinan recolección solar y supercondensadores, logrando una operación eficiente y autónoma. Asimismo, se analizó la viabilidad de recolección de energía de ondas de radio comerciales para alimentar nodos de bajo consumo, lo cual representa un recurso adicional de energía en condiciones adversas y asegura la funcionalidad de las redes de sensores.</w:t>
+        <w:t>Por último, cabe mencionar los avances en la optimización del consumo energético en redes de sensores inalámbricos implementados por Vizcaíno (2014) ya que gracias a ello se han llevado a estudiar arquitecturas y sistemas operativos especializados como TinyOS, MantisOS y Contiki. Estos estudios permitieron diseñar arquitecturas de energía que combinan recolección solar y supercondensadores, logrando una operación eficiente y autónoma. Asimismo, se analizó la viabilidad de recolección de energía de ondas de radio comerciales para alimentar nodos de bajo consumo, lo cual representa un recurso adicional de energía en condiciones adversas y asegura la funcionalidad de las redes de sensores.</w:t>
       </w:r>
     </w:p>
     <w:p>
@@ -7030,25 +6858,7 @@
           <w:sz w:val="24"/>
           <w:szCs w:val="24"/>
         </w:rPr>
-        <w:t>Las redes de sensores inalámbricos (WSN) son sistemas distribuidos que permiten la recolección y transmisión de datos en diversos entornos, incluyendo la agricultura, el monitoreo ambiental y la automatización industrial. Estas redes desempeñan un papel fundamental en el desarrollo del Internet de las Cosas (</w:t>
-      </w:r>
-      <w:proofErr w:type="spellStart"/>
-      <w:r>
-        <w:rPr>
-          <w:rFonts w:ascii="Times New Roman" w:eastAsia="Times New Roman" w:hAnsi="Times New Roman" w:cs="Times New Roman"/>
-          <w:sz w:val="24"/>
-          <w:szCs w:val="24"/>
-        </w:rPr>
-        <w:t>IoT</w:t>
-      </w:r>
-      <w:proofErr w:type="spellEnd"/>
-      <w:r>
-        <w:rPr>
-          <w:rFonts w:ascii="Times New Roman" w:eastAsia="Times New Roman" w:hAnsi="Times New Roman" w:cs="Times New Roman"/>
-          <w:sz w:val="24"/>
-          <w:szCs w:val="24"/>
-        </w:rPr>
-        <w:t>), facilitando la toma de decisiones en tiempo real. Sin embargo, su operatividad se ve comprometida por un problema crítico: la eficiencia energética.</w:t>
+        <w:t>Las redes de sensores inalámbricos (WSN) son sistemas distribuidos que permiten la recolección y transmisión de datos en diversos entornos, incluyendo la agricultura, el monitoreo ambiental y la automatización industrial. Estas redes desempeñan un papel fundamental en el desarrollo del Internet de las Cosas (IoT), facilitando la toma de decisiones en tiempo real. Sin embargo, su operatividad se ve comprometida por un problema crítico: la eficiencia energética.</w:t>
       </w:r>
     </w:p>
     <w:p>
@@ -7297,19 +7107,19 @@
           <w:szCs w:val="24"/>
           <w:lang w:val="es-ES"/>
         </w:rPr>
-        <w:t xml:space="preserve">Este proyecto tiene un amplio impacto en el ámbito tecnológico especialmente en el campo del </w:t>
-      </w:r>
-      <w:proofErr w:type="spellStart"/>
-      <w:r>
+        <w:t>Este proyecto tiene un amplio impacto en el ámbito tecnológico especialmente en el campo del IoT ya que da paso a que las WSN tengan mayor facilidad para planificar su autonomía energética lo que da paso a que más proyectos puedan ser implementados de forma amplia, autónoma e incluso de forma comercial ya que estaría dejándose de lado una parte de los obstáculos y la preocupación referente a la fuente energética.</w:t>
+      </w:r>
+    </w:p>
+    <w:p>
+      <w:pPr>
+        <w:spacing w:line="480" w:lineRule="auto"/>
         <w:rPr>
           <w:rFonts w:ascii="Times New Roman" w:hAnsi="Times New Roman" w:cs="Times New Roman"/>
           <w:sz w:val="24"/>
           <w:szCs w:val="24"/>
           <w:lang w:val="es-ES"/>
         </w:rPr>
-        <w:t>IoT</w:t>
-      </w:r>
-      <w:proofErr w:type="spellEnd"/>
+      </w:pPr>
       <w:r>
         <w:rPr>
           <w:rFonts w:ascii="Times New Roman" w:hAnsi="Times New Roman" w:cs="Times New Roman"/>
@@ -7317,81 +7127,41 @@
           <w:szCs w:val="24"/>
           <w:lang w:val="es-ES"/>
         </w:rPr>
-        <w:t xml:space="preserve"> ya que da paso a que las WSN tengan mayor facilidad para planificar su autonomía energética lo que da paso a que más proyectos puedan ser implementados de forma amplia, autónoma e incluso de forma comercial ya que estaría dejándose de lado una parte de los obstáculos y la preocupación referente a la fuente energética.</w:t>
+        <w:t xml:space="preserve">La manera en que ampliaría el campo comercial de las WSN es que habrá una mayor cantidad de procesos que se puedan realizar de forma autónoma con las redes de sensores a un menor costo. </w:t>
       </w:r>
     </w:p>
     <w:p>
       <w:pPr>
         <w:spacing w:line="480" w:lineRule="auto"/>
-        <w:rPr>
-          <w:rFonts w:ascii="Times New Roman" w:hAnsi="Times New Roman" w:cs="Times New Roman"/>
+      </w:pPr>
+      <w:r>
+        <w:rPr>
+          <w:rFonts w:ascii="Times New Roman" w:eastAsia="Times New Roman" w:hAnsi="Times New Roman" w:cs="Times New Roman"/>
           <w:sz w:val="24"/>
           <w:szCs w:val="24"/>
           <w:lang w:val="es-ES"/>
         </w:rPr>
-      </w:pPr>
-      <w:r>
+        <w:t>En el ámbito social, este proyecto busca facilitar el monitoreo de las redes de sensores, permitiendo una gestión más eficiente y reduciendo la preocupación de los usuarios por su mantenimiento. Gracias a una mayor autonomía, se minimiza la necesidad de intervenciones frecuentes, lo que no solo optimiza el uso de recursos, sino que también mejora la experiencia de los usuarios al brindar un sistema más confiable y de fácil operación.</w:t>
+      </w:r>
+    </w:p>
+    <w:p>
+      <w:pPr>
+        <w:spacing w:line="480" w:lineRule="auto"/>
         <w:rPr>
           <w:rFonts w:ascii="Times New Roman" w:hAnsi="Times New Roman" w:cs="Times New Roman"/>
           <w:sz w:val="24"/>
           <w:szCs w:val="24"/>
           <w:lang w:val="es-ES"/>
         </w:rPr>
-        <w:t xml:space="preserve">La manera en que ampliaría el campo comercial de las WSN es que habrá una mayor cantidad de procesos que se puedan realizar de forma autónoma con las redes de sensores a un menor costo. </w:t>
-      </w:r>
-    </w:p>
-    <w:p>
-      <w:pPr>
-        <w:spacing w:line="480" w:lineRule="auto"/>
-      </w:pPr>
-      <w:r>
-        <w:rPr>
-          <w:rFonts w:ascii="Times New Roman" w:eastAsia="Times New Roman" w:hAnsi="Times New Roman" w:cs="Times New Roman"/>
+      </w:pPr>
+      <w:r>
+        <w:rPr>
+          <w:rFonts w:ascii="Times New Roman" w:hAnsi="Times New Roman" w:cs="Times New Roman"/>
           <w:sz w:val="24"/>
           <w:szCs w:val="24"/>
           <w:lang w:val="es-ES"/>
         </w:rPr>
-        <w:t>En el ámbito social, este proyecto busca facilitar el monitoreo de las redes de sensores, permitiendo una gestión más eficiente y reduciendo la preocupación de los usuarios por su mantenimiento. Gracias a una mayor autonomía, se minimiza la necesidad de intervenciones frecuentes, lo que no solo optimiza el uso de recursos, sino que también mejora la experiencia de los usuarios al brindar un sistema más confiable y de fácil operación.</w:t>
-      </w:r>
-    </w:p>
-    <w:p>
-      <w:pPr>
-        <w:spacing w:line="480" w:lineRule="auto"/>
-        <w:rPr>
-          <w:rFonts w:ascii="Times New Roman" w:hAnsi="Times New Roman" w:cs="Times New Roman"/>
-          <w:sz w:val="24"/>
-          <w:szCs w:val="24"/>
-          <w:lang w:val="es-ES"/>
-        </w:rPr>
-      </w:pPr>
-      <w:r>
-        <w:rPr>
-          <w:rFonts w:ascii="Times New Roman" w:hAnsi="Times New Roman" w:cs="Times New Roman"/>
-          <w:sz w:val="24"/>
-          <w:szCs w:val="24"/>
-          <w:lang w:val="es-ES"/>
-        </w:rPr>
-        <w:t xml:space="preserve">En el ámbito ambiental, este proyecto busca reducir el uso de baterías convencionales desarrollando soluciones que apliquen energía obtenida de fuentes renovables (eólica, solar, </w:t>
-      </w:r>
-      <w:proofErr w:type="spellStart"/>
-      <w:r>
-        <w:rPr>
-          <w:rFonts w:ascii="Times New Roman" w:hAnsi="Times New Roman" w:cs="Times New Roman"/>
-          <w:sz w:val="24"/>
-          <w:szCs w:val="24"/>
-          <w:lang w:val="es-ES"/>
-        </w:rPr>
-        <w:t>etc</w:t>
-      </w:r>
-      <w:proofErr w:type="spellEnd"/>
-      <w:r>
-        <w:rPr>
-          <w:rFonts w:ascii="Times New Roman" w:hAnsi="Times New Roman" w:cs="Times New Roman"/>
-          <w:sz w:val="24"/>
-          <w:szCs w:val="24"/>
-          <w:lang w:val="es-ES"/>
-        </w:rPr>
-        <w:t>) además de optimizar el consumo de energía.</w:t>
+        <w:t>En el ámbito ambiental, este proyecto busca reducir el uso de baterías convencionales desarrollando soluciones que apliquen energía obtenida de fuentes renovables (eólica, solar, etc) además de optimizar el consumo de energía.</w:t>
       </w:r>
     </w:p>
     <w:p>
@@ -8298,27 +8068,7 @@
           <w:szCs w:val="24"/>
           <w:lang w:eastAsia="es-MX"/>
         </w:rPr>
-        <w:t xml:space="preserve">Desarrolladores de sistemas </w:t>
-      </w:r>
-      <w:proofErr w:type="spellStart"/>
-      <w:r>
-        <w:rPr>
-          <w:rFonts w:ascii="Times New Roman" w:eastAsia="Times New Roman" w:hAnsi="Times New Roman" w:cs="Times New Roman"/>
-          <w:sz w:val="24"/>
-          <w:szCs w:val="24"/>
-          <w:lang w:eastAsia="es-MX"/>
-        </w:rPr>
-        <w:t>IoT</w:t>
-      </w:r>
-      <w:proofErr w:type="spellEnd"/>
-      <w:r>
-        <w:rPr>
-          <w:rFonts w:ascii="Times New Roman" w:eastAsia="Times New Roman" w:hAnsi="Times New Roman" w:cs="Times New Roman"/>
-          <w:sz w:val="24"/>
-          <w:szCs w:val="24"/>
-          <w:lang w:eastAsia="es-MX"/>
-        </w:rPr>
-        <w:t>.</w:t>
+        <w:t>Desarrolladores de sistemas IoT.</w:t>
       </w:r>
     </w:p>
     <w:p>
@@ -9430,51 +9180,7 @@
               <w:szCs w:val="24"/>
               <w:lang w:eastAsia="es-MX"/>
             </w:rPr>
-            <w:t>(</w:t>
-          </w:r>
-          <w:proofErr w:type="spellStart"/>
-          <w:r>
-            <w:rPr>
-              <w:rFonts w:ascii="Times New Roman" w:eastAsia="Times New Roman" w:hAnsi="Times New Roman" w:cs="Times New Roman"/>
-              <w:color w:val="000000"/>
-              <w:sz w:val="24"/>
-              <w:szCs w:val="24"/>
-              <w:lang w:eastAsia="es-MX"/>
-            </w:rPr>
-            <w:t>Philco</w:t>
-          </w:r>
-          <w:proofErr w:type="spellEnd"/>
-          <w:r>
-            <w:rPr>
-              <w:rFonts w:ascii="Times New Roman" w:eastAsia="Times New Roman" w:hAnsi="Times New Roman" w:cs="Times New Roman"/>
-              <w:color w:val="000000"/>
-              <w:sz w:val="24"/>
-              <w:szCs w:val="24"/>
-              <w:lang w:eastAsia="es-MX"/>
-            </w:rPr>
-            <w:t xml:space="preserve"> </w:t>
-          </w:r>
-          <w:proofErr w:type="spellStart"/>
-          <w:r>
-            <w:rPr>
-              <w:rFonts w:ascii="Times New Roman" w:eastAsia="Times New Roman" w:hAnsi="Times New Roman" w:cs="Times New Roman"/>
-              <w:color w:val="000000"/>
-              <w:sz w:val="24"/>
-              <w:szCs w:val="24"/>
-              <w:lang w:eastAsia="es-MX"/>
-            </w:rPr>
-            <w:t>Asqui</w:t>
-          </w:r>
-          <w:proofErr w:type="spellEnd"/>
-          <w:r>
-            <w:rPr>
-              <w:rFonts w:ascii="Times New Roman" w:eastAsia="Times New Roman" w:hAnsi="Times New Roman" w:cs="Times New Roman"/>
-              <w:color w:val="000000"/>
-              <w:sz w:val="24"/>
-              <w:szCs w:val="24"/>
-              <w:lang w:eastAsia="es-MX"/>
-            </w:rPr>
-            <w:t>, 2023)</w:t>
+            <w:t>(Philco Asqui, 2023)</w:t>
           </w:r>
         </w:sdtContent>
       </w:sdt>
@@ -9993,35 +9699,7 @@
             <w:rPr>
               <w:color w:val="000000"/>
             </w:rPr>
-            <w:t>(</w:t>
-          </w:r>
-          <w:proofErr w:type="spellStart"/>
-          <w:r>
-            <w:rPr>
-              <w:color w:val="000000"/>
-            </w:rPr>
-            <w:t>Philco</w:t>
-          </w:r>
-          <w:proofErr w:type="spellEnd"/>
-          <w:r>
-            <w:rPr>
-              <w:color w:val="000000"/>
-            </w:rPr>
-            <w:t xml:space="preserve"> </w:t>
-          </w:r>
-          <w:proofErr w:type="spellStart"/>
-          <w:r>
-            <w:rPr>
-              <w:color w:val="000000"/>
-            </w:rPr>
-            <w:t>Asqui</w:t>
-          </w:r>
-          <w:proofErr w:type="spellEnd"/>
-          <w:r>
-            <w:rPr>
-              <w:color w:val="000000"/>
-            </w:rPr>
-            <w:t>, 2023)</w:t>
+            <w:t>(Philco Asqui, 2023)</w:t>
           </w:r>
         </w:sdtContent>
       </w:sdt>
@@ -10508,21 +10186,7 @@
             <w:rPr>
               <w:color w:val="000000"/>
             </w:rPr>
-            <w:t xml:space="preserve">(Rivera </w:t>
-          </w:r>
-          <w:proofErr w:type="spellStart"/>
-          <w:r>
-            <w:rPr>
-              <w:color w:val="000000"/>
-            </w:rPr>
-            <w:t>Lopez</w:t>
-          </w:r>
-          <w:proofErr w:type="spellEnd"/>
-          <w:r>
-            <w:rPr>
-              <w:color w:val="000000"/>
-            </w:rPr>
-            <w:t>, 2020)</w:t>
+            <w:t>(Rivera Lopez, 2020)</w:t>
           </w:r>
         </w:sdtContent>
       </w:sdt>
@@ -10642,25 +10306,7 @@
           <w:sz w:val="24"/>
           <w:szCs w:val="24"/>
         </w:rPr>
-        <w:t xml:space="preserve">: Proporciona la interfaz necesaria para integrar la WSN con aplicaciones externas como bases de datos, sistemas en la nube o </w:t>
-      </w:r>
-      <w:proofErr w:type="spellStart"/>
-      <w:r>
-        <w:rPr>
-          <w:rFonts w:ascii="Times New Roman" w:hAnsi="Times New Roman" w:cs="Times New Roman"/>
-          <w:sz w:val="24"/>
-          <w:szCs w:val="24"/>
-        </w:rPr>
-        <w:t>dashboards</w:t>
-      </w:r>
-      <w:proofErr w:type="spellEnd"/>
-      <w:r>
-        <w:rPr>
-          <w:rFonts w:ascii="Times New Roman" w:hAnsi="Times New Roman" w:cs="Times New Roman"/>
-          <w:sz w:val="24"/>
-          <w:szCs w:val="24"/>
-        </w:rPr>
-        <w:t>.</w:t>
+        <w:t>: Proporciona la interfaz necesaria para integrar la WSN con aplicaciones externas como bases de datos, sistemas en la nube o dashboards.</w:t>
       </w:r>
     </w:p>
     <w:p>
@@ -11262,27 +10908,7 @@
               <w:sz w:val="24"/>
               <w:szCs w:val="24"/>
             </w:rPr>
-            <w:t xml:space="preserve">(Romero </w:t>
-          </w:r>
-          <w:proofErr w:type="spellStart"/>
-          <w:r>
-            <w:rPr>
-              <w:rFonts w:ascii="Times New Roman" w:hAnsi="Times New Roman" w:cs="Times New Roman"/>
-              <w:color w:val="000000"/>
-              <w:sz w:val="24"/>
-              <w:szCs w:val="24"/>
-            </w:rPr>
-            <w:t>Amondaray</w:t>
-          </w:r>
-          <w:proofErr w:type="spellEnd"/>
-          <w:r>
-            <w:rPr>
-              <w:rFonts w:ascii="Times New Roman" w:hAnsi="Times New Roman" w:cs="Times New Roman"/>
-              <w:color w:val="000000"/>
-              <w:sz w:val="24"/>
-              <w:szCs w:val="24"/>
-            </w:rPr>
-            <w:t xml:space="preserve"> et al., 2002)</w:t>
+            <w:t>(Romero Amondaray et al., 2002)</w:t>
           </w:r>
         </w:sdtContent>
       </w:sdt>
@@ -11715,7 +11341,6 @@
           <w:szCs w:val="24"/>
         </w:rPr>
       </w:pPr>
-      <w:proofErr w:type="spellStart"/>
       <w:r>
         <w:rPr>
           <w:rStyle w:val="Textoennegrita"/>
@@ -11727,7 +11352,6 @@
         </w:rPr>
         <w:t>Inagotabilidad</w:t>
       </w:r>
-      <w:proofErr w:type="spellEnd"/>
       <w:r>
         <w:rPr>
           <w:rFonts w:ascii="Times New Roman" w:hAnsi="Times New Roman" w:cs="Times New Roman"/>
@@ -11877,21 +11501,7 @@
             <w:rPr>
               <w:color w:val="000000"/>
             </w:rPr>
-            <w:t xml:space="preserve">(Romero </w:t>
-          </w:r>
-          <w:proofErr w:type="spellStart"/>
-          <w:r>
-            <w:rPr>
-              <w:color w:val="000000"/>
-            </w:rPr>
-            <w:t>Amondaray</w:t>
-          </w:r>
-          <w:proofErr w:type="spellEnd"/>
-          <w:r>
-            <w:rPr>
-              <w:color w:val="000000"/>
-            </w:rPr>
-            <w:t xml:space="preserve"> et al., 2002)</w:t>
+            <w:t>(Romero Amondaray et al., 2002)</w:t>
           </w:r>
         </w:sdtContent>
       </w:sdt>
@@ -12003,25 +11613,7 @@
           <w:sz w:val="24"/>
           <w:szCs w:val="24"/>
         </w:rPr>
-        <w:t>Garantizar la calidad del servicio (</w:t>
-      </w:r>
-      <w:proofErr w:type="spellStart"/>
-      <w:r>
-        <w:rPr>
-          <w:rFonts w:ascii="Times New Roman" w:hAnsi="Times New Roman" w:cs="Times New Roman"/>
-          <w:sz w:val="24"/>
-          <w:szCs w:val="24"/>
-        </w:rPr>
-        <w:t>QoS</w:t>
-      </w:r>
-      <w:proofErr w:type="spellEnd"/>
-      <w:r>
-        <w:rPr>
-          <w:rFonts w:ascii="Times New Roman" w:hAnsi="Times New Roman" w:cs="Times New Roman"/>
-          <w:sz w:val="24"/>
-          <w:szCs w:val="24"/>
-        </w:rPr>
-        <w:t>) en aplicaciones críticas.</w:t>
+        <w:t>Garantizar la calidad del servicio (QoS) en aplicaciones críticas.</w:t>
       </w:r>
       <w:r>
         <w:rPr>
@@ -12076,47 +11668,7 @@
         <w:ind w:firstLine="708"/>
       </w:pPr>
       <w:r>
-        <w:t xml:space="preserve">LoRa (Long </w:t>
-      </w:r>
-      <w:proofErr w:type="spellStart"/>
-      <w:r>
-        <w:t>Range</w:t>
-      </w:r>
-      <w:proofErr w:type="spellEnd"/>
-      <w:r>
-        <w:t xml:space="preserve">) es una tecnología de modulación inalámbrica que utiliza espectro ensanchado por </w:t>
-      </w:r>
-      <w:proofErr w:type="spellStart"/>
-      <w:r>
-        <w:t>chirp</w:t>
-      </w:r>
-      <w:proofErr w:type="spellEnd"/>
-      <w:r>
-        <w:t xml:space="preserve"> para permitir la transmisión de datos a largas distancias con bajo consumo de energía. Es ampliamente utilizada en redes LPWAN (Low-</w:t>
-      </w:r>
-      <w:proofErr w:type="spellStart"/>
-      <w:r>
-        <w:t>Power</w:t>
-      </w:r>
-      <w:proofErr w:type="spellEnd"/>
-      <w:r>
-        <w:t xml:space="preserve"> Wide-</w:t>
-      </w:r>
-      <w:proofErr w:type="spellStart"/>
-      <w:r>
-        <w:t>Area</w:t>
-      </w:r>
-      <w:proofErr w:type="spellEnd"/>
-      <w:r>
-        <w:t xml:space="preserve"> Network) y es ideal para aplicaciones de </w:t>
-      </w:r>
-      <w:proofErr w:type="spellStart"/>
-      <w:r>
-        <w:t>IoT</w:t>
-      </w:r>
-      <w:proofErr w:type="spellEnd"/>
-      <w:r>
-        <w:t xml:space="preserve"> y sensores remotos</w:t>
+        <w:t>LoRa (Long Range) es una tecnología de modulación inalámbrica que utiliza espectro ensanchado por chirp para permitir la transmisión de datos a largas distancias con bajo consumo de energía. Es ampliamente utilizada en redes LPWAN (Low-Power Wide-Area Network) y es ideal para aplicaciones de IoT y sensores remotos</w:t>
       </w:r>
       <w:r>
         <w:t xml:space="preserve"> según </w:t>
@@ -12134,19 +11686,11 @@
         </w:sdtPr>
         <w:sdtEndPr/>
         <w:sdtContent>
-          <w:proofErr w:type="spellStart"/>
           <w:r>
             <w:rPr>
               <w:color w:val="000000"/>
             </w:rPr>
-            <w:t>Guo</w:t>
-          </w:r>
-          <w:proofErr w:type="spellEnd"/>
-          <w:r>
-            <w:rPr>
-              <w:color w:val="000000"/>
-            </w:rPr>
-            <w:t xml:space="preserve"> &amp; Healy</w:t>
+            <w:t>Guo &amp; Healy</w:t>
           </w:r>
         </w:sdtContent>
       </w:sdt>
@@ -12348,25 +11892,7 @@
           <w:sz w:val="24"/>
           <w:szCs w:val="24"/>
         </w:rPr>
-        <w:t xml:space="preserve">Promover la integración de dispositivos </w:t>
-      </w:r>
-      <w:proofErr w:type="spellStart"/>
-      <w:r>
-        <w:rPr>
-          <w:rFonts w:ascii="Times New Roman" w:hAnsi="Times New Roman" w:cs="Times New Roman"/>
-          <w:sz w:val="24"/>
-          <w:szCs w:val="24"/>
-        </w:rPr>
-        <w:t>IoT</w:t>
-      </w:r>
-      <w:proofErr w:type="spellEnd"/>
-      <w:r>
-        <w:rPr>
-          <w:rFonts w:ascii="Times New Roman" w:hAnsi="Times New Roman" w:cs="Times New Roman"/>
-          <w:sz w:val="24"/>
-          <w:szCs w:val="24"/>
-        </w:rPr>
-        <w:t xml:space="preserve"> en redes de baja potencia.</w:t>
+        <w:t>Promover la integración de dispositivos IoT en redes de baja potencia.</w:t>
       </w:r>
     </w:p>
     <w:p>
@@ -12461,31 +11987,7 @@
         <w:t xml:space="preserve"> que </w:t>
       </w:r>
       <w:r>
-        <w:t xml:space="preserve">XBee es una familia de módulos de radiofrecuencia que soportan estándares como </w:t>
-      </w:r>
-      <w:proofErr w:type="spellStart"/>
-      <w:r>
-        <w:t>Zigbee</w:t>
-      </w:r>
-      <w:proofErr w:type="spellEnd"/>
-      <w:r>
-        <w:t xml:space="preserve">, 802.15.4, </w:t>
-      </w:r>
-      <w:proofErr w:type="spellStart"/>
-      <w:r>
-        <w:t>DigiMesh</w:t>
-      </w:r>
-      <w:proofErr w:type="spellEnd"/>
-      <w:r>
-        <w:t xml:space="preserve"> y </w:t>
-      </w:r>
-      <w:proofErr w:type="spellStart"/>
-      <w:r>
-        <w:t>Wi</w:t>
-      </w:r>
-      <w:proofErr w:type="spellEnd"/>
-      <w:r>
-        <w:t>-Fi. Son ampliamente utilizados en redes de sensores y sistemas embebidos para la transmisión de datos a cortas y medias distancias.</w:t>
+        <w:t>XBee es una familia de módulos de radiofrecuencia que soportan estándares como Zigbee, 802.15.4, DigiMesh y Wi-Fi. Son ampliamente utilizados en redes de sensores y sistemas embebidos para la transmisión de datos a cortas y medias distancias.</w:t>
       </w:r>
     </w:p>
     <w:p>
@@ -12660,25 +12162,7 @@
           <w:sz w:val="24"/>
           <w:szCs w:val="24"/>
         </w:rPr>
-        <w:t xml:space="preserve">Facilitar la creación de redes malladas o punto a punto para aplicaciones de </w:t>
-      </w:r>
-      <w:proofErr w:type="spellStart"/>
-      <w:r>
-        <w:rPr>
-          <w:rFonts w:ascii="Times New Roman" w:hAnsi="Times New Roman" w:cs="Times New Roman"/>
-          <w:sz w:val="24"/>
-          <w:szCs w:val="24"/>
-        </w:rPr>
-        <w:t>IoT</w:t>
-      </w:r>
-      <w:proofErr w:type="spellEnd"/>
-      <w:r>
-        <w:rPr>
-          <w:rFonts w:ascii="Times New Roman" w:hAnsi="Times New Roman" w:cs="Times New Roman"/>
-          <w:sz w:val="24"/>
-          <w:szCs w:val="24"/>
-        </w:rPr>
-        <w:t>.</w:t>
+        <w:t>Facilitar la creación de redes malladas o punto a punto para aplicaciones de IoT.</w:t>
       </w:r>
     </w:p>
     <w:p>
@@ -12767,15 +12251,7 @@
         <w:t>)</w:t>
       </w:r>
       <w:r>
-        <w:t>. Fue diseñado originalmente por IBM en 1999 para transmisiones de datos de sensores en redes con ancho de banda limitado o inestables. Utiliza el protocolo TCP/IP para garantizar la entrega confiable de mensajes, lo que lo hace ideal para aplicaciones de Internet de las Cosas (</w:t>
-      </w:r>
-      <w:proofErr w:type="spellStart"/>
-      <w:r>
-        <w:t>IoT</w:t>
-      </w:r>
-      <w:proofErr w:type="spellEnd"/>
-      <w:r>
-        <w:t>), donde el ahorro energético y la eficiencia de transmisión son críticos.</w:t>
+        <w:t>. Fue diseñado originalmente por IBM en 1999 para transmisiones de datos de sensores en redes con ancho de banda limitado o inestables. Utiliza el protocolo TCP/IP para garantizar la entrega confiable de mensajes, lo que lo hace ideal para aplicaciones de Internet de las Cosas (IoT), donde el ahorro energético y la eficiencia de transmisión son críticos.</w:t>
       </w:r>
     </w:p>
     <w:p>
@@ -12890,25 +12366,7 @@
           <w:sz w:val="24"/>
           <w:szCs w:val="24"/>
         </w:rPr>
-        <w:t>: Permite configurar niveles de calidad de servicio (</w:t>
-      </w:r>
-      <w:proofErr w:type="spellStart"/>
-      <w:r>
-        <w:rPr>
-          <w:rFonts w:ascii="Times New Roman" w:hAnsi="Times New Roman" w:cs="Times New Roman"/>
-          <w:sz w:val="24"/>
-          <w:szCs w:val="24"/>
-        </w:rPr>
-        <w:t>QoS</w:t>
-      </w:r>
-      <w:proofErr w:type="spellEnd"/>
-      <w:r>
-        <w:rPr>
-          <w:rFonts w:ascii="Times New Roman" w:hAnsi="Times New Roman" w:cs="Times New Roman"/>
-          <w:sz w:val="24"/>
-          <w:szCs w:val="24"/>
-        </w:rPr>
-        <w:t>) para asegurar la entrega de mensajes en condiciones adversas.</w:t>
+        <w:t>: Permite configurar niveles de calidad de servicio (QoS) para asegurar la entrega de mensajes en condiciones adversas.</w:t>
       </w:r>
     </w:p>
     <w:p>
@@ -13055,25 +12513,7 @@
           <w:sz w:val="24"/>
           <w:szCs w:val="24"/>
         </w:rPr>
-        <w:t>Los mensajes "</w:t>
-      </w:r>
-      <w:proofErr w:type="spellStart"/>
-      <w:r>
-        <w:rPr>
-          <w:rFonts w:ascii="Times New Roman" w:hAnsi="Times New Roman" w:cs="Times New Roman"/>
-          <w:sz w:val="24"/>
-          <w:szCs w:val="24"/>
-        </w:rPr>
-        <w:t>retained</w:t>
-      </w:r>
-      <w:proofErr w:type="spellEnd"/>
-      <w:r>
-        <w:rPr>
-          <w:rFonts w:ascii="Times New Roman" w:hAnsi="Times New Roman" w:cs="Times New Roman"/>
-          <w:sz w:val="24"/>
-          <w:szCs w:val="24"/>
-        </w:rPr>
-        <w:t>" permiten que nuevos suscriptores reciban el último mensaje publicado en un tópico.</w:t>
+        <w:t>Los mensajes "retained" permiten que nuevos suscriptores reciban el último mensaje publicado en un tópico.</w:t>
       </w:r>
     </w:p>
     <w:p>
@@ -13116,25 +12556,7 @@
           <w:sz w:val="24"/>
           <w:szCs w:val="24"/>
         </w:rPr>
-        <w:t xml:space="preserve">Diseñado para reducir el intercambio de datos y prolongar la duración de baterías en dispositivos </w:t>
-      </w:r>
-      <w:proofErr w:type="spellStart"/>
-      <w:r>
-        <w:rPr>
-          <w:rFonts w:ascii="Times New Roman" w:hAnsi="Times New Roman" w:cs="Times New Roman"/>
-          <w:sz w:val="24"/>
-          <w:szCs w:val="24"/>
-        </w:rPr>
-        <w:t>IoT</w:t>
-      </w:r>
-      <w:proofErr w:type="spellEnd"/>
-      <w:r>
-        <w:rPr>
-          <w:rFonts w:ascii="Times New Roman" w:hAnsi="Times New Roman" w:cs="Times New Roman"/>
-          <w:sz w:val="24"/>
-          <w:szCs w:val="24"/>
-        </w:rPr>
-        <w:t>.</w:t>
+        <w:t>Diseñado para reducir el intercambio de datos y prolongar la duración de baterías en dispositivos IoT.</w:t>
       </w:r>
     </w:p>
     <w:p>
@@ -13249,25 +12671,7 @@
           <w:sz w:val="24"/>
           <w:szCs w:val="24"/>
         </w:rPr>
-        <w:t xml:space="preserve">: La capacidad de ajustar el </w:t>
-      </w:r>
-      <w:proofErr w:type="spellStart"/>
-      <w:r>
-        <w:rPr>
-          <w:rFonts w:ascii="Times New Roman" w:hAnsi="Times New Roman" w:cs="Times New Roman"/>
-          <w:sz w:val="24"/>
-          <w:szCs w:val="24"/>
-        </w:rPr>
-        <w:t>QoS</w:t>
-      </w:r>
-      <w:proofErr w:type="spellEnd"/>
-      <w:r>
-        <w:rPr>
-          <w:rFonts w:ascii="Times New Roman" w:hAnsi="Times New Roman" w:cs="Times New Roman"/>
-          <w:sz w:val="24"/>
-          <w:szCs w:val="24"/>
-        </w:rPr>
-        <w:t xml:space="preserve"> garantiza la entrega adecuada de datos en aplicaciones críticas.</w:t>
+        <w:t>: La capacidad de ajustar el QoS garantiza la entrega adecuada de datos en aplicaciones críticas.</w:t>
       </w:r>
     </w:p>
     <w:p>
@@ -13440,43 +12844,7 @@
           <w:sz w:val="24"/>
           <w:szCs w:val="24"/>
         </w:rPr>
-        <w:t xml:space="preserve">Protocolos MAC síncronos: Como TDMA (Time </w:t>
-      </w:r>
-      <w:proofErr w:type="spellStart"/>
-      <w:r>
-        <w:rPr>
-          <w:rFonts w:ascii="Times New Roman" w:hAnsi="Times New Roman" w:cs="Times New Roman"/>
-          <w:sz w:val="24"/>
-          <w:szCs w:val="24"/>
-        </w:rPr>
-        <w:t>Division</w:t>
-      </w:r>
-      <w:proofErr w:type="spellEnd"/>
-      <w:r>
-        <w:rPr>
-          <w:rFonts w:ascii="Times New Roman" w:hAnsi="Times New Roman" w:cs="Times New Roman"/>
-          <w:sz w:val="24"/>
-          <w:szCs w:val="24"/>
-        </w:rPr>
-        <w:t xml:space="preserve"> </w:t>
-      </w:r>
-      <w:proofErr w:type="spellStart"/>
-      <w:r>
-        <w:rPr>
-          <w:rFonts w:ascii="Times New Roman" w:hAnsi="Times New Roman" w:cs="Times New Roman"/>
-          <w:sz w:val="24"/>
-          <w:szCs w:val="24"/>
-        </w:rPr>
-        <w:t>Multiple</w:t>
-      </w:r>
-      <w:proofErr w:type="spellEnd"/>
-      <w:r>
-        <w:rPr>
-          <w:rFonts w:ascii="Times New Roman" w:hAnsi="Times New Roman" w:cs="Times New Roman"/>
-          <w:sz w:val="24"/>
-          <w:szCs w:val="24"/>
-        </w:rPr>
-        <w:t xml:space="preserve"> Access), donde el tiempo se divide en ranuras asignadas a cada nodo para evitar colisiones.</w:t>
+        <w:t>Protocolos MAC síncronos: Como TDMA (Time Division Multiple Access), donde el tiempo se divide en ranuras asignadas a cada nodo para evitar colisiones.</w:t>
       </w:r>
     </w:p>
     <w:p>
@@ -13500,97 +12868,7 @@
           <w:sz w:val="24"/>
           <w:szCs w:val="24"/>
         </w:rPr>
-        <w:t xml:space="preserve">Protocolos MAC asíncronos: Como CSMA/CA (Carrier </w:t>
-      </w:r>
-      <w:proofErr w:type="spellStart"/>
-      <w:r>
-        <w:rPr>
-          <w:rFonts w:ascii="Times New Roman" w:hAnsi="Times New Roman" w:cs="Times New Roman"/>
-          <w:sz w:val="24"/>
-          <w:szCs w:val="24"/>
-        </w:rPr>
-        <w:t>Sense</w:t>
-      </w:r>
-      <w:proofErr w:type="spellEnd"/>
-      <w:r>
-        <w:rPr>
-          <w:rFonts w:ascii="Times New Roman" w:hAnsi="Times New Roman" w:cs="Times New Roman"/>
-          <w:sz w:val="24"/>
-          <w:szCs w:val="24"/>
-        </w:rPr>
-        <w:t xml:space="preserve"> </w:t>
-      </w:r>
-      <w:proofErr w:type="spellStart"/>
-      <w:r>
-        <w:rPr>
-          <w:rFonts w:ascii="Times New Roman" w:hAnsi="Times New Roman" w:cs="Times New Roman"/>
-          <w:sz w:val="24"/>
-          <w:szCs w:val="24"/>
-        </w:rPr>
-        <w:t>Multiple</w:t>
-      </w:r>
-      <w:proofErr w:type="spellEnd"/>
-      <w:r>
-        <w:rPr>
-          <w:rFonts w:ascii="Times New Roman" w:hAnsi="Times New Roman" w:cs="Times New Roman"/>
-          <w:sz w:val="24"/>
-          <w:szCs w:val="24"/>
-        </w:rPr>
-        <w:t xml:space="preserve"> Access </w:t>
-      </w:r>
-      <w:proofErr w:type="spellStart"/>
-      <w:r>
-        <w:rPr>
-          <w:rFonts w:ascii="Times New Roman" w:hAnsi="Times New Roman" w:cs="Times New Roman"/>
-          <w:sz w:val="24"/>
-          <w:szCs w:val="24"/>
-        </w:rPr>
-        <w:t>with</w:t>
-      </w:r>
-      <w:proofErr w:type="spellEnd"/>
-      <w:r>
-        <w:rPr>
-          <w:rFonts w:ascii="Times New Roman" w:hAnsi="Times New Roman" w:cs="Times New Roman"/>
-          <w:sz w:val="24"/>
-          <w:szCs w:val="24"/>
-        </w:rPr>
-        <w:t xml:space="preserve"> </w:t>
-      </w:r>
-      <w:proofErr w:type="spellStart"/>
-      <w:r>
-        <w:rPr>
-          <w:rFonts w:ascii="Times New Roman" w:hAnsi="Times New Roman" w:cs="Times New Roman"/>
-          <w:sz w:val="24"/>
-          <w:szCs w:val="24"/>
-        </w:rPr>
-        <w:t>Collision</w:t>
-      </w:r>
-      <w:proofErr w:type="spellEnd"/>
-      <w:r>
-        <w:rPr>
-          <w:rFonts w:ascii="Times New Roman" w:hAnsi="Times New Roman" w:cs="Times New Roman"/>
-          <w:sz w:val="24"/>
-          <w:szCs w:val="24"/>
-        </w:rPr>
-        <w:t xml:space="preserve"> </w:t>
-      </w:r>
-      <w:proofErr w:type="spellStart"/>
-      <w:r>
-        <w:rPr>
-          <w:rFonts w:ascii="Times New Roman" w:hAnsi="Times New Roman" w:cs="Times New Roman"/>
-          <w:sz w:val="24"/>
-          <w:szCs w:val="24"/>
-        </w:rPr>
-        <w:t>Avoidance</w:t>
-      </w:r>
-      <w:proofErr w:type="spellEnd"/>
-      <w:r>
-        <w:rPr>
-          <w:rFonts w:ascii="Times New Roman" w:hAnsi="Times New Roman" w:cs="Times New Roman"/>
-          <w:sz w:val="24"/>
-          <w:szCs w:val="24"/>
-        </w:rPr>
-        <w:t>), donde los nodos detectan si el canal está libre antes de transmitir.</w:t>
+        <w:t>Protocolos MAC asíncronos: Como CSMA/CA (Carrier Sense Multiple Access with Collision Avoidance), donde los nodos detectan si el canal está libre antes de transmitir.</w:t>
       </w:r>
     </w:p>
     <w:p>
@@ -13697,27 +12975,7 @@
           <w:szCs w:val="24"/>
           <w:lang w:val="es-ES"/>
         </w:rPr>
-        <w:t xml:space="preserve">En redes de sensores inalámbricas (WSN), el consumo energético se ve altamente influenciado por el protocolo de control de acceso al medio (MAC). Investigaciones previas han desarrollado protocolos como Sensor-MAC (S-MAC) y </w:t>
-      </w:r>
-      <w:proofErr w:type="spellStart"/>
-      <w:r>
-        <w:rPr>
-          <w:rFonts w:ascii="Times New Roman" w:hAnsi="Times New Roman" w:cs="Times New Roman"/>
-          <w:sz w:val="24"/>
-          <w:szCs w:val="24"/>
-          <w:lang w:val="es-ES"/>
-        </w:rPr>
-        <w:t>Timeout</w:t>
-      </w:r>
-      <w:proofErr w:type="spellEnd"/>
-      <w:r>
-        <w:rPr>
-          <w:rFonts w:ascii="Times New Roman" w:hAnsi="Times New Roman" w:cs="Times New Roman"/>
-          <w:sz w:val="24"/>
-          <w:szCs w:val="24"/>
-          <w:lang w:val="es-ES"/>
-        </w:rPr>
-        <w:t xml:space="preserve">-MAC (T-MAC), que implementan ciclos de sueño para reducir el consumo de energía en los nodos sensores. </w:t>
+        <w:t xml:space="preserve">En redes de sensores inalámbricas (WSN), el consumo energético se ve altamente influenciado por el protocolo de control de acceso al medio (MAC). Investigaciones previas han desarrollado protocolos como Sensor-MAC (S-MAC) y Timeout-MAC (T-MAC), que implementan ciclos de sueño para reducir el consumo de energía en los nodos sensores. </w:t>
       </w:r>
       <w:sdt>
         <w:sdtPr>
@@ -13791,43 +13049,7 @@
               <w:color w:val="000000"/>
               <w:sz w:val="24"/>
             </w:rPr>
-            <w:t xml:space="preserve">van </w:t>
-          </w:r>
-          <w:proofErr w:type="spellStart"/>
-          <w:r>
-            <w:rPr>
-              <w:rFonts w:eastAsia="Times New Roman"/>
-              <w:color w:val="000000"/>
-              <w:sz w:val="24"/>
-            </w:rPr>
-            <w:t>Dam</w:t>
-          </w:r>
-          <w:proofErr w:type="spellEnd"/>
-          <w:r>
-            <w:rPr>
-              <w:rFonts w:eastAsia="Times New Roman"/>
-              <w:color w:val="000000"/>
-              <w:sz w:val="24"/>
-            </w:rPr>
-            <w:t xml:space="preserve"> &amp; </w:t>
-          </w:r>
-          <w:proofErr w:type="spellStart"/>
-          <w:r>
-            <w:rPr>
-              <w:rFonts w:eastAsia="Times New Roman"/>
-              <w:color w:val="000000"/>
-              <w:sz w:val="24"/>
-            </w:rPr>
-            <w:t>Langendoen</w:t>
-          </w:r>
-          <w:proofErr w:type="spellEnd"/>
-          <w:r>
-            <w:rPr>
-              <w:rFonts w:eastAsia="Times New Roman"/>
-              <w:color w:val="000000"/>
-              <w:sz w:val="24"/>
-            </w:rPr>
-            <w:t xml:space="preserve"> (2003)</w:t>
+            <w:t>van Dam &amp; Langendoen (2003)</w:t>
           </w:r>
         </w:sdtContent>
       </w:sdt>
@@ -13874,43 +13096,7 @@
               <w:color w:val="000000"/>
               <w:sz w:val="24"/>
             </w:rPr>
-            <w:t>Al-</w:t>
-          </w:r>
-          <w:proofErr w:type="spellStart"/>
-          <w:r>
-            <w:rPr>
-              <w:rFonts w:eastAsia="Times New Roman"/>
-              <w:color w:val="000000"/>
-              <w:sz w:val="24"/>
-            </w:rPr>
-            <w:t>Janabi</w:t>
-          </w:r>
-          <w:proofErr w:type="spellEnd"/>
-          <w:r>
-            <w:rPr>
-              <w:rFonts w:eastAsia="Times New Roman"/>
-              <w:color w:val="000000"/>
-              <w:sz w:val="24"/>
-            </w:rPr>
-            <w:t xml:space="preserve"> &amp; Al-</w:t>
-          </w:r>
-          <w:proofErr w:type="spellStart"/>
-          <w:r>
-            <w:rPr>
-              <w:rFonts w:eastAsia="Times New Roman"/>
-              <w:color w:val="000000"/>
-              <w:sz w:val="24"/>
-            </w:rPr>
-            <w:t>Raweshidy</w:t>
-          </w:r>
-          <w:proofErr w:type="spellEnd"/>
-          <w:r>
-            <w:rPr>
-              <w:rFonts w:eastAsia="Times New Roman"/>
-              <w:color w:val="000000"/>
-              <w:sz w:val="24"/>
-            </w:rPr>
-            <w:t xml:space="preserve"> (2019)</w:t>
+            <w:t>Al-Janabi &amp; Al-Raweshidy (2019)</w:t>
           </w:r>
         </w:sdtContent>
       </w:sdt>
@@ -13971,7 +13157,6 @@
         </w:sdtPr>
         <w:sdtEndPr/>
         <w:sdtContent>
-          <w:proofErr w:type="spellStart"/>
           <w:r>
             <w:rPr>
               <w:rFonts w:ascii="Times New Roman" w:hAnsi="Times New Roman" w:cs="Times New Roman"/>
@@ -13980,18 +13165,7 @@
               <w:szCs w:val="24"/>
               <w:lang w:val="es-ES"/>
             </w:rPr>
-            <w:t>Sadeq</w:t>
-          </w:r>
-          <w:proofErr w:type="spellEnd"/>
-          <w:r>
-            <w:rPr>
-              <w:rFonts w:ascii="Times New Roman" w:hAnsi="Times New Roman" w:cs="Times New Roman"/>
-              <w:color w:val="000000"/>
-              <w:sz w:val="24"/>
-              <w:szCs w:val="24"/>
-              <w:lang w:val="es-ES"/>
-            </w:rPr>
-            <w:t xml:space="preserve"> et al. (2022)</w:t>
+            <w:t>Sadeq et al. (2022)</w:t>
           </w:r>
         </w:sdtContent>
       </w:sdt>
@@ -14229,7 +13403,6 @@
         </w:sdtPr>
         <w:sdtEndPr/>
         <w:sdtContent>
-          <w:proofErr w:type="spellStart"/>
           <w:r>
             <w:rPr>
               <w:rFonts w:ascii="Times New Roman" w:hAnsi="Times New Roman" w:cs="Times New Roman"/>
@@ -14238,18 +13411,7 @@
               <w:szCs w:val="24"/>
               <w:lang w:val="es-ES"/>
             </w:rPr>
-            <w:t>Lajara</w:t>
-          </w:r>
-          <w:proofErr w:type="spellEnd"/>
-          <w:r>
-            <w:rPr>
-              <w:rFonts w:ascii="Times New Roman" w:hAnsi="Times New Roman" w:cs="Times New Roman"/>
-              <w:color w:val="000000"/>
-              <w:sz w:val="24"/>
-              <w:szCs w:val="24"/>
-              <w:lang w:val="es-ES"/>
-            </w:rPr>
-            <w:t xml:space="preserve"> José (2014)</w:t>
+            <w:t>Lajara José (2014)</w:t>
           </w:r>
         </w:sdtContent>
       </w:sdt>
@@ -14504,27 +13666,7 @@
           <w:szCs w:val="24"/>
           <w:lang w:val="es-ES"/>
         </w:rPr>
-        <w:t xml:space="preserve">3. Recolección de Energía de Radiofrecuencia (RF Energy </w:t>
-      </w:r>
-      <w:proofErr w:type="spellStart"/>
-      <w:r>
-        <w:rPr>
-          <w:rFonts w:ascii="Times New Roman" w:hAnsi="Times New Roman" w:cs="Times New Roman"/>
-          <w:sz w:val="24"/>
-          <w:szCs w:val="24"/>
-          <w:lang w:val="es-ES"/>
-        </w:rPr>
-        <w:t>Harvesting</w:t>
-      </w:r>
-      <w:proofErr w:type="spellEnd"/>
-      <w:r>
-        <w:rPr>
-          <w:rFonts w:ascii="Times New Roman" w:hAnsi="Times New Roman" w:cs="Times New Roman"/>
-          <w:sz w:val="24"/>
-          <w:szCs w:val="24"/>
-          <w:lang w:val="es-ES"/>
-        </w:rPr>
-        <w:t>)</w:t>
+        <w:t>3. Recolección de Energía de Radiofrecuencia (RF Energy Harvesting)</w:t>
       </w:r>
     </w:p>
     <w:p>
@@ -14566,7 +13708,6 @@
         </w:sdtPr>
         <w:sdtEndPr/>
         <w:sdtContent>
-          <w:proofErr w:type="spellStart"/>
           <w:r>
             <w:rPr>
               <w:rFonts w:ascii="Times New Roman" w:hAnsi="Times New Roman" w:cs="Times New Roman"/>
@@ -14575,18 +13716,7 @@
               <w:szCs w:val="24"/>
               <w:lang w:val="es-ES"/>
             </w:rPr>
-            <w:t>Zungeru</w:t>
-          </w:r>
-          <w:proofErr w:type="spellEnd"/>
-          <w:r>
-            <w:rPr>
-              <w:rFonts w:ascii="Times New Roman" w:hAnsi="Times New Roman" w:cs="Times New Roman"/>
-              <w:color w:val="000000"/>
-              <w:sz w:val="24"/>
-              <w:szCs w:val="24"/>
-              <w:lang w:val="es-ES"/>
-            </w:rPr>
-            <w:t xml:space="preserve"> et al. (2012)</w:t>
+            <w:t>Zungeru et al. (2012)</w:t>
           </w:r>
         </w:sdtContent>
       </w:sdt>
@@ -14976,7 +14106,6 @@
         </w:sdtPr>
         <w:sdtEndPr/>
         <w:sdtContent>
-          <w:proofErr w:type="spellStart"/>
           <w:r>
             <w:rPr>
               <w:rFonts w:ascii="Times New Roman" w:hAnsi="Times New Roman" w:cs="Times New Roman"/>
@@ -14985,18 +14114,7 @@
               <w:szCs w:val="24"/>
               <w:lang w:val="es-ES"/>
             </w:rPr>
-            <w:t>Yu</w:t>
-          </w:r>
-          <w:proofErr w:type="spellEnd"/>
-          <w:r>
-            <w:rPr>
-              <w:rFonts w:ascii="Times New Roman" w:hAnsi="Times New Roman" w:cs="Times New Roman"/>
-              <w:color w:val="000000"/>
-              <w:sz w:val="24"/>
-              <w:szCs w:val="24"/>
-              <w:lang w:val="es-ES"/>
-            </w:rPr>
-            <w:t xml:space="preserve"> et al.</w:t>
+            <w:t>Yu et al.</w:t>
           </w:r>
         </w:sdtContent>
       </w:sdt>
@@ -15249,7 +14367,6 @@
         </w:sdtPr>
         <w:sdtEndPr/>
         <w:sdtContent>
-          <w:proofErr w:type="spellStart"/>
           <w:r>
             <w:rPr>
               <w:rFonts w:ascii="Times New Roman" w:hAnsi="Times New Roman" w:cs="Times New Roman"/>
@@ -15258,18 +14375,7 @@
               <w:szCs w:val="24"/>
               <w:lang w:val="es-ES"/>
             </w:rPr>
-            <w:t>Lajara</w:t>
-          </w:r>
-          <w:proofErr w:type="spellEnd"/>
-          <w:r>
-            <w:rPr>
-              <w:rFonts w:ascii="Times New Roman" w:hAnsi="Times New Roman" w:cs="Times New Roman"/>
-              <w:color w:val="000000"/>
-              <w:sz w:val="24"/>
-              <w:szCs w:val="24"/>
-              <w:lang w:val="es-ES"/>
-            </w:rPr>
-            <w:t xml:space="preserve"> José</w:t>
+            <w:t>Lajara José</w:t>
           </w:r>
         </w:sdtContent>
       </w:sdt>
@@ -15367,29 +14473,7 @@
               <w:szCs w:val="24"/>
               <w:lang w:val="es-ES"/>
             </w:rPr>
-            <w:t>Calvo-</w:t>
-          </w:r>
-          <w:proofErr w:type="spellStart"/>
-          <w:r>
-            <w:rPr>
-              <w:rFonts w:ascii="Times New Roman" w:hAnsi="Times New Roman" w:cs="Times New Roman"/>
-              <w:color w:val="000000"/>
-              <w:sz w:val="24"/>
-              <w:szCs w:val="24"/>
-              <w:lang w:val="es-ES"/>
-            </w:rPr>
-            <w:t>Fullana</w:t>
-          </w:r>
-          <w:proofErr w:type="spellEnd"/>
-          <w:r>
-            <w:rPr>
-              <w:rFonts w:ascii="Times New Roman" w:hAnsi="Times New Roman" w:cs="Times New Roman"/>
-              <w:color w:val="000000"/>
-              <w:sz w:val="24"/>
-              <w:szCs w:val="24"/>
-              <w:lang w:val="es-ES"/>
-            </w:rPr>
-            <w:t xml:space="preserve"> et al. (2016)</w:t>
+            <w:t>Calvo-Fullana et al. (2016)</w:t>
           </w:r>
         </w:sdtContent>
       </w:sdt>
@@ -15554,39 +14638,8 @@
           <w:szCs w:val="24"/>
           <w:lang w:val="es-ES"/>
         </w:rPr>
-        <w:t xml:space="preserve">Algoritmos de </w:t>
-      </w:r>
-      <w:proofErr w:type="spellStart"/>
-      <w:r>
-        <w:rPr>
-          <w:rFonts w:ascii="Times New Roman" w:hAnsi="Times New Roman" w:cs="Times New Roman"/>
-          <w:sz w:val="24"/>
-          <w:szCs w:val="24"/>
-          <w:lang w:val="es-ES"/>
-        </w:rPr>
-        <w:t>Duty</w:t>
-      </w:r>
-      <w:proofErr w:type="spellEnd"/>
-      <w:r>
-        <w:rPr>
-          <w:rFonts w:ascii="Times New Roman" w:hAnsi="Times New Roman" w:cs="Times New Roman"/>
-          <w:sz w:val="24"/>
-          <w:szCs w:val="24"/>
-          <w:lang w:val="es-ES"/>
-        </w:rPr>
-        <w:t xml:space="preserve"> </w:t>
-      </w:r>
-      <w:proofErr w:type="spellStart"/>
-      <w:r>
-        <w:rPr>
-          <w:rFonts w:ascii="Times New Roman" w:hAnsi="Times New Roman" w:cs="Times New Roman"/>
-          <w:sz w:val="24"/>
-          <w:szCs w:val="24"/>
-          <w:lang w:val="es-ES"/>
-        </w:rPr>
-        <w:t>Cycling</w:t>
-      </w:r>
-      <w:proofErr w:type="spellEnd"/>
+        <w:t>Algoritmos de Duty Cycling</w:t>
+      </w:r>
     </w:p>
     <w:p>
       <w:pPr>
@@ -15606,47 +14659,7 @@
           <w:szCs w:val="24"/>
           <w:lang w:val="es-ES"/>
         </w:rPr>
-        <w:t xml:space="preserve">Los algoritmos de </w:t>
-      </w:r>
-      <w:proofErr w:type="spellStart"/>
-      <w:r>
-        <w:rPr>
-          <w:rFonts w:ascii="Times New Roman" w:hAnsi="Times New Roman" w:cs="Times New Roman"/>
-          <w:sz w:val="24"/>
-          <w:szCs w:val="24"/>
-          <w:lang w:val="es-ES"/>
-        </w:rPr>
-        <w:t>Duty</w:t>
-      </w:r>
-      <w:proofErr w:type="spellEnd"/>
-      <w:r>
-        <w:rPr>
-          <w:rFonts w:ascii="Times New Roman" w:hAnsi="Times New Roman" w:cs="Times New Roman"/>
-          <w:sz w:val="24"/>
-          <w:szCs w:val="24"/>
-          <w:lang w:val="es-ES"/>
-        </w:rPr>
-        <w:t xml:space="preserve"> </w:t>
-      </w:r>
-      <w:proofErr w:type="spellStart"/>
-      <w:r>
-        <w:rPr>
-          <w:rFonts w:ascii="Times New Roman" w:hAnsi="Times New Roman" w:cs="Times New Roman"/>
-          <w:sz w:val="24"/>
-          <w:szCs w:val="24"/>
-          <w:lang w:val="es-ES"/>
-        </w:rPr>
-        <w:t>Cycling</w:t>
-      </w:r>
-      <w:proofErr w:type="spellEnd"/>
-      <w:r>
-        <w:rPr>
-          <w:rFonts w:ascii="Times New Roman" w:hAnsi="Times New Roman" w:cs="Times New Roman"/>
-          <w:sz w:val="24"/>
-          <w:szCs w:val="24"/>
-          <w:lang w:val="es-ES"/>
-        </w:rPr>
-        <w:t xml:space="preserve"> regulan el tiempo que un nodo permanece activo o en modo de bajo consumo para minimizar el gasto energético. Se basan en la premisa de que los sensores no necesitan estar activos todo el tiempo, sino solo en momentos clave​</w:t>
+        <w:t>Los algoritmos de Duty Cycling regulan el tiempo que un nodo permanece activo o en modo de bajo consumo para minimizar el gasto energético. Se basan en la premisa de que los sensores no necesitan estar activos todo el tiempo, sino solo en momentos clave​</w:t>
       </w:r>
     </w:p>
     <w:p>
@@ -15678,7 +14691,6 @@
         </w:sdtPr>
         <w:sdtEndPr/>
         <w:sdtContent>
-          <w:proofErr w:type="spellStart"/>
           <w:r>
             <w:rPr>
               <w:rFonts w:ascii="Times New Roman" w:hAnsi="Times New Roman" w:cs="Times New Roman"/>
@@ -15687,18 +14699,7 @@
               <w:szCs w:val="24"/>
               <w:lang w:val="es-ES"/>
             </w:rPr>
-            <w:t>Sedighimanesh</w:t>
-          </w:r>
-          <w:proofErr w:type="spellEnd"/>
-          <w:r>
-            <w:rPr>
-              <w:rFonts w:ascii="Times New Roman" w:hAnsi="Times New Roman" w:cs="Times New Roman"/>
-              <w:color w:val="000000"/>
-              <w:sz w:val="24"/>
-              <w:szCs w:val="24"/>
-              <w:lang w:val="es-ES"/>
-            </w:rPr>
-            <w:t xml:space="preserve"> et al. (2016)</w:t>
+            <w:t>Sedighimanesh et al. (2016)</w:t>
           </w:r>
         </w:sdtContent>
       </w:sdt>
@@ -15730,51 +14731,7 @@
           <w:szCs w:val="24"/>
           <w:lang w:val="es-ES"/>
         </w:rPr>
-        <w:t xml:space="preserve">los investigadores han planteado que una mejora futura en </w:t>
-      </w:r>
-      <w:proofErr w:type="spellStart"/>
-      <w:r>
-        <w:rPr>
-          <w:rFonts w:ascii="Times New Roman" w:hAnsi="Times New Roman" w:cs="Times New Roman"/>
-          <w:color w:val="000000"/>
-          <w:sz w:val="24"/>
-          <w:szCs w:val="24"/>
-          <w:lang w:val="es-ES"/>
-        </w:rPr>
-        <w:t>Duty</w:t>
-      </w:r>
-      <w:proofErr w:type="spellEnd"/>
-      <w:r>
-        <w:rPr>
-          <w:rFonts w:ascii="Times New Roman" w:hAnsi="Times New Roman" w:cs="Times New Roman"/>
-          <w:color w:val="000000"/>
-          <w:sz w:val="24"/>
-          <w:szCs w:val="24"/>
-          <w:lang w:val="es-ES"/>
-        </w:rPr>
-        <w:t xml:space="preserve"> </w:t>
-      </w:r>
-      <w:proofErr w:type="spellStart"/>
-      <w:r>
-        <w:rPr>
-          <w:rFonts w:ascii="Times New Roman" w:hAnsi="Times New Roman" w:cs="Times New Roman"/>
-          <w:color w:val="000000"/>
-          <w:sz w:val="24"/>
-          <w:szCs w:val="24"/>
-          <w:lang w:val="es-ES"/>
-        </w:rPr>
-        <w:t>Cycling</w:t>
-      </w:r>
-      <w:proofErr w:type="spellEnd"/>
-      <w:r>
-        <w:rPr>
-          <w:rFonts w:ascii="Times New Roman" w:hAnsi="Times New Roman" w:cs="Times New Roman"/>
-          <w:color w:val="000000"/>
-          <w:sz w:val="24"/>
-          <w:szCs w:val="24"/>
-          <w:lang w:val="es-ES"/>
-        </w:rPr>
-        <w:t xml:space="preserve"> sería la incorporación de algoritmos adaptativos, que ajusten dinámicamente el tiempo de actividad en función de la carga de tráfico y la cantidad de energía disponible en el nodo. </w:t>
+        <w:t xml:space="preserve">los investigadores han planteado que una mejora futura en Duty Cycling sería la incorporación de algoritmos adaptativos, que ajusten dinámicamente el tiempo de actividad en función de la carga de tráfico y la cantidad de energía disponible en el nodo. </w:t>
       </w:r>
       <w:r>
         <w:rPr>
@@ -15994,23 +14951,7 @@
               <w:rFonts w:eastAsia="Times New Roman"/>
               <w:color w:val="000000"/>
             </w:rPr>
-            <w:t xml:space="preserve">Barker &amp; </w:t>
-          </w:r>
-          <w:proofErr w:type="spellStart"/>
-          <w:r>
-            <w:rPr>
-              <w:rFonts w:eastAsia="Times New Roman"/>
-              <w:color w:val="000000"/>
-            </w:rPr>
-            <w:t>Swany</w:t>
-          </w:r>
-          <w:proofErr w:type="spellEnd"/>
-          <w:r>
-            <w:rPr>
-              <w:rFonts w:eastAsia="Times New Roman"/>
-              <w:color w:val="000000"/>
-            </w:rPr>
-            <w:t xml:space="preserve"> (2020)</w:t>
+            <w:t>Barker &amp; Swany (2020)</w:t>
           </w:r>
         </w:sdtContent>
       </w:sdt>
@@ -16228,47 +15169,7 @@
           <w:szCs w:val="24"/>
         </w:rPr>
         <w:tab/>
-        <w:t xml:space="preserve">Los algoritmos de ahorro de energía en WSN son una herramienta fundamental para extender la vida útil de las redes y mejorar su eficiencia. Desde estrategias simples como </w:t>
-      </w:r>
-      <w:proofErr w:type="spellStart"/>
-      <w:r>
-        <w:rPr>
-          <w:rFonts w:ascii="Times New Roman" w:hAnsi="Times New Roman" w:cs="Times New Roman"/>
-          <w:color w:val="000000"/>
-          <w:sz w:val="24"/>
-          <w:szCs w:val="24"/>
-        </w:rPr>
-        <w:t>Duty</w:t>
-      </w:r>
-      <w:proofErr w:type="spellEnd"/>
-      <w:r>
-        <w:rPr>
-          <w:rFonts w:ascii="Times New Roman" w:hAnsi="Times New Roman" w:cs="Times New Roman"/>
-          <w:color w:val="000000"/>
-          <w:sz w:val="24"/>
-          <w:szCs w:val="24"/>
-        </w:rPr>
-        <w:t xml:space="preserve"> </w:t>
-      </w:r>
-      <w:proofErr w:type="spellStart"/>
-      <w:r>
-        <w:rPr>
-          <w:rFonts w:ascii="Times New Roman" w:hAnsi="Times New Roman" w:cs="Times New Roman"/>
-          <w:color w:val="000000"/>
-          <w:sz w:val="24"/>
-          <w:szCs w:val="24"/>
-        </w:rPr>
-        <w:t>Cycling</w:t>
-      </w:r>
-      <w:proofErr w:type="spellEnd"/>
-      <w:r>
-        <w:rPr>
-          <w:rFonts w:ascii="Times New Roman" w:hAnsi="Times New Roman" w:cs="Times New Roman"/>
-          <w:color w:val="000000"/>
-          <w:sz w:val="24"/>
-          <w:szCs w:val="24"/>
-        </w:rPr>
-        <w:t>, hasta enfoques más avanzados como balanceo de carga, enrutamiento optimizado y compresión de datos, cada técnica aporta soluciones a distintos niveles del consumo energético​, en el futuro, se espera que estos algoritmos se combinen con fuentes de recolección de energía del entorno, logrando redes de sensores inalámbricas verdaderamente sostenibles y con autonomía prácticamente ilimitada</w:t>
+        <w:t>Los algoritmos de ahorro de energía en WSN son una herramienta fundamental para extender la vida útil de las redes y mejorar su eficiencia. Desde estrategias simples como Duty Cycling, hasta enfoques más avanzados como balanceo de carga, enrutamiento optimizado y compresión de datos, cada técnica aporta soluciones a distintos niveles del consumo energético​, en el futuro, se espera que estos algoritmos se combinen con fuentes de recolección de energía del entorno, logrando redes de sensores inalámbricas verdaderamente sostenibles y con autonomía prácticamente ilimitada</w:t>
       </w:r>
     </w:p>
     <w:p>
@@ -16654,7 +15555,6 @@
         </w:sdtPr>
         <w:sdtEndPr/>
         <w:sdtContent>
-          <w:proofErr w:type="spellStart"/>
           <w:r>
             <w:rPr>
               <w:rFonts w:ascii="Times New Roman" w:hAnsi="Times New Roman" w:cs="Times New Roman"/>
@@ -16663,18 +15563,7 @@
               <w:szCs w:val="24"/>
               <w:lang w:val="es-ES"/>
             </w:rPr>
-            <w:t>Lajara</w:t>
-          </w:r>
-          <w:proofErr w:type="spellEnd"/>
-          <w:r>
-            <w:rPr>
-              <w:rFonts w:ascii="Times New Roman" w:hAnsi="Times New Roman" w:cs="Times New Roman"/>
-              <w:color w:val="000000"/>
-              <w:sz w:val="24"/>
-              <w:szCs w:val="24"/>
-              <w:lang w:val="es-ES"/>
-            </w:rPr>
-            <w:t xml:space="preserve"> José (2014)</w:t>
+            <w:t>Lajara José (2014)</w:t>
           </w:r>
         </w:sdtContent>
       </w:sdt>
@@ -17028,51 +15917,7 @@
           <w:szCs w:val="24"/>
           <w:lang w:val="es-ES"/>
         </w:rPr>
-        <w:t xml:space="preserve">Gracias a estos modelos, se han desarrollado estrategias de </w:t>
-      </w:r>
-      <w:proofErr w:type="spellStart"/>
-      <w:r>
-        <w:rPr>
-          <w:rFonts w:ascii="Times New Roman" w:hAnsi="Times New Roman" w:cs="Times New Roman"/>
-          <w:color w:val="000000"/>
-          <w:sz w:val="24"/>
-          <w:szCs w:val="24"/>
-          <w:lang w:val="es-ES"/>
-        </w:rPr>
-        <w:t>duty</w:t>
-      </w:r>
-      <w:proofErr w:type="spellEnd"/>
-      <w:r>
-        <w:rPr>
-          <w:rFonts w:ascii="Times New Roman" w:hAnsi="Times New Roman" w:cs="Times New Roman"/>
-          <w:color w:val="000000"/>
-          <w:sz w:val="24"/>
-          <w:szCs w:val="24"/>
-          <w:lang w:val="es-ES"/>
-        </w:rPr>
-        <w:t xml:space="preserve"> </w:t>
-      </w:r>
-      <w:proofErr w:type="spellStart"/>
-      <w:r>
-        <w:rPr>
-          <w:rFonts w:ascii="Times New Roman" w:hAnsi="Times New Roman" w:cs="Times New Roman"/>
-          <w:color w:val="000000"/>
-          <w:sz w:val="24"/>
-          <w:szCs w:val="24"/>
-          <w:lang w:val="es-ES"/>
-        </w:rPr>
-        <w:t>cycling</w:t>
-      </w:r>
-      <w:proofErr w:type="spellEnd"/>
-      <w:r>
-        <w:rPr>
-          <w:rFonts w:ascii="Times New Roman" w:hAnsi="Times New Roman" w:cs="Times New Roman"/>
-          <w:color w:val="000000"/>
-          <w:sz w:val="24"/>
-          <w:szCs w:val="24"/>
-          <w:lang w:val="es-ES"/>
-        </w:rPr>
-        <w:t xml:space="preserve"> que desactivan partes del nodo cuando no están en uso, reduciendo significativamente el consumo.</w:t>
+        <w:t>Gracias a estos modelos, se han desarrollado estrategias de duty cycling que desactivan partes del nodo cuando no están en uso, reduciendo significativamente el consumo.</w:t>
       </w:r>
     </w:p>
     <w:p>
@@ -17522,7 +16367,6 @@
         </w:sdtPr>
         <w:sdtEndPr/>
         <w:sdtContent>
-          <w:proofErr w:type="spellStart"/>
           <w:r>
             <w:rPr>
               <w:rFonts w:ascii="Times New Roman" w:hAnsi="Times New Roman" w:cs="Times New Roman"/>
@@ -17531,18 +16375,7 @@
               <w:szCs w:val="24"/>
               <w:lang w:val="es-ES"/>
             </w:rPr>
-            <w:t>Lajara</w:t>
-          </w:r>
-          <w:proofErr w:type="spellEnd"/>
-          <w:r>
-            <w:rPr>
-              <w:rFonts w:ascii="Times New Roman" w:hAnsi="Times New Roman" w:cs="Times New Roman"/>
-              <w:color w:val="000000"/>
-              <w:sz w:val="24"/>
-              <w:szCs w:val="24"/>
-              <w:lang w:val="es-ES"/>
-            </w:rPr>
-            <w:t xml:space="preserve"> José (2014)</w:t>
+            <w:t>Lajara José (2014)</w:t>
           </w:r>
         </w:sdtContent>
       </w:sdt>
@@ -17731,51 +16564,7 @@
           <w:szCs w:val="24"/>
           <w:lang w:val="es-ES"/>
         </w:rPr>
-        <w:t xml:space="preserve">Los modelos de simulación permiten replicar el comportamiento de una red de sensores en un entorno virtual, evaluando el consumo energético bajo diferentes condiciones operativas. Se utilizan herramientas como NS-3, </w:t>
-      </w:r>
-      <w:proofErr w:type="spellStart"/>
-      <w:r>
-        <w:rPr>
-          <w:rFonts w:ascii="Times New Roman" w:hAnsi="Times New Roman" w:cs="Times New Roman"/>
-          <w:color w:val="000000"/>
-          <w:sz w:val="24"/>
-          <w:szCs w:val="24"/>
-          <w:lang w:val="es-ES"/>
-        </w:rPr>
-        <w:t>OMNeT</w:t>
-      </w:r>
-      <w:proofErr w:type="spellEnd"/>
-      <w:r>
-        <w:rPr>
-          <w:rFonts w:ascii="Times New Roman" w:hAnsi="Times New Roman" w:cs="Times New Roman"/>
-          <w:color w:val="000000"/>
-          <w:sz w:val="24"/>
-          <w:szCs w:val="24"/>
-          <w:lang w:val="es-ES"/>
-        </w:rPr>
-        <w:t xml:space="preserve">++, MATLAB y </w:t>
-      </w:r>
-      <w:proofErr w:type="spellStart"/>
-      <w:r>
-        <w:rPr>
-          <w:rFonts w:ascii="Times New Roman" w:hAnsi="Times New Roman" w:cs="Times New Roman"/>
-          <w:color w:val="000000"/>
-          <w:sz w:val="24"/>
-          <w:szCs w:val="24"/>
-          <w:lang w:val="es-ES"/>
-        </w:rPr>
-        <w:t>Cooja</w:t>
-      </w:r>
-      <w:proofErr w:type="spellEnd"/>
-      <w:r>
-        <w:rPr>
-          <w:rFonts w:ascii="Times New Roman" w:hAnsi="Times New Roman" w:cs="Times New Roman"/>
-          <w:color w:val="000000"/>
-          <w:sz w:val="24"/>
-          <w:szCs w:val="24"/>
-          <w:lang w:val="es-ES"/>
-        </w:rPr>
-        <w:t xml:space="preserve"> para simular escenarios de comunicación y analizar el impacto de diferentes configuraciones de red.</w:t>
+        <w:t>Los modelos de simulación permiten replicar el comportamiento de una red de sensores en un entorno virtual, evaluando el consumo energético bajo diferentes condiciones operativas. Se utilizan herramientas como NS-3, OMNeT++, MATLAB y Cooja para simular escenarios de comunicación y analizar el impacto de diferentes configuraciones de red.</w:t>
       </w:r>
     </w:p>
     <w:p>
@@ -18073,23 +16862,7 @@
               <w:rFonts w:eastAsia="Times New Roman"/>
               <w:color w:val="000000"/>
             </w:rPr>
-            <w:t xml:space="preserve">Barker &amp; </w:t>
-          </w:r>
-          <w:proofErr w:type="spellStart"/>
-          <w:r>
-            <w:rPr>
-              <w:rFonts w:eastAsia="Times New Roman"/>
-              <w:color w:val="000000"/>
-            </w:rPr>
-            <w:t>Swany</w:t>
-          </w:r>
-          <w:proofErr w:type="spellEnd"/>
-          <w:r>
-            <w:rPr>
-              <w:rFonts w:eastAsia="Times New Roman"/>
-              <w:color w:val="000000"/>
-            </w:rPr>
-            <w:t xml:space="preserve"> (2020)</w:t>
+            <w:t>Barker &amp; Swany (2020)</w:t>
           </w:r>
         </w:sdtContent>
       </w:sdt>
@@ -18673,7 +17446,6 @@
         </w:rPr>
         <w:t xml:space="preserve">nodos, separadas por tecnología de comunicación: LoRa, </w:t>
       </w:r>
-      <w:proofErr w:type="spellStart"/>
       <w:r>
         <w:rPr>
           <w:rStyle w:val="Textoennegrita"/>
@@ -18683,7 +17455,6 @@
         </w:rPr>
         <w:t>Xbee</w:t>
       </w:r>
-      <w:proofErr w:type="spellEnd"/>
       <w:r>
         <w:rPr>
           <w:rStyle w:val="Textoennegrita"/>
@@ -18896,27 +17667,7 @@
           <w:sz w:val="24"/>
           <w:szCs w:val="24"/>
         </w:rPr>
-        <w:t xml:space="preserve"> Se registrará el consumo asociado a diferentes tecnologías de comunicación (LoRa, </w:t>
-      </w:r>
-      <w:proofErr w:type="spellStart"/>
-      <w:r>
-        <w:rPr>
-          <w:rFonts w:ascii="Times New Roman" w:hAnsi="Times New Roman" w:cs="Times New Roman"/>
-          <w:color w:val="000000" w:themeColor="text1"/>
-          <w:sz w:val="24"/>
-          <w:szCs w:val="24"/>
-        </w:rPr>
-        <w:t>LoRaWAN</w:t>
-      </w:r>
-      <w:proofErr w:type="spellEnd"/>
-      <w:r>
-        <w:rPr>
-          <w:rFonts w:ascii="Times New Roman" w:hAnsi="Times New Roman" w:cs="Times New Roman"/>
-          <w:color w:val="000000" w:themeColor="text1"/>
-          <w:sz w:val="24"/>
-          <w:szCs w:val="24"/>
-        </w:rPr>
-        <w:t xml:space="preserve"> y ZigBee), además de analizar el impacto en cada tipo de topología y capa de acceso a datos.</w:t>
+        <w:t xml:space="preserve"> Se registrará el consumo asociado a diferentes tecnologías de comunicación (LoRa, LoRaWAN y ZigBee), además de analizar el impacto en cada tipo de topología y capa de acceso a datos.</w:t>
       </w:r>
     </w:p>
     <w:p>
@@ -19396,21 +18147,7 @@
         <w:rPr>
           <w:highlight w:val="red"/>
         </w:rPr>
-        <w:t xml:space="preserve">Análisis comparativo de consumo entre LoRa, </w:t>
-      </w:r>
-      <w:proofErr w:type="spellStart"/>
-      <w:r>
-        <w:rPr>
-          <w:highlight w:val="red"/>
-        </w:rPr>
-        <w:t>LoRaWAN</w:t>
-      </w:r>
-      <w:proofErr w:type="spellEnd"/>
-      <w:r>
-        <w:rPr>
-          <w:highlight w:val="red"/>
-        </w:rPr>
-        <w:t xml:space="preserve"> y ZigBee considerando las distintas topologías y considerando sus respectivas opciones de optimización energética.</w:t>
+        <w:t>Análisis comparativo de consumo entre LoRa, LoRaWAN y ZigBee considerando las distintas topologías y considerando sus respectivas opciones de optimización energética.</w:t>
       </w:r>
     </w:p>
     <w:p>
@@ -19452,21 +18189,7 @@
         <w:rPr>
           <w:highlight w:val="red"/>
         </w:rPr>
-        <w:t xml:space="preserve">Procesamiento y análisis de datos mediante Python (con pandas y </w:t>
-      </w:r>
-      <w:proofErr w:type="spellStart"/>
-      <w:r>
-        <w:rPr>
-          <w:highlight w:val="red"/>
-        </w:rPr>
-        <w:t>NumPy</w:t>
-      </w:r>
-      <w:proofErr w:type="spellEnd"/>
-      <w:r>
-        <w:rPr>
-          <w:highlight w:val="red"/>
-        </w:rPr>
-        <w:t>).</w:t>
+        <w:t>Procesamiento y análisis de datos mediante Python (con pandas y NumPy).</w:t>
       </w:r>
     </w:p>
     <w:p>
@@ -19603,47 +18326,7 @@
           <w:sz w:val="24"/>
           <w:szCs w:val="24"/>
         </w:rPr>
-        <w:t xml:space="preserve">: Se utilizarán librerías como pandas, </w:t>
-      </w:r>
-      <w:proofErr w:type="spellStart"/>
-      <w:r>
-        <w:rPr>
-          <w:rFonts w:ascii="Times New Roman" w:hAnsi="Times New Roman" w:cs="Times New Roman"/>
-          <w:color w:val="000000" w:themeColor="text1"/>
-          <w:sz w:val="24"/>
-          <w:szCs w:val="24"/>
-        </w:rPr>
-        <w:t>NumPy</w:t>
-      </w:r>
-      <w:proofErr w:type="spellEnd"/>
-      <w:r>
-        <w:rPr>
-          <w:rFonts w:ascii="Times New Roman" w:hAnsi="Times New Roman" w:cs="Times New Roman"/>
-          <w:color w:val="000000" w:themeColor="text1"/>
-          <w:sz w:val="24"/>
-          <w:szCs w:val="24"/>
-        </w:rPr>
-        <w:t xml:space="preserve"> y </w:t>
-      </w:r>
-      <w:proofErr w:type="spellStart"/>
-      <w:r>
-        <w:rPr>
-          <w:rFonts w:ascii="Times New Roman" w:hAnsi="Times New Roman" w:cs="Times New Roman"/>
-          <w:color w:val="000000" w:themeColor="text1"/>
-          <w:sz w:val="24"/>
-          <w:szCs w:val="24"/>
-        </w:rPr>
-        <w:t>Matplotlib</w:t>
-      </w:r>
-      <w:proofErr w:type="spellEnd"/>
-      <w:r>
-        <w:rPr>
-          <w:rFonts w:ascii="Times New Roman" w:hAnsi="Times New Roman" w:cs="Times New Roman"/>
-          <w:color w:val="000000" w:themeColor="text1"/>
-          <w:sz w:val="24"/>
-          <w:szCs w:val="24"/>
-        </w:rPr>
-        <w:t xml:space="preserve"> para procesar y visualizar los datos.</w:t>
+        <w:t>: Se utilizarán librerías como pandas, NumPy y Matplotlib para procesar y visualizar los datos.</w:t>
       </w:r>
     </w:p>
     <w:p>
@@ -20221,105 +18904,35 @@
         <w:rPr>
           <w:rFonts w:ascii="Calibri" w:eastAsia="Calibri" w:hAnsi="Calibri" w:cs="Calibri"/>
         </w:rPr>
-        <w:t>Este desarrollo permitió profundizar en los protocolos de comunicación punto a punto, comprendiendo la importancia de la configuración de parámetros como la velocidad en baudios (</w:t>
-      </w:r>
-      <w:proofErr w:type="spellStart"/>
-      <w:r>
+        <w:t>Este desarrollo permitió profundizar en los protocolos de comunicación punto a punto, comprendiendo la importancia de la configuración de parámetros como la velocidad en baudios (baud rate) y la estructura de las tramas de datos para asegurar una transmisión fiable. Se enfrentó un desafío inicial relacionado con el parsing (análisis sintáctico) de las sentencias NMEA que entrega el módulo GPS, lo que obligó a desarrollar un pequeño algoritmo para aislar y convertir los datos de coordenadas a un formato numérico utilizable. Esta experiencia fue fundamental para el posterior manejo de flujos de datos provenientes de múltiples sensores.</w:t>
+      </w:r>
+    </w:p>
+    <w:p>
+      <w:pPr>
+        <w:spacing w:before="240" w:after="240" w:line="480" w:lineRule="auto"/>
         <w:rPr>
           <w:rFonts w:ascii="Calibri" w:eastAsia="Calibri" w:hAnsi="Calibri" w:cs="Calibri"/>
         </w:rPr>
-        <w:t>baud</w:t>
-      </w:r>
-      <w:proofErr w:type="spellEnd"/>
+      </w:pPr>
       <w:r>
         <w:rPr>
           <w:rFonts w:ascii="Calibri" w:eastAsia="Calibri" w:hAnsi="Calibri" w:cs="Calibri"/>
         </w:rPr>
-        <w:t xml:space="preserve"> </w:t>
-      </w:r>
-      <w:proofErr w:type="spellStart"/>
-      <w:r>
+        <w:t>Prototipo III: Almacenamiento Local y Gestión de Ficheros</w:t>
+      </w:r>
+    </w:p>
+    <w:p>
+      <w:pPr>
+        <w:spacing w:before="240" w:after="240" w:line="480" w:lineRule="auto"/>
         <w:rPr>
           <w:rFonts w:ascii="Calibri" w:eastAsia="Calibri" w:hAnsi="Calibri" w:cs="Calibri"/>
         </w:rPr>
-        <w:t>rate</w:t>
-      </w:r>
-      <w:proofErr w:type="spellEnd"/>
+      </w:pPr>
       <w:r>
         <w:rPr>
           <w:rFonts w:ascii="Calibri" w:eastAsia="Calibri" w:hAnsi="Calibri" w:cs="Calibri"/>
         </w:rPr>
-        <w:t xml:space="preserve">) y la estructura de las tramas de datos para asegurar una transmisión fiable. Se enfrentó un desafío inicial relacionado con el </w:t>
-      </w:r>
-      <w:proofErr w:type="spellStart"/>
-      <w:r>
-        <w:rPr>
-          <w:rFonts w:ascii="Calibri" w:eastAsia="Calibri" w:hAnsi="Calibri" w:cs="Calibri"/>
-        </w:rPr>
-        <w:t>parsing</w:t>
-      </w:r>
-      <w:proofErr w:type="spellEnd"/>
-      <w:r>
-        <w:rPr>
-          <w:rFonts w:ascii="Calibri" w:eastAsia="Calibri" w:hAnsi="Calibri" w:cs="Calibri"/>
-        </w:rPr>
-        <w:t xml:space="preserve"> (análisis sintáctico) de las sentencias NMEA que entrega el módulo GPS, lo que obligó a desarrollar un pequeño algoritmo para aislar y convertir los datos de coordenadas a un formato numérico utilizable. Esta experiencia fue fundamental para el posterior manejo de flujos de datos provenientes de múltiples sensores.</w:t>
-      </w:r>
-    </w:p>
-    <w:p>
-      <w:pPr>
-        <w:spacing w:before="240" w:after="240" w:line="480" w:lineRule="auto"/>
-        <w:rPr>
-          <w:rFonts w:ascii="Calibri" w:eastAsia="Calibri" w:hAnsi="Calibri" w:cs="Calibri"/>
-        </w:rPr>
-      </w:pPr>
-      <w:r>
-        <w:rPr>
-          <w:rFonts w:ascii="Calibri" w:eastAsia="Calibri" w:hAnsi="Calibri" w:cs="Calibri"/>
-        </w:rPr>
-        <w:t>Prototipo III: Almacenamiento Local y Gestión de Ficheros</w:t>
-      </w:r>
-    </w:p>
-    <w:p>
-      <w:pPr>
-        <w:spacing w:before="240" w:after="240" w:line="480" w:lineRule="auto"/>
-        <w:rPr>
-          <w:rFonts w:ascii="Calibri" w:eastAsia="Calibri" w:hAnsi="Calibri" w:cs="Calibri"/>
-        </w:rPr>
-      </w:pPr>
-      <w:r>
-        <w:rPr>
-          <w:rFonts w:ascii="Calibri" w:eastAsia="Calibri" w:hAnsi="Calibri" w:cs="Calibri"/>
-        </w:rPr>
-        <w:t>Con el objetivo de asegurar la integridad de los datos ante posibles fallos de comunicación, se investigó el uso de sistemas de almacenamiento local. Se construyó un prototipo que integraba un Arduino con un adaptador para tarjetas micro SD. El objetivo fue implementar un sistema de registro de datos (</w:t>
-      </w:r>
-      <w:proofErr w:type="spellStart"/>
-      <w:r>
-        <w:rPr>
-          <w:rFonts w:ascii="Calibri" w:eastAsia="Calibri" w:hAnsi="Calibri" w:cs="Calibri"/>
-        </w:rPr>
-        <w:t>datalogger</w:t>
-      </w:r>
-      <w:proofErr w:type="spellEnd"/>
-      <w:r>
-        <w:rPr>
-          <w:rFonts w:ascii="Calibri" w:eastAsia="Calibri" w:hAnsi="Calibri" w:cs="Calibri"/>
-        </w:rPr>
-        <w:t>) básico. Se desarrollaron funciones específicas para crear, escribir y leer archivos de texto (.</w:t>
-      </w:r>
-      <w:proofErr w:type="spellStart"/>
-      <w:r>
-        <w:rPr>
-          <w:rFonts w:ascii="Calibri" w:eastAsia="Calibri" w:hAnsi="Calibri" w:cs="Calibri"/>
-        </w:rPr>
-        <w:t>txt</w:t>
-      </w:r>
-      <w:proofErr w:type="spellEnd"/>
-      <w:r>
-        <w:rPr>
-          <w:rFonts w:ascii="Calibri" w:eastAsia="Calibri" w:hAnsi="Calibri" w:cs="Calibri"/>
-        </w:rPr>
-        <w:t>)</w:t>
+        <w:t>Con el objetivo de asegurar la integridad de los datos ante posibles fallos de comunicación, se investigó el uso de sistemas de almacenamiento local. Se construyó un prototipo que integraba un Arduino con un adaptador para tarjetas micro SD. El objetivo fue implementar un sistema de registro de datos (datalogger) básico. Se desarrollaron funciones específicas para crear, escribir y leer archivos de texto (.txt)</w:t>
       </w:r>
       <w:r>
         <w:rPr>
@@ -20380,21 +18993,7 @@
         <w:rPr>
           <w:rFonts w:ascii="Calibri" w:eastAsia="Calibri" w:hAnsi="Calibri" w:cs="Calibri"/>
         </w:rPr>
-        <w:t xml:space="preserve">Finalmente, para evaluar la interoperabilidad entre diferentes tecnologías, se abordó la comunicación entre una placa Arduino y un microcontrolador ESP32. Este último fue considerado por sus capacidades de conectividad </w:t>
-      </w:r>
-      <w:proofErr w:type="spellStart"/>
-      <w:r>
-        <w:rPr>
-          <w:rFonts w:ascii="Calibri" w:eastAsia="Calibri" w:hAnsi="Calibri" w:cs="Calibri"/>
-        </w:rPr>
-        <w:t>Wi</w:t>
-      </w:r>
-      <w:proofErr w:type="spellEnd"/>
-      <w:r>
-        <w:rPr>
-          <w:rFonts w:ascii="Calibri" w:eastAsia="Calibri" w:hAnsi="Calibri" w:cs="Calibri"/>
-        </w:rPr>
-        <w:t>-Fi y Bluetooth. Se estableció una comunicación bidireccional utilizando el protocolo I2C, donde el ESP32 actuaba como maestro y el Arduino como esclavo.</w:t>
+        <w:t>Finalmente, para evaluar la interoperabilidad entre diferentes tecnologías, se abordó la comunicación entre una placa Arduino y un microcontrolador ESP32. Este último fue considerado por sus capacidades de conectividad Wi-Fi y Bluetooth. Se estableció una comunicación bidireccional utilizando el protocolo I2C, donde el ESP32 actuaba como maestro y el Arduino como esclavo.</w:t>
       </w:r>
     </w:p>
     <w:p>
@@ -20630,37 +19229,69 @@
       <w:r>
         <w:t xml:space="preserve">Figura </w:t>
       </w:r>
-      <w:r>
-        <w:fldChar w:fldCharType="begin"/>
-      </w:r>
-      <w:r>
-        <w:instrText xml:space="preserve"> SEQ Figura \* ARABIC </w:instrText>
-      </w:r>
-      <w:r>
-        <w:fldChar w:fldCharType="separate"/>
+      <w:fldSimple w:instr=" SEQ Figura \* ARABIC ">
+        <w:r>
+          <w:rPr>
+            <w:noProof/>
+          </w:rPr>
+          <w:t>1</w:t>
+        </w:r>
+      </w:fldSimple>
+      <w:bookmarkEnd w:id="51"/>
+      <w:r>
+        <w:t>.</w:t>
       </w:r>
       <w:r>
         <w:rPr>
           <w:noProof/>
         </w:rPr>
-        <w:t>1</w:t>
-      </w:r>
-      <w:r>
-        <w:rPr>
-          <w:noProof/>
-        </w:rPr>
-        <w:fldChar w:fldCharType="end"/>
-      </w:r>
-      <w:bookmarkEnd w:id="51"/>
-      <w:r>
+        <w:t xml:space="preserve"> Diseño del nodo sensor. Reimpreso de Zamora(2017, p. 89)</w:t>
+      </w:r>
+    </w:p>
+    <w:p>
+      <w:pPr>
+        <w:rPr>
+          <w:rFonts w:ascii="Calibri" w:eastAsia="Calibri" w:hAnsi="Calibri" w:cs="Calibri"/>
+        </w:rPr>
+      </w:pPr>
+      <w:r>
+        <w:rPr>
+          <w:rFonts w:ascii="Calibri" w:eastAsia="Calibri" w:hAnsi="Calibri" w:cs="Calibri"/>
+        </w:rPr>
+        <w:t>El sistema original en el que nos basamos es una solución bastante completa para medir y controlar el consumo eléctrico. Su funcionamiento se puede resumir así:</w:t>
+      </w:r>
+    </w:p>
+    <w:p>
+      <w:pPr>
+        <w:rPr>
+          <w:rFonts w:ascii="Calibri" w:eastAsia="Calibri" w:hAnsi="Calibri" w:cs="Calibri"/>
+        </w:rPr>
+      </w:pPr>
+      <w:r>
+        <w:rPr>
+          <w:rFonts w:ascii="Calibri" w:eastAsia="Calibri" w:hAnsi="Calibri" w:cs="Calibri"/>
+        </w:rPr>
+        <w:t>Hay un nodo sensor, construido con un Arduino, que usa sensores específicos para medir en tiempo real el voltaje y la corriente de un circuito.</w:t>
+      </w:r>
+    </w:p>
+    <w:p>
+      <w:pPr>
+        <w:rPr>
+          <w:rFonts w:ascii="Calibri" w:eastAsia="Calibri" w:hAnsi="Calibri" w:cs="Calibri"/>
+        </w:rPr>
+      </w:pPr>
+      <w:r>
+        <w:rPr>
+          <w:rFonts w:ascii="Calibri" w:eastAsia="Calibri" w:hAnsi="Calibri" w:cs="Calibri"/>
+        </w:rPr>
+        <w:t>Toda la información que recoge este nodo se envía de forma inalámbrica a un nodo coordinador. Este segundo Arduino recibe los datos, los procesa y, si detecta alguna anomalía o un consumo fuera de lo normal, puede tomar una decisión</w:t>
+      </w:r>
+      <w:r>
+        <w:rPr>
+          <w:rFonts w:ascii="Calibri" w:eastAsia="Calibri" w:hAnsi="Calibri" w:cs="Calibri"/>
+        </w:rPr>
         <w:t>.</w:t>
       </w:r>
-      <w:r>
-        <w:rPr>
-          <w:noProof/>
-        </w:rPr>
-        <w:t xml:space="preserve"> Diseño del nodo sensor. Reimpreso de Zamora(2017, p. 89)</w:t>
-      </w:r>
     </w:p>
     <w:p>
       <w:pPr>
@@ -20672,7 +19303,7 @@
         <w:rPr>
           <w:rFonts w:ascii="Calibri" w:eastAsia="Calibri" w:hAnsi="Calibri" w:cs="Calibri"/>
         </w:rPr>
-        <w:t>El sistema original en el que nos basamos es una solución bastante completa para medir y controlar el consumo eléctrico. Su funcionamiento se puede resumir así:</w:t>
+        <w:t>Para la comunicación entre ellos, el sistema utiliza módulos XBee, que son una tecnología confiable y de bajo consumo.</w:t>
       </w:r>
     </w:p>
     <w:p>
@@ -20685,7 +19316,7 @@
         <w:rPr>
           <w:rFonts w:ascii="Calibri" w:eastAsia="Calibri" w:hAnsi="Calibri" w:cs="Calibri"/>
         </w:rPr>
-        <w:t>Hay un nodo sensor, construido con un Arduino, que usa sensores específicos para medir en tiempo real el voltaje y la corriente de un circuito.</w:t>
+        <w:t>Finalmente, el nodo coordinador puede controlar un relevador para cortar o permitir el paso de la corriente, protegiendo así el equipo conectado.</w:t>
       </w:r>
     </w:p>
     <w:p>
@@ -20698,14 +19329,15 @@
         <w:rPr>
           <w:rFonts w:ascii="Calibri" w:eastAsia="Calibri" w:hAnsi="Calibri" w:cs="Calibri"/>
         </w:rPr>
-        <w:t>Toda la información que recoge este nodo se envía de forma inalámbrica a un nodo coordinador. Este segundo Arduino recibe los datos, los procesa y, si detecta alguna anomalía o un consumo fuera de lo normal, puede tomar una decisión</w:t>
-      </w:r>
-      <w:r>
+        <w:t>La razón principal para usar este trabajo como base fue muy práctica: ya se había demostrado que funcionaba. Al ser un sistema implementado en un entorno real, nos proporcionaba una plataforma validada y estable. Esto nos permitió saltarnos toda la fase inicial de diseño conceptual y las pruebas de viabilidad, dándonos la seguridad de que la idea central era sólida y real.</w:t>
+      </w:r>
+    </w:p>
+    <w:p>
+      <w:pPr>
         <w:rPr>
           <w:rFonts w:ascii="Calibri" w:eastAsia="Calibri" w:hAnsi="Calibri" w:cs="Calibri"/>
         </w:rPr>
-        <w:t>.</w:t>
-      </w:r>
+      </w:pPr>
     </w:p>
     <w:p>
       <w:pPr>
@@ -20717,68 +19349,8 @@
         <w:rPr>
           <w:rFonts w:ascii="Calibri" w:eastAsia="Calibri" w:hAnsi="Calibri" w:cs="Calibri"/>
         </w:rPr>
-        <w:t>Para la comunicación entre ellos, el sistema utiliza módulos XBee, que son una tecnología confiable y de bajo consumo.</w:t>
-      </w:r>
-    </w:p>
-    <w:p>
-      <w:pPr>
-        <w:rPr>
-          <w:rFonts w:ascii="Calibri" w:eastAsia="Calibri" w:hAnsi="Calibri" w:cs="Calibri"/>
-        </w:rPr>
-      </w:pPr>
-      <w:r>
-        <w:rPr>
-          <w:rFonts w:ascii="Calibri" w:eastAsia="Calibri" w:hAnsi="Calibri" w:cs="Calibri"/>
-        </w:rPr>
-        <w:t>Finalmente, el nodo coordinador puede controlar un relevador para cortar o permitir el paso de la corriente, protegiendo así el equipo conectado.</w:t>
-      </w:r>
-    </w:p>
-    <w:p>
-      <w:pPr>
-        <w:rPr>
-          <w:rFonts w:ascii="Calibri" w:eastAsia="Calibri" w:hAnsi="Calibri" w:cs="Calibri"/>
-        </w:rPr>
-      </w:pPr>
-      <w:r>
-        <w:rPr>
-          <w:rFonts w:ascii="Calibri" w:eastAsia="Calibri" w:hAnsi="Calibri" w:cs="Calibri"/>
-        </w:rPr>
-        <w:t>La razón principal para usar este trabajo como base fue muy práctica: ya se había demostrado que funcionaba. Al ser un sistema implementado en un entorno real, nos proporcionaba una plataforma validada y estable. Esto nos permitió saltarnos toda la fase inicial de diseño conceptual y las pruebas de viabilidad, dándonos la seguridad de que la idea central era sólida y real.</w:t>
-      </w:r>
-    </w:p>
-    <w:p>
-      <w:pPr>
-        <w:rPr>
-          <w:rFonts w:ascii="Calibri" w:eastAsia="Calibri" w:hAnsi="Calibri" w:cs="Calibri"/>
-        </w:rPr>
-      </w:pPr>
-    </w:p>
-    <w:p>
-      <w:pPr>
-        <w:rPr>
-          <w:rFonts w:ascii="Calibri" w:eastAsia="Calibri" w:hAnsi="Calibri" w:cs="Calibri"/>
-        </w:rPr>
-      </w:pPr>
-      <w:r>
-        <w:rPr>
-          <w:rFonts w:ascii="Calibri" w:eastAsia="Calibri" w:hAnsi="Calibri" w:cs="Calibri"/>
-        </w:rPr>
         <w:lastRenderedPageBreak/>
-        <w:t xml:space="preserve">Por todo esto, nuestro enfoque no fue replicar lo que ellos ya hicieron, sino tomar ese sistema </w:t>
-      </w:r>
-      <w:proofErr w:type="spellStart"/>
-      <w:r>
-        <w:rPr>
-          <w:rFonts w:ascii="Calibri" w:eastAsia="Calibri" w:hAnsi="Calibri" w:cs="Calibri"/>
-        </w:rPr>
-        <w:t>funcional</w:t>
-      </w:r>
-      <w:proofErr w:type="spellEnd"/>
-      <w:r>
-        <w:rPr>
-          <w:rFonts w:ascii="Calibri" w:eastAsia="Calibri" w:hAnsi="Calibri" w:cs="Calibri"/>
-        </w:rPr>
-        <w:t xml:space="preserve"> como un cimiento robusto para atacar un problema fundamental: la gestión energética. Planeamos generar mejoras energéticas en cuanto a consumo de batería, autonomía de los nodos y técnicas de recolección de energía, no solo para este sistema, sino con la intención de que sean soluciones más genéricas. El objetivo final es ayudar a que las redes de sensores que otras personas desarrollen puedan ser más eficientes energéticamente y alcanzar una mayor autonomía.</w:t>
+        <w:t>Por todo esto, nuestro enfoque no fue replicar lo que ellos ya hicieron, sino tomar ese sistema funcional como un cimiento robusto para atacar un problema fundamental: la gestión energética. Planeamos generar mejoras energéticas en cuanto a consumo de batería, autonomía de los nodos y técnicas de recolección de energía, no solo para este sistema, sino con la intención de que sean soluciones más genéricas. El objetivo final es ayudar a que las redes de sensores que otras personas desarrollen puedan ser más eficientes energéticamente y alcanzar una mayor autonomía.</w:t>
       </w:r>
     </w:p>
     <w:p>
@@ -21120,230 +19692,153 @@
       <w:r>
         <w:t xml:space="preserve">Figura </w:t>
       </w:r>
-      <w:r>
+      <w:fldSimple w:instr=" SEQ Figura \* ARABIC ">
+        <w:r>
+          <w:rPr>
+            <w:noProof/>
+          </w:rPr>
+          <w:t>2</w:t>
+        </w:r>
+      </w:fldSimple>
+      <w:bookmarkEnd w:id="52"/>
+      <w:r>
+        <w:t>. Módulo de carga de las baterías</w:t>
+      </w:r>
+      <w:bookmarkEnd w:id="53"/>
+    </w:p>
+    <w:p>
+      <w:pPr>
+        <w:rPr>
+          <w:rFonts w:ascii="Calibri" w:eastAsia="Calibri" w:hAnsi="Calibri" w:cs="Calibri"/>
+        </w:rPr>
+      </w:pPr>
+      <w:r>
+        <w:rPr>
+          <w:rFonts w:ascii="Calibri" w:eastAsia="Calibri" w:hAnsi="Calibri" w:cs="Calibri"/>
+        </w:rPr>
+        <w:t>Aprendizaje y Configuración de los Módulos XBee</w:t>
+      </w:r>
+    </w:p>
+    <w:p>
+      <w:pPr>
+        <w:rPr>
+          <w:rFonts w:ascii="Calibri" w:eastAsia="Calibri" w:hAnsi="Calibri" w:cs="Calibri"/>
+        </w:rPr>
+      </w:pPr>
+      <w:r>
+        <w:rPr>
+          <w:rFonts w:ascii="Calibri" w:eastAsia="Calibri" w:hAnsi="Calibri" w:cs="Calibri"/>
+        </w:rPr>
+        <w:t>Una vez que tuvimos los componentes, el primer gran obstáculo técnico fue la comunicación inalámbrica. Para empezar a trabajar, nos enfocamos en aprender a usar los módulos XBee, que son el corazón de la red. Esto requirió una inmersión profunda en su documentación, que es bastante extensa y compleja además de confusa ya que muchas versiones de firmware están descontinuadas, la documentación es algo ambigua y muchas veces lo que menciona no se relaciona al pie de la letra con la práctica.</w:t>
+      </w:r>
+    </w:p>
+    <w:p>
+      <w:pPr>
+        <w:rPr>
+          <w:rFonts w:ascii="Calibri" w:eastAsia="Calibri" w:hAnsi="Calibri" w:cs="Calibri"/>
+        </w:rPr>
+      </w:pPr>
+    </w:p>
+    <w:p>
+      <w:pPr>
+        <w:rPr>
+          <w:rFonts w:ascii="Calibri" w:eastAsia="Calibri" w:hAnsi="Calibri" w:cs="Calibri"/>
+        </w:rPr>
+      </w:pPr>
+      <w:r>
+        <w:rPr>
+          <w:rFonts w:ascii="Calibri" w:eastAsia="Calibri" w:hAnsi="Calibri" w:cs="Calibri"/>
+        </w:rPr>
+        <w:t xml:space="preserve">El principal reto fue aprender a manejar XCTU, el software de configuración oficial de Digi. Al principio, peleamos mucho con la configuración; los módulos simplemente no se comunicaban </w:t>
+      </w:r>
+      <w:r>
+        <w:rPr>
+          <w:rFonts w:ascii="Calibri" w:eastAsia="Calibri" w:hAnsi="Calibri" w:cs="Calibri"/>
+        </w:rPr>
+        <w:lastRenderedPageBreak/>
+        <w:t>entre sí. Pasamos bastante tiempo probando diferentes ajustes, entendiendo conceptos como el PAN ID (el identificador de la red), las direcciones de los módulos y los roles de "Coordinador" y "Router/End Device</w:t>
+      </w:r>
+      <w:proofErr w:type="gramStart"/>
+      <w:r>
+        <w:rPr>
+          <w:rFonts w:ascii="Calibri" w:eastAsia="Calibri" w:hAnsi="Calibri" w:cs="Calibri"/>
+        </w:rPr>
+        <w:t xml:space="preserve">" </w:t>
+      </w:r>
+      <w:r>
+        <w:rPr>
+          <w:rFonts w:ascii="Calibri" w:eastAsia="Calibri" w:hAnsi="Calibri" w:cs="Calibri"/>
+        </w:rPr>
+        <w:t xml:space="preserve"> (</w:t>
+      </w:r>
+      <w:proofErr w:type="gramEnd"/>
+      <w:r>
+        <w:rPr>
+          <w:rFonts w:ascii="Calibri" w:eastAsia="Calibri" w:hAnsi="Calibri" w:cs="Calibri"/>
+        </w:rPr>
+        <w:t xml:space="preserve">como se puede ver en la </w:t>
+      </w:r>
+      <w:r>
+        <w:rPr>
+          <w:rFonts w:ascii="Calibri" w:eastAsia="Calibri" w:hAnsi="Calibri" w:cs="Calibri"/>
+        </w:rPr>
         <w:fldChar w:fldCharType="begin"/>
       </w:r>
       <w:r>
-        <w:instrText xml:space="preserve"> SEQ Figura \* ARABIC </w:instrText>
-      </w:r>
-      <w:r>
+        <w:rPr>
+          <w:rFonts w:ascii="Calibri" w:eastAsia="Calibri" w:hAnsi="Calibri" w:cs="Calibri"/>
+        </w:rPr>
+        <w:instrText xml:space="preserve"> REF _Ref210902234 \h </w:instrText>
+      </w:r>
+      <w:r>
+        <w:rPr>
+          <w:rFonts w:ascii="Calibri" w:eastAsia="Calibri" w:hAnsi="Calibri" w:cs="Calibri"/>
+        </w:rPr>
+      </w:r>
+      <w:r>
+        <w:rPr>
+          <w:rFonts w:ascii="Calibri" w:eastAsia="Calibri" w:hAnsi="Calibri" w:cs="Calibri"/>
+        </w:rPr>
         <w:fldChar w:fldCharType="separate"/>
       </w:r>
       <w:r>
+        <w:t xml:space="preserve">Figura </w:t>
+      </w:r>
+      <w:r>
         <w:rPr>
           <w:noProof/>
         </w:rPr>
-        <w:t>2</w:t>
-      </w:r>
-      <w:r>
-        <w:rPr>
-          <w:noProof/>
+        <w:t>3</w:t>
+      </w:r>
+      <w:r>
+        <w:rPr>
+          <w:rFonts w:ascii="Calibri" w:eastAsia="Calibri" w:hAnsi="Calibri" w:cs="Calibri"/>
         </w:rPr>
         <w:fldChar w:fldCharType="end"/>
       </w:r>
-      <w:bookmarkEnd w:id="52"/>
-      <w:r>
-        <w:t>. Módulo de carga de las baterías</w:t>
-      </w:r>
-      <w:bookmarkEnd w:id="53"/>
-    </w:p>
-    <w:p>
-      <w:pPr>
+      <w:r>
         <w:rPr>
           <w:rFonts w:ascii="Calibri" w:eastAsia="Calibri" w:hAnsi="Calibri" w:cs="Calibri"/>
         </w:rPr>
-      </w:pPr>
+        <w:t xml:space="preserve">) </w:t>
+      </w:r>
       <w:r>
         <w:rPr>
           <w:rFonts w:ascii="Calibri" w:eastAsia="Calibri" w:hAnsi="Calibri" w:cs="Calibri"/>
         </w:rPr>
-        <w:t>Aprendizaje y Configuración de los Módulos XBee</w:t>
-      </w:r>
-    </w:p>
-    <w:p>
-      <w:pPr>
+        <w:t>además de las topologías de red disponibles. Nos costó bastante lograr que establec</w:t>
+      </w:r>
+      <w:r>
         <w:rPr>
           <w:rFonts w:ascii="Calibri" w:eastAsia="Calibri" w:hAnsi="Calibri" w:cs="Calibri"/>
         </w:rPr>
-      </w:pPr>
+        <w:t>f</w:t>
+      </w:r>
       <w:r>
         <w:rPr>
           <w:rFonts w:ascii="Calibri" w:eastAsia="Calibri" w:hAnsi="Calibri" w:cs="Calibri"/>
         </w:rPr>
-        <w:t>Una vez que tuvimos los componentes, el primer gran obstáculo técnico fue la comunicación inalámbrica. Para empezar a trabajar, nos enfocamos en aprender a usar los módulos XBee, que son el corazón de la red. Esto requirió una inmersión profunda en su documentación, que es bastante extensa y compleja además de confusa ya que muchas versiones de firmware están descontinuadas, la documentación es algo ambigua y muchas veces lo que menciona no se relaciona al pie de la letra con la práctica.</w:t>
-      </w:r>
-    </w:p>
-    <w:p>
-      <w:pPr>
-        <w:rPr>
-          <w:rFonts w:ascii="Calibri" w:eastAsia="Calibri" w:hAnsi="Calibri" w:cs="Calibri"/>
-        </w:rPr>
-      </w:pPr>
-    </w:p>
-    <w:p>
-      <w:pPr>
-        <w:rPr>
-          <w:rFonts w:ascii="Calibri" w:eastAsia="Calibri" w:hAnsi="Calibri" w:cs="Calibri"/>
-        </w:rPr>
-      </w:pPr>
-      <w:r>
-        <w:rPr>
-          <w:rFonts w:ascii="Calibri" w:eastAsia="Calibri" w:hAnsi="Calibri" w:cs="Calibri"/>
-        </w:rPr>
-        <w:t xml:space="preserve">El principal reto fue aprender a manejar XCTU, el software de configuración oficial de </w:t>
-      </w:r>
-      <w:proofErr w:type="spellStart"/>
-      <w:r>
-        <w:rPr>
-          <w:rFonts w:ascii="Calibri" w:eastAsia="Calibri" w:hAnsi="Calibri" w:cs="Calibri"/>
-        </w:rPr>
-        <w:t>Digi</w:t>
-      </w:r>
-      <w:proofErr w:type="spellEnd"/>
-      <w:r>
-        <w:rPr>
-          <w:rFonts w:ascii="Calibri" w:eastAsia="Calibri" w:hAnsi="Calibri" w:cs="Calibri"/>
-        </w:rPr>
-        <w:t xml:space="preserve">. Al principio, peleamos mucho con la configuración; los módulos simplemente no se comunicaban </w:t>
-      </w:r>
-      <w:r>
-        <w:rPr>
-          <w:rFonts w:ascii="Calibri" w:eastAsia="Calibri" w:hAnsi="Calibri" w:cs="Calibri"/>
-        </w:rPr>
-        <w:lastRenderedPageBreak/>
-        <w:t>entre sí. Pasamos bastante tiempo probando diferentes ajustes, entendiendo conceptos como el PAN ID (el identificador de la red), las direcciones de los módulos y los roles de "Coordinador" y "</w:t>
-      </w:r>
-      <w:proofErr w:type="spellStart"/>
-      <w:r>
-        <w:rPr>
-          <w:rFonts w:ascii="Calibri" w:eastAsia="Calibri" w:hAnsi="Calibri" w:cs="Calibri"/>
-        </w:rPr>
-        <w:t>Router</w:t>
-      </w:r>
-      <w:proofErr w:type="spellEnd"/>
-      <w:r>
-        <w:rPr>
-          <w:rFonts w:ascii="Calibri" w:eastAsia="Calibri" w:hAnsi="Calibri" w:cs="Calibri"/>
-        </w:rPr>
-        <w:t>/</w:t>
-      </w:r>
-      <w:proofErr w:type="spellStart"/>
-      <w:r>
-        <w:rPr>
-          <w:rFonts w:ascii="Calibri" w:eastAsia="Calibri" w:hAnsi="Calibri" w:cs="Calibri"/>
-        </w:rPr>
-        <w:t>End</w:t>
-      </w:r>
-      <w:proofErr w:type="spellEnd"/>
-      <w:r>
-        <w:rPr>
-          <w:rFonts w:ascii="Calibri" w:eastAsia="Calibri" w:hAnsi="Calibri" w:cs="Calibri"/>
-        </w:rPr>
-        <w:t xml:space="preserve"> </w:t>
-      </w:r>
-      <w:proofErr w:type="spellStart"/>
-      <w:r>
-        <w:rPr>
-          <w:rFonts w:ascii="Calibri" w:eastAsia="Calibri" w:hAnsi="Calibri" w:cs="Calibri"/>
-        </w:rPr>
-        <w:t>Device</w:t>
-      </w:r>
-      <w:proofErr w:type="spellEnd"/>
-      <w:proofErr w:type="gramStart"/>
-      <w:r>
-        <w:rPr>
-          <w:rFonts w:ascii="Calibri" w:eastAsia="Calibri" w:hAnsi="Calibri" w:cs="Calibri"/>
-        </w:rPr>
-        <w:t xml:space="preserve">" </w:t>
-      </w:r>
-      <w:r>
-        <w:rPr>
-          <w:rFonts w:ascii="Calibri" w:eastAsia="Calibri" w:hAnsi="Calibri" w:cs="Calibri"/>
-        </w:rPr>
-        <w:t xml:space="preserve"> (</w:t>
-      </w:r>
-      <w:proofErr w:type="gramEnd"/>
-      <w:r>
-        <w:rPr>
-          <w:rFonts w:ascii="Calibri" w:eastAsia="Calibri" w:hAnsi="Calibri" w:cs="Calibri"/>
-        </w:rPr>
-        <w:t xml:space="preserve">como se puede ver en la </w:t>
-      </w:r>
-      <w:r>
-        <w:rPr>
-          <w:rFonts w:ascii="Calibri" w:eastAsia="Calibri" w:hAnsi="Calibri" w:cs="Calibri"/>
-        </w:rPr>
-        <w:fldChar w:fldCharType="begin"/>
-      </w:r>
-      <w:r>
-        <w:rPr>
-          <w:rFonts w:ascii="Calibri" w:eastAsia="Calibri" w:hAnsi="Calibri" w:cs="Calibri"/>
-        </w:rPr>
-        <w:instrText xml:space="preserve"> REF _Ref210902234 \h </w:instrText>
-      </w:r>
-      <w:r>
-        <w:rPr>
-          <w:rFonts w:ascii="Calibri" w:eastAsia="Calibri" w:hAnsi="Calibri" w:cs="Calibri"/>
-        </w:rPr>
-      </w:r>
-      <w:r>
-        <w:rPr>
-          <w:rFonts w:ascii="Calibri" w:eastAsia="Calibri" w:hAnsi="Calibri" w:cs="Calibri"/>
-        </w:rPr>
-        <w:fldChar w:fldCharType="separate"/>
-      </w:r>
-      <w:r>
-        <w:t xml:space="preserve">Figura </w:t>
-      </w:r>
-      <w:r>
-        <w:rPr>
-          <w:noProof/>
-        </w:rPr>
-        <w:t>3</w:t>
-      </w:r>
-      <w:r>
-        <w:rPr>
-          <w:rFonts w:ascii="Calibri" w:eastAsia="Calibri" w:hAnsi="Calibri" w:cs="Calibri"/>
-        </w:rPr>
-        <w:fldChar w:fldCharType="end"/>
-      </w:r>
-      <w:r>
-        <w:rPr>
-          <w:rFonts w:ascii="Calibri" w:eastAsia="Calibri" w:hAnsi="Calibri" w:cs="Calibri"/>
-        </w:rPr>
-        <w:t xml:space="preserve">) </w:t>
-      </w:r>
-      <w:r>
-        <w:rPr>
-          <w:rFonts w:ascii="Calibri" w:eastAsia="Calibri" w:hAnsi="Calibri" w:cs="Calibri"/>
-        </w:rPr>
-        <w:t xml:space="preserve">además de las topologías de red disponibles. Nos costó bastante lograr que </w:t>
-      </w:r>
-      <w:proofErr w:type="spellStart"/>
-      <w:r>
-        <w:rPr>
-          <w:rFonts w:ascii="Calibri" w:eastAsia="Calibri" w:hAnsi="Calibri" w:cs="Calibri"/>
-        </w:rPr>
-        <w:t>establec</w:t>
-      </w:r>
-      <w:r>
-        <w:rPr>
-          <w:rFonts w:ascii="Calibri" w:eastAsia="Calibri" w:hAnsi="Calibri" w:cs="Calibri"/>
-        </w:rPr>
-        <w:t>f</w:t>
-      </w:r>
-      <w:r>
-        <w:rPr>
-          <w:rFonts w:ascii="Calibri" w:eastAsia="Calibri" w:hAnsi="Calibri" w:cs="Calibri"/>
-        </w:rPr>
-        <w:t>ieran</w:t>
-      </w:r>
-      <w:proofErr w:type="spellEnd"/>
-      <w:r>
-        <w:rPr>
-          <w:rFonts w:ascii="Calibri" w:eastAsia="Calibri" w:hAnsi="Calibri" w:cs="Calibri"/>
-        </w:rPr>
-        <w:t xml:space="preserve"> un enlace estable.</w:t>
+        <w:t>ieran un enlace estable.</w:t>
       </w:r>
     </w:p>
     <w:p>
@@ -21405,46 +19900,17 @@
       <w:r>
         <w:t xml:space="preserve">Figura </w:t>
       </w:r>
-      <w:r>
-        <w:fldChar w:fldCharType="begin"/>
-      </w:r>
-      <w:r>
-        <w:instrText xml:space="preserve"> SEQ Figura \* ARABIC </w:instrText>
-      </w:r>
-      <w:r>
-        <w:fldChar w:fldCharType="separate"/>
-      </w:r>
-      <w:r>
-        <w:rPr>
-          <w:noProof/>
-        </w:rPr>
-        <w:t>3</w:t>
-      </w:r>
-      <w:r>
-        <w:rPr>
-          <w:noProof/>
-        </w:rPr>
-        <w:fldChar w:fldCharType="end"/>
-      </w:r>
+      <w:fldSimple w:instr=" SEQ Figura \* ARABIC ">
+        <w:r>
+          <w:rPr>
+            <w:noProof/>
+          </w:rPr>
+          <w:t>3</w:t>
+        </w:r>
+      </w:fldSimple>
       <w:bookmarkEnd w:id="54"/>
       <w:r>
-        <w:t xml:space="preserve">. Configuración del </w:t>
-      </w:r>
-      <w:proofErr w:type="spellStart"/>
-      <w:r>
-        <w:t>End</w:t>
-      </w:r>
-      <w:proofErr w:type="spellEnd"/>
-      <w:r>
-        <w:t xml:space="preserve"> </w:t>
-      </w:r>
-      <w:proofErr w:type="spellStart"/>
-      <w:r>
-        <w:t>Device</w:t>
-      </w:r>
-      <w:proofErr w:type="spellEnd"/>
-      <w:r>
-        <w:t xml:space="preserve"> en XCTU</w:t>
+        <w:t>. Configuración del End Device en XCTU</w:t>
       </w:r>
     </w:p>
     <w:p>
@@ -21495,21 +19961,7 @@
         <w:rPr>
           <w:rFonts w:ascii="Calibri" w:eastAsia="Calibri" w:hAnsi="Calibri" w:cs="Calibri"/>
         </w:rPr>
-        <w:t xml:space="preserve"> Ver ese mensaje llegar fue un gran avance, ya que nos confirmó que la configuración de la red era correcta y que estábamos listos para pasar a la siguiente fase: conectar los módulos a los </w:t>
-      </w:r>
-      <w:proofErr w:type="spellStart"/>
-      <w:r>
-        <w:rPr>
-          <w:rFonts w:ascii="Calibri" w:eastAsia="Calibri" w:hAnsi="Calibri" w:cs="Calibri"/>
-        </w:rPr>
-        <w:t>Arduinos</w:t>
-      </w:r>
-      <w:proofErr w:type="spellEnd"/>
-      <w:r>
-        <w:rPr>
-          <w:rFonts w:ascii="Calibri" w:eastAsia="Calibri" w:hAnsi="Calibri" w:cs="Calibri"/>
-        </w:rPr>
-        <w:t xml:space="preserve"> para empezar a enviar datos reales.</w:t>
+        <w:t xml:space="preserve"> Ver ese mensaje llegar fue un gran avance, ya que nos confirmó que la configuración de la red era correcta y que estábamos listos para pasar a la siguiente fase: conectar los módulos a los Arduinos para empezar a enviar datos reales.</w:t>
       </w:r>
     </w:p>
     <w:p>
@@ -21523,16 +19975,8 @@
         <w:rPr>
           <w:rFonts w:eastAsia="Calibri"/>
         </w:rPr>
-        <w:t xml:space="preserve">Añadir imagen </w:t>
-      </w:r>
-      <w:proofErr w:type="spellStart"/>
-      <w:r>
-        <w:rPr>
-          <w:rFonts w:eastAsia="Calibri"/>
-        </w:rPr>
-        <w:t>aqui</w:t>
-      </w:r>
-      <w:proofErr w:type="spellEnd"/>
+        <w:t>Añadir imagen aqui</w:t>
+      </w:r>
     </w:p>
     <w:p>
       <w:pPr>
@@ -21734,21 +20178,7 @@
           <w:rFonts w:ascii="Calibri" w:eastAsia="Calibri" w:hAnsi="Calibri" w:cs="Calibri"/>
         </w:rPr>
         <w:lastRenderedPageBreak/>
-        <w:t>específicamente para aplicaciones de bajo consumo (</w:t>
-      </w:r>
-      <w:proofErr w:type="spellStart"/>
-      <w:r>
-        <w:rPr>
-          <w:rFonts w:ascii="Calibri" w:eastAsia="Calibri" w:hAnsi="Calibri" w:cs="Calibri"/>
-        </w:rPr>
-        <w:t>IoT</w:t>
-      </w:r>
-      <w:proofErr w:type="spellEnd"/>
-      <w:r>
-        <w:rPr>
-          <w:rFonts w:ascii="Calibri" w:eastAsia="Calibri" w:hAnsi="Calibri" w:cs="Calibri"/>
-        </w:rPr>
-        <w:t>)</w:t>
+        <w:t>específicamente para aplicaciones de bajo consumo (IoT)</w:t>
       </w:r>
       <w:r>
         <w:rPr>
@@ -22050,74 +20480,32 @@
         <w:rPr>
           <w:rFonts w:ascii="Calibri" w:eastAsia="Calibri" w:hAnsi="Calibri" w:cs="Calibri"/>
         </w:rPr>
-        <w:t xml:space="preserve">Conectividad Integrada: Esta es la mejora clave. El ESP32 tiene </w:t>
-      </w:r>
-      <w:proofErr w:type="spellStart"/>
+        <w:t>Conectividad Integrada: Esta es la mejora clave. El ESP32 tiene Wi-Fi y Bluetooth incorporados de fábrica. Esto elimina la dependencia exclusiva de la red XBee para comunicarse con el mundo exterior. Ahora, nuestro nodo coordinador puede conectarse directamente a una red Wi-Fi y, por lo tanto, a Internet</w:t>
+      </w:r>
       <w:r>
         <w:rPr>
           <w:rFonts w:ascii="Calibri" w:eastAsia="Calibri" w:hAnsi="Calibri" w:cs="Calibri"/>
         </w:rPr>
-        <w:t>Wi</w:t>
-      </w:r>
-      <w:proofErr w:type="spellEnd"/>
+        <w:t>, gracias</w:t>
+      </w:r>
       <w:r>
         <w:rPr>
           <w:rFonts w:ascii="Calibri" w:eastAsia="Calibri" w:hAnsi="Calibri" w:cs="Calibri"/>
         </w:rPr>
-        <w:t xml:space="preserve">-Fi y Bluetooth incorporados de fábrica. Esto elimina la dependencia exclusiva de la red XBee para comunicarse con el mundo exterior. Ahora, nuestro nodo coordinador puede conectarse directamente a una red </w:t>
-      </w:r>
-      <w:proofErr w:type="spellStart"/>
-      <w:r>
+        <w:t xml:space="preserve"> a la conexión a Internet, podemos implementar funcionalidades que eran impensables con el diseño original. </w:t>
+      </w:r>
+    </w:p>
+    <w:p>
+      <w:pPr>
         <w:rPr>
           <w:rFonts w:ascii="Calibri" w:eastAsia="Calibri" w:hAnsi="Calibri" w:cs="Calibri"/>
         </w:rPr>
-        <w:t>Wi</w:t>
-      </w:r>
-      <w:proofErr w:type="spellEnd"/>
+      </w:pPr>
       <w:r>
         <w:rPr>
           <w:rFonts w:ascii="Calibri" w:eastAsia="Calibri" w:hAnsi="Calibri" w:cs="Calibri"/>
         </w:rPr>
-        <w:t>-Fi y, por lo tanto, a Internet</w:t>
-      </w:r>
-      <w:r>
-        <w:rPr>
-          <w:rFonts w:ascii="Calibri" w:eastAsia="Calibri" w:hAnsi="Calibri" w:cs="Calibri"/>
-        </w:rPr>
-        <w:t>, gracias</w:t>
-      </w:r>
-      <w:r>
-        <w:rPr>
-          <w:rFonts w:ascii="Calibri" w:eastAsia="Calibri" w:hAnsi="Calibri" w:cs="Calibri"/>
-        </w:rPr>
-        <w:t xml:space="preserve"> a la conexión a Internet, podemos implementar funcionalidades que eran impensables con el diseño original. </w:t>
-      </w:r>
-    </w:p>
-    <w:p>
-      <w:pPr>
-        <w:rPr>
-          <w:rFonts w:ascii="Calibri" w:eastAsia="Calibri" w:hAnsi="Calibri" w:cs="Calibri"/>
-        </w:rPr>
-      </w:pPr>
-      <w:r>
-        <w:rPr>
-          <w:rFonts w:ascii="Calibri" w:eastAsia="Calibri" w:hAnsi="Calibri" w:cs="Calibri"/>
-        </w:rPr>
-        <w:t>En resumen, al asignar un Arduino Nano al nodo sensor, optimizamos el tamaño y la eficiencia para una tarea simple. Al asignar un ESP32 al nodo coordinador, le dimos al sistema un cerebro mucho más potente y, lo más importante, una puerta de acceso al Internet de las Cosas (</w:t>
-      </w:r>
-      <w:proofErr w:type="spellStart"/>
-      <w:r>
-        <w:rPr>
-          <w:rFonts w:ascii="Calibri" w:eastAsia="Calibri" w:hAnsi="Calibri" w:cs="Calibri"/>
-        </w:rPr>
-        <w:t>IoT</w:t>
-      </w:r>
-      <w:proofErr w:type="spellEnd"/>
-      <w:r>
-        <w:rPr>
-          <w:rFonts w:ascii="Calibri" w:eastAsia="Calibri" w:hAnsi="Calibri" w:cs="Calibri"/>
-        </w:rPr>
-        <w:t>), preparando el proyecto para futuras expansiones.</w:t>
+        <w:t>En resumen, al asignar un Arduino Nano al nodo sensor, optimizamos el tamaño y la eficiencia para una tarea simple. Al asignar un ESP32 al nodo coordinador, le dimos al sistema un cerebro mucho más potente y, lo más importante, una puerta de acceso al Internet de las Cosas (IoT), preparando el proyecto para futuras expansiones.</w:t>
       </w:r>
     </w:p>
     <w:p>
@@ -22186,27 +20574,14 @@
       <w:r>
         <w:t xml:space="preserve">Figura </w:t>
       </w:r>
-      <w:r>
-        <w:fldChar w:fldCharType="begin"/>
-      </w:r>
-      <w:r>
-        <w:instrText xml:space="preserve"> SEQ Figura \* ARABIC </w:instrText>
-      </w:r>
-      <w:r>
-        <w:fldChar w:fldCharType="separate"/>
-      </w:r>
-      <w:r>
-        <w:rPr>
-          <w:noProof/>
-        </w:rPr>
-        <w:t>4</w:t>
-      </w:r>
-      <w:r>
-        <w:rPr>
-          <w:noProof/>
-        </w:rPr>
-        <w:fldChar w:fldCharType="end"/>
-      </w:r>
+      <w:fldSimple w:instr=" SEQ Figura \* ARABIC ">
+        <w:r>
+          <w:rPr>
+            <w:noProof/>
+          </w:rPr>
+          <w:t>4</w:t>
+        </w:r>
+      </w:fldSimple>
       <w:bookmarkEnd w:id="58"/>
       <w:r>
         <w:t>.</w:t>
@@ -22293,27 +20668,14 @@
       <w:r>
         <w:t xml:space="preserve">Figura </w:t>
       </w:r>
-      <w:r>
-        <w:fldChar w:fldCharType="begin"/>
-      </w:r>
-      <w:r>
-        <w:instrText xml:space="preserve"> SEQ Figura \* ARABIC </w:instrText>
-      </w:r>
-      <w:r>
-        <w:fldChar w:fldCharType="separate"/>
-      </w:r>
-      <w:r>
-        <w:rPr>
-          <w:noProof/>
-        </w:rPr>
-        <w:t>5</w:t>
-      </w:r>
-      <w:r>
-        <w:rPr>
-          <w:noProof/>
-        </w:rPr>
-        <w:fldChar w:fldCharType="end"/>
-      </w:r>
+      <w:fldSimple w:instr=" SEQ Figura \* ARABIC ">
+        <w:r>
+          <w:rPr>
+            <w:noProof/>
+          </w:rPr>
+          <w:t>5</w:t>
+        </w:r>
+      </w:fldSimple>
       <w:bookmarkEnd w:id="61"/>
       <w:r>
         <w:t>. Nodo con Esp32</w:t>
@@ -22583,15 +20945,7 @@
           </w:tcPr>
           <w:p>
             <w:r>
-              <w:t xml:space="preserve">Adaptador </w:t>
-            </w:r>
-            <w:proofErr w:type="spellStart"/>
-            <w:r>
-              <w:t>Xbee</w:t>
-            </w:r>
-            <w:proofErr w:type="spellEnd"/>
-            <w:r>
-              <w:t xml:space="preserve"> TX (DOUT)</w:t>
+              <w:t>Adaptador Xbee TX (DOUT)</w:t>
             </w:r>
           </w:p>
         </w:tc>
@@ -22619,15 +20973,7 @@
           </w:tcPr>
           <w:p>
             <w:r>
-              <w:t xml:space="preserve">Adaptador </w:t>
-            </w:r>
-            <w:proofErr w:type="spellStart"/>
-            <w:r>
-              <w:t>Xbee</w:t>
-            </w:r>
-            <w:proofErr w:type="spellEnd"/>
-            <w:r>
-              <w:t xml:space="preserve"> RX (DIN)</w:t>
+              <w:t>Adaptador Xbee RX (DIN)</w:t>
             </w:r>
           </w:p>
         </w:tc>
@@ -22655,15 +21001,7 @@
           </w:tcPr>
           <w:p>
             <w:r>
-              <w:t xml:space="preserve">Adaptador </w:t>
-            </w:r>
-            <w:proofErr w:type="spellStart"/>
-            <w:r>
-              <w:t>Xbee</w:t>
-            </w:r>
-            <w:proofErr w:type="spellEnd"/>
-            <w:r>
-              <w:t xml:space="preserve"> VCC</w:t>
+              <w:t>Adaptador Xbee VCC</w:t>
             </w:r>
           </w:p>
         </w:tc>
@@ -22691,15 +21029,7 @@
           </w:tcPr>
           <w:p>
             <w:r>
-              <w:t xml:space="preserve">Adaptador </w:t>
-            </w:r>
-            <w:proofErr w:type="spellStart"/>
-            <w:r>
-              <w:t>Xbee</w:t>
-            </w:r>
-            <w:proofErr w:type="spellEnd"/>
-            <w:r>
-              <w:t xml:space="preserve"> GND</w:t>
+              <w:t>Adaptador Xbee GND</w:t>
             </w:r>
           </w:p>
         </w:tc>
@@ -22894,13 +21224,8 @@
             <w:tcW w:w="2942" w:type="dxa"/>
           </w:tcPr>
           <w:p>
-            <w:proofErr w:type="spellStart"/>
-            <w:r>
-              <w:t>Relay</w:t>
-            </w:r>
-            <w:proofErr w:type="spellEnd"/>
-            <w:r>
-              <w:t xml:space="preserve"> IN</w:t>
+            <w:r>
+              <w:t>Relay IN</w:t>
             </w:r>
           </w:p>
         </w:tc>
@@ -22927,13 +21252,8 @@
             <w:tcW w:w="2942" w:type="dxa"/>
           </w:tcPr>
           <w:p>
-            <w:proofErr w:type="spellStart"/>
-            <w:r>
-              <w:t>Relay</w:t>
-            </w:r>
-            <w:proofErr w:type="spellEnd"/>
-            <w:r>
-              <w:t xml:space="preserve"> VCC</w:t>
+            <w:r>
+              <w:t>Relay VCC</w:t>
             </w:r>
           </w:p>
         </w:tc>
@@ -22960,13 +21280,8 @@
             <w:tcW w:w="2942" w:type="dxa"/>
           </w:tcPr>
           <w:p>
-            <w:proofErr w:type="spellStart"/>
-            <w:r>
-              <w:t>Relay</w:t>
-            </w:r>
-            <w:proofErr w:type="spellEnd"/>
-            <w:r>
-              <w:t xml:space="preserve"> GND</w:t>
+            <w:r>
+              <w:t>Relay GND</w:t>
             </w:r>
           </w:p>
         </w:tc>
@@ -22999,27 +21314,14 @@
       <w:r>
         <w:t xml:space="preserve">Tabla </w:t>
       </w:r>
-      <w:r>
-        <w:fldChar w:fldCharType="begin"/>
-      </w:r>
-      <w:r>
-        <w:instrText xml:space="preserve"> SEQ Tabla \* ARABIC </w:instrText>
-      </w:r>
-      <w:r>
-        <w:fldChar w:fldCharType="separate"/>
-      </w:r>
-      <w:r>
-        <w:rPr>
-          <w:noProof/>
-        </w:rPr>
-        <w:t>1</w:t>
-      </w:r>
-      <w:r>
-        <w:rPr>
-          <w:noProof/>
-        </w:rPr>
-        <w:fldChar w:fldCharType="end"/>
-      </w:r>
+      <w:fldSimple w:instr=" SEQ Tabla \* ARABIC ">
+        <w:r>
+          <w:rPr>
+            <w:noProof/>
+          </w:rPr>
+          <w:t>1</w:t>
+        </w:r>
+      </w:fldSimple>
       <w:bookmarkEnd w:id="62"/>
       <w:r>
         <w:t>.</w:t>
@@ -23088,15 +21390,7 @@
           </w:tcPr>
           <w:p>
             <w:r>
-              <w:t xml:space="preserve">Adaptador </w:t>
-            </w:r>
-            <w:proofErr w:type="spellStart"/>
-            <w:r>
-              <w:t>Xbee</w:t>
-            </w:r>
-            <w:proofErr w:type="spellEnd"/>
-            <w:r>
-              <w:t xml:space="preserve"> TX 2(DOUT)</w:t>
+              <w:t>Adaptador Xbee TX 2(DOUT)</w:t>
             </w:r>
           </w:p>
         </w:tc>
@@ -23128,15 +21422,7 @@
           </w:tcPr>
           <w:p>
             <w:r>
-              <w:t xml:space="preserve">Adaptador </w:t>
-            </w:r>
-            <w:proofErr w:type="spellStart"/>
-            <w:r>
-              <w:t>Xbee</w:t>
-            </w:r>
-            <w:proofErr w:type="spellEnd"/>
-            <w:r>
-              <w:t xml:space="preserve"> RX 3 (DIN)</w:t>
+              <w:t>Adaptador Xbee RX 3 (DIN)</w:t>
             </w:r>
           </w:p>
         </w:tc>
@@ -23176,15 +21462,7 @@
           </w:tcPr>
           <w:p>
             <w:r>
-              <w:t xml:space="preserve">Adaptador </w:t>
-            </w:r>
-            <w:proofErr w:type="spellStart"/>
-            <w:r>
-              <w:t>Xbee</w:t>
-            </w:r>
-            <w:proofErr w:type="spellEnd"/>
-            <w:r>
-              <w:t xml:space="preserve"> VCC</w:t>
+              <w:t>Adaptador Xbee VCC</w:t>
             </w:r>
           </w:p>
         </w:tc>
@@ -23216,15 +21494,7 @@
           </w:tcPr>
           <w:p>
             <w:r>
-              <w:t xml:space="preserve">Adaptador </w:t>
-            </w:r>
-            <w:proofErr w:type="spellStart"/>
-            <w:r>
-              <w:t>Xbee</w:t>
-            </w:r>
-            <w:proofErr w:type="spellEnd"/>
-            <w:r>
-              <w:t xml:space="preserve"> VCC</w:t>
+              <w:t>Adaptador Xbee VCC</w:t>
             </w:r>
           </w:p>
         </w:tc>
@@ -23259,27 +21529,14 @@
       <w:r>
         <w:t xml:space="preserve">Tabla </w:t>
       </w:r>
-      <w:r>
-        <w:fldChar w:fldCharType="begin"/>
-      </w:r>
-      <w:r>
-        <w:instrText xml:space="preserve"> SEQ Tabla \* ARABIC </w:instrText>
-      </w:r>
-      <w:r>
-        <w:fldChar w:fldCharType="separate"/>
-      </w:r>
-      <w:r>
-        <w:rPr>
-          <w:noProof/>
-        </w:rPr>
-        <w:t>2</w:t>
-      </w:r>
-      <w:r>
-        <w:rPr>
-          <w:noProof/>
-        </w:rPr>
-        <w:fldChar w:fldCharType="end"/>
-      </w:r>
+      <w:fldSimple w:instr=" SEQ Tabla \* ARABIC ">
+        <w:r>
+          <w:rPr>
+            <w:noProof/>
+          </w:rPr>
+          <w:t>2</w:t>
+        </w:r>
+      </w:fldSimple>
       <w:bookmarkEnd w:id="65"/>
       <w:r>
         <w:t>. Pines actualizados del nodo Coordinador con Esp32</w:t>
@@ -23459,27 +21716,14 @@
       <w:r>
         <w:t xml:space="preserve">Figura </w:t>
       </w:r>
-      <w:r>
-        <w:fldChar w:fldCharType="begin"/>
-      </w:r>
-      <w:r>
-        <w:instrText xml:space="preserve"> SEQ Figura \* ARABIC </w:instrText>
-      </w:r>
-      <w:r>
-        <w:fldChar w:fldCharType="separate"/>
-      </w:r>
-      <w:r>
-        <w:rPr>
-          <w:noProof/>
-        </w:rPr>
-        <w:t>6</w:t>
-      </w:r>
-      <w:r>
-        <w:rPr>
-          <w:noProof/>
-        </w:rPr>
-        <w:fldChar w:fldCharType="end"/>
-      </w:r>
+      <w:fldSimple w:instr=" SEQ Figura \* ARABIC ">
+        <w:r>
+          <w:rPr>
+            <w:noProof/>
+          </w:rPr>
+          <w:t>6</w:t>
+        </w:r>
+      </w:fldSimple>
       <w:r>
         <w:t xml:space="preserve">. Regulador </w:t>
       </w:r>
@@ -23531,21 +21775,7 @@
         <w:rPr>
           <w:rFonts w:ascii="Calibri" w:eastAsia="Calibri" w:hAnsi="Calibri" w:cs="Calibri"/>
         </w:rPr>
-        <w:t>Para solucionar este grave problema de ineficiencia, reemplazamos el MB102 por un módulo basado en el chip MP1584EN. Este componente es un regulador de voltaje conmutado, específicamente un convertidor "</w:t>
-      </w:r>
-      <w:proofErr w:type="spellStart"/>
-      <w:r>
-        <w:rPr>
-          <w:rFonts w:ascii="Calibri" w:eastAsia="Calibri" w:hAnsi="Calibri" w:cs="Calibri"/>
-        </w:rPr>
-        <w:t>buck</w:t>
-      </w:r>
-      <w:proofErr w:type="spellEnd"/>
-      <w:r>
-        <w:rPr>
-          <w:rFonts w:ascii="Calibri" w:eastAsia="Calibri" w:hAnsi="Calibri" w:cs="Calibri"/>
-        </w:rPr>
-        <w:t>" o reductor. Su forma de trabajar es radicalmente diferente y mucho más inteligente.</w:t>
+        <w:t>Para solucionar este grave problema de ineficiencia, reemplazamos el MB102 por un módulo basado en el chip MP1584EN. Este componente es un regulador de voltaje conmutado, específicamente un convertidor "buck" o reductor. Su forma de trabajar es radicalmente diferente y mucho más inteligente.</w:t>
       </w:r>
     </w:p>
     <w:p>
@@ -23750,27 +21980,14 @@
       <w:r>
         <w:t xml:space="preserve">Figura </w:t>
       </w:r>
-      <w:r>
-        <w:fldChar w:fldCharType="begin"/>
-      </w:r>
-      <w:r>
-        <w:instrText xml:space="preserve"> SEQ Figura \* ARABIC </w:instrText>
-      </w:r>
-      <w:r>
-        <w:fldChar w:fldCharType="separate"/>
-      </w:r>
-      <w:r>
-        <w:rPr>
-          <w:noProof/>
-        </w:rPr>
-        <w:t>7</w:t>
-      </w:r>
-      <w:r>
-        <w:rPr>
-          <w:noProof/>
-        </w:rPr>
-        <w:fldChar w:fldCharType="end"/>
-      </w:r>
+      <w:fldSimple w:instr=" SEQ Figura \* ARABIC ">
+        <w:r>
+          <w:rPr>
+            <w:noProof/>
+          </w:rPr>
+          <w:t>7</w:t>
+        </w:r>
+      </w:fldSimple>
       <w:bookmarkEnd w:id="67"/>
       <w:r>
         <w:t xml:space="preserve">. Módulo </w:t>
@@ -23792,49 +22009,7 @@
         <w:rPr>
           <w:rFonts w:ascii="Calibri" w:eastAsia="Calibri" w:hAnsi="Calibri" w:cs="Calibri"/>
         </w:rPr>
-        <w:t xml:space="preserve">Una mejora adicional, aunque parezca menor, tuvo un gran impacto en la fiabilidad de nuestros montajes de prueba. Decidimos reemplazar los cables Dupont flexibles tradicionales, que suelen colgar y crear un desorden en la </w:t>
-      </w:r>
-      <w:proofErr w:type="spellStart"/>
-      <w:r>
-        <w:rPr>
-          <w:rFonts w:ascii="Calibri" w:eastAsia="Calibri" w:hAnsi="Calibri" w:cs="Calibri"/>
-        </w:rPr>
-        <w:t>protoboard</w:t>
-      </w:r>
-      <w:proofErr w:type="spellEnd"/>
-      <w:r>
-        <w:rPr>
-          <w:rFonts w:ascii="Calibri" w:eastAsia="Calibri" w:hAnsi="Calibri" w:cs="Calibri"/>
-        </w:rPr>
-        <w:t xml:space="preserve">, por jumper </w:t>
-      </w:r>
-      <w:proofErr w:type="spellStart"/>
-      <w:r>
-        <w:rPr>
-          <w:rFonts w:ascii="Calibri" w:eastAsia="Calibri" w:hAnsi="Calibri" w:cs="Calibri"/>
-        </w:rPr>
-        <w:t>wires</w:t>
-      </w:r>
-      <w:proofErr w:type="spellEnd"/>
-      <w:r>
-        <w:rPr>
-          <w:rFonts w:ascii="Calibri" w:eastAsia="Calibri" w:hAnsi="Calibri" w:cs="Calibri"/>
-        </w:rPr>
-        <w:t xml:space="preserve"> de alambre sólido. Estos cables, al ser rígidos, se insertan directamente y quedan pegados a la superficie de la </w:t>
-      </w:r>
-      <w:proofErr w:type="spellStart"/>
-      <w:r>
-        <w:rPr>
-          <w:rFonts w:ascii="Calibri" w:eastAsia="Calibri" w:hAnsi="Calibri" w:cs="Calibri"/>
-        </w:rPr>
-        <w:t>protoboard</w:t>
-      </w:r>
-      <w:proofErr w:type="spellEnd"/>
-      <w:r>
-        <w:rPr>
-          <w:rFonts w:ascii="Calibri" w:eastAsia="Calibri" w:hAnsi="Calibri" w:cs="Calibri"/>
-        </w:rPr>
-        <w:t>. Este cambio nos facilitó enormemente el trabajo, ya que el circuito se volvió mucho más limpio y fácil de revisar. Lo más importante es que es mucho más difícil que se desconecten accidentalmente, eliminando falsos fallos durante las pruebas y haciendo todo el proceso de prototipado más rápido y seguro</w:t>
+        <w:t>Una mejora adicional, aunque parezca menor, tuvo un gran impacto en la fiabilidad de nuestros montajes de prueba. Decidimos reemplazar los cables Dupont flexibles tradicionales, que suelen colgar y crear un desorden en la protoboard, por jumper wires de alambre sólido. Estos cables, al ser rígidos, se insertan directamente y quedan pegados a la superficie de la protoboard. Este cambio nos facilitó enormemente el trabajo, ya que el circuito se volvió mucho más limpio y fácil de revisar. Lo más importante es que es mucho más difícil que se desconecten accidentalmente, eliminando falsos fallos durante las pruebas y haciendo todo el proceso de prototipado más rápido y seguro</w:t>
       </w:r>
       <w:r>
         <w:rPr>
@@ -23973,39 +22148,21 @@
       <w:r>
         <w:t xml:space="preserve">Figura </w:t>
       </w:r>
-      <w:r>
-        <w:fldChar w:fldCharType="begin"/>
-      </w:r>
-      <w:r>
-        <w:instrText xml:space="preserve"> SEQ Figura \* ARABIC </w:instrText>
-      </w:r>
-      <w:r>
-        <w:fldChar w:fldCharType="separate"/>
-      </w:r>
-      <w:r>
-        <w:rPr>
-          <w:noProof/>
-        </w:rPr>
-        <w:t>8</w:t>
-      </w:r>
-      <w:r>
-        <w:rPr>
-          <w:noProof/>
-        </w:rPr>
-        <w:fldChar w:fldCharType="end"/>
-      </w:r>
+      <w:fldSimple w:instr=" SEQ Figura \* ARABIC ">
+        <w:r>
+          <w:rPr>
+            <w:noProof/>
+          </w:rPr>
+          <w:t>8</w:t>
+        </w:r>
+      </w:fldSimple>
       <w:bookmarkEnd w:id="68"/>
       <w:r>
         <w:t>.</w:t>
       </w:r>
       <w:r>
-        <w:t xml:space="preserve">Prototipo con regulador MP1584 y jumpers </w:t>
-      </w:r>
-      <w:proofErr w:type="spellStart"/>
-      <w:r>
-        <w:t>wires</w:t>
-      </w:r>
-      <w:proofErr w:type="spellEnd"/>
+        <w:t>Prototipo con regulador MP1584 y jumpers wires</w:t>
+      </w:r>
     </w:p>
     <w:p>
       <w:pPr>
@@ -24040,14 +22197,9 @@
       </w:pPr>
       <w:bookmarkStart w:id="70" w:name="_Toc210392171"/>
       <w:r>
-        <w:t xml:space="preserve">Desarrollo de la Librería </w:t>
-      </w:r>
-      <w:proofErr w:type="spellStart"/>
-      <w:r>
-        <w:t>CodecWSN</w:t>
+        <w:t>Desarrollo de la Librería CodecWSN</w:t>
       </w:r>
       <w:bookmarkEnd w:id="70"/>
-      <w:proofErr w:type="spellEnd"/>
     </w:p>
     <w:p/>
     <w:p>
@@ -24072,57 +22224,17 @@
               <w:rFonts w:eastAsia="Times New Roman"/>
               <w:color w:val="000000"/>
             </w:rPr>
-            <w:t xml:space="preserve">Barker &amp; </w:t>
-          </w:r>
-          <w:proofErr w:type="spellStart"/>
-          <w:r>
-            <w:rPr>
-              <w:rFonts w:eastAsia="Times New Roman"/>
-              <w:color w:val="000000"/>
-            </w:rPr>
-            <w:t>Swany</w:t>
-          </w:r>
-          <w:proofErr w:type="spellEnd"/>
-          <w:r>
-            <w:rPr>
-              <w:rFonts w:eastAsia="Times New Roman"/>
-              <w:color w:val="000000"/>
-            </w:rPr>
-            <w:t xml:space="preserve"> (2020)</w:t>
+            <w:t>Barker &amp; Swany (2020)</w:t>
           </w:r>
         </w:sdtContent>
       </w:sdt>
       <w:r>
-        <w:t xml:space="preserve"> sobre la compresión de mensajes en comunicaciones, hemos desarrollado la librería “</w:t>
-      </w:r>
-      <w:proofErr w:type="spellStart"/>
-      <w:r>
-        <w:t>CodecWSN</w:t>
-      </w:r>
-      <w:proofErr w:type="spellEnd"/>
-      <w:r>
-        <w:t>”. Si bien el artículo de Pedro nos brindó un marco teórico sobre la importancia de la eficiencia en la comunicación, la estrategia específica de compactación de datos para nuestra red de sensores inalámbricos (WSN) fue una iniciativa propia. El objetivo principal de “</w:t>
-      </w:r>
-      <w:proofErr w:type="spellStart"/>
-      <w:r>
-        <w:t>CodecWSN</w:t>
-      </w:r>
-      <w:proofErr w:type="spellEnd"/>
-      <w:r>
-        <w:t>” es transformar la información de los sensores (ID, voltaje, corriente y voltaje de batería) a un formato binario compacto, minimizando el tamaño de los datos a transmitir y, por ende, optimizando todo el proceso de comunicación.</w:t>
-      </w:r>
-    </w:p>
-    <w:p>
-      <w:r>
-        <w:t>La estrategia central de nuestra librería es la serialización directa de los datos a un formato binario de tamaño fijo. En lugar de enviar la información como texto plano (ASCII), que es ineficiente y verboso, “</w:t>
-      </w:r>
-      <w:proofErr w:type="spellStart"/>
-      <w:r>
-        <w:t>CodecWSN</w:t>
-      </w:r>
-      <w:proofErr w:type="spellEnd"/>
-      <w:r>
-        <w:t>” convierte las mediciones en una estructura de solo 8 bytes. Por ejemplo, un valor de voltaje como "12.34" ocuparía 5 bytes como texto. Nuestra librería lo representa en solo 2 bytes (un “int16_t”), logrando una compresión significativa sin pérdida de precisión, ya que manejamos los valores como centésimas de voltio. Este enfoque se aplica a cada una de las variables, resultando en un paquete de datos extremadamente ligero y predecible, es sencillo de usar simplemente fue necesario realizar</w:t>
+        <w:t xml:space="preserve"> sobre la compresión de mensajes en comunicaciones, hemos desarrollado la librería “CodecWSN”. Si bien el artículo de Pedro nos brindó un marco teórico sobre la importancia de la eficiencia en la comunicación, la estrategia específica de compactación de datos para nuestra red de sensores inalámbricos (WSN) fue una iniciativa propia. El objetivo principal de “CodecWSN” es transformar la información de los sensores (ID, voltaje, corriente y voltaje de batería) a un formato binario compacto, minimizando el tamaño de los datos a transmitir y, por ende, optimizando todo el proceso de comunicación.</w:t>
+      </w:r>
+    </w:p>
+    <w:p>
+      <w:r>
+        <w:t>La estrategia central de nuestra librería es la serialización directa de los datos a un formato binario de tamaño fijo. En lugar de enviar la información como texto plano (ASCII), que es ineficiente y verboso, “CodecWSN” convierte las mediciones en una estructura de solo 8 bytes. Por ejemplo, un valor de voltaje como "12.34" ocuparía 5 bytes como texto. Nuestra librería lo representa en solo 2 bytes (un “int16_t”), logrando una compresión significativa sin pérdida de precisión, ya que manejamos los valores como centésimas de voltio. Este enfoque se aplica a cada una de las variables, resultando en un paquete de datos extremadamente ligero y predecible, es sencillo de usar simplemente fue necesario realizar</w:t>
       </w:r>
       <w:r>
         <w:t xml:space="preserve"> normalización por escala entera para enviar como enteros simples</w:t>
@@ -24174,11 +22286,9 @@
       <w:r>
         <w:t>“</w:t>
       </w:r>
-      <w:proofErr w:type="spellStart"/>
       <w:r>
         <w:t>CodecWSN</w:t>
       </w:r>
-      <w:proofErr w:type="spellEnd"/>
       <w:r>
         <w:t>”</w:t>
       </w:r>
@@ -24282,27 +22392,14 @@
       <w:r>
         <w:t xml:space="preserve">Figura </w:t>
       </w:r>
-      <w:r>
-        <w:fldChar w:fldCharType="begin"/>
-      </w:r>
-      <w:r>
-        <w:instrText xml:space="preserve"> SEQ Figura \* ARABIC </w:instrText>
-      </w:r>
-      <w:r>
-        <w:fldChar w:fldCharType="separate"/>
-      </w:r>
-      <w:r>
-        <w:rPr>
-          <w:noProof/>
-        </w:rPr>
-        <w:t>9</w:t>
-      </w:r>
-      <w:r>
-        <w:rPr>
-          <w:noProof/>
-        </w:rPr>
-        <w:fldChar w:fldCharType="end"/>
-      </w:r>
+      <w:fldSimple w:instr=" SEQ Figura \* ARABIC ">
+        <w:r>
+          <w:rPr>
+            <w:noProof/>
+          </w:rPr>
+          <w:t>9</w:t>
+        </w:r>
+      </w:fldSimple>
       <w:bookmarkEnd w:id="71"/>
       <w:r>
         <w:t>. Desfase de bits en código inicial</w:t>
@@ -24311,77 +22408,13 @@
     <w:p/>
     <w:p>
       <w:r>
-        <w:t>Para solucionar este problema de desincronización y corrupción, investigamos estrategias de comunicación robustas y llegamos a una solución de dos capas. La primera fue implementar un mecanismo de entramado (</w:t>
-      </w:r>
-      <w:proofErr w:type="spellStart"/>
-      <w:r>
-        <w:t>framing</w:t>
-      </w:r>
-      <w:proofErr w:type="spellEnd"/>
-      <w:r>
-        <w:t>). En lugar de enviar simplemente los 8 bytes de datos, decidimos envolverlos en una estructura más grande llamada "trama". Esta trama incluye una secuencia de inicio única, conocida como SOF (</w:t>
-      </w:r>
-      <w:proofErr w:type="spellStart"/>
-      <w:r>
-        <w:t>Start</w:t>
-      </w:r>
-      <w:proofErr w:type="spellEnd"/>
-      <w:r>
-        <w:t xml:space="preserve"> </w:t>
-      </w:r>
-      <w:proofErr w:type="spellStart"/>
-      <w:r>
-        <w:t>Of</w:t>
-      </w:r>
-      <w:proofErr w:type="spellEnd"/>
-      <w:r>
-        <w:t xml:space="preserve"> </w:t>
-      </w:r>
-      <w:proofErr w:type="spellStart"/>
-      <w:r>
-        <w:t>Frame</w:t>
-      </w:r>
-      <w:proofErr w:type="spellEnd"/>
-      <w:r>
-        <w:t>), que en nuestro caso son los bytes 0xAA y 0x55. El receptor ahora ignora cualquier dato entrante hasta que detecta esta secuencia específica, lo que le permite resincronizarse automáticamente incluso si se han perdido bytes previamente.</w:t>
+        <w:t>Para solucionar este problema de desincronización y corrupción, investigamos estrategias de comunicación robustas y llegamos a una solución de dos capas. La primera fue implementar un mecanismo de entramado (framing). En lugar de enviar simplemente los 8 bytes de datos, decidimos envolverlos en una estructura más grande llamada "trama". Esta trama incluye una secuencia de inicio única, conocida como SOF (Start Of Frame), que en nuestro caso son los bytes 0xAA y 0x55. El receptor ahora ignora cualquier dato entrante hasta que detecta esta secuencia específica, lo que le permite resincronizarse automáticamente incluso si se han perdido bytes previamente.</w:t>
       </w:r>
     </w:p>
     <w:p>
       <w:r>
         <w:lastRenderedPageBreak/>
-        <w:t xml:space="preserve">Sin embargo, el </w:t>
-      </w:r>
-      <w:proofErr w:type="spellStart"/>
-      <w:r>
-        <w:t>framing</w:t>
-      </w:r>
-      <w:proofErr w:type="spellEnd"/>
-      <w:r>
-        <w:t xml:space="preserve"> por sí solo no resuelve la corrupción de datos dentro de la trama. Para ello, implementamos la segunda capa: un CRC (</w:t>
-      </w:r>
-      <w:proofErr w:type="spellStart"/>
-      <w:r>
-        <w:t>Cyclic</w:t>
-      </w:r>
-      <w:proofErr w:type="spellEnd"/>
-      <w:r>
-        <w:t xml:space="preserve"> </w:t>
-      </w:r>
-      <w:proofErr w:type="spellStart"/>
-      <w:r>
-        <w:t>Redundancy</w:t>
-      </w:r>
-      <w:proofErr w:type="spellEnd"/>
-      <w:r>
-        <w:t xml:space="preserve"> </w:t>
-      </w:r>
-      <w:proofErr w:type="spellStart"/>
-      <w:r>
-        <w:t>Check</w:t>
-      </w:r>
-      <w:proofErr w:type="spellEnd"/>
-      <w:r>
-        <w:t>). Un CRC es, en esencia, una "huella digital" matemática altamente fiable que se calcula a partir de un bloque de datos. La lógica es la siguiente:</w:t>
+        <w:t>Sin embargo, el framing por sí solo no resuelve la corrupción de datos dentro de la trama. Para ello, implementamos la segunda capa: un CRC (Cyclic Redundancy Check). Un CRC es, en esencia, una "huella digital" matemática altamente fiable que se calcula a partir de un bloque de datos. La lógica es la siguiente:</w:t>
       </w:r>
     </w:p>
     <w:p>
@@ -24440,7 +22473,6 @@
       <w:r>
         <w:t xml:space="preserve">ibrería </w:t>
       </w:r>
-      <w:proofErr w:type="spellStart"/>
       <w:r>
         <w:t>Adaptive</w:t>
       </w:r>
@@ -24451,19 +22483,10 @@
         <w:t>WSN</w:t>
       </w:r>
       <w:bookmarkEnd w:id="72"/>
-      <w:proofErr w:type="spellEnd"/>
-    </w:p>
-    <w:p>
-      <w:r>
-        <w:t xml:space="preserve">En las redes de sensores inalámbricos (WSN), el recurso más preciado es, sin duda, la energía de la batería. Un nodo sensor puede tener el mejor hardware y el software más eficiente, pero su vida útil está intrínsecamente ligada a la duración de su fuente de poder. Partiendo de esta premisa, hemos desarrollado la librería </w:t>
-      </w:r>
-      <w:proofErr w:type="spellStart"/>
-      <w:r>
-        <w:t>AdaptiveTXWSN</w:t>
-      </w:r>
-      <w:proofErr w:type="spellEnd"/>
-      <w:r>
-        <w:t>, un sistema de gestión de transmisión que no opera con una frecuencia fija, sino que adapta su comportamiento en tiempo real basándose en el estado energético del nodo.</w:t>
+    </w:p>
+    <w:p>
+      <w:r>
+        <w:t>En las redes de sensores inalámbricos (WSN), el recurso más preciado es, sin duda, la energía de la batería. Un nodo sensor puede tener el mejor hardware y el software más eficiente, pero su vida útil está intrínsecamente ligada a la duración de su fuente de poder. Partiendo de esta premisa, hemos desarrollado la librería AdaptiveTXWSN, un sistema de gestión de transmisión que no opera con una frecuencia fija, sino que adapta su comportamiento en tiempo real basándose en el estado energético del nodo.</w:t>
       </w:r>
     </w:p>
     <w:p/>
@@ -24474,15 +22497,7 @@
     </w:p>
     <w:p>
       <w:r>
-        <w:t xml:space="preserve">La inteligencia de </w:t>
-      </w:r>
-      <w:proofErr w:type="spellStart"/>
-      <w:r>
-        <w:t>AdaptiveTXWSN</w:t>
-      </w:r>
-      <w:proofErr w:type="spellEnd"/>
-      <w:r>
-        <w:t xml:space="preserve"> se basa en tres pilares fundamentales que trabajan en conjunto:</w:t>
+        <w:t>La inteligencia de AdaptiveTXWSN se basa en tres pilares fundamentales que trabajan en conjunto:</w:t>
       </w:r>
     </w:p>
     <w:p/>
@@ -24509,15 +22524,7 @@
         </w:numPr>
       </w:pPr>
       <w:r>
-        <w:t>Lógica de Decisión Basada en Umbrales: El sistema clasifica el estado de la batería en tres niveles operativos: ALTO, MEDIO y BAJO. Estos niveles no son fijos, sino que se definen mediante umbrales de voltaje que el usuario puede configurar. Por ejemplo, se puede establecer que por encima de 3.9V el nivel sea ALTO, entre 3.6V y 3.9V sea MEDIO, y por debajo de 3.6V sea BAJO. Además, incluye una función de seguridad crítica: un umbral de corte (</w:t>
-      </w:r>
-      <w:proofErr w:type="spellStart"/>
-      <w:r>
-        <w:t>corteVoltaje_V</w:t>
-      </w:r>
-      <w:proofErr w:type="spellEnd"/>
-      <w:r>
-        <w:t>). Si el voltaje cae por debajo de este punto, la librería detiene todas las transmisiones para proteger la batería de una descarga profunda, que podría dañarla permanentemente.</w:t>
+        <w:t>Lógica de Decisión Basada en Umbrales: El sistema clasifica el estado de la batería en tres niveles operativos: ALTO, MEDIO y BAJO. Estos niveles no son fijos, sino que se definen mediante umbrales de voltaje que el usuario puede configurar. Por ejemplo, se puede establecer que por encima de 3.9V el nivel sea ALTO, entre 3.6V y 3.9V sea MEDIO, y por debajo de 3.6V sea BAJO. Además, incluye una función de seguridad crítica: un umbral de corte (corteVoltaje_V). Si el voltaje cae por debajo de este punto, la librería detiene todas las transmisiones para proteger la batería de una descarga profunda, que podría dañarla permanentemente.</w:t>
       </w:r>
     </w:p>
     <w:p/>
@@ -24535,15 +22542,7 @@
     </w:p>
     <w:p>
       <w:r>
-        <w:t>Durante el desarrollo inicial, nos encontramos con un problema clásico en los sistemas de control: el "rebote" o "</w:t>
-      </w:r>
-      <w:proofErr w:type="spellStart"/>
-      <w:r>
-        <w:t>chattering</w:t>
-      </w:r>
-      <w:proofErr w:type="spellEnd"/>
-      <w:r>
-        <w:t>". Si el voltaje de la batería fluctuaba justo en el borde de un umbral (por ejemplo, 3.60V), el ruido en la lectura o pequeños cambios de carga podían hacer que el sistema cambiara rápidamente y de forma errática entre el nivel MEDIO y BAJO. Esto provocaba que la frecuencia de transmisión saltara impredeciblemente entre 15 segundos y 2 minutos, un comportamiento ineficiente y no deseado.</w:t>
+        <w:t>Durante el desarrollo inicial, nos encontramos con un problema clásico en los sistemas de control: el "rebote" o "chattering". Si el voltaje de la batería fluctuaba justo en el borde de un umbral (por ejemplo, 3.60V), el ruido en la lectura o pequeños cambios de carga podían hacer que el sistema cambiara rápidamente y de forma errática entre el nivel MEDIO y BAJO. Esto provocaba que la frecuencia de transmisión saltara impredeciblemente entre 15 segundos y 2 minutos, un comportamiento ineficiente y no deseado.</w:t>
       </w:r>
     </w:p>
     <w:p>
@@ -24595,21 +22594,7 @@
         <w:rPr>
           <w:rFonts w:ascii="Calibri" w:eastAsia="Calibri" w:hAnsi="Calibri" w:cs="Calibri"/>
         </w:rPr>
-        <w:t xml:space="preserve">Una de las mayores ventajas de </w:t>
-      </w:r>
-      <w:proofErr w:type="spellStart"/>
-      <w:r>
-        <w:rPr>
-          <w:rFonts w:ascii="Calibri" w:eastAsia="Calibri" w:hAnsi="Calibri" w:cs="Calibri"/>
-        </w:rPr>
-        <w:t>AdaptiveTXWSN</w:t>
-      </w:r>
-      <w:proofErr w:type="spellEnd"/>
-      <w:r>
-        <w:rPr>
-          <w:rFonts w:ascii="Calibri" w:eastAsia="Calibri" w:hAnsi="Calibri" w:cs="Calibri"/>
-        </w:rPr>
-        <w:t xml:space="preserve"> es que es totalmente configurable. Prácticamente todos sus parámetros de funcionamiento pueden ser ajustados por el usuario, no solo en la configuración inicial sino también dinámicamente durante la ejecución. Esto permite:</w:t>
+        <w:t>Una de las mayores ventajas de AdaptiveTXWSN es que es totalmente configurable. Prácticamente todos sus parámetros de funcionamiento pueden ser ajustados por el usuario, no solo en la configuración inicial sino también dinámicamente durante la ejecución. Esto permite:</w:t>
       </w:r>
     </w:p>
     <w:p>
@@ -24627,21 +22612,7 @@
         <w:rPr>
           <w:rFonts w:ascii="Calibri" w:eastAsia="Calibri" w:hAnsi="Calibri" w:cs="Calibri"/>
         </w:rPr>
-        <w:t xml:space="preserve">Adaptarse a cualquier tipo de batería: Baterías </w:t>
-      </w:r>
-      <w:proofErr w:type="spellStart"/>
-      <w:r>
-        <w:rPr>
-          <w:rFonts w:ascii="Calibri" w:eastAsia="Calibri" w:hAnsi="Calibri" w:cs="Calibri"/>
-        </w:rPr>
-        <w:t>LiPo</w:t>
-      </w:r>
-      <w:proofErr w:type="spellEnd"/>
-      <w:r>
-        <w:rPr>
-          <w:rFonts w:ascii="Calibri" w:eastAsia="Calibri" w:hAnsi="Calibri" w:cs="Calibri"/>
-        </w:rPr>
-        <w:t>, Li-ion o LiFePO4 tienen curvas de descarga diferentes. Con esta librería, se pueden ajustar los umbrales para que coincidan con las características específicas de la batería utilizada.</w:t>
+        <w:t>Adaptarse a cualquier tipo de batería: Baterías LiPo, Li-ion o LiFePO4 tienen curvas de descarga diferentes. Con esta librería, se pueden ajustar los umbrales para que coincidan con las características específicas de la batería utilizada.</w:t>
       </w:r>
     </w:p>
     <w:p>
@@ -24696,21 +22667,7 @@
         <w:rPr>
           <w:rFonts w:ascii="Calibri" w:eastAsia="Calibri" w:hAnsi="Calibri" w:cs="Calibri"/>
         </w:rPr>
-        <w:t xml:space="preserve">En conclusión, </w:t>
-      </w:r>
-      <w:proofErr w:type="spellStart"/>
-      <w:r>
-        <w:rPr>
-          <w:rFonts w:ascii="Calibri" w:eastAsia="Calibri" w:hAnsi="Calibri" w:cs="Calibri"/>
-        </w:rPr>
-        <w:t>AdaptiveTXWSN</w:t>
-      </w:r>
-      <w:proofErr w:type="spellEnd"/>
-      <w:r>
-        <w:rPr>
-          <w:rFonts w:ascii="Calibri" w:eastAsia="Calibri" w:hAnsi="Calibri" w:cs="Calibri"/>
-        </w:rPr>
-        <w:t xml:space="preserve"> transforma un simple temporizador de envío en un gestor de energía inteligente. Su capacidad para tomar decisiones en tiempo real basadas en el estado del recurso más vital —la batería— la convierte en una herramienta indispensable para crear redes de sensores robustas, autónomas y de larga duración.</w:t>
+        <w:t>En conclusión, AdaptiveTXWSN transforma un simple temporizador de envío en un gestor de energía inteligente. Su capacidad para tomar decisiones en tiempo real basadas en el estado del recurso más vital —la batería— la convierte en una herramienta indispensable para crear redes de sensores robustas, autónomas y de larga duración.</w:t>
       </w:r>
     </w:p>
     <w:p>
@@ -24738,45 +22695,35 @@
         <w:rPr>
           <w:rFonts w:eastAsia="Calibri"/>
         </w:rPr>
-        <w:t xml:space="preserve">: Librería </w:t>
-      </w:r>
-      <w:proofErr w:type="spellStart"/>
+        <w:t>: Librería EnergyWSN</w:t>
+      </w:r>
+    </w:p>
+    <w:p>
+      <w:r>
+        <w:t xml:space="preserve">El avance más significativo en nuestro proyecto no provino de una mejora aislada, sino del análisis profundo de cómo el hardware y el software interactúan. Entendimos </w:t>
+      </w:r>
+      <w:proofErr w:type="gramStart"/>
+      <w:r>
+        <w:t>que</w:t>
+      </w:r>
+      <w:proofErr w:type="gramEnd"/>
+      <w:r>
+        <w:t xml:space="preserve"> para lograr una autonomía energética radical, el nodo sensor no podía funcionar de manera monolítica, con todos sus componentes encendidos permanentemente. La solución fue diseñar un ciclo de trabajo por pulsos, donde el nodo pasa la mayor parte de su tiempo en un estado de letargo de consumo casi nulo y solo "despierta" durante breves y precisas ventanas de tiempo para cumplir sus tareas. </w:t>
+      </w:r>
+    </w:p>
+    <w:p>
+      <w:r>
+        <w:t>Esta estrategia requirió una simbiosis perfecta entre modificaciones físicas (hardware) y una lógica de control inteligente (software)</w:t>
+      </w:r>
+      <w:r>
+        <w:t xml:space="preserve"> que implementamos como una librería llamada </w:t>
+      </w:r>
       <w:r>
         <w:rPr>
           <w:rFonts w:eastAsia="Calibri"/>
         </w:rPr>
         <w:t>EnergyWSN</w:t>
       </w:r>
-      <w:proofErr w:type="spellEnd"/>
-    </w:p>
-    <w:p>
-      <w:r>
-        <w:t xml:space="preserve">El avance más significativo en nuestro proyecto no provino de una mejora aislada, sino del análisis profundo de cómo el hardware y el software interactúan. Entendimos </w:t>
-      </w:r>
-      <w:proofErr w:type="gramStart"/>
-      <w:r>
-        <w:t>que</w:t>
-      </w:r>
-      <w:proofErr w:type="gramEnd"/>
-      <w:r>
-        <w:t xml:space="preserve"> para lograr una autonomía energética radical, el nodo sensor no podía funcionar de manera monolítica, con todos sus componentes encendidos permanentemente. La solución fue diseñar un ciclo de trabajo por pulsos, donde el nodo pasa la mayor parte de su tiempo en un estado de letargo de consumo casi nulo y solo "despierta" durante breves y precisas ventanas de tiempo para cumplir sus tareas. </w:t>
-      </w:r>
-    </w:p>
-    <w:p>
-      <w:r>
-        <w:t>Esta estrategia requirió una simbiosis perfecta entre modificaciones físicas (hardware) y una lógica de control inteligente (software)</w:t>
-      </w:r>
-      <w:r>
-        <w:t xml:space="preserve"> que implementamos como una librería llamada </w:t>
-      </w:r>
-      <w:proofErr w:type="spellStart"/>
-      <w:r>
-        <w:rPr>
-          <w:rFonts w:eastAsia="Calibri"/>
-        </w:rPr>
-        <w:t>EnergyWSN</w:t>
-      </w:r>
-      <w:proofErr w:type="spellEnd"/>
       <w:r>
         <w:t xml:space="preserve">. </w:t>
       </w:r>
@@ -24842,21 +22789,13 @@
       </w:pPr>
       <w:r>
         <w:lastRenderedPageBreak/>
-        <w:t xml:space="preserve">Gestión Avanzada del Módulo de Radio: </w:t>
-      </w:r>
-      <w:proofErr w:type="spellStart"/>
-      <w:r>
-        <w:t>Par</w:t>
+        <w:t>Gestión Avanzada del Módulo de Radio: Par</w:t>
       </w:r>
       <w:r>
         <w:t>|</w:t>
       </w:r>
       <w:r>
-        <w:t>a</w:t>
-      </w:r>
-      <w:proofErr w:type="spellEnd"/>
-      <w:r>
-        <w:t xml:space="preserve"> controlar el módulo XBee, que opera a 3.3V, se añadió </w:t>
+        <w:t xml:space="preserve">a controlar el módulo XBee, que opera a 3.3V, se añadió </w:t>
       </w:r>
       <w:r>
         <w:t>un par de pines conectados</w:t>
@@ -24897,15 +22836,7 @@
         </w:numPr>
       </w:pPr>
       <w:r>
-        <w:t>El Despertar Controlado: El ciclo comienza cuando el microcontrolador sale de su estado de sueño profundo (</w:t>
-      </w:r>
-      <w:proofErr w:type="spellStart"/>
-      <w:r>
-        <w:t>deep</w:t>
-      </w:r>
-      <w:proofErr w:type="spellEnd"/>
-      <w:r>
-        <w:t xml:space="preserve"> sleep), activado por un temporizador interno.</w:t>
+        <w:t>El Despertar Controlado: El ciclo comienza cuando el microcontrolador sale de su estado de sueño profundo (deep sleep), activado por un temporizador interno.</w:t>
       </w:r>
     </w:p>
     <w:p>
@@ -24917,15 +22848,7 @@
         </w:numPr>
       </w:pPr>
       <w:r>
-        <w:t xml:space="preserve">Activación y Estabilización de Sensores: Lo primero que hace es enviar una señal al MOSFET para energizar los sensores. Inmediatamente después, el programa espera un breve instante (un </w:t>
-      </w:r>
-      <w:proofErr w:type="spellStart"/>
-      <w:r>
-        <w:t>delay</w:t>
-      </w:r>
-      <w:proofErr w:type="spellEnd"/>
-      <w:r>
-        <w:t xml:space="preserve"> de milisegundos). Este pequeño tiempo de espera es fundamental, ya que los componentes electrónicos necesitan un momento para que sus voltajes se estabilicen tras el encendido. Omitir este paso podría resultar en mediciones erróneas o inconsistentes.</w:t>
+        <w:t>Activación y Estabilización de Sensores: Lo primero que hace es enviar una señal al MOSFET para energizar los sensores. Inmediatamente después, el programa espera un breve instante (un delay de milisegundos). Este pequeño tiempo de espera es fundamental, ya que los componentes electrónicos necesitan un momento para que sus voltajes se estabilicen tras el encendido. Omitir este paso podría resultar en mediciones erróneas o inconsistentes.</w:t>
       </w:r>
     </w:p>
     <w:p>
@@ -24937,15 +22860,7 @@
         </w:numPr>
       </w:pPr>
       <w:r>
-        <w:t>Adquisición Rápida de Datos: Una vez estabilizados los sensores, el microcontrolador realiza las lecturas de voltaje y corriente (</w:t>
-      </w:r>
-      <w:proofErr w:type="spellStart"/>
-      <w:r>
-        <w:t>analogRead</w:t>
-      </w:r>
-      <w:proofErr w:type="spellEnd"/>
-      <w:r>
-        <w:t>) de la forma más rápida posible.</w:t>
+        <w:t>Adquisición Rápida de Datos: Una vez estabilizados los sensores, el microcontrolador realiza las lecturas de voltaje y corriente (analogRead) de la forma más rápida posible.</w:t>
       </w:r>
     </w:p>
     <w:p>
@@ -24999,15 +22914,7 @@
         </w:numPr>
       </w:pPr>
       <w:r>
-        <w:t>El Sueño Profundo: Una vez completadas todas las tareas, el microcontrolador ejecuta la instrucción final: entrar en un modo de hibernación (</w:t>
-      </w:r>
-      <w:proofErr w:type="spellStart"/>
-      <w:r>
-        <w:t>LowPower.sleepFor_ms</w:t>
-      </w:r>
-      <w:proofErr w:type="spellEnd"/>
-      <w:r>
-        <w:t>). En este estado, consume apenas unos microamperios. Permanece así durante el tiempo configurado (desde segundos hasta varios minutos) hasta que el ciclo deba repetirse.</w:t>
+        <w:t>El Sueño Profundo: Una vez completadas todas las tareas, el microcontrolador ejecuta la instrucción final: entrar en un modo de hibernación (LowPower.sleepFor_ms). En este estado, consume apenas unos microamperios. Permanece así durante el tiempo configurado (desde segundos hasta varios minutos) hasta que el ciclo deba repetirse.</w:t>
       </w:r>
     </w:p>
     <w:p>
@@ -25028,14 +22935,12 @@
       <w:r>
         <w:t xml:space="preserve"> y por eso es que estamos tan orgullosos de </w:t>
       </w:r>
-      <w:proofErr w:type="spellStart"/>
       <w:r>
         <w:rPr>
           <w:rFonts w:eastAsia="Calibri"/>
         </w:rPr>
         <w:t>EnergyWSN</w:t>
       </w:r>
-      <w:proofErr w:type="spellEnd"/>
       <w:r>
         <w:t>.</w:t>
       </w:r>
@@ -25051,15 +22956,7 @@
     </w:p>
     <w:p>
       <w:r>
-        <w:t xml:space="preserve">Para poder usarlos en nuestros prototipos, tuvimos que comprar adaptadores de SOT-23 a formato DIP/SIP, que es el estándar para </w:t>
-      </w:r>
-      <w:proofErr w:type="spellStart"/>
-      <w:r>
-        <w:t>protoboards</w:t>
-      </w:r>
-      <w:proofErr w:type="spellEnd"/>
-      <w:r>
-        <w:t>. Aunque ya teníamos experiencia soldando, enfrentarnos a estos componentes fue nuestro mayor reto de soldadura hasta la fecha. Trabajar con piezas tan diminutas requirió un pulso de cirujano, herramientas de precisión y mucha paciencia, pero superarlo nos dio una nueva y valiosa habilidad</w:t>
+        <w:t>Para poder usarlos en nuestros prototipos, tuvimos que comprar adaptadores de SOT-23 a formato DIP/SIP, que es el estándar para protoboards. Aunque ya teníamos experiencia soldando, enfrentarnos a estos componentes fue nuestro mayor reto de soldadura hasta la fecha. Trabajar con piezas tan diminutas requirió un pulso de cirujano, herramientas de precisión y mucha paciencia, pero superarlo nos dio una nueva y valiosa habilidad</w:t>
       </w:r>
     </w:p>
     <w:p>
@@ -25075,21 +22972,8 @@
           <w:numId w:val="52"/>
         </w:numPr>
       </w:pPr>
-      <w:proofErr w:type="spellStart"/>
-      <w:r>
-        <w:t>MOSFETs</w:t>
-      </w:r>
-      <w:proofErr w:type="spellEnd"/>
-      <w:r>
-        <w:t xml:space="preserve">: Entender cómo funcionan como interruptores controlados por voltaje, qué es el voltaje de umbral (gate </w:t>
-      </w:r>
-      <w:proofErr w:type="spellStart"/>
-      <w:r>
-        <w:t>threshold</w:t>
-      </w:r>
-      <w:proofErr w:type="spellEnd"/>
-      <w:r>
-        <w:t>), y cómo elegir el correcto para que un microcontrolador de 5V pudiera activarlo sin problemas.</w:t>
+      <w:r>
+        <w:t>MOSFETs: Entender cómo funcionan como interruptores controlados por voltaje, qué es el voltaje de umbral (gate threshold), y cómo elegir el correcto para que un microcontrolador de 5V pudiera activarlo sin problemas.</w:t>
       </w:r>
     </w:p>
     <w:p>
@@ -25101,23 +22985,7 @@
         </w:numPr>
       </w:pPr>
       <w:r>
-        <w:t>Transistores NPN: Estudiar su funcionamiento como interruptores y, crucialmente, como "</w:t>
-      </w:r>
-      <w:proofErr w:type="spellStart"/>
-      <w:r>
-        <w:t>level</w:t>
-      </w:r>
-      <w:proofErr w:type="spellEnd"/>
-      <w:r>
-        <w:t xml:space="preserve"> </w:t>
-      </w:r>
-      <w:proofErr w:type="spellStart"/>
-      <w:r>
-        <w:t>shifters</w:t>
-      </w:r>
-      <w:proofErr w:type="spellEnd"/>
-      <w:r>
-        <w:t xml:space="preserve">" para poder comunicar de forma segura </w:t>
+        <w:t xml:space="preserve">Transistores NPN: Estudiar su funcionamiento como interruptores y, crucialmente, como "level shifters" para poder comunicar de forma segura </w:t>
       </w:r>
       <w:r>
         <w:t xml:space="preserve">la señal </w:t>
@@ -25145,23 +23013,7 @@
         </w:numPr>
       </w:pPr>
       <w:r>
-        <w:t>Tiempos de Espera (</w:t>
-      </w:r>
-      <w:proofErr w:type="spellStart"/>
-      <w:r>
-        <w:t>delays</w:t>
-      </w:r>
-      <w:proofErr w:type="spellEnd"/>
-      <w:r>
-        <w:t xml:space="preserve">): Determinar los retardos necesarios para la estabilización de los componentes fue un proceso de mucha prueba y error. Un </w:t>
-      </w:r>
-      <w:proofErr w:type="spellStart"/>
-      <w:r>
-        <w:t>delay</w:t>
-      </w:r>
-      <w:proofErr w:type="spellEnd"/>
-      <w:r>
-        <w:t xml:space="preserve"> muy corto resultaba en lecturas incorrectas; uno muy largo desperdiciaba milisegundos preciosos de batería en cada ciclo. Experimentamos hasta encontrar el punto óptimo entre fiabilidad y eficiencia.</w:t>
+        <w:t>Tiempos de Espera (delays): Determinar los retardos necesarios para la estabilización de los componentes fue un proceso de mucha prueba y error. Un delay muy corto resultaba en lecturas incorrectas; uno muy largo desperdiciaba milisegundos preciosos de batería en cada ciclo. Experimentamos hasta encontrar el punto óptimo entre fiabilidad y eficiencia.</w:t>
       </w:r>
     </w:p>
     <w:p/>
@@ -25174,31 +23026,7 @@
         </w:numPr>
       </w:pPr>
       <w:r>
-        <w:t>Documentación del Microcontrolador: Tuvimos que sumergirnos en las hojas de datos (</w:t>
-      </w:r>
-      <w:proofErr w:type="spellStart"/>
-      <w:r>
-        <w:t>datasheets</w:t>
-      </w:r>
-      <w:proofErr w:type="spellEnd"/>
-      <w:r>
-        <w:t>) del microcontrolador ATmega328P. Allí descubrimos una limitación clave del modo de sueño profundo: el temporizador interno (</w:t>
-      </w:r>
-      <w:proofErr w:type="spellStart"/>
-      <w:r>
-        <w:t>Watchdog</w:t>
-      </w:r>
-      <w:proofErr w:type="spellEnd"/>
-      <w:r>
-        <w:t xml:space="preserve"> </w:t>
-      </w:r>
-      <w:proofErr w:type="spellStart"/>
-      <w:r>
-        <w:t>Timer</w:t>
-      </w:r>
-      <w:proofErr w:type="spellEnd"/>
-      <w:r>
-        <w:t>) solo puede configurarse para un máximo de 8 segundos de sueño. Para lograr pausas más largas (como 1 o 2 minutos), tuvimos que diseñar un bucle en nuestro código que "despierta" brevemente cada 8 segundos solo para volver a dormirse, hasta completar el tiempo total deseado.</w:t>
+        <w:t>Documentación del Microcontrolador: Tuvimos que sumergirnos en las hojas de datos (datasheets) del microcontrolador ATmega328P. Allí descubrimos una limitación clave del modo de sueño profundo: el temporizador interno (Watchdog Timer) solo puede configurarse para un máximo de 8 segundos de sueño. Para lograr pausas más largas (como 1 o 2 minutos), tuvimos que diseñar un bucle en nuestro código que "despierta" brevemente cada 8 segundos solo para volver a dormirse, hasta completar el tiempo total deseado.</w:t>
       </w:r>
     </w:p>
     <w:p/>
@@ -25211,23 +23039,7 @@
         </w:numPr>
       </w:pPr>
       <w:r>
-        <w:t>Documentación del XBee: El modo de hibernación del XBee (Pin Sleep) requirió otra lectura intensiva de su documentación. Primero, tuvimos que reconfigurar los módulos como "</w:t>
-      </w:r>
-      <w:proofErr w:type="spellStart"/>
-      <w:r>
-        <w:t>End</w:t>
-      </w:r>
-      <w:proofErr w:type="spellEnd"/>
-      <w:r>
-        <w:t xml:space="preserve"> </w:t>
-      </w:r>
-      <w:proofErr w:type="spellStart"/>
-      <w:r>
-        <w:t>Device</w:t>
-      </w:r>
-      <w:proofErr w:type="spellEnd"/>
-      <w:r>
-        <w:t>" usando el software XCTU para habilitar estas funciones de ahorro. Segundo, descubrimos que no se trataba de un solo pin, sino de un sistema de dos:</w:t>
+        <w:t>Documentación del XBee: El modo de hibernación del XBee (Pin Sleep) requirió otra lectura intensiva de su documentación. Primero, tuvimos que reconfigurar los módulos como "End Device" usando el software XCTU para habilitar estas funciones de ahorro. Segundo, descubrimos que no se trataba de un solo pin, sino de un sistema de dos:</w:t>
       </w:r>
     </w:p>
     <w:p>
@@ -25245,15 +23057,7 @@
         <w:ind w:left="1428"/>
       </w:pPr>
       <w:r>
-        <w:t xml:space="preserve">SLEEP_RQ (Sleep </w:t>
-      </w:r>
-      <w:proofErr w:type="spellStart"/>
-      <w:r>
-        <w:t>Request</w:t>
-      </w:r>
-      <w:proofErr w:type="spellEnd"/>
-      <w:r>
-        <w:t>): Un pin de salida desde nuestro Arduino para solicitar al XBee que se duerma.</w:t>
+        <w:t>SLEEP_RQ (Sleep Request): Un pin de salida desde nuestro Arduino para solicitar al XBee que se duerma.</w:t>
       </w:r>
     </w:p>
     <w:p>
@@ -25267,15 +23071,7 @@
       </w:pPr>
       <w:r>
         <w:lastRenderedPageBreak/>
-        <w:t xml:space="preserve">ON/SLEEP (Status </w:t>
-      </w:r>
-      <w:proofErr w:type="spellStart"/>
-      <w:r>
-        <w:t>Indicator</w:t>
-      </w:r>
-      <w:proofErr w:type="spellEnd"/>
-      <w:r>
-        <w:t>): Un pin de entrada hacia nuestro Arduino que el XBee usa para confirmar su estado actual (si está despierto o dormido).</w:t>
+        <w:t>ON/SLEEP (Status Indicator): Un pin de entrada hacia nuestro Arduino que el XBee usa para confirmar su estado actual (si está despierto o dormido).</w:t>
       </w:r>
     </w:p>
     <w:p>
@@ -25328,66 +23124,18 @@
     </w:p>
     <w:p>
       <w:r>
-        <w:t>Para empezar, decidimos utilizar la tecnología LoRa. Esto requirió una fase de investigación inicial para comprender sus particularidades. Tuvimos que aprender sobre las bandas de frecuencia permitidas en nuestra región, y entender el significado de parámetros clave como el Factor de Propagación (Spreading Factor), el Ancho de Banda (</w:t>
-      </w:r>
-      <w:proofErr w:type="spellStart"/>
-      <w:r>
-        <w:t>Bandwidth</w:t>
-      </w:r>
-      <w:proofErr w:type="spellEnd"/>
-      <w:r>
-        <w:t>) y la Tasa de Codificación (</w:t>
-      </w:r>
-      <w:proofErr w:type="spellStart"/>
-      <w:r>
-        <w:t>Coding</w:t>
-      </w:r>
-      <w:proofErr w:type="spellEnd"/>
-      <w:r>
-        <w:t xml:space="preserve"> </w:t>
-      </w:r>
-      <w:proofErr w:type="spellStart"/>
-      <w:r>
-        <w:t>Rate</w:t>
-      </w:r>
-      <w:proofErr w:type="spellEnd"/>
-      <w:r>
-        <w:t>), ya que estos afectan directamente el alcance y la velocidad de transmisión.</w:t>
-      </w:r>
-    </w:p>
-    <w:p>
-      <w:r>
-        <w:t xml:space="preserve">Durante este proceso, nos encontramos con el primer reto de hardware: los módulos LoRa operan a un nivel lógico de 3.3 voltios, mientras que nuestro Arduino Nano trabaja a 5 voltios. Para asegurar una comunicación segura sin dañar el módulo de radio, fue necesario adquirir conversores de nivel lógico, conocidos como </w:t>
-      </w:r>
-      <w:proofErr w:type="spellStart"/>
-      <w:r>
-        <w:t>level</w:t>
-      </w:r>
-      <w:proofErr w:type="spellEnd"/>
-      <w:r>
-        <w:t xml:space="preserve"> </w:t>
-      </w:r>
-      <w:proofErr w:type="spellStart"/>
-      <w:r>
-        <w:t>shifters</w:t>
-      </w:r>
-      <w:proofErr w:type="spellEnd"/>
-      <w:r>
-        <w:t>. Tuvimos que soldar estos pequeños componentes a los módulos, como se muestra en la FIGURA N. A nivel de software, descubrimos que la comunicación con el módulo se realizaba a través del protocolo SPI. Afortunadamente, nuestra experiencia previa configurando la tarjeta SD, que también usa SPI, nos ayudó a comprender la lógica de pines y a escribir rápidamente un sketch básico de comunicación.</w:t>
+        <w:t>Para empezar, decidimos utilizar la tecnología LoRa. Esto requirió una fase de investigación inicial para comprender sus particularidades. Tuvimos que aprender sobre las bandas de frecuencia permitidas en nuestra región, y entender el significado de parámetros clave como el Factor de Propagación (Spreading Factor), el Ancho de Banda (Bandwidth) y la Tasa de Codificación (Coding Rate), ya que estos afectan directamente el alcance y la velocidad de transmisión.</w:t>
+      </w:r>
+    </w:p>
+    <w:p>
+      <w:r>
+        <w:t>Durante este proceso, nos encontramos con el primer reto de hardware: los módulos LoRa operan a un nivel lógico de 3.3 voltios, mientras que nuestro Arduino Nano trabaja a 5 voltios. Para asegurar una comunicación segura sin dañar el módulo de radio, fue necesario adquirir conversores de nivel lógico, conocidos como level shifters. Tuvimos que soldar estos pequeños componentes a los módulos, como se muestra en la FIGURA N. A nivel de software, descubrimos que la comunicación con el módulo se realizaba a través del protocolo SPI. Afortunadamente, nuestra experiencia previa configurando la tarjeta SD, que también usa SPI, nos ayudó a comprender la lógica de pines y a escribir rápidamente un sketch básico de comunicación.</w:t>
       </w:r>
     </w:p>
     <w:p/>
     <w:p>
       <w:r>
-        <w:t xml:space="preserve">Logramos establecer un enlace casi de inmediato; el nodo receptor nos confirmaba la llegada de paquetes y nos mostraba la intensidad de la señal (RSSI). Sin embargo, nos topamos con un problema frustrante: no podíamos leer el contenido del paquete, que aparecía en blanco. Después de mucha depuración, descubrimos que el error estaba en nuestra función de lectura. La librería de LoRa entregaba los datos como una secuencia de bytes, pero nuestra función inicial no añadía correctamente el carácter nulo de terminación al final del buffer antes de convertirlo a un </w:t>
-      </w:r>
-      <w:proofErr w:type="spellStart"/>
-      <w:r>
-        <w:t>String</w:t>
-      </w:r>
-      <w:proofErr w:type="spellEnd"/>
-      <w:r>
-        <w:t xml:space="preserve">. Esto provocaba </w:t>
+        <w:t xml:space="preserve">Logramos establecer un enlace casi de inmediato; el nodo receptor nos confirmaba la llegada de paquetes y nos mostraba la intensidad de la señal (RSSI). Sin embargo, nos topamos con un problema frustrante: no podíamos leer el contenido del paquete, que aparecía en blanco. Después de mucha depuración, descubrimos que el error estaba en nuestra función de lectura. La librería de LoRa entregaba los datos como una secuencia de bytes, pero nuestra función inicial no añadía correctamente el carácter nulo de terminación al final del buffer antes de convertirlo a un String. Esto provocaba </w:t>
       </w:r>
       <w:proofErr w:type="gramStart"/>
       <w:r>
@@ -25415,19 +23163,7 @@
     </w:p>
     <w:p>
       <w:r>
-        <w:t xml:space="preserve">En teoría, el siguiente paso era adaptar nuestro sketch complejo con sensores y librerías para que funcionara con LoRa, y luego repetir todo el proceso </w:t>
-      </w:r>
-      <w:r>
-        <w:t xml:space="preserve">que hicimos </w:t>
-      </w:r>
-      <w:r>
-        <w:t xml:space="preserve">para XBee y </w:t>
-      </w:r>
-      <w:r>
-        <w:t xml:space="preserve">que se planeaba para </w:t>
-      </w:r>
-      <w:r>
-        <w:t>cualquier otro módulo futuro. En ese momento nos dimos cuenta de que este enfoque no era escalable. Crear un código completo y personalizado para cada tipo de radio sería un proceso muy largo, propenso a errores y difícil de mantener.</w:t>
+        <w:t>En teoría, el siguiente paso era adaptar nuestro sketch complejo con sensores y librerías para que funcionara con LoRa, y luego repetir todo el proceso que hicimos para XBee y que se planeaba para cualquier otro módulo futuro. En ese momento nos dimos cuenta de que este enfoque no era escalable. Crear un código completo y personalizado para cada tipo de radio sería un proceso muy largo, propenso a errores y difícil de mantener.</w:t>
       </w:r>
     </w:p>
     <w:p>
@@ -25437,60 +23173,12 @@
     </w:p>
     <w:p>
       <w:r>
-        <w:t>Luego, creamos clases específicas para cada radio, como "</w:t>
-      </w:r>
-      <w:proofErr w:type="spellStart"/>
-      <w:r>
-        <w:t>LoraRadio</w:t>
-      </w:r>
-      <w:proofErr w:type="spellEnd"/>
-      <w:r>
-        <w:t>" y "</w:t>
-      </w:r>
-      <w:proofErr w:type="spellStart"/>
-      <w:r>
-        <w:t>XBeeRadio</w:t>
-      </w:r>
-      <w:proofErr w:type="spellEnd"/>
-      <w:r>
-        <w:t>". Cada una de estas clases hereda de la interfaz y contiene el código de bajo nivel y los comandos específicos para su hardware particular. Sin embargo, al llamarlas desde nuestro programa principal, usamos las funciones genéricas de la interfaz. De esta forma, el código principal no necesita saber si está hablando con un LoRa o un XBee; simplemente le dice a la interfaz "envía estos datos".</w:t>
-      </w:r>
-    </w:p>
-    <w:p>
-      <w:r>
-        <w:t>El cambio es evidente al comparar el código anterior, "</w:t>
-      </w:r>
-      <w:proofErr w:type="spellStart"/>
-      <w:r>
-        <w:t>Normal_sensor.ino</w:t>
-      </w:r>
-      <w:proofErr w:type="spellEnd"/>
-      <w:r>
-        <w:t>", con el nuevo "</w:t>
-      </w:r>
-      <w:proofErr w:type="spellStart"/>
-      <w:r>
-        <w:t>EmisorUniversal.ino</w:t>
-      </w:r>
-      <w:proofErr w:type="spellEnd"/>
-      <w:r>
-        <w:t>". En el código antiguo, todo el programa estaba lleno de llamadas directas a "</w:t>
-      </w:r>
-      <w:proofErr w:type="spellStart"/>
-      <w:r>
-        <w:t>xbeeSerial</w:t>
-      </w:r>
-      <w:proofErr w:type="spellEnd"/>
-      <w:r>
-        <w:t xml:space="preserve">", acoplando fuertemente la lógica a un solo tipo de hardware. En el emisor universal, el código del </w:t>
-      </w:r>
-      <w:proofErr w:type="spellStart"/>
-      <w:r>
-        <w:t>loop</w:t>
-      </w:r>
-      <w:proofErr w:type="spellEnd"/>
-      <w:r>
-        <w:t xml:space="preserve"> es completamente agnóstico al radio. Utiliza un puntero genérico llamado "radio" y funciones como "radio-&gt;</w:t>
+        <w:t>Luego, creamos clases específicas para cada radio, como "LoraRadio" y "XBeeRadio". Cada una de estas clases hereda de la interfaz y contiene el código de bajo nivel y los comandos específicos para su hardware particular. Sin embargo, al llamarlas desde nuestro programa principal, usamos las funciones genéricas de la interfaz. De esta forma, el código principal no necesita saber si está hablando con un LoRa o un XBee; simplemente le dice a la interfaz "envía estos datos".</w:t>
+      </w:r>
+    </w:p>
+    <w:p>
+      <w:r>
+        <w:t>El cambio es evidente al comparar el código anterior, "Normal_sensor.ino", con el nuevo "EmisorUniversal.ino". En el código antiguo, todo el programa estaba lleno de llamadas directas a "xbeeSerial", acoplando fuertemente la lógica a un solo tipo de hardware. En el emisor universal, el código del loop es completamente agnóstico al radio. Utiliza un puntero genérico llamado "radio" y funciones como "radio-&gt;</w:t>
       </w:r>
       <w:proofErr w:type="gramStart"/>
       <w:r>
@@ -25503,74 +23191,22 @@
     </w:p>
     <w:p>
       <w:r>
-        <w:t>La magia ocurre en la sección de configuración. Con una sola línea de código, podemos decidir qué radio usar. Al definir "USE_LORA", el programa crea un objeto de la clase "</w:t>
-      </w:r>
-      <w:proofErr w:type="spellStart"/>
-      <w:r>
-        <w:t>LoraRadio</w:t>
-      </w:r>
-      <w:proofErr w:type="spellEnd"/>
-      <w:r>
-        <w:t>", lo configura con todos los parámetros necesarios a través de una estructura "</w:t>
-      </w:r>
-      <w:proofErr w:type="spellStart"/>
-      <w:r>
-        <w:t>LoRaConfig</w:t>
-      </w:r>
-      <w:proofErr w:type="spellEnd"/>
-      <w:r>
-        <w:t>", y lo asigna al puntero genérico "radio". Si quisiéramos cambiar a XBee, simplemente cambiaríamos la definición a "USE_XBEE" y el programa crearía un objeto "</w:t>
-      </w:r>
-      <w:proofErr w:type="spellStart"/>
-      <w:r>
-        <w:t>XBeeRadio</w:t>
-      </w:r>
-      <w:proofErr w:type="spellEnd"/>
-      <w:r>
-        <w:t>" en su lugar. Esta técnica, conocida como inyección de dependencias, nos permitió crear un sistema modular, limpio y fácilmente extensible para cualquier tecnología de radio que queramos probar en el futuro.</w:t>
-      </w:r>
-    </w:p>
-    <w:p>
-      <w:r>
-        <w:t xml:space="preserve">El resultado fue la creación de un conjunto de archivos de código limpios y modulares, tal como se muestra en la estructura de la </w:t>
-      </w:r>
-      <w:r>
-        <w:t>IMAGENARCHIVOSINYECTABLES</w:t>
-      </w:r>
-      <w:r>
-        <w:t>, donde cada radio tiene su propia clase y un sketch universal los controla.</w:t>
-      </w:r>
-    </w:p>
-    <w:p>
-      <w:r>
-        <w:t>El proceso de implementación fue notablemente rápido, ya que el trabajo más pesado ya estaba hecho. Contábamos con prototipos funcionales tanto para XBee como para LoRa</w:t>
-      </w:r>
-      <w:r>
-        <w:t xml:space="preserve">, </w:t>
-      </w:r>
-      <w:r>
-        <w:t>el hardware estaba montado y sabíamos que los componentes se comunicaban. Por lo tanto, la tarea se centró exclusivamente en una reestructuración del software.</w:t>
-      </w:r>
-    </w:p>
-    <w:p>
-      <w:r>
-        <w:t xml:space="preserve">Creamos los sketches </w:t>
-      </w:r>
-      <w:proofErr w:type="spellStart"/>
-      <w:r>
-        <w:t>EmisorUniversal.ino</w:t>
-      </w:r>
-      <w:proofErr w:type="spellEnd"/>
-      <w:r>
-        <w:t xml:space="preserve"> y </w:t>
-      </w:r>
-      <w:proofErr w:type="spellStart"/>
-      <w:r>
-        <w:t>ReceptorUniversal.ino</w:t>
-      </w:r>
-      <w:proofErr w:type="spellEnd"/>
-      <w:r>
-        <w:t xml:space="preserve">. Durante el desarrollo, nos encontramos con un problema interesante de inicialización. Nuestro objetivo era que toda la configuración ocurriera dentro de la función </w:t>
+        <w:t>La magia ocurre en la sección de configuración. Con una sola línea de código, podemos decidir qué radio usar. Al definir "USE_LORA", el programa crea un objeto de la clase "LoraRadio", lo configura con todos los parámetros necesarios a través de una estructura "LoRaConfig", y lo asigna al puntero genérico "radio". Si quisiéramos cambiar a XBee, simplemente cambiaríamos la definición a "USE_XBEE" y el programa crearía un objeto "XBeeRadio" en su lugar. Esta técnica, conocida como inyección de dependencias, nos permitió crear un sistema modular, limpio y fácilmente extensible para cualquier tecnología de radio que queramos probar en el futuro.</w:t>
+      </w:r>
+    </w:p>
+    <w:p>
+      <w:r>
+        <w:t>El resultado fue la creación de un conjunto de archivos de código limpios y modulares, tal como se muestra en la estructura de la IMAGENARCHIVOSINYECTABLES, donde cada radio tiene su propia clase y un sketch universal los controla.</w:t>
+      </w:r>
+    </w:p>
+    <w:p>
+      <w:r>
+        <w:t>El proceso de implementación fue notablemente rápido, ya que el trabajo más pesado ya estaba hecho. Contábamos con prototipos funcionales tanto para XBee como para LoRa, el hardware estaba montado y sabíamos que los componentes se comunicaban. Por lo tanto, la tarea se centró exclusivamente en una reestructuración del software.</w:t>
+      </w:r>
+    </w:p>
+    <w:p>
+      <w:r>
+        <w:t xml:space="preserve">Creamos los sketches EmisorUniversal.ino y ReceptorUniversal.ino. Durante el desarrollo, nos encontramos con un problema interesante de inicialización. Nuestro objetivo era que toda la configuración ocurriera dentro de la función </w:t>
       </w:r>
       <w:proofErr w:type="gramStart"/>
       <w:r>
@@ -25578,28 +23214,15 @@
       </w:r>
       <w:proofErr w:type="gramEnd"/>
       <w:r>
-        <w:t xml:space="preserve">) de cada clase de radio. Esto funcionó perfectamente para LoRa, pero descubrimos que para XBee, que depende de </w:t>
-      </w:r>
-      <w:proofErr w:type="spellStart"/>
-      <w:r>
-        <w:t>SoftwareSerial</w:t>
-      </w:r>
-      <w:proofErr w:type="spellEnd"/>
-      <w:r>
-        <w:t xml:space="preserve">, era </w:t>
+        <w:t xml:space="preserve">) de cada clase de radio. Esto funcionó perfectamente para LoRa, pero descubrimos que para XBee, que depende de SoftwareSerial, era </w:t>
       </w:r>
       <w:r>
         <w:lastRenderedPageBreak/>
         <w:t xml:space="preserve">más estable y seguro iniciar el puerto serial en el </w:t>
       </w:r>
-      <w:proofErr w:type="spellStart"/>
       <w:proofErr w:type="gramStart"/>
       <w:r>
-        <w:t>setup</w:t>
-      </w:r>
-      <w:proofErr w:type="spellEnd"/>
-      <w:r>
-        <w:t>(</w:t>
+        <w:t>setup(</w:t>
       </w:r>
       <w:proofErr w:type="gramEnd"/>
       <w:r>
@@ -25632,28 +23255,13 @@
         </w:numPr>
       </w:pPr>
       <w:r>
-        <w:t>Prueba con LoRa: Sin cambiar nada en el hardware</w:t>
-      </w:r>
-      <w:r>
-        <w:t xml:space="preserve"> del prototipo usando antes con LoRa</w:t>
-      </w:r>
-      <w:r>
-        <w:t>, volvimos a los archivos de código y modificamos una sola línea en cada uno para activar</w:t>
-      </w:r>
-      <w:r>
-        <w:t xml:space="preserve"> Lora</w:t>
-      </w:r>
-      <w:r>
-        <w:t xml:space="preserve"> </w:t>
+        <w:t xml:space="preserve">Prueba con LoRa: Sin cambiar nada en el hardware del prototipo usando antes con LoRa, volvimos a los archivos de código y modificamos una sola línea en cada uno para activar Lora </w:t>
       </w:r>
       <w:r>
         <w:t>en</w:t>
       </w:r>
       <w:r>
-        <w:t xml:space="preserve"> lugar de XBee</w:t>
-      </w:r>
-      <w:r>
-        <w:t xml:space="preserve"> como se puede ver en la </w:t>
+        <w:t xml:space="preserve"> lugar de XBee como se puede ver en la </w:t>
       </w:r>
       <w:r>
         <w:fldChar w:fldCharType="begin"/>
@@ -25722,6 +23330,9 @@
         <w:jc w:val="center"/>
       </w:pPr>
       <w:r>
+        <w:rPr>
+          <w:noProof/>
+        </w:rPr>
         <w:drawing>
           <wp:inline distT="0" distB="0" distL="0" distR="0" wp14:anchorId="242C96A4" wp14:editId="05F38643">
             <wp:extent cx="3790770" cy="4930832"/>
@@ -25768,41 +23379,18 @@
       <w:r>
         <w:t xml:space="preserve">Figura </w:t>
       </w:r>
-      <w:r>
-        <w:fldChar w:fldCharType="begin"/>
-      </w:r>
-      <w:r>
-        <w:instrText xml:space="preserve"> SEQ Figura \* ARABIC </w:instrText>
-      </w:r>
-      <w:r>
-        <w:fldChar w:fldCharType="separate"/>
-      </w:r>
-      <w:r>
-        <w:rPr>
-          <w:noProof/>
-        </w:rPr>
-        <w:t>10</w:t>
-      </w:r>
-      <w:r>
-        <w:fldChar w:fldCharType="end"/>
-      </w:r>
+      <w:fldSimple w:instr=" SEQ Figura \* ARABIC ">
+        <w:r>
+          <w:rPr>
+            <w:noProof/>
+          </w:rPr>
+          <w:t>10</w:t>
+        </w:r>
+      </w:fldSimple>
       <w:bookmarkEnd w:id="74"/>
       <w:r>
-        <w:t xml:space="preserve">. Cambio entre </w:t>
-      </w:r>
-      <w:proofErr w:type="spellStart"/>
-      <w:r>
-        <w:t>Xbee</w:t>
-      </w:r>
-      <w:proofErr w:type="spellEnd"/>
-      <w:r>
-        <w:t xml:space="preserve"> y Lora a través de una sola </w:t>
-      </w:r>
-      <w:proofErr w:type="spellStart"/>
-      <w:r>
-        <w:t>linea</w:t>
-      </w:r>
-      <w:proofErr w:type="spellEnd"/>
+        <w:t>. Cambio entre Xbee y Lora a través de una sola linea</w:t>
+      </w:r>
     </w:p>
     <w:p>
       <w:pPr>
@@ -25810,6 +23398,9 @@
         <w:jc w:val="center"/>
       </w:pPr>
       <w:r>
+        <w:rPr>
+          <w:noProof/>
+        </w:rPr>
         <w:lastRenderedPageBreak/>
         <w:drawing>
           <wp:inline distT="0" distB="0" distL="0" distR="0" wp14:anchorId="0D376DBA" wp14:editId="20A8ECBB">
@@ -25869,24 +23460,14 @@
       <w:r>
         <w:t xml:space="preserve">Figura </w:t>
       </w:r>
-      <w:r>
-        <w:fldChar w:fldCharType="begin"/>
-      </w:r>
-      <w:r>
-        <w:instrText xml:space="preserve"> SEQ Figura \* ARABIC </w:instrText>
-      </w:r>
-      <w:r>
-        <w:fldChar w:fldCharType="separate"/>
-      </w:r>
-      <w:r>
-        <w:rPr>
-          <w:noProof/>
-        </w:rPr>
-        <w:t>11</w:t>
-      </w:r>
-      <w:r>
-        <w:fldChar w:fldCharType="end"/>
-      </w:r>
+      <w:fldSimple w:instr=" SEQ Figura \* ARABIC ">
+        <w:r>
+          <w:rPr>
+            <w:noProof/>
+          </w:rPr>
+          <w:t>11</w:t>
+        </w:r>
+      </w:fldSimple>
       <w:bookmarkEnd w:id="75"/>
       <w:r>
         <w:t>. Comunicación de LoRa al inyectarse los módulos de radio</w:t>
@@ -25941,15 +23522,7 @@
         <w:t>rem</w:t>
       </w:r>
       <w:r>
-        <w:t xml:space="preserve">os una nueva clase que cumpla con el "contrato" de la </w:t>
-      </w:r>
-      <w:proofErr w:type="spellStart"/>
-      <w:r>
-        <w:t>RadioInterface</w:t>
-      </w:r>
-      <w:proofErr w:type="spellEnd"/>
-      <w:r>
-        <w:t xml:space="preserve"> y nuestro sistema universal será compatible con ella al instante.</w:t>
+        <w:t>os una nueva clase que cumpla con el "contrato" de la RadioInterface y nuestro sistema universal será compatible con ella al instante.</w:t>
       </w:r>
     </w:p>
     <w:p>
@@ -25991,19 +23564,12 @@
       <w:pPr>
         <w:pStyle w:val="Ttulo3"/>
       </w:pPr>
-      <w:proofErr w:type="spellStart"/>
-      <w:r>
-        <w:t>Creacion</w:t>
-      </w:r>
-      <w:proofErr w:type="spellEnd"/>
-      <w:r>
-        <w:t xml:space="preserve"> de </w:t>
-      </w:r>
-      <w:proofErr w:type="spellStart"/>
+      <w:r>
+        <w:t xml:space="preserve">Creacion de </w:t>
+      </w:r>
       <w:r>
         <w:t>UniversalRadioWSN</w:t>
       </w:r>
-      <w:proofErr w:type="spellEnd"/>
       <w:r>
         <w:t xml:space="preserve"> como librería</w:t>
       </w:r>
@@ -26020,68 +23586,12 @@
     </w:p>
     <w:p>
       <w:r>
-        <w:t>El proceso implicó reestructurar por completo nuestros archivos. Aprendimos que una librería de Arduino sigue una estructura de carpetas estricta que el IDE sí sabe cómo interpretar. Creamos una carpeta principal para la librería y, dentro de ella, un subdirectorio llamado `</w:t>
-      </w:r>
-      <w:proofErr w:type="spellStart"/>
-      <w:r>
-        <w:t>src</w:t>
-      </w:r>
-      <w:proofErr w:type="spellEnd"/>
-      <w:r>
-        <w:t>` (</w:t>
-      </w:r>
-      <w:proofErr w:type="spellStart"/>
-      <w:r>
-        <w:t>source</w:t>
-      </w:r>
-      <w:proofErr w:type="spellEnd"/>
-      <w:r>
-        <w:t>) donde movimos todos nuestros archivos de bajo nivel: la interfaz `</w:t>
-      </w:r>
-      <w:proofErr w:type="spellStart"/>
-      <w:r>
-        <w:t>RadioInterface.h</w:t>
-      </w:r>
-      <w:proofErr w:type="spellEnd"/>
-      <w:r>
-        <w:t>` y las clases concretas como `</w:t>
-      </w:r>
-      <w:proofErr w:type="spellStart"/>
-      <w:r>
-        <w:t>LoraRadio.h</w:t>
-      </w:r>
-      <w:proofErr w:type="spellEnd"/>
-      <w:r>
-        <w:t>` y `</w:t>
-      </w:r>
-      <w:proofErr w:type="spellStart"/>
-      <w:r>
-        <w:t>XBeeRadio.h</w:t>
-      </w:r>
-      <w:proofErr w:type="spellEnd"/>
-      <w:r>
-        <w:t>`.</w:t>
-      </w:r>
-    </w:p>
-    <w:p>
-      <w:r>
-        <w:t>Este cambio nos permitió simplemente incluir nuestra librería en cualquier sketch con una sola línea de código, como `#include &lt;</w:t>
-      </w:r>
-      <w:proofErr w:type="spellStart"/>
-      <w:r>
-        <w:t>UniversalRadioWSN.h</w:t>
-      </w:r>
-      <w:proofErr w:type="spellEnd"/>
-      <w:r>
-        <w:t>&gt;`, y el IDE automáticamente encontraría y compilaría todos los archivos necesarios desde la carpeta `</w:t>
-      </w:r>
-      <w:proofErr w:type="spellStart"/>
-      <w:r>
-        <w:t>src</w:t>
-      </w:r>
-      <w:proofErr w:type="spellEnd"/>
-      <w:r>
-        <w:t>`</w:t>
+        <w:t>El proceso implicó reestructurar por completo nuestros archivos. Aprendimos que una librería de Arduino sigue una estructura de carpetas estricta que el IDE sí sabe cómo interpretar. Creamos una carpeta principal para la librería y, dentro de ella, un subdirectorio llamado `src` (source) donde movimos todos nuestros archivos de bajo nivel: la interfaz `RadioInterface.h` y las clases concretas como `LoraRadio.h` y `XBeeRadio.h`.</w:t>
+      </w:r>
+    </w:p>
+    <w:p>
+      <w:r>
+        <w:t>Este cambio nos permitió simplemente incluir nuestra librería en cualquier sketch con una sola línea de código, como `#include &lt;UniversalRadioWSN.h&gt;`, y el IDE automáticamente encontraría y compilaría todos los archivos necesarios desde la carpeta `src`</w:t>
       </w:r>
       <w:r>
         <w:t xml:space="preserve"> esto se puede apreciar más fácil en la </w:t>
@@ -26117,6 +23627,9 @@
         <w:jc w:val="center"/>
       </w:pPr>
       <w:r>
+        <w:rPr>
+          <w:noProof/>
+        </w:rPr>
         <w:drawing>
           <wp:inline distT="0" distB="0" distL="0" distR="0" wp14:anchorId="316EDBBB" wp14:editId="0907056D">
             <wp:extent cx="2971800" cy="2194295"/>
@@ -26163,71 +23676,26 @@
       <w:r>
         <w:t xml:space="preserve">Figura </w:t>
       </w:r>
-      <w:r>
-        <w:fldChar w:fldCharType="begin"/>
-      </w:r>
-      <w:r>
-        <w:instrText xml:space="preserve"> SEQ Figura \* ARABIC </w:instrText>
-      </w:r>
-      <w:r>
-        <w:fldChar w:fldCharType="separate"/>
-      </w:r>
-      <w:r>
-        <w:rPr>
-          <w:noProof/>
-        </w:rPr>
-        <w:t>12</w:t>
-      </w:r>
-      <w:r>
-        <w:fldChar w:fldCharType="end"/>
-      </w:r>
+      <w:fldSimple w:instr=" SEQ Figura \* ARABIC ">
+        <w:r>
+          <w:rPr>
+            <w:noProof/>
+          </w:rPr>
+          <w:t>12</w:t>
+        </w:r>
+      </w:fldSimple>
       <w:bookmarkEnd w:id="76"/>
       <w:r>
-        <w:t xml:space="preserve">. Organización de </w:t>
-      </w:r>
-      <w:proofErr w:type="spellStart"/>
-      <w:r>
-        <w:t>UniversalRadioWSN</w:t>
-      </w:r>
-      <w:proofErr w:type="spellEnd"/>
-      <w:r>
-        <w:t xml:space="preserve"> como librería</w:t>
+        <w:t>. Organización de UniversalRadioWSN como librería</w:t>
       </w:r>
     </w:p>
     <w:p>
       <w:r>
         <w:lastRenderedPageBreak/>
-        <w:t>Esto resolvió de raíz el problema de la gestión de archivos</w:t>
-      </w:r>
-      <w:r>
-        <w:t>, a</w:t>
-      </w:r>
-      <w:r>
-        <w:t>demás, para que la librería fuera completa y fácil de usar en el futuro, movimos nuestros sketches de aplicación, como `</w:t>
-      </w:r>
-      <w:proofErr w:type="spellStart"/>
-      <w:r>
-        <w:t>EmisorUniversal.ino</w:t>
-      </w:r>
-      <w:proofErr w:type="spellEnd"/>
-      <w:r>
-        <w:t>` y `</w:t>
-      </w:r>
-      <w:proofErr w:type="spellStart"/>
-      <w:r>
-        <w:t>ReceptorUniversal.ino</w:t>
-      </w:r>
-      <w:proofErr w:type="spellEnd"/>
-      <w:r>
-        <w:t>`, a una carpeta llamada `</w:t>
-      </w:r>
-      <w:proofErr w:type="spellStart"/>
-      <w:r>
-        <w:t>examples</w:t>
-      </w:r>
-      <w:proofErr w:type="spellEnd"/>
-      <w:r>
-        <w:t>`. De esta manera, cualquiera que instale la librería puede abrir estos ejemplos directamente desde el menú del IDE de Arduino para ver un caso de uso funcional y completo. Esta práctica no solo sirve como una excelente documentación, sino que también asegura que tengamos una base de código estable y probada para iniciar cualquier nuevo proyecto que utilice nuestro sistema de radio.</w:t>
+        <w:t>Esto resolvió de raíz el problema de la gestión de archivos, a</w:t>
+      </w:r>
+      <w:r>
+        <w:t>demás, para que la librería fuera completa y fácil de usar en el futuro, movimos nuestros sketches de aplicación, como `EmisorUniversal.ino` y `ReceptorUniversal.ino`, a una carpeta llamada `examples`. De esta manera, cualquiera que instale la librería puede abrir estos ejemplos directamente desde el menú del IDE de Arduino para ver un caso de uso funcional y completo. Esta práctica no solo sirve como una excelente documentación, sino que también asegura que tengamos una base de código estable y probada para iniciar cualquier nuevo proyecto que utilice nuestro sistema de radio.</w:t>
       </w:r>
       <w:r>
         <w:br w:type="page"/>
@@ -26301,29 +23769,13 @@
       </w:r>
       <w:proofErr w:type="gramEnd"/>
       <w:r>
-        <w:t xml:space="preserve"> al nodo a operar continuamente en estado de trabajo (leyendo sensores, procesando y transmitiendo), lo que nos permite medir una corriente activa (</w:t>
-      </w:r>
-      <w:proofErr w:type="spellStart"/>
-      <w:r>
-        <w:t>I_activa</w:t>
-      </w:r>
-      <w:proofErr w:type="spellEnd"/>
-      <w:r>
-        <w:t>) estable. El segundo sketch fuerza al nodo a permanecer en estado de reposo (ya sea inactivo o en sueño profundo</w:t>
+        <w:t xml:space="preserve"> al nodo a operar continuamente en estado de trabajo (leyendo sensores, procesando y transmitiendo), lo que nos permite medir una corriente activa (I_activa) estable. El segundo sketch fuerza al nodo a permanecer en estado de reposo (ya sea inactivo o en sueño profundo</w:t>
       </w:r>
       <w:r>
         <w:t xml:space="preserve"> dependiendo el código que estemos evaluando</w:t>
       </w:r>
       <w:r>
-        <w:t>), dándonos una lectura estable de la corriente de reposo (</w:t>
-      </w:r>
-      <w:proofErr w:type="spellStart"/>
-      <w:r>
-        <w:t>I_reposo</w:t>
-      </w:r>
-      <w:proofErr w:type="spellEnd"/>
-      <w:r>
-        <w:t>).</w:t>
+        <w:t>), dándonos una lectura estable de la corriente de reposo (I_reposo).</w:t>
       </w:r>
     </w:p>
     <w:p>
@@ -26342,34 +23794,13 @@
       <w:r>
         <w:t xml:space="preserve">Medición de Tiempos: Con el código original, usamos la función </w:t>
       </w:r>
-      <w:proofErr w:type="spellStart"/>
       <w:proofErr w:type="gramStart"/>
       <w:r>
-        <w:t>millis</w:t>
-      </w:r>
-      <w:proofErr w:type="spellEnd"/>
-      <w:r>
-        <w:t>(</w:t>
+        <w:t>millis(</w:t>
       </w:r>
       <w:proofErr w:type="gramEnd"/>
       <w:r>
-        <w:t>) para medir con precisión la duración del estado de trabajo (</w:t>
-      </w:r>
-      <w:proofErr w:type="spellStart"/>
-      <w:r>
-        <w:t>T_activo</w:t>
-      </w:r>
-      <w:proofErr w:type="spellEnd"/>
-      <w:r>
-        <w:t>). El tiempo de reposo (</w:t>
-      </w:r>
-      <w:proofErr w:type="spellStart"/>
-      <w:r>
-        <w:t>T_reposo</w:t>
-      </w:r>
-      <w:proofErr w:type="spellEnd"/>
-      <w:r>
-        <w:t>) ya lo conocemos, pues es un valor que programamos en el código.</w:t>
+        <w:t>) para medir con precisión la duración del estado de trabajo (T_activo). El tiempo de reposo (T_reposo) ya lo conocemos, pues es un valor que programamos en el código.</w:t>
       </w:r>
     </w:p>
     <w:p>
@@ -26391,61 +23822,8 @@
       <w:r>
         <w:t xml:space="preserve"> </w:t>
       </w:r>
-      <w:proofErr w:type="spellStart"/>
-      <w:r>
-        <w:t>I_promedio</w:t>
-      </w:r>
-      <w:proofErr w:type="spellEnd"/>
-      <w:r>
-        <w:t xml:space="preserve"> = ((</w:t>
-      </w:r>
-      <w:proofErr w:type="spellStart"/>
-      <w:r>
-        <w:t>I_activa</w:t>
-      </w:r>
-      <w:proofErr w:type="spellEnd"/>
-      <w:r>
-        <w:t xml:space="preserve"> × </w:t>
-      </w:r>
-      <w:proofErr w:type="spellStart"/>
-      <w:r>
-        <w:t>T_activo</w:t>
-      </w:r>
-      <w:proofErr w:type="spellEnd"/>
-      <w:r>
-        <w:t>) + (</w:t>
-      </w:r>
-      <w:proofErr w:type="spellStart"/>
-      <w:r>
-        <w:t>I_reposo</w:t>
-      </w:r>
-      <w:proofErr w:type="spellEnd"/>
-      <w:r>
-        <w:t xml:space="preserve"> × </w:t>
-      </w:r>
-      <w:proofErr w:type="spellStart"/>
-      <w:r>
-        <w:t>T_reposo</w:t>
-      </w:r>
-      <w:proofErr w:type="spellEnd"/>
-      <w:r>
-        <w:t>)) / (</w:t>
-      </w:r>
-      <w:proofErr w:type="spellStart"/>
-      <w:r>
-        <w:t>T_activo</w:t>
-      </w:r>
-      <w:proofErr w:type="spellEnd"/>
-      <w:r>
-        <w:t xml:space="preserve"> + </w:t>
-      </w:r>
-      <w:proofErr w:type="spellStart"/>
-      <w:r>
-        <w:t>T_reposo</w:t>
-      </w:r>
-      <w:proofErr w:type="spellEnd"/>
-      <w:r>
-        <w:t>)</w:t>
+      <w:r>
+        <w:t>I_promedio = ((I_activa × T_activo) + (I_reposo × T_reposo)) / (T_activo + T_reposo)</w:t>
       </w:r>
     </w:p>
     <w:p/>
@@ -26457,15 +23835,7 @@
         <w:t xml:space="preserve">: </w:t>
       </w:r>
       <w:r>
-        <w:t xml:space="preserve">Autonomía (horas) = Capacidad de la Batería (mAh) / </w:t>
-      </w:r>
-      <w:proofErr w:type="spellStart"/>
-      <w:r>
-        <w:t>I_promedio</w:t>
-      </w:r>
-      <w:proofErr w:type="spellEnd"/>
-      <w:r>
-        <w:t xml:space="preserve"> (mA)</w:t>
+        <w:t>Autonomía (horas) = Capacidad de la Batería (mAh) / I_promedio (mA)</w:t>
       </w:r>
     </w:p>
     <w:p>
@@ -26689,27 +24059,14 @@
       <w:r>
         <w:t xml:space="preserve">Figura </w:t>
       </w:r>
-      <w:r>
-        <w:fldChar w:fldCharType="begin"/>
-      </w:r>
-      <w:r>
-        <w:instrText xml:space="preserve"> SEQ Figura \* ARABIC </w:instrText>
-      </w:r>
-      <w:r>
-        <w:fldChar w:fldCharType="separate"/>
-      </w:r>
-      <w:r>
-        <w:rPr>
-          <w:noProof/>
-        </w:rPr>
-        <w:t>13</w:t>
-      </w:r>
-      <w:r>
-        <w:rPr>
-          <w:noProof/>
-        </w:rPr>
-        <w:fldChar w:fldCharType="end"/>
-      </w:r>
+      <w:fldSimple w:instr=" SEQ Figura \* ARABIC ">
+        <w:r>
+          <w:rPr>
+            <w:noProof/>
+          </w:rPr>
+          <w:t>13</w:t>
+        </w:r>
+      </w:fldSimple>
       <w:bookmarkEnd w:id="77"/>
       <w:r>
         <w:t>. Medición de consumo en estado de trabajo</w:t>
@@ -26808,38 +24165,17 @@
       <w:r>
         <w:t xml:space="preserve">Figura </w:t>
       </w:r>
-      <w:r>
-        <w:fldChar w:fldCharType="begin"/>
-      </w:r>
-      <w:r>
-        <w:instrText xml:space="preserve"> SEQ Figura \* ARABIC </w:instrText>
-      </w:r>
-      <w:r>
-        <w:fldChar w:fldCharType="separate"/>
-      </w:r>
-      <w:r>
-        <w:rPr>
-          <w:noProof/>
-        </w:rPr>
-        <w:t>14</w:t>
-      </w:r>
-      <w:r>
-        <w:rPr>
-          <w:noProof/>
-        </w:rPr>
-        <w:fldChar w:fldCharType="end"/>
-      </w:r>
+      <w:fldSimple w:instr=" SEQ Figura \* ARABIC ">
+        <w:r>
+          <w:rPr>
+            <w:noProof/>
+          </w:rPr>
+          <w:t>14</w:t>
+        </w:r>
+      </w:fldSimple>
       <w:bookmarkEnd w:id="78"/>
       <w:r>
-        <w:t xml:space="preserve">. Medición de consumo en estado de </w:t>
-      </w:r>
-      <w:proofErr w:type="spellStart"/>
-      <w:r>
-        <w:t>delay</w:t>
-      </w:r>
-      <w:proofErr w:type="spellEnd"/>
-      <w:r>
-        <w:t xml:space="preserve"> en el nodo sensor</w:t>
+        <w:t>. Medición de consumo en estado de delay en el nodo sensor</w:t>
       </w:r>
     </w:p>
     <w:p>
@@ -26879,181 +24215,15 @@
       </w:r>
       <w:r>
         <w:lastRenderedPageBreak/>
-        <w:t xml:space="preserve">Ahora pasamos a probar con otros módulos de radio de diferentes tecnologías para así experimentarlos probar su alcance, consumo, eficiencia, </w:t>
-      </w:r>
-      <w:proofErr w:type="spellStart"/>
-      <w:r>
-        <w:t>etc</w:t>
-      </w:r>
-      <w:proofErr w:type="spellEnd"/>
-      <w:r>
-        <w:t xml:space="preserve"> que como mencionamos es importante entender y conocer sus datos de esos que dijimos, lo que haremos es realizar igual un programa de envío básico de lo de nuestros sensores y hacer que se comuniquen , para empezar decidimos </w:t>
-      </w:r>
-      <w:proofErr w:type="spellStart"/>
-      <w:r>
-        <w:t>utilizr</w:t>
-      </w:r>
-      <w:proofErr w:type="spellEnd"/>
-      <w:r>
-        <w:t xml:space="preserve"> lora para ello investigamos (aquí añade q cosas </w:t>
-      </w:r>
-      <w:proofErr w:type="spellStart"/>
-      <w:r>
-        <w:t>sn</w:t>
-      </w:r>
-      <w:proofErr w:type="spellEnd"/>
-      <w:r>
-        <w:t xml:space="preserve"> necesarias saber) y entre eso supimos que se necesita un </w:t>
-      </w:r>
-      <w:proofErr w:type="spellStart"/>
-      <w:r>
-        <w:t>level</w:t>
-      </w:r>
-      <w:proofErr w:type="spellEnd"/>
-      <w:r>
-        <w:t xml:space="preserve"> </w:t>
-      </w:r>
-      <w:proofErr w:type="spellStart"/>
-      <w:r>
-        <w:t>shifter</w:t>
-      </w:r>
-      <w:proofErr w:type="spellEnd"/>
-      <w:r>
-        <w:t xml:space="preserve"> x los 3.3v y tuvimos que </w:t>
-      </w:r>
-      <w:proofErr w:type="spellStart"/>
-      <w:r>
-        <w:t>comrparlos</w:t>
-      </w:r>
-      <w:proofErr w:type="spellEnd"/>
-      <w:r>
-        <w:t xml:space="preserve"> soldarlos (como en la FIGURA N (ESTO DEJALO ASI PARA QUE YO RECUERDE AÑADIRLA)) además que tuvimos que aprender como funcionan y vimos que usa </w:t>
-      </w:r>
-      <w:proofErr w:type="spellStart"/>
-      <w:r>
-        <w:t>spi</w:t>
-      </w:r>
-      <w:proofErr w:type="spellEnd"/>
-      <w:r>
-        <w:t xml:space="preserve"> y el conocimiento de </w:t>
-      </w:r>
-      <w:proofErr w:type="spellStart"/>
-      <w:r>
-        <w:t>preubas</w:t>
-      </w:r>
-      <w:proofErr w:type="spellEnd"/>
-      <w:r>
-        <w:t xml:space="preserve"> previas con el </w:t>
-      </w:r>
-      <w:proofErr w:type="spellStart"/>
-      <w:r>
-        <w:t>sd</w:t>
-      </w:r>
-      <w:proofErr w:type="spellEnd"/>
-      <w:r>
-        <w:t xml:space="preserve"> nos ayudó a fácil hacer un sketch básico y logramos comunicarnos tal que recibíamos mensajes de confirmación de llegada pero no podíamos leer el paquete se veía en blanco (mensaje para</w:t>
-      </w:r>
-      <w:r>
-        <w:t xml:space="preserve"> la </w:t>
-      </w:r>
-      <w:proofErr w:type="spellStart"/>
-      <w:r>
-        <w:t>ia</w:t>
-      </w:r>
-      <w:proofErr w:type="spellEnd"/>
-      <w:r>
-        <w:t xml:space="preserve">, se veía así </w:t>
-      </w:r>
-      <w:r>
-        <w:t>Paquete recibido con RSSI -64 dBm:</w:t>
-      </w:r>
-    </w:p>
-    <w:p>
-      <w:r>
-        <w:t xml:space="preserve"> &gt; Contenido: ''</w:t>
-      </w:r>
-      <w:r>
-        <w:t xml:space="preserve">)) pero </w:t>
-      </w:r>
-      <w:proofErr w:type="spellStart"/>
-      <w:r>
-        <w:t>hicios</w:t>
-      </w:r>
-      <w:proofErr w:type="spellEnd"/>
-      <w:r>
-        <w:t xml:space="preserve"> cambios y pudimos recibir el mensaje como </w:t>
-      </w:r>
-      <w:proofErr w:type="spellStart"/>
-      <w:r>
-        <w:t>sv</w:t>
-      </w:r>
-      <w:proofErr w:type="spellEnd"/>
-      <w:r>
-        <w:t xml:space="preserve"> e en la FIGURA N2 (aquí inventa tú algo de por qué no </w:t>
-      </w:r>
-      <w:proofErr w:type="spellStart"/>
-      <w:r>
-        <w:t>podkíamos</w:t>
-      </w:r>
-      <w:proofErr w:type="spellEnd"/>
-      <w:r>
-        <w:t xml:space="preserve"> leer el mensaje algo de </w:t>
-      </w:r>
-      <w:proofErr w:type="spellStart"/>
-      <w:r>
-        <w:t>lbirerías</w:t>
-      </w:r>
-      <w:proofErr w:type="spellEnd"/>
-      <w:r>
-        <w:t xml:space="preserve"> o algo);; ahora seguía en teoría pasar a implementar </w:t>
-      </w:r>
-      <w:proofErr w:type="spellStart"/>
-      <w:r>
-        <w:t>ocn</w:t>
-      </w:r>
-      <w:proofErr w:type="spellEnd"/>
-      <w:r>
-        <w:t xml:space="preserve"> nuestros sensores y luego empezar a poner librerías a cada sketch pero pensamos esto va a ser muy largo crear un sketch para cada cosa entonces decidimos poner en marcha otra forma que es crear una forma de inyectar el modulo del radio para que si necesitamos usar otro solo cambiamos nuestro objeto de configuraciones en lugar de crear otro código lo que es pues inyectar solo una línea de código para cambiar la radio que corresponde </w:t>
-      </w:r>
-      <w:proofErr w:type="spellStart"/>
-      <w:r>
-        <w:t>etnocnes</w:t>
-      </w:r>
-      <w:proofErr w:type="spellEnd"/>
-      <w:r>
-        <w:t xml:space="preserve"> nos pusimos manos a la obra a investigar </w:t>
-      </w:r>
-      <w:proofErr w:type="spellStart"/>
-      <w:r>
-        <w:t>como</w:t>
-      </w:r>
-      <w:proofErr w:type="spellEnd"/>
-      <w:r>
-        <w:t xml:space="preserve"> se podía y luego de muchas vueltas usamos nuestro conocimiento de </w:t>
-      </w:r>
-      <w:proofErr w:type="spellStart"/>
-      <w:r>
-        <w:t>porgramacion</w:t>
-      </w:r>
-      <w:proofErr w:type="spellEnd"/>
-      <w:r>
-        <w:t xml:space="preserve"> para crear una interface que consume clases especificas según el radio y que implementan sus propias funciones </w:t>
-      </w:r>
-      <w:proofErr w:type="spellStart"/>
-      <w:r>
-        <w:t>asi</w:t>
-      </w:r>
-      <w:proofErr w:type="spellEnd"/>
-      <w:r>
-        <w:t xml:space="preserve"> se llama solo a las mismas funciones y solo hay que decidir que radio es entonces en cada clase es que se implementan las funciones que van </w:t>
-      </w:r>
-      <w:proofErr w:type="spellStart"/>
-      <w:r>
-        <w:t>casdas</w:t>
-      </w:r>
-      <w:proofErr w:type="spellEnd"/>
-      <w:r>
-        <w:t xml:space="preserve"> con el radio pero al llamarlas se llamarán igual al llamar a la interface </w:t>
+        <w:t>Ahora pasamos a probar con otros módulos de radio de diferentes tecnologías para así experimentarlos probar su alcance, consumo, eficiencia, etc que como mencionamos es importante entender y conocer sus datos de esos que dijimos, lo que haremos es realizar igual un programa de envío básico de lo de nuestros sensores y hacer que se comuniquen , para empezar decidimos utilizr lora para ello investigamos (aquí añade q cosas sn necesarias saber) y entre eso supimos que se necesita un level shifter x los 3.3v y tuvimos que comrparlos soldarlos (como en la FIGURA N (ESTO DEJALO ASI PARA QUE YO RECUERDE AÑADIRLA)) además que tuvimos que aprender como funcionan y vimos que usa spi y el conocimiento de preubas previas con el sd nos ayudó a fácil hacer un sketch básico y logramos comunicarnos tal que recibíamos mensajes de confirmación de llegada pero no podíamos leer el paquete se veía en blanco (mensaje para</w:t>
+      </w:r>
+      <w:r>
+        <w:t xml:space="preserve"> la ia, se veía así Paquete recibido con RSSI -64 dBm:</w:t>
+      </w:r>
+    </w:p>
+    <w:p>
+      <w:r>
+        <w:t xml:space="preserve"> &gt; Contenido: '')) pero hicios cambios y pudimos recibir el mensaje como sv e en la FIGURA N2 (aquí inventa tú algo de por qué no podkíamos leer el mensaje algo de lbirerías o algo);; ahora seguía en teoría pasar a implementar ocn nuestros sensores y luego empezar a poner librerías a cada sketch pero pensamos esto va a ser muy largo crear un sketch para cada cosa entonces decidimos poner en marcha otra forma que es crear una forma de inyectar el modulo del radio para que si necesitamos usar otro solo cambiamos nuestro objeto de configuraciones en lugar de crear otro código lo que es pues inyectar solo una línea de código para cambiar la radio que corresponde etnocnes nos pusimos manos a la obra a investigar como se podía y luego de muchas vueltas usamos nuestro conocimiento de porgramacion para crear una interface que consume clases especificas según el radio y que implementan sus propias funciones asi se llama solo a las mismas funciones y solo hay que decidir que radio es entonces en cada clase es que se implementan las funciones que van casdas con el radio pero al llamarlas se llamarán igual al llamar a la interface </w:t>
       </w:r>
     </w:p>
     <w:p>
@@ -27061,6 +24231,9 @@
         <w:br w:type="page"/>
       </w:r>
       <w:r>
+        <w:rPr>
+          <w:noProof/>
+        </w:rPr>
         <w:lastRenderedPageBreak/>
         <w:drawing>
           <wp:inline distT="0" distB="0" distL="0" distR="0" wp14:anchorId="1073EFC2" wp14:editId="4AC1932F">
@@ -27104,6 +24277,9 @@
         <w:t xml:space="preserve"> </w:t>
       </w:r>
       <w:r>
+        <w:rPr>
+          <w:noProof/>
+        </w:rPr>
         <w:drawing>
           <wp:inline distT="0" distB="0" distL="0" distR="0" wp14:anchorId="36726776" wp14:editId="278F151B">
             <wp:extent cx="5612130" cy="1692910"/>
@@ -27283,1169 +24459,53 @@
           </wp:inline>
         </w:drawing>
       </w:r>
-      <w:r>
-        <w:br w:type="page"/>
-      </w:r>
-    </w:p>
-    <w:p>
-      <w:pPr>
-        <w:pStyle w:val="Prrafodelista"/>
-        <w:ind w:left="1440"/>
-      </w:pPr>
-    </w:p>
-    <w:p>
-      <w:pPr>
-        <w:rPr>
-          <w:rFonts w:ascii="Calibri" w:eastAsia="Calibri" w:hAnsi="Calibri" w:cs="Calibri"/>
-        </w:rPr>
-      </w:pPr>
-      <w:r>
-        <w:rPr>
-          <w:rFonts w:ascii="Calibri" w:eastAsia="Calibri" w:hAnsi="Calibri" w:cs="Calibri"/>
-        </w:rPr>
-        <w:br w:type="page"/>
-      </w:r>
-    </w:p>
-    <w:p>
-      <w:pPr>
-        <w:rPr>
-          <w:rFonts w:ascii="Calibri" w:eastAsia="Calibri" w:hAnsi="Calibri" w:cs="Calibri"/>
-        </w:rPr>
-      </w:pPr>
-      <w:proofErr w:type="spellStart"/>
-      <w:r>
-        <w:rPr>
-          <w:rFonts w:ascii="Calibri" w:eastAsia="Calibri" w:hAnsi="Calibri" w:cs="Calibri"/>
-        </w:rPr>
-        <w:lastRenderedPageBreak/>
-        <w:t>Implementacion</w:t>
-      </w:r>
-      <w:proofErr w:type="spellEnd"/>
-      <w:r>
-        <w:rPr>
-          <w:rFonts w:ascii="Calibri" w:eastAsia="Calibri" w:hAnsi="Calibri" w:cs="Calibri"/>
-        </w:rPr>
-        <w:t xml:space="preserve"> de </w:t>
-      </w:r>
-      <w:r>
-        <w:rPr>
-          <w:rFonts w:ascii="Calibri" w:eastAsia="Calibri" w:hAnsi="Calibri" w:cs="Calibri"/>
-        </w:rPr>
-        <w:t>paneles solares:</w:t>
-      </w:r>
-    </w:p>
-    <w:p>
-      <w:pPr>
-        <w:pStyle w:val="NormalWeb"/>
-      </w:pPr>
-      <w:r>
-        <w:t>metodología experimental paso a paso:</w:t>
-      </w:r>
-    </w:p>
-    <w:p>
-      <w:pPr>
-        <w:pStyle w:val="Ttulo3"/>
-      </w:pPr>
-      <w:r>
-        <w:t>1. El Montaje Experimental (El "Laboratorio")</w:t>
-      </w:r>
-    </w:p>
-    <w:p>
-      <w:pPr>
-        <w:pStyle w:val="NormalWeb"/>
-      </w:pPr>
-      <w:r>
-        <w:t xml:space="preserve">Para cada experimento, necesitarás un montaje consistente que te permita medir las variables clave. La idea es registrar simultáneamente la energía que </w:t>
-      </w:r>
-      <w:r>
-        <w:rPr>
-          <w:i/>
-          <w:iCs/>
-        </w:rPr>
-        <w:t>entra</w:t>
-      </w:r>
-      <w:r>
-        <w:t xml:space="preserve"> al sistema, la que </w:t>
-      </w:r>
-      <w:r>
-        <w:rPr>
-          <w:i/>
-          <w:iCs/>
-        </w:rPr>
-        <w:t>consume</w:t>
-      </w:r>
-      <w:r>
-        <w:t xml:space="preserve">, y el </w:t>
-      </w:r>
-      <w:r>
-        <w:rPr>
-          <w:i/>
-          <w:iCs/>
-        </w:rPr>
-        <w:t>estado</w:t>
-      </w:r>
-      <w:r>
-        <w:t xml:space="preserve"> del almacenamiento.</w:t>
-      </w:r>
-    </w:p>
-    <w:p>
-      <w:pPr>
-        <w:pStyle w:val="NormalWeb"/>
-      </w:pPr>
-      <w:r>
-        <w:rPr>
-          <w:b/>
-          <w:bCs/>
-        </w:rPr>
-        <w:t>Componentes por Montaje de Prueba:</w:t>
-      </w:r>
-    </w:p>
-    <w:p>
-      <w:pPr>
-        <w:pStyle w:val="NormalWeb"/>
-        <w:numPr>
-          <w:ilvl w:val="0"/>
-          <w:numId w:val="55"/>
-        </w:numPr>
-      </w:pPr>
-      <w:r>
-        <w:rPr>
-          <w:b/>
-          <w:bCs/>
-        </w:rPr>
-        <w:t>Tu Nodo Sensor:</w:t>
-      </w:r>
-      <w:r>
-        <w:t xml:space="preserve"> Con el Arduino Nano, los sensores y el módulo de radio.</w:t>
-      </w:r>
-    </w:p>
-    <w:p>
-      <w:pPr>
-        <w:pStyle w:val="NormalWeb"/>
-        <w:numPr>
-          <w:ilvl w:val="0"/>
-          <w:numId w:val="55"/>
-        </w:numPr>
-      </w:pPr>
-      <w:r>
-        <w:rPr>
-          <w:b/>
-          <w:bCs/>
-        </w:rPr>
-        <w:t>Fuente de Energía:</w:t>
-      </w:r>
-      <w:r>
-        <w:t xml:space="preserve"> Uno de tus paneles solares conectado al sistema de carga de la batería/supercondensador.</w:t>
-      </w:r>
-    </w:p>
-    <w:p>
-      <w:pPr>
-        <w:pStyle w:val="NormalWeb"/>
-        <w:numPr>
-          <w:ilvl w:val="0"/>
-          <w:numId w:val="55"/>
-        </w:numPr>
-      </w:pPr>
-      <w:r>
-        <w:rPr>
-          <w:b/>
-          <w:bCs/>
-        </w:rPr>
-        <w:t>Almacenamiento:</w:t>
-      </w:r>
-      <w:r>
-        <w:t xml:space="preserve"> La batería o supercondensador que planeas usar.</w:t>
-      </w:r>
-    </w:p>
-    <w:p>
-      <w:pPr>
-        <w:pStyle w:val="NormalWeb"/>
-        <w:numPr>
-          <w:ilvl w:val="0"/>
-          <w:numId w:val="55"/>
-        </w:numPr>
-      </w:pPr>
-      <w:r>
-        <w:rPr>
-          <w:b/>
-          <w:bCs/>
-        </w:rPr>
-        <w:t>Instrumentos de Medición:</w:t>
-      </w:r>
-    </w:p>
-    <w:p>
-      <w:pPr>
-        <w:pStyle w:val="NormalWeb"/>
-        <w:numPr>
-          <w:ilvl w:val="1"/>
-          <w:numId w:val="55"/>
-        </w:numPr>
-      </w:pPr>
-      <w:r>
-        <w:rPr>
-          <w:b/>
-          <w:bCs/>
-        </w:rPr>
-        <w:t>Energía Generada:</w:t>
-      </w:r>
-      <w:r>
-        <w:t xml:space="preserve"> Sensores de voltaje y corriente (como los que ya usas, o un INA219) colocados </w:t>
-      </w:r>
-      <w:r>
-        <w:rPr>
-          <w:i/>
-          <w:iCs/>
-        </w:rPr>
-        <w:t>entre</w:t>
-      </w:r>
-      <w:r>
-        <w:t xml:space="preserve"> el panel solar y el circuito de carga para medir la potencia de entrada.</w:t>
-      </w:r>
-    </w:p>
-    <w:p>
-      <w:pPr>
-        <w:pStyle w:val="NormalWeb"/>
-        <w:numPr>
-          <w:ilvl w:val="1"/>
-          <w:numId w:val="55"/>
-        </w:numPr>
-      </w:pPr>
-      <w:r>
-        <w:rPr>
-          <w:b/>
-          <w:bCs/>
-        </w:rPr>
-        <w:t>Consumo del Nodo:</w:t>
-      </w:r>
-      <w:r>
-        <w:t xml:space="preserve"> Sensores de voltaje y corriente para medir la energía que consume tu nodo.</w:t>
-      </w:r>
-    </w:p>
-    <w:p>
-      <w:pPr>
-        <w:pStyle w:val="NormalWeb"/>
-        <w:numPr>
-          <w:ilvl w:val="1"/>
-          <w:numId w:val="55"/>
-        </w:numPr>
-      </w:pPr>
-      <w:r>
-        <w:rPr>
-          <w:b/>
-          <w:bCs/>
-        </w:rPr>
-        <w:t>Estado de la Batería:</w:t>
-      </w:r>
-      <w:r>
-        <w:t xml:space="preserve"> Una simple lectura del voltaje de la batería es un buen indicador de su estado de carga.</w:t>
-      </w:r>
-    </w:p>
-    <w:p>
-      <w:pPr>
-        <w:pStyle w:val="NormalWeb"/>
-        <w:numPr>
-          <w:ilvl w:val="1"/>
-          <w:numId w:val="55"/>
-        </w:numPr>
-      </w:pPr>
-      <w:r>
-        <w:rPr>
-          <w:b/>
-          <w:bCs/>
-        </w:rPr>
-        <w:t>Condiciones Ambientales:</w:t>
-      </w:r>
-      <w:r>
-        <w:t xml:space="preserve"> Esto es crucial. Necesitas medir la cantidad de sol disponible. La opción profesional es un </w:t>
-      </w:r>
-      <w:r>
-        <w:rPr>
-          <w:b/>
-          <w:bCs/>
-        </w:rPr>
-        <w:t>piranómetro</w:t>
-      </w:r>
-      <w:r>
-        <w:t>.</w:t>
-      </w:r>
-      <w:r>
-        <w:rPr>
-          <w:vertAlign w:val="superscript"/>
-        </w:rPr>
-        <w:t xml:space="preserve"> 1 </w:t>
+    </w:p>
+    <w:p>
+      <w:pPr>
+        <w:jc w:val="center"/>
+      </w:pPr>
+    </w:p>
+    <w:p>
+      <w:pPr>
+        <w:jc w:val="center"/>
+      </w:pPr>
+    </w:p>
+    <w:p>
+      <w:pPr>
+        <w:jc w:val="center"/>
+      </w:pPr>
+    </w:p>
+    <w:p>
+      <w:pPr>
+        <w:jc w:val="center"/>
+      </w:pPr>
+    </w:p>
+    <w:p>
+      <w:pPr>
+        <w:jc w:val="center"/>
+      </w:pPr>
+      <w:r>
+        <w:t xml:space="preserve">PROBLEMAS AL IMPLEMENTAR LA LIBRERÍA EN EL CODIGO </w:t>
       </w:r>
       <w:proofErr w:type="gramStart"/>
       <w:r>
-        <w:t>Una</w:t>
+        <w:t>UNIVERSAL :</w:t>
       </w:r>
       <w:proofErr w:type="gramEnd"/>
       <w:r>
-        <w:t xml:space="preserve"> alternativa de bajo costo es usar un </w:t>
-      </w:r>
-      <w:r>
-        <w:rPr>
-          <w:rStyle w:val="button-container"/>
-        </w:rPr>
-        <w:t xml:space="preserve">  </w:t>
-      </w:r>
-    </w:p>
-    <w:p>
-      <w:pPr>
-        <w:pStyle w:val="NormalWeb"/>
-        <w:ind w:left="1440"/>
-      </w:pPr>
-      <w:r>
-        <w:rPr>
-          <w:b/>
-          <w:bCs/>
-        </w:rPr>
-        <w:t>sensor de luz (LDR)</w:t>
-      </w:r>
-      <w:r>
-        <w:t xml:space="preserve"> calibrado para dar una lectura aproximada de la irradiancia (por ejemplo, en Lux o una escala relativa). También mide la temperatura ambiente.</w:t>
-      </w:r>
-      <w:r>
-        <w:rPr>
-          <w:rStyle w:val="button-container"/>
-        </w:rPr>
-        <w:t xml:space="preserve">   </w:t>
-      </w:r>
-    </w:p>
-    <w:p>
-      <w:pPr>
-        <w:pStyle w:val="NormalWeb"/>
-      </w:pPr>
-      <w:r>
-        <w:rPr>
-          <w:b/>
-          <w:bCs/>
-        </w:rPr>
-        <w:t>Recolección de Datos:</w:t>
-      </w:r>
-      <w:r>
-        <w:t xml:space="preserve"> La mejor manera de hacerlo es automatizar el registro. Conecta el Arduino que mide todo esto a un ordenador vía USB.</w:t>
-      </w:r>
-      <w:r>
-        <w:rPr>
-          <w:rStyle w:val="button-container"/>
-        </w:rPr>
-        <w:t xml:space="preserve">   </w:t>
-      </w:r>
-    </w:p>
-    <w:p>
-      <w:pPr>
-        <w:pStyle w:val="NormalWeb"/>
-        <w:numPr>
-          <w:ilvl w:val="0"/>
-          <w:numId w:val="56"/>
-        </w:numPr>
-      </w:pPr>
-      <w:r>
-        <w:rPr>
-          <w:b/>
-          <w:bCs/>
-        </w:rPr>
-        <w:t>Software:</w:t>
-      </w:r>
-      <w:r>
-        <w:t xml:space="preserve"> Puedes usar el macro de Excel </w:t>
-      </w:r>
-      <w:r>
-        <w:rPr>
-          <w:b/>
-          <w:bCs/>
-        </w:rPr>
-        <w:t>PLX-DAQ</w:t>
-      </w:r>
-      <w:r>
-        <w:t xml:space="preserve"> o un script simple en Python para leer los datos del puerto serie y guardarlos en un archivo CSV con una marca de tiempo cada pocos segundos o minutos.</w:t>
-      </w:r>
-      <w:r>
-        <w:rPr>
-          <w:rStyle w:val="button-container"/>
-        </w:rPr>
-        <w:t xml:space="preserve">   </w:t>
-      </w:r>
-    </w:p>
-    <w:p>
-      <w:pPr>
-        <w:pStyle w:val="NormalWeb"/>
-        <w:numPr>
-          <w:ilvl w:val="0"/>
-          <w:numId w:val="56"/>
-        </w:numPr>
-      </w:pPr>
-      <w:r>
-        <w:rPr>
-          <w:b/>
-          <w:bCs/>
-        </w:rPr>
-        <w:t>Datos a Registrar:</w:t>
-      </w:r>
-      <w:r>
-        <w:t xml:space="preserve"> Por cada marca de tiempo, guarda: </w:t>
-      </w:r>
-      <w:proofErr w:type="spellStart"/>
-      <w:r>
-        <w:rPr>
-          <w:rStyle w:val="CdigoHTML"/>
-        </w:rPr>
-        <w:t>Timestamp</w:t>
-      </w:r>
-      <w:proofErr w:type="spellEnd"/>
-      <w:r>
-        <w:rPr>
-          <w:rStyle w:val="CdigoHTML"/>
-        </w:rPr>
-        <w:t xml:space="preserve">, </w:t>
-      </w:r>
-      <w:proofErr w:type="spellStart"/>
-      <w:r>
-        <w:rPr>
-          <w:rStyle w:val="CdigoHTML"/>
-        </w:rPr>
-        <w:t>Voltaje_Panel</w:t>
-      </w:r>
-      <w:proofErr w:type="spellEnd"/>
-      <w:r>
-        <w:rPr>
-          <w:rStyle w:val="CdigoHTML"/>
-        </w:rPr>
-        <w:t xml:space="preserve">, </w:t>
-      </w:r>
-      <w:proofErr w:type="spellStart"/>
-      <w:r>
-        <w:rPr>
-          <w:rStyle w:val="CdigoHTML"/>
-        </w:rPr>
-        <w:t>Corriente_Panel</w:t>
-      </w:r>
-      <w:proofErr w:type="spellEnd"/>
-      <w:r>
-        <w:rPr>
-          <w:rStyle w:val="CdigoHTML"/>
-        </w:rPr>
-        <w:t xml:space="preserve">, </w:t>
-      </w:r>
-      <w:proofErr w:type="spellStart"/>
-      <w:r>
-        <w:rPr>
-          <w:rStyle w:val="CdigoHTML"/>
-        </w:rPr>
-        <w:t>Potencia_Panel</w:t>
-      </w:r>
-      <w:proofErr w:type="spellEnd"/>
-      <w:r>
-        <w:rPr>
-          <w:rStyle w:val="CdigoHTML"/>
-        </w:rPr>
-        <w:t xml:space="preserve">, </w:t>
-      </w:r>
-      <w:proofErr w:type="spellStart"/>
-      <w:r>
-        <w:rPr>
-          <w:rStyle w:val="CdigoHTML"/>
-        </w:rPr>
-        <w:t>Voltaje_Bateria</w:t>
-      </w:r>
-      <w:proofErr w:type="spellEnd"/>
-      <w:r>
-        <w:rPr>
-          <w:rStyle w:val="CdigoHTML"/>
-        </w:rPr>
-        <w:t xml:space="preserve">, </w:t>
-      </w:r>
-      <w:proofErr w:type="spellStart"/>
-      <w:r>
-        <w:rPr>
-          <w:rStyle w:val="CdigoHTML"/>
-        </w:rPr>
-        <w:t>Consumo_Nodo</w:t>
-      </w:r>
-      <w:proofErr w:type="spellEnd"/>
-      <w:r>
-        <w:rPr>
-          <w:rStyle w:val="CdigoHTML"/>
-        </w:rPr>
-        <w:t xml:space="preserve">, </w:t>
-      </w:r>
-      <w:proofErr w:type="spellStart"/>
-      <w:r>
-        <w:rPr>
-          <w:rStyle w:val="CdigoHTML"/>
-        </w:rPr>
-        <w:t>Irradiancia_Solar</w:t>
-      </w:r>
-      <w:proofErr w:type="spellEnd"/>
-      <w:r>
-        <w:rPr>
-          <w:rStyle w:val="CdigoHTML"/>
-        </w:rPr>
-        <w:t>, Temperatura</w:t>
-      </w:r>
-      <w:r>
-        <w:t>.</w:t>
-      </w:r>
-    </w:p>
-    <w:p>
-      <w:pPr>
-        <w:pStyle w:val="Ttulo3"/>
-      </w:pPr>
-      <w:r>
-        <w:t>2. Diseño de los Experimentos</w:t>
-      </w:r>
-    </w:p>
-    <w:p>
-      <w:pPr>
-        <w:pStyle w:val="NormalWeb"/>
-      </w:pPr>
-      <w:r>
-        <w:t>Con tu montaje listo, puedes realizar una serie de pruebas enfocadas.</w:t>
-      </w:r>
-    </w:p>
-    <w:p>
-      <w:pPr>
-        <w:pStyle w:val="Ttulo4"/>
-      </w:pPr>
-      <w:r>
-        <w:lastRenderedPageBreak/>
-        <w:t>Experimento 1: Caracterización y Comparación de Paneles</w:t>
-      </w:r>
-    </w:p>
-    <w:p>
-      <w:pPr>
-        <w:pStyle w:val="NormalWeb"/>
-      </w:pPr>
-      <w:r>
-        <w:rPr>
-          <w:b/>
-          <w:bCs/>
-        </w:rPr>
-        <w:t>Objetivo:</w:t>
-      </w:r>
-      <w:r>
-        <w:t xml:space="preserve"> Determinar cuál de tus dos tipos de panel es más eficiente en tus condiciones locales. </w:t>
-      </w:r>
-      <w:r>
-        <w:rPr>
-          <w:b/>
-          <w:bCs/>
-        </w:rPr>
-        <w:t>Procedimiento:</w:t>
-      </w:r>
-    </w:p>
-    <w:p>
-      <w:pPr>
-        <w:pStyle w:val="NormalWeb"/>
-        <w:numPr>
-          <w:ilvl w:val="0"/>
-          <w:numId w:val="57"/>
-        </w:numPr>
-      </w:pPr>
-      <w:r>
-        <w:t>Usa un nodo sensor con una carga de consumo constante y predecible (puedes programarlo para que no entre en modo de bajo consumo durante esta prueba).</w:t>
-      </w:r>
-    </w:p>
-    <w:p>
-      <w:pPr>
-        <w:pStyle w:val="NormalWeb"/>
-        <w:numPr>
-          <w:ilvl w:val="0"/>
-          <w:numId w:val="57"/>
-        </w:numPr>
-      </w:pPr>
-      <w:r>
-        <w:t xml:space="preserve">Expón el </w:t>
-      </w:r>
-      <w:r>
-        <w:rPr>
-          <w:b/>
-          <w:bCs/>
-        </w:rPr>
-        <w:t>Panel Tipo A</w:t>
-      </w:r>
-      <w:r>
-        <w:t xml:space="preserve"> </w:t>
-      </w:r>
-      <w:proofErr w:type="spellStart"/>
-      <w:r>
-        <w:t>a</w:t>
-      </w:r>
-      <w:proofErr w:type="spellEnd"/>
-      <w:r>
-        <w:t xml:space="preserve"> la luz solar directa y registra durante varias horas (idealmente un día completo) todos los parámetros.</w:t>
-      </w:r>
-    </w:p>
-    <w:p>
-      <w:pPr>
-        <w:pStyle w:val="NormalWeb"/>
-        <w:numPr>
-          <w:ilvl w:val="0"/>
-          <w:numId w:val="57"/>
-        </w:numPr>
-      </w:pPr>
-      <w:r>
-        <w:t xml:space="preserve">Al día siguiente, en condiciones lo más similares posible, repite el experimento </w:t>
-      </w:r>
-      <w:proofErr w:type="gramStart"/>
-      <w:r>
-        <w:t>exacto</w:t>
-      </w:r>
-      <w:proofErr w:type="gramEnd"/>
-      <w:r>
-        <w:t xml:space="preserve"> pero con el </w:t>
-      </w:r>
-      <w:r>
-        <w:rPr>
-          <w:b/>
-          <w:bCs/>
-        </w:rPr>
-        <w:t>Panel Tipo B</w:t>
-      </w:r>
-      <w:r>
-        <w:t>.</w:t>
-      </w:r>
-    </w:p>
-    <w:p>
-      <w:pPr>
-        <w:pStyle w:val="NormalWeb"/>
-        <w:numPr>
-          <w:ilvl w:val="0"/>
-          <w:numId w:val="57"/>
-        </w:numPr>
-      </w:pPr>
-      <w:r>
-        <w:t>Repite el proceso con los otros dos paneles para confirmar los resultados y asegurar que no haya un panel defectuoso.</w:t>
-      </w:r>
-    </w:p>
-    <w:p>
-      <w:pPr>
-        <w:pStyle w:val="NormalWeb"/>
-      </w:pPr>
-      <w:r>
-        <w:rPr>
-          <w:b/>
-          <w:bCs/>
-        </w:rPr>
-        <w:t>Resultado Esperado:</w:t>
-      </w:r>
-      <w:r>
-        <w:t xml:space="preserve"> Gráficas que comparen la </w:t>
-      </w:r>
-      <w:proofErr w:type="spellStart"/>
-      <w:r>
-        <w:rPr>
-          <w:rStyle w:val="CdigoHTML"/>
-        </w:rPr>
-        <w:t>Potencia_Panel</w:t>
-      </w:r>
-      <w:proofErr w:type="spellEnd"/>
-      <w:r>
-        <w:t xml:space="preserve"> generada por cada tipo de panel en función de la </w:t>
-      </w:r>
-      <w:proofErr w:type="spellStart"/>
-      <w:r>
-        <w:rPr>
-          <w:rStyle w:val="CdigoHTML"/>
-        </w:rPr>
-        <w:t>Irradiancia_Solar</w:t>
-      </w:r>
-      <w:proofErr w:type="spellEnd"/>
-      <w:r>
-        <w:t>. Esto te permitirá decir con datos: "El panel Tipo B genera, en promedio, un 15% más de energía que el Tipo A bajo las mismas condiciones de sol".</w:t>
-      </w:r>
-    </w:p>
-    <w:p>
-      <w:pPr>
-        <w:pStyle w:val="Ttulo4"/>
-      </w:pPr>
-      <w:r>
-        <w:t>Experimento 2: Prueba de Autonomía y Autosuficiencia</w:t>
-      </w:r>
-    </w:p>
-    <w:p>
-      <w:pPr>
-        <w:pStyle w:val="NormalWeb"/>
-      </w:pPr>
-      <w:r>
-        <w:rPr>
-          <w:b/>
-          <w:bCs/>
-        </w:rPr>
-        <w:t>Objetivo:</w:t>
-      </w:r>
-      <w:r>
-        <w:t xml:space="preserve"> Demostrar que el nodo puede operar de forma indefinida utilizando el mejor panel del experimento anterior. </w:t>
-      </w:r>
-      <w:r>
-        <w:rPr>
-          <w:b/>
-          <w:bCs/>
-        </w:rPr>
-        <w:t>Procedimiento:</w:t>
-      </w:r>
-    </w:p>
-    <w:p>
-      <w:pPr>
-        <w:pStyle w:val="NormalWeb"/>
-        <w:numPr>
-          <w:ilvl w:val="0"/>
-          <w:numId w:val="58"/>
-        </w:numPr>
-      </w:pPr>
-      <w:r>
-        <w:t>Carga completamente la batería de tu nodo sensor.</w:t>
-      </w:r>
-    </w:p>
-    <w:p>
-      <w:pPr>
-        <w:pStyle w:val="NormalWeb"/>
-        <w:numPr>
-          <w:ilvl w:val="0"/>
-          <w:numId w:val="58"/>
-        </w:numPr>
-      </w:pPr>
-      <w:r>
-        <w:t>Activa el código completo con todas tus optimizaciones (</w:t>
-      </w:r>
-      <w:proofErr w:type="spellStart"/>
-      <w:r>
-        <w:rPr>
-          <w:rStyle w:val="CdigoHTML"/>
-        </w:rPr>
-        <w:t>AdaptiveTXWSN</w:t>
-      </w:r>
-      <w:proofErr w:type="spellEnd"/>
-      <w:r>
-        <w:t>, el modo de sueño profundo, el control de energía de los sensores, etc.).</w:t>
-      </w:r>
-    </w:p>
-    <w:p>
-      <w:pPr>
-        <w:pStyle w:val="NormalWeb"/>
-        <w:numPr>
-          <w:ilvl w:val="0"/>
-          <w:numId w:val="58"/>
-        </w:numPr>
-      </w:pPr>
-      <w:r>
-        <w:t>Deja el sistema funcionando durante varios días seguidos (una semana sería ideal).</w:t>
-      </w:r>
-    </w:p>
-    <w:p>
-      <w:pPr>
-        <w:pStyle w:val="NormalWeb"/>
-        <w:numPr>
-          <w:ilvl w:val="0"/>
-          <w:numId w:val="58"/>
-        </w:numPr>
-      </w:pPr>
-      <w:r>
-        <w:t>Registra continuamente todos los parámetros (energía generada, consumo, voltaje de batería, irradiancia).</w:t>
-      </w:r>
-    </w:p>
-    <w:p>
-      <w:pPr>
-        <w:pStyle w:val="NormalWeb"/>
-      </w:pPr>
-      <w:r>
-        <w:rPr>
-          <w:b/>
-          <w:bCs/>
-        </w:rPr>
-        <w:t>Resultado Esperado:</w:t>
-      </w:r>
-      <w:r>
-        <w:t xml:space="preserve"> El gráfico más importante de tu proyecto. Será una gráfica de series temporales de varios días.</w:t>
-      </w:r>
-    </w:p>
-    <w:p>
-      <w:pPr>
-        <w:pStyle w:val="NormalWeb"/>
-        <w:numPr>
-          <w:ilvl w:val="0"/>
-          <w:numId w:val="59"/>
-        </w:numPr>
-      </w:pPr>
-      <w:r>
-        <w:rPr>
-          <w:b/>
-          <w:bCs/>
-        </w:rPr>
-        <w:t>Eje X:</w:t>
-      </w:r>
-      <w:r>
-        <w:t xml:space="preserve"> Tiempo (días/horas).</w:t>
-      </w:r>
-    </w:p>
-    <w:p>
-      <w:pPr>
-        <w:pStyle w:val="NormalWeb"/>
-        <w:numPr>
-          <w:ilvl w:val="0"/>
-          <w:numId w:val="59"/>
-        </w:numPr>
-      </w:pPr>
-      <w:r>
-        <w:rPr>
-          <w:b/>
-          <w:bCs/>
-        </w:rPr>
-        <w:t>Eje Y (izquierdo):</w:t>
-      </w:r>
-      <w:r>
-        <w:t xml:space="preserve"> Voltaje de la Batería (V).</w:t>
-      </w:r>
-    </w:p>
-    <w:p>
-      <w:pPr>
-        <w:pStyle w:val="NormalWeb"/>
-        <w:numPr>
-          <w:ilvl w:val="0"/>
-          <w:numId w:val="59"/>
-        </w:numPr>
-      </w:pPr>
-      <w:r>
-        <w:rPr>
-          <w:b/>
-          <w:bCs/>
-        </w:rPr>
-        <w:t>Eje Y (derecho):</w:t>
-      </w:r>
-      <w:r>
-        <w:t xml:space="preserve"> Irradiancia Solar (W/m² o Lux).</w:t>
-      </w:r>
-    </w:p>
-    <w:p>
-      <w:pPr>
-        <w:pStyle w:val="NormalWeb"/>
-      </w:pPr>
-      <w:r>
-        <w:t>Lo que buscas demostrar es que, a pesar de las fluctuaciones diarias (la batería se descarga de noche), la tendencia general del voltaje de la batería se mantiene estable o incluso aumenta ligeramente a lo largo de los días. Si la línea de voltaje de la batería no tiene una tendencia a la baja después de una semana, habrás demostrado la autosuficiencia.</w:t>
-      </w:r>
-    </w:p>
-    <w:p>
-      <w:pPr>
-        <w:pStyle w:val="Ttulo4"/>
-      </w:pPr>
-      <w:r>
-        <w:t>Experimento 3: Pruebas de Estrés (Condiciones Variables)</w:t>
-      </w:r>
-    </w:p>
-    <w:p>
-      <w:pPr>
-        <w:pStyle w:val="NormalWeb"/>
-      </w:pPr>
-      <w:r>
-        <w:rPr>
-          <w:b/>
-          <w:bCs/>
-        </w:rPr>
-        <w:t>Objetivo:</w:t>
-      </w:r>
-      <w:r>
-        <w:t xml:space="preserve"> Evaluar cómo se comporta el sistema en condiciones no ideales. </w:t>
-      </w:r>
-      <w:r>
-        <w:rPr>
-          <w:b/>
-          <w:bCs/>
-        </w:rPr>
-        <w:t>Procedimiento:</w:t>
-      </w:r>
-    </w:p>
-    <w:p>
-      <w:pPr>
-        <w:pStyle w:val="NormalWeb"/>
-        <w:numPr>
-          <w:ilvl w:val="0"/>
-          <w:numId w:val="60"/>
-        </w:numPr>
-      </w:pPr>
-      <w:r>
-        <w:lastRenderedPageBreak/>
-        <w:t>Realiza pruebas de autonomía más cortas (de 1 o 2 días) bajo diferentes escenarios.</w:t>
-      </w:r>
-    </w:p>
-    <w:p>
-      <w:pPr>
-        <w:pStyle w:val="NormalWeb"/>
-        <w:numPr>
-          <w:ilvl w:val="0"/>
-          <w:numId w:val="60"/>
-        </w:numPr>
-      </w:pPr>
-      <w:r>
-        <w:rPr>
-          <w:b/>
-          <w:bCs/>
-        </w:rPr>
-        <w:t>Día Nublado:</w:t>
-      </w:r>
-      <w:r>
-        <w:t xml:space="preserve"> Deja el sistema funcionando en un día con poca luz para ver cuánto tiempo sobrevive y cómo tu librería </w:t>
-      </w:r>
-      <w:proofErr w:type="spellStart"/>
-      <w:r>
-        <w:rPr>
-          <w:rStyle w:val="CdigoHTML"/>
-        </w:rPr>
-        <w:t>AdaptiveTXWSN</w:t>
-      </w:r>
-      <w:proofErr w:type="spellEnd"/>
-      <w:r>
-        <w:t xml:space="preserve"> reduce la frecuencia de transmisión para ahorrar energía.</w:t>
-      </w:r>
-    </w:p>
-    <w:p>
-      <w:pPr>
-        <w:pStyle w:val="NormalWeb"/>
-        <w:numPr>
-          <w:ilvl w:val="0"/>
-          <w:numId w:val="60"/>
-        </w:numPr>
-      </w:pPr>
-      <w:r>
-        <w:rPr>
-          <w:b/>
-          <w:bCs/>
-        </w:rPr>
-        <w:t>Sombra Parcial:</w:t>
-      </w:r>
-      <w:r>
-        <w:t xml:space="preserve"> Simula una obstrucción (como una hoja o un edificio) que cubra parte del panel durante unas horas y observa cómo se recupera el sistema.</w:t>
-      </w:r>
-    </w:p>
-    <w:p>
-      <w:pPr>
-        <w:pStyle w:val="NormalWeb"/>
-      </w:pPr>
-      <w:r>
-        <w:rPr>
-          <w:b/>
-          <w:bCs/>
-        </w:rPr>
-        <w:t>Resultado Esperado:</w:t>
-      </w:r>
-      <w:r>
-        <w:t xml:space="preserve"> Gráficas que muestren la resiliencia del sistema. Por ejemplo, una gráfica que muestre cómo el intervalo de transmisión aumenta (la frecuencia disminuye) a medida que el voltaje de la batería baja durante un día nublado.</w:t>
-      </w:r>
-    </w:p>
-    <w:p>
-      <w:pPr>
-        <w:pStyle w:val="Ttulo3"/>
-      </w:pPr>
-      <w:r>
-        <w:t>3. Cómo Presentar los Resultados</w:t>
-      </w:r>
-    </w:p>
-    <w:p>
-      <w:pPr>
-        <w:pStyle w:val="NormalWeb"/>
-      </w:pPr>
-      <w:r>
-        <w:t>La clave es contar una historia con tus datos.</w:t>
-      </w:r>
-    </w:p>
-    <w:p>
-      <w:pPr>
-        <w:pStyle w:val="NormalWeb"/>
-        <w:numPr>
-          <w:ilvl w:val="0"/>
-          <w:numId w:val="61"/>
-        </w:numPr>
-      </w:pPr>
-      <w:r>
-        <w:rPr>
-          <w:b/>
-          <w:bCs/>
-        </w:rPr>
-        <w:t>Tablas:</w:t>
-      </w:r>
-      <w:r>
-        <w:t xml:space="preserve"> Usa tablas para resumir la configuración de tu hardware y los parámetros clave de tus librerías (ej. los umbrales de voltaje de </w:t>
-      </w:r>
-      <w:proofErr w:type="spellStart"/>
-      <w:r>
-        <w:rPr>
-          <w:rStyle w:val="CdigoHTML"/>
-        </w:rPr>
-        <w:t>AdaptiveTXWSN</w:t>
-      </w:r>
-      <w:proofErr w:type="spellEnd"/>
-      <w:r>
-        <w:t>).</w:t>
-      </w:r>
-    </w:p>
-    <w:p>
-      <w:pPr>
-        <w:pStyle w:val="NormalWeb"/>
-        <w:numPr>
-          <w:ilvl w:val="0"/>
-          <w:numId w:val="61"/>
-        </w:numPr>
-      </w:pPr>
-      <w:r>
-        <w:rPr>
-          <w:b/>
-          <w:bCs/>
-        </w:rPr>
-        <w:t>Gráficos Comparativos:</w:t>
-      </w:r>
-      <w:r>
-        <w:t xml:space="preserve"> Para el Experimento 1, usa gráficos de barras o de líneas para comparar directamente la potencia generada por los paneles A y B.</w:t>
-      </w:r>
-    </w:p>
-    <w:p>
-      <w:pPr>
-        <w:pStyle w:val="NormalWeb"/>
-        <w:numPr>
-          <w:ilvl w:val="0"/>
-          <w:numId w:val="61"/>
-        </w:numPr>
-      </w:pPr>
-      <w:r>
-        <w:rPr>
-          <w:b/>
-          <w:bCs/>
-        </w:rPr>
-        <w:t>Gráficos de Series Temporales:</w:t>
-      </w:r>
-      <w:r>
-        <w:t xml:space="preserve"> Como se describió en el Experimento 2, este es tu gráfico principal. Asegúrate de que esté bien etiquetado y sea fácil de leer. La correlación visual entre la luz solar y el aumento del voltaje de la batería es muy poderosa.</w:t>
-      </w:r>
-      <w:r>
-        <w:rPr>
-          <w:rStyle w:val="button-container"/>
-        </w:rPr>
-        <w:t xml:space="preserve">   </w:t>
-      </w:r>
-    </w:p>
-    <w:p>
-      <w:pPr>
-        <w:pStyle w:val="NormalWeb"/>
-        <w:numPr>
-          <w:ilvl w:val="0"/>
-          <w:numId w:val="61"/>
-        </w:numPr>
-      </w:pPr>
-      <w:r>
-        <w:rPr>
-          <w:b/>
-          <w:bCs/>
-        </w:rPr>
-        <w:t>Análisis de Consumo:</w:t>
-      </w:r>
-      <w:r>
-        <w:t xml:space="preserve"> Crea gráficos de barras que comparen el consumo promedio del nodo en diferentes modos:</w:t>
-      </w:r>
-    </w:p>
-    <w:p>
-      <w:pPr>
-        <w:pStyle w:val="NormalWeb"/>
-        <w:numPr>
-          <w:ilvl w:val="1"/>
-          <w:numId w:val="61"/>
-        </w:numPr>
-      </w:pPr>
-      <w:r>
-        <w:t>Modo "Normal" (sin ahorro de energía).</w:t>
-      </w:r>
-    </w:p>
-    <w:p>
-      <w:pPr>
-        <w:pStyle w:val="NormalWeb"/>
-        <w:numPr>
-          <w:ilvl w:val="1"/>
-          <w:numId w:val="61"/>
-        </w:numPr>
-      </w:pPr>
-      <w:r>
-        <w:t>Modo "Optimizado" (con todas tus mejoras activadas).</w:t>
-      </w:r>
-    </w:p>
-    <w:p>
-      <w:pPr>
-        <w:pStyle w:val="NormalWeb"/>
-        <w:numPr>
-          <w:ilvl w:val="1"/>
-          <w:numId w:val="61"/>
-        </w:numPr>
-      </w:pPr>
-      <w:r>
-        <w:t>Esto cuantificará el impacto de tu trabajo de software. Por ejemplo: "La implementación del ciclo de sueño profundo y el control de alimentación de los sensores redujo el consumo energético en un 85%".</w:t>
-      </w:r>
-    </w:p>
-    <w:p>
-      <w:pPr>
-        <w:pStyle w:val="NormalWeb"/>
-      </w:pPr>
-      <w:r>
-        <w:rPr>
-          <w:b/>
-          <w:bCs/>
-        </w:rPr>
-        <w:t>Un consejo adicional para darle más rigor científico:</w:t>
-      </w:r>
-      <w:r>
-        <w:t xml:space="preserve"> Si tienes acceso a un multímetro de alta precisión, realiza una validación de tus sensores. Mide el consumo de corriente con el multímetro y compáralo con lo que reporta tu sensor INA219. Reportar el margen de error (ej. "nuestras mediciones a bordo tienen un error inferior al 5% comparado con un multímetro de laboratorio") </w:t>
-      </w:r>
-      <w:proofErr w:type="gramStart"/>
-      <w:r>
-        <w:t>le</w:t>
-      </w:r>
-      <w:proofErr w:type="gramEnd"/>
-      <w:r>
-        <w:t xml:space="preserve"> da una gran credibilidad a tus resultados.</w:t>
-      </w:r>
-      <w:r>
-        <w:rPr>
-          <w:rStyle w:val="button-container"/>
-        </w:rPr>
-        <w:t xml:space="preserve">   </w:t>
-      </w:r>
-    </w:p>
-    <w:p>
-      <w:pPr>
-        <w:pStyle w:val="NormalWeb"/>
-      </w:pPr>
-      <w:r>
-        <w:t>En resumen: aprovecha tu limitación de paneles para hacer un análisis comparativo profundo, mide todo (entrada, salida y ambiente), y presenta tus resultados con gráficos claros que demuestren la relación causa-efecto entre el sol y la autonomía de tu nodo. ¡Tu proyecto está muy bien encaminado para producir resultados excelentes!</w:t>
-      </w:r>
-    </w:p>
-    <w:p>
-      <w:pPr>
-        <w:rPr>
-          <w:rFonts w:ascii="Calibri" w:eastAsia="Calibri" w:hAnsi="Calibri" w:cs="Calibri"/>
-        </w:rPr>
-      </w:pPr>
-    </w:p>
-    <w:p>
-      <w:pPr>
-        <w:spacing w:before="240" w:after="240" w:line="480" w:lineRule="auto"/>
-      </w:pPr>
-      <w:r>
-        <w:rPr>
-          <w:rFonts w:ascii="Calibri" w:eastAsia="Calibri" w:hAnsi="Calibri" w:cs="Calibri"/>
-        </w:rPr>
-        <w:t>.</w:t>
-      </w:r>
-    </w:p>
-    <w:p/>
-    <w:p/>
-    <w:p>
-      <w:pPr>
-        <w:spacing w:before="100" w:beforeAutospacing="1" w:after="100" w:afterAutospacing="1" w:line="480" w:lineRule="auto"/>
-      </w:pPr>
-      <w:r>
-        <w:rPr>
-          <w:noProof/>
-        </w:rPr>
+        <w:t xml:space="preserve"> CODEC:</w:t>
+      </w:r>
+    </w:p>
+    <w:p>
+      <w:pPr>
+        <w:jc w:val="center"/>
+      </w:pPr>
+      <w:r>
         <w:drawing>
-          <wp:inline distT="0" distB="0" distL="0" distR="0" wp14:anchorId="1F453A7F" wp14:editId="3DE1CD9D">
-            <wp:extent cx="5619752" cy="4229100"/>
-            <wp:effectExtent l="0" t="0" r="0" b="0"/>
-            <wp:docPr id="713398984" name="Imagen 713398984"/>
+          <wp:inline distT="0" distB="0" distL="0" distR="0" wp14:anchorId="73688837" wp14:editId="2DC64E8C">
+            <wp:extent cx="5612130" cy="1537970"/>
+            <wp:effectExtent l="0" t="0" r="7620" b="5080"/>
+            <wp:docPr id="19" name="Imagen 19"/>
             <wp:cNvGraphicFramePr>
               <a:graphicFrameLocks xmlns:a="http://schemas.openxmlformats.org/drawingml/2006/main" noChangeAspect="1"/>
             </wp:cNvGraphicFramePr>
@@ -28453,17 +24513,11 @@
               <a:graphicData uri="http://schemas.openxmlformats.org/drawingml/2006/picture">
                 <pic:pic xmlns:pic="http://schemas.openxmlformats.org/drawingml/2006/picture">
                   <pic:nvPicPr>
-                    <pic:cNvPr id="0" name=""/>
+                    <pic:cNvPr id="1" name=""/>
                     <pic:cNvPicPr/>
                   </pic:nvPicPr>
                   <pic:blipFill>
-                    <a:blip r:embed="rId31" cstate="print">
-                      <a:extLst>
-                        <a:ext uri="{28A0092B-C50C-407E-A947-70E740481C1C}">
-                          <a14:useLocalDpi xmlns:a14="http://schemas.microsoft.com/office/drawing/2010/main" val="0"/>
-                        </a:ext>
-                      </a:extLst>
-                    </a:blip>
+                    <a:blip r:embed="rId31"/>
                     <a:stretch>
                       <a:fillRect/>
                     </a:stretch>
@@ -28471,7 +24525,7 @@
                   <pic:spPr>
                     <a:xfrm>
                       <a:off x="0" y="0"/>
-                      <a:ext cx="5619752" cy="4229100"/>
+                      <a:ext cx="5612130" cy="1537970"/>
                     </a:xfrm>
                     <a:prstGeom prst="rect">
                       <a:avLst/>
@@ -28485,25 +24539,1062 @@
       </w:r>
     </w:p>
     <w:p>
+      <w:pPr>
+        <w:jc w:val="center"/>
+      </w:pPr>
+    </w:p>
+    <w:p>
+      <w:pPr>
+        <w:jc w:val="center"/>
+      </w:pPr>
+      <w:r>
+        <w:t>CAMBIOS EN LA LINEA DE RECEPCION</w:t>
+      </w:r>
       <w:r>
         <w:br w:type="page"/>
+      </w:r>
+    </w:p>
+    <w:p>
+      <w:pPr>
+        <w:pStyle w:val="Prrafodelista"/>
+        <w:ind w:left="1440"/>
+      </w:pPr>
+    </w:p>
+    <w:p>
+      <w:pPr>
+        <w:rPr>
+          <w:rFonts w:ascii="Calibri" w:eastAsia="Calibri" w:hAnsi="Calibri" w:cs="Calibri"/>
+        </w:rPr>
+      </w:pPr>
+      <w:r>
+        <w:rPr>
+          <w:rFonts w:ascii="Calibri" w:eastAsia="Calibri" w:hAnsi="Calibri" w:cs="Calibri"/>
+        </w:rPr>
+        <w:br w:type="page"/>
+      </w:r>
+    </w:p>
+    <w:p>
+      <w:pPr>
+        <w:rPr>
+          <w:rFonts w:ascii="Calibri" w:eastAsia="Calibri" w:hAnsi="Calibri" w:cs="Calibri"/>
+        </w:rPr>
+      </w:pPr>
+      <w:r>
+        <w:rPr>
+          <w:rFonts w:ascii="Calibri" w:eastAsia="Calibri" w:hAnsi="Calibri" w:cs="Calibri"/>
+        </w:rPr>
+        <w:lastRenderedPageBreak/>
+        <w:t xml:space="preserve">Implementacion de </w:t>
+      </w:r>
+      <w:r>
+        <w:rPr>
+          <w:rFonts w:ascii="Calibri" w:eastAsia="Calibri" w:hAnsi="Calibri" w:cs="Calibri"/>
+        </w:rPr>
+        <w:t>paneles solares:</w:t>
+      </w:r>
+    </w:p>
+    <w:p>
+      <w:pPr>
+        <w:pStyle w:val="NormalWeb"/>
+      </w:pPr>
+      <w:r>
+        <w:t>metodología experimental paso a paso:</w:t>
+      </w:r>
+    </w:p>
+    <w:p>
+      <w:pPr>
+        <w:pStyle w:val="Ttulo3"/>
+      </w:pPr>
+      <w:r>
+        <w:t>1. El Montaje Experimental (El "Laboratorio")</w:t>
+      </w:r>
+    </w:p>
+    <w:p>
+      <w:pPr>
+        <w:pStyle w:val="NormalWeb"/>
+      </w:pPr>
+      <w:r>
+        <w:t xml:space="preserve">Para cada experimento, necesitarás un montaje consistente que te permita medir las variables clave. La idea es registrar simultáneamente la energía que </w:t>
+      </w:r>
+      <w:r>
+        <w:rPr>
+          <w:i/>
+          <w:iCs/>
+        </w:rPr>
+        <w:t>entra</w:t>
+      </w:r>
+      <w:r>
+        <w:t xml:space="preserve"> al sistema, la que </w:t>
+      </w:r>
+      <w:r>
+        <w:rPr>
+          <w:i/>
+          <w:iCs/>
+        </w:rPr>
+        <w:t>consume</w:t>
+      </w:r>
+      <w:r>
+        <w:t xml:space="preserve">, y el </w:t>
+      </w:r>
+      <w:r>
+        <w:rPr>
+          <w:i/>
+          <w:iCs/>
+        </w:rPr>
+        <w:t>estado</w:t>
+      </w:r>
+      <w:r>
+        <w:t xml:space="preserve"> del almacenamiento.</w:t>
+      </w:r>
+    </w:p>
+    <w:p>
+      <w:pPr>
+        <w:pStyle w:val="NormalWeb"/>
+      </w:pPr>
+      <w:r>
+        <w:rPr>
+          <w:b/>
+          <w:bCs/>
+        </w:rPr>
+        <w:t>Componentes por Montaje de Prueba:</w:t>
+      </w:r>
+    </w:p>
+    <w:p>
+      <w:pPr>
+        <w:pStyle w:val="NormalWeb"/>
+        <w:numPr>
+          <w:ilvl w:val="0"/>
+          <w:numId w:val="55"/>
+        </w:numPr>
+      </w:pPr>
+      <w:r>
+        <w:rPr>
+          <w:b/>
+          <w:bCs/>
+        </w:rPr>
+        <w:t>Tu Nodo Sensor:</w:t>
+      </w:r>
+      <w:r>
+        <w:t xml:space="preserve"> Con el Arduino Nano, los sensores y el módulo de radio.</w:t>
+      </w:r>
+    </w:p>
+    <w:p>
+      <w:pPr>
+        <w:pStyle w:val="NormalWeb"/>
+        <w:numPr>
+          <w:ilvl w:val="0"/>
+          <w:numId w:val="55"/>
+        </w:numPr>
+      </w:pPr>
+      <w:r>
+        <w:rPr>
+          <w:b/>
+          <w:bCs/>
+        </w:rPr>
+        <w:t>Fuente de Energía:</w:t>
+      </w:r>
+      <w:r>
+        <w:t xml:space="preserve"> Uno de tus paneles solares conectado al sistema de carga de la batería/supercondensador.</w:t>
+      </w:r>
+    </w:p>
+    <w:p>
+      <w:pPr>
+        <w:pStyle w:val="NormalWeb"/>
+        <w:numPr>
+          <w:ilvl w:val="0"/>
+          <w:numId w:val="55"/>
+        </w:numPr>
+      </w:pPr>
+      <w:r>
+        <w:rPr>
+          <w:b/>
+          <w:bCs/>
+        </w:rPr>
+        <w:t>Almacenamiento:</w:t>
+      </w:r>
+      <w:r>
+        <w:t xml:space="preserve"> La batería o supercondensador que planeas usar.</w:t>
+      </w:r>
+    </w:p>
+    <w:p>
+      <w:pPr>
+        <w:pStyle w:val="NormalWeb"/>
+        <w:numPr>
+          <w:ilvl w:val="0"/>
+          <w:numId w:val="55"/>
+        </w:numPr>
+      </w:pPr>
+      <w:r>
+        <w:rPr>
+          <w:b/>
+          <w:bCs/>
+        </w:rPr>
+        <w:t>Instrumentos de Medición:</w:t>
+      </w:r>
+    </w:p>
+    <w:p>
+      <w:pPr>
+        <w:pStyle w:val="NormalWeb"/>
+        <w:numPr>
+          <w:ilvl w:val="1"/>
+          <w:numId w:val="55"/>
+        </w:numPr>
+      </w:pPr>
+      <w:r>
+        <w:rPr>
+          <w:b/>
+          <w:bCs/>
+        </w:rPr>
+        <w:t>Energía Generada:</w:t>
+      </w:r>
+      <w:r>
+        <w:t xml:space="preserve"> Sensores de voltaje y corriente (como los que ya usas, o un INA219) colocados </w:t>
+      </w:r>
+      <w:r>
+        <w:rPr>
+          <w:i/>
+          <w:iCs/>
+        </w:rPr>
+        <w:t>entre</w:t>
+      </w:r>
+      <w:r>
+        <w:t xml:space="preserve"> el panel solar y el circuito de carga para medir la potencia de entrada.</w:t>
+      </w:r>
+    </w:p>
+    <w:p>
+      <w:pPr>
+        <w:pStyle w:val="NormalWeb"/>
+        <w:numPr>
+          <w:ilvl w:val="1"/>
+          <w:numId w:val="55"/>
+        </w:numPr>
+      </w:pPr>
+      <w:r>
+        <w:rPr>
+          <w:b/>
+          <w:bCs/>
+        </w:rPr>
+        <w:t>Consumo del Nodo:</w:t>
+      </w:r>
+      <w:r>
+        <w:t xml:space="preserve"> Sensores de voltaje y corriente para medir la energía que consume tu nodo.</w:t>
+      </w:r>
+    </w:p>
+    <w:p>
+      <w:pPr>
+        <w:pStyle w:val="NormalWeb"/>
+        <w:numPr>
+          <w:ilvl w:val="1"/>
+          <w:numId w:val="55"/>
+        </w:numPr>
+      </w:pPr>
+      <w:r>
+        <w:rPr>
+          <w:b/>
+          <w:bCs/>
+        </w:rPr>
+        <w:t>Estado de la Batería:</w:t>
+      </w:r>
+      <w:r>
+        <w:t xml:space="preserve"> Una simple lectura del voltaje de la batería es un buen indicador de su estado de carga.</w:t>
+      </w:r>
+    </w:p>
+    <w:p>
+      <w:pPr>
+        <w:pStyle w:val="NormalWeb"/>
+        <w:numPr>
+          <w:ilvl w:val="1"/>
+          <w:numId w:val="55"/>
+        </w:numPr>
+      </w:pPr>
+      <w:r>
+        <w:rPr>
+          <w:b/>
+          <w:bCs/>
+        </w:rPr>
+        <w:t>Condiciones Ambientales:</w:t>
+      </w:r>
+      <w:r>
+        <w:t xml:space="preserve"> Esto es crucial. Necesitas medir la cantidad de sol disponible. La opción profesional es un </w:t>
+      </w:r>
+      <w:r>
+        <w:rPr>
+          <w:b/>
+          <w:bCs/>
+        </w:rPr>
+        <w:t>piranómetro</w:t>
+      </w:r>
+      <w:r>
+        <w:t>.</w:t>
+      </w:r>
+      <w:r>
+        <w:rPr>
+          <w:vertAlign w:val="superscript"/>
+        </w:rPr>
+        <w:t xml:space="preserve"> 1 </w:t>
+      </w:r>
+      <w:proofErr w:type="gramStart"/>
+      <w:r>
+        <w:t>Una</w:t>
+      </w:r>
+      <w:proofErr w:type="gramEnd"/>
+      <w:r>
+        <w:t xml:space="preserve"> alternativa de bajo costo es usar un </w:t>
+      </w:r>
+      <w:r>
+        <w:rPr>
+          <w:rStyle w:val="button-container"/>
+        </w:rPr>
+        <w:t xml:space="preserve">  </w:t>
+      </w:r>
+    </w:p>
+    <w:p>
+      <w:pPr>
+        <w:pStyle w:val="NormalWeb"/>
+        <w:ind w:left="1440"/>
+      </w:pPr>
+      <w:r>
+        <w:rPr>
+          <w:b/>
+          <w:bCs/>
+        </w:rPr>
+        <w:t>sensor de luz (LDR)</w:t>
+      </w:r>
+      <w:r>
+        <w:t xml:space="preserve"> calibrado para dar una lectura aproximada de la irradiancia (por ejemplo, en Lux o una escala relativa). También mide la temperatura ambiente.</w:t>
+      </w:r>
+      <w:r>
+        <w:rPr>
+          <w:rStyle w:val="button-container"/>
+        </w:rPr>
+        <w:t xml:space="preserve">   </w:t>
+      </w:r>
+    </w:p>
+    <w:p>
+      <w:pPr>
+        <w:pStyle w:val="NormalWeb"/>
+      </w:pPr>
+      <w:r>
+        <w:rPr>
+          <w:b/>
+          <w:bCs/>
+        </w:rPr>
+        <w:t>Recolección de Datos:</w:t>
+      </w:r>
+      <w:r>
+        <w:t xml:space="preserve"> La mejor manera de hacerlo es automatizar el registro. Conecta el Arduino que mide todo esto a un ordenador vía USB.</w:t>
+      </w:r>
+      <w:r>
+        <w:rPr>
+          <w:rStyle w:val="button-container"/>
+        </w:rPr>
+        <w:t xml:space="preserve">   </w:t>
+      </w:r>
+    </w:p>
+    <w:p>
+      <w:pPr>
+        <w:pStyle w:val="NormalWeb"/>
+        <w:numPr>
+          <w:ilvl w:val="0"/>
+          <w:numId w:val="56"/>
+        </w:numPr>
+      </w:pPr>
+      <w:r>
+        <w:rPr>
+          <w:b/>
+          <w:bCs/>
+        </w:rPr>
+        <w:t>Software:</w:t>
+      </w:r>
+      <w:r>
+        <w:t xml:space="preserve"> Puedes usar el macro de Excel </w:t>
+      </w:r>
+      <w:r>
+        <w:rPr>
+          <w:b/>
+          <w:bCs/>
+        </w:rPr>
+        <w:t>PLX-DAQ</w:t>
+      </w:r>
+      <w:r>
+        <w:t xml:space="preserve"> o un script simple en Python para leer los datos del puerto serie y guardarlos en un archivo CSV con una marca de tiempo cada pocos segundos o minutos.</w:t>
+      </w:r>
+      <w:r>
+        <w:rPr>
+          <w:rStyle w:val="button-container"/>
+        </w:rPr>
+        <w:t xml:space="preserve">   </w:t>
+      </w:r>
+    </w:p>
+    <w:p>
+      <w:pPr>
+        <w:pStyle w:val="NormalWeb"/>
+        <w:numPr>
+          <w:ilvl w:val="0"/>
+          <w:numId w:val="56"/>
+        </w:numPr>
+      </w:pPr>
+      <w:r>
+        <w:rPr>
+          <w:b/>
+          <w:bCs/>
+        </w:rPr>
+        <w:t>Datos a Registrar:</w:t>
+      </w:r>
+      <w:r>
+        <w:t xml:space="preserve"> Por cada marca de tiempo, guarda: </w:t>
+      </w:r>
+      <w:r>
+        <w:rPr>
+          <w:rStyle w:val="CdigoHTML"/>
+        </w:rPr>
+        <w:t>Timestamp, Voltaje_Panel, Corriente_Panel, Potencia_Panel, Voltaje_Bateria, Consumo_Nodo, Irradiancia_Solar, Temperatura</w:t>
+      </w:r>
+      <w:r>
+        <w:t>.</w:t>
+      </w:r>
+    </w:p>
+    <w:p>
+      <w:pPr>
+        <w:pStyle w:val="Ttulo3"/>
+      </w:pPr>
+      <w:r>
+        <w:t>2. Diseño de los Experimentos</w:t>
+      </w:r>
+    </w:p>
+    <w:p>
+      <w:pPr>
+        <w:pStyle w:val="NormalWeb"/>
+      </w:pPr>
+      <w:r>
+        <w:t>Con tu montaje listo, puedes realizar una serie de pruebas enfocadas.</w:t>
+      </w:r>
+    </w:p>
+    <w:p>
+      <w:pPr>
+        <w:pStyle w:val="Ttulo4"/>
+      </w:pPr>
+      <w:r>
+        <w:lastRenderedPageBreak/>
+        <w:t>Experimento 1: Caracterización y Comparación de Paneles</w:t>
+      </w:r>
+    </w:p>
+    <w:p>
+      <w:pPr>
+        <w:pStyle w:val="NormalWeb"/>
+      </w:pPr>
+      <w:r>
+        <w:rPr>
+          <w:b/>
+          <w:bCs/>
+        </w:rPr>
+        <w:t>Objetivo:</w:t>
+      </w:r>
+      <w:r>
+        <w:t xml:space="preserve"> Determinar cuál de tus dos tipos de panel es más eficiente en tus condiciones locales. </w:t>
+      </w:r>
+      <w:r>
+        <w:rPr>
+          <w:b/>
+          <w:bCs/>
+        </w:rPr>
+        <w:t>Procedimiento:</w:t>
+      </w:r>
+    </w:p>
+    <w:p>
+      <w:pPr>
+        <w:pStyle w:val="NormalWeb"/>
+        <w:numPr>
+          <w:ilvl w:val="0"/>
+          <w:numId w:val="57"/>
+        </w:numPr>
+      </w:pPr>
+      <w:r>
+        <w:t>Usa un nodo sensor con una carga de consumo constante y predecible (puedes programarlo para que no entre en modo de bajo consumo durante esta prueba).</w:t>
+      </w:r>
+    </w:p>
+    <w:p>
+      <w:pPr>
+        <w:pStyle w:val="NormalWeb"/>
+        <w:numPr>
+          <w:ilvl w:val="0"/>
+          <w:numId w:val="57"/>
+        </w:numPr>
+      </w:pPr>
+      <w:r>
+        <w:t xml:space="preserve">Expón el </w:t>
+      </w:r>
+      <w:r>
+        <w:rPr>
+          <w:b/>
+          <w:bCs/>
+        </w:rPr>
+        <w:t>Panel Tipo A</w:t>
+      </w:r>
+      <w:r>
+        <w:t xml:space="preserve"> a la luz solar directa y registra durante varias horas (idealmente un día completo) todos los parámetros.</w:t>
+      </w:r>
+    </w:p>
+    <w:p>
+      <w:pPr>
+        <w:pStyle w:val="NormalWeb"/>
+        <w:numPr>
+          <w:ilvl w:val="0"/>
+          <w:numId w:val="57"/>
+        </w:numPr>
+      </w:pPr>
+      <w:r>
+        <w:t xml:space="preserve">Al día siguiente, en condiciones lo más similares posible, repite el experimento </w:t>
+      </w:r>
+      <w:proofErr w:type="gramStart"/>
+      <w:r>
+        <w:t>exacto</w:t>
+      </w:r>
+      <w:proofErr w:type="gramEnd"/>
+      <w:r>
+        <w:t xml:space="preserve"> pero con el </w:t>
+      </w:r>
+      <w:r>
+        <w:rPr>
+          <w:b/>
+          <w:bCs/>
+        </w:rPr>
+        <w:t>Panel Tipo B</w:t>
+      </w:r>
+      <w:r>
+        <w:t>.</w:t>
+      </w:r>
+    </w:p>
+    <w:p>
+      <w:pPr>
+        <w:pStyle w:val="NormalWeb"/>
+        <w:numPr>
+          <w:ilvl w:val="0"/>
+          <w:numId w:val="57"/>
+        </w:numPr>
+      </w:pPr>
+      <w:r>
+        <w:t>Repite el proceso con los otros dos paneles para confirmar los resultados y asegurar que no haya un panel defectuoso.</w:t>
+      </w:r>
+    </w:p>
+    <w:p>
+      <w:pPr>
+        <w:pStyle w:val="NormalWeb"/>
+      </w:pPr>
+      <w:r>
+        <w:rPr>
+          <w:b/>
+          <w:bCs/>
+        </w:rPr>
+        <w:t>Resultado Esperado:</w:t>
+      </w:r>
+      <w:r>
+        <w:t xml:space="preserve"> Gráficas que comparen la </w:t>
+      </w:r>
+      <w:r>
+        <w:rPr>
+          <w:rStyle w:val="CdigoHTML"/>
+        </w:rPr>
+        <w:t>Potencia_Panel</w:t>
+      </w:r>
+      <w:r>
+        <w:t xml:space="preserve"> generada por cada tipo de panel en función de la </w:t>
+      </w:r>
+      <w:r>
+        <w:rPr>
+          <w:rStyle w:val="CdigoHTML"/>
+        </w:rPr>
+        <w:t>Irradiancia_Solar</w:t>
+      </w:r>
+      <w:r>
+        <w:t>. Esto te permitirá decir con datos: "El panel Tipo B genera, en promedio, un 15% más de energía que el Tipo A bajo las mismas condiciones de sol".</w:t>
+      </w:r>
+    </w:p>
+    <w:p>
+      <w:pPr>
+        <w:pStyle w:val="Ttulo4"/>
+      </w:pPr>
+      <w:r>
+        <w:t>Experimento 2: Prueba de Autonomía y Autosuficiencia</w:t>
+      </w:r>
+    </w:p>
+    <w:p>
+      <w:pPr>
+        <w:pStyle w:val="NormalWeb"/>
+      </w:pPr>
+      <w:r>
+        <w:rPr>
+          <w:b/>
+          <w:bCs/>
+        </w:rPr>
+        <w:t>Objetivo:</w:t>
+      </w:r>
+      <w:r>
+        <w:t xml:space="preserve"> Demostrar que el nodo puede operar de forma indefinida utilizando el mejor panel del experimento anterior. </w:t>
+      </w:r>
+      <w:r>
+        <w:rPr>
+          <w:b/>
+          <w:bCs/>
+        </w:rPr>
+        <w:t>Procedimiento:</w:t>
+      </w:r>
+    </w:p>
+    <w:p>
+      <w:pPr>
+        <w:pStyle w:val="NormalWeb"/>
+        <w:numPr>
+          <w:ilvl w:val="0"/>
+          <w:numId w:val="58"/>
+        </w:numPr>
+      </w:pPr>
+      <w:r>
+        <w:t>Carga completamente la batería de tu nodo sensor.</w:t>
+      </w:r>
+    </w:p>
+    <w:p>
+      <w:pPr>
+        <w:pStyle w:val="NormalWeb"/>
+        <w:numPr>
+          <w:ilvl w:val="0"/>
+          <w:numId w:val="58"/>
+        </w:numPr>
+      </w:pPr>
+      <w:r>
+        <w:t>Activa el código completo con todas tus optimizaciones (</w:t>
+      </w:r>
+      <w:r>
+        <w:rPr>
+          <w:rStyle w:val="CdigoHTML"/>
+        </w:rPr>
+        <w:t>AdaptiveTXWSN</w:t>
+      </w:r>
+      <w:r>
+        <w:t>, el modo de sueño profundo, el control de energía de los sensores, etc.).</w:t>
+      </w:r>
+    </w:p>
+    <w:p>
+      <w:pPr>
+        <w:pStyle w:val="NormalWeb"/>
+        <w:numPr>
+          <w:ilvl w:val="0"/>
+          <w:numId w:val="58"/>
+        </w:numPr>
+      </w:pPr>
+      <w:r>
+        <w:t>Deja el sistema funcionando durante varios días seguidos (una semana sería ideal).</w:t>
+      </w:r>
+    </w:p>
+    <w:p>
+      <w:pPr>
+        <w:pStyle w:val="NormalWeb"/>
+        <w:numPr>
+          <w:ilvl w:val="0"/>
+          <w:numId w:val="58"/>
+        </w:numPr>
+      </w:pPr>
+      <w:r>
+        <w:t>Registra continuamente todos los parámetros (energía generada, consumo, voltaje de batería, irradiancia).</w:t>
+      </w:r>
+    </w:p>
+    <w:p>
+      <w:pPr>
+        <w:pStyle w:val="NormalWeb"/>
+      </w:pPr>
+      <w:r>
+        <w:rPr>
+          <w:b/>
+          <w:bCs/>
+        </w:rPr>
+        <w:t>Resultado Esperado:</w:t>
+      </w:r>
+      <w:r>
+        <w:t xml:space="preserve"> El gráfico más importante de tu proyecto. Será una gráfica de series temporales de varios días.</w:t>
+      </w:r>
+    </w:p>
+    <w:p>
+      <w:pPr>
+        <w:pStyle w:val="NormalWeb"/>
+        <w:numPr>
+          <w:ilvl w:val="0"/>
+          <w:numId w:val="59"/>
+        </w:numPr>
+      </w:pPr>
+      <w:r>
+        <w:rPr>
+          <w:b/>
+          <w:bCs/>
+        </w:rPr>
+        <w:t>Eje X:</w:t>
+      </w:r>
+      <w:r>
+        <w:t xml:space="preserve"> Tiempo (días/horas).</w:t>
+      </w:r>
+    </w:p>
+    <w:p>
+      <w:pPr>
+        <w:pStyle w:val="NormalWeb"/>
+        <w:numPr>
+          <w:ilvl w:val="0"/>
+          <w:numId w:val="59"/>
+        </w:numPr>
+      </w:pPr>
+      <w:r>
+        <w:rPr>
+          <w:b/>
+          <w:bCs/>
+        </w:rPr>
+        <w:t>Eje Y (izquierdo):</w:t>
+      </w:r>
+      <w:r>
+        <w:t xml:space="preserve"> Voltaje de la Batería (V).</w:t>
+      </w:r>
+    </w:p>
+    <w:p>
+      <w:pPr>
+        <w:pStyle w:val="NormalWeb"/>
+        <w:numPr>
+          <w:ilvl w:val="0"/>
+          <w:numId w:val="59"/>
+        </w:numPr>
+      </w:pPr>
+      <w:r>
+        <w:rPr>
+          <w:b/>
+          <w:bCs/>
+        </w:rPr>
+        <w:t>Eje Y (derecho):</w:t>
+      </w:r>
+      <w:r>
+        <w:t xml:space="preserve"> Irradiancia Solar (W/m² o Lux).</w:t>
+      </w:r>
+    </w:p>
+    <w:p>
+      <w:pPr>
+        <w:pStyle w:val="NormalWeb"/>
+      </w:pPr>
+      <w:r>
+        <w:t>Lo que buscas demostrar es que, a pesar de las fluctuaciones diarias (la batería se descarga de noche), la tendencia general del voltaje de la batería se mantiene estable o incluso aumenta ligeramente a lo largo de los días. Si la línea de voltaje de la batería no tiene una tendencia a la baja después de una semana, habrás demostrado la autosuficiencia.</w:t>
+      </w:r>
+    </w:p>
+    <w:p>
+      <w:pPr>
+        <w:pStyle w:val="Ttulo4"/>
+      </w:pPr>
+      <w:r>
+        <w:t>Experimento 3: Pruebas de Estrés (Condiciones Variables)</w:t>
+      </w:r>
+    </w:p>
+    <w:p>
+      <w:pPr>
+        <w:pStyle w:val="NormalWeb"/>
+      </w:pPr>
+      <w:r>
+        <w:rPr>
+          <w:b/>
+          <w:bCs/>
+        </w:rPr>
+        <w:t>Objetivo:</w:t>
+      </w:r>
+      <w:r>
+        <w:t xml:space="preserve"> Evaluar cómo se comporta el sistema en condiciones no ideales. </w:t>
+      </w:r>
+      <w:r>
+        <w:rPr>
+          <w:b/>
+          <w:bCs/>
+        </w:rPr>
+        <w:t>Procedimiento:</w:t>
+      </w:r>
+    </w:p>
+    <w:p>
+      <w:pPr>
+        <w:pStyle w:val="NormalWeb"/>
+        <w:numPr>
+          <w:ilvl w:val="0"/>
+          <w:numId w:val="60"/>
+        </w:numPr>
+      </w:pPr>
+      <w:r>
+        <w:lastRenderedPageBreak/>
+        <w:t>Realiza pruebas de autonomía más cortas (de 1 o 2 días) bajo diferentes escenarios.</w:t>
+      </w:r>
+    </w:p>
+    <w:p>
+      <w:pPr>
+        <w:pStyle w:val="NormalWeb"/>
+        <w:numPr>
+          <w:ilvl w:val="0"/>
+          <w:numId w:val="60"/>
+        </w:numPr>
+      </w:pPr>
+      <w:r>
+        <w:rPr>
+          <w:b/>
+          <w:bCs/>
+        </w:rPr>
+        <w:t>Día Nublado:</w:t>
+      </w:r>
+      <w:r>
+        <w:t xml:space="preserve"> Deja el sistema funcionando en un día con poca luz para ver cuánto tiempo sobrevive y cómo tu librería </w:t>
+      </w:r>
+      <w:r>
+        <w:rPr>
+          <w:rStyle w:val="CdigoHTML"/>
+        </w:rPr>
+        <w:t>AdaptiveTXWSN</w:t>
+      </w:r>
+      <w:r>
+        <w:t xml:space="preserve"> reduce la frecuencia de transmisión para ahorrar energía.</w:t>
+      </w:r>
+    </w:p>
+    <w:p>
+      <w:pPr>
+        <w:pStyle w:val="NormalWeb"/>
+        <w:numPr>
+          <w:ilvl w:val="0"/>
+          <w:numId w:val="60"/>
+        </w:numPr>
+      </w:pPr>
+      <w:r>
+        <w:rPr>
+          <w:b/>
+          <w:bCs/>
+        </w:rPr>
+        <w:t>Sombra Parcial:</w:t>
+      </w:r>
+      <w:r>
+        <w:t xml:space="preserve"> Simula una obstrucción (como una hoja o un edificio) que cubra parte del panel durante unas horas y observa cómo se recupera el sistema.</w:t>
+      </w:r>
+    </w:p>
+    <w:p>
+      <w:pPr>
+        <w:pStyle w:val="NormalWeb"/>
+      </w:pPr>
+      <w:r>
+        <w:rPr>
+          <w:b/>
+          <w:bCs/>
+        </w:rPr>
+        <w:t>Resultado Esperado:</w:t>
+      </w:r>
+      <w:r>
+        <w:t xml:space="preserve"> Gráficas que muestren la resiliencia del sistema. Por ejemplo, una gráfica que muestre cómo el intervalo de transmisión aumenta (la frecuencia disminuye) a medida que el voltaje de la batería baja durante un día nublado.</w:t>
+      </w:r>
+    </w:p>
+    <w:p>
+      <w:pPr>
+        <w:pStyle w:val="Ttulo3"/>
+      </w:pPr>
+      <w:r>
+        <w:t>3. Cómo Presentar los Resultados</w:t>
+      </w:r>
+    </w:p>
+    <w:p>
+      <w:pPr>
+        <w:pStyle w:val="NormalWeb"/>
+      </w:pPr>
+      <w:r>
+        <w:t>La clave es contar una historia con tus datos.</w:t>
+      </w:r>
+    </w:p>
+    <w:p>
+      <w:pPr>
+        <w:pStyle w:val="NormalWeb"/>
+        <w:numPr>
+          <w:ilvl w:val="0"/>
+          <w:numId w:val="61"/>
+        </w:numPr>
+      </w:pPr>
+      <w:r>
+        <w:rPr>
+          <w:b/>
+          <w:bCs/>
+        </w:rPr>
+        <w:t>Tablas:</w:t>
+      </w:r>
+      <w:r>
+        <w:t xml:space="preserve"> Usa tablas para resumir la configuración de tu hardware y los parámetros clave de tus librerías (ej. los umbrales de voltaje de </w:t>
+      </w:r>
+      <w:r>
+        <w:rPr>
+          <w:rStyle w:val="CdigoHTML"/>
+        </w:rPr>
+        <w:t>AdaptiveTXWSN</w:t>
+      </w:r>
+      <w:r>
+        <w:t>).</w:t>
+      </w:r>
+    </w:p>
+    <w:p>
+      <w:pPr>
+        <w:pStyle w:val="NormalWeb"/>
+        <w:numPr>
+          <w:ilvl w:val="0"/>
+          <w:numId w:val="61"/>
+        </w:numPr>
+      </w:pPr>
+      <w:r>
+        <w:rPr>
+          <w:b/>
+          <w:bCs/>
+        </w:rPr>
+        <w:t>Gráficos Comparativos:</w:t>
+      </w:r>
+      <w:r>
+        <w:t xml:space="preserve"> Para el Experimento 1, usa gráficos de barras o de líneas para comparar directamente la potencia generada por los paneles A y B.</w:t>
+      </w:r>
+    </w:p>
+    <w:p>
+      <w:pPr>
+        <w:pStyle w:val="NormalWeb"/>
+        <w:numPr>
+          <w:ilvl w:val="0"/>
+          <w:numId w:val="61"/>
+        </w:numPr>
+      </w:pPr>
+      <w:r>
+        <w:rPr>
+          <w:b/>
+          <w:bCs/>
+        </w:rPr>
+        <w:t>Gráficos de Series Temporales:</w:t>
+      </w:r>
+      <w:r>
+        <w:t xml:space="preserve"> Como se describió en el Experimento 2, este es tu gráfico principal. Asegúrate de que esté bien etiquetado y sea fácil de leer. La correlación visual entre la luz solar y el aumento del voltaje de la batería es muy poderosa.</w:t>
+      </w:r>
+      <w:r>
+        <w:rPr>
+          <w:rStyle w:val="button-container"/>
+        </w:rPr>
+        <w:t xml:space="preserve">   </w:t>
+      </w:r>
+    </w:p>
+    <w:p>
+      <w:pPr>
+        <w:pStyle w:val="NormalWeb"/>
+        <w:numPr>
+          <w:ilvl w:val="0"/>
+          <w:numId w:val="61"/>
+        </w:numPr>
+      </w:pPr>
+      <w:r>
+        <w:rPr>
+          <w:b/>
+          <w:bCs/>
+        </w:rPr>
+        <w:t>Análisis de Consumo:</w:t>
+      </w:r>
+      <w:r>
+        <w:t xml:space="preserve"> Crea gráficos de barras que comparen el consumo promedio del nodo en diferentes modos:</w:t>
+      </w:r>
+    </w:p>
+    <w:p>
+      <w:pPr>
+        <w:pStyle w:val="NormalWeb"/>
+        <w:numPr>
+          <w:ilvl w:val="1"/>
+          <w:numId w:val="61"/>
+        </w:numPr>
+      </w:pPr>
+      <w:r>
+        <w:t>Modo "Normal" (sin ahorro de energía).</w:t>
+      </w:r>
+    </w:p>
+    <w:p>
+      <w:pPr>
+        <w:pStyle w:val="NormalWeb"/>
+        <w:numPr>
+          <w:ilvl w:val="1"/>
+          <w:numId w:val="61"/>
+        </w:numPr>
+      </w:pPr>
+      <w:r>
+        <w:t>Modo "Optimizado" (con todas tus mejoras activadas).</w:t>
+      </w:r>
+    </w:p>
+    <w:p>
+      <w:pPr>
+        <w:pStyle w:val="NormalWeb"/>
+        <w:numPr>
+          <w:ilvl w:val="1"/>
+          <w:numId w:val="61"/>
+        </w:numPr>
+      </w:pPr>
+      <w:r>
+        <w:t>Esto cuantificará el impacto de tu trabajo de software. Por ejemplo: "La implementación del ciclo de sueño profundo y el control de alimentación de los sensores redujo el consumo energético en un 85%".</w:t>
+      </w:r>
+    </w:p>
+    <w:p>
+      <w:pPr>
+        <w:pStyle w:val="NormalWeb"/>
+      </w:pPr>
+      <w:r>
+        <w:rPr>
+          <w:b/>
+          <w:bCs/>
+        </w:rPr>
+        <w:t>Un consejo adicional para darle más rigor científico:</w:t>
+      </w:r>
+      <w:r>
+        <w:t xml:space="preserve"> Si tienes acceso a un multímetro de alta precisión, realiza una validación de tus sensores. Mide el consumo de corriente con el multímetro y compáralo con lo que reporta tu sensor INA219. Reportar el margen de error (ej. "nuestras mediciones a bordo tienen un error inferior al 5% comparado con un multímetro de laboratorio") </w:t>
+      </w:r>
+      <w:proofErr w:type="gramStart"/>
+      <w:r>
+        <w:t>le</w:t>
+      </w:r>
+      <w:proofErr w:type="gramEnd"/>
+      <w:r>
+        <w:t xml:space="preserve"> da una gran credibilidad a tus resultados.</w:t>
+      </w:r>
+      <w:r>
+        <w:rPr>
+          <w:rStyle w:val="button-container"/>
+        </w:rPr>
+        <w:t xml:space="preserve">   </w:t>
+      </w:r>
+    </w:p>
+    <w:p>
+      <w:pPr>
+        <w:pStyle w:val="NormalWeb"/>
+      </w:pPr>
+      <w:r>
+        <w:t>En resumen: aprovecha tu limitación de paneles para hacer un análisis comparativo profundo, mide todo (entrada, salida y ambiente), y presenta tus resultados con gráficos claros que demuestren la relación causa-efecto entre el sol y la autonomía de tu nodo. ¡Tu proyecto está muy bien encaminado para producir resultados excelentes!</w:t>
+      </w:r>
+    </w:p>
+    <w:p>
+      <w:pPr>
+        <w:rPr>
+          <w:rFonts w:ascii="Calibri" w:eastAsia="Calibri" w:hAnsi="Calibri" w:cs="Calibri"/>
+        </w:rPr>
+      </w:pPr>
+    </w:p>
+    <w:p>
+      <w:pPr>
+        <w:spacing w:before="240" w:after="240" w:line="480" w:lineRule="auto"/>
+      </w:pPr>
+      <w:r>
+        <w:rPr>
+          <w:rFonts w:ascii="Calibri" w:eastAsia="Calibri" w:hAnsi="Calibri" w:cs="Calibri"/>
+        </w:rPr>
+        <w:t>.</w:t>
       </w:r>
     </w:p>
     <w:p/>
     <w:p/>
     <w:p>
       <w:pPr>
-        <w:jc w:val="center"/>
+        <w:spacing w:before="100" w:beforeAutospacing="1" w:after="100" w:afterAutospacing="1" w:line="480" w:lineRule="auto"/>
       </w:pPr>
       <w:r>
         <w:rPr>
           <w:noProof/>
         </w:rPr>
         <w:drawing>
-          <wp:inline distT="0" distB="0" distL="0" distR="0" wp14:anchorId="1A99D1B6" wp14:editId="1A0EE625">
-            <wp:extent cx="3162300" cy="5619752"/>
+          <wp:inline distT="0" distB="0" distL="0" distR="0" wp14:anchorId="1F453A7F" wp14:editId="3DE1CD9D">
+            <wp:extent cx="5619752" cy="4229100"/>
             <wp:effectExtent l="0" t="0" r="0" b="0"/>
-            <wp:docPr id="2139821089" name="Imagen 2139821089"/>
+            <wp:docPr id="713398984" name="Imagen 713398984"/>
             <wp:cNvGraphicFramePr>
               <a:graphicFrameLocks xmlns:a="http://schemas.openxmlformats.org/drawingml/2006/main" noChangeAspect="1"/>
             </wp:cNvGraphicFramePr>
@@ -28529,7 +25620,7 @@
                   <pic:spPr>
                     <a:xfrm>
                       <a:off x="0" y="0"/>
-                      <a:ext cx="3162300" cy="5619752"/>
+                      <a:ext cx="5619752" cy="4229100"/>
                     </a:xfrm>
                     <a:prstGeom prst="rect">
                       <a:avLst/>
@@ -28543,56 +25634,25 @@
       </w:r>
     </w:p>
     <w:p>
+      <w:r>
+        <w:br w:type="page"/>
+      </w:r>
+    </w:p>
+    <w:p/>
+    <w:p/>
+    <w:p>
       <w:pPr>
         <w:jc w:val="center"/>
       </w:pPr>
       <w:r>
-        <w:t>Imagen 2. Estructura Nodo Coordinador. Autor: Propio</w:t>
-      </w:r>
-    </w:p>
-    <w:p>
-      <w:pPr>
-        <w:jc w:val="center"/>
-      </w:pPr>
-    </w:p>
-    <w:p>
-      <w:pPr>
-        <w:jc w:val="center"/>
-      </w:pPr>
-    </w:p>
-    <w:p>
-      <w:pPr>
-        <w:spacing w:line="480" w:lineRule="auto"/>
-      </w:pPr>
-    </w:p>
-    <w:p>
-      <w:pPr>
-        <w:spacing w:line="480" w:lineRule="auto"/>
-      </w:pPr>
-    </w:p>
-    <w:p>
-      <w:pPr>
-        <w:spacing w:line="480" w:lineRule="auto"/>
-      </w:pPr>
-    </w:p>
-    <w:p>
-      <w:pPr>
-        <w:spacing w:line="480" w:lineRule="auto"/>
-      </w:pPr>
-    </w:p>
-    <w:p>
-      <w:pPr>
-        <w:spacing w:line="480" w:lineRule="auto"/>
-      </w:pPr>
-      <w:r>
         <w:rPr>
           <w:noProof/>
         </w:rPr>
         <w:drawing>
-          <wp:inline distT="0" distB="0" distL="0" distR="0" wp14:anchorId="489FE7AB" wp14:editId="398756E0">
-            <wp:extent cx="5619752" cy="4229100"/>
+          <wp:inline distT="0" distB="0" distL="0" distR="0" wp14:anchorId="1A99D1B6" wp14:editId="1A0EE625">
+            <wp:extent cx="3162300" cy="5619752"/>
             <wp:effectExtent l="0" t="0" r="0" b="0"/>
-            <wp:docPr id="777202754" name="Imagen 777202754"/>
+            <wp:docPr id="2139821089" name="Imagen 2139821089"/>
             <wp:cNvGraphicFramePr>
               <a:graphicFrameLocks xmlns:a="http://schemas.openxmlformats.org/drawingml/2006/main" noChangeAspect="1"/>
             </wp:cNvGraphicFramePr>
@@ -28618,6 +25678,95 @@
                   <pic:spPr>
                     <a:xfrm>
                       <a:off x="0" y="0"/>
+                      <a:ext cx="3162300" cy="5619752"/>
+                    </a:xfrm>
+                    <a:prstGeom prst="rect">
+                      <a:avLst/>
+                    </a:prstGeom>
+                  </pic:spPr>
+                </pic:pic>
+              </a:graphicData>
+            </a:graphic>
+          </wp:inline>
+        </w:drawing>
+      </w:r>
+    </w:p>
+    <w:p>
+      <w:pPr>
+        <w:jc w:val="center"/>
+      </w:pPr>
+      <w:r>
+        <w:t>Imagen 2. Estructura Nodo Coordinador. Autor: Propio</w:t>
+      </w:r>
+    </w:p>
+    <w:p>
+      <w:pPr>
+        <w:jc w:val="center"/>
+      </w:pPr>
+    </w:p>
+    <w:p>
+      <w:pPr>
+        <w:jc w:val="center"/>
+      </w:pPr>
+    </w:p>
+    <w:p>
+      <w:pPr>
+        <w:spacing w:line="480" w:lineRule="auto"/>
+      </w:pPr>
+    </w:p>
+    <w:p>
+      <w:pPr>
+        <w:spacing w:line="480" w:lineRule="auto"/>
+      </w:pPr>
+    </w:p>
+    <w:p>
+      <w:pPr>
+        <w:spacing w:line="480" w:lineRule="auto"/>
+      </w:pPr>
+    </w:p>
+    <w:p>
+      <w:pPr>
+        <w:spacing w:line="480" w:lineRule="auto"/>
+      </w:pPr>
+    </w:p>
+    <w:p>
+      <w:pPr>
+        <w:spacing w:line="480" w:lineRule="auto"/>
+      </w:pPr>
+      <w:r>
+        <w:rPr>
+          <w:noProof/>
+        </w:rPr>
+        <w:drawing>
+          <wp:inline distT="0" distB="0" distL="0" distR="0" wp14:anchorId="489FE7AB" wp14:editId="398756E0">
+            <wp:extent cx="5619752" cy="4229100"/>
+            <wp:effectExtent l="0" t="0" r="0" b="0"/>
+            <wp:docPr id="777202754" name="Imagen 777202754"/>
+            <wp:cNvGraphicFramePr>
+              <a:graphicFrameLocks xmlns:a="http://schemas.openxmlformats.org/drawingml/2006/main" noChangeAspect="1"/>
+            </wp:cNvGraphicFramePr>
+            <a:graphic xmlns:a="http://schemas.openxmlformats.org/drawingml/2006/main">
+              <a:graphicData uri="http://schemas.openxmlformats.org/drawingml/2006/picture">
+                <pic:pic xmlns:pic="http://schemas.openxmlformats.org/drawingml/2006/picture">
+                  <pic:nvPicPr>
+                    <pic:cNvPr id="0" name=""/>
+                    <pic:cNvPicPr/>
+                  </pic:nvPicPr>
+                  <pic:blipFill>
+                    <a:blip r:embed="rId34" cstate="print">
+                      <a:extLst>
+                        <a:ext uri="{28A0092B-C50C-407E-A947-70E740481C1C}">
+                          <a14:useLocalDpi xmlns:a14="http://schemas.microsoft.com/office/drawing/2010/main" val="0"/>
+                        </a:ext>
+                      </a:extLst>
+                    </a:blip>
+                    <a:stretch>
+                      <a:fillRect/>
+                    </a:stretch>
+                  </pic:blipFill>
+                  <pic:spPr>
+                    <a:xfrm>
+                      <a:off x="0" y="0"/>
                       <a:ext cx="5619752" cy="4229100"/>
                     </a:xfrm>
                     <a:prstGeom prst="rect">
@@ -28631,15 +25780,7 @@
         </w:drawing>
       </w:r>
       <w:r>
-        <w:t xml:space="preserve">Imagen 3. Módulo de </w:t>
-      </w:r>
-      <w:proofErr w:type="spellStart"/>
-      <w:r>
-        <w:t>almacen</w:t>
-      </w:r>
-      <w:proofErr w:type="spellEnd"/>
-      <w:r>
-        <w:t xml:space="preserve"> de baterías. Autor: Propio </w:t>
+        <w:t xml:space="preserve">Imagen 3. Módulo de almacen de baterías. Autor: Propio </w:t>
       </w:r>
       <w:r>
         <w:br w:type="page"/>
@@ -28697,15 +25838,7 @@
         <w:spacing w:line="480" w:lineRule="auto"/>
       </w:pPr>
       <w:r>
-        <w:t xml:space="preserve">Imagen 4. Modulo para cargar </w:t>
-      </w:r>
-      <w:proofErr w:type="spellStart"/>
-      <w:r>
-        <w:t>baterias</w:t>
-      </w:r>
-      <w:proofErr w:type="spellEnd"/>
-      <w:r>
-        <w:t>. Autor: Propio</w:t>
+        <w:t>Imagen 4. Modulo para cargar baterias. Autor: Propio</w:t>
       </w:r>
     </w:p>
     <w:p>
@@ -28747,8 +25880,8 @@
       </w:pPr>
     </w:p>
     <w:sectPr>
-      <w:headerReference w:type="default" r:id="rId34"/>
-      <w:footerReference w:type="default" r:id="rId35"/>
+      <w:headerReference w:type="default" r:id="rId35"/>
+      <w:footerReference w:type="default" r:id="rId36"/>
       <w:pgSz w:w="12240" w:h="15840" w:code="1"/>
       <w:pgMar w:top="1418" w:right="1701" w:bottom="1418" w:left="1701" w:header="709" w:footer="709" w:gutter="0"/>
       <w:cols w:space="708"/>
@@ -38150,6 +35283,8 @@
     <w:rsid w:val="005C7710"/>
     <w:rsid w:val="005E6C29"/>
     <w:rsid w:val="00615CCB"/>
+    <w:rsid w:val="00646072"/>
+    <w:rsid w:val="00652B66"/>
     <w:rsid w:val="006B273B"/>
     <w:rsid w:val="00793565"/>
     <w:rsid w:val="00804DE6"/>
@@ -39084,12 +36219,7 @@
 </file>
 
 <file path=customXml/item2.xml><?xml version="1.0" encoding="utf-8"?>
-<?mso-contentType ?>
-<FormTemplates xmlns="http://schemas.microsoft.com/sharepoint/v3/contenttype/forms">
-  <Display>DocumentLibraryForm</Display>
-  <Edit>DocumentLibraryForm</Edit>
-  <New>DocumentLibraryForm</New>
-</FormTemplates>
+<b:Sources xmlns:b="http://schemas.openxmlformats.org/officeDocument/2006/bibliography" xmlns="http://schemas.openxmlformats.org/officeDocument/2006/bibliography" SelectedStyle="\APASixthEditionOfficeOnline.xsl" StyleName="APA" Version="6"/>
 </file>
 
 <file path=customXml/item3.xml><?xml version="1.0" encoding="utf-8"?>
@@ -39296,7 +36426,12 @@
 </file>
 
 <file path=customXml/item4.xml><?xml version="1.0" encoding="utf-8"?>
-<b:Sources xmlns:b="http://schemas.openxmlformats.org/officeDocument/2006/bibliography" xmlns="http://schemas.openxmlformats.org/officeDocument/2006/bibliography" SelectedStyle="\APASixthEditionOfficeOnline.xsl" StyleName="APA" Version="6"/>
+<?mso-contentType ?>
+<FormTemplates xmlns="http://schemas.microsoft.com/sharepoint/v3/contenttype/forms">
+  <Display>DocumentLibraryForm</Display>
+  <Edit>DocumentLibraryForm</Edit>
+  <New>DocumentLibraryForm</New>
+</FormTemplates>
 </file>
 
 <file path=customXml/itemProps1.xml><?xml version="1.0" encoding="utf-8"?>
@@ -39310,9 +36445,9 @@
 </file>
 
 <file path=customXml/itemProps2.xml><?xml version="1.0" encoding="utf-8"?>
-<ds:datastoreItem xmlns:ds="http://schemas.openxmlformats.org/officeDocument/2006/customXml" ds:itemID="{FE0942EC-A40E-44AC-9920-726ADDB2DFE1}">
+<ds:datastoreItem xmlns:ds="http://schemas.openxmlformats.org/officeDocument/2006/customXml" ds:itemID="{A6CB3721-48FD-4DFF-A0A8-94C0F0ED1F70}">
   <ds:schemaRefs>
-    <ds:schemaRef ds:uri="http://schemas.microsoft.com/sharepoint/v3/contenttype/forms"/>
+    <ds:schemaRef ds:uri="http://schemas.openxmlformats.org/officeDocument/2006/bibliography"/>
   </ds:schemaRefs>
 </ds:datastoreItem>
 </file>
@@ -39337,9 +36472,9 @@
 </file>
 
 <file path=customXml/itemProps4.xml><?xml version="1.0" encoding="utf-8"?>
-<ds:datastoreItem xmlns:ds="http://schemas.openxmlformats.org/officeDocument/2006/customXml" ds:itemID="{A6CB3721-48FD-4DFF-A0A8-94C0F0ED1F70}">
+<ds:datastoreItem xmlns:ds="http://schemas.openxmlformats.org/officeDocument/2006/customXml" ds:itemID="{FE0942EC-A40E-44AC-9920-726ADDB2DFE1}">
   <ds:schemaRefs>
-    <ds:schemaRef ds:uri="http://schemas.openxmlformats.org/officeDocument/2006/bibliography"/>
+    <ds:schemaRef ds:uri="http://schemas.microsoft.com/sharepoint/v3/contenttype/forms"/>
   </ds:schemaRefs>
 </ds:datastoreItem>
 </file>
--- a/INFORME TÉCNICO DE RESIDENCIA.docx
+++ b/INFORME TÉCNICO DE RESIDENCIA.docx
@@ -2,6 +2,8 @@
 <file path=word/document.xml><?xml version="1.0" encoding="utf-8"?>
 <w:document xmlns:wpc="http://schemas.microsoft.com/office/word/2010/wordprocessingCanvas" xmlns:cx="http://schemas.microsoft.com/office/drawing/2014/chartex" xmlns:cx1="http://schemas.microsoft.com/office/drawing/2015/9/8/chartex" xmlns:cx2="http://schemas.microsoft.com/office/drawing/2015/10/21/chartex" xmlns:cx3="http://schemas.microsoft.com/office/drawing/2016/5/9/chartex" xmlns:cx4="http://schemas.microsoft.com/office/drawing/2016/5/10/chartex" xmlns:cx5="http://schemas.microsoft.com/office/drawing/2016/5/11/chartex" xmlns:cx6="http://schemas.microsoft.com/office/drawing/2016/5/12/chartex" xmlns:cx7="http://schemas.microsoft.com/office/drawing/2016/5/13/chartex" xmlns:cx8="http://schemas.microsoft.com/office/drawing/2016/5/14/chartex" xmlns:mc="http://schemas.openxmlformats.org/markup-compatibility/2006" xmlns:aink="http://schemas.microsoft.com/office/drawing/2016/ink" xmlns:am3d="http://schemas.microsoft.com/office/drawing/2017/model3d" xmlns:o="urn:schemas-microsoft-com:office:office" xmlns:oel="http://schemas.microsoft.com/office/2019/extlst" xmlns:r="http://schemas.openxmlformats.org/officeDocument/2006/relationships" xmlns:m="http://schemas.openxmlformats.org/officeDocument/2006/math" xmlns:v="urn:schemas-microsoft-com:vml" xmlns:wp14="http://schemas.microsoft.com/office/word/2010/wordprocessingDrawing" xmlns:wp="http://schemas.openxmlformats.org/drawingml/2006/wordprocessingDrawing" xmlns:w10="urn:schemas-microsoft-com:office:word" xmlns:w="http://schemas.openxmlformats.org/wordprocessingml/2006/main" xmlns:w14="http://schemas.microsoft.com/office/word/2010/wordml" xmlns:w15="http://schemas.microsoft.com/office/word/2012/wordml" xmlns:w16cex="http://schemas.microsoft.com/office/word/2018/wordml/cex" xmlns:w16cid="http://schemas.microsoft.com/office/word/2016/wordml/cid" xmlns:w16="http://schemas.microsoft.com/office/word/2018/wordml" xmlns:w16sdtdh="http://schemas.microsoft.com/office/word/2020/wordml/sdtdatahash" xmlns:w16se="http://schemas.microsoft.com/office/word/2015/wordml/symex" xmlns:wpg="http://schemas.microsoft.com/office/word/2010/wordprocessingGroup" xmlns:wpi="http://schemas.microsoft.com/office/word/2010/wordprocessingInk" xmlns:wne="http://schemas.microsoft.com/office/word/2006/wordml" xmlns:wps="http://schemas.microsoft.com/office/word/2010/wordprocessingShape" mc:Ignorable="w14 w15 w16se w16cid w16 w16cex w16sdtdh wp14">
   <w:body>
+    <w:bookmarkStart w:id="0" w:name="_Hlk210731958"/>
+    <w:bookmarkEnd w:id="0"/>
     <w:p>
       <w:pPr>
         <w:spacing w:line="480" w:lineRule="auto"/>
@@ -11,8 +13,6 @@
           <w:szCs w:val="24"/>
         </w:rPr>
       </w:pPr>
-      <w:bookmarkStart w:id="0" w:name="_Hlk210731958"/>
-      <w:bookmarkEnd w:id="0"/>
       <w:r>
         <w:rPr>
           <w:rFonts w:ascii="Times New Roman" w:hAnsi="Times New Roman" w:cs="Times New Roman"/>
@@ -326,39 +326,8 @@
                                 <w:sz w:val="32"/>
                                 <w:szCs w:val="32"/>
                               </w:rPr>
-                              <w:t xml:space="preserve">Zarina </w:t>
+                              <w:t>Zarina Maryela Basulto Alvarez</w:t>
                             </w:r>
-                            <w:proofErr w:type="spellStart"/>
-                            <w:r>
-                              <w:rPr>
-                                <w:rFonts w:ascii="Montserrat" w:hAnsi="Montserrat"/>
-                                <w:color w:val="000000"/>
-                                <w:sz w:val="32"/>
-                                <w:szCs w:val="32"/>
-                              </w:rPr>
-                              <w:t>Maryela</w:t>
-                            </w:r>
-                            <w:proofErr w:type="spellEnd"/>
-                            <w:r>
-                              <w:rPr>
-                                <w:rFonts w:ascii="Montserrat" w:hAnsi="Montserrat"/>
-                                <w:color w:val="000000"/>
-                                <w:sz w:val="32"/>
-                                <w:szCs w:val="32"/>
-                              </w:rPr>
-                              <w:t xml:space="preserve"> Basulto </w:t>
-                            </w:r>
-                            <w:proofErr w:type="spellStart"/>
-                            <w:r>
-                              <w:rPr>
-                                <w:rFonts w:ascii="Montserrat" w:hAnsi="Montserrat"/>
-                                <w:color w:val="000000"/>
-                                <w:sz w:val="32"/>
-                                <w:szCs w:val="32"/>
-                              </w:rPr>
-                              <w:t>Alvarez</w:t>
-                            </w:r>
-                            <w:proofErr w:type="spellEnd"/>
                           </w:p>
                           <w:p>
                             <w:pPr>
@@ -445,7 +414,6 @@
                                 <w:lang w:val="en-US"/>
                               </w:rPr>
                             </w:pPr>
-                            <w:proofErr w:type="spellStart"/>
                             <w:r>
                               <w:rPr>
                                 <w:rFonts w:ascii="Montserrat" w:hAnsi="Montserrat"/>
@@ -453,7 +421,6 @@
                               </w:rPr>
                               <w:t>Fecha</w:t>
                             </w:r>
-                            <w:proofErr w:type="spellEnd"/>
                           </w:p>
                           <w:p>
                             <w:pPr>
@@ -943,7 +910,7 @@
           <w:lang w:val="es-ES"/>
         </w:rPr>
         <w:drawing>
-          <wp:anchor distT="0" distB="0" distL="114300" distR="114300" simplePos="0" relativeHeight="251658244" behindDoc="0" locked="0" layoutInCell="1" allowOverlap="1" wp14:anchorId="18A3CAA6" wp14:editId="6D6B4655">
+          <wp:anchor distT="0" distB="0" distL="114300" distR="114300" simplePos="0" relativeHeight="251658244" behindDoc="0" locked="0" layoutInCell="1" allowOverlap="1" wp14:anchorId="18A3CAA6" wp14:editId="36D3DF3E">
             <wp:simplePos x="0" y="0"/>
             <wp:positionH relativeFrom="column">
               <wp:posOffset>-188595</wp:posOffset>
@@ -1066,7 +1033,7 @@
               </wp:anchor>
             </w:drawing>
           </mc:Choice>
-          <mc:Fallback xmlns:a="http://schemas.openxmlformats.org/drawingml/2006/main" xmlns:pic="http://schemas.openxmlformats.org/drawingml/2006/picture" xmlns:a14="http://schemas.microsoft.com/office/drawing/2010/main">
+          <mc:Fallback xmlns:a14="http://schemas.microsoft.com/office/drawing/2010/main" xmlns:pic="http://schemas.openxmlformats.org/drawingml/2006/picture" xmlns:a="http://schemas.openxmlformats.org/drawingml/2006/main">
             <w:pict w14:anchorId="3CC7CD29">
               <v:rect id="Rectangle 3" style="position:absolute;margin-left:25.95pt;margin-top:0;width:34.35pt;height:843.1pt;z-index:-251658239;visibility:visible;mso-wrap-style:square;mso-width-percent:0;mso-height-percent:0;mso-wrap-distance-left:9pt;mso-wrap-distance-top:0;mso-wrap-distance-right:9pt;mso-wrap-distance-bottom:0;mso-position-horizontal:absolute;mso-position-horizontal-relative:margin;mso-position-vertical:top;mso-position-vertical-relative:page;mso-width-percent:0;mso-height-percent:0;mso-width-relative:page;mso-height-relative:page;v-text-anchor:top" o:spid="_x0000_s1026" fillcolor="#ed7d31 [3205]" stroked="f" w14:anchorId="1BD52ED7" o:gfxdata="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">
                 <w10:wrap anchorx="margin" anchory="page"/>
@@ -1136,7 +1103,7 @@
               </wp:anchor>
             </w:drawing>
           </mc:Choice>
-          <mc:Fallback xmlns:a="http://schemas.openxmlformats.org/drawingml/2006/main" xmlns:pic="http://schemas.openxmlformats.org/drawingml/2006/picture" xmlns:a14="http://schemas.microsoft.com/office/drawing/2010/main">
+          <mc:Fallback xmlns:a14="http://schemas.microsoft.com/office/drawing/2010/main" xmlns:pic="http://schemas.openxmlformats.org/drawingml/2006/picture" xmlns:a="http://schemas.openxmlformats.org/drawingml/2006/main">
             <w:pict w14:anchorId="44B530A2">
               <v:rect id="Rectangle 3" style="position:absolute;margin-left:-17.35pt;margin-top:-70.85pt;width:45.15pt;height:841.9pt;z-index:-251658238;visibility:visible;mso-wrap-style:square;mso-width-percent:0;mso-height-percent:0;mso-wrap-distance-left:9pt;mso-wrap-distance-top:0;mso-wrap-distance-right:9pt;mso-wrap-distance-bottom:0;mso-position-horizontal:absolute;mso-position-horizontal-relative:margin;mso-position-vertical:absolute;mso-position-vertical-relative:margin;mso-width-percent:0;mso-height-percent:0;mso-width-relative:page;mso-height-relative:page;v-text-anchor:top" o:spid="_x0000_s1026" fillcolor="white [3212]" stroked="f" w14:anchorId="61F3F73E" o:gfxdata="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">
                 <w10:wrap anchorx="margin" anchory="margin"/>
@@ -1206,7 +1173,7 @@
               </wp:anchor>
             </w:drawing>
           </mc:Choice>
-          <mc:Fallback xmlns:a="http://schemas.openxmlformats.org/drawingml/2006/main" xmlns:pic="http://schemas.openxmlformats.org/drawingml/2006/picture" xmlns:a14="http://schemas.microsoft.com/office/drawing/2010/main">
+          <mc:Fallback xmlns:a14="http://schemas.microsoft.com/office/drawing/2010/main" xmlns:pic="http://schemas.openxmlformats.org/drawingml/2006/picture" xmlns:a="http://schemas.openxmlformats.org/drawingml/2006/main">
             <w:pict w14:anchorId="5C7D8E91">
               <v:rect id="Rectangle 2" style="position:absolute;margin-left:-86.95pt;margin-top:-70.85pt;width:1in;height:841.9pt;z-index:-251658240;visibility:visible;mso-wrap-style:square;mso-width-percent:0;mso-height-percent:0;mso-wrap-distance-left:9pt;mso-wrap-distance-top:0;mso-wrap-distance-right:9pt;mso-wrap-distance-bottom:0;mso-position-horizontal:absolute;mso-position-horizontal-relative:margin;mso-position-vertical:absolute;mso-position-vertical-relative:margin;mso-width-percent:0;mso-height-percent:0;mso-width-relative:page;mso-height-relative:page;v-text-anchor:top" o:spid="_x0000_s1026" fillcolor="#4472c4 [3204]" stroked="f" w14:anchorId="18A44F9F" o:gfxdata="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">
                 <w10:wrap anchorx="margin" anchory="margin"/>
@@ -4402,25 +4369,7 @@
                 <w:noProof/>
                 <w:lang w:val="es-ES"/>
               </w:rPr>
-              <w:t>Metodo</w:t>
-            </w:r>
-            <w:r>
-              <w:rPr>
-                <w:rStyle w:val="Hipervnculo"/>
-                <w:rFonts w:ascii="Times New Roman" w:hAnsi="Times New Roman" w:cs="Times New Roman"/>
-                <w:noProof/>
-                <w:lang w:val="es-ES"/>
-              </w:rPr>
-              <w:t>l</w:t>
-            </w:r>
-            <w:r>
-              <w:rPr>
-                <w:rStyle w:val="Hipervnculo"/>
-                <w:rFonts w:ascii="Times New Roman" w:hAnsi="Times New Roman" w:cs="Times New Roman"/>
-                <w:noProof/>
-                <w:lang w:val="es-ES"/>
-              </w:rPr>
-              <w:t>ogía</w:t>
+              <w:t>Metodología</w:t>
             </w:r>
             <w:r>
               <w:rPr>
@@ -7648,13 +7597,19 @@
     <w:p>
       <w:pPr>
         <w:pStyle w:val="Ttulo1"/>
+        <w:rPr>
+          <w:u w:val="single"/>
+        </w:rPr>
       </w:pPr>
       <w:bookmarkStart w:id="7" w:name="_Toc212026239"/>
       <w:r>
         <w:lastRenderedPageBreak/>
-        <w:t>Índice de figuras</w:t>
+        <w:t xml:space="preserve">Índice de </w:t>
       </w:r>
       <w:bookmarkEnd w:id="7"/>
+      <w:r>
+        <w:t>ilustraciones</w:t>
+      </w:r>
     </w:p>
     <w:p>
       <w:pPr>
@@ -7665,25 +7620,29 @@
         <w:rPr>
           <w:rFonts w:eastAsiaTheme="minorEastAsia"/>
           <w:noProof/>
+          <w:kern w:val="2"/>
+          <w:sz w:val="24"/>
+          <w:szCs w:val="24"/>
           <w:lang w:eastAsia="es-MX"/>
+          <w14:ligatures w14:val="standardContextual"/>
         </w:rPr>
       </w:pPr>
       <w:r>
         <w:fldChar w:fldCharType="begin"/>
       </w:r>
       <w:r>
-        <w:instrText xml:space="preserve"> TOC \h \z \c "Figura" </w:instrText>
+        <w:instrText xml:space="preserve"> TOC \h \z \c "Ilustración" </w:instrText>
       </w:r>
       <w:r>
         <w:fldChar w:fldCharType="separate"/>
       </w:r>
-      <w:hyperlink w:anchor="_Toc210731438" w:history="1">
+      <w:hyperlink w:anchor="_Toc212031164" w:history="1">
         <w:r>
           <w:rPr>
             <w:rStyle w:val="Hipervnculo"/>
             <w:noProof/>
           </w:rPr>
-          <w:t>Figura 1. Módulo de carga de las baterías</w:t>
+          <w:t>Ilustración 1. Diseño del nodo sensor. Reimpreso de Zamora(2017, p. 89)</w:t>
         </w:r>
         <w:r>
           <w:rPr>
@@ -7704,7 +7663,7 @@
             <w:noProof/>
             <w:webHidden/>
           </w:rPr>
-          <w:instrText xml:space="preserve"> PAGEREF _Toc210731438 \h </w:instrText>
+          <w:instrText xml:space="preserve"> PAGEREF _Toc212031164 \h </w:instrText>
         </w:r>
         <w:r>
           <w:rPr>
@@ -7739,37 +7698,25 @@
       <w:pPr>
         <w:pStyle w:val="Tabladeilustraciones"/>
         <w:tabs>
-          <w:tab w:val="left" w:pos="2184"/>
           <w:tab w:val="right" w:leader="dot" w:pos="8828"/>
         </w:tabs>
         <w:rPr>
           <w:rFonts w:eastAsiaTheme="minorEastAsia"/>
           <w:noProof/>
+          <w:kern w:val="2"/>
+          <w:sz w:val="24"/>
+          <w:szCs w:val="24"/>
           <w:lang w:eastAsia="es-MX"/>
-        </w:rPr>
-      </w:pPr>
-      <w:hyperlink w:anchor="_Toc210731439" w:history="1">
+          <w14:ligatures w14:val="standardContextual"/>
+        </w:rPr>
+      </w:pPr>
+      <w:hyperlink w:anchor="_Toc212031165" w:history="1">
         <w:r>
           <w:rPr>
             <w:rStyle w:val="Hipervnculo"/>
             <w:noProof/>
           </w:rPr>
-          <w:t>Figura 2. Nodo Sensor</w:t>
-        </w:r>
-        <w:r>
-          <w:rPr>
-            <w:rFonts w:eastAsiaTheme="minorEastAsia"/>
-            <w:noProof/>
-            <w:lang w:eastAsia="es-MX"/>
-          </w:rPr>
-          <w:tab/>
-        </w:r>
-        <w:r>
-          <w:rPr>
-            <w:rStyle w:val="Hipervnculo"/>
-            <w:noProof/>
-          </w:rPr>
-          <w:t xml:space="preserve">    Figura 3. Nodo coordinador</w:t>
+          <w:t>Ilustración 2. Módulo de carga de las baterías</w:t>
         </w:r>
         <w:r>
           <w:rPr>
@@ -7790,7 +7737,81 @@
             <w:noProof/>
             <w:webHidden/>
           </w:rPr>
-          <w:instrText xml:space="preserve"> PAGEREF _Toc210731439 \h </w:instrText>
+          <w:instrText xml:space="preserve"> PAGEREF _Toc212031165 \h </w:instrText>
+        </w:r>
+        <w:r>
+          <w:rPr>
+            <w:noProof/>
+            <w:webHidden/>
+          </w:rPr>
+        </w:r>
+        <w:r>
+          <w:rPr>
+            <w:noProof/>
+            <w:webHidden/>
+          </w:rPr>
+          <w:fldChar w:fldCharType="separate"/>
+        </w:r>
+        <w:r>
+          <w:rPr>
+            <w:noProof/>
+            <w:webHidden/>
+          </w:rPr>
+          <w:t>69</w:t>
+        </w:r>
+        <w:r>
+          <w:rPr>
+            <w:noProof/>
+            <w:webHidden/>
+          </w:rPr>
+          <w:fldChar w:fldCharType="end"/>
+        </w:r>
+      </w:hyperlink>
+    </w:p>
+    <w:p>
+      <w:pPr>
+        <w:pStyle w:val="Tabladeilustraciones"/>
+        <w:tabs>
+          <w:tab w:val="right" w:leader="dot" w:pos="8828"/>
+        </w:tabs>
+        <w:rPr>
+          <w:rFonts w:eastAsiaTheme="minorEastAsia"/>
+          <w:noProof/>
+          <w:kern w:val="2"/>
+          <w:sz w:val="24"/>
+          <w:szCs w:val="24"/>
+          <w:lang w:eastAsia="es-MX"/>
+          <w14:ligatures w14:val="standardContextual"/>
+        </w:rPr>
+      </w:pPr>
+      <w:hyperlink w:anchor="_Toc212031166" w:history="1">
+        <w:r>
+          <w:rPr>
+            <w:rStyle w:val="Hipervnculo"/>
+            <w:noProof/>
+          </w:rPr>
+          <w:t>Ilustración 3. Configuración del End Device en XCTU</w:t>
+        </w:r>
+        <w:r>
+          <w:rPr>
+            <w:noProof/>
+            <w:webHidden/>
+          </w:rPr>
+          <w:tab/>
+        </w:r>
+        <w:r>
+          <w:rPr>
+            <w:noProof/>
+            <w:webHidden/>
+          </w:rPr>
+          <w:fldChar w:fldCharType="begin"/>
+        </w:r>
+        <w:r>
+          <w:rPr>
+            <w:noProof/>
+            <w:webHidden/>
+          </w:rPr>
+          <w:instrText xml:space="preserve"> PAGEREF _Toc212031166 \h </w:instrText>
         </w:r>
         <w:r>
           <w:rPr>
@@ -7811,6 +7832,1042 @@
             <w:webHidden/>
           </w:rPr>
           <w:t>70</w:t>
+        </w:r>
+        <w:r>
+          <w:rPr>
+            <w:noProof/>
+            <w:webHidden/>
+          </w:rPr>
+          <w:fldChar w:fldCharType="end"/>
+        </w:r>
+      </w:hyperlink>
+    </w:p>
+    <w:p>
+      <w:pPr>
+        <w:pStyle w:val="Tabladeilustraciones"/>
+        <w:tabs>
+          <w:tab w:val="right" w:leader="dot" w:pos="8828"/>
+        </w:tabs>
+        <w:rPr>
+          <w:rFonts w:eastAsiaTheme="minorEastAsia"/>
+          <w:noProof/>
+          <w:kern w:val="2"/>
+          <w:sz w:val="24"/>
+          <w:szCs w:val="24"/>
+          <w:lang w:eastAsia="es-MX"/>
+          <w14:ligatures w14:val="standardContextual"/>
+        </w:rPr>
+      </w:pPr>
+      <w:hyperlink w:anchor="_Toc212031167" w:history="1">
+        <w:r>
+          <w:rPr>
+            <w:rStyle w:val="Hipervnculo"/>
+            <w:noProof/>
+          </w:rPr>
+          <w:t>Ilustración 4. Prueba de comunicación entre los nodos desde XCTU</w:t>
+        </w:r>
+        <w:r>
+          <w:rPr>
+            <w:noProof/>
+            <w:webHidden/>
+          </w:rPr>
+          <w:tab/>
+        </w:r>
+        <w:r>
+          <w:rPr>
+            <w:noProof/>
+            <w:webHidden/>
+          </w:rPr>
+          <w:fldChar w:fldCharType="begin"/>
+        </w:r>
+        <w:r>
+          <w:rPr>
+            <w:noProof/>
+            <w:webHidden/>
+          </w:rPr>
+          <w:instrText xml:space="preserve"> PAGEREF _Toc212031167 \h </w:instrText>
+        </w:r>
+        <w:r>
+          <w:rPr>
+            <w:noProof/>
+            <w:webHidden/>
+          </w:rPr>
+        </w:r>
+        <w:r>
+          <w:rPr>
+            <w:noProof/>
+            <w:webHidden/>
+          </w:rPr>
+          <w:fldChar w:fldCharType="separate"/>
+        </w:r>
+        <w:r>
+          <w:rPr>
+            <w:noProof/>
+            <w:webHidden/>
+          </w:rPr>
+          <w:t>70</w:t>
+        </w:r>
+        <w:r>
+          <w:rPr>
+            <w:noProof/>
+            <w:webHidden/>
+          </w:rPr>
+          <w:fldChar w:fldCharType="end"/>
+        </w:r>
+      </w:hyperlink>
+    </w:p>
+    <w:p>
+      <w:pPr>
+        <w:pStyle w:val="Tabladeilustraciones"/>
+        <w:tabs>
+          <w:tab w:val="right" w:leader="dot" w:pos="8828"/>
+        </w:tabs>
+        <w:rPr>
+          <w:rFonts w:eastAsiaTheme="minorEastAsia"/>
+          <w:noProof/>
+          <w:kern w:val="2"/>
+          <w:sz w:val="24"/>
+          <w:szCs w:val="24"/>
+          <w:lang w:eastAsia="es-MX"/>
+          <w14:ligatures w14:val="standardContextual"/>
+        </w:rPr>
+      </w:pPr>
+      <w:hyperlink w:anchor="_Toc212031168" w:history="1">
+        <w:r>
+          <w:rPr>
+            <w:rStyle w:val="Hipervnculo"/>
+            <w:noProof/>
+          </w:rPr>
+          <w:t>Ilustración 5. Nodo Sensor</w:t>
+        </w:r>
+        <w:r>
+          <w:rPr>
+            <w:noProof/>
+            <w:webHidden/>
+          </w:rPr>
+          <w:tab/>
+        </w:r>
+        <w:r>
+          <w:rPr>
+            <w:noProof/>
+            <w:webHidden/>
+          </w:rPr>
+          <w:fldChar w:fldCharType="begin"/>
+        </w:r>
+        <w:r>
+          <w:rPr>
+            <w:noProof/>
+            <w:webHidden/>
+          </w:rPr>
+          <w:instrText xml:space="preserve"> PAGEREF _Toc212031168 \h </w:instrText>
+        </w:r>
+        <w:r>
+          <w:rPr>
+            <w:noProof/>
+            <w:webHidden/>
+          </w:rPr>
+        </w:r>
+        <w:r>
+          <w:rPr>
+            <w:noProof/>
+            <w:webHidden/>
+          </w:rPr>
+          <w:fldChar w:fldCharType="separate"/>
+        </w:r>
+        <w:r>
+          <w:rPr>
+            <w:noProof/>
+            <w:webHidden/>
+          </w:rPr>
+          <w:t>75</w:t>
+        </w:r>
+        <w:r>
+          <w:rPr>
+            <w:noProof/>
+            <w:webHidden/>
+          </w:rPr>
+          <w:fldChar w:fldCharType="end"/>
+        </w:r>
+      </w:hyperlink>
+    </w:p>
+    <w:p>
+      <w:pPr>
+        <w:pStyle w:val="Tabladeilustraciones"/>
+        <w:tabs>
+          <w:tab w:val="right" w:leader="dot" w:pos="8828"/>
+        </w:tabs>
+        <w:rPr>
+          <w:rFonts w:eastAsiaTheme="minorEastAsia"/>
+          <w:noProof/>
+          <w:kern w:val="2"/>
+          <w:sz w:val="24"/>
+          <w:szCs w:val="24"/>
+          <w:lang w:eastAsia="es-MX"/>
+          <w14:ligatures w14:val="standardContextual"/>
+        </w:rPr>
+      </w:pPr>
+      <w:hyperlink w:anchor="_Toc212031169" w:history="1">
+        <w:r>
+          <w:rPr>
+            <w:rStyle w:val="Hipervnculo"/>
+            <w:noProof/>
+          </w:rPr>
+          <w:t>Ilustración 6. Nodo con Esp32</w:t>
+        </w:r>
+        <w:r>
+          <w:rPr>
+            <w:noProof/>
+            <w:webHidden/>
+          </w:rPr>
+          <w:tab/>
+        </w:r>
+        <w:r>
+          <w:rPr>
+            <w:noProof/>
+            <w:webHidden/>
+          </w:rPr>
+          <w:fldChar w:fldCharType="begin"/>
+        </w:r>
+        <w:r>
+          <w:rPr>
+            <w:noProof/>
+            <w:webHidden/>
+          </w:rPr>
+          <w:instrText xml:space="preserve"> PAGEREF _Toc212031169 \h </w:instrText>
+        </w:r>
+        <w:r>
+          <w:rPr>
+            <w:noProof/>
+            <w:webHidden/>
+          </w:rPr>
+        </w:r>
+        <w:r>
+          <w:rPr>
+            <w:noProof/>
+            <w:webHidden/>
+          </w:rPr>
+          <w:fldChar w:fldCharType="separate"/>
+        </w:r>
+        <w:r>
+          <w:rPr>
+            <w:noProof/>
+            <w:webHidden/>
+          </w:rPr>
+          <w:t>76</w:t>
+        </w:r>
+        <w:r>
+          <w:rPr>
+            <w:noProof/>
+            <w:webHidden/>
+          </w:rPr>
+          <w:fldChar w:fldCharType="end"/>
+        </w:r>
+      </w:hyperlink>
+    </w:p>
+    <w:p>
+      <w:pPr>
+        <w:pStyle w:val="Tabladeilustraciones"/>
+        <w:tabs>
+          <w:tab w:val="right" w:leader="dot" w:pos="8828"/>
+        </w:tabs>
+        <w:rPr>
+          <w:rFonts w:eastAsiaTheme="minorEastAsia"/>
+          <w:noProof/>
+          <w:kern w:val="2"/>
+          <w:sz w:val="24"/>
+          <w:szCs w:val="24"/>
+          <w:lang w:eastAsia="es-MX"/>
+          <w14:ligatures w14:val="standardContextual"/>
+        </w:rPr>
+      </w:pPr>
+      <w:hyperlink w:anchor="_Toc212031170" w:history="1">
+        <w:r>
+          <w:rPr>
+            <w:rStyle w:val="Hipervnculo"/>
+            <w:noProof/>
+          </w:rPr>
+          <w:t>Ilustración 7. Regulador MB102</w:t>
+        </w:r>
+        <w:r>
+          <w:rPr>
+            <w:noProof/>
+            <w:webHidden/>
+          </w:rPr>
+          <w:tab/>
+        </w:r>
+        <w:r>
+          <w:rPr>
+            <w:noProof/>
+            <w:webHidden/>
+          </w:rPr>
+          <w:fldChar w:fldCharType="begin"/>
+        </w:r>
+        <w:r>
+          <w:rPr>
+            <w:noProof/>
+            <w:webHidden/>
+          </w:rPr>
+          <w:instrText xml:space="preserve"> PAGEREF _Toc212031170 \h </w:instrText>
+        </w:r>
+        <w:r>
+          <w:rPr>
+            <w:noProof/>
+            <w:webHidden/>
+          </w:rPr>
+        </w:r>
+        <w:r>
+          <w:rPr>
+            <w:noProof/>
+            <w:webHidden/>
+          </w:rPr>
+          <w:fldChar w:fldCharType="separate"/>
+        </w:r>
+        <w:r>
+          <w:rPr>
+            <w:noProof/>
+            <w:webHidden/>
+          </w:rPr>
+          <w:t>77</w:t>
+        </w:r>
+        <w:r>
+          <w:rPr>
+            <w:noProof/>
+            <w:webHidden/>
+          </w:rPr>
+          <w:fldChar w:fldCharType="end"/>
+        </w:r>
+      </w:hyperlink>
+    </w:p>
+    <w:p>
+      <w:pPr>
+        <w:pStyle w:val="Tabladeilustraciones"/>
+        <w:tabs>
+          <w:tab w:val="right" w:leader="dot" w:pos="8828"/>
+        </w:tabs>
+        <w:rPr>
+          <w:rFonts w:eastAsiaTheme="minorEastAsia"/>
+          <w:noProof/>
+          <w:kern w:val="2"/>
+          <w:sz w:val="24"/>
+          <w:szCs w:val="24"/>
+          <w:lang w:eastAsia="es-MX"/>
+          <w14:ligatures w14:val="standardContextual"/>
+        </w:rPr>
+      </w:pPr>
+      <w:hyperlink w:anchor="_Toc212031171" w:history="1">
+        <w:r>
+          <w:rPr>
+            <w:rStyle w:val="Hipervnculo"/>
+            <w:noProof/>
+          </w:rPr>
+          <w:t>Ilustración 8. Módulo MP1584 implementado en nuestros nodos</w:t>
+        </w:r>
+        <w:r>
+          <w:rPr>
+            <w:noProof/>
+            <w:webHidden/>
+          </w:rPr>
+          <w:tab/>
+        </w:r>
+        <w:r>
+          <w:rPr>
+            <w:noProof/>
+            <w:webHidden/>
+          </w:rPr>
+          <w:fldChar w:fldCharType="begin"/>
+        </w:r>
+        <w:r>
+          <w:rPr>
+            <w:noProof/>
+            <w:webHidden/>
+          </w:rPr>
+          <w:instrText xml:space="preserve"> PAGEREF _Toc212031171 \h </w:instrText>
+        </w:r>
+        <w:r>
+          <w:rPr>
+            <w:noProof/>
+            <w:webHidden/>
+          </w:rPr>
+        </w:r>
+        <w:r>
+          <w:rPr>
+            <w:noProof/>
+            <w:webHidden/>
+          </w:rPr>
+          <w:fldChar w:fldCharType="separate"/>
+        </w:r>
+        <w:r>
+          <w:rPr>
+            <w:noProof/>
+            <w:webHidden/>
+          </w:rPr>
+          <w:t>79</w:t>
+        </w:r>
+        <w:r>
+          <w:rPr>
+            <w:noProof/>
+            <w:webHidden/>
+          </w:rPr>
+          <w:fldChar w:fldCharType="end"/>
+        </w:r>
+      </w:hyperlink>
+    </w:p>
+    <w:p>
+      <w:pPr>
+        <w:pStyle w:val="Tabladeilustraciones"/>
+        <w:tabs>
+          <w:tab w:val="right" w:leader="dot" w:pos="8828"/>
+        </w:tabs>
+        <w:rPr>
+          <w:rFonts w:eastAsiaTheme="minorEastAsia"/>
+          <w:noProof/>
+          <w:kern w:val="2"/>
+          <w:sz w:val="24"/>
+          <w:szCs w:val="24"/>
+          <w:lang w:eastAsia="es-MX"/>
+          <w14:ligatures w14:val="standardContextual"/>
+        </w:rPr>
+      </w:pPr>
+      <w:hyperlink w:anchor="_Toc212031172" w:history="1">
+        <w:r>
+          <w:rPr>
+            <w:rStyle w:val="Hipervnculo"/>
+            <w:noProof/>
+          </w:rPr>
+          <w:t>Ilustración 9. Prototipo con regulador MP1584 y jumpers wires</w:t>
+        </w:r>
+        <w:r>
+          <w:rPr>
+            <w:noProof/>
+            <w:webHidden/>
+          </w:rPr>
+          <w:tab/>
+        </w:r>
+        <w:r>
+          <w:rPr>
+            <w:noProof/>
+            <w:webHidden/>
+          </w:rPr>
+          <w:fldChar w:fldCharType="begin"/>
+        </w:r>
+        <w:r>
+          <w:rPr>
+            <w:noProof/>
+            <w:webHidden/>
+          </w:rPr>
+          <w:instrText xml:space="preserve"> PAGEREF _Toc212031172 \h </w:instrText>
+        </w:r>
+        <w:r>
+          <w:rPr>
+            <w:noProof/>
+            <w:webHidden/>
+          </w:rPr>
+        </w:r>
+        <w:r>
+          <w:rPr>
+            <w:noProof/>
+            <w:webHidden/>
+          </w:rPr>
+          <w:fldChar w:fldCharType="separate"/>
+        </w:r>
+        <w:r>
+          <w:rPr>
+            <w:noProof/>
+            <w:webHidden/>
+          </w:rPr>
+          <w:t>79</w:t>
+        </w:r>
+        <w:r>
+          <w:rPr>
+            <w:noProof/>
+            <w:webHidden/>
+          </w:rPr>
+          <w:fldChar w:fldCharType="end"/>
+        </w:r>
+      </w:hyperlink>
+    </w:p>
+    <w:p>
+      <w:pPr>
+        <w:pStyle w:val="Tabladeilustraciones"/>
+        <w:tabs>
+          <w:tab w:val="right" w:leader="dot" w:pos="8828"/>
+        </w:tabs>
+        <w:rPr>
+          <w:rFonts w:eastAsiaTheme="minorEastAsia"/>
+          <w:noProof/>
+          <w:kern w:val="2"/>
+          <w:sz w:val="24"/>
+          <w:szCs w:val="24"/>
+          <w:lang w:eastAsia="es-MX"/>
+          <w14:ligatures w14:val="standardContextual"/>
+        </w:rPr>
+      </w:pPr>
+      <w:hyperlink w:anchor="_Toc212031173" w:history="1">
+        <w:r>
+          <w:rPr>
+            <w:rStyle w:val="Hipervnculo"/>
+            <w:noProof/>
+          </w:rPr>
+          <w:t>Ilustración 10. Desfase de bits en código inicial</w:t>
+        </w:r>
+        <w:r>
+          <w:rPr>
+            <w:noProof/>
+            <w:webHidden/>
+          </w:rPr>
+          <w:tab/>
+        </w:r>
+        <w:r>
+          <w:rPr>
+            <w:noProof/>
+            <w:webHidden/>
+          </w:rPr>
+          <w:fldChar w:fldCharType="begin"/>
+        </w:r>
+        <w:r>
+          <w:rPr>
+            <w:noProof/>
+            <w:webHidden/>
+          </w:rPr>
+          <w:instrText xml:space="preserve"> PAGEREF _Toc212031173 \h </w:instrText>
+        </w:r>
+        <w:r>
+          <w:rPr>
+            <w:noProof/>
+            <w:webHidden/>
+          </w:rPr>
+        </w:r>
+        <w:r>
+          <w:rPr>
+            <w:noProof/>
+            <w:webHidden/>
+          </w:rPr>
+          <w:fldChar w:fldCharType="separate"/>
+        </w:r>
+        <w:r>
+          <w:rPr>
+            <w:noProof/>
+            <w:webHidden/>
+          </w:rPr>
+          <w:t>81</w:t>
+        </w:r>
+        <w:r>
+          <w:rPr>
+            <w:noProof/>
+            <w:webHidden/>
+          </w:rPr>
+          <w:fldChar w:fldCharType="end"/>
+        </w:r>
+      </w:hyperlink>
+    </w:p>
+    <w:p>
+      <w:pPr>
+        <w:pStyle w:val="Tabladeilustraciones"/>
+        <w:tabs>
+          <w:tab w:val="right" w:leader="dot" w:pos="8828"/>
+        </w:tabs>
+        <w:rPr>
+          <w:rFonts w:eastAsiaTheme="minorEastAsia"/>
+          <w:noProof/>
+          <w:kern w:val="2"/>
+          <w:sz w:val="24"/>
+          <w:szCs w:val="24"/>
+          <w:lang w:eastAsia="es-MX"/>
+          <w14:ligatures w14:val="standardContextual"/>
+        </w:rPr>
+      </w:pPr>
+      <w:hyperlink w:anchor="_Toc212031174" w:history="1">
+        <w:r>
+          <w:rPr>
+            <w:rStyle w:val="Hipervnculo"/>
+            <w:noProof/>
+          </w:rPr>
+          <w:t>Ilustración 11. Cambio entre Xbee y Lora a través de una sola linea</w:t>
+        </w:r>
+        <w:r>
+          <w:rPr>
+            <w:noProof/>
+            <w:webHidden/>
+          </w:rPr>
+          <w:tab/>
+        </w:r>
+        <w:r>
+          <w:rPr>
+            <w:noProof/>
+            <w:webHidden/>
+          </w:rPr>
+          <w:fldChar w:fldCharType="begin"/>
+        </w:r>
+        <w:r>
+          <w:rPr>
+            <w:noProof/>
+            <w:webHidden/>
+          </w:rPr>
+          <w:instrText xml:space="preserve"> PAGEREF _Toc212031174 \h </w:instrText>
+        </w:r>
+        <w:r>
+          <w:rPr>
+            <w:noProof/>
+            <w:webHidden/>
+          </w:rPr>
+        </w:r>
+        <w:r>
+          <w:rPr>
+            <w:noProof/>
+            <w:webHidden/>
+          </w:rPr>
+          <w:fldChar w:fldCharType="separate"/>
+        </w:r>
+        <w:r>
+          <w:rPr>
+            <w:noProof/>
+            <w:webHidden/>
+          </w:rPr>
+          <w:t>90</w:t>
+        </w:r>
+        <w:r>
+          <w:rPr>
+            <w:noProof/>
+            <w:webHidden/>
+          </w:rPr>
+          <w:fldChar w:fldCharType="end"/>
+        </w:r>
+      </w:hyperlink>
+    </w:p>
+    <w:p>
+      <w:pPr>
+        <w:pStyle w:val="Tabladeilustraciones"/>
+        <w:tabs>
+          <w:tab w:val="right" w:leader="dot" w:pos="8828"/>
+        </w:tabs>
+        <w:rPr>
+          <w:rFonts w:eastAsiaTheme="minorEastAsia"/>
+          <w:noProof/>
+          <w:kern w:val="2"/>
+          <w:sz w:val="24"/>
+          <w:szCs w:val="24"/>
+          <w:lang w:eastAsia="es-MX"/>
+          <w14:ligatures w14:val="standardContextual"/>
+        </w:rPr>
+      </w:pPr>
+      <w:hyperlink w:anchor="_Toc212031175" w:history="1">
+        <w:r>
+          <w:rPr>
+            <w:rStyle w:val="Hipervnculo"/>
+            <w:noProof/>
+          </w:rPr>
+          <w:t>Ilustración 12. Comunicación de LoRa al inyectarse los módulos de radio</w:t>
+        </w:r>
+        <w:r>
+          <w:rPr>
+            <w:noProof/>
+            <w:webHidden/>
+          </w:rPr>
+          <w:tab/>
+        </w:r>
+        <w:r>
+          <w:rPr>
+            <w:noProof/>
+            <w:webHidden/>
+          </w:rPr>
+          <w:fldChar w:fldCharType="begin"/>
+        </w:r>
+        <w:r>
+          <w:rPr>
+            <w:noProof/>
+            <w:webHidden/>
+          </w:rPr>
+          <w:instrText xml:space="preserve"> PAGEREF _Toc212031175 \h </w:instrText>
+        </w:r>
+        <w:r>
+          <w:rPr>
+            <w:noProof/>
+            <w:webHidden/>
+          </w:rPr>
+        </w:r>
+        <w:r>
+          <w:rPr>
+            <w:noProof/>
+            <w:webHidden/>
+          </w:rPr>
+          <w:fldChar w:fldCharType="separate"/>
+        </w:r>
+        <w:r>
+          <w:rPr>
+            <w:noProof/>
+            <w:webHidden/>
+          </w:rPr>
+          <w:t>91</w:t>
+        </w:r>
+        <w:r>
+          <w:rPr>
+            <w:noProof/>
+            <w:webHidden/>
+          </w:rPr>
+          <w:fldChar w:fldCharType="end"/>
+        </w:r>
+      </w:hyperlink>
+    </w:p>
+    <w:p>
+      <w:pPr>
+        <w:pStyle w:val="Tabladeilustraciones"/>
+        <w:tabs>
+          <w:tab w:val="right" w:leader="dot" w:pos="8828"/>
+        </w:tabs>
+        <w:rPr>
+          <w:rFonts w:eastAsiaTheme="minorEastAsia"/>
+          <w:noProof/>
+          <w:kern w:val="2"/>
+          <w:sz w:val="24"/>
+          <w:szCs w:val="24"/>
+          <w:lang w:eastAsia="es-MX"/>
+          <w14:ligatures w14:val="standardContextual"/>
+        </w:rPr>
+      </w:pPr>
+      <w:hyperlink w:anchor="_Toc212031176" w:history="1">
+        <w:r>
+          <w:rPr>
+            <w:rStyle w:val="Hipervnculo"/>
+            <w:noProof/>
+          </w:rPr>
+          <w:t>Ilustración 13. Arquitectura del nodo sensor</w:t>
+        </w:r>
+        <w:r>
+          <w:rPr>
+            <w:noProof/>
+            <w:webHidden/>
+          </w:rPr>
+          <w:tab/>
+        </w:r>
+        <w:r>
+          <w:rPr>
+            <w:noProof/>
+            <w:webHidden/>
+          </w:rPr>
+          <w:fldChar w:fldCharType="begin"/>
+        </w:r>
+        <w:r>
+          <w:rPr>
+            <w:noProof/>
+            <w:webHidden/>
+          </w:rPr>
+          <w:instrText xml:space="preserve"> PAGEREF _Toc212031176 \h </w:instrText>
+        </w:r>
+        <w:r>
+          <w:rPr>
+            <w:noProof/>
+            <w:webHidden/>
+          </w:rPr>
+        </w:r>
+        <w:r>
+          <w:rPr>
+            <w:noProof/>
+            <w:webHidden/>
+          </w:rPr>
+          <w:fldChar w:fldCharType="separate"/>
+        </w:r>
+        <w:r>
+          <w:rPr>
+            <w:noProof/>
+            <w:webHidden/>
+          </w:rPr>
+          <w:t>93</w:t>
+        </w:r>
+        <w:r>
+          <w:rPr>
+            <w:noProof/>
+            <w:webHidden/>
+          </w:rPr>
+          <w:fldChar w:fldCharType="end"/>
+        </w:r>
+      </w:hyperlink>
+    </w:p>
+    <w:p>
+      <w:pPr>
+        <w:pStyle w:val="Tabladeilustraciones"/>
+        <w:tabs>
+          <w:tab w:val="right" w:leader="dot" w:pos="8828"/>
+        </w:tabs>
+        <w:rPr>
+          <w:rFonts w:eastAsiaTheme="minorEastAsia"/>
+          <w:noProof/>
+          <w:kern w:val="2"/>
+          <w:sz w:val="24"/>
+          <w:szCs w:val="24"/>
+          <w:lang w:eastAsia="es-MX"/>
+          <w14:ligatures w14:val="standardContextual"/>
+        </w:rPr>
+      </w:pPr>
+      <w:hyperlink w:anchor="_Toc212031177" w:history="1">
+        <w:r>
+          <w:rPr>
+            <w:rStyle w:val="Hipervnculo"/>
+            <w:noProof/>
+          </w:rPr>
+          <w:t>Ilustración 14. Arquitectura del nodo coordinador</w:t>
+        </w:r>
+        <w:r>
+          <w:rPr>
+            <w:noProof/>
+            <w:webHidden/>
+          </w:rPr>
+          <w:tab/>
+        </w:r>
+        <w:r>
+          <w:rPr>
+            <w:noProof/>
+            <w:webHidden/>
+          </w:rPr>
+          <w:fldChar w:fldCharType="begin"/>
+        </w:r>
+        <w:r>
+          <w:rPr>
+            <w:noProof/>
+            <w:webHidden/>
+          </w:rPr>
+          <w:instrText xml:space="preserve"> PAGEREF _Toc212031177 \h </w:instrText>
+        </w:r>
+        <w:r>
+          <w:rPr>
+            <w:noProof/>
+            <w:webHidden/>
+          </w:rPr>
+        </w:r>
+        <w:r>
+          <w:rPr>
+            <w:noProof/>
+            <w:webHidden/>
+          </w:rPr>
+          <w:fldChar w:fldCharType="separate"/>
+        </w:r>
+        <w:r>
+          <w:rPr>
+            <w:noProof/>
+            <w:webHidden/>
+          </w:rPr>
+          <w:t>94</w:t>
+        </w:r>
+        <w:r>
+          <w:rPr>
+            <w:noProof/>
+            <w:webHidden/>
+          </w:rPr>
+          <w:fldChar w:fldCharType="end"/>
+        </w:r>
+      </w:hyperlink>
+    </w:p>
+    <w:p>
+      <w:pPr>
+        <w:pStyle w:val="Tabladeilustraciones"/>
+        <w:tabs>
+          <w:tab w:val="right" w:leader="dot" w:pos="8828"/>
+        </w:tabs>
+        <w:rPr>
+          <w:rFonts w:eastAsiaTheme="minorEastAsia"/>
+          <w:noProof/>
+          <w:kern w:val="2"/>
+          <w:sz w:val="24"/>
+          <w:szCs w:val="24"/>
+          <w:lang w:eastAsia="es-MX"/>
+          <w14:ligatures w14:val="standardContextual"/>
+        </w:rPr>
+      </w:pPr>
+      <w:hyperlink w:anchor="_Toc212031178" w:history="1">
+        <w:r>
+          <w:rPr>
+            <w:rStyle w:val="Hipervnculo"/>
+            <w:noProof/>
+          </w:rPr>
+          <w:t>Ilustración 15. Organización de UniversalRadioWSN como librería</w:t>
+        </w:r>
+        <w:r>
+          <w:rPr>
+            <w:noProof/>
+            <w:webHidden/>
+          </w:rPr>
+          <w:tab/>
+        </w:r>
+        <w:r>
+          <w:rPr>
+            <w:noProof/>
+            <w:webHidden/>
+          </w:rPr>
+          <w:fldChar w:fldCharType="begin"/>
+        </w:r>
+        <w:r>
+          <w:rPr>
+            <w:noProof/>
+            <w:webHidden/>
+          </w:rPr>
+          <w:instrText xml:space="preserve"> PAGEREF _Toc212031178 \h </w:instrText>
+        </w:r>
+        <w:r>
+          <w:rPr>
+            <w:noProof/>
+            <w:webHidden/>
+          </w:rPr>
+        </w:r>
+        <w:r>
+          <w:rPr>
+            <w:noProof/>
+            <w:webHidden/>
+          </w:rPr>
+          <w:fldChar w:fldCharType="separate"/>
+        </w:r>
+        <w:r>
+          <w:rPr>
+            <w:noProof/>
+            <w:webHidden/>
+          </w:rPr>
+          <w:t>100</w:t>
+        </w:r>
+        <w:r>
+          <w:rPr>
+            <w:noProof/>
+            <w:webHidden/>
+          </w:rPr>
+          <w:fldChar w:fldCharType="end"/>
+        </w:r>
+      </w:hyperlink>
+    </w:p>
+    <w:p>
+      <w:pPr>
+        <w:pStyle w:val="Tabladeilustraciones"/>
+        <w:tabs>
+          <w:tab w:val="right" w:leader="dot" w:pos="8828"/>
+        </w:tabs>
+        <w:rPr>
+          <w:rFonts w:eastAsiaTheme="minorEastAsia"/>
+          <w:noProof/>
+          <w:kern w:val="2"/>
+          <w:sz w:val="24"/>
+          <w:szCs w:val="24"/>
+          <w:lang w:eastAsia="es-MX"/>
+          <w14:ligatures w14:val="standardContextual"/>
+        </w:rPr>
+      </w:pPr>
+      <w:hyperlink w:anchor="_Toc212031179" w:history="1">
+        <w:r>
+          <w:rPr>
+            <w:rStyle w:val="Hipervnculo"/>
+            <w:noProof/>
+          </w:rPr>
+          <w:t>Ilustración 16. Medición de consumo en estado de trabajo en el nodo sensor sin modificar</w:t>
+        </w:r>
+        <w:r>
+          <w:rPr>
+            <w:noProof/>
+            <w:webHidden/>
+          </w:rPr>
+          <w:tab/>
+        </w:r>
+        <w:r>
+          <w:rPr>
+            <w:noProof/>
+            <w:webHidden/>
+          </w:rPr>
+          <w:fldChar w:fldCharType="begin"/>
+        </w:r>
+        <w:r>
+          <w:rPr>
+            <w:noProof/>
+            <w:webHidden/>
+          </w:rPr>
+          <w:instrText xml:space="preserve"> PAGEREF _Toc212031179 \h </w:instrText>
+        </w:r>
+        <w:r>
+          <w:rPr>
+            <w:noProof/>
+            <w:webHidden/>
+          </w:rPr>
+        </w:r>
+        <w:r>
+          <w:rPr>
+            <w:noProof/>
+            <w:webHidden/>
+          </w:rPr>
+          <w:fldChar w:fldCharType="separate"/>
+        </w:r>
+        <w:r>
+          <w:rPr>
+            <w:noProof/>
+            <w:webHidden/>
+          </w:rPr>
+          <w:t>103</w:t>
+        </w:r>
+        <w:r>
+          <w:rPr>
+            <w:noProof/>
+            <w:webHidden/>
+          </w:rPr>
+          <w:fldChar w:fldCharType="end"/>
+        </w:r>
+      </w:hyperlink>
+    </w:p>
+    <w:p>
+      <w:pPr>
+        <w:pStyle w:val="Tabladeilustraciones"/>
+        <w:tabs>
+          <w:tab w:val="right" w:leader="dot" w:pos="8828"/>
+        </w:tabs>
+        <w:rPr>
+          <w:rFonts w:eastAsiaTheme="minorEastAsia"/>
+          <w:noProof/>
+          <w:kern w:val="2"/>
+          <w:sz w:val="24"/>
+          <w:szCs w:val="24"/>
+          <w:lang w:eastAsia="es-MX"/>
+          <w14:ligatures w14:val="standardContextual"/>
+        </w:rPr>
+      </w:pPr>
+      <w:hyperlink w:anchor="_Toc212031180" w:history="1">
+        <w:r>
+          <w:rPr>
+            <w:rStyle w:val="Hipervnculo"/>
+            <w:noProof/>
+          </w:rPr>
+          <w:t>Ilustración 17. Medición de consumo en estado de delay en el nodo sensor</w:t>
+        </w:r>
+        <w:r>
+          <w:rPr>
+            <w:noProof/>
+            <w:webHidden/>
+          </w:rPr>
+          <w:tab/>
+        </w:r>
+        <w:r>
+          <w:rPr>
+            <w:noProof/>
+            <w:webHidden/>
+          </w:rPr>
+          <w:fldChar w:fldCharType="begin"/>
+        </w:r>
+        <w:r>
+          <w:rPr>
+            <w:noProof/>
+            <w:webHidden/>
+          </w:rPr>
+          <w:instrText xml:space="preserve"> PAGEREF _Toc212031180 \h </w:instrText>
+        </w:r>
+        <w:r>
+          <w:rPr>
+            <w:noProof/>
+            <w:webHidden/>
+          </w:rPr>
+        </w:r>
+        <w:r>
+          <w:rPr>
+            <w:noProof/>
+            <w:webHidden/>
+          </w:rPr>
+          <w:fldChar w:fldCharType="separate"/>
+        </w:r>
+        <w:r>
+          <w:rPr>
+            <w:noProof/>
+            <w:webHidden/>
+          </w:rPr>
+          <w:t>104</w:t>
         </w:r>
         <w:r>
           <w:rPr>
@@ -22511,19 +23568,16 @@
       <w:pPr>
         <w:pStyle w:val="Descripcin"/>
         <w:jc w:val="center"/>
-        <w:rPr>
-          <w:rFonts w:ascii="Calibri" w:eastAsia="Calibri" w:hAnsi="Calibri" w:cs="Calibri"/>
-        </w:rPr>
-      </w:pPr>
-      <w:bookmarkStart w:id="53" w:name="_Ref210901732"/>
-      <w:r>
-        <w:t xml:space="preserve">Figura </w:t>
+      </w:pPr>
+      <w:bookmarkStart w:id="53" w:name="_Toc212031164"/>
+      <w:r>
+        <w:t xml:space="preserve">Ilustración </w:t>
       </w:r>
       <w:r>
         <w:fldChar w:fldCharType="begin"/>
       </w:r>
       <w:r>
-        <w:instrText xml:space="preserve"> SEQ Figura \* ARABIC </w:instrText>
+        <w:instrText xml:space="preserve"> SEQ Ilustración \* ARABIC </w:instrText>
       </w:r>
       <w:r>
         <w:fldChar w:fldCharType="separate"/>
@@ -22535,21 +23589,23 @@
         <w:t>1</w:t>
       </w:r>
       <w:r>
-        <w:rPr>
-          <w:noProof/>
-        </w:rPr>
         <w:fldChar w:fldCharType="end"/>
       </w:r>
+      <w:r>
+        <w:t xml:space="preserve">. </w:t>
+      </w:r>
+      <w:r>
+        <w:t xml:space="preserve">Diseño del nodo sensor. Reimpreso de </w:t>
+      </w:r>
+      <w:proofErr w:type="gramStart"/>
+      <w:r>
+        <w:t>Zamora(</w:t>
+      </w:r>
+      <w:proofErr w:type="gramEnd"/>
+      <w:r>
+        <w:t>2017, p. 89)</w:t>
+      </w:r>
       <w:bookmarkEnd w:id="53"/>
-      <w:r>
-        <w:t>.</w:t>
-      </w:r>
-      <w:r>
-        <w:rPr>
-          <w:noProof/>
-        </w:rPr>
-        <w:t xml:space="preserve"> Diseño del nodo sensor. Reimpreso de Zamora(2017, p. 89)</w:t>
-      </w:r>
     </w:p>
     <w:p>
       <w:pPr>
@@ -22999,20 +24055,16 @@
       <w:pPr>
         <w:pStyle w:val="Descripcin"/>
         <w:jc w:val="center"/>
-        <w:rPr>
-          <w:rFonts w:ascii="Calibri" w:eastAsia="Calibri" w:hAnsi="Calibri" w:cs="Calibri"/>
-        </w:rPr>
-      </w:pPr>
-      <w:bookmarkStart w:id="54" w:name="_Ref210732355"/>
-      <w:bookmarkStart w:id="55" w:name="_Toc210731438"/>
-      <w:r>
-        <w:t xml:space="preserve">Figura </w:t>
+      </w:pPr>
+      <w:bookmarkStart w:id="54" w:name="_Toc212031165"/>
+      <w:r>
+        <w:t xml:space="preserve">Ilustración </w:t>
       </w:r>
       <w:r>
         <w:fldChar w:fldCharType="begin"/>
       </w:r>
       <w:r>
-        <w:instrText xml:space="preserve"> SEQ Figura \* ARABIC </w:instrText>
+        <w:instrText xml:space="preserve"> SEQ Ilustración \* ARABIC </w:instrText>
       </w:r>
       <w:r>
         <w:fldChar w:fldCharType="separate"/>
@@ -23024,16 +24076,15 @@
         <w:t>2</w:t>
       </w:r>
       <w:r>
-        <w:rPr>
-          <w:noProof/>
-        </w:rPr>
         <w:fldChar w:fldCharType="end"/>
       </w:r>
+      <w:r>
+        <w:t xml:space="preserve">. </w:t>
+      </w:r>
+      <w:r>
+        <w:t>Módulo de carga de las baterías</w:t>
+      </w:r>
       <w:bookmarkEnd w:id="54"/>
-      <w:r>
-        <w:t>. Módulo de carga de las baterías</w:t>
-      </w:r>
-      <w:bookmarkEnd w:id="55"/>
     </w:p>
     <w:p>
       <w:pPr>
@@ -23285,19 +24336,196 @@
       <w:pPr>
         <w:pStyle w:val="Descripcin"/>
         <w:jc w:val="center"/>
+      </w:pPr>
+      <w:bookmarkStart w:id="55" w:name="_Toc212031166"/>
+      <w:r>
+        <w:t xml:space="preserve">Ilustración </w:t>
+      </w:r>
+      <w:r>
+        <w:fldChar w:fldCharType="begin"/>
+      </w:r>
+      <w:r>
+        <w:instrText xml:space="preserve"> SEQ Ilustración \* ARABIC </w:instrText>
+      </w:r>
+      <w:r>
+        <w:fldChar w:fldCharType="separate"/>
+      </w:r>
+      <w:r>
+        <w:rPr>
+          <w:noProof/>
+        </w:rPr>
+        <w:t>3</w:t>
+      </w:r>
+      <w:r>
+        <w:fldChar w:fldCharType="end"/>
+      </w:r>
+      <w:r>
+        <w:t xml:space="preserve">. </w:t>
+      </w:r>
+      <w:r>
+        <w:t xml:space="preserve">Configuración del </w:t>
+      </w:r>
+      <w:proofErr w:type="spellStart"/>
+      <w:r>
+        <w:t>End</w:t>
+      </w:r>
+      <w:proofErr w:type="spellEnd"/>
+      <w:r>
+        <w:t xml:space="preserve"> </w:t>
+      </w:r>
+      <w:proofErr w:type="spellStart"/>
+      <w:r>
+        <w:t>Device</w:t>
+      </w:r>
+      <w:proofErr w:type="spellEnd"/>
+      <w:r>
+        <w:t xml:space="preserve"> en XCTU</w:t>
+      </w:r>
+      <w:bookmarkEnd w:id="55"/>
+    </w:p>
+    <w:p>
+      <w:pPr>
         <w:rPr>
           <w:rFonts w:ascii="Calibri" w:eastAsia="Calibri" w:hAnsi="Calibri" w:cs="Calibri"/>
         </w:rPr>
       </w:pPr>
-      <w:bookmarkStart w:id="56" w:name="_Ref210902234"/>
-      <w:r>
-        <w:t xml:space="preserve">Figura </w:t>
+      <w:r>
+        <w:rPr>
+          <w:rFonts w:ascii="Calibri" w:eastAsia="Calibri" w:hAnsi="Calibri" w:cs="Calibri"/>
+        </w:rPr>
+        <w:t>Finalmente, después de muchos intentos de prueba y error, logramos que se comunicaran. Las primeras pruebas exitosas las hicimos directamente con la consola integrada en el software XCTU.</w:t>
+      </w:r>
+      <w:r>
+        <w:rPr>
+          <w:rFonts w:ascii="Calibri" w:eastAsia="Calibri" w:hAnsi="Calibri" w:cs="Calibri"/>
+        </w:rPr>
+        <w:t>, e</w:t>
+      </w:r>
+      <w:r>
+        <w:rPr>
+          <w:rFonts w:ascii="Calibri" w:eastAsia="Calibri" w:hAnsi="Calibri" w:cs="Calibri"/>
+        </w:rPr>
+        <w:t>nviábamos un simple "hola" desde un módulo y veíamos cómo aparecía en la consola del otro</w:t>
+      </w:r>
+      <w:r>
+        <w:rPr>
+          <w:rFonts w:ascii="Calibri" w:eastAsia="Calibri" w:hAnsi="Calibri" w:cs="Calibri"/>
+        </w:rPr>
+        <w:t xml:space="preserve">, esto se puede apreciaren </w:t>
+      </w:r>
+      <w:proofErr w:type="gramStart"/>
+      <w:r>
+        <w:rPr>
+          <w:rFonts w:ascii="Calibri" w:eastAsia="Calibri" w:hAnsi="Calibri" w:cs="Calibri"/>
+        </w:rPr>
+        <w:t xml:space="preserve">la </w:t>
+      </w:r>
+      <w:r>
+        <w:rPr>
+          <w:rFonts w:ascii="Calibri" w:eastAsia="Calibri" w:hAnsi="Calibri" w:cs="Calibri"/>
+        </w:rPr>
+        <w:t>.</w:t>
+      </w:r>
+      <w:proofErr w:type="gramEnd"/>
+      <w:r>
+        <w:rPr>
+          <w:rFonts w:ascii="Calibri" w:eastAsia="Calibri" w:hAnsi="Calibri" w:cs="Calibri"/>
+        </w:rPr>
+        <w:t xml:space="preserve"> Ver ese mensaje llegar fue un gran avance, ya que nos confirmó que la configuración de la red era correcta y que estábamos listos para pasar a la siguiente fase: conectar los módulos a los </w:t>
+      </w:r>
+      <w:proofErr w:type="spellStart"/>
+      <w:r>
+        <w:rPr>
+          <w:rFonts w:ascii="Calibri" w:eastAsia="Calibri" w:hAnsi="Calibri" w:cs="Calibri"/>
+        </w:rPr>
+        <w:t>Arduinos</w:t>
+      </w:r>
+      <w:proofErr w:type="spellEnd"/>
+      <w:r>
+        <w:rPr>
+          <w:rFonts w:ascii="Calibri" w:eastAsia="Calibri" w:hAnsi="Calibri" w:cs="Calibri"/>
+        </w:rPr>
+        <w:t xml:space="preserve"> para empezar a enviar datos reales.</w:t>
+      </w:r>
+    </w:p>
+    <w:p>
+      <w:pPr>
+        <w:keepNext/>
+      </w:pPr>
+      <w:r>
+        <w:rPr>
+          <w:rFonts w:ascii="Calibri" w:eastAsia="Calibri" w:hAnsi="Calibri" w:cs="Calibri"/>
+        </w:rPr>
+        <w:drawing>
+          <wp:inline distT="0" distB="0" distL="0" distR="0" wp14:anchorId="4CDE6D66" wp14:editId="2FCF17E1">
+            <wp:extent cx="5387340" cy="2308860"/>
+            <wp:effectExtent l="0" t="0" r="3810" b="0"/>
+            <wp:docPr id="23" name="Imagen 23"/>
+            <wp:cNvGraphicFramePr>
+              <a:graphicFrameLocks xmlns:a="http://schemas.openxmlformats.org/drawingml/2006/main" noChangeAspect="1"/>
+            </wp:cNvGraphicFramePr>
+            <a:graphic xmlns:a="http://schemas.openxmlformats.org/drawingml/2006/main">
+              <a:graphicData uri="http://schemas.openxmlformats.org/drawingml/2006/picture">
+                <pic:pic xmlns:pic="http://schemas.openxmlformats.org/drawingml/2006/picture">
+                  <pic:nvPicPr>
+                    <pic:cNvPr id="0" name="Picture 6"/>
+                    <pic:cNvPicPr>
+                      <a:picLocks noChangeAspect="1" noChangeArrowheads="1"/>
+                    </pic:cNvPicPr>
+                  </pic:nvPicPr>
+                  <pic:blipFill rotWithShape="1">
+                    <a:blip r:embed="rId15" cstate="print">
+                      <a:extLst>
+                        <a:ext uri="{28A0092B-C50C-407E-A947-70E740481C1C}">
+                          <a14:useLocalDpi xmlns:a14="http://schemas.microsoft.com/office/drawing/2010/main" val="0"/>
+                        </a:ext>
+                      </a:extLst>
+                    </a:blip>
+                    <a:srcRect l="2050" t="3068" r="1333" b="3929"/>
+                    <a:stretch/>
+                  </pic:blipFill>
+                  <pic:spPr bwMode="auto">
+                    <a:xfrm>
+                      <a:off x="0" y="0"/>
+                      <a:ext cx="5390512" cy="2310219"/>
+                    </a:xfrm>
+                    <a:prstGeom prst="rect">
+                      <a:avLst/>
+                    </a:prstGeom>
+                    <a:noFill/>
+                    <a:ln>
+                      <a:noFill/>
+                    </a:ln>
+                    <a:extLst>
+                      <a:ext uri="{53640926-AAD7-44D8-BBD7-CCE9431645EC}">
+                        <a14:shadowObscured xmlns:a14="http://schemas.microsoft.com/office/drawing/2010/main"/>
+                      </a:ext>
+                    </a:extLst>
+                  </pic:spPr>
+                </pic:pic>
+              </a:graphicData>
+            </a:graphic>
+          </wp:inline>
+        </w:drawing>
+      </w:r>
+    </w:p>
+    <w:p>
+      <w:pPr>
+        <w:pStyle w:val="Descripcin"/>
+        <w:jc w:val="center"/>
+        <w:rPr>
+          <w:rFonts w:ascii="Calibri" w:eastAsia="Calibri" w:hAnsi="Calibri" w:cs="Calibri"/>
+        </w:rPr>
+      </w:pPr>
+      <w:bookmarkStart w:id="56" w:name="_Toc212031167"/>
+      <w:r>
+        <w:t xml:space="preserve">Ilustración </w:t>
       </w:r>
       <w:r>
         <w:fldChar w:fldCharType="begin"/>
       </w:r>
       <w:r>
-        <w:instrText xml:space="preserve"> SEQ Figura \* ARABIC </w:instrText>
+        <w:instrText xml:space="preserve"> SEQ Ilustración \* ARABIC </w:instrText>
       </w:r>
       <w:r>
         <w:fldChar w:fldCharType="separate"/>
@@ -23306,34 +24534,15 @@
         <w:rPr>
           <w:noProof/>
         </w:rPr>
-        <w:t>3</w:t>
-      </w:r>
-      <w:r>
-        <w:rPr>
-          <w:noProof/>
-        </w:rPr>
+        <w:t>4</w:t>
+      </w:r>
+      <w:r>
         <w:fldChar w:fldCharType="end"/>
       </w:r>
+      <w:r>
+        <w:t>. Prueba de comunicación entre los nodos desde XCTU</w:t>
+      </w:r>
       <w:bookmarkEnd w:id="56"/>
-      <w:r>
-        <w:t xml:space="preserve">. Configuración del </w:t>
-      </w:r>
-      <w:proofErr w:type="spellStart"/>
-      <w:r>
-        <w:t>End</w:t>
-      </w:r>
-      <w:proofErr w:type="spellEnd"/>
-      <w:r>
-        <w:t xml:space="preserve"> </w:t>
-      </w:r>
-      <w:proofErr w:type="spellStart"/>
-      <w:r>
-        <w:t>Device</w:t>
-      </w:r>
-      <w:proofErr w:type="spellEnd"/>
-      <w:r>
-        <w:t xml:space="preserve"> en XCTU</w:t>
-      </w:r>
     </w:p>
     <w:p>
       <w:pPr>
@@ -23341,206 +24550,124 @@
           <w:rFonts w:ascii="Calibri" w:eastAsia="Calibri" w:hAnsi="Calibri" w:cs="Calibri"/>
         </w:rPr>
       </w:pPr>
-      <w:r>
+    </w:p>
+    <w:p>
+      <w:pPr>
         <w:rPr>
           <w:rFonts w:ascii="Calibri" w:eastAsia="Calibri" w:hAnsi="Calibri" w:cs="Calibri"/>
         </w:rPr>
-        <w:t>Finalmente, después de muchos intentos de prueba y error, logramos que se comunicaran. Las primeras pruebas exitosas las hicimos directamente con la consola integrada en el software XCTU.</w:t>
-      </w:r>
+      </w:pPr>
       <w:r>
         <w:rPr>
           <w:rFonts w:ascii="Calibri" w:eastAsia="Calibri" w:hAnsi="Calibri" w:cs="Calibri"/>
         </w:rPr>
-        <w:t>, e</w:t>
-      </w:r>
-      <w:r>
+        <w:lastRenderedPageBreak/>
+        <w:t>Con la comunicación inalámbrica ya resuelta, el siguiente y último paso de esta fase fue conectar todas las piezas. Integramos los módulos XBee con sus respectivas placas Arduino, conectamos los sensores de voltaje y corriente al nodo esclavo, y el módulo relevador al nodo coordinador. Cargamos el código que habíamos desarrollado desde cero en cada uno de los microcontroladores y procedimos a encender el sistema completo.</w:t>
+      </w:r>
+    </w:p>
+    <w:p>
+      <w:pPr>
         <w:rPr>
           <w:rFonts w:ascii="Calibri" w:eastAsia="Calibri" w:hAnsi="Calibri" w:cs="Calibri"/>
         </w:rPr>
-        <w:t>nviábamos un simple "hola" desde un módulo y veíamos cómo aparecía en la consola del otro</w:t>
-      </w:r>
-      <w:r>
+      </w:pPr>
+    </w:p>
+    <w:p>
+      <w:pPr>
         <w:rPr>
           <w:rFonts w:ascii="Calibri" w:eastAsia="Calibri" w:hAnsi="Calibri" w:cs="Calibri"/>
         </w:rPr>
-        <w:t xml:space="preserve">, esto se puede apreciaren </w:t>
-      </w:r>
-      <w:proofErr w:type="gramStart"/>
+      </w:pPr>
       <w:r>
         <w:rPr>
           <w:rFonts w:ascii="Calibri" w:eastAsia="Calibri" w:hAnsi="Calibri" w:cs="Calibri"/>
         </w:rPr>
-        <w:t xml:space="preserve">la </w:t>
-      </w:r>
-      <w:r>
+        <w:t>Realizamos pruebas simples para verificar que todo funcionara como un conjunto. Primero, programamos el nodo sensor para que leyera un valor y lo enviara al coordinador. Con el monitor serial abierto en el computador conectado al coordinador, esperamos y, efectivamente, vimos llegar el primer paquete de datos. Luego, enviamos un comando simple desde el coordinador al esclavo para activar y desactivar el relevador, y escuchamos el satisfactorio "clic" que confirmaba que la orden se había ejecutado correctamente.</w:t>
+      </w:r>
+    </w:p>
+    <w:p>
+      <w:pPr>
         <w:rPr>
           <w:rFonts w:ascii="Calibri" w:eastAsia="Calibri" w:hAnsi="Calibri" w:cs="Calibri"/>
         </w:rPr>
-        <w:t>.</w:t>
-      </w:r>
-      <w:proofErr w:type="gramEnd"/>
-      <w:r>
+      </w:pPr>
+    </w:p>
+    <w:p>
+      <w:pPr>
         <w:rPr>
           <w:rFonts w:ascii="Calibri" w:eastAsia="Calibri" w:hAnsi="Calibri" w:cs="Calibri"/>
         </w:rPr>
-        <w:t xml:space="preserve"> Ver ese mensaje llegar fue un gran avance, ya que nos confirmó que la configuración de la red era correcta y que estábamos listos para pasar a la siguiente fase: conectar los módulos a los </w:t>
-      </w:r>
-      <w:proofErr w:type="spellStart"/>
+      </w:pPr>
       <w:r>
         <w:rPr>
           <w:rFonts w:ascii="Calibri" w:eastAsia="Calibri" w:hAnsi="Calibri" w:cs="Calibri"/>
         </w:rPr>
-        <w:t>Arduinos</w:t>
-      </w:r>
-      <w:proofErr w:type="spellEnd"/>
-      <w:r>
+        <w:t>El proceso de integración fue algo lento y metódico, ya que íbamos verificando cada conexión y cada parte del código paso a paso. Afortunadamente, no tuvimos demasiados problemas inesperados en esta etapa, en gran parte gracias a todo el trabajo previo de prototipado y configuración. Con el sistema base finalmente replicado y funcionando de manera estable, habíamos alcanzado nuestro primer gran objetivo. Ahora, con una plataforma operativa en nuestras manos, podíamos por fin pasar a la fase principal del proyecto: empezar a trabajar de verdad en las mejoras y optimizaciones que nos habíamos propuesto.</w:t>
+      </w:r>
+    </w:p>
+    <w:p>
+      <w:pPr>
         <w:rPr>
           <w:rFonts w:ascii="Calibri" w:eastAsia="Calibri" w:hAnsi="Calibri" w:cs="Calibri"/>
         </w:rPr>
-        <w:t xml:space="preserve"> para empezar a enviar datos reales.</w:t>
-      </w:r>
-    </w:p>
-    <w:p>
-      <w:pPr>
-        <w:pStyle w:val="Ttulo1"/>
+      </w:pPr>
+    </w:p>
+    <w:p>
+      <w:pPr>
+        <w:rPr>
+          <w:rFonts w:ascii="Calibri" w:eastAsia="Calibri" w:hAnsi="Calibri" w:cs="Calibri"/>
+        </w:rPr>
+      </w:pPr>
+    </w:p>
+    <w:p>
+      <w:pPr>
+        <w:rPr>
+          <w:rFonts w:ascii="Calibri" w:eastAsia="Calibri" w:hAnsi="Calibri" w:cs="Calibri"/>
+        </w:rPr>
+      </w:pPr>
+    </w:p>
+    <w:p>
+      <w:pPr>
+        <w:rPr>
+          <w:rFonts w:ascii="Calibri" w:eastAsia="Calibri" w:hAnsi="Calibri" w:cs="Calibri"/>
+        </w:rPr>
+      </w:pPr>
+    </w:p>
+    <w:p>
+      <w:pPr>
+        <w:rPr>
+          <w:rFonts w:ascii="Calibri" w:eastAsia="Calibri" w:hAnsi="Calibri" w:cs="Calibri"/>
+        </w:rPr>
+      </w:pPr>
+    </w:p>
+    <w:p>
+      <w:pPr>
+        <w:rPr>
+          <w:rFonts w:ascii="Calibri" w:eastAsia="Calibri" w:hAnsi="Calibri" w:cs="Calibri"/>
+        </w:rPr>
+      </w:pPr>
+    </w:p>
+    <w:p>
+      <w:pPr>
+        <w:rPr>
+          <w:rFonts w:ascii="Calibri" w:eastAsia="Calibri" w:hAnsi="Calibri" w:cs="Calibri"/>
+        </w:rPr>
+      </w:pPr>
+      <w:r>
+        <w:rPr>
+          <w:rFonts w:ascii="Calibri" w:eastAsia="Calibri" w:hAnsi="Calibri" w:cs="Calibri"/>
+        </w:rPr>
+        <w:br w:type="page"/>
+      </w:r>
+    </w:p>
+    <w:p>
+      <w:pPr>
+        <w:pStyle w:val="Ttulo2"/>
         <w:rPr>
           <w:rFonts w:eastAsia="Calibri"/>
         </w:rPr>
       </w:pPr>
-      <w:bookmarkStart w:id="57" w:name="_Toc212026285"/>
-      <w:r>
-        <w:rPr>
-          <w:rFonts w:eastAsia="Calibri"/>
-        </w:rPr>
-        <w:t xml:space="preserve">Añadir imagen </w:t>
-      </w:r>
-      <w:proofErr w:type="spellStart"/>
-      <w:r>
-        <w:rPr>
-          <w:rFonts w:eastAsia="Calibri"/>
-        </w:rPr>
-        <w:t>aqui</w:t>
-      </w:r>
-      <w:bookmarkEnd w:id="57"/>
-      <w:proofErr w:type="spellEnd"/>
-    </w:p>
-    <w:p>
-      <w:pPr>
-        <w:rPr>
-          <w:rFonts w:ascii="Calibri" w:eastAsia="Calibri" w:hAnsi="Calibri" w:cs="Calibri"/>
-        </w:rPr>
-      </w:pPr>
-      <w:r>
-        <w:rPr>
-          <w:rFonts w:ascii="Calibri" w:eastAsia="Calibri" w:hAnsi="Calibri" w:cs="Calibri"/>
-        </w:rPr>
-        <w:t>Con la comunicación inalámbrica ya resuelta, el siguiente y último paso de esta fase fue conectar todas las piezas. Integramos los módulos XBee con sus respectivas placas Arduino, conectamos los sensores de voltaje y corriente al nodo esclavo, y el módulo relevador al nodo coordinador. Cargamos el código que habíamos desarrollado desde cero en cada uno de los microcontroladores y procedimos a encender el sistema completo.</w:t>
-      </w:r>
-    </w:p>
-    <w:p>
-      <w:pPr>
-        <w:rPr>
-          <w:rFonts w:ascii="Calibri" w:eastAsia="Calibri" w:hAnsi="Calibri" w:cs="Calibri"/>
-        </w:rPr>
-      </w:pPr>
-    </w:p>
-    <w:p>
-      <w:pPr>
-        <w:rPr>
-          <w:rFonts w:ascii="Calibri" w:eastAsia="Calibri" w:hAnsi="Calibri" w:cs="Calibri"/>
-        </w:rPr>
-      </w:pPr>
-      <w:r>
-        <w:rPr>
-          <w:rFonts w:ascii="Calibri" w:eastAsia="Calibri" w:hAnsi="Calibri" w:cs="Calibri"/>
-        </w:rPr>
-        <w:t>Realizamos pruebas simples para verificar que todo funcionara como un conjunto. Primero, programamos el nodo sensor para que leyera un valor y lo enviara al coordinador. Con el monitor serial abierto en el computador conectado al coordinador, esperamos y, efectivamente, vimos llegar el primer paquete de datos. Luego, enviamos un comando simple desde el coordinador al esclavo para activar y desactivar el relevador, y escuchamos el satisfactorio "clic" que confirmaba que la orden se había ejecutado correctamente.</w:t>
-      </w:r>
-    </w:p>
-    <w:p>
-      <w:pPr>
-        <w:rPr>
-          <w:rFonts w:ascii="Calibri" w:eastAsia="Calibri" w:hAnsi="Calibri" w:cs="Calibri"/>
-        </w:rPr>
-      </w:pPr>
-    </w:p>
-    <w:p>
-      <w:pPr>
-        <w:rPr>
-          <w:rFonts w:ascii="Calibri" w:eastAsia="Calibri" w:hAnsi="Calibri" w:cs="Calibri"/>
-        </w:rPr>
-      </w:pPr>
-      <w:r>
-        <w:rPr>
-          <w:rFonts w:ascii="Calibri" w:eastAsia="Calibri" w:hAnsi="Calibri" w:cs="Calibri"/>
-        </w:rPr>
-        <w:lastRenderedPageBreak/>
-        <w:t>El proceso de integración fue algo lento y metódico, ya que íbamos verificando cada conexión y cada parte del código paso a paso. Afortunadamente, no tuvimos demasiados problemas inesperados en esta etapa, en gran parte gracias a todo el trabajo previo de prototipado y configuración. Con el sistema base finalmente replicado y funcionando de manera estable, habíamos alcanzado nuestro primer gran objetivo. Ahora, con una plataforma operativa en nuestras manos, podíamos por fin pasar a la fase principal del proyecto: empezar a trabajar de verdad en las mejoras y optimizaciones que nos habíamos propuesto.</w:t>
-      </w:r>
-    </w:p>
-    <w:p>
-      <w:pPr>
-        <w:rPr>
-          <w:rFonts w:ascii="Calibri" w:eastAsia="Calibri" w:hAnsi="Calibri" w:cs="Calibri"/>
-        </w:rPr>
-      </w:pPr>
-    </w:p>
-    <w:p>
-      <w:pPr>
-        <w:rPr>
-          <w:rFonts w:ascii="Calibri" w:eastAsia="Calibri" w:hAnsi="Calibri" w:cs="Calibri"/>
-        </w:rPr>
-      </w:pPr>
-    </w:p>
-    <w:p>
-      <w:pPr>
-        <w:rPr>
-          <w:rFonts w:ascii="Calibri" w:eastAsia="Calibri" w:hAnsi="Calibri" w:cs="Calibri"/>
-        </w:rPr>
-      </w:pPr>
-    </w:p>
-    <w:p>
-      <w:pPr>
-        <w:rPr>
-          <w:rFonts w:ascii="Calibri" w:eastAsia="Calibri" w:hAnsi="Calibri" w:cs="Calibri"/>
-        </w:rPr>
-      </w:pPr>
-    </w:p>
-    <w:p>
-      <w:pPr>
-        <w:rPr>
-          <w:rFonts w:ascii="Calibri" w:eastAsia="Calibri" w:hAnsi="Calibri" w:cs="Calibri"/>
-        </w:rPr>
-      </w:pPr>
-    </w:p>
-    <w:p>
-      <w:pPr>
-        <w:rPr>
-          <w:rFonts w:ascii="Calibri" w:eastAsia="Calibri" w:hAnsi="Calibri" w:cs="Calibri"/>
-        </w:rPr>
-      </w:pPr>
-    </w:p>
-    <w:p>
-      <w:pPr>
-        <w:rPr>
-          <w:rFonts w:ascii="Calibri" w:eastAsia="Calibri" w:hAnsi="Calibri" w:cs="Calibri"/>
-        </w:rPr>
-      </w:pPr>
-      <w:r>
-        <w:rPr>
-          <w:rFonts w:ascii="Calibri" w:eastAsia="Calibri" w:hAnsi="Calibri" w:cs="Calibri"/>
-        </w:rPr>
-        <w:br w:type="page"/>
-      </w:r>
-    </w:p>
-    <w:p>
-      <w:pPr>
-        <w:pStyle w:val="Ttulo2"/>
-        <w:rPr>
-          <w:rFonts w:eastAsia="Calibri"/>
-        </w:rPr>
-      </w:pPr>
-      <w:bookmarkStart w:id="58" w:name="_Toc212026286"/>
+      <w:bookmarkStart w:id="57" w:name="_Toc212026286"/>
       <w:r>
         <w:rPr>
           <w:rFonts w:eastAsia="Calibri"/>
@@ -23548,7 +24675,7 @@
         <w:lastRenderedPageBreak/>
         <w:t>Análisis de mejoras a realizar</w:t>
       </w:r>
-      <w:bookmarkEnd w:id="58"/>
+      <w:bookmarkEnd w:id="57"/>
     </w:p>
     <w:p>
       <w:pPr>
@@ -23738,7 +24865,7 @@
           <w:rFonts w:eastAsia="Calibri"/>
         </w:rPr>
       </w:pPr>
-      <w:bookmarkStart w:id="59" w:name="_Toc212026287"/>
+      <w:bookmarkStart w:id="58" w:name="_Toc212026287"/>
       <w:r>
         <w:rPr>
           <w:rFonts w:eastAsia="Calibri"/>
@@ -23746,43 +24873,43 @@
         <w:lastRenderedPageBreak/>
         <w:t>Mejoras al hardware</w:t>
       </w:r>
+      <w:bookmarkEnd w:id="58"/>
+      <w:r>
+        <w:rPr>
+          <w:rFonts w:eastAsia="Calibri"/>
+        </w:rPr>
+        <w:t xml:space="preserve"> </w:t>
+      </w:r>
+    </w:p>
+    <w:p>
+      <w:r>
+        <w:t>P</w:t>
+      </w:r>
+      <w:r>
+        <w:t>ara mejorar la capacidad de diagnóstico y seguimiento del sistema, se incorporó un módulo de tarjeta micro SD en el nodo coordinador</w:t>
+      </w:r>
+      <w:r>
+        <w:t xml:space="preserve"> y también en el nodo sensor</w:t>
+      </w:r>
+      <w:r>
+        <w:t>. Esta adición nos permite implementar un sistema de registro de eventos o "logs". Cada vez que el coordinador recibe datos, realiza una acción importante o detecta un error, puede escribir una entrada en un archivo de texto dentro de la tarjeta de memoria. De esta manera, si algo falla, tenemos un historial detallado para revisar qué salió mal y en qué momento, facilitando enormemente la depuración y el análisis del comportamiento del sistema a lo largo del tiempo.</w:t>
+      </w:r>
+    </w:p>
+    <w:p>
+      <w:pPr>
+        <w:pStyle w:val="Ttulo3"/>
+        <w:rPr>
+          <w:rFonts w:eastAsia="Calibri"/>
+        </w:rPr>
+      </w:pPr>
+      <w:bookmarkStart w:id="59" w:name="_Toc212026288"/>
+      <w:r>
+        <w:rPr>
+          <w:rFonts w:eastAsia="Calibri"/>
+        </w:rPr>
+        <w:t>Actualización de Microcontroladores: Arduino Nano para el Sensor y ESP32 para el Coordinador</w:t>
+      </w:r>
       <w:bookmarkEnd w:id="59"/>
-      <w:r>
-        <w:rPr>
-          <w:rFonts w:eastAsia="Calibri"/>
-        </w:rPr>
-        <w:t xml:space="preserve"> </w:t>
-      </w:r>
-    </w:p>
-    <w:p>
-      <w:r>
-        <w:t>P</w:t>
-      </w:r>
-      <w:r>
-        <w:t>ara mejorar la capacidad de diagnóstico y seguimiento del sistema, se incorporó un módulo de tarjeta micro SD en el nodo coordinador</w:t>
-      </w:r>
-      <w:r>
-        <w:t xml:space="preserve"> y también en el nodo sensor</w:t>
-      </w:r>
-      <w:r>
-        <w:t>. Esta adición nos permite implementar un sistema de registro de eventos o "logs". Cada vez que el coordinador recibe datos, realiza una acción importante o detecta un error, puede escribir una entrada en un archivo de texto dentro de la tarjeta de memoria. De esta manera, si algo falla, tenemos un historial detallado para revisar qué salió mal y en qué momento, facilitando enormemente la depuración y el análisis del comportamiento del sistema a lo largo del tiempo.</w:t>
-      </w:r>
-    </w:p>
-    <w:p>
-      <w:pPr>
-        <w:pStyle w:val="Ttulo3"/>
-        <w:rPr>
-          <w:rFonts w:eastAsia="Calibri"/>
-        </w:rPr>
-      </w:pPr>
-      <w:bookmarkStart w:id="60" w:name="_Toc212026288"/>
-      <w:r>
-        <w:rPr>
-          <w:rFonts w:eastAsia="Calibri"/>
-        </w:rPr>
-        <w:t>Actualización de Microcontroladores: Arduino Nano para el Sensor y ESP32 para el Coordinador</w:t>
-      </w:r>
-      <w:bookmarkEnd w:id="60"/>
     </w:p>
     <w:p>
       <w:pPr>
@@ -24013,6 +25140,7 @@
     <w:p>
       <w:pPr>
         <w:pStyle w:val="Descripcin"/>
+        <w:keepNext/>
         <w:jc w:val="center"/>
       </w:pPr>
       <w:r>
@@ -24035,7 +25163,7 @@
                     <pic:cNvPicPr/>
                   </pic:nvPicPr>
                   <pic:blipFill>
-                    <a:blip r:embed="rId15" cstate="print">
+                    <a:blip r:embed="rId16" cstate="print">
                       <a:extLst>
                         <a:ext uri="{28A0092B-C50C-407E-A947-70E740481C1C}">
                           <a14:useLocalDpi xmlns:a14="http://schemas.microsoft.com/office/drawing/2010/main" val="0"/>
@@ -24066,21 +25194,16 @@
       <w:pPr>
         <w:pStyle w:val="Descripcin"/>
         <w:jc w:val="center"/>
-        <w:rPr>
-          <w:rFonts w:ascii="Calibri" w:eastAsia="Calibri" w:hAnsi="Calibri" w:cs="Calibri"/>
-        </w:rPr>
-      </w:pPr>
-      <w:bookmarkStart w:id="61" w:name="_Ref210731612"/>
-      <w:bookmarkStart w:id="62" w:name="_Toc210731439"/>
-      <w:bookmarkStart w:id="63" w:name="_Ref210731605"/>
-      <w:r>
-        <w:t xml:space="preserve">Figura </w:t>
+      </w:pPr>
+      <w:bookmarkStart w:id="60" w:name="_Toc212031168"/>
+      <w:r>
+        <w:t xml:space="preserve">Ilustración </w:t>
       </w:r>
       <w:r>
         <w:fldChar w:fldCharType="begin"/>
       </w:r>
       <w:r>
-        <w:instrText xml:space="preserve"> SEQ Figura \* ARABIC </w:instrText>
+        <w:instrText xml:space="preserve"> SEQ Ilustración \* ARABIC </w:instrText>
       </w:r>
       <w:r>
         <w:fldChar w:fldCharType="separate"/>
@@ -24089,29 +25212,18 @@
         <w:rPr>
           <w:noProof/>
         </w:rPr>
-        <w:t>4</w:t>
-      </w:r>
-      <w:r>
-        <w:rPr>
-          <w:noProof/>
-        </w:rPr>
+        <w:t>5</w:t>
+      </w:r>
+      <w:r>
         <w:fldChar w:fldCharType="end"/>
       </w:r>
-      <w:bookmarkEnd w:id="61"/>
-      <w:r>
-        <w:t>.</w:t>
-      </w:r>
-      <w:r>
-        <w:rPr>
-          <w:noProof/>
-        </w:rPr>
-        <w:t xml:space="preserve"> </w:t>
+      <w:r>
+        <w:t xml:space="preserve">. </w:t>
       </w:r>
       <w:r>
         <w:t>Nodo Sensor</w:t>
       </w:r>
-      <w:bookmarkEnd w:id="62"/>
-      <w:bookmarkEnd w:id="63"/>
+      <w:bookmarkEnd w:id="60"/>
     </w:p>
     <w:p>
       <w:pPr>
@@ -24142,7 +25254,7 @@
                     </pic:cNvPicPr>
                   </pic:nvPicPr>
                   <pic:blipFill>
-                    <a:blip r:embed="rId16" cstate="print">
+                    <a:blip r:embed="rId17" cstate="print">
                       <a:extLst>
                         <a:ext uri="{28A0092B-C50C-407E-A947-70E740481C1C}">
                           <a14:useLocalDpi xmlns:a14="http://schemas.microsoft.com/office/drawing/2010/main" val="0"/>
@@ -24179,15 +25291,15 @@
         <w:pStyle w:val="Descripcin"/>
         <w:jc w:val="center"/>
       </w:pPr>
-      <w:bookmarkStart w:id="64" w:name="_Ref210731996"/>
-      <w:r>
-        <w:t xml:space="preserve">Figura </w:t>
+      <w:bookmarkStart w:id="61" w:name="_Toc212031169"/>
+      <w:r>
+        <w:t xml:space="preserve">Ilustración </w:t>
       </w:r>
       <w:r>
         <w:fldChar w:fldCharType="begin"/>
       </w:r>
       <w:r>
-        <w:instrText xml:space="preserve"> SEQ Figura \* ARABIC </w:instrText>
+        <w:instrText xml:space="preserve"> SEQ Ilustración \* ARABIC </w:instrText>
       </w:r>
       <w:r>
         <w:fldChar w:fldCharType="separate"/>
@@ -24196,26 +25308,20 @@
         <w:rPr>
           <w:noProof/>
         </w:rPr>
-        <w:t>5</w:t>
-      </w:r>
-      <w:r>
-        <w:rPr>
-          <w:noProof/>
-        </w:rPr>
+        <w:t>6</w:t>
+      </w:r>
+      <w:r>
         <w:fldChar w:fldCharType="end"/>
       </w:r>
-      <w:bookmarkEnd w:id="64"/>
-      <w:r>
-        <w:t>. Nodo con Esp32</w:t>
-      </w:r>
-    </w:p>
-    <w:p>
-      <w:pPr>
-        <w:rPr>
-          <w:rFonts w:ascii="Calibri" w:eastAsia="Calibri" w:hAnsi="Calibri" w:cs="Calibri"/>
-        </w:rPr>
-      </w:pPr>
-    </w:p>
+      <w:r>
+        <w:t xml:space="preserve">. </w:t>
+      </w:r>
+      <w:r>
+        <w:t>Nodo con Esp32</w:t>
+      </w:r>
+      <w:bookmarkEnd w:id="61"/>
+    </w:p>
+    <w:p/>
     <w:p>
       <w:pPr>
         <w:rPr>
@@ -24883,9 +25989,9 @@
         <w:pStyle w:val="Descripcin"/>
         <w:ind w:left="1416" w:firstLine="708"/>
       </w:pPr>
-      <w:bookmarkStart w:id="65" w:name="_Ref210731672"/>
-      <w:bookmarkStart w:id="66" w:name="_Ref210731727"/>
-      <w:bookmarkStart w:id="67" w:name="_Toc212026314"/>
+      <w:bookmarkStart w:id="62" w:name="_Ref210731672"/>
+      <w:bookmarkStart w:id="63" w:name="_Ref210731727"/>
+      <w:bookmarkStart w:id="64" w:name="_Toc212026314"/>
       <w:r>
         <w:t xml:space="preserve">Tabla </w:t>
       </w:r>
@@ -24910,7 +26016,7 @@
         </w:rPr>
         <w:fldChar w:fldCharType="end"/>
       </w:r>
-      <w:bookmarkEnd w:id="65"/>
+      <w:bookmarkEnd w:id="62"/>
       <w:r>
         <w:t>.</w:t>
       </w:r>
@@ -24923,8 +26029,8 @@
       <w:r>
         <w:t xml:space="preserve"> con Arduino Nano</w:t>
       </w:r>
-      <w:bookmarkEnd w:id="66"/>
-      <w:bookmarkEnd w:id="67"/>
+      <w:bookmarkEnd w:id="63"/>
+      <w:bookmarkEnd w:id="64"/>
     </w:p>
     <w:p/>
     <w:tbl>
@@ -25145,8 +26251,8 @@
         <w:pStyle w:val="Descripcin"/>
         <w:jc w:val="center"/>
       </w:pPr>
-      <w:bookmarkStart w:id="68" w:name="_Ref210731853"/>
-      <w:bookmarkStart w:id="69" w:name="_Toc212026315"/>
+      <w:bookmarkStart w:id="65" w:name="_Ref210731853"/>
+      <w:bookmarkStart w:id="66" w:name="_Toc212026315"/>
       <w:r>
         <w:t xml:space="preserve">Tabla </w:t>
       </w:r>
@@ -25171,127 +26277,110 @@
         </w:rPr>
         <w:fldChar w:fldCharType="end"/>
       </w:r>
-      <w:bookmarkEnd w:id="68"/>
+      <w:bookmarkEnd w:id="65"/>
       <w:r>
         <w:t>. Pines actualizados del nodo Coordinador con Esp32</w:t>
       </w:r>
-      <w:bookmarkEnd w:id="69"/>
+      <w:bookmarkEnd w:id="66"/>
+    </w:p>
+    <w:p>
+      <w:pPr>
+        <w:pStyle w:val="Ttulo3"/>
+        <w:rPr>
+          <w:rFonts w:eastAsia="Calibri"/>
+        </w:rPr>
+      </w:pPr>
+      <w:bookmarkStart w:id="67" w:name="_Toc212026289"/>
+      <w:r>
+        <w:rPr>
+          <w:rFonts w:eastAsia="Calibri"/>
+        </w:rPr>
+        <w:t>Actualización de la Fuente de Alimentación</w:t>
+      </w:r>
+      <w:bookmarkEnd w:id="67"/>
+    </w:p>
+    <w:p>
+      <w:pPr>
+        <w:rPr>
+          <w:rFonts w:ascii="Calibri" w:eastAsia="Calibri" w:hAnsi="Calibri" w:cs="Calibri"/>
+        </w:rPr>
+      </w:pPr>
+      <w:r>
+        <w:rPr>
+          <w:rFonts w:ascii="Calibri" w:eastAsia="Calibri" w:hAnsi="Calibri" w:cs="Calibri"/>
+        </w:rPr>
+        <w:t xml:space="preserve">El </w:t>
+      </w:r>
+      <w:r>
+        <w:rPr>
+          <w:rFonts w:ascii="Calibri" w:eastAsia="Calibri" w:hAnsi="Calibri" w:cs="Calibri"/>
+        </w:rPr>
+        <w:t xml:space="preserve">siguiente </w:t>
+      </w:r>
+      <w:r>
+        <w:rPr>
+          <w:rFonts w:ascii="Calibri" w:eastAsia="Calibri" w:hAnsi="Calibri" w:cs="Calibri"/>
+        </w:rPr>
+        <w:t>punto de ataque para mejorar la eficiencia del sistema fue, lógicamente, la gestión de la energía. En cualquier dispositivo alimentado por baterías, el componente que se encarga de regular el voltaje es crítico, ya que un mal diseño en esta etapa puede desperdiciar una cantidad enorme de energía. Por ello, nuestra primera mejora estratégica fue reemplazar la fuente de alimentación original por una solución mucho más moderna y eficiente.</w:t>
+      </w:r>
+    </w:p>
+    <w:p>
+      <w:pPr>
+        <w:rPr>
+          <w:rFonts w:ascii="Calibri" w:eastAsia="Calibri" w:hAnsi="Calibri" w:cs="Calibri"/>
+        </w:rPr>
+      </w:pPr>
+      <w:r>
+        <w:rPr>
+          <w:rFonts w:ascii="Calibri" w:eastAsia="Calibri" w:hAnsi="Calibri" w:cs="Calibri"/>
+        </w:rPr>
+        <w:t>Del Regulador Lineal (MB102) al Regulador Conmutado (MP1584)</w:t>
+      </w:r>
+    </w:p>
+    <w:p>
+      <w:pPr>
+        <w:rPr>
+          <w:rFonts w:ascii="Calibri" w:eastAsia="Calibri" w:hAnsi="Calibri" w:cs="Calibri"/>
+        </w:rPr>
+      </w:pPr>
+      <w:r>
+        <w:rPr>
+          <w:rFonts w:ascii="Calibri" w:eastAsia="Calibri" w:hAnsi="Calibri" w:cs="Calibri"/>
+        </w:rPr>
+        <w:t>El Módulo Original: MB102</w:t>
+      </w:r>
+    </w:p>
+    <w:p>
+      <w:pPr>
+        <w:rPr>
+          <w:rFonts w:ascii="Calibri" w:eastAsia="Calibri" w:hAnsi="Calibri" w:cs="Calibri"/>
+        </w:rPr>
+      </w:pPr>
+      <w:r>
+        <w:rPr>
+          <w:rFonts w:ascii="Calibri" w:eastAsia="Calibri" w:hAnsi="Calibri" w:cs="Calibri"/>
+        </w:rPr>
+        <w:t>En prototipos iniciales y en muchos proyectos básicos, es común usar fuentes de alimentación como la MB102. Este módulo se basa en un regulador de voltaje lineal (generalmente el AMS1117). Para entender por qué es ineficiente, hay que saber cómo funciona: un regulador lineal toma un voltaje de entrada más alto (por ejemplo, 9V de una batería) y lo reduce al voltaje de salida deseado (por ejemplo, 5V para el Arduino). Para lograr esto, disipa la diferencia de voltaje (en este caso, 4V) en forma de calor</w:t>
+      </w:r>
+      <w:r>
+        <w:rPr>
+          <w:rFonts w:ascii="Calibri" w:eastAsia="Calibri" w:hAnsi="Calibri" w:cs="Calibri"/>
+        </w:rPr>
+        <w:t xml:space="preserve">, este se puede apreciar de mejor manera en la </w:t>
+      </w:r>
     </w:p>
     <w:p>
       <w:pPr>
         <w:keepNext/>
         <w:jc w:val="center"/>
       </w:pPr>
-    </w:p>
-    <w:p>
-      <w:pPr>
-        <w:pStyle w:val="Descripcin"/>
-        <w:jc w:val="center"/>
-        <w:rPr>
-          <w:rFonts w:ascii="Calibri" w:eastAsia="Calibri" w:hAnsi="Calibri" w:cs="Calibri"/>
-        </w:rPr>
-      </w:pPr>
-    </w:p>
-    <w:p/>
-    <w:p/>
-    <w:p>
-      <w:pPr>
-        <w:pStyle w:val="Ttulo3"/>
-        <w:rPr>
-          <w:rFonts w:eastAsia="Calibri"/>
-        </w:rPr>
-      </w:pPr>
-      <w:bookmarkStart w:id="70" w:name="_Toc212026289"/>
-      <w:r>
-        <w:rPr>
-          <w:rFonts w:eastAsia="Calibri"/>
-        </w:rPr>
-        <w:t>Actualización de la Fuente de Alimentación</w:t>
-      </w:r>
-      <w:bookmarkEnd w:id="70"/>
-    </w:p>
-    <w:p>
-      <w:pPr>
-        <w:rPr>
-          <w:rFonts w:ascii="Calibri" w:eastAsia="Calibri" w:hAnsi="Calibri" w:cs="Calibri"/>
-        </w:rPr>
-      </w:pPr>
-      <w:r>
-        <w:rPr>
-          <w:rFonts w:ascii="Calibri" w:eastAsia="Calibri" w:hAnsi="Calibri" w:cs="Calibri"/>
-        </w:rPr>
-        <w:t xml:space="preserve">El </w:t>
-      </w:r>
-      <w:r>
-        <w:rPr>
-          <w:rFonts w:ascii="Calibri" w:eastAsia="Calibri" w:hAnsi="Calibri" w:cs="Calibri"/>
-        </w:rPr>
-        <w:t xml:space="preserve">siguiente </w:t>
-      </w:r>
-      <w:r>
-        <w:rPr>
-          <w:rFonts w:ascii="Calibri" w:eastAsia="Calibri" w:hAnsi="Calibri" w:cs="Calibri"/>
-        </w:rPr>
-        <w:t>punto de ataque para mejorar la eficiencia del sistema fue, lógicamente, la gestión de la energía. En cualquier dispositivo alimentado por baterías, el componente que se encarga de regular el voltaje es crítico, ya que un mal diseño en esta etapa puede desperdiciar una cantidad enorme de energía. Por ello, nuestra primera mejora estratégica fue reemplazar la fuente de alimentación original por una solución mucho más moderna y eficiente.</w:t>
-      </w:r>
-    </w:p>
-    <w:p>
-      <w:pPr>
-        <w:rPr>
-          <w:rFonts w:ascii="Calibri" w:eastAsia="Calibri" w:hAnsi="Calibri" w:cs="Calibri"/>
-        </w:rPr>
-      </w:pPr>
-      <w:r>
-        <w:rPr>
-          <w:rFonts w:ascii="Calibri" w:eastAsia="Calibri" w:hAnsi="Calibri" w:cs="Calibri"/>
-        </w:rPr>
-        <w:t>Del Regulador Lineal (MB102) al Regulador Conmutado (MP1584)</w:t>
-      </w:r>
-    </w:p>
-    <w:p>
-      <w:pPr>
-        <w:rPr>
-          <w:rFonts w:ascii="Calibri" w:eastAsia="Calibri" w:hAnsi="Calibri" w:cs="Calibri"/>
-        </w:rPr>
-      </w:pPr>
-      <w:r>
-        <w:rPr>
-          <w:rFonts w:ascii="Calibri" w:eastAsia="Calibri" w:hAnsi="Calibri" w:cs="Calibri"/>
-        </w:rPr>
-        <w:t>El Módulo Original: MB102</w:t>
-      </w:r>
-    </w:p>
-    <w:p>
-      <w:pPr>
-        <w:rPr>
-          <w:rFonts w:ascii="Calibri" w:eastAsia="Calibri" w:hAnsi="Calibri" w:cs="Calibri"/>
-        </w:rPr>
-      </w:pPr>
-      <w:r>
-        <w:rPr>
-          <w:rFonts w:ascii="Calibri" w:eastAsia="Calibri" w:hAnsi="Calibri" w:cs="Calibri"/>
-        </w:rPr>
-        <w:t>En prototipos iniciales y en muchos proyectos básicos, es común usar fuentes de alimentación como la MB102. Este módulo se basa en un regulador de voltaje lineal (generalmente el AMS1117). Para entender por qué es ineficiente, hay que saber cómo funciona: un regulador lineal toma un voltaje de entrada más alto (por ejemplo, 9V de una batería) y lo reduce al voltaje de salida deseado (por ejemplo, 5V para el Arduino). Para lograr esto, disipa la diferencia de voltaje (en este caso, 4V) en forma de calor</w:t>
-      </w:r>
-      <w:r>
-        <w:rPr>
-          <w:rFonts w:ascii="Calibri" w:eastAsia="Calibri" w:hAnsi="Calibri" w:cs="Calibri"/>
-        </w:rPr>
-        <w:t xml:space="preserve">, este se puede apreciar de mejor manera en la </w:t>
-      </w:r>
-    </w:p>
-    <w:p>
-      <w:pPr>
-        <w:keepNext/>
-        <w:jc w:val="center"/>
-      </w:pPr>
       <w:r>
         <w:rPr>
           <w:rFonts w:ascii="Calibri" w:eastAsia="Calibri" w:hAnsi="Calibri" w:cs="Calibri"/>
           <w:noProof/>
         </w:rPr>
         <w:drawing>
-          <wp:inline distT="0" distB="0" distL="0" distR="0" wp14:anchorId="159FC591" wp14:editId="61EA1D1A">
+          <wp:inline distT="0" distB="0" distL="0" distR="0" wp14:anchorId="159FC591" wp14:editId="57F01128">
             <wp:extent cx="2022822" cy="3373696"/>
             <wp:effectExtent l="0" t="8572" r="7302" b="7303"/>
             <wp:docPr id="10" name="Imagen 10"/>
@@ -25306,7 +26395,7 @@
                     <pic:cNvPicPr/>
                   </pic:nvPicPr>
                   <pic:blipFill rotWithShape="1">
-                    <a:blip r:embed="rId17" cstate="print">
+                    <a:blip r:embed="rId18" cstate="print">
                       <a:extLst>
                         <a:ext uri="{28A0092B-C50C-407E-A947-70E740481C1C}">
                           <a14:useLocalDpi xmlns:a14="http://schemas.microsoft.com/office/drawing/2010/main" val="0"/>
@@ -25344,52 +26433,47 @@
       <w:pPr>
         <w:pStyle w:val="Descripcin"/>
         <w:jc w:val="center"/>
+      </w:pPr>
+      <w:bookmarkStart w:id="68" w:name="_Toc212031170"/>
+      <w:r>
+        <w:t xml:space="preserve">Ilustración </w:t>
+      </w:r>
+      <w:r>
+        <w:fldChar w:fldCharType="begin"/>
+      </w:r>
+      <w:r>
+        <w:instrText xml:space="preserve"> SEQ Ilustración \* ARABIC </w:instrText>
+      </w:r>
+      <w:r>
+        <w:fldChar w:fldCharType="separate"/>
+      </w:r>
+      <w:r>
+        <w:rPr>
+          <w:noProof/>
+        </w:rPr>
+        <w:t>7</w:t>
+      </w:r>
+      <w:r>
+        <w:fldChar w:fldCharType="end"/>
+      </w:r>
+      <w:r>
+        <w:t xml:space="preserve">. </w:t>
+      </w:r>
+      <w:r>
+        <w:t>Regulador MB102</w:t>
+      </w:r>
+      <w:bookmarkEnd w:id="68"/>
+    </w:p>
+    <w:p>
+      <w:pPr>
         <w:rPr>
           <w:rFonts w:ascii="Calibri" w:eastAsia="Calibri" w:hAnsi="Calibri" w:cs="Calibri"/>
         </w:rPr>
       </w:pPr>
       <w:r>
-        <w:t xml:space="preserve">Figura </w:t>
-      </w:r>
-      <w:r>
-        <w:fldChar w:fldCharType="begin"/>
-      </w:r>
-      <w:r>
-        <w:instrText xml:space="preserve"> SEQ Figura \* ARABIC </w:instrText>
-      </w:r>
-      <w:r>
-        <w:fldChar w:fldCharType="separate"/>
-      </w:r>
-      <w:r>
-        <w:rPr>
-          <w:noProof/>
-        </w:rPr>
-        <w:t>6</w:t>
-      </w:r>
-      <w:r>
-        <w:rPr>
-          <w:noProof/>
-        </w:rPr>
-        <w:fldChar w:fldCharType="end"/>
-      </w:r>
-      <w:r>
-        <w:t xml:space="preserve">. Regulador </w:t>
-      </w:r>
-      <w:r>
-        <w:t>MB102</w:t>
-      </w:r>
-    </w:p>
-    <w:p>
-      <w:pPr>
         <w:rPr>
           <w:rFonts w:ascii="Calibri" w:eastAsia="Calibri" w:hAnsi="Calibri" w:cs="Calibri"/>
         </w:rPr>
-      </w:pPr>
-      <w:r>
-        <w:rPr>
-          <w:rFonts w:ascii="Calibri" w:eastAsia="Calibri" w:hAnsi="Calibri" w:cs="Calibri"/>
-        </w:rPr>
-        <w:lastRenderedPageBreak/>
         <w:t>Este proceso es increíblemente derrochador. Es como si para llenar un vaso de agua tuvieras una manguera abierta al máximo y usaras una esponja para absorber todo el exceso que no cabe en el vaso. La esponja se calienta y el agua (la energía) se desperdicia. En nuestro sistema, esto significa que una parte considerable de la preciosa carga de la batería se convierte directamente en calor inútil, reduciendo drásticamente la autonomía del nodo antes de que la energía llegue siquiera al microcontrolador. Cuanto mayor es la diferencia entre el voltaje de la batería y el voltaje que necesita el dispositivo, más energía se desperdicia.</w:t>
       </w:r>
     </w:p>
@@ -25581,7 +26665,7 @@
         </w:rPr>
         <w:lastRenderedPageBreak/>
         <w:drawing>
-          <wp:inline distT="0" distB="0" distL="0" distR="0" wp14:anchorId="7387B9E6" wp14:editId="124E539B">
+          <wp:inline distT="0" distB="0" distL="0" distR="0" wp14:anchorId="7387B9E6" wp14:editId="33B8E9DA">
             <wp:extent cx="2555631" cy="3186495"/>
             <wp:effectExtent l="0" t="0" r="0" b="0"/>
             <wp:docPr id="12" name="Imagen 12"/>
@@ -25596,7 +26680,7 @@
                     <pic:cNvPicPr/>
                   </pic:nvPicPr>
                   <pic:blipFill rotWithShape="1">
-                    <a:blip r:embed="rId18" cstate="print">
+                    <a:blip r:embed="rId19" cstate="print">
                       <a:extLst>
                         <a:ext uri="{28A0092B-C50C-407E-A947-70E740481C1C}">
                           <a14:useLocalDpi xmlns:a14="http://schemas.microsoft.com/office/drawing/2010/main" val="0"/>
@@ -25634,19 +26718,16 @@
       <w:pPr>
         <w:pStyle w:val="Descripcin"/>
         <w:jc w:val="center"/>
-        <w:rPr>
-          <w:rFonts w:ascii="Calibri" w:eastAsia="Calibri" w:hAnsi="Calibri" w:cs="Calibri"/>
-        </w:rPr>
-      </w:pPr>
-      <w:bookmarkStart w:id="71" w:name="_Ref210903565"/>
-      <w:r>
-        <w:t xml:space="preserve">Figura </w:t>
+      </w:pPr>
+      <w:bookmarkStart w:id="69" w:name="_Toc212031171"/>
+      <w:r>
+        <w:t xml:space="preserve">Ilustración </w:t>
       </w:r>
       <w:r>
         <w:fldChar w:fldCharType="begin"/>
       </w:r>
       <w:r>
-        <w:instrText xml:space="preserve"> SEQ Figura \* ARABIC </w:instrText>
+        <w:instrText xml:space="preserve"> SEQ Ilustración \* ARABIC </w:instrText>
       </w:r>
       <w:r>
         <w:fldChar w:fldCharType="separate"/>
@@ -25655,24 +26736,18 @@
         <w:rPr>
           <w:noProof/>
         </w:rPr>
-        <w:t>7</w:t>
-      </w:r>
-      <w:r>
-        <w:rPr>
-          <w:noProof/>
-        </w:rPr>
+        <w:t>8</w:t>
+      </w:r>
+      <w:r>
         <w:fldChar w:fldCharType="end"/>
       </w:r>
-      <w:bookmarkEnd w:id="71"/>
-      <w:r>
-        <w:t xml:space="preserve">. Módulo </w:t>
-      </w:r>
-      <w:r>
-        <w:t>M</w:t>
-      </w:r>
-      <w:r>
-        <w:t>P1584 implementado en nuestros nodos</w:t>
-      </w:r>
+      <w:r>
+        <w:t xml:space="preserve">. </w:t>
+      </w:r>
+      <w:r>
+        <w:t>Módulo MP1584 implementado en nuestros nodos</w:t>
+      </w:r>
+      <w:bookmarkEnd w:id="69"/>
     </w:p>
     <w:p>
       <w:pPr>
@@ -25804,7 +26879,7 @@
           <w:noProof/>
         </w:rPr>
         <w:drawing>
-          <wp:inline distT="0" distB="0" distL="0" distR="0" wp14:anchorId="16B6B3E0" wp14:editId="1D34EBFF">
+          <wp:inline distT="0" distB="0" distL="0" distR="0" wp14:anchorId="16B6B3E0" wp14:editId="6D6E18C3">
             <wp:extent cx="2505876" cy="3198711"/>
             <wp:effectExtent l="0" t="3493" r="5398" b="5397"/>
             <wp:docPr id="3" name="Imagen 3"/>
@@ -25821,7 +26896,7 @@
                     </pic:cNvPicPr>
                   </pic:nvPicPr>
                   <pic:blipFill rotWithShape="1">
-                    <a:blip r:embed="rId19" cstate="print">
+                    <a:blip r:embed="rId20" cstate="print">
                       <a:extLst>
                         <a:ext uri="{28A0092B-C50C-407E-A947-70E740481C1C}">
                           <a14:useLocalDpi xmlns:a14="http://schemas.microsoft.com/office/drawing/2010/main" val="0"/>
@@ -25861,15 +26936,15 @@
         <w:pStyle w:val="Descripcin"/>
         <w:jc w:val="center"/>
       </w:pPr>
-      <w:bookmarkStart w:id="72" w:name="_Ref210732319"/>
-      <w:r>
-        <w:t xml:space="preserve">Figura </w:t>
+      <w:bookmarkStart w:id="70" w:name="_Toc212031172"/>
+      <w:r>
+        <w:t xml:space="preserve">Ilustración </w:t>
       </w:r>
       <w:r>
         <w:fldChar w:fldCharType="begin"/>
       </w:r>
       <w:r>
-        <w:instrText xml:space="preserve"> SEQ Figura \* ARABIC </w:instrText>
+        <w:instrText xml:space="preserve"> SEQ Ilustración \* ARABIC </w:instrText>
       </w:r>
       <w:r>
         <w:fldChar w:fldCharType="separate"/>
@@ -25878,17 +26953,13 @@
         <w:rPr>
           <w:noProof/>
         </w:rPr>
-        <w:t>8</w:t>
-      </w:r>
-      <w:r>
-        <w:rPr>
-          <w:noProof/>
-        </w:rPr>
+        <w:t>9</w:t>
+      </w:r>
+      <w:r>
         <w:fldChar w:fldCharType="end"/>
       </w:r>
-      <w:bookmarkEnd w:id="72"/>
-      <w:r>
-        <w:t>.</w:t>
+      <w:r>
+        <w:t xml:space="preserve">. </w:t>
       </w:r>
       <w:r>
         <w:t xml:space="preserve">Prototipo con regulador MP1584 y jumpers </w:t>
@@ -25897,6 +26968,7 @@
       <w:r>
         <w:t>wires</w:t>
       </w:r>
+      <w:bookmarkEnd w:id="70"/>
       <w:proofErr w:type="spellEnd"/>
     </w:p>
     <w:p>
@@ -25906,7 +26978,7 @@
           <w:rFonts w:eastAsia="Calibri"/>
         </w:rPr>
       </w:pPr>
-      <w:bookmarkStart w:id="73" w:name="_Toc212026290"/>
+      <w:bookmarkStart w:id="71" w:name="_Toc212026290"/>
       <w:r>
         <w:rPr>
           <w:rFonts w:eastAsia="Calibri"/>
@@ -25914,7 +26986,7 @@
         <w:lastRenderedPageBreak/>
         <w:t>Mejoras al Software</w:t>
       </w:r>
-      <w:bookmarkEnd w:id="73"/>
+      <w:bookmarkEnd w:id="71"/>
     </w:p>
     <w:p>
       <w:r>
@@ -25930,7 +27002,7 @@
       <w:pPr>
         <w:pStyle w:val="Ttulo3"/>
       </w:pPr>
-      <w:bookmarkStart w:id="74" w:name="_Toc212026291"/>
+      <w:bookmarkStart w:id="72" w:name="_Toc212026291"/>
       <w:r>
         <w:t xml:space="preserve">Desarrollo de la Librería </w:t>
       </w:r>
@@ -25938,7 +27010,7 @@
       <w:r>
         <w:t>CodecWSN</w:t>
       </w:r>
-      <w:bookmarkEnd w:id="74"/>
+      <w:bookmarkEnd w:id="72"/>
       <w:proofErr w:type="spellEnd"/>
     </w:p>
     <w:p/>
@@ -26056,11 +27128,13 @@
     <w:p/>
     <w:p>
       <w:r>
-        <w:t xml:space="preserve">La consecuencia más importante de esta reducción de datos es el ahorro energético. En los nodos de sensores alimentados por baterías, el módulo de radio es uno de los componentes que más </w:t>
-      </w:r>
+        <w:br w:type="page"/>
+      </w:r>
+    </w:p>
+    <w:p>
       <w:r>
         <w:lastRenderedPageBreak/>
-        <w:t xml:space="preserve">energía consume, y su consumo está directamente relacionado con el tiempo que permanece activo transmitiendo. Al enviar paquetes un 70% más pequeños, el tiempo de transmisión se reduce drásticamente, lo que se traduce en una menor demanda de energía y, por lo tanto, en una mayor autonomía y vida útil para las baterías de los dispositivos en campo. De esta manera, </w:t>
+        <w:t xml:space="preserve">La consecuencia más importante de esta reducción de datos es el ahorro energético. En los nodos de sensores alimentados por baterías, el módulo de radio es uno de los componentes que más energía consume, y su consumo está directamente relacionado con el tiempo que permanece activo transmitiendo. Al enviar paquetes un 70% más pequeños, el tiempo de transmisión se reduce drásticamente, lo que se traduce en una menor demanda de energía y, por lo tanto, en una mayor autonomía y vida útil para las baterías de los dispositivos en campo. De esta manera, </w:t>
       </w:r>
       <w:r>
         <w:t>“</w:t>
@@ -26132,1582 +27206,6 @@
             <wp:extent cx="5612130" cy="1871980"/>
             <wp:effectExtent l="0" t="0" r="7620" b="0"/>
             <wp:docPr id="7" name="Imagen 7"/>
-            <wp:cNvGraphicFramePr>
-              <a:graphicFrameLocks xmlns:a="http://schemas.openxmlformats.org/drawingml/2006/main" noChangeAspect="1"/>
-            </wp:cNvGraphicFramePr>
-            <a:graphic xmlns:a="http://schemas.openxmlformats.org/drawingml/2006/main">
-              <a:graphicData uri="http://schemas.openxmlformats.org/drawingml/2006/picture">
-                <pic:pic xmlns:pic="http://schemas.openxmlformats.org/drawingml/2006/picture">
-                  <pic:nvPicPr>
-                    <pic:cNvPr id="1" name=""/>
-                    <pic:cNvPicPr/>
-                  </pic:nvPicPr>
-                  <pic:blipFill>
-                    <a:blip r:embed="rId20"/>
-                    <a:stretch>
-                      <a:fillRect/>
-                    </a:stretch>
-                  </pic:blipFill>
-                  <pic:spPr>
-                    <a:xfrm>
-                      <a:off x="0" y="0"/>
-                      <a:ext cx="5612130" cy="1871980"/>
-                    </a:xfrm>
-                    <a:prstGeom prst="rect">
-                      <a:avLst/>
-                    </a:prstGeom>
-                  </pic:spPr>
-                </pic:pic>
-              </a:graphicData>
-            </a:graphic>
-          </wp:inline>
-        </w:drawing>
-      </w:r>
-    </w:p>
-    <w:p>
-      <w:pPr>
-        <w:pStyle w:val="Descripcin"/>
-        <w:jc w:val="center"/>
-      </w:pPr>
-      <w:bookmarkStart w:id="75" w:name="_Ref210734724"/>
-      <w:r>
-        <w:t xml:space="preserve">Figura </w:t>
-      </w:r>
-      <w:r>
-        <w:fldChar w:fldCharType="begin"/>
-      </w:r>
-      <w:r>
-        <w:instrText xml:space="preserve"> SEQ Figura \* ARABIC </w:instrText>
-      </w:r>
-      <w:r>
-        <w:fldChar w:fldCharType="separate"/>
-      </w:r>
-      <w:r>
-        <w:rPr>
-          <w:noProof/>
-        </w:rPr>
-        <w:t>9</w:t>
-      </w:r>
-      <w:r>
-        <w:rPr>
-          <w:noProof/>
-        </w:rPr>
-        <w:fldChar w:fldCharType="end"/>
-      </w:r>
-      <w:bookmarkEnd w:id="75"/>
-      <w:r>
-        <w:t>. Desfase de bits en código inicial</w:t>
-      </w:r>
-    </w:p>
-    <w:p/>
-    <w:p>
-      <w:r>
-        <w:t>Para solucionar este problema de desincronización y corrupción, investigamos estrategias de comunicación robustas y llegamos a una solución de dos capas. La primera fue implementar un mecanismo de entramado (</w:t>
-      </w:r>
-      <w:proofErr w:type="spellStart"/>
-      <w:r>
-        <w:t>framing</w:t>
-      </w:r>
-      <w:proofErr w:type="spellEnd"/>
-      <w:r>
-        <w:t>). En lugar de enviar simplemente los 8 bytes de datos, decidimos envolverlos en una estructura más grande llamada "trama". Esta trama incluye una secuencia de inicio única, conocida como SOF (</w:t>
-      </w:r>
-      <w:proofErr w:type="spellStart"/>
-      <w:r>
-        <w:t>Start</w:t>
-      </w:r>
-      <w:proofErr w:type="spellEnd"/>
-      <w:r>
-        <w:t xml:space="preserve"> </w:t>
-      </w:r>
-      <w:proofErr w:type="spellStart"/>
-      <w:r>
-        <w:t>Of</w:t>
-      </w:r>
-      <w:proofErr w:type="spellEnd"/>
-      <w:r>
-        <w:t xml:space="preserve"> </w:t>
-      </w:r>
-      <w:proofErr w:type="spellStart"/>
-      <w:r>
-        <w:t>Frame</w:t>
-      </w:r>
-      <w:proofErr w:type="spellEnd"/>
-      <w:r>
-        <w:t xml:space="preserve">), que en nuestro caso son los bytes 0xAA y 0x55. El receptor ahora ignora cualquier dato entrante hasta que detecta esta secuencia específica, lo que le permite </w:t>
-      </w:r>
-      <w:proofErr w:type="spellStart"/>
-      <w:r>
-        <w:t>resincronizarse</w:t>
-      </w:r>
-      <w:proofErr w:type="spellEnd"/>
-      <w:r>
-        <w:t xml:space="preserve"> automáticamente incluso si se han perdido bytes previamente.</w:t>
-      </w:r>
-    </w:p>
-    <w:p>
-      <w:r>
-        <w:lastRenderedPageBreak/>
-        <w:t xml:space="preserve">Sin embargo, el </w:t>
-      </w:r>
-      <w:proofErr w:type="spellStart"/>
-      <w:r>
-        <w:t>framing</w:t>
-      </w:r>
-      <w:proofErr w:type="spellEnd"/>
-      <w:r>
-        <w:t xml:space="preserve"> por sí solo no resuelve la corrupción de datos dentro de la trama. Para ello, implementamos la segunda capa: un CRC (</w:t>
-      </w:r>
-      <w:proofErr w:type="spellStart"/>
-      <w:r>
-        <w:t>Cyclic</w:t>
-      </w:r>
-      <w:proofErr w:type="spellEnd"/>
-      <w:r>
-        <w:t xml:space="preserve"> </w:t>
-      </w:r>
-      <w:proofErr w:type="spellStart"/>
-      <w:r>
-        <w:t>Redundancy</w:t>
-      </w:r>
-      <w:proofErr w:type="spellEnd"/>
-      <w:r>
-        <w:t xml:space="preserve"> </w:t>
-      </w:r>
-      <w:proofErr w:type="spellStart"/>
-      <w:r>
-        <w:t>Check</w:t>
-      </w:r>
-      <w:proofErr w:type="spellEnd"/>
-      <w:r>
-        <w:t>). Un CRC es, en esencia, una "huella digital" matemática altamente fiable que se calcula a partir de un bloque de datos. La lógica es la siguiente:</w:t>
-      </w:r>
-    </w:p>
-    <w:p>
-      <w:pPr>
-        <w:pStyle w:val="Prrafodelista"/>
-        <w:numPr>
-          <w:ilvl w:val="1"/>
-          <w:numId w:val="46"/>
-        </w:numPr>
-      </w:pPr>
-      <w:r>
-        <w:t>En el emisor: Antes de enviar la trama, aplicamos un algoritmo matemático (en nuestro caso, el CRC16-CCITT) al contenido del mensaje (versión, longitud y los 8 bytes de datos). El resultado es un número de 16 bits (2 bytes) único para ese contenido específico. Este valor de CRC se adjunta al final de la trama.</w:t>
-      </w:r>
-    </w:p>
-    <w:p>
-      <w:pPr>
-        <w:pStyle w:val="Prrafodelista"/>
-        <w:numPr>
-          <w:ilvl w:val="1"/>
-          <w:numId w:val="46"/>
-        </w:numPr>
-      </w:pPr>
-      <w:r>
-        <w:t>En el receptor: Una vez que el receptor detecta una trama completa (usando el SOF y la longitud esperada), realiza exactamente el mismo cálculo de CRC sobre los datos que ha recibido.</w:t>
-      </w:r>
-    </w:p>
-    <w:p>
-      <w:pPr>
-        <w:pStyle w:val="Prrafodelista"/>
-        <w:numPr>
-          <w:ilvl w:val="1"/>
-          <w:numId w:val="46"/>
-        </w:numPr>
-      </w:pPr>
-      <w:r>
-        <w:t>Verificación: Finalmente, compara el CRC que acaba de calcular con el CRC que venía al final de la trama recibida. Si los dos valores son idénticos, podemos estar casi un 100% seguros de que los datos no se corrompieron durante la transmisión. Si no coinciden, significa que al menos un bit cambió en el camino, por lo que el receptor descarta la trama completa por ser inválida y espera la siguiente.</w:t>
-      </w:r>
-    </w:p>
-    <w:p>
-      <w:r>
-        <w:t>Esta doble estrategia de sincronización con SOF y validación con CRC nos proporcionó un canal de comunicación extremadamente robusto. Ahora, el sistema no solo es eficiente en términos de energía y ancho de banda gracias a la compresión binaria, sino que también es altamente fiable, ya que puede recuperarse de pérdidas de sincronización y descartar activamente los datos corruptos.</w:t>
-      </w:r>
-    </w:p>
-    <w:p/>
-    <w:p>
-      <w:pPr>
-        <w:pStyle w:val="Ttulo3"/>
-      </w:pPr>
-      <w:bookmarkStart w:id="76" w:name="_Toc212026292"/>
-      <w:r>
-        <w:t xml:space="preserve">Desarrollo de la </w:t>
-      </w:r>
-      <w:r>
-        <w:t>L</w:t>
-      </w:r>
-      <w:r>
-        <w:t xml:space="preserve">ibrería </w:t>
-      </w:r>
-      <w:proofErr w:type="spellStart"/>
-      <w:r>
-        <w:t>Adaptive</w:t>
-      </w:r>
-      <w:r>
-        <w:t>TX</w:t>
-      </w:r>
-      <w:r>
-        <w:t>WSN</w:t>
-      </w:r>
-      <w:bookmarkEnd w:id="76"/>
-      <w:proofErr w:type="spellEnd"/>
-    </w:p>
-    <w:p>
-      <w:r>
-        <w:t xml:space="preserve">En las redes de sensores inalámbricos (WSN), el recurso más preciado es, sin duda, la energía de la batería. Un nodo sensor puede tener el mejor hardware y el software más eficiente, pero su vida útil está intrínsecamente ligada a la duración de su fuente de poder. Partiendo de esta premisa, hemos desarrollado la librería </w:t>
-      </w:r>
-      <w:proofErr w:type="spellStart"/>
-      <w:r>
-        <w:t>AdaptiveTXWSN</w:t>
-      </w:r>
-      <w:proofErr w:type="spellEnd"/>
-      <w:r>
-        <w:t>, un sistema de gestión de transmisión que no opera con una frecuencia fija, sino que adapta su comportamiento en tiempo real basándose en el estado energético del nodo.</w:t>
-      </w:r>
-    </w:p>
-    <w:p/>
-    <w:p>
-      <w:r>
-        <w:t>El concepto central es la Transmisión Adaptativa. En lugar de transmitir datos a un intervalo constante (por ejemplo, cada 30 segundos), la librería ajusta dinámicamente este periodo. Cuando la batería está completamente cargada, el nodo puede permitirse enviar datos con alta frecuencia para proporcionar información actualizada. Sin embargo, a medida que el nivel de voltaje desciende, la librería reduce proactivamente la frecuencia de transmisión para conservar la energía restante, extendiendo así significativamente la vida operativa del dispositivo en el campo.</w:t>
-      </w:r>
-    </w:p>
-    <w:p>
-      <w:r>
-        <w:t xml:space="preserve">La inteligencia de </w:t>
-      </w:r>
-      <w:proofErr w:type="spellStart"/>
-      <w:r>
-        <w:t>AdaptiveTXWSN</w:t>
-      </w:r>
-      <w:proofErr w:type="spellEnd"/>
-      <w:r>
-        <w:t xml:space="preserve"> se basa en tres pilares fundamentales que trabajan en conjunto:</w:t>
-      </w:r>
-    </w:p>
-    <w:p/>
-    <w:p>
-      <w:pPr>
-        <w:pStyle w:val="Prrafodelista"/>
-        <w:numPr>
-          <w:ilvl w:val="1"/>
-          <w:numId w:val="40"/>
-        </w:numPr>
-      </w:pPr>
-      <w:r>
-        <w:lastRenderedPageBreak/>
-        <w:t>Monitoreo Preciso del Nivel de Energía: La librería mide continuamente el voltaje de la batería. Esto se logra a través de un pin ADC del microcontrolador, y es totalmente configurable para adaptarse a cualquier hardware mediante un divisor de voltaje. Para asegurar lecturas estables y evitar fluctuaciones por ruido eléctrico, promedia varias muestras consecutivas, una práctica que robustece la medición.</w:t>
-      </w:r>
-    </w:p>
-    <w:p/>
-    <w:p>
-      <w:pPr>
-        <w:pStyle w:val="Prrafodelista"/>
-        <w:numPr>
-          <w:ilvl w:val="1"/>
-          <w:numId w:val="40"/>
-        </w:numPr>
-      </w:pPr>
-      <w:r>
-        <w:t>Lógica de Decisión Basada en Umbrales: El sistema clasifica el estado de la batería en tres niveles operativos: ALTO, MEDIO y BAJO. Estos niveles no son fijos, sino que se definen mediante umbrales de voltaje que el usuario puede configurar. Por ejemplo, se puede establecer que por encima de 3.9V el nivel sea ALTO, entre 3.6V y 3.9V sea MEDIO, y por debajo de 3.6V sea BAJO. Además, incluye una función de seguridad crítica: un umbral de corte (</w:t>
-      </w:r>
-      <w:proofErr w:type="spellStart"/>
-      <w:r>
-        <w:t>corteVoltaje_V</w:t>
-      </w:r>
-      <w:proofErr w:type="spellEnd"/>
-      <w:r>
-        <w:t>). Si el voltaje cae por debajo de este punto, la librería detiene todas las transmisiones para proteger la batería de una descarga profunda, que podría dañarla permanentemente.</w:t>
-      </w:r>
-    </w:p>
-    <w:p/>
-    <w:p>
-      <w:pPr>
-        <w:pStyle w:val="Prrafodelista"/>
-        <w:numPr>
-          <w:ilvl w:val="1"/>
-          <w:numId w:val="40"/>
-        </w:numPr>
-      </w:pPr>
-      <w:r>
-        <w:t>Frecuencia de Transmisión Dinámica: Este es el núcleo de la adaptación. Cada uno de los niveles energéticos (ALTO, MEDIO, BAJO) tiene asociado un período de envío configurable. Siguiendo el ejemplo anterior, el nodo podría transmitir cada 5 segundos en nivel ALTO, cambiar a cada 15 segundos en nivel MEDIO, y finalmente reducir la frecuencia a cada 2 minutos en nivel BAJO, priorizando la supervivencia del nodo sobre la inmediatez de los datos.</w:t>
-      </w:r>
-    </w:p>
-    <w:p>
-      <w:r>
-        <w:t>Durante el desarrollo inicial, nos encontramos con un problema clásico en los sistemas de control: el "rebote" o "</w:t>
-      </w:r>
-      <w:proofErr w:type="spellStart"/>
-      <w:r>
-        <w:t>chattering</w:t>
-      </w:r>
-      <w:proofErr w:type="spellEnd"/>
-      <w:r>
-        <w:t>". Si el voltaje de la batería fluctuaba justo en el borde de un umbral (por ejemplo, 3.60V), el ruido en la lectura o pequeños cambios de carga podían hacer que el sistema cambiara rápidamente y de forma errática entre el nivel MEDIO y BAJO. Esto provocaba que la frecuencia de transmisión saltara impredeciblemente entre 15 segundos y 2 minutos, un comportamiento ineficiente y no deseado.</w:t>
-      </w:r>
-    </w:p>
-    <w:p>
-      <w:r>
-        <w:t>La solución implementada fue la histéresis. En lugar de usar un único umbral para cambiar de estado en ambas direcciones, la librería utiliza dos umbrales separados por un pequeño margen</w:t>
-      </w:r>
-      <w:r>
-        <w:t>:</w:t>
-      </w:r>
-    </w:p>
-    <w:p>
-      <w:pPr>
-        <w:pStyle w:val="Prrafodelista"/>
-        <w:numPr>
-          <w:ilvl w:val="0"/>
-          <w:numId w:val="48"/>
-        </w:numPr>
-      </w:pPr>
-      <w:r>
-        <w:t>Para bajar de MEDIO a BAJO, el voltaje debe caer por debajo del umbral menos un diferencial (ej. 3.60V - 3%).</w:t>
-      </w:r>
-    </w:p>
-    <w:p/>
-    <w:p>
-      <w:pPr>
-        <w:pStyle w:val="Prrafodelista"/>
-        <w:numPr>
-          <w:ilvl w:val="0"/>
-          <w:numId w:val="48"/>
-        </w:numPr>
-      </w:pPr>
-      <w:r>
-        <w:t>Para subir de BAJO a MEDIO, el voltaje debe superar el umbral más un diferencial (ej. 3.60V + 3%).</w:t>
-      </w:r>
-    </w:p>
-    <w:p>
-      <w:r>
-        <w:t>Este mecanismo crea una "zona muerta" que absorbe las pequeñas fluctuaciones, asegurando que los cambios de estado sean deliberados y estables. Es el mismo principio que utiliza un termostato para evitar que el aire acondicionado se encienda y apague constantemente.</w:t>
-      </w:r>
-    </w:p>
-    <w:p/>
-    <w:p>
-      <w:pPr>
-        <w:rPr>
-          <w:rFonts w:ascii="Calibri" w:eastAsia="Calibri" w:hAnsi="Calibri" w:cs="Calibri"/>
-        </w:rPr>
-      </w:pPr>
-      <w:r>
-        <w:rPr>
-          <w:rFonts w:ascii="Calibri" w:eastAsia="Calibri" w:hAnsi="Calibri" w:cs="Calibri"/>
-        </w:rPr>
-        <w:t xml:space="preserve">Una de las mayores ventajas de </w:t>
-      </w:r>
-      <w:proofErr w:type="spellStart"/>
-      <w:r>
-        <w:rPr>
-          <w:rFonts w:ascii="Calibri" w:eastAsia="Calibri" w:hAnsi="Calibri" w:cs="Calibri"/>
-        </w:rPr>
-        <w:t>AdaptiveTXWSN</w:t>
-      </w:r>
-      <w:proofErr w:type="spellEnd"/>
-      <w:r>
-        <w:rPr>
-          <w:rFonts w:ascii="Calibri" w:eastAsia="Calibri" w:hAnsi="Calibri" w:cs="Calibri"/>
-        </w:rPr>
-        <w:t xml:space="preserve"> es que es totalmente configurable. Prácticamente todos sus parámetros de funcionamiento pueden ser ajustados por el usuario, no solo en la configuración inicial sino también dinámicamente durante la ejecución. Esto permite:</w:t>
-      </w:r>
-    </w:p>
-    <w:p>
-      <w:pPr>
-        <w:pStyle w:val="Prrafodelista"/>
-        <w:numPr>
-          <w:ilvl w:val="0"/>
-          <w:numId w:val="49"/>
-        </w:numPr>
-        <w:rPr>
-          <w:rFonts w:ascii="Calibri" w:eastAsia="Calibri" w:hAnsi="Calibri" w:cs="Calibri"/>
-        </w:rPr>
-      </w:pPr>
-      <w:r>
-        <w:rPr>
-          <w:rFonts w:ascii="Calibri" w:eastAsia="Calibri" w:hAnsi="Calibri" w:cs="Calibri"/>
-        </w:rPr>
-        <w:t xml:space="preserve">Adaptarse a cualquier tipo de batería: Baterías </w:t>
-      </w:r>
-      <w:proofErr w:type="spellStart"/>
-      <w:r>
-        <w:rPr>
-          <w:rFonts w:ascii="Calibri" w:eastAsia="Calibri" w:hAnsi="Calibri" w:cs="Calibri"/>
-        </w:rPr>
-        <w:t>LiPo</w:t>
-      </w:r>
-      <w:proofErr w:type="spellEnd"/>
-      <w:r>
-        <w:rPr>
-          <w:rFonts w:ascii="Calibri" w:eastAsia="Calibri" w:hAnsi="Calibri" w:cs="Calibri"/>
-        </w:rPr>
-        <w:t>, Li-ion o LiFePO4 tienen curvas de descarga diferentes. Con esta librería, se pueden ajustar los umbrales para que coincidan con las características específicas de la batería utilizada.</w:t>
-      </w:r>
-    </w:p>
-    <w:p>
-      <w:pPr>
-        <w:pStyle w:val="Prrafodelista"/>
-        <w:numPr>
-          <w:ilvl w:val="0"/>
-          <w:numId w:val="49"/>
-        </w:numPr>
-        <w:rPr>
-          <w:rFonts w:ascii="Calibri" w:eastAsia="Calibri" w:hAnsi="Calibri" w:cs="Calibri"/>
-        </w:rPr>
-      </w:pPr>
-      <w:r>
-        <w:rPr>
-          <w:rFonts w:ascii="Calibri" w:eastAsia="Calibri" w:hAnsi="Calibri" w:cs="Calibri"/>
-        </w:rPr>
-        <w:t>Ajustarse a los requisitos de la aplicación: Una aplicación de monitoreo ambiental puede permitirse intervalos largos, mientras que un sistema de alarma necesita reportes más frecuentes. Los períodos se pueden adaptar a cada necesidad.</w:t>
-      </w:r>
-    </w:p>
-    <w:p>
-      <w:pPr>
-        <w:pStyle w:val="Prrafodelista"/>
-        <w:numPr>
-          <w:ilvl w:val="0"/>
-          <w:numId w:val="49"/>
-        </w:numPr>
-        <w:rPr>
-          <w:rFonts w:ascii="Calibri" w:eastAsia="Calibri" w:hAnsi="Calibri" w:cs="Calibri"/>
-        </w:rPr>
-      </w:pPr>
-      <w:r>
-        <w:rPr>
-          <w:rFonts w:ascii="Calibri" w:eastAsia="Calibri" w:hAnsi="Calibri" w:cs="Calibri"/>
-        </w:rPr>
-        <w:t>Realizar ajustes en campo: Es posible modificar los umbrales o los períodos de forma remota, permitiendo optimizar el comportamiento de la red sin necesidad de reprogramar físicamente cada nodo</w:t>
-      </w:r>
-      <w:r>
-        <w:rPr>
-          <w:rFonts w:ascii="Calibri" w:eastAsia="Calibri" w:hAnsi="Calibri" w:cs="Calibri"/>
-        </w:rPr>
-        <w:t xml:space="preserve">. </w:t>
-      </w:r>
-    </w:p>
-    <w:p>
-      <w:pPr>
-        <w:rPr>
-          <w:rFonts w:ascii="Calibri" w:eastAsia="Calibri" w:hAnsi="Calibri" w:cs="Calibri"/>
-        </w:rPr>
-      </w:pPr>
-      <w:r>
-        <w:rPr>
-          <w:rFonts w:ascii="Calibri" w:eastAsia="Calibri" w:hAnsi="Calibri" w:cs="Calibri"/>
-        </w:rPr>
-        <w:t xml:space="preserve">En conclusión, </w:t>
-      </w:r>
-      <w:proofErr w:type="spellStart"/>
-      <w:r>
-        <w:rPr>
-          <w:rFonts w:ascii="Calibri" w:eastAsia="Calibri" w:hAnsi="Calibri" w:cs="Calibri"/>
-        </w:rPr>
-        <w:t>AdaptiveTXWSN</w:t>
-      </w:r>
-      <w:proofErr w:type="spellEnd"/>
-      <w:r>
-        <w:rPr>
-          <w:rFonts w:ascii="Calibri" w:eastAsia="Calibri" w:hAnsi="Calibri" w:cs="Calibri"/>
-        </w:rPr>
-        <w:t xml:space="preserve"> transforma un simple temporizador de envío en un gestor de energía inteligente. Su capacidad para tomar decisiones en tiempo real basadas en el estado del recurso más vital —la batería— la convierte en una herramienta indispensable para crear redes de sensores robustas, autónomas y de larga duración.</w:t>
-      </w:r>
-    </w:p>
-    <w:p>
-      <w:pPr>
-        <w:pStyle w:val="Ttulo2"/>
-        <w:rPr>
-          <w:rFonts w:eastAsia="Calibri"/>
-        </w:rPr>
-      </w:pPr>
-      <w:bookmarkStart w:id="77" w:name="_Toc212026293"/>
-      <w:r>
-        <w:rPr>
-          <w:rFonts w:eastAsia="Calibri"/>
-        </w:rPr>
-        <w:t xml:space="preserve">Mejoras </w:t>
-      </w:r>
-      <w:r>
-        <w:rPr>
-          <w:rFonts w:eastAsia="Calibri"/>
-        </w:rPr>
-        <w:t>de la Sinergia Hardware-Software</w:t>
-      </w:r>
-      <w:r>
-        <w:rPr>
-          <w:rFonts w:eastAsia="Calibri"/>
-        </w:rPr>
-        <w:t xml:space="preserve">: Librería </w:t>
-      </w:r>
-      <w:proofErr w:type="spellStart"/>
-      <w:r>
-        <w:rPr>
-          <w:rFonts w:eastAsia="Calibri"/>
-        </w:rPr>
-        <w:t>EnergyWSN</w:t>
-      </w:r>
-      <w:bookmarkEnd w:id="77"/>
-      <w:proofErr w:type="spellEnd"/>
-    </w:p>
-    <w:p>
-      <w:r>
-        <w:t xml:space="preserve">El avance más significativo en nuestro proyecto no provino de una mejora aislada, sino del análisis profundo de cómo el hardware y el software interactúan. Entendimos </w:t>
-      </w:r>
-      <w:proofErr w:type="gramStart"/>
-      <w:r>
-        <w:t>que</w:t>
-      </w:r>
-      <w:proofErr w:type="gramEnd"/>
-      <w:r>
-        <w:t xml:space="preserve"> para lograr una autonomía energética radical, el nodo sensor no podía funcionar de manera monolítica, con todos sus componentes encendidos permanentemente. La solución fue diseñar un ciclo de trabajo por pulsos, donde el nodo pasa la mayor parte de su tiempo en un estado de letargo de consumo casi nulo y solo "despierta" durante breves y precisas ventanas de tiempo para cumplir sus tareas. </w:t>
-      </w:r>
-    </w:p>
-    <w:p>
-      <w:r>
-        <w:t>Esta estrategia requirió una simbiosis perfecta entre modificaciones físicas (hardware) y una lógica de control inteligente (software)</w:t>
-      </w:r>
-      <w:r>
-        <w:t xml:space="preserve"> que implementamos como una librería llamada </w:t>
-      </w:r>
-      <w:proofErr w:type="spellStart"/>
-      <w:r>
-        <w:rPr>
-          <w:rFonts w:eastAsia="Calibri"/>
-        </w:rPr>
-        <w:t>EnergyWSN</w:t>
-      </w:r>
-      <w:proofErr w:type="spellEnd"/>
-      <w:r>
-        <w:t xml:space="preserve">. </w:t>
-      </w:r>
-    </w:p>
-    <w:p>
-      <w:r>
-        <w:t>Para que el software pudiera gestionar la energía de forma granular, primero tuvimos que realizar cambios clave en el hardware del nodo:</w:t>
-      </w:r>
-    </w:p>
-    <w:p>
-      <w:pPr>
-        <w:pStyle w:val="Prrafodelista"/>
-        <w:numPr>
-          <w:ilvl w:val="0"/>
-          <w:numId w:val="50"/>
-        </w:numPr>
-      </w:pPr>
-      <w:r>
-        <w:t>Línea de Voltaje Independiente para Sensores: Aislamos la alimentación de todos los sensores (ZMPT, ACS712) en un riel de potencia separado. Esto es crucial porque muchos sensores consumen energía de forma pasiva incluso cuando no están tomando mediciones.</w:t>
-      </w:r>
-    </w:p>
-    <w:p>
-      <w:pPr>
-        <w:pStyle w:val="Prrafodelista"/>
-      </w:pPr>
-    </w:p>
-    <w:p>
-      <w:pPr>
-        <w:pStyle w:val="Prrafodelista"/>
-        <w:numPr>
-          <w:ilvl w:val="0"/>
-          <w:numId w:val="50"/>
-        </w:numPr>
-      </w:pPr>
-      <w:r>
-        <w:t>Control de Potencia por Software: Para gestionar esta nueva línea de voltaje, integramos un MOSFET conectado a un transistor NPN que actúa como un interruptor electrónico de alta eficiencia. El microcontrolador ahora puede, mediante un simple pulso digital, encender o apagar por completo todo el conjunto de sensores, eliminando cualquier consumo fantasma, y debido a la naturaleza de</w:t>
-      </w:r>
-      <w:r>
-        <w:t xml:space="preserve">l </w:t>
-      </w:r>
-      <w:r>
-        <w:t xml:space="preserve">MOSFET </w:t>
-      </w:r>
-      <w:r>
-        <w:t xml:space="preserve">que </w:t>
-      </w:r>
-      <w:r>
-        <w:t>se controla por Voltaje por lo que para mantenerlo encendido su consumo es prácticamente cero</w:t>
-      </w:r>
-    </w:p>
-    <w:p>
-      <w:pPr>
-        <w:pStyle w:val="Prrafodelista"/>
-      </w:pPr>
-    </w:p>
-    <w:p>
-      <w:pPr>
-        <w:pStyle w:val="Prrafodelista"/>
-        <w:numPr>
-          <w:ilvl w:val="0"/>
-          <w:numId w:val="50"/>
-        </w:numPr>
-      </w:pPr>
-      <w:r>
-        <w:lastRenderedPageBreak/>
-        <w:t xml:space="preserve">Gestión Avanzada del Módulo de Radio: </w:t>
-      </w:r>
-      <w:proofErr w:type="spellStart"/>
-      <w:r>
-        <w:t>Par</w:t>
-      </w:r>
-      <w:r>
-        <w:t>|</w:t>
-      </w:r>
-      <w:r>
-        <w:t>a</w:t>
-      </w:r>
-      <w:proofErr w:type="spellEnd"/>
-      <w:r>
-        <w:t xml:space="preserve"> controlar el módulo XBee, que opera a 3.3V, se añadió </w:t>
-      </w:r>
-      <w:r>
-        <w:t>un par de pines conectados</w:t>
-      </w:r>
-      <w:r>
-        <w:t xml:space="preserve"> que permite</w:t>
-      </w:r>
-      <w:r>
-        <w:t>n</w:t>
-      </w:r>
-      <w:r>
-        <w:t xml:space="preserve"> al Arduino (de 5V) "pedirle" al XBee que entre en su modo de hibernación de ultra bajo consumo, utilizando sus pines de control de energía específicos (SLEEP_RQ). </w:t>
-      </w:r>
-    </w:p>
-    <w:p>
-      <w:pPr>
-        <w:pStyle w:val="Prrafodelista"/>
-      </w:pPr>
-    </w:p>
-    <w:p>
-      <w:r>
-        <w:t>Con el hardware preparado, el código se convierte en el director de orquesta que ejecuta una secuencia de operaciones meticulosamente cronometrada para minimizar el consumo en cada paso</w:t>
-      </w:r>
-      <w:r>
-        <w:t xml:space="preserve"> a partir de las funciones entregadas por nuestra librería</w:t>
-      </w:r>
-      <w:r>
-        <w:t>. La lógica del programa es la siguiente:</w:t>
-      </w:r>
-    </w:p>
-    <w:p/>
-    <w:p>
-      <w:pPr>
-        <w:pStyle w:val="Prrafodelista"/>
-        <w:numPr>
-          <w:ilvl w:val="0"/>
-          <w:numId w:val="51"/>
-        </w:numPr>
-      </w:pPr>
-      <w:r>
-        <w:t>El Despertar Controlado: El ciclo comienza cuando el microcontrolador sale de su estado de sueño profundo (</w:t>
-      </w:r>
-      <w:proofErr w:type="spellStart"/>
-      <w:r>
-        <w:t>deep</w:t>
-      </w:r>
-      <w:proofErr w:type="spellEnd"/>
-      <w:r>
-        <w:t xml:space="preserve"> </w:t>
-      </w:r>
-      <w:proofErr w:type="spellStart"/>
-      <w:r>
-        <w:t>sleep</w:t>
-      </w:r>
-      <w:proofErr w:type="spellEnd"/>
-      <w:r>
-        <w:t>), activado por un temporizador interno.</w:t>
-      </w:r>
-    </w:p>
-    <w:p>
-      <w:pPr>
-        <w:pStyle w:val="Prrafodelista"/>
-        <w:numPr>
-          <w:ilvl w:val="0"/>
-          <w:numId w:val="51"/>
-        </w:numPr>
-      </w:pPr>
-      <w:r>
-        <w:t xml:space="preserve">Activación y Estabilización de Sensores: Lo primero que hace es enviar una señal al MOSFET para energizar los sensores. Inmediatamente después, el programa espera un breve instante (un </w:t>
-      </w:r>
-      <w:proofErr w:type="spellStart"/>
-      <w:r>
-        <w:t>delay</w:t>
-      </w:r>
-      <w:proofErr w:type="spellEnd"/>
-      <w:r>
-        <w:t xml:space="preserve"> de milisegundos). Este pequeño tiempo de espera es fundamental, ya que los componentes electrónicos necesitan un momento para que sus voltajes se estabilicen tras el encendido. Omitir este paso podría resultar en mediciones erróneas o inconsistentes.</w:t>
-      </w:r>
-    </w:p>
-    <w:p>
-      <w:pPr>
-        <w:pStyle w:val="Prrafodelista"/>
-        <w:numPr>
-          <w:ilvl w:val="0"/>
-          <w:numId w:val="51"/>
-        </w:numPr>
-      </w:pPr>
-      <w:r>
-        <w:t>Adquisición Rápida de Datos: Una vez estabilizados los sensores, el microcontrolador realiza las lecturas de voltaje y corriente (</w:t>
-      </w:r>
-      <w:proofErr w:type="spellStart"/>
-      <w:r>
-        <w:t>analogRead</w:t>
-      </w:r>
-      <w:proofErr w:type="spellEnd"/>
-      <w:r>
-        <w:t>) de la forma más rápida posible.</w:t>
-      </w:r>
-    </w:p>
-    <w:p>
-      <w:pPr>
-        <w:pStyle w:val="Prrafodelista"/>
-        <w:numPr>
-          <w:ilvl w:val="0"/>
-          <w:numId w:val="51"/>
-        </w:numPr>
-      </w:pPr>
-      <w:r>
-        <w:t>Desactivación Inmediata: Tan pronto como se tienen las mediciones, el software corta la alimentación de los sensores a través del MOSFET. Con esto, nos aseguramos de que solo consuman energía durante la fracción de segundo estrictamente necesaria.</w:t>
-      </w:r>
-    </w:p>
-    <w:p>
-      <w:pPr>
-        <w:pStyle w:val="Prrafodelista"/>
-        <w:numPr>
-          <w:ilvl w:val="0"/>
-          <w:numId w:val="51"/>
-        </w:numPr>
-      </w:pPr>
-      <w:r>
-        <w:t>Almacenamiento Local: De forma siguiente, los datos se guardan en una tarjeta SD como respaldo local</w:t>
-      </w:r>
-      <w:r>
-        <w:t xml:space="preserve"> para evitar pérdidas</w:t>
-      </w:r>
-      <w:r>
-        <w:t>.</w:t>
-      </w:r>
-    </w:p>
-    <w:p>
-      <w:pPr>
-        <w:pStyle w:val="Prrafodelista"/>
-        <w:numPr>
-          <w:ilvl w:val="0"/>
-          <w:numId w:val="51"/>
-        </w:numPr>
-      </w:pPr>
-      <w:r>
-        <w:t>Comunicación Eficiente: Con los sensores ya apagados, el programa "despierta" al módulo de radio XBee. Compone el paquete de datos y lo transmite. Inmediatamente después de confirmar el envío, le ordena al XBee que vuelva a dormir. El radio, que es el componente de mayor consumo, solo está activo durante el mínimo tiempo indispensable.</w:t>
-      </w:r>
-    </w:p>
-    <w:p>
-      <w:pPr>
-        <w:pStyle w:val="Prrafodelista"/>
-        <w:numPr>
-          <w:ilvl w:val="0"/>
-          <w:numId w:val="51"/>
-        </w:numPr>
-      </w:pPr>
-      <w:r>
-        <w:t>El Sueño Profundo: Una vez completadas todas las tareas, el microcontrolador ejecuta la instrucción final: entrar en un modo de hibernación (</w:t>
-      </w:r>
-      <w:proofErr w:type="spellStart"/>
-      <w:r>
-        <w:t>LowPower.sleepFor_ms</w:t>
-      </w:r>
-      <w:proofErr w:type="spellEnd"/>
-      <w:r>
-        <w:t>). En este estado, consume apenas unos microamperios. Permanece así durante el tiempo configurado (desde segundos hasta varios minutos) hasta que el ciclo deba repetirse.</w:t>
-      </w:r>
-    </w:p>
-    <w:p>
-      <w:r>
-        <w:t xml:space="preserve">Esta metodología tan precisa permite la mayor ventaja de ahorro energético que hemos avanzado hasta ahora y la más completa ya que nos da una </w:t>
-      </w:r>
-      <w:r>
-        <w:t>solución robusta y reutilizable</w:t>
-      </w:r>
-      <w:r>
-        <w:t xml:space="preserve"> </w:t>
-      </w:r>
-    </w:p>
-    <w:p>
-      <w:r>
-        <w:t>Lograr esta orquestación precisa entre hardware y software no fue un camino directo. Fue un proceso iterativo lleno de investigación, retos inesperados y un aprendizaje práctico invaluable. La implementación de esta estrategia de ultra bajo consumo representó uno de los mayores desafíos técnicos del proyecto</w:t>
-      </w:r>
-      <w:r>
-        <w:t xml:space="preserve"> y por eso es que estamos tan orgullosos de </w:t>
-      </w:r>
-      <w:proofErr w:type="spellStart"/>
-      <w:r>
-        <w:rPr>
-          <w:rFonts w:eastAsia="Calibri"/>
-        </w:rPr>
-        <w:t>EnergyWSN</w:t>
-      </w:r>
-      <w:proofErr w:type="spellEnd"/>
-      <w:r>
-        <w:t>.</w:t>
-      </w:r>
-    </w:p>
-    <w:p>
-      <w:r>
-        <w:t xml:space="preserve">El primer paso fue adquirir los componentes necesarios. Conseguir el MOSFET adecuado, con las características de bajo voltaje de activación que necesitábamos, resultó ser sorprendentemente </w:t>
-      </w:r>
-      <w:r>
-        <w:lastRenderedPageBreak/>
-        <w:t>difícil. Cuando finalmente lo encontramos, cometimos un error de novato: lo compramos en un encapsulado SOT-23, un formato de montaje superficial. Estos componentes son increíblemente pequeños, diseñados para ser soldados por máquinas en producción en masa.</w:t>
-      </w:r>
-    </w:p>
-    <w:p>
-      <w:r>
-        <w:t xml:space="preserve">Para poder usarlos en nuestros prototipos, tuvimos que comprar adaptadores de SOT-23 a formato DIP/SIP, que es el estándar para </w:t>
-      </w:r>
-      <w:proofErr w:type="spellStart"/>
-      <w:r>
-        <w:t>protoboards</w:t>
-      </w:r>
-      <w:proofErr w:type="spellEnd"/>
-      <w:r>
-        <w:t>. Aunque ya teníamos experiencia soldando, enfrentarnos a estos componentes fue nuestro mayor reto de soldadura hasta la fecha. Trabajar con piezas tan diminutas requirió un pulso de cirujano, herramientas de precisión y mucha paciencia, pero superarlo nos dio una nueva y valiosa habilidad</w:t>
-      </w:r>
-    </w:p>
-    <w:p>
-      <w:r>
-        <w:t>No bastaba con solo conectar los componentes. Tuvimos que sumergirnos en la teoría para usarlos de manera efectiva. Invertimos tiempo en aprender desde los fundamentos:</w:t>
-      </w:r>
-    </w:p>
-    <w:p>
-      <w:pPr>
-        <w:pStyle w:val="Prrafodelista"/>
-        <w:numPr>
-          <w:ilvl w:val="0"/>
-          <w:numId w:val="52"/>
-        </w:numPr>
-      </w:pPr>
-      <w:proofErr w:type="spellStart"/>
-      <w:r>
-        <w:t>MOSFETs</w:t>
-      </w:r>
-      <w:proofErr w:type="spellEnd"/>
-      <w:r>
-        <w:t xml:space="preserve">: Entender cómo funcionan como interruptores controlados por voltaje, qué es el voltaje de umbral (gate </w:t>
-      </w:r>
-      <w:proofErr w:type="spellStart"/>
-      <w:r>
-        <w:t>threshold</w:t>
-      </w:r>
-      <w:proofErr w:type="spellEnd"/>
-      <w:r>
-        <w:t>), y cómo elegir el correcto para que un microcontrolador de 5V pudiera activarlo sin problemas.</w:t>
-      </w:r>
-    </w:p>
-    <w:p>
-      <w:pPr>
-        <w:pStyle w:val="Prrafodelista"/>
-        <w:numPr>
-          <w:ilvl w:val="0"/>
-          <w:numId w:val="52"/>
-        </w:numPr>
-      </w:pPr>
-      <w:r>
-        <w:t>Transistores NPN: Estudiar su funcionamiento como interruptores y, crucialmente, como "</w:t>
-      </w:r>
-      <w:proofErr w:type="spellStart"/>
-      <w:r>
-        <w:t>level</w:t>
-      </w:r>
-      <w:proofErr w:type="spellEnd"/>
-      <w:r>
-        <w:t xml:space="preserve"> </w:t>
-      </w:r>
-      <w:proofErr w:type="spellStart"/>
-      <w:r>
-        <w:t>shifters</w:t>
-      </w:r>
-      <w:proofErr w:type="spellEnd"/>
-      <w:r>
-        <w:t xml:space="preserve">" para poder comunicar de forma segura </w:t>
-      </w:r>
-      <w:r>
-        <w:t xml:space="preserve">la señal </w:t>
-      </w:r>
-      <w:r>
-        <w:t>de encendido o apagado</w:t>
-      </w:r>
-    </w:p>
-    <w:p>
-      <w:r>
-        <w:t>Este conocimiento teórico fue el puente que nos permitió pasar de un simple cableado a un diseño electrónico robusto y fiable.</w:t>
-      </w:r>
-    </w:p>
-    <w:p>
-      <w:r>
-        <w:t>El afinamiento del software fue igualmente desafiante:</w:t>
-      </w:r>
-    </w:p>
-    <w:p>
-      <w:pPr>
-        <w:pStyle w:val="Prrafodelista"/>
-        <w:numPr>
-          <w:ilvl w:val="0"/>
-          <w:numId w:val="53"/>
-        </w:numPr>
-      </w:pPr>
-      <w:r>
-        <w:t>Tiempos de Espera (</w:t>
-      </w:r>
-      <w:proofErr w:type="spellStart"/>
-      <w:r>
-        <w:t>delays</w:t>
-      </w:r>
-      <w:proofErr w:type="spellEnd"/>
-      <w:r>
-        <w:t xml:space="preserve">): Determinar los retardos necesarios para la estabilización de los componentes fue un proceso de mucha prueba y error. Un </w:t>
-      </w:r>
-      <w:proofErr w:type="spellStart"/>
-      <w:r>
-        <w:t>delay</w:t>
-      </w:r>
-      <w:proofErr w:type="spellEnd"/>
-      <w:r>
-        <w:t xml:space="preserve"> muy corto resultaba en lecturas incorrectas; uno muy largo desperdiciaba milisegundos preciosos de batería en cada ciclo. Experimentamos hasta encontrar el punto óptimo entre fiabilidad y eficiencia.</w:t>
-      </w:r>
-    </w:p>
-    <w:p/>
-    <w:p>
-      <w:pPr>
-        <w:pStyle w:val="Prrafodelista"/>
-        <w:numPr>
-          <w:ilvl w:val="0"/>
-          <w:numId w:val="53"/>
-        </w:numPr>
-      </w:pPr>
-      <w:r>
-        <w:t>Documentación del Microcontrolador: Tuvimos que sumergirnos en las hojas de datos (</w:t>
-      </w:r>
-      <w:proofErr w:type="spellStart"/>
-      <w:r>
-        <w:t>datasheets</w:t>
-      </w:r>
-      <w:proofErr w:type="spellEnd"/>
-      <w:r>
-        <w:t>) del microcontrolador ATmega328P. Allí descubrimos una limitación clave del modo de sueño profundo: el temporizador interno (</w:t>
-      </w:r>
-      <w:proofErr w:type="spellStart"/>
-      <w:r>
-        <w:t>Watchdog</w:t>
-      </w:r>
-      <w:proofErr w:type="spellEnd"/>
-      <w:r>
-        <w:t xml:space="preserve"> </w:t>
-      </w:r>
-      <w:proofErr w:type="spellStart"/>
-      <w:r>
-        <w:t>Timer</w:t>
-      </w:r>
-      <w:proofErr w:type="spellEnd"/>
-      <w:r>
-        <w:t>) solo puede configurarse para un máximo de 8 segundos de sueño. Para lograr pausas más largas (como 1 o 2 minutos), tuvimos que diseñar un bucle en nuestro código que "despierta" brevemente cada 8 segundos solo para volver a dormirse, hasta completar el tiempo total deseado.</w:t>
-      </w:r>
-    </w:p>
-    <w:p/>
-    <w:p>
-      <w:pPr>
-        <w:pStyle w:val="Prrafodelista"/>
-        <w:numPr>
-          <w:ilvl w:val="0"/>
-          <w:numId w:val="53"/>
-        </w:numPr>
-      </w:pPr>
-      <w:r>
-        <w:t xml:space="preserve">Documentación del XBee: El modo de hibernación del XBee (Pin </w:t>
-      </w:r>
-      <w:proofErr w:type="spellStart"/>
-      <w:r>
-        <w:t>Sleep</w:t>
-      </w:r>
-      <w:proofErr w:type="spellEnd"/>
-      <w:r>
-        <w:t>) requirió otra lectura intensiva de su documentación. Primero, tuvimos que reconfigurar los módulos como "</w:t>
-      </w:r>
-      <w:proofErr w:type="spellStart"/>
-      <w:r>
-        <w:t>End</w:t>
-      </w:r>
-      <w:proofErr w:type="spellEnd"/>
-      <w:r>
-        <w:t xml:space="preserve"> </w:t>
-      </w:r>
-      <w:proofErr w:type="spellStart"/>
-      <w:r>
-        <w:t>Device</w:t>
-      </w:r>
-      <w:proofErr w:type="spellEnd"/>
-      <w:r>
-        <w:t>" usando el software XCTU para habilitar estas funciones de ahorro. Segundo, descubrimos que no se trataba de un solo pin, sino de un sistema de dos:</w:t>
-      </w:r>
-    </w:p>
-    <w:p>
-      <w:pPr>
-        <w:ind w:left="708"/>
-      </w:pPr>
-    </w:p>
-    <w:p>
-      <w:pPr>
-        <w:pStyle w:val="Prrafodelista"/>
-        <w:numPr>
-          <w:ilvl w:val="0"/>
-          <w:numId w:val="54"/>
-        </w:numPr>
-        <w:ind w:left="1428"/>
-      </w:pPr>
-      <w:r>
-        <w:t>SLEEP_RQ (</w:t>
-      </w:r>
-      <w:proofErr w:type="spellStart"/>
-      <w:r>
-        <w:t>Sleep</w:t>
-      </w:r>
-      <w:proofErr w:type="spellEnd"/>
-      <w:r>
-        <w:t xml:space="preserve"> </w:t>
-      </w:r>
-      <w:proofErr w:type="spellStart"/>
-      <w:r>
-        <w:t>Request</w:t>
-      </w:r>
-      <w:proofErr w:type="spellEnd"/>
-      <w:r>
-        <w:t>): Un pin de salida desde nuestro Arduino para solicitar al XBee que se duerma.</w:t>
-      </w:r>
-    </w:p>
-    <w:p>
-      <w:pPr>
-        <w:pStyle w:val="Prrafodelista"/>
-        <w:numPr>
-          <w:ilvl w:val="0"/>
-          <w:numId w:val="54"/>
-        </w:numPr>
-        <w:ind w:left="1428"/>
-      </w:pPr>
-      <w:r>
-        <w:lastRenderedPageBreak/>
-        <w:t xml:space="preserve">ON/SLEEP (Status </w:t>
-      </w:r>
-      <w:proofErr w:type="spellStart"/>
-      <w:r>
-        <w:t>Indicator</w:t>
-      </w:r>
-      <w:proofErr w:type="spellEnd"/>
-      <w:r>
-        <w:t>): Un pin de entrada hacia nuestro Arduino que el XBee usa para confirmar su estado actual (si está despierto o dormido).</w:t>
-      </w:r>
-    </w:p>
-    <w:p>
-      <w:pPr>
-        <w:ind w:left="360"/>
-      </w:pPr>
-      <w:r>
-        <w:t>Esta última revelación fue clave. Nuestra lógica final no solo le ordena al XBee que se duerma, sino que también corrobora que haya obedecido antes de proceder. Esta comunicación de dos vías (comando y confirmación) previene fallos críticos, como que el microcontrolador se duerma mientras el radio sigue encendido consumiendo energía. Fue esta atención al detalle, nacida de la necesidad y la investigación, lo que finalmente nos permitió construir un sistema verdaderamente eficiente</w:t>
-      </w:r>
-    </w:p>
-    <w:p>
-      <w:r>
-        <w:br w:type="page"/>
-      </w:r>
-    </w:p>
-    <w:p>
-      <w:pPr>
-        <w:pStyle w:val="Ttulo2"/>
-      </w:pPr>
-      <w:bookmarkStart w:id="78" w:name="_Toc212026294"/>
-      <w:r>
-        <w:lastRenderedPageBreak/>
-        <w:t>Implementando múltiples tecnologías y avances</w:t>
-      </w:r>
-      <w:bookmarkEnd w:id="78"/>
-    </w:p>
-    <w:p>
-      <w:r>
-        <w:t xml:space="preserve">Sabíamos que para que nuestro proyecto fuera completo, no bastaba con probar y optimizar un sistema basado únicamente en la tecnología XBee. Para entender verdaderamente el impacto de nuestras mejoras, planteamos la necesidad de experimentar con diversos módulos de radio. El objetivo es realizar un análisis comparativo que nos permita conocer en profundidad las características de cada tecnología </w:t>
-      </w:r>
-      <w:r>
-        <w:t>y el impacto de nuestras mejoras energéticas sobre ellos</w:t>
-      </w:r>
-    </w:p>
-    <w:p>
-      <w:r>
-        <w:t>Para ello implementaremos diferentes tecnologías de comunicación por radiofrecuencia y sobre estos prototipos aplicaremos nuestras mejoras energéticas diseñadas</w:t>
-      </w:r>
-    </w:p>
-    <w:p>
-      <w:pPr>
-        <w:pStyle w:val="Ttulo3"/>
-      </w:pPr>
-      <w:bookmarkStart w:id="79" w:name="_Toc212026295"/>
-      <w:proofErr w:type="spellStart"/>
-      <w:r>
-        <w:t>LoRa</w:t>
-      </w:r>
-      <w:bookmarkEnd w:id="79"/>
-      <w:proofErr w:type="spellEnd"/>
-    </w:p>
-    <w:p>
-      <w:r>
-        <w:t>Ahora pasamos a probar con otros módulos de radio de diferentes tecnologías para así experimentar y validar su alcance, consumo y eficiencia. Como mencionamos, es importante entender estas características para elegir el componente adecuado para cada aplicación. Decidimos que realizaríamos un programa de envío básico con nuestros sensores para establecer una comunicación funcional.</w:t>
-      </w:r>
-    </w:p>
-    <w:p>
-      <w:r>
-        <w:t xml:space="preserve">Para empezar, decidimos utilizar la tecnología </w:t>
-      </w:r>
-      <w:proofErr w:type="spellStart"/>
-      <w:r>
-        <w:t>LoRa</w:t>
-      </w:r>
-      <w:proofErr w:type="spellEnd"/>
-      <w:r>
-        <w:t>. Esto requirió una fase de investigación inicial para comprender sus particularidades. Tuvimos que aprender sobre las bandas de frecuencia permitidas en nuestra región, y entender el significado de parámetros clave como el Factor de Propagación (</w:t>
-      </w:r>
-      <w:proofErr w:type="spellStart"/>
-      <w:r>
-        <w:t>Spreading</w:t>
-      </w:r>
-      <w:proofErr w:type="spellEnd"/>
-      <w:r>
-        <w:t xml:space="preserve"> Factor), el Ancho de Banda (</w:t>
-      </w:r>
-      <w:proofErr w:type="spellStart"/>
-      <w:r>
-        <w:t>Bandwidth</w:t>
-      </w:r>
-      <w:proofErr w:type="spellEnd"/>
-      <w:r>
-        <w:t>) y la Tasa de Codificación (</w:t>
-      </w:r>
-      <w:proofErr w:type="spellStart"/>
-      <w:r>
-        <w:t>Coding</w:t>
-      </w:r>
-      <w:proofErr w:type="spellEnd"/>
-      <w:r>
-        <w:t xml:space="preserve"> </w:t>
-      </w:r>
-      <w:proofErr w:type="spellStart"/>
-      <w:r>
-        <w:t>Rate</w:t>
-      </w:r>
-      <w:proofErr w:type="spellEnd"/>
-      <w:r>
-        <w:t>), ya que estos afectan directamente el alcance y la velocidad de transmisión.</w:t>
-      </w:r>
-    </w:p>
-    <w:p>
-      <w:r>
-        <w:t xml:space="preserve">Durante este proceso, nos encontramos con el primer reto de hardware: los módulos </w:t>
-      </w:r>
-      <w:proofErr w:type="spellStart"/>
-      <w:r>
-        <w:t>LoRa</w:t>
-      </w:r>
-      <w:proofErr w:type="spellEnd"/>
-      <w:r>
-        <w:t xml:space="preserve"> operan a un nivel lógico de 3.3 voltios, mientras que nuestro Arduino Nano trabaja a 5 voltios. Para asegurar una comunicación segura sin dañar el módulo de radio, fue necesario adquirir conversores de nivel lógico, conocidos como </w:t>
-      </w:r>
-      <w:proofErr w:type="spellStart"/>
-      <w:r>
-        <w:t>level</w:t>
-      </w:r>
-      <w:proofErr w:type="spellEnd"/>
-      <w:r>
-        <w:t xml:space="preserve"> </w:t>
-      </w:r>
-      <w:proofErr w:type="spellStart"/>
-      <w:r>
-        <w:t>shifters</w:t>
-      </w:r>
-      <w:proofErr w:type="spellEnd"/>
-      <w:r>
-        <w:t>. Tuvimos que soldar estos pequeños componentes a los módulos, como se muestra en la FIGURA N. A nivel de software, descubrimos que la comunicación con el módulo se realizaba a través del protocolo SPI. Afortunadamente, nuestra experiencia previa configurando la tarjeta SD, que también usa SPI, nos ayudó a comprender la lógica de pines y a escribir rápidamente un sketch básico de comunicación.</w:t>
-      </w:r>
-    </w:p>
-    <w:p/>
-    <w:p>
-      <w:r>
-        <w:t xml:space="preserve">Logramos establecer un enlace casi de inmediato; el nodo receptor nos confirmaba la llegada de paquetes y nos mostraba la intensidad de la señal (RSSI). Sin embargo, nos topamos con un problema frustrante: no podíamos leer el contenido del paquete, que aparecía en blanco. Después de mucha depuración, descubrimos que el error estaba en nuestra función de lectura. La librería de </w:t>
-      </w:r>
-      <w:proofErr w:type="spellStart"/>
-      <w:r>
-        <w:t>LoRa</w:t>
-      </w:r>
-      <w:proofErr w:type="spellEnd"/>
-      <w:r>
-        <w:t xml:space="preserve"> entregaba los datos como una secuencia de bytes, pero nuestra función inicial no añadía correctamente el carácter nulo de terminación al final del buffer antes de convertirlo a un </w:t>
-      </w:r>
-      <w:proofErr w:type="spellStart"/>
-      <w:r>
-        <w:t>String</w:t>
-      </w:r>
-      <w:proofErr w:type="spellEnd"/>
-      <w:r>
-        <w:t xml:space="preserve">. Esto provocaba </w:t>
-      </w:r>
-      <w:proofErr w:type="gramStart"/>
-      <w:r>
-        <w:t>que</w:t>
-      </w:r>
-      <w:proofErr w:type="gramEnd"/>
-      <w:r>
-        <w:t xml:space="preserve"> al intentar imprimir el contenido, el programa no supiera dónde terminaba el mensaje. Una vez corregido esto, pudimos recibir los mensajes completos, como se ve en la FIGURA N2.</w:t>
-      </w:r>
-    </w:p>
-    <w:p/>
-    <w:p>
-      <w:r>
-        <w:br w:type="page"/>
-      </w:r>
-    </w:p>
-    <w:p>
-      <w:pPr>
-        <w:pStyle w:val="Ttulo4"/>
-      </w:pPr>
-      <w:r>
-        <w:lastRenderedPageBreak/>
-        <w:t>Inyectando los radios</w:t>
-      </w:r>
-    </w:p>
-    <w:p>
-      <w:r>
-        <w:t xml:space="preserve">En teoría, el siguiente paso era adaptar nuestro sketch complejo con sensores y librerías para que funcionara con </w:t>
-      </w:r>
-      <w:proofErr w:type="spellStart"/>
-      <w:r>
-        <w:t>LoRa</w:t>
-      </w:r>
-      <w:proofErr w:type="spellEnd"/>
-      <w:r>
-        <w:t>, y luego repetir todo el proceso que hicimos para XBee y que se planeaba para cualquier otro módulo futuro. En ese momento nos dimos cuenta de que este enfoque no era escalable. Crear un código completo y personalizado para cada tipo de radio sería un proceso muy largo, propenso a errores y difícil de mantener.</w:t>
-      </w:r>
-    </w:p>
-    <w:p>
-      <w:r>
-        <w:t>Decidimos poner en marcha una solución de software más elegante y eficiente. En lugar de tener múltiples códigos, crearíamos un único sketch "universal" y una forma de "inyectar" el módulo de radio necesario. Tras investigar patrones de diseño de software, y usando nuestro conocimiento de programación, decidimos crear una "interfaz". Esta interfaz actúa como un contrato o una plantilla. Define un conjunto de funciones genéricas que cualquier módulo de radio debe tener, como "iniciar", "enviar" y "leer".</w:t>
-      </w:r>
-    </w:p>
-    <w:p>
-      <w:r>
-        <w:t>Luego, creamos clases específicas para cada radio, como "</w:t>
-      </w:r>
-      <w:proofErr w:type="spellStart"/>
-      <w:r>
-        <w:t>LoraRadio</w:t>
-      </w:r>
-      <w:proofErr w:type="spellEnd"/>
-      <w:r>
-        <w:t>" y "</w:t>
-      </w:r>
-      <w:proofErr w:type="spellStart"/>
-      <w:r>
-        <w:t>XBeeRadio</w:t>
-      </w:r>
-      <w:proofErr w:type="spellEnd"/>
-      <w:r>
-        <w:t xml:space="preserve">". Cada una de estas clases hereda de la interfaz y contiene el código de bajo nivel y los comandos específicos para su hardware particular. Sin embargo, al llamarlas desde nuestro programa principal, usamos las funciones genéricas de la interfaz. De esta forma, el código principal no necesita saber si está hablando con un </w:t>
-      </w:r>
-      <w:proofErr w:type="spellStart"/>
-      <w:r>
-        <w:t>LoRa</w:t>
-      </w:r>
-      <w:proofErr w:type="spellEnd"/>
-      <w:r>
-        <w:t xml:space="preserve"> o un XBee; simplemente le dice a la interfaz "envía estos datos".</w:t>
-      </w:r>
-    </w:p>
-    <w:p>
-      <w:r>
-        <w:t>El cambio es evidente al comparar el código anterior, "</w:t>
-      </w:r>
-      <w:proofErr w:type="spellStart"/>
-      <w:r>
-        <w:t>Normal_sensor.ino</w:t>
-      </w:r>
-      <w:proofErr w:type="spellEnd"/>
-      <w:r>
-        <w:t>", con el nuevo "</w:t>
-      </w:r>
-      <w:proofErr w:type="spellStart"/>
-      <w:r>
-        <w:t>EmisorUniversal.ino</w:t>
-      </w:r>
-      <w:proofErr w:type="spellEnd"/>
-      <w:r>
-        <w:t>". En el código antiguo, todo el programa estaba lleno de llamadas directas a "</w:t>
-      </w:r>
-      <w:proofErr w:type="spellStart"/>
-      <w:r>
-        <w:t>xbeeSerial</w:t>
-      </w:r>
-      <w:proofErr w:type="spellEnd"/>
-      <w:r>
-        <w:t xml:space="preserve">", acoplando fuertemente la lógica a un solo tipo de hardware. En el emisor universal, el código del </w:t>
-      </w:r>
-      <w:proofErr w:type="spellStart"/>
-      <w:r>
-        <w:t>loop</w:t>
-      </w:r>
-      <w:proofErr w:type="spellEnd"/>
-      <w:r>
-        <w:t xml:space="preserve"> es completamente agnóstico al radio. Utiliza un puntero genérico llamado "radio" y funciones como "radio-&gt;</w:t>
-      </w:r>
-      <w:proofErr w:type="gramStart"/>
-      <w:r>
-        <w:t>enviar(</w:t>
-      </w:r>
-      <w:proofErr w:type="gramEnd"/>
-      <w:r>
-        <w:t>)".</w:t>
-      </w:r>
-    </w:p>
-    <w:p>
-      <w:r>
-        <w:t>La magia ocurre en la sección de configuración. Con una sola línea de código, podemos decidir qué radio usar. Al definir "USE_LORA", el programa crea un objeto de la clase "</w:t>
-      </w:r>
-      <w:proofErr w:type="spellStart"/>
-      <w:r>
-        <w:t>LoraRadio</w:t>
-      </w:r>
-      <w:proofErr w:type="spellEnd"/>
-      <w:r>
-        <w:t>", lo configura con todos los parámetros necesarios a través de una estructura "</w:t>
-      </w:r>
-      <w:proofErr w:type="spellStart"/>
-      <w:r>
-        <w:t>LoRaConfig</w:t>
-      </w:r>
-      <w:proofErr w:type="spellEnd"/>
-      <w:r>
-        <w:t>", y lo asigna al puntero genérico "radio". Si quisiéramos cambiar a XBee, simplemente cambiaríamos la definición a "USE_XBEE" y el programa crearía un objeto "</w:t>
-      </w:r>
-      <w:proofErr w:type="spellStart"/>
-      <w:r>
-        <w:t>XBeeRadio</w:t>
-      </w:r>
-      <w:proofErr w:type="spellEnd"/>
-      <w:r>
-        <w:t>" en su lugar. Esta técnica, conocida como inyección de dependencias, nos permitió crear un sistema modular, limpio y fácilmente extensible para cualquier tecnología de radio que queramos probar en el futuro.</w:t>
-      </w:r>
-    </w:p>
-    <w:p>
-      <w:r>
-        <w:t>El resultado fue la creación de un conjunto de archivos de código limpios y modulares, tal como se muestra en la estructura de la IMAGENARCHIVOSINYECTABLES, donde cada radio tiene su propia clase y un sketch universal los controla.</w:t>
-      </w:r>
-    </w:p>
-    <w:p>
-      <w:r>
-        <w:t xml:space="preserve">El proceso de implementación fue notablemente rápido, ya que el trabajo más pesado ya estaba hecho. Contábamos con prototipos funcionales tanto para XBee como para </w:t>
-      </w:r>
-      <w:proofErr w:type="spellStart"/>
-      <w:r>
-        <w:t>LoRa</w:t>
-      </w:r>
-      <w:proofErr w:type="spellEnd"/>
-      <w:r>
-        <w:t>, el hardware estaba montado y sabíamos que los componentes se comunicaban. Por lo tanto, la tarea se centró exclusivamente en una reestructuración del software.</w:t>
-      </w:r>
-    </w:p>
-    <w:p>
-      <w:r>
-        <w:t xml:space="preserve">Creamos los sketches </w:t>
-      </w:r>
-      <w:proofErr w:type="spellStart"/>
-      <w:r>
-        <w:t>EmisorUniversal.ino</w:t>
-      </w:r>
-      <w:proofErr w:type="spellEnd"/>
-      <w:r>
-        <w:t xml:space="preserve"> y </w:t>
-      </w:r>
-      <w:proofErr w:type="spellStart"/>
-      <w:r>
-        <w:t>ReceptorUniversal.ino</w:t>
-      </w:r>
-      <w:proofErr w:type="spellEnd"/>
-      <w:r>
-        <w:t xml:space="preserve">. Durante el desarrollo, nos encontramos con un problema interesante de inicialización. Nuestro objetivo era que toda la configuración ocurriera dentro de la función </w:t>
-      </w:r>
-      <w:proofErr w:type="gramStart"/>
-      <w:r>
-        <w:t>iniciar(</w:t>
-      </w:r>
-      <w:proofErr w:type="gramEnd"/>
-      <w:r>
-        <w:t xml:space="preserve">) de cada clase de radio. Esto funcionó perfectamente para </w:t>
-      </w:r>
-      <w:proofErr w:type="spellStart"/>
-      <w:r>
-        <w:t>LoRa</w:t>
-      </w:r>
-      <w:proofErr w:type="spellEnd"/>
-      <w:r>
-        <w:t xml:space="preserve">, pero descubrimos que para XBee, que depende de </w:t>
-      </w:r>
-      <w:proofErr w:type="spellStart"/>
-      <w:r>
-        <w:t>SoftwareSerial</w:t>
-      </w:r>
-      <w:proofErr w:type="spellEnd"/>
-      <w:r>
-        <w:t xml:space="preserve">, era </w:t>
-      </w:r>
-      <w:r>
-        <w:lastRenderedPageBreak/>
-        <w:t xml:space="preserve">más estable y seguro iniciar el puerto serial en el </w:t>
-      </w:r>
-      <w:proofErr w:type="spellStart"/>
-      <w:proofErr w:type="gramStart"/>
-      <w:r>
-        <w:t>setup</w:t>
-      </w:r>
-      <w:proofErr w:type="spellEnd"/>
-      <w:r>
-        <w:t>(</w:t>
-      </w:r>
-      <w:proofErr w:type="gramEnd"/>
-      <w:r>
-        <w:t>) principal del sketch, antes de llamar a la función de la interfaz. La solución fue documentar este requisito y adaptar ligeramente el sketch universal, demostrando cómo a veces la arquitectura ideal debe ajustarse a las particularidades del hardware.</w:t>
-      </w:r>
-    </w:p>
-    <w:p>
-      <w:r>
-        <w:t>Una vez resuelto esto, las pruebas fueron un éxito rotundo y demostraron el poder de este nuevo enfoque:</w:t>
-      </w:r>
-    </w:p>
-    <w:p>
-      <w:pPr>
-        <w:pStyle w:val="Prrafodelista"/>
-        <w:numPr>
-          <w:ilvl w:val="0"/>
-          <w:numId w:val="64"/>
-        </w:numPr>
-      </w:pPr>
-      <w:r>
-        <w:t>Prueba con XBee: En los sketches de emisor y receptor, activamos la línea de código para usar XBee. Al compilar y cargar el software en nuestros prototipos ya existentes, la comunicación se estableció de inmediato, funcionando a la perfección.</w:t>
-      </w:r>
-    </w:p>
-    <w:p>
-      <w:pPr>
-        <w:pStyle w:val="Prrafodelista"/>
-        <w:numPr>
-          <w:ilvl w:val="0"/>
-          <w:numId w:val="64"/>
-        </w:numPr>
-      </w:pPr>
-      <w:r>
-        <w:t xml:space="preserve">Prueba con </w:t>
-      </w:r>
-      <w:proofErr w:type="spellStart"/>
-      <w:r>
-        <w:t>LoRa</w:t>
-      </w:r>
-      <w:proofErr w:type="spellEnd"/>
-      <w:r>
-        <w:t xml:space="preserve">: Sin cambiar nada en el hardware del prototipo usando antes con </w:t>
-      </w:r>
-      <w:proofErr w:type="spellStart"/>
-      <w:r>
-        <w:t>LoRa</w:t>
-      </w:r>
-      <w:proofErr w:type="spellEnd"/>
-      <w:r>
-        <w:t xml:space="preserve">, volvimos a los archivos de código y modificamos una sola línea en cada uno para activar Lora </w:t>
-      </w:r>
-      <w:r>
-        <w:t>en</w:t>
-      </w:r>
-      <w:r>
-        <w:t xml:space="preserve"> lugar de XBee como se puede ver en la </w:t>
-      </w:r>
-      <w:r>
-        <w:fldChar w:fldCharType="begin"/>
-      </w:r>
-      <w:r>
-        <w:instrText xml:space="preserve"> REF _Ref211418452 \h </w:instrText>
-      </w:r>
-      <w:r>
-        <w:fldChar w:fldCharType="separate"/>
-      </w:r>
-      <w:r>
-        <w:t xml:space="preserve">Figura </w:t>
-      </w:r>
-      <w:r>
-        <w:rPr>
-          <w:noProof/>
-        </w:rPr>
-        <w:t>10</w:t>
-      </w:r>
-      <w:r>
-        <w:fldChar w:fldCharType="end"/>
-      </w:r>
-      <w:r>
-        <w:t xml:space="preserve">. Tras compilar y cargar, los nodos </w:t>
-      </w:r>
-      <w:proofErr w:type="spellStart"/>
-      <w:r>
-        <w:t>LoRa</w:t>
-      </w:r>
-      <w:proofErr w:type="spellEnd"/>
-      <w:r>
-        <w:t xml:space="preserve"> también se comunicaron sin ningún problema</w:t>
-      </w:r>
-      <w:r>
-        <w:t xml:space="preserve"> como se puede apreciar en la </w:t>
-      </w:r>
-      <w:r>
-        <w:fldChar w:fldCharType="begin"/>
-      </w:r>
-      <w:r>
-        <w:instrText xml:space="preserve"> REF _Ref211418849 \h </w:instrText>
-      </w:r>
-      <w:r>
-        <w:fldChar w:fldCharType="separate"/>
-      </w:r>
-      <w:r>
-        <w:t xml:space="preserve">Figura </w:t>
-      </w:r>
-      <w:r>
-        <w:rPr>
-          <w:noProof/>
-        </w:rPr>
-        <w:t>11</w:t>
-      </w:r>
-      <w:r>
-        <w:fldChar w:fldCharType="end"/>
-      </w:r>
-      <w:r>
-        <w:t xml:space="preserve"> </w:t>
-      </w:r>
-      <w:r>
-        <w:t>.</w:t>
-      </w:r>
-    </w:p>
-    <w:p>
-      <w:pPr>
-        <w:pStyle w:val="Prrafodelista"/>
-      </w:pPr>
-    </w:p>
-    <w:p>
-      <w:pPr>
-        <w:pStyle w:val="Prrafodelista"/>
-        <w:keepNext/>
-        <w:jc w:val="center"/>
-      </w:pPr>
-      <w:r>
-        <w:rPr>
-          <w:noProof/>
-        </w:rPr>
-        <w:drawing>
-          <wp:inline distT="0" distB="0" distL="0" distR="0" wp14:anchorId="242C96A4" wp14:editId="05F38643">
-            <wp:extent cx="3790770" cy="4930832"/>
-            <wp:effectExtent l="0" t="0" r="635" b="3175"/>
-            <wp:docPr id="18" name="Imagen 18"/>
             <wp:cNvGraphicFramePr>
               <a:graphicFrameLocks xmlns:a="http://schemas.openxmlformats.org/drawingml/2006/main" noChangeAspect="1"/>
             </wp:cNvGraphicFramePr>
@@ -27727,6 +27225,1581 @@
                   <pic:spPr>
                     <a:xfrm>
                       <a:off x="0" y="0"/>
+                      <a:ext cx="5612130" cy="1871980"/>
+                    </a:xfrm>
+                    <a:prstGeom prst="rect">
+                      <a:avLst/>
+                    </a:prstGeom>
+                  </pic:spPr>
+                </pic:pic>
+              </a:graphicData>
+            </a:graphic>
+          </wp:inline>
+        </w:drawing>
+      </w:r>
+    </w:p>
+    <w:p>
+      <w:pPr>
+        <w:pStyle w:val="Descripcin"/>
+        <w:jc w:val="center"/>
+      </w:pPr>
+      <w:bookmarkStart w:id="73" w:name="_Toc212031173"/>
+      <w:r>
+        <w:t xml:space="preserve">Ilustración </w:t>
+      </w:r>
+      <w:r>
+        <w:fldChar w:fldCharType="begin"/>
+      </w:r>
+      <w:r>
+        <w:instrText xml:space="preserve"> SEQ Ilustración \* ARABIC </w:instrText>
+      </w:r>
+      <w:r>
+        <w:fldChar w:fldCharType="separate"/>
+      </w:r>
+      <w:r>
+        <w:rPr>
+          <w:noProof/>
+        </w:rPr>
+        <w:t>10</w:t>
+      </w:r>
+      <w:r>
+        <w:fldChar w:fldCharType="end"/>
+      </w:r>
+      <w:r>
+        <w:t xml:space="preserve">. </w:t>
+      </w:r>
+      <w:r>
+        <w:t>Desfase de bits en código inicial</w:t>
+      </w:r>
+      <w:bookmarkEnd w:id="73"/>
+    </w:p>
+    <w:p/>
+    <w:p>
+      <w:r>
+        <w:t>Para solucionar este problema de desincronización y corrupción, investigamos estrategias de comunicación robustas y llegamos a una solución de dos capas. La primera fue implementar un mecanismo de entramado (</w:t>
+      </w:r>
+      <w:proofErr w:type="spellStart"/>
+      <w:r>
+        <w:t>framing</w:t>
+      </w:r>
+      <w:proofErr w:type="spellEnd"/>
+      <w:r>
+        <w:t>). En lugar de enviar simplemente los 8 bytes de datos, decidimos envolverlos en una estructura más grande llamada "trama". Esta trama incluye una secuencia de inicio única, conocida como SOF (</w:t>
+      </w:r>
+      <w:proofErr w:type="spellStart"/>
+      <w:r>
+        <w:t>Start</w:t>
+      </w:r>
+      <w:proofErr w:type="spellEnd"/>
+      <w:r>
+        <w:t xml:space="preserve"> </w:t>
+      </w:r>
+      <w:proofErr w:type="spellStart"/>
+      <w:r>
+        <w:t>Of</w:t>
+      </w:r>
+      <w:proofErr w:type="spellEnd"/>
+      <w:r>
+        <w:t xml:space="preserve"> </w:t>
+      </w:r>
+      <w:proofErr w:type="spellStart"/>
+      <w:r>
+        <w:t>Frame</w:t>
+      </w:r>
+      <w:proofErr w:type="spellEnd"/>
+      <w:r>
+        <w:t xml:space="preserve">), que en nuestro caso son los bytes 0xAA y 0x55. El receptor ahora ignora cualquier dato entrante hasta que detecta esta secuencia específica, lo que le permite </w:t>
+      </w:r>
+      <w:proofErr w:type="spellStart"/>
+      <w:r>
+        <w:t>resincronizarse</w:t>
+      </w:r>
+      <w:proofErr w:type="spellEnd"/>
+      <w:r>
+        <w:t xml:space="preserve"> automáticamente incluso si se han perdido bytes previamente.</w:t>
+      </w:r>
+    </w:p>
+    <w:p>
+      <w:r>
+        <w:lastRenderedPageBreak/>
+        <w:t xml:space="preserve">Sin embargo, el </w:t>
+      </w:r>
+      <w:proofErr w:type="spellStart"/>
+      <w:r>
+        <w:t>framing</w:t>
+      </w:r>
+      <w:proofErr w:type="spellEnd"/>
+      <w:r>
+        <w:t xml:space="preserve"> por sí solo no resuelve la corrupción de datos dentro de la trama. Para ello, implementamos la segunda capa: un CRC (</w:t>
+      </w:r>
+      <w:proofErr w:type="spellStart"/>
+      <w:r>
+        <w:t>Cyclic</w:t>
+      </w:r>
+      <w:proofErr w:type="spellEnd"/>
+      <w:r>
+        <w:t xml:space="preserve"> </w:t>
+      </w:r>
+      <w:proofErr w:type="spellStart"/>
+      <w:r>
+        <w:t>Redundancy</w:t>
+      </w:r>
+      <w:proofErr w:type="spellEnd"/>
+      <w:r>
+        <w:t xml:space="preserve"> </w:t>
+      </w:r>
+      <w:proofErr w:type="spellStart"/>
+      <w:r>
+        <w:t>Check</w:t>
+      </w:r>
+      <w:proofErr w:type="spellEnd"/>
+      <w:r>
+        <w:t>). Un CRC es, en esencia, una "huella digital" matemática altamente fiable que se calcula a partir de un bloque de datos. La lógica es la siguiente:</w:t>
+      </w:r>
+    </w:p>
+    <w:p>
+      <w:pPr>
+        <w:pStyle w:val="Prrafodelista"/>
+        <w:numPr>
+          <w:ilvl w:val="1"/>
+          <w:numId w:val="46"/>
+        </w:numPr>
+      </w:pPr>
+      <w:r>
+        <w:t>En el emisor: Antes de enviar la trama, aplicamos un algoritmo matemático (en nuestro caso, el CRC16-CCITT) al contenido del mensaje (versión, longitud y los 8 bytes de datos). El resultado es un número de 16 bits (2 bytes) único para ese contenido específico. Este valor de CRC se adjunta al final de la trama.</w:t>
+      </w:r>
+    </w:p>
+    <w:p>
+      <w:pPr>
+        <w:pStyle w:val="Prrafodelista"/>
+        <w:numPr>
+          <w:ilvl w:val="1"/>
+          <w:numId w:val="46"/>
+        </w:numPr>
+      </w:pPr>
+      <w:r>
+        <w:t>En el receptor: Una vez que el receptor detecta una trama completa (usando el SOF y la longitud esperada), realiza exactamente el mismo cálculo de CRC sobre los datos que ha recibido.</w:t>
+      </w:r>
+    </w:p>
+    <w:p>
+      <w:pPr>
+        <w:pStyle w:val="Prrafodelista"/>
+        <w:numPr>
+          <w:ilvl w:val="1"/>
+          <w:numId w:val="46"/>
+        </w:numPr>
+      </w:pPr>
+      <w:r>
+        <w:t>Verificación: Finalmente, compara el CRC que acaba de calcular con el CRC que venía al final de la trama recibida. Si los dos valores son idénticos, podemos estar casi un 100% seguros de que los datos no se corrompieron durante la transmisión. Si no coinciden, significa que al menos un bit cambió en el camino, por lo que el receptor descarta la trama completa por ser inválida y espera la siguiente.</w:t>
+      </w:r>
+    </w:p>
+    <w:p>
+      <w:r>
+        <w:t>Esta doble estrategia de sincronización con SOF y validación con CRC nos proporcionó un canal de comunicación extremadamente robusto. Ahora, el sistema no solo es eficiente en términos de energía y ancho de banda gracias a la compresión binaria, sino que también es altamente fiable, ya que puede recuperarse de pérdidas de sincronización y descartar activamente los datos corruptos.</w:t>
+      </w:r>
+    </w:p>
+    <w:p/>
+    <w:p>
+      <w:pPr>
+        <w:pStyle w:val="Ttulo3"/>
+      </w:pPr>
+      <w:bookmarkStart w:id="74" w:name="_Toc212026292"/>
+      <w:r>
+        <w:t xml:space="preserve">Desarrollo de la </w:t>
+      </w:r>
+      <w:r>
+        <w:t>L</w:t>
+      </w:r>
+      <w:r>
+        <w:t xml:space="preserve">ibrería </w:t>
+      </w:r>
+      <w:proofErr w:type="spellStart"/>
+      <w:r>
+        <w:t>Adaptive</w:t>
+      </w:r>
+      <w:r>
+        <w:t>TX</w:t>
+      </w:r>
+      <w:r>
+        <w:t>WSN</w:t>
+      </w:r>
+      <w:bookmarkEnd w:id="74"/>
+      <w:proofErr w:type="spellEnd"/>
+    </w:p>
+    <w:p>
+      <w:r>
+        <w:t xml:space="preserve">En las redes de sensores inalámbricos (WSN), el recurso más preciado es, sin duda, la energía de la batería. Un nodo sensor puede tener el mejor hardware y el software más eficiente, pero su vida útil está intrínsecamente ligada a la duración de su fuente de poder. Partiendo de esta premisa, hemos desarrollado la librería </w:t>
+      </w:r>
+      <w:proofErr w:type="spellStart"/>
+      <w:r>
+        <w:t>AdaptiveTXWSN</w:t>
+      </w:r>
+      <w:proofErr w:type="spellEnd"/>
+      <w:r>
+        <w:t>, un sistema de gestión de transmisión que no opera con una frecuencia fija, sino que adapta su comportamiento en tiempo real basándose en el estado energético del nodo.</w:t>
+      </w:r>
+    </w:p>
+    <w:p/>
+    <w:p>
+      <w:r>
+        <w:t>El concepto central es la Transmisión Adaptativa. En lugar de transmitir datos a un intervalo constante (por ejemplo, cada 30 segundos), la librería ajusta dinámicamente este periodo. Cuando la batería está completamente cargada, el nodo puede permitirse enviar datos con alta frecuencia para proporcionar información actualizada. Sin embargo, a medida que el nivel de voltaje desciende, la librería reduce proactivamente la frecuencia de transmisión para conservar la energía restante, extendiendo así significativamente la vida operativa del dispositivo en el campo.</w:t>
+      </w:r>
+    </w:p>
+    <w:p>
+      <w:r>
+        <w:t xml:space="preserve">La inteligencia de </w:t>
+      </w:r>
+      <w:proofErr w:type="spellStart"/>
+      <w:r>
+        <w:t>AdaptiveTXWSN</w:t>
+      </w:r>
+      <w:proofErr w:type="spellEnd"/>
+      <w:r>
+        <w:t xml:space="preserve"> se basa en tres pilares fundamentales que trabajan en conjunto:</w:t>
+      </w:r>
+    </w:p>
+    <w:p/>
+    <w:p>
+      <w:pPr>
+        <w:pStyle w:val="Prrafodelista"/>
+        <w:numPr>
+          <w:ilvl w:val="1"/>
+          <w:numId w:val="40"/>
+        </w:numPr>
+      </w:pPr>
+      <w:r>
+        <w:lastRenderedPageBreak/>
+        <w:t>Monitoreo Preciso del Nivel de Energía: La librería mide continuamente el voltaje de la batería. Esto se logra a través de un pin ADC del microcontrolador, y es totalmente configurable para adaptarse a cualquier hardware mediante un divisor de voltaje. Para asegurar lecturas estables y evitar fluctuaciones por ruido eléctrico, promedia varias muestras consecutivas, una práctica que robustece la medición.</w:t>
+      </w:r>
+    </w:p>
+    <w:p/>
+    <w:p>
+      <w:pPr>
+        <w:pStyle w:val="Prrafodelista"/>
+        <w:numPr>
+          <w:ilvl w:val="1"/>
+          <w:numId w:val="40"/>
+        </w:numPr>
+      </w:pPr>
+      <w:r>
+        <w:t>Lógica de Decisión Basada en Umbrales: El sistema clasifica el estado de la batería en tres niveles operativos: ALTO, MEDIO y BAJO. Estos niveles no son fijos, sino que se definen mediante umbrales de voltaje que el usuario puede configurar. Por ejemplo, se puede establecer que por encima de 3.9V el nivel sea ALTO, entre 3.6V y 3.9V sea MEDIO, y por debajo de 3.6V sea BAJO. Además, incluye una función de seguridad crítica: un umbral de corte (</w:t>
+      </w:r>
+      <w:proofErr w:type="spellStart"/>
+      <w:r>
+        <w:t>corteVoltaje_V</w:t>
+      </w:r>
+      <w:proofErr w:type="spellEnd"/>
+      <w:r>
+        <w:t>). Si el voltaje cae por debajo de este punto, la librería detiene todas las transmisiones para proteger la batería de una descarga profunda, que podría dañarla permanentemente.</w:t>
+      </w:r>
+    </w:p>
+    <w:p/>
+    <w:p>
+      <w:pPr>
+        <w:pStyle w:val="Prrafodelista"/>
+        <w:numPr>
+          <w:ilvl w:val="1"/>
+          <w:numId w:val="40"/>
+        </w:numPr>
+      </w:pPr>
+      <w:r>
+        <w:t>Frecuencia de Transmisión Dinámica: Este es el núcleo de la adaptación. Cada uno de los niveles energéticos (ALTO, MEDIO, BAJO) tiene asociado un período de envío configurable. Siguiendo el ejemplo anterior, el nodo podría transmitir cada 5 segundos en nivel ALTO, cambiar a cada 15 segundos en nivel MEDIO, y finalmente reducir la frecuencia a cada 2 minutos en nivel BAJO, priorizando la supervivencia del nodo sobre la inmediatez de los datos.</w:t>
+      </w:r>
+    </w:p>
+    <w:p>
+      <w:r>
+        <w:t>Durante el desarrollo inicial, nos encontramos con un problema clásico en los sistemas de control: el "rebote" o "</w:t>
+      </w:r>
+      <w:proofErr w:type="spellStart"/>
+      <w:r>
+        <w:t>chattering</w:t>
+      </w:r>
+      <w:proofErr w:type="spellEnd"/>
+      <w:r>
+        <w:t>". Si el voltaje de la batería fluctuaba justo en el borde de un umbral (por ejemplo, 3.60V), el ruido en la lectura o pequeños cambios de carga podían hacer que el sistema cambiara rápidamente y de forma errática entre el nivel MEDIO y BAJO. Esto provocaba que la frecuencia de transmisión saltara impredeciblemente entre 15 segundos y 2 minutos, un comportamiento ineficiente y no deseado.</w:t>
+      </w:r>
+    </w:p>
+    <w:p>
+      <w:r>
+        <w:t>La solución implementada fue la histéresis. En lugar de usar un único umbral para cambiar de estado en ambas direcciones, la librería utiliza dos umbrales separados por un pequeño margen</w:t>
+      </w:r>
+      <w:r>
+        <w:t>:</w:t>
+      </w:r>
+    </w:p>
+    <w:p>
+      <w:pPr>
+        <w:pStyle w:val="Prrafodelista"/>
+        <w:numPr>
+          <w:ilvl w:val="0"/>
+          <w:numId w:val="48"/>
+        </w:numPr>
+      </w:pPr>
+      <w:r>
+        <w:t>Para bajar de MEDIO a BAJO, el voltaje debe caer por debajo del umbral menos un diferencial (ej. 3.60V - 3%).</w:t>
+      </w:r>
+    </w:p>
+    <w:p/>
+    <w:p>
+      <w:pPr>
+        <w:pStyle w:val="Prrafodelista"/>
+        <w:numPr>
+          <w:ilvl w:val="0"/>
+          <w:numId w:val="48"/>
+        </w:numPr>
+      </w:pPr>
+      <w:r>
+        <w:t>Para subir de BAJO a MEDIO, el voltaje debe superar el umbral más un diferencial (ej. 3.60V + 3%).</w:t>
+      </w:r>
+    </w:p>
+    <w:p>
+      <w:r>
+        <w:t>Este mecanismo crea una "zona muerta" que absorbe las pequeñas fluctuaciones, asegurando que los cambios de estado sean deliberados y estables. Es el mismo principio que utiliza un termostato para evitar que el aire acondicionado se encienda y apague constantemente.</w:t>
+      </w:r>
+    </w:p>
+    <w:p/>
+    <w:p>
+      <w:pPr>
+        <w:rPr>
+          <w:rFonts w:ascii="Calibri" w:eastAsia="Calibri" w:hAnsi="Calibri" w:cs="Calibri"/>
+        </w:rPr>
+      </w:pPr>
+      <w:r>
+        <w:rPr>
+          <w:rFonts w:ascii="Calibri" w:eastAsia="Calibri" w:hAnsi="Calibri" w:cs="Calibri"/>
+        </w:rPr>
+        <w:t xml:space="preserve">Una de las mayores ventajas de </w:t>
+      </w:r>
+      <w:proofErr w:type="spellStart"/>
+      <w:r>
+        <w:rPr>
+          <w:rFonts w:ascii="Calibri" w:eastAsia="Calibri" w:hAnsi="Calibri" w:cs="Calibri"/>
+        </w:rPr>
+        <w:t>AdaptiveTXWSN</w:t>
+      </w:r>
+      <w:proofErr w:type="spellEnd"/>
+      <w:r>
+        <w:rPr>
+          <w:rFonts w:ascii="Calibri" w:eastAsia="Calibri" w:hAnsi="Calibri" w:cs="Calibri"/>
+        </w:rPr>
+        <w:t xml:space="preserve"> es que es totalmente configurable. Prácticamente todos sus parámetros de funcionamiento pueden ser ajustados por el usuario, no solo en la configuración inicial sino también dinámicamente durante la ejecución. Esto permite:</w:t>
+      </w:r>
+    </w:p>
+    <w:p>
+      <w:pPr>
+        <w:pStyle w:val="Prrafodelista"/>
+        <w:numPr>
+          <w:ilvl w:val="0"/>
+          <w:numId w:val="49"/>
+        </w:numPr>
+        <w:rPr>
+          <w:rFonts w:ascii="Calibri" w:eastAsia="Calibri" w:hAnsi="Calibri" w:cs="Calibri"/>
+        </w:rPr>
+      </w:pPr>
+      <w:r>
+        <w:rPr>
+          <w:rFonts w:ascii="Calibri" w:eastAsia="Calibri" w:hAnsi="Calibri" w:cs="Calibri"/>
+        </w:rPr>
+        <w:t xml:space="preserve">Adaptarse a cualquier tipo de batería: Baterías </w:t>
+      </w:r>
+      <w:proofErr w:type="spellStart"/>
+      <w:r>
+        <w:rPr>
+          <w:rFonts w:ascii="Calibri" w:eastAsia="Calibri" w:hAnsi="Calibri" w:cs="Calibri"/>
+        </w:rPr>
+        <w:t>LiPo</w:t>
+      </w:r>
+      <w:proofErr w:type="spellEnd"/>
+      <w:r>
+        <w:rPr>
+          <w:rFonts w:ascii="Calibri" w:eastAsia="Calibri" w:hAnsi="Calibri" w:cs="Calibri"/>
+        </w:rPr>
+        <w:t>, Li-ion o LiFePO4 tienen curvas de descarga diferentes. Con esta librería, se pueden ajustar los umbrales para que coincidan con las características específicas de la batería utilizada.</w:t>
+      </w:r>
+    </w:p>
+    <w:p>
+      <w:pPr>
+        <w:pStyle w:val="Prrafodelista"/>
+        <w:numPr>
+          <w:ilvl w:val="0"/>
+          <w:numId w:val="49"/>
+        </w:numPr>
+        <w:rPr>
+          <w:rFonts w:ascii="Calibri" w:eastAsia="Calibri" w:hAnsi="Calibri" w:cs="Calibri"/>
+        </w:rPr>
+      </w:pPr>
+      <w:r>
+        <w:rPr>
+          <w:rFonts w:ascii="Calibri" w:eastAsia="Calibri" w:hAnsi="Calibri" w:cs="Calibri"/>
+        </w:rPr>
+        <w:t>Ajustarse a los requisitos de la aplicación: Una aplicación de monitoreo ambiental puede permitirse intervalos largos, mientras que un sistema de alarma necesita reportes más frecuentes. Los períodos se pueden adaptar a cada necesidad.</w:t>
+      </w:r>
+    </w:p>
+    <w:p>
+      <w:pPr>
+        <w:pStyle w:val="Prrafodelista"/>
+        <w:numPr>
+          <w:ilvl w:val="0"/>
+          <w:numId w:val="49"/>
+        </w:numPr>
+        <w:rPr>
+          <w:rFonts w:ascii="Calibri" w:eastAsia="Calibri" w:hAnsi="Calibri" w:cs="Calibri"/>
+        </w:rPr>
+      </w:pPr>
+      <w:r>
+        <w:rPr>
+          <w:rFonts w:ascii="Calibri" w:eastAsia="Calibri" w:hAnsi="Calibri" w:cs="Calibri"/>
+        </w:rPr>
+        <w:t>Realizar ajustes en campo: Es posible modificar los umbrales o los períodos de forma remota, permitiendo optimizar el comportamiento de la red sin necesidad de reprogramar físicamente cada nodo</w:t>
+      </w:r>
+      <w:r>
+        <w:rPr>
+          <w:rFonts w:ascii="Calibri" w:eastAsia="Calibri" w:hAnsi="Calibri" w:cs="Calibri"/>
+        </w:rPr>
+        <w:t xml:space="preserve">. </w:t>
+      </w:r>
+    </w:p>
+    <w:p>
+      <w:pPr>
+        <w:rPr>
+          <w:rFonts w:ascii="Calibri" w:eastAsia="Calibri" w:hAnsi="Calibri" w:cs="Calibri"/>
+        </w:rPr>
+      </w:pPr>
+      <w:r>
+        <w:rPr>
+          <w:rFonts w:ascii="Calibri" w:eastAsia="Calibri" w:hAnsi="Calibri" w:cs="Calibri"/>
+        </w:rPr>
+        <w:t xml:space="preserve">En conclusión, </w:t>
+      </w:r>
+      <w:proofErr w:type="spellStart"/>
+      <w:r>
+        <w:rPr>
+          <w:rFonts w:ascii="Calibri" w:eastAsia="Calibri" w:hAnsi="Calibri" w:cs="Calibri"/>
+        </w:rPr>
+        <w:t>AdaptiveTXWSN</w:t>
+      </w:r>
+      <w:proofErr w:type="spellEnd"/>
+      <w:r>
+        <w:rPr>
+          <w:rFonts w:ascii="Calibri" w:eastAsia="Calibri" w:hAnsi="Calibri" w:cs="Calibri"/>
+        </w:rPr>
+        <w:t xml:space="preserve"> transforma un simple temporizador de envío en un gestor de energía inteligente. Su capacidad para tomar decisiones en tiempo real basadas en el estado del recurso más vital —la batería— la convierte en una herramienta indispensable para crear redes de sensores robustas, autónomas y de larga duración.</w:t>
+      </w:r>
+    </w:p>
+    <w:p>
+      <w:pPr>
+        <w:pStyle w:val="Ttulo2"/>
+        <w:rPr>
+          <w:rFonts w:eastAsia="Calibri"/>
+        </w:rPr>
+      </w:pPr>
+      <w:bookmarkStart w:id="75" w:name="_Toc212026293"/>
+      <w:r>
+        <w:rPr>
+          <w:rFonts w:eastAsia="Calibri"/>
+        </w:rPr>
+        <w:t xml:space="preserve">Mejoras </w:t>
+      </w:r>
+      <w:r>
+        <w:rPr>
+          <w:rFonts w:eastAsia="Calibri"/>
+        </w:rPr>
+        <w:t>de la Sinergia Hardware-Software</w:t>
+      </w:r>
+      <w:r>
+        <w:rPr>
+          <w:rFonts w:eastAsia="Calibri"/>
+        </w:rPr>
+        <w:t xml:space="preserve">: Librería </w:t>
+      </w:r>
+      <w:proofErr w:type="spellStart"/>
+      <w:r>
+        <w:rPr>
+          <w:rFonts w:eastAsia="Calibri"/>
+        </w:rPr>
+        <w:t>EnergyWSN</w:t>
+      </w:r>
+      <w:bookmarkEnd w:id="75"/>
+      <w:proofErr w:type="spellEnd"/>
+    </w:p>
+    <w:p>
+      <w:r>
+        <w:t xml:space="preserve">El avance más significativo en nuestro proyecto no provino de una mejora aislada, sino del análisis profundo de cómo el hardware y el software interactúan. Entendimos </w:t>
+      </w:r>
+      <w:proofErr w:type="gramStart"/>
+      <w:r>
+        <w:t>que</w:t>
+      </w:r>
+      <w:proofErr w:type="gramEnd"/>
+      <w:r>
+        <w:t xml:space="preserve"> para lograr una autonomía energética radical, el nodo sensor no podía funcionar de manera monolítica, con todos sus componentes encendidos permanentemente. La solución fue diseñar un ciclo de trabajo por pulsos, donde el nodo pasa la mayor parte de su tiempo en un estado de letargo de consumo casi nulo y solo "despierta" durante breves y precisas ventanas de tiempo para cumplir sus tareas. </w:t>
+      </w:r>
+    </w:p>
+    <w:p>
+      <w:r>
+        <w:t>Esta estrategia requirió una simbiosis perfecta entre modificaciones físicas (hardware) y una lógica de control inteligente (software)</w:t>
+      </w:r>
+      <w:r>
+        <w:t xml:space="preserve"> que implementamos como una librería llamada </w:t>
+      </w:r>
+      <w:proofErr w:type="spellStart"/>
+      <w:r>
+        <w:rPr>
+          <w:rFonts w:eastAsia="Calibri"/>
+        </w:rPr>
+        <w:t>EnergyWSN</w:t>
+      </w:r>
+      <w:proofErr w:type="spellEnd"/>
+      <w:r>
+        <w:t xml:space="preserve">. </w:t>
+      </w:r>
+    </w:p>
+    <w:p>
+      <w:r>
+        <w:t>Para que el software pudiera gestionar la energía de forma granular, primero tuvimos que realizar cambios clave en el hardware del nodo:</w:t>
+      </w:r>
+    </w:p>
+    <w:p>
+      <w:pPr>
+        <w:pStyle w:val="Prrafodelista"/>
+        <w:numPr>
+          <w:ilvl w:val="0"/>
+          <w:numId w:val="50"/>
+        </w:numPr>
+      </w:pPr>
+      <w:r>
+        <w:t>Línea de Voltaje Independiente para Sensores: Aislamos la alimentación de todos los sensores (ZMPT, ACS712) en un riel de potencia separado. Esto es crucial porque muchos sensores consumen energía de forma pasiva incluso cuando no están tomando mediciones.</w:t>
+      </w:r>
+    </w:p>
+    <w:p>
+      <w:pPr>
+        <w:pStyle w:val="Prrafodelista"/>
+      </w:pPr>
+    </w:p>
+    <w:p>
+      <w:pPr>
+        <w:pStyle w:val="Prrafodelista"/>
+        <w:numPr>
+          <w:ilvl w:val="0"/>
+          <w:numId w:val="50"/>
+        </w:numPr>
+      </w:pPr>
+      <w:r>
+        <w:t>Control de Potencia por Software: Para gestionar esta nueva línea de voltaje, integramos un MOSFET conectado a un transistor NPN que actúa como un interruptor electrónico de alta eficiencia. El microcontrolador ahora puede, mediante un simple pulso digital, encender o apagar por completo todo el conjunto de sensores, eliminando cualquier consumo fantasma, y debido a la naturaleza de</w:t>
+      </w:r>
+      <w:r>
+        <w:t xml:space="preserve">l </w:t>
+      </w:r>
+      <w:r>
+        <w:t xml:space="preserve">MOSFET </w:t>
+      </w:r>
+      <w:r>
+        <w:t xml:space="preserve">que </w:t>
+      </w:r>
+      <w:r>
+        <w:t>se controla por Voltaje por lo que para mantenerlo encendido su consumo es prácticamente cero</w:t>
+      </w:r>
+    </w:p>
+    <w:p>
+      <w:pPr>
+        <w:pStyle w:val="Prrafodelista"/>
+      </w:pPr>
+    </w:p>
+    <w:p>
+      <w:pPr>
+        <w:pStyle w:val="Prrafodelista"/>
+        <w:numPr>
+          <w:ilvl w:val="0"/>
+          <w:numId w:val="50"/>
+        </w:numPr>
+      </w:pPr>
+      <w:r>
+        <w:lastRenderedPageBreak/>
+        <w:t xml:space="preserve">Gestión Avanzada del Módulo de Radio: </w:t>
+      </w:r>
+      <w:proofErr w:type="spellStart"/>
+      <w:r>
+        <w:t>Par</w:t>
+      </w:r>
+      <w:r>
+        <w:t>|</w:t>
+      </w:r>
+      <w:r>
+        <w:t>a</w:t>
+      </w:r>
+      <w:proofErr w:type="spellEnd"/>
+      <w:r>
+        <w:t xml:space="preserve"> controlar el módulo XBee, que opera a 3.3V, se añadió </w:t>
+      </w:r>
+      <w:r>
+        <w:t>un par de pines conectados</w:t>
+      </w:r>
+      <w:r>
+        <w:t xml:space="preserve"> que permite</w:t>
+      </w:r>
+      <w:r>
+        <w:t>n</w:t>
+      </w:r>
+      <w:r>
+        <w:t xml:space="preserve"> al Arduino (de 5V) "pedirle" al XBee que entre en su modo de hibernación de ultra bajo consumo, utilizando sus pines de control de energía específicos (SLEEP_RQ). </w:t>
+      </w:r>
+    </w:p>
+    <w:p>
+      <w:pPr>
+        <w:pStyle w:val="Prrafodelista"/>
+      </w:pPr>
+    </w:p>
+    <w:p>
+      <w:r>
+        <w:t>Con el hardware preparado, el código se convierte en el director de orquesta que ejecuta una secuencia de operaciones meticulosamente cronometrada para minimizar el consumo en cada paso</w:t>
+      </w:r>
+      <w:r>
+        <w:t xml:space="preserve"> a partir de las funciones entregadas por nuestra librería</w:t>
+      </w:r>
+      <w:r>
+        <w:t>. La lógica del programa es la siguiente:</w:t>
+      </w:r>
+    </w:p>
+    <w:p/>
+    <w:p>
+      <w:pPr>
+        <w:pStyle w:val="Prrafodelista"/>
+        <w:numPr>
+          <w:ilvl w:val="0"/>
+          <w:numId w:val="51"/>
+        </w:numPr>
+      </w:pPr>
+      <w:r>
+        <w:t>El Despertar Controlado: El ciclo comienza cuando el microcontrolador sale de su estado de sueño profundo (</w:t>
+      </w:r>
+      <w:proofErr w:type="spellStart"/>
+      <w:r>
+        <w:t>deep</w:t>
+      </w:r>
+      <w:proofErr w:type="spellEnd"/>
+      <w:r>
+        <w:t xml:space="preserve"> </w:t>
+      </w:r>
+      <w:proofErr w:type="spellStart"/>
+      <w:r>
+        <w:t>sleep</w:t>
+      </w:r>
+      <w:proofErr w:type="spellEnd"/>
+      <w:r>
+        <w:t>), activado por un temporizador interno.</w:t>
+      </w:r>
+    </w:p>
+    <w:p>
+      <w:pPr>
+        <w:pStyle w:val="Prrafodelista"/>
+        <w:numPr>
+          <w:ilvl w:val="0"/>
+          <w:numId w:val="51"/>
+        </w:numPr>
+      </w:pPr>
+      <w:r>
+        <w:t xml:space="preserve">Activación y Estabilización de Sensores: Lo primero que hace es enviar una señal al MOSFET para energizar los sensores. Inmediatamente después, el programa espera un breve instante (un </w:t>
+      </w:r>
+      <w:proofErr w:type="spellStart"/>
+      <w:r>
+        <w:t>delay</w:t>
+      </w:r>
+      <w:proofErr w:type="spellEnd"/>
+      <w:r>
+        <w:t xml:space="preserve"> de milisegundos). Este pequeño tiempo de espera es fundamental, ya que los componentes electrónicos necesitan un momento para que sus voltajes se estabilicen tras el encendido. Omitir este paso podría resultar en mediciones erróneas o inconsistentes.</w:t>
+      </w:r>
+    </w:p>
+    <w:p>
+      <w:pPr>
+        <w:pStyle w:val="Prrafodelista"/>
+        <w:numPr>
+          <w:ilvl w:val="0"/>
+          <w:numId w:val="51"/>
+        </w:numPr>
+      </w:pPr>
+      <w:r>
+        <w:t>Adquisición Rápida de Datos: Una vez estabilizados los sensores, el microcontrolador realiza las lecturas de voltaje y corriente (</w:t>
+      </w:r>
+      <w:proofErr w:type="spellStart"/>
+      <w:r>
+        <w:t>analogRead</w:t>
+      </w:r>
+      <w:proofErr w:type="spellEnd"/>
+      <w:r>
+        <w:t>) de la forma más rápida posible.</w:t>
+      </w:r>
+    </w:p>
+    <w:p>
+      <w:pPr>
+        <w:pStyle w:val="Prrafodelista"/>
+        <w:numPr>
+          <w:ilvl w:val="0"/>
+          <w:numId w:val="51"/>
+        </w:numPr>
+      </w:pPr>
+      <w:r>
+        <w:t>Desactivación Inmediata: Tan pronto como se tienen las mediciones, el software corta la alimentación de los sensores a través del MOSFET. Con esto, nos aseguramos de que solo consuman energía durante la fracción de segundo estrictamente necesaria.</w:t>
+      </w:r>
+    </w:p>
+    <w:p>
+      <w:pPr>
+        <w:pStyle w:val="Prrafodelista"/>
+        <w:numPr>
+          <w:ilvl w:val="0"/>
+          <w:numId w:val="51"/>
+        </w:numPr>
+      </w:pPr>
+      <w:r>
+        <w:t>Almacenamiento Local: De forma siguiente, los datos se guardan en una tarjeta SD como respaldo local</w:t>
+      </w:r>
+      <w:r>
+        <w:t xml:space="preserve"> para evitar pérdidas</w:t>
+      </w:r>
+      <w:r>
+        <w:t>.</w:t>
+      </w:r>
+    </w:p>
+    <w:p>
+      <w:pPr>
+        <w:pStyle w:val="Prrafodelista"/>
+        <w:numPr>
+          <w:ilvl w:val="0"/>
+          <w:numId w:val="51"/>
+        </w:numPr>
+      </w:pPr>
+      <w:r>
+        <w:t>Comunicación Eficiente: Con los sensores ya apagados, el programa "despierta" al módulo de radio XBee. Compone el paquete de datos y lo transmite. Inmediatamente después de confirmar el envío, le ordena al XBee que vuelva a dormir. El radio, que es el componente de mayor consumo, solo está activo durante el mínimo tiempo indispensable.</w:t>
+      </w:r>
+    </w:p>
+    <w:p>
+      <w:pPr>
+        <w:pStyle w:val="Prrafodelista"/>
+        <w:numPr>
+          <w:ilvl w:val="0"/>
+          <w:numId w:val="51"/>
+        </w:numPr>
+      </w:pPr>
+      <w:r>
+        <w:t>El Sueño Profundo: Una vez completadas todas las tareas, el microcontrolador ejecuta la instrucción final: entrar en un modo de hibernación (</w:t>
+      </w:r>
+      <w:proofErr w:type="spellStart"/>
+      <w:r>
+        <w:t>LowPower.sleepFor_ms</w:t>
+      </w:r>
+      <w:proofErr w:type="spellEnd"/>
+      <w:r>
+        <w:t>). En este estado, consume apenas unos microamperios. Permanece así durante el tiempo configurado (desde segundos hasta varios minutos) hasta que el ciclo deba repetirse.</w:t>
+      </w:r>
+    </w:p>
+    <w:p>
+      <w:r>
+        <w:t xml:space="preserve">Esta metodología tan precisa permite la mayor ventaja de ahorro energético que hemos avanzado hasta ahora y la más completa ya que nos da una </w:t>
+      </w:r>
+      <w:r>
+        <w:t>solución robusta y reutilizable</w:t>
+      </w:r>
+      <w:r>
+        <w:t xml:space="preserve"> </w:t>
+      </w:r>
+    </w:p>
+    <w:p>
+      <w:r>
+        <w:t>Lograr esta orquestación precisa entre hardware y software no fue un camino directo. Fue un proceso iterativo lleno de investigación, retos inesperados y un aprendizaje práctico invaluable. La implementación de esta estrategia de ultra bajo consumo representó uno de los mayores desafíos técnicos del proyecto</w:t>
+      </w:r>
+      <w:r>
+        <w:t xml:space="preserve"> y por eso es que estamos tan orgullosos de </w:t>
+      </w:r>
+      <w:proofErr w:type="spellStart"/>
+      <w:r>
+        <w:rPr>
+          <w:rFonts w:eastAsia="Calibri"/>
+        </w:rPr>
+        <w:t>EnergyWSN</w:t>
+      </w:r>
+      <w:proofErr w:type="spellEnd"/>
+      <w:r>
+        <w:t>.</w:t>
+      </w:r>
+    </w:p>
+    <w:p>
+      <w:r>
+        <w:t xml:space="preserve">El primer paso fue adquirir los componentes necesarios. Conseguir el MOSFET adecuado, con las características de bajo voltaje de activación que necesitábamos, resultó ser sorprendentemente </w:t>
+      </w:r>
+      <w:r>
+        <w:lastRenderedPageBreak/>
+        <w:t>difícil. Cuando finalmente lo encontramos, cometimos un error de novato: lo compramos en un encapsulado SOT-23, un formato de montaje superficial. Estos componentes son increíblemente pequeños, diseñados para ser soldados por máquinas en producción en masa.</w:t>
+      </w:r>
+    </w:p>
+    <w:p>
+      <w:r>
+        <w:t xml:space="preserve">Para poder usarlos en nuestros prototipos, tuvimos que comprar adaptadores de SOT-23 a formato DIP/SIP, que es el estándar para </w:t>
+      </w:r>
+      <w:proofErr w:type="spellStart"/>
+      <w:r>
+        <w:t>protoboards</w:t>
+      </w:r>
+      <w:proofErr w:type="spellEnd"/>
+      <w:r>
+        <w:t>. Aunque ya teníamos experiencia soldando, enfrentarnos a estos componentes fue nuestro mayor reto de soldadura hasta la fecha. Trabajar con piezas tan diminutas requirió un pulso de cirujano, herramientas de precisión y mucha paciencia, pero superarlo nos dio una nueva y valiosa habilidad</w:t>
+      </w:r>
+    </w:p>
+    <w:p>
+      <w:r>
+        <w:t>No bastaba con solo conectar los componentes. Tuvimos que sumergirnos en la teoría para usarlos de manera efectiva. Invertimos tiempo en aprender desde los fundamentos:</w:t>
+      </w:r>
+    </w:p>
+    <w:p>
+      <w:pPr>
+        <w:pStyle w:val="Prrafodelista"/>
+        <w:numPr>
+          <w:ilvl w:val="0"/>
+          <w:numId w:val="52"/>
+        </w:numPr>
+      </w:pPr>
+      <w:proofErr w:type="spellStart"/>
+      <w:r>
+        <w:t>MOSFETs</w:t>
+      </w:r>
+      <w:proofErr w:type="spellEnd"/>
+      <w:r>
+        <w:t xml:space="preserve">: Entender cómo funcionan como interruptores controlados por voltaje, qué es el voltaje de umbral (gate </w:t>
+      </w:r>
+      <w:proofErr w:type="spellStart"/>
+      <w:r>
+        <w:t>threshold</w:t>
+      </w:r>
+      <w:proofErr w:type="spellEnd"/>
+      <w:r>
+        <w:t>), y cómo elegir el correcto para que un microcontrolador de 5V pudiera activarlo sin problemas.</w:t>
+      </w:r>
+    </w:p>
+    <w:p>
+      <w:pPr>
+        <w:pStyle w:val="Prrafodelista"/>
+        <w:numPr>
+          <w:ilvl w:val="0"/>
+          <w:numId w:val="52"/>
+        </w:numPr>
+      </w:pPr>
+      <w:r>
+        <w:t>Transistores NPN: Estudiar su funcionamiento como interruptores y, crucialmente, como "</w:t>
+      </w:r>
+      <w:proofErr w:type="spellStart"/>
+      <w:r>
+        <w:t>level</w:t>
+      </w:r>
+      <w:proofErr w:type="spellEnd"/>
+      <w:r>
+        <w:t xml:space="preserve"> </w:t>
+      </w:r>
+      <w:proofErr w:type="spellStart"/>
+      <w:r>
+        <w:t>shifters</w:t>
+      </w:r>
+      <w:proofErr w:type="spellEnd"/>
+      <w:r>
+        <w:t xml:space="preserve">" para poder comunicar de forma segura </w:t>
+      </w:r>
+      <w:r>
+        <w:t xml:space="preserve">la señal </w:t>
+      </w:r>
+      <w:r>
+        <w:t>de encendido o apagado</w:t>
+      </w:r>
+    </w:p>
+    <w:p>
+      <w:r>
+        <w:t>Este conocimiento teórico fue el puente que nos permitió pasar de un simple cableado a un diseño electrónico robusto y fiable.</w:t>
+      </w:r>
+    </w:p>
+    <w:p>
+      <w:r>
+        <w:t>El afinamiento del software fue igualmente desafiante:</w:t>
+      </w:r>
+    </w:p>
+    <w:p>
+      <w:pPr>
+        <w:pStyle w:val="Prrafodelista"/>
+        <w:numPr>
+          <w:ilvl w:val="0"/>
+          <w:numId w:val="53"/>
+        </w:numPr>
+      </w:pPr>
+      <w:r>
+        <w:t>Tiempos de Espera (</w:t>
+      </w:r>
+      <w:proofErr w:type="spellStart"/>
+      <w:r>
+        <w:t>delays</w:t>
+      </w:r>
+      <w:proofErr w:type="spellEnd"/>
+      <w:r>
+        <w:t xml:space="preserve">): Determinar los retardos necesarios para la estabilización de los componentes fue un proceso de mucha prueba y error. Un </w:t>
+      </w:r>
+      <w:proofErr w:type="spellStart"/>
+      <w:r>
+        <w:t>delay</w:t>
+      </w:r>
+      <w:proofErr w:type="spellEnd"/>
+      <w:r>
+        <w:t xml:space="preserve"> muy corto resultaba en lecturas incorrectas; uno muy largo desperdiciaba milisegundos preciosos de batería en cada ciclo. Experimentamos hasta encontrar el punto óptimo entre fiabilidad y eficiencia.</w:t>
+      </w:r>
+    </w:p>
+    <w:p/>
+    <w:p>
+      <w:pPr>
+        <w:pStyle w:val="Prrafodelista"/>
+        <w:numPr>
+          <w:ilvl w:val="0"/>
+          <w:numId w:val="53"/>
+        </w:numPr>
+      </w:pPr>
+      <w:r>
+        <w:t>Documentación del Microcontrolador: Tuvimos que sumergirnos en las hojas de datos (</w:t>
+      </w:r>
+      <w:proofErr w:type="spellStart"/>
+      <w:r>
+        <w:t>datasheets</w:t>
+      </w:r>
+      <w:proofErr w:type="spellEnd"/>
+      <w:r>
+        <w:t>) del microcontrolador ATmega328P. Allí descubrimos una limitación clave del modo de sueño profundo: el temporizador interno (</w:t>
+      </w:r>
+      <w:proofErr w:type="spellStart"/>
+      <w:r>
+        <w:t>Watchdog</w:t>
+      </w:r>
+      <w:proofErr w:type="spellEnd"/>
+      <w:r>
+        <w:t xml:space="preserve"> </w:t>
+      </w:r>
+      <w:proofErr w:type="spellStart"/>
+      <w:r>
+        <w:t>Timer</w:t>
+      </w:r>
+      <w:proofErr w:type="spellEnd"/>
+      <w:r>
+        <w:t>) solo puede configurarse para un máximo de 8 segundos de sueño. Para lograr pausas más largas (como 1 o 2 minutos), tuvimos que diseñar un bucle en nuestro código que "despierta" brevemente cada 8 segundos solo para volver a dormirse, hasta completar el tiempo total deseado.</w:t>
+      </w:r>
+    </w:p>
+    <w:p>
+      <w:pPr>
+        <w:pStyle w:val="Prrafodelista"/>
+        <w:numPr>
+          <w:ilvl w:val="0"/>
+          <w:numId w:val="53"/>
+        </w:numPr>
+      </w:pPr>
+      <w:r>
+        <w:t xml:space="preserve">Documentación del XBee: El modo de hibernación del XBee (Pin </w:t>
+      </w:r>
+      <w:proofErr w:type="spellStart"/>
+      <w:r>
+        <w:t>Sleep</w:t>
+      </w:r>
+      <w:proofErr w:type="spellEnd"/>
+      <w:r>
+        <w:t>) requirió otra lectura intensiva de su documentación. Primero, tuvimos que reconfigurar los módulos como "</w:t>
+      </w:r>
+      <w:proofErr w:type="spellStart"/>
+      <w:r>
+        <w:t>End</w:t>
+      </w:r>
+      <w:proofErr w:type="spellEnd"/>
+      <w:r>
+        <w:t xml:space="preserve"> </w:t>
+      </w:r>
+      <w:proofErr w:type="spellStart"/>
+      <w:r>
+        <w:t>Device</w:t>
+      </w:r>
+      <w:proofErr w:type="spellEnd"/>
+      <w:r>
+        <w:t>" usando el software XCTU para habilitar estas funciones de ahorro. Segundo, descubrimos que no se trataba de un solo pin, sino de un sistema de dos:</w:t>
+      </w:r>
+    </w:p>
+    <w:p>
+      <w:pPr>
+        <w:ind w:left="708"/>
+      </w:pPr>
+    </w:p>
+    <w:p>
+      <w:pPr>
+        <w:pStyle w:val="Prrafodelista"/>
+        <w:numPr>
+          <w:ilvl w:val="0"/>
+          <w:numId w:val="54"/>
+        </w:numPr>
+        <w:ind w:left="1428"/>
+      </w:pPr>
+      <w:r>
+        <w:t>SLEEP_RQ (</w:t>
+      </w:r>
+      <w:proofErr w:type="spellStart"/>
+      <w:r>
+        <w:t>Sleep</w:t>
+      </w:r>
+      <w:proofErr w:type="spellEnd"/>
+      <w:r>
+        <w:t xml:space="preserve"> </w:t>
+      </w:r>
+      <w:proofErr w:type="spellStart"/>
+      <w:r>
+        <w:t>Request</w:t>
+      </w:r>
+      <w:proofErr w:type="spellEnd"/>
+      <w:r>
+        <w:t>): Un pin de salida desde nuestro Arduino para solicitar al XBee que se duerma.</w:t>
+      </w:r>
+    </w:p>
+    <w:p>
+      <w:pPr>
+        <w:pStyle w:val="Prrafodelista"/>
+        <w:numPr>
+          <w:ilvl w:val="0"/>
+          <w:numId w:val="54"/>
+        </w:numPr>
+        <w:ind w:left="1428"/>
+      </w:pPr>
+      <w:r>
+        <w:t xml:space="preserve">ON/SLEEP (Status </w:t>
+      </w:r>
+      <w:proofErr w:type="spellStart"/>
+      <w:r>
+        <w:t>Indicator</w:t>
+      </w:r>
+      <w:proofErr w:type="spellEnd"/>
+      <w:r>
+        <w:t>): Un pin de entrada hacia nuestro Arduino que el XBee usa para confirmar su estado actual (si está despierto o dormido).</w:t>
+      </w:r>
+    </w:p>
+    <w:p>
+      <w:pPr>
+        <w:ind w:left="360"/>
+      </w:pPr>
+      <w:r>
+        <w:lastRenderedPageBreak/>
+        <w:t>Esta última revelación fue clave. Nuestra lógica final no solo le ordena al XBee que se duerma, sino que también corrobora que haya obedecido antes de proceder. Esta comunicación de dos vías (comando y confirmación) previene fallos críticos, como que el microcontrolador se duerma mientras el radio sigue encendido consumiendo energía. Fue esta atención al detalle, nacida de la necesidad y la investigación, lo que finalmente nos permitió construir un sistema verdaderamente eficiente</w:t>
+      </w:r>
+    </w:p>
+    <w:p>
+      <w:r>
+        <w:br w:type="page"/>
+      </w:r>
+    </w:p>
+    <w:p>
+      <w:pPr>
+        <w:pStyle w:val="Ttulo2"/>
+      </w:pPr>
+      <w:bookmarkStart w:id="76" w:name="_Toc212026294"/>
+      <w:r>
+        <w:lastRenderedPageBreak/>
+        <w:t>Implementando múltiples tecnologías y avances</w:t>
+      </w:r>
+      <w:bookmarkEnd w:id="76"/>
+    </w:p>
+    <w:p>
+      <w:r>
+        <w:t xml:space="preserve">Sabíamos que para que nuestro proyecto fuera completo, no bastaba con probar y optimizar un sistema basado únicamente en la tecnología XBee. Para entender verdaderamente el impacto de nuestras mejoras, planteamos la necesidad de experimentar con diversos módulos de radio. El objetivo es realizar un análisis comparativo que nos permita conocer en profundidad las características de cada tecnología </w:t>
+      </w:r>
+      <w:r>
+        <w:t>y el impacto de nuestras mejoras energéticas sobre ellos</w:t>
+      </w:r>
+    </w:p>
+    <w:p>
+      <w:r>
+        <w:t>Para ello implementaremos diferentes tecnologías de comunicación por radiofrecuencia y sobre estos prototipos aplicaremos nuestras mejoras energéticas diseñadas</w:t>
+      </w:r>
+    </w:p>
+    <w:p>
+      <w:pPr>
+        <w:pStyle w:val="Ttulo3"/>
+      </w:pPr>
+      <w:bookmarkStart w:id="77" w:name="_Toc212026295"/>
+      <w:proofErr w:type="spellStart"/>
+      <w:r>
+        <w:t>LoRa</w:t>
+      </w:r>
+      <w:bookmarkEnd w:id="77"/>
+      <w:proofErr w:type="spellEnd"/>
+    </w:p>
+    <w:p>
+      <w:r>
+        <w:t>Ahora pasamos a probar con otros módulos de radio de diferentes tecnologías para así experimentar y validar su alcance, consumo y eficiencia. Como mencionamos, es importante entender estas características para elegir el componente adecuado para cada aplicación. Decidimos que realizaríamos un programa de envío básico con nuestros sensores para establecer una comunicación funcional.</w:t>
+      </w:r>
+    </w:p>
+    <w:p>
+      <w:r>
+        <w:t xml:space="preserve">Para empezar, decidimos utilizar la tecnología </w:t>
+      </w:r>
+      <w:proofErr w:type="spellStart"/>
+      <w:r>
+        <w:t>LoRa</w:t>
+      </w:r>
+      <w:proofErr w:type="spellEnd"/>
+      <w:r>
+        <w:t>. Esto requirió una fase de investigación inicial para comprender sus particularidades. Tuvimos que aprender sobre las bandas de frecuencia permitidas en nuestra región, y entender el significado de parámetros clave como el Factor de Propagación (</w:t>
+      </w:r>
+      <w:proofErr w:type="spellStart"/>
+      <w:r>
+        <w:t>Spreading</w:t>
+      </w:r>
+      <w:proofErr w:type="spellEnd"/>
+      <w:r>
+        <w:t xml:space="preserve"> Factor), el Ancho de Banda (</w:t>
+      </w:r>
+      <w:proofErr w:type="spellStart"/>
+      <w:r>
+        <w:t>Bandwidth</w:t>
+      </w:r>
+      <w:proofErr w:type="spellEnd"/>
+      <w:r>
+        <w:t>) y la Tasa de Codificación (</w:t>
+      </w:r>
+      <w:proofErr w:type="spellStart"/>
+      <w:r>
+        <w:t>Coding</w:t>
+      </w:r>
+      <w:proofErr w:type="spellEnd"/>
+      <w:r>
+        <w:t xml:space="preserve"> </w:t>
+      </w:r>
+      <w:proofErr w:type="spellStart"/>
+      <w:r>
+        <w:t>Rate</w:t>
+      </w:r>
+      <w:proofErr w:type="spellEnd"/>
+      <w:r>
+        <w:t>), ya que estos afectan directamente el alcance y la velocidad de transmisión.</w:t>
+      </w:r>
+    </w:p>
+    <w:p>
+      <w:r>
+        <w:t xml:space="preserve">Durante este proceso, nos encontramos con el primer reto de hardware: los módulos </w:t>
+      </w:r>
+      <w:proofErr w:type="spellStart"/>
+      <w:r>
+        <w:t>LoRa</w:t>
+      </w:r>
+      <w:proofErr w:type="spellEnd"/>
+      <w:r>
+        <w:t xml:space="preserve"> operan a un nivel lógico de 3.3 voltios, mientras que nuestro Arduino Nano trabaja a 5 voltios. Para asegurar una comunicación segura sin dañar el módulo de radio, fue necesario adquirir conversores de nivel lógico, conocidos como </w:t>
+      </w:r>
+      <w:proofErr w:type="spellStart"/>
+      <w:r>
+        <w:t>level</w:t>
+      </w:r>
+      <w:proofErr w:type="spellEnd"/>
+      <w:r>
+        <w:t xml:space="preserve"> </w:t>
+      </w:r>
+      <w:proofErr w:type="spellStart"/>
+      <w:r>
+        <w:t>shifters</w:t>
+      </w:r>
+      <w:proofErr w:type="spellEnd"/>
+      <w:r>
+        <w:t>. Tuvimos que soldar estos pequeños componentes a los módulos, como se muestra en la FIGURA N. A nivel de software, descubrimos que la comunicación con el módulo se realizaba a través del protocolo SPI. Afortunadamente, nuestra experiencia previa configurando la tarjeta SD, que también usa SPI, nos ayudó a comprender la lógica de pines y a escribir rápidamente un sketch básico de comunicación.</w:t>
+      </w:r>
+    </w:p>
+    <w:p/>
+    <w:p>
+      <w:r>
+        <w:t xml:space="preserve">Logramos establecer un enlace casi de inmediato; el nodo receptor nos confirmaba la llegada de paquetes y nos mostraba la intensidad de la señal (RSSI). Sin embargo, nos topamos con un problema frustrante: no podíamos leer el contenido del paquete, que aparecía en blanco. Después de mucha depuración, descubrimos que el error estaba en nuestra función de lectura. La librería de </w:t>
+      </w:r>
+      <w:proofErr w:type="spellStart"/>
+      <w:r>
+        <w:t>LoRa</w:t>
+      </w:r>
+      <w:proofErr w:type="spellEnd"/>
+      <w:r>
+        <w:t xml:space="preserve"> entregaba los datos como una secuencia de bytes, pero nuestra función inicial no añadía correctamente el carácter nulo de terminación al final del buffer antes de convertirlo a un </w:t>
+      </w:r>
+      <w:proofErr w:type="spellStart"/>
+      <w:r>
+        <w:t>String</w:t>
+      </w:r>
+      <w:proofErr w:type="spellEnd"/>
+      <w:r>
+        <w:t xml:space="preserve">. Esto provocaba </w:t>
+      </w:r>
+      <w:proofErr w:type="gramStart"/>
+      <w:r>
+        <w:t>que</w:t>
+      </w:r>
+      <w:proofErr w:type="gramEnd"/>
+      <w:r>
+        <w:t xml:space="preserve"> al intentar imprimir el contenido, el programa no supiera dónde terminaba el mensaje. Una vez corregido esto, pudimos recibir los mensajes completos, como se ve en la FIGURA N2.</w:t>
+      </w:r>
+    </w:p>
+    <w:p/>
+    <w:p>
+      <w:r>
+        <w:br w:type="page"/>
+      </w:r>
+    </w:p>
+    <w:p>
+      <w:pPr>
+        <w:pStyle w:val="Ttulo4"/>
+      </w:pPr>
+      <w:r>
+        <w:lastRenderedPageBreak/>
+        <w:t>Inyectando los radios</w:t>
+      </w:r>
+    </w:p>
+    <w:p>
+      <w:r>
+        <w:t xml:space="preserve">En teoría, el siguiente paso era adaptar nuestro sketch complejo con sensores y librerías para que funcionara con </w:t>
+      </w:r>
+      <w:proofErr w:type="spellStart"/>
+      <w:r>
+        <w:t>LoRa</w:t>
+      </w:r>
+      <w:proofErr w:type="spellEnd"/>
+      <w:r>
+        <w:t>, y luego repetir todo el proceso que hicimos para XBee y que se planeaba para cualquier otro módulo futuro. En ese momento nos dimos cuenta de que este enfoque no era escalable. Crear un código completo y personalizado para cada tipo de radio sería un proceso muy largo, propenso a errores y difícil de mantener.</w:t>
+      </w:r>
+    </w:p>
+    <w:p>
+      <w:r>
+        <w:t>Decidimos poner en marcha una solución de software más elegante y eficiente. En lugar de tener múltiples códigos, crearíamos un único sketch "universal" y una forma de "inyectar" el módulo de radio necesario. Tras investigar patrones de diseño de software, y usando nuestro conocimiento de programación, decidimos crear una "interfaz". Esta interfaz actúa como un contrato o una plantilla. Define un conjunto de funciones genéricas que cualquier módulo de radio debe tener, como "iniciar", "enviar" y "leer".</w:t>
+      </w:r>
+    </w:p>
+    <w:p>
+      <w:r>
+        <w:t>Luego, creamos clases específicas para cada radio, como "</w:t>
+      </w:r>
+      <w:proofErr w:type="spellStart"/>
+      <w:r>
+        <w:t>LoraRadio</w:t>
+      </w:r>
+      <w:proofErr w:type="spellEnd"/>
+      <w:r>
+        <w:t>" y "</w:t>
+      </w:r>
+      <w:proofErr w:type="spellStart"/>
+      <w:r>
+        <w:t>XBeeRadio</w:t>
+      </w:r>
+      <w:proofErr w:type="spellEnd"/>
+      <w:r>
+        <w:t xml:space="preserve">". Cada una de estas clases hereda de la interfaz y contiene el código de bajo nivel y los comandos específicos para su hardware particular. Sin embargo, al llamarlas desde nuestro programa principal, usamos las funciones genéricas de la interfaz. De esta forma, el código principal no necesita saber si está hablando con un </w:t>
+      </w:r>
+      <w:proofErr w:type="spellStart"/>
+      <w:r>
+        <w:t>LoRa</w:t>
+      </w:r>
+      <w:proofErr w:type="spellEnd"/>
+      <w:r>
+        <w:t xml:space="preserve"> o un XBee; simplemente le dice a la interfaz "envía estos datos".</w:t>
+      </w:r>
+    </w:p>
+    <w:p>
+      <w:r>
+        <w:t>El cambio es evidente al comparar el código anterior, "</w:t>
+      </w:r>
+      <w:proofErr w:type="spellStart"/>
+      <w:r>
+        <w:t>Normal_sensor.ino</w:t>
+      </w:r>
+      <w:proofErr w:type="spellEnd"/>
+      <w:r>
+        <w:t>", con el nuevo "</w:t>
+      </w:r>
+      <w:proofErr w:type="spellStart"/>
+      <w:r>
+        <w:t>EmisorUniversal.ino</w:t>
+      </w:r>
+      <w:proofErr w:type="spellEnd"/>
+      <w:r>
+        <w:t>". En el código antiguo, todo el programa estaba lleno de llamadas directas a "</w:t>
+      </w:r>
+      <w:proofErr w:type="spellStart"/>
+      <w:r>
+        <w:t>xbeeSerial</w:t>
+      </w:r>
+      <w:proofErr w:type="spellEnd"/>
+      <w:r>
+        <w:t xml:space="preserve">", acoplando fuertemente la lógica a un solo tipo de hardware. En el emisor universal, el código del </w:t>
+      </w:r>
+      <w:proofErr w:type="spellStart"/>
+      <w:r>
+        <w:t>loop</w:t>
+      </w:r>
+      <w:proofErr w:type="spellEnd"/>
+      <w:r>
+        <w:t xml:space="preserve"> es completamente agnóstico al radio. Utiliza un puntero genérico llamado "radio" y funciones como "radio-&gt;</w:t>
+      </w:r>
+      <w:proofErr w:type="gramStart"/>
+      <w:r>
+        <w:t>enviar(</w:t>
+      </w:r>
+      <w:proofErr w:type="gramEnd"/>
+      <w:r>
+        <w:t>)".</w:t>
+      </w:r>
+    </w:p>
+    <w:p>
+      <w:r>
+        <w:t>La magia ocurre en la sección de configuración. Con una sola línea de código, podemos decidir qué radio usar. Al definir "USE_LORA", el programa crea un objeto de la clase "</w:t>
+      </w:r>
+      <w:proofErr w:type="spellStart"/>
+      <w:r>
+        <w:t>LoraRadio</w:t>
+      </w:r>
+      <w:proofErr w:type="spellEnd"/>
+      <w:r>
+        <w:t>", lo configura con todos los parámetros necesarios a través de una estructura "</w:t>
+      </w:r>
+      <w:proofErr w:type="spellStart"/>
+      <w:r>
+        <w:t>LoRaConfig</w:t>
+      </w:r>
+      <w:proofErr w:type="spellEnd"/>
+      <w:r>
+        <w:t>", y lo asigna al puntero genérico "radio". Si quisiéramos cambiar a XBee, simplemente cambiaríamos la definición a "USE_XBEE" y el programa crearía un objeto "</w:t>
+      </w:r>
+      <w:proofErr w:type="spellStart"/>
+      <w:r>
+        <w:t>XBeeRadio</w:t>
+      </w:r>
+      <w:proofErr w:type="spellEnd"/>
+      <w:r>
+        <w:t>" en su lugar. Esta técnica, conocida como inyección de dependencias, nos permitió crear un sistema modular, limpio y fácilmente extensible para cualquier tecnología de radio que queramos probar en el futuro.</w:t>
+      </w:r>
+    </w:p>
+    <w:p>
+      <w:r>
+        <w:t>El resultado fue la creación de un conjunto de archivos de código limpios y modulares, tal como se muestra en la estructura de la IMAGENARCHIVOSINYECTABLES, donde cada radio tiene su propia clase y un sketch universal los controla.</w:t>
+      </w:r>
+    </w:p>
+    <w:p>
+      <w:r>
+        <w:t xml:space="preserve">El proceso de implementación fue notablemente rápido, ya que el trabajo más pesado ya estaba hecho. Contábamos con prototipos funcionales tanto para XBee como para </w:t>
+      </w:r>
+      <w:proofErr w:type="spellStart"/>
+      <w:r>
+        <w:t>LoRa</w:t>
+      </w:r>
+      <w:proofErr w:type="spellEnd"/>
+      <w:r>
+        <w:t>, el hardware estaba montado y sabíamos que los componentes se comunicaban. Por lo tanto, la tarea se centró exclusivamente en una reestructuración del software.</w:t>
+      </w:r>
+    </w:p>
+    <w:p>
+      <w:r>
+        <w:t xml:space="preserve">Creamos los sketches </w:t>
+      </w:r>
+      <w:proofErr w:type="spellStart"/>
+      <w:r>
+        <w:t>EmisorUniversal.ino</w:t>
+      </w:r>
+      <w:proofErr w:type="spellEnd"/>
+      <w:r>
+        <w:t xml:space="preserve"> y </w:t>
+      </w:r>
+      <w:proofErr w:type="spellStart"/>
+      <w:r>
+        <w:t>ReceptorUniversal.ino</w:t>
+      </w:r>
+      <w:proofErr w:type="spellEnd"/>
+      <w:r>
+        <w:t xml:space="preserve">. Durante el desarrollo, nos encontramos con un problema interesante de inicialización. Nuestro objetivo era que toda la configuración ocurriera dentro de la función </w:t>
+      </w:r>
+      <w:proofErr w:type="gramStart"/>
+      <w:r>
+        <w:t>iniciar(</w:t>
+      </w:r>
+      <w:proofErr w:type="gramEnd"/>
+      <w:r>
+        <w:t xml:space="preserve">) de cada clase de radio. Esto funcionó perfectamente para </w:t>
+      </w:r>
+      <w:proofErr w:type="spellStart"/>
+      <w:r>
+        <w:t>LoRa</w:t>
+      </w:r>
+      <w:proofErr w:type="spellEnd"/>
+      <w:r>
+        <w:t xml:space="preserve">, pero descubrimos que para XBee, que depende de </w:t>
+      </w:r>
+      <w:proofErr w:type="spellStart"/>
+      <w:r>
+        <w:t>SoftwareSerial</w:t>
+      </w:r>
+      <w:proofErr w:type="spellEnd"/>
+      <w:r>
+        <w:t xml:space="preserve">, era </w:t>
+      </w:r>
+      <w:r>
+        <w:lastRenderedPageBreak/>
+        <w:t xml:space="preserve">más estable y seguro iniciar el puerto serial en el </w:t>
+      </w:r>
+      <w:proofErr w:type="spellStart"/>
+      <w:proofErr w:type="gramStart"/>
+      <w:r>
+        <w:t>setup</w:t>
+      </w:r>
+      <w:proofErr w:type="spellEnd"/>
+      <w:r>
+        <w:t>(</w:t>
+      </w:r>
+      <w:proofErr w:type="gramEnd"/>
+      <w:r>
+        <w:t>) principal del sketch, antes de llamar a la función de la interfaz. La solución fue documentar este requisito y adaptar ligeramente el sketch universal, demostrando cómo a veces la arquitectura ideal debe ajustarse a las particularidades del hardware.</w:t>
+      </w:r>
+    </w:p>
+    <w:p>
+      <w:r>
+        <w:t>Una vez resuelto esto, las pruebas fueron un éxito rotundo y demostraron el poder de este nuevo enfoque:</w:t>
+      </w:r>
+    </w:p>
+    <w:p>
+      <w:pPr>
+        <w:pStyle w:val="Prrafodelista"/>
+        <w:numPr>
+          <w:ilvl w:val="0"/>
+          <w:numId w:val="64"/>
+        </w:numPr>
+      </w:pPr>
+      <w:r>
+        <w:t>Prueba con XBee: En los sketches de emisor y receptor, activamos la línea de código para usar XBee. Al compilar y cargar el software en nuestros prototipos ya existentes, la comunicación se estableció de inmediato, funcionando a la perfección.</w:t>
+      </w:r>
+    </w:p>
+    <w:p>
+      <w:pPr>
+        <w:pStyle w:val="Prrafodelista"/>
+        <w:numPr>
+          <w:ilvl w:val="0"/>
+          <w:numId w:val="64"/>
+        </w:numPr>
+      </w:pPr>
+      <w:r>
+        <w:t xml:space="preserve">Prueba con </w:t>
+      </w:r>
+      <w:proofErr w:type="spellStart"/>
+      <w:r>
+        <w:t>LoRa</w:t>
+      </w:r>
+      <w:proofErr w:type="spellEnd"/>
+      <w:r>
+        <w:t xml:space="preserve">: Sin cambiar nada en el hardware del prototipo usando antes con </w:t>
+      </w:r>
+      <w:proofErr w:type="spellStart"/>
+      <w:r>
+        <w:t>LoRa</w:t>
+      </w:r>
+      <w:proofErr w:type="spellEnd"/>
+      <w:r>
+        <w:t xml:space="preserve">, volvimos a los archivos de código y modificamos una sola línea en cada uno para activar Lora </w:t>
+      </w:r>
+      <w:r>
+        <w:t>en</w:t>
+      </w:r>
+      <w:r>
+        <w:t xml:space="preserve"> lugar de XBee como se puede ver en la </w:t>
+      </w:r>
+      <w:r>
+        <w:fldChar w:fldCharType="begin"/>
+      </w:r>
+      <w:r>
+        <w:instrText xml:space="preserve"> REF _Ref211418452 \h </w:instrText>
+      </w:r>
+      <w:r>
+        <w:fldChar w:fldCharType="separate"/>
+      </w:r>
+      <w:r>
+        <w:t xml:space="preserve">Figura </w:t>
+      </w:r>
+      <w:r>
+        <w:rPr>
+          <w:noProof/>
+        </w:rPr>
+        <w:t>10</w:t>
+      </w:r>
+      <w:r>
+        <w:fldChar w:fldCharType="end"/>
+      </w:r>
+      <w:r>
+        <w:t xml:space="preserve">. Tras compilar y cargar, los nodos </w:t>
+      </w:r>
+      <w:proofErr w:type="spellStart"/>
+      <w:r>
+        <w:t>LoRa</w:t>
+      </w:r>
+      <w:proofErr w:type="spellEnd"/>
+      <w:r>
+        <w:t xml:space="preserve"> también se comunicaron sin ningún problema</w:t>
+      </w:r>
+      <w:r>
+        <w:t xml:space="preserve"> como se puede apreciar en la </w:t>
+      </w:r>
+      <w:r>
+        <w:fldChar w:fldCharType="begin"/>
+      </w:r>
+      <w:r>
+        <w:instrText xml:space="preserve"> REF _Ref211418849 \h </w:instrText>
+      </w:r>
+      <w:r>
+        <w:fldChar w:fldCharType="separate"/>
+      </w:r>
+      <w:r>
+        <w:t xml:space="preserve">Figura </w:t>
+      </w:r>
+      <w:r>
+        <w:rPr>
+          <w:noProof/>
+        </w:rPr>
+        <w:t>11</w:t>
+      </w:r>
+      <w:r>
+        <w:fldChar w:fldCharType="end"/>
+      </w:r>
+      <w:r>
+        <w:t xml:space="preserve"> </w:t>
+      </w:r>
+      <w:r>
+        <w:t>.</w:t>
+      </w:r>
+    </w:p>
+    <w:p>
+      <w:pPr>
+        <w:pStyle w:val="Prrafodelista"/>
+      </w:pPr>
+    </w:p>
+    <w:p>
+      <w:pPr>
+        <w:pStyle w:val="Prrafodelista"/>
+        <w:keepNext/>
+        <w:jc w:val="center"/>
+      </w:pPr>
+      <w:r>
+        <w:rPr>
+          <w:noProof/>
+        </w:rPr>
+        <w:drawing>
+          <wp:inline distT="0" distB="0" distL="0" distR="0" wp14:anchorId="242C96A4" wp14:editId="05F38643">
+            <wp:extent cx="3790770" cy="4930832"/>
+            <wp:effectExtent l="0" t="0" r="635" b="3175"/>
+            <wp:docPr id="18" name="Imagen 18"/>
+            <wp:cNvGraphicFramePr>
+              <a:graphicFrameLocks xmlns:a="http://schemas.openxmlformats.org/drawingml/2006/main" noChangeAspect="1"/>
+            </wp:cNvGraphicFramePr>
+            <a:graphic xmlns:a="http://schemas.openxmlformats.org/drawingml/2006/main">
+              <a:graphicData uri="http://schemas.openxmlformats.org/drawingml/2006/picture">
+                <pic:pic xmlns:pic="http://schemas.openxmlformats.org/drawingml/2006/picture">
+                  <pic:nvPicPr>
+                    <pic:cNvPr id="1" name=""/>
+                    <pic:cNvPicPr/>
+                  </pic:nvPicPr>
+                  <pic:blipFill>
+                    <a:blip r:embed="rId22"/>
+                    <a:stretch>
+                      <a:fillRect/>
+                    </a:stretch>
+                  </pic:blipFill>
+                  <pic:spPr>
+                    <a:xfrm>
+                      <a:off x="0" y="0"/>
                       <a:ext cx="3795894" cy="4937497"/>
                     </a:xfrm>
                     <a:prstGeom prst="rect">
@@ -27745,15 +28818,15 @@
         <w:pStyle w:val="Descripcin"/>
         <w:jc w:val="center"/>
       </w:pPr>
-      <w:bookmarkStart w:id="80" w:name="_Ref211418452"/>
-      <w:r>
-        <w:t xml:space="preserve">Figura </w:t>
+      <w:bookmarkStart w:id="78" w:name="_Toc212031174"/>
+      <w:r>
+        <w:t xml:space="preserve">Ilustración </w:t>
       </w:r>
       <w:r>
         <w:fldChar w:fldCharType="begin"/>
       </w:r>
       <w:r>
-        <w:instrText xml:space="preserve"> SEQ Figura \* ARABIC </w:instrText>
+        <w:instrText xml:space="preserve"> SEQ Ilustración \* ARABIC </w:instrText>
       </w:r>
       <w:r>
         <w:fldChar w:fldCharType="separate"/>
@@ -27762,17 +28835,16 @@
         <w:rPr>
           <w:noProof/>
         </w:rPr>
-        <w:t>10</w:t>
-      </w:r>
-      <w:r>
-        <w:rPr>
-          <w:noProof/>
-        </w:rPr>
+        <w:t>11</w:t>
+      </w:r>
+      <w:r>
         <w:fldChar w:fldCharType="end"/>
       </w:r>
-      <w:bookmarkEnd w:id="80"/>
-      <w:r>
-        <w:t xml:space="preserve">. Cambio entre </w:t>
+      <w:r>
+        <w:t xml:space="preserve">. </w:t>
+      </w:r>
+      <w:r>
+        <w:t xml:space="preserve">Cambio entre </w:t>
       </w:r>
       <w:proofErr w:type="spellStart"/>
       <w:r>
@@ -27786,6 +28858,7 @@
       <w:r>
         <w:t>linea</w:t>
       </w:r>
+      <w:bookmarkEnd w:id="78"/>
       <w:proofErr w:type="spellEnd"/>
     </w:p>
     <w:p>
@@ -27814,7 +28887,7 @@
                     <pic:cNvPicPr/>
                   </pic:nvPicPr>
                   <pic:blipFill>
-                    <a:blip r:embed="rId22"/>
+                    <a:blip r:embed="rId23"/>
                     <a:stretch>
                       <a:fillRect/>
                     </a:stretch>
@@ -27852,15 +28925,15 @@
         <w:pStyle w:val="Descripcin"/>
         <w:jc w:val="center"/>
       </w:pPr>
-      <w:bookmarkStart w:id="81" w:name="_Ref211418849"/>
-      <w:r>
-        <w:t xml:space="preserve">Figura </w:t>
+      <w:bookmarkStart w:id="79" w:name="_Toc212031175"/>
+      <w:r>
+        <w:t xml:space="preserve">Ilustración </w:t>
       </w:r>
       <w:r>
         <w:fldChar w:fldCharType="begin"/>
       </w:r>
       <w:r>
-        <w:instrText xml:space="preserve"> SEQ Figura \* ARABIC </w:instrText>
+        <w:instrText xml:space="preserve"> SEQ Ilustración \* ARABIC </w:instrText>
       </w:r>
       <w:r>
         <w:fldChar w:fldCharType="separate"/>
@@ -27869,17 +28942,16 @@
         <w:rPr>
           <w:noProof/>
         </w:rPr>
-        <w:t>11</w:t>
-      </w:r>
-      <w:r>
-        <w:rPr>
-          <w:noProof/>
-        </w:rPr>
+        <w:t>12</w:t>
+      </w:r>
+      <w:r>
         <w:fldChar w:fldCharType="end"/>
       </w:r>
-      <w:bookmarkEnd w:id="81"/>
-      <w:r>
-        <w:t xml:space="preserve">. Comunicación de </w:t>
+      <w:r>
+        <w:t xml:space="preserve">. </w:t>
+      </w:r>
+      <w:r>
+        <w:t xml:space="preserve">Comunicación de </w:t>
       </w:r>
       <w:proofErr w:type="spellStart"/>
       <w:r>
@@ -27889,6 +28961,7 @@
       <w:r>
         <w:t xml:space="preserve"> al inyectarse los módulos de radio</w:t>
       </w:r>
+      <w:bookmarkEnd w:id="79"/>
     </w:p>
     <w:p>
       <w:r>
@@ -27988,11 +29061,11 @@
       <w:pPr>
         <w:pStyle w:val="Ttulo3"/>
       </w:pPr>
-      <w:bookmarkStart w:id="82" w:name="_Toc212026296"/>
+      <w:bookmarkStart w:id="80" w:name="_Toc212026296"/>
       <w:r>
         <w:t>NRF24L01</w:t>
       </w:r>
-      <w:bookmarkEnd w:id="82"/>
+      <w:bookmarkEnd w:id="80"/>
     </w:p>
     <w:p>
       <w:pPr>
@@ -28030,7 +29103,7 @@
       <w:pPr>
         <w:pStyle w:val="Ttulo4"/>
       </w:pPr>
-      <w:bookmarkStart w:id="83" w:name="_Toc211848138"/>
+      <w:bookmarkStart w:id="81" w:name="_Toc211848138"/>
       <w:r>
         <w:t xml:space="preserve">Configuración y </w:t>
       </w:r>
@@ -28038,7 +29111,7 @@
       <w:r>
         <w:t>pinout</w:t>
       </w:r>
-      <w:bookmarkEnd w:id="83"/>
+      <w:bookmarkEnd w:id="81"/>
       <w:proofErr w:type="spellEnd"/>
     </w:p>
     <w:p>
@@ -28146,11 +29219,11 @@
       <w:pPr>
         <w:pStyle w:val="Ttulo4"/>
       </w:pPr>
-      <w:bookmarkStart w:id="84" w:name="_Toc211848139"/>
+      <w:bookmarkStart w:id="82" w:name="_Toc211848139"/>
       <w:r>
         <w:t>Conexiones nodo sensor</w:t>
       </w:r>
-      <w:bookmarkEnd w:id="84"/>
+      <w:bookmarkEnd w:id="82"/>
     </w:p>
     <w:p/>
     <w:tbl>
@@ -28900,8 +29973,8 @@
         <w:pStyle w:val="Descripcin"/>
         <w:jc w:val="center"/>
       </w:pPr>
-      <w:bookmarkStart w:id="85" w:name="_Toc211848412"/>
-      <w:bookmarkStart w:id="86" w:name="_Toc212026316"/>
+      <w:bookmarkStart w:id="83" w:name="_Toc211848412"/>
+      <w:bookmarkStart w:id="84" w:name="_Toc212026316"/>
       <w:r>
         <w:t xml:space="preserve">Tabla </w:t>
       </w:r>
@@ -28929,8 +30002,8 @@
       <w:r>
         <w:t>Pines del nodo Sensor para nRF24L01</w:t>
       </w:r>
-      <w:bookmarkEnd w:id="85"/>
-      <w:bookmarkEnd w:id="86"/>
+      <w:bookmarkEnd w:id="83"/>
+      <w:bookmarkEnd w:id="84"/>
     </w:p>
     <w:p>
       <w:pPr>
@@ -28960,7 +30033,7 @@
                     <pic:cNvPicPr/>
                   </pic:nvPicPr>
                   <pic:blipFill>
-                    <a:blip r:embed="rId23" cstate="print">
+                    <a:blip r:embed="rId24" cstate="print">
                       <a:extLst>
                         <a:ext uri="{28A0092B-C50C-407E-A947-70E740481C1C}">
                           <a14:useLocalDpi xmlns:a14="http://schemas.microsoft.com/office/drawing/2010/main" val="0"/>
@@ -28997,7 +30070,8 @@
           <w:szCs w:val="24"/>
         </w:rPr>
       </w:pPr>
-      <w:bookmarkStart w:id="87" w:name="_Toc211851245"/>
+      <w:bookmarkStart w:id="85" w:name="_Toc211851245"/>
+      <w:bookmarkStart w:id="86" w:name="_Toc212031176"/>
       <w:r>
         <w:t xml:space="preserve">Ilustración </w:t>
       </w:r>
@@ -29014,7 +30088,7 @@
         <w:rPr>
           <w:noProof/>
         </w:rPr>
-        <w:t>12</w:t>
+        <w:t>13</w:t>
       </w:r>
       <w:r>
         <w:fldChar w:fldCharType="end"/>
@@ -29022,7 +30096,8 @@
       <w:r>
         <w:t>. Arquitectura del nodo sensor</w:t>
       </w:r>
-      <w:bookmarkEnd w:id="87"/>
+      <w:bookmarkEnd w:id="85"/>
+      <w:bookmarkEnd w:id="86"/>
     </w:p>
     <w:p>
       <w:pPr>
@@ -29045,12 +30120,12 @@
       <w:pPr>
         <w:pStyle w:val="Ttulo4"/>
       </w:pPr>
-      <w:bookmarkStart w:id="88" w:name="_Toc211848140"/>
+      <w:bookmarkStart w:id="87" w:name="_Toc211848140"/>
       <w:r>
         <w:lastRenderedPageBreak/>
         <w:t>Conexiones Nodo coordinador</w:t>
       </w:r>
-      <w:bookmarkEnd w:id="88"/>
+      <w:bookmarkEnd w:id="87"/>
     </w:p>
     <w:p>
       <w:pPr>
@@ -29850,8 +30925,8 @@
         <w:pStyle w:val="Descripcin"/>
         <w:jc w:val="center"/>
       </w:pPr>
-      <w:bookmarkStart w:id="89" w:name="_Toc211848413"/>
-      <w:bookmarkStart w:id="90" w:name="_Toc212026317"/>
+      <w:bookmarkStart w:id="88" w:name="_Toc211848413"/>
+      <w:bookmarkStart w:id="89" w:name="_Toc212026317"/>
       <w:r>
         <w:t xml:space="preserve">Tabla </w:t>
       </w:r>
@@ -29879,8 +30954,8 @@
       <w:r>
         <w:t>Pines del nodo coordinador para nRF24L01</w:t>
       </w:r>
+      <w:bookmarkEnd w:id="88"/>
       <w:bookmarkEnd w:id="89"/>
-      <w:bookmarkEnd w:id="90"/>
     </w:p>
     <w:p>
       <w:pPr>
@@ -29907,7 +30982,7 @@
                     <pic:cNvPicPr/>
                   </pic:nvPicPr>
                   <pic:blipFill>
-                    <a:blip r:embed="rId24" cstate="print">
+                    <a:blip r:embed="rId25" cstate="print">
                       <a:extLst>
                         <a:ext uri="{28A0092B-C50C-407E-A947-70E740481C1C}">
                           <a14:useLocalDpi xmlns:a14="http://schemas.microsoft.com/office/drawing/2010/main" val="0"/>
@@ -29939,7 +31014,8 @@
         <w:pStyle w:val="Descripcin"/>
         <w:jc w:val="center"/>
       </w:pPr>
-      <w:bookmarkStart w:id="91" w:name="_Toc211851246"/>
+      <w:bookmarkStart w:id="90" w:name="_Toc211851246"/>
+      <w:bookmarkStart w:id="91" w:name="_Toc212031177"/>
       <w:r>
         <w:t xml:space="preserve">Ilustración </w:t>
       </w:r>
@@ -29956,7 +31032,7 @@
         <w:rPr>
           <w:noProof/>
         </w:rPr>
-        <w:t>13</w:t>
+        <w:t>14</w:t>
       </w:r>
       <w:r>
         <w:fldChar w:fldCharType="end"/>
@@ -29964,6 +31040,7 @@
       <w:r>
         <w:t>. Arquitectura del nodo coordinador</w:t>
       </w:r>
+      <w:bookmarkEnd w:id="90"/>
       <w:bookmarkEnd w:id="91"/>
     </w:p>
     <w:p>
@@ -31437,7 +32514,7 @@
                     <pic:cNvPicPr/>
                   </pic:nvPicPr>
                   <pic:blipFill>
-                    <a:blip r:embed="rId25"/>
+                    <a:blip r:embed="rId26"/>
                     <a:stretch>
                       <a:fillRect/>
                     </a:stretch>
@@ -31463,15 +32540,15 @@
         <w:pStyle w:val="Descripcin"/>
         <w:jc w:val="center"/>
       </w:pPr>
-      <w:bookmarkStart w:id="101" w:name="_Ref211419772"/>
-      <w:r>
-        <w:t xml:space="preserve">Figura </w:t>
+      <w:bookmarkStart w:id="101" w:name="_Toc212031178"/>
+      <w:r>
+        <w:t xml:space="preserve">Ilustración </w:t>
       </w:r>
       <w:r>
         <w:fldChar w:fldCharType="begin"/>
       </w:r>
       <w:r>
-        <w:instrText xml:space="preserve"> SEQ Figura \* ARABIC </w:instrText>
+        <w:instrText xml:space="preserve"> SEQ Ilustración \* ARABIC </w:instrText>
       </w:r>
       <w:r>
         <w:fldChar w:fldCharType="separate"/>
@@ -31480,70 +32557,81 @@
         <w:rPr>
           <w:noProof/>
         </w:rPr>
-        <w:t>12</w:t>
-      </w:r>
-      <w:r>
-        <w:rPr>
-          <w:noProof/>
-        </w:rPr>
+        <w:t>15</w:t>
+      </w:r>
+      <w:r>
         <w:fldChar w:fldCharType="end"/>
       </w:r>
+      <w:r>
+        <w:t xml:space="preserve">. </w:t>
+      </w:r>
+      <w:r>
+        <w:t xml:space="preserve">Organización de </w:t>
+      </w:r>
+      <w:proofErr w:type="spellStart"/>
+      <w:r>
+        <w:t>UniversalRadioWSN</w:t>
+      </w:r>
+      <w:proofErr w:type="spellEnd"/>
+      <w:r>
+        <w:t xml:space="preserve"> como librería</w:t>
+      </w:r>
       <w:bookmarkEnd w:id="101"/>
-      <w:r>
-        <w:t xml:space="preserve">. Organización de </w:t>
+    </w:p>
+    <w:p>
+      <w:r>
+        <w:t>Esto resolvió de raíz el problema de la gestión de archivos, a</w:t>
+      </w:r>
+      <w:r>
+        <w:t>demás, para que la librería fuera completa y fácil de usar en el futuro, movimos nuestros sketches de aplicación, como `</w:t>
       </w:r>
       <w:proofErr w:type="spellStart"/>
       <w:r>
-        <w:t>UniversalRadioWSN</w:t>
+        <w:t>EmisorUniversal.ino</w:t>
       </w:r>
       <w:proofErr w:type="spellEnd"/>
       <w:r>
-        <w:t xml:space="preserve"> como librería</w:t>
-      </w:r>
-    </w:p>
-    <w:p>
-      <w:r>
-        <w:t>Esto resolvió de raíz el problema de la gestión de archivos, a</w:t>
-      </w:r>
-      <w:r>
-        <w:t>demás, para que la librería fuera completa y fácil de usar en el futuro, movimos nuestros sketches de aplicación, como `</w:t>
+        <w:t>` y `</w:t>
       </w:r>
       <w:proofErr w:type="spellStart"/>
       <w:r>
-        <w:t>EmisorUniversal.ino</w:t>
+        <w:t>ReceptorUniversal.ino</w:t>
       </w:r>
       <w:proofErr w:type="spellEnd"/>
       <w:r>
-        <w:t>` y `</w:t>
+        <w:t>`, a una carpeta llamada `</w:t>
       </w:r>
       <w:proofErr w:type="spellStart"/>
       <w:r>
-        <w:t>ReceptorUniversal.ino</w:t>
+        <w:t>examples</w:t>
       </w:r>
       <w:proofErr w:type="spellEnd"/>
       <w:r>
-        <w:t>`, a una carpeta llamada `</w:t>
-      </w:r>
-      <w:proofErr w:type="spellStart"/>
-      <w:r>
-        <w:t>examples</w:t>
-      </w:r>
-      <w:proofErr w:type="spellEnd"/>
-      <w:r>
         <w:t>`. De esta manera, cualquiera que instale la librería puede abrir estos ejemplos directamente desde el menú del IDE de Arduino para ver un caso de uso funcional y completo. Esta práctica no solo sirve como una excelente documentación, sino que también asegura que tengamos una base de código estable y probada para iniciar cualquier nuevo proyecto que utilice nuestro sistema de radio.</w:t>
-      </w:r>
-      <w:r>
-        <w:br w:type="page"/>
       </w:r>
     </w:p>
     <w:p/>
     <w:p/>
     <w:p>
       <w:pPr>
+        <w:rPr>
+          <w:rFonts w:asciiTheme="majorHAnsi" w:eastAsiaTheme="majorEastAsia" w:hAnsiTheme="majorHAnsi" w:cstheme="majorBidi"/>
+          <w:color w:val="2F5496" w:themeColor="accent1" w:themeShade="BF"/>
+          <w:sz w:val="26"/>
+          <w:szCs w:val="26"/>
+        </w:rPr>
+      </w:pPr>
+      <w:bookmarkStart w:id="102" w:name="_Toc212026298"/>
+      <w:r>
+        <w:br w:type="page"/>
+      </w:r>
+    </w:p>
+    <w:p>
+      <w:pPr>
         <w:pStyle w:val="Ttulo2"/>
       </w:pPr>
-      <w:bookmarkStart w:id="102" w:name="_Toc212026298"/>
-      <w:r>
+      <w:r>
+        <w:lastRenderedPageBreak/>
         <w:t>Realización de pruebas</w:t>
       </w:r>
       <w:bookmarkEnd w:id="102"/>
@@ -31966,7 +33054,7 @@
                     <pic:cNvPicPr/>
                   </pic:nvPicPr>
                   <pic:blipFill>
-                    <a:blip r:embed="rId26" cstate="print">
+                    <a:blip r:embed="rId27" cstate="print">
                       <a:extLst>
                         <a:ext uri="{28A0092B-C50C-407E-A947-70E740481C1C}">
                           <a14:useLocalDpi xmlns:a14="http://schemas.microsoft.com/office/drawing/2010/main" val="0"/>
@@ -31998,15 +33086,15 @@
         <w:pStyle w:val="Descripcin"/>
         <w:jc w:val="center"/>
       </w:pPr>
-      <w:bookmarkStart w:id="107" w:name="_Ref210896476"/>
-      <w:r>
-        <w:t xml:space="preserve">Figura </w:t>
+      <w:bookmarkStart w:id="107" w:name="_Toc212031179"/>
+      <w:r>
+        <w:t xml:space="preserve">Ilustración </w:t>
       </w:r>
       <w:r>
         <w:fldChar w:fldCharType="begin"/>
       </w:r>
       <w:r>
-        <w:instrText xml:space="preserve"> SEQ Figura \* ARABIC </w:instrText>
+        <w:instrText xml:space="preserve"> SEQ Ilustración \* ARABIC </w:instrText>
       </w:r>
       <w:r>
         <w:fldChar w:fldCharType="separate"/>
@@ -32015,24 +33103,18 @@
         <w:rPr>
           <w:noProof/>
         </w:rPr>
-        <w:t>13</w:t>
-      </w:r>
-      <w:r>
-        <w:rPr>
-          <w:noProof/>
-        </w:rPr>
+        <w:t>16</w:t>
+      </w:r>
+      <w:r>
         <w:fldChar w:fldCharType="end"/>
       </w:r>
+      <w:r>
+        <w:t xml:space="preserve">. </w:t>
+      </w:r>
+      <w:r>
+        <w:t>Medición de consumo en estado de trabajo en el nodo sensor sin modificar</w:t>
+      </w:r>
       <w:bookmarkEnd w:id="107"/>
-      <w:r>
-        <w:t>. Medición de consumo en estado de trabajo</w:t>
-      </w:r>
-      <w:r>
-        <w:t xml:space="preserve"> en </w:t>
-      </w:r>
-      <w:r>
-        <w:t>el nodo sensor sin modificar</w:t>
-      </w:r>
     </w:p>
     <w:p>
       <w:pPr>
@@ -32085,7 +33167,7 @@
                     <pic:cNvPicPr/>
                   </pic:nvPicPr>
                   <pic:blipFill>
-                    <a:blip r:embed="rId27" cstate="print">
+                    <a:blip r:embed="rId28" cstate="print">
                       <a:extLst>
                         <a:ext uri="{28A0092B-C50C-407E-A947-70E740481C1C}">
                           <a14:useLocalDpi xmlns:a14="http://schemas.microsoft.com/office/drawing/2010/main" val="0"/>
@@ -32117,15 +33199,15 @@
         <w:pStyle w:val="Descripcin"/>
         <w:jc w:val="center"/>
       </w:pPr>
-      <w:bookmarkStart w:id="108" w:name="_Ref210896673"/>
-      <w:r>
-        <w:t xml:space="preserve">Figura </w:t>
+      <w:bookmarkStart w:id="108" w:name="_Toc212031180"/>
+      <w:r>
+        <w:t xml:space="preserve">Ilustración </w:t>
       </w:r>
       <w:r>
         <w:fldChar w:fldCharType="begin"/>
       </w:r>
       <w:r>
-        <w:instrText xml:space="preserve"> SEQ Figura \* ARABIC </w:instrText>
+        <w:instrText xml:space="preserve"> SEQ Ilustración \* ARABIC </w:instrText>
       </w:r>
       <w:r>
         <w:fldChar w:fldCharType="separate"/>
@@ -32134,26 +33216,26 @@
         <w:rPr>
           <w:noProof/>
         </w:rPr>
-        <w:t>14</w:t>
-      </w:r>
-      <w:r>
-        <w:rPr>
-          <w:noProof/>
-        </w:rPr>
+        <w:t>17</w:t>
+      </w:r>
+      <w:r>
         <w:fldChar w:fldCharType="end"/>
       </w:r>
+      <w:r>
+        <w:t xml:space="preserve">. </w:t>
+      </w:r>
+      <w:r>
+        <w:t xml:space="preserve">Medición de consumo en estado de </w:t>
+      </w:r>
+      <w:proofErr w:type="spellStart"/>
+      <w:r>
+        <w:t>delay</w:t>
+      </w:r>
+      <w:proofErr w:type="spellEnd"/>
+      <w:r>
+        <w:t xml:space="preserve"> en el nodo sensor</w:t>
+      </w:r>
       <w:bookmarkEnd w:id="108"/>
-      <w:r>
-        <w:t xml:space="preserve">. Medición de consumo en estado de </w:t>
-      </w:r>
-      <w:proofErr w:type="spellStart"/>
-      <w:r>
-        <w:t>delay</w:t>
-      </w:r>
-      <w:proofErr w:type="spellEnd"/>
-      <w:r>
-        <w:t xml:space="preserve"> en el nodo sensor</w:t>
-      </w:r>
     </w:p>
     <w:p>
       <w:pPr>
@@ -34342,22 +35424,9 @@
       <w:r>
         <w:br w:type="page"/>
       </w:r>
-    </w:p>
-    <w:bookmarkEnd w:id="124"/>
-    <w:p>
-      <w:pPr>
-        <w:spacing w:after="240" w:line="480" w:lineRule="auto"/>
-        <w:rPr>
-          <w:rFonts w:cs="Times New Roman"/>
-          <w:szCs w:val="24"/>
-        </w:rPr>
-      </w:pPr>
-    </w:p>
-    <w:p>
-      <w:r>
-        <w:br w:type="page"/>
-      </w:r>
-      <w:r>
+      <w:bookmarkEnd w:id="124"/>
+      <w:r>
+        <w:lastRenderedPageBreak/>
         <w:t xml:space="preserve">Ahora pasamos a probar con otros módulos de radio de diferentes tecnologías para así experimentarlos probar su alcance, consumo, eficiencia, </w:t>
       </w:r>
       <w:proofErr w:type="spellStart"/>
@@ -34559,51 +35628,6 @@
             <wp:extent cx="5020376" cy="2238687"/>
             <wp:effectExtent l="0" t="0" r="8890" b="9525"/>
             <wp:docPr id="16" name="Imagen 16"/>
-            <wp:cNvGraphicFramePr>
-              <a:graphicFrameLocks xmlns:a="http://schemas.openxmlformats.org/drawingml/2006/main" noChangeAspect="1"/>
-            </wp:cNvGraphicFramePr>
-            <a:graphic xmlns:a="http://schemas.openxmlformats.org/drawingml/2006/main">
-              <a:graphicData uri="http://schemas.openxmlformats.org/drawingml/2006/picture">
-                <pic:pic xmlns:pic="http://schemas.openxmlformats.org/drawingml/2006/picture">
-                  <pic:nvPicPr>
-                    <pic:cNvPr id="1" name=""/>
-                    <pic:cNvPicPr/>
-                  </pic:nvPicPr>
-                  <pic:blipFill>
-                    <a:blip r:embed="rId28"/>
-                    <a:stretch>
-                      <a:fillRect/>
-                    </a:stretch>
-                  </pic:blipFill>
-                  <pic:spPr>
-                    <a:xfrm>
-                      <a:off x="0" y="0"/>
-                      <a:ext cx="5020376" cy="2238687"/>
-                    </a:xfrm>
-                    <a:prstGeom prst="rect">
-                      <a:avLst/>
-                    </a:prstGeom>
-                  </pic:spPr>
-                </pic:pic>
-              </a:graphicData>
-            </a:graphic>
-          </wp:inline>
-        </w:drawing>
-      </w:r>
-    </w:p>
-    <w:p>
-      <w:r>
-        <w:t xml:space="preserve"> </w:t>
-      </w:r>
-      <w:r>
-        <w:rPr>
-          <w:noProof/>
-        </w:rPr>
-        <w:drawing>
-          <wp:inline distT="0" distB="0" distL="0" distR="0" wp14:anchorId="36726776" wp14:editId="278F151B">
-            <wp:extent cx="5612130" cy="1692910"/>
-            <wp:effectExtent l="0" t="0" r="7620" b="2540"/>
-            <wp:docPr id="17" name="Imagen 17"/>
             <wp:cNvGraphicFramePr>
               <a:graphicFrameLocks xmlns:a="http://schemas.openxmlformats.org/drawingml/2006/main" noChangeAspect="1"/>
             </wp:cNvGraphicFramePr>
@@ -34623,7 +35647,7 @@
                   <pic:spPr>
                     <a:xfrm>
                       <a:off x="0" y="0"/>
-                      <a:ext cx="5612130" cy="1692910"/>
+                      <a:ext cx="5020376" cy="2238687"/>
                     </a:xfrm>
                     <a:prstGeom prst="rect">
                       <a:avLst/>
@@ -34636,20 +35660,19 @@
         </w:drawing>
       </w:r>
     </w:p>
-    <w:p/>
-    <w:p>
-      <w:pPr>
-        <w:jc w:val="center"/>
-      </w:pPr>
+    <w:p>
+      <w:r>
+        <w:t xml:space="preserve"> </w:t>
+      </w:r>
       <w:r>
         <w:rPr>
           <w:noProof/>
         </w:rPr>
         <w:drawing>
-          <wp:inline distT="0" distB="0" distL="0" distR="0" wp14:anchorId="62A98B8A" wp14:editId="1D5B1A3B">
-            <wp:extent cx="4391638" cy="2591162"/>
-            <wp:effectExtent l="0" t="0" r="0" b="0"/>
-            <wp:docPr id="13" name="Imagen 13"/>
+          <wp:inline distT="0" distB="0" distL="0" distR="0" wp14:anchorId="36726776" wp14:editId="278F151B">
+            <wp:extent cx="5612130" cy="1692910"/>
+            <wp:effectExtent l="0" t="0" r="7620" b="2540"/>
+            <wp:docPr id="17" name="Imagen 17"/>
             <wp:cNvGraphicFramePr>
               <a:graphicFrameLocks xmlns:a="http://schemas.openxmlformats.org/drawingml/2006/main" noChangeAspect="1"/>
             </wp:cNvGraphicFramePr>
@@ -34669,7 +35692,7 @@
                   <pic:spPr>
                     <a:xfrm>
                       <a:off x="0" y="0"/>
-                      <a:ext cx="4391638" cy="2591162"/>
+                      <a:ext cx="5612130" cy="1692910"/>
                     </a:xfrm>
                     <a:prstGeom prst="rect">
                       <a:avLst/>
@@ -34682,31 +35705,20 @@
         </w:drawing>
       </w:r>
     </w:p>
+    <w:p/>
     <w:p>
       <w:pPr>
         <w:jc w:val="center"/>
       </w:pPr>
       <w:r>
-        <w:t>CAMBIO EN LA FRECUENCIA DE 915 A 410 DEBIDO AL MODELO DEL MÓDULO DE RADIO</w:t>
-      </w:r>
-    </w:p>
-    <w:p>
-      <w:pPr>
-        <w:jc w:val="center"/>
-      </w:pPr>
-      <w:r>
-        <w:lastRenderedPageBreak/>
-        <w:t>AUMENTÓ LA POTENCIA DE LA SEÑAL</w:t>
-      </w:r>
-      <w:r>
         <w:rPr>
           <w:noProof/>
         </w:rPr>
         <w:drawing>
-          <wp:inline distT="0" distB="0" distL="0" distR="0" wp14:anchorId="3AFFF111" wp14:editId="07CFDA71">
-            <wp:extent cx="4771429" cy="1952381"/>
+          <wp:inline distT="0" distB="0" distL="0" distR="0" wp14:anchorId="62A98B8A" wp14:editId="1D5B1A3B">
+            <wp:extent cx="4391638" cy="2591162"/>
             <wp:effectExtent l="0" t="0" r="0" b="0"/>
-            <wp:docPr id="14" name="Imagen 14"/>
+            <wp:docPr id="13" name="Imagen 13"/>
             <wp:cNvGraphicFramePr>
               <a:graphicFrameLocks xmlns:a="http://schemas.openxmlformats.org/drawingml/2006/main" noChangeAspect="1"/>
             </wp:cNvGraphicFramePr>
@@ -34726,7 +35738,7 @@
                   <pic:spPr>
                     <a:xfrm>
                       <a:off x="0" y="0"/>
-                      <a:ext cx="4771429" cy="1952381"/>
+                      <a:ext cx="4391638" cy="2591162"/>
                     </a:xfrm>
                     <a:prstGeom prst="rect">
                       <a:avLst/>
@@ -34738,15 +35750,32 @@
           </wp:inline>
         </w:drawing>
       </w:r>
+    </w:p>
+    <w:p>
+      <w:pPr>
+        <w:jc w:val="center"/>
+      </w:pPr>
+      <w:r>
+        <w:t>CAMBIO EN LA FRECUENCIA DE 915 A 410 DEBIDO AL MODELO DEL MÓDULO DE RADIO</w:t>
+      </w:r>
+    </w:p>
+    <w:p>
+      <w:pPr>
+        <w:jc w:val="center"/>
+      </w:pPr>
+      <w:r>
+        <w:lastRenderedPageBreak/>
+        <w:t>AUMENTÓ LA POTENCIA DE LA SEÑAL</w:t>
+      </w:r>
       <w:r>
         <w:rPr>
           <w:noProof/>
         </w:rPr>
         <w:drawing>
-          <wp:inline distT="0" distB="0" distL="0" distR="0" wp14:anchorId="361454AE" wp14:editId="45015D45">
-            <wp:extent cx="4304762" cy="1219048"/>
-            <wp:effectExtent l="0" t="0" r="635" b="635"/>
-            <wp:docPr id="15" name="Imagen 15"/>
+          <wp:inline distT="0" distB="0" distL="0" distR="0" wp14:anchorId="3AFFF111" wp14:editId="07CFDA71">
+            <wp:extent cx="4771429" cy="1952381"/>
+            <wp:effectExtent l="0" t="0" r="0" b="0"/>
+            <wp:docPr id="14" name="Imagen 14"/>
             <wp:cNvGraphicFramePr>
               <a:graphicFrameLocks xmlns:a="http://schemas.openxmlformats.org/drawingml/2006/main" noChangeAspect="1"/>
             </wp:cNvGraphicFramePr>
@@ -34766,7 +35795,7 @@
                   <pic:spPr>
                     <a:xfrm>
                       <a:off x="0" y="0"/>
-                      <a:ext cx="4304762" cy="1219048"/>
+                      <a:ext cx="4771429" cy="1952381"/>
                     </a:xfrm>
                     <a:prstGeom prst="rect">
                       <a:avLst/>
@@ -34778,56 +35807,15 @@
           </wp:inline>
         </w:drawing>
       </w:r>
-    </w:p>
-    <w:p>
-      <w:pPr>
-        <w:jc w:val="center"/>
-      </w:pPr>
-    </w:p>
-    <w:p>
-      <w:pPr>
-        <w:jc w:val="center"/>
-      </w:pPr>
-    </w:p>
-    <w:p>
-      <w:pPr>
-        <w:jc w:val="center"/>
-      </w:pPr>
-    </w:p>
-    <w:p>
-      <w:pPr>
-        <w:jc w:val="center"/>
-      </w:pPr>
-    </w:p>
-    <w:p>
-      <w:pPr>
-        <w:jc w:val="center"/>
-      </w:pPr>
-      <w:r>
-        <w:t xml:space="preserve">PROBLEMAS AL IMPLEMENTAR LA LIBRERÍA EN EL CODIGO </w:t>
-      </w:r>
-      <w:proofErr w:type="gramStart"/>
-      <w:r>
-        <w:t>UNIVERSAL :</w:t>
-      </w:r>
-      <w:proofErr w:type="gramEnd"/>
-      <w:r>
-        <w:t xml:space="preserve"> CODEC:</w:t>
-      </w:r>
-    </w:p>
-    <w:p>
-      <w:pPr>
-        <w:jc w:val="center"/>
-      </w:pPr>
       <w:r>
         <w:rPr>
           <w:noProof/>
         </w:rPr>
         <w:drawing>
-          <wp:inline distT="0" distB="0" distL="0" distR="0" wp14:anchorId="73688837" wp14:editId="2DC64E8C">
-            <wp:extent cx="5612130" cy="1537970"/>
-            <wp:effectExtent l="0" t="0" r="7620" b="5080"/>
-            <wp:docPr id="19" name="Imagen 19"/>
+          <wp:inline distT="0" distB="0" distL="0" distR="0" wp14:anchorId="361454AE" wp14:editId="45015D45">
+            <wp:extent cx="4304762" cy="1219048"/>
+            <wp:effectExtent l="0" t="0" r="635" b="635"/>
+            <wp:docPr id="15" name="Imagen 15"/>
             <wp:cNvGraphicFramePr>
               <a:graphicFrameLocks xmlns:a="http://schemas.openxmlformats.org/drawingml/2006/main" noChangeAspect="1"/>
             </wp:cNvGraphicFramePr>
@@ -34847,6 +35835,87 @@
                   <pic:spPr>
                     <a:xfrm>
                       <a:off x="0" y="0"/>
+                      <a:ext cx="4304762" cy="1219048"/>
+                    </a:xfrm>
+                    <a:prstGeom prst="rect">
+                      <a:avLst/>
+                    </a:prstGeom>
+                  </pic:spPr>
+                </pic:pic>
+              </a:graphicData>
+            </a:graphic>
+          </wp:inline>
+        </w:drawing>
+      </w:r>
+    </w:p>
+    <w:p>
+      <w:pPr>
+        <w:jc w:val="center"/>
+      </w:pPr>
+    </w:p>
+    <w:p>
+      <w:pPr>
+        <w:jc w:val="center"/>
+      </w:pPr>
+    </w:p>
+    <w:p>
+      <w:pPr>
+        <w:jc w:val="center"/>
+      </w:pPr>
+    </w:p>
+    <w:p>
+      <w:pPr>
+        <w:jc w:val="center"/>
+      </w:pPr>
+    </w:p>
+    <w:p>
+      <w:pPr>
+        <w:jc w:val="center"/>
+      </w:pPr>
+      <w:r>
+        <w:t xml:space="preserve">PROBLEMAS AL IMPLEMENTAR LA LIBRERÍA EN EL CODIGO </w:t>
+      </w:r>
+      <w:proofErr w:type="gramStart"/>
+      <w:r>
+        <w:t>UNIVERSAL :</w:t>
+      </w:r>
+      <w:proofErr w:type="gramEnd"/>
+      <w:r>
+        <w:t xml:space="preserve"> CODEC:</w:t>
+      </w:r>
+    </w:p>
+    <w:p>
+      <w:pPr>
+        <w:jc w:val="center"/>
+      </w:pPr>
+      <w:r>
+        <w:rPr>
+          <w:noProof/>
+        </w:rPr>
+        <w:drawing>
+          <wp:inline distT="0" distB="0" distL="0" distR="0" wp14:anchorId="73688837" wp14:editId="2DC64E8C">
+            <wp:extent cx="5612130" cy="1537970"/>
+            <wp:effectExtent l="0" t="0" r="7620" b="5080"/>
+            <wp:docPr id="19" name="Imagen 19"/>
+            <wp:cNvGraphicFramePr>
+              <a:graphicFrameLocks xmlns:a="http://schemas.openxmlformats.org/drawingml/2006/main" noChangeAspect="1"/>
+            </wp:cNvGraphicFramePr>
+            <a:graphic xmlns:a="http://schemas.openxmlformats.org/drawingml/2006/main">
+              <a:graphicData uri="http://schemas.openxmlformats.org/drawingml/2006/picture">
+                <pic:pic xmlns:pic="http://schemas.openxmlformats.org/drawingml/2006/picture">
+                  <pic:nvPicPr>
+                    <pic:cNvPr id="1" name=""/>
+                    <pic:cNvPicPr/>
+                  </pic:nvPicPr>
+                  <pic:blipFill>
+                    <a:blip r:embed="rId34"/>
+                    <a:stretch>
+                      <a:fillRect/>
+                    </a:stretch>
+                  </pic:blipFill>
+                  <pic:spPr>
+                    <a:xfrm>
+                      <a:off x="0" y="0"/>
                       <a:ext cx="5612130" cy="1537970"/>
                     </a:xfrm>
                     <a:prstGeom prst="rect">
@@ -36041,64 +37110,6 @@
             <wp:extent cx="5619752" cy="4229100"/>
             <wp:effectExtent l="0" t="0" r="0" b="0"/>
             <wp:docPr id="713398984" name="Imagen 713398984"/>
-            <wp:cNvGraphicFramePr>
-              <a:graphicFrameLocks xmlns:a="http://schemas.openxmlformats.org/drawingml/2006/main" noChangeAspect="1"/>
-            </wp:cNvGraphicFramePr>
-            <a:graphic xmlns:a="http://schemas.openxmlformats.org/drawingml/2006/main">
-              <a:graphicData uri="http://schemas.openxmlformats.org/drawingml/2006/picture">
-                <pic:pic xmlns:pic="http://schemas.openxmlformats.org/drawingml/2006/picture">
-                  <pic:nvPicPr>
-                    <pic:cNvPr id="0" name=""/>
-                    <pic:cNvPicPr/>
-                  </pic:nvPicPr>
-                  <pic:blipFill>
-                    <a:blip r:embed="rId34" cstate="print">
-                      <a:extLst>
-                        <a:ext uri="{28A0092B-C50C-407E-A947-70E740481C1C}">
-                          <a14:useLocalDpi xmlns:a14="http://schemas.microsoft.com/office/drawing/2010/main" val="0"/>
-                        </a:ext>
-                      </a:extLst>
-                    </a:blip>
-                    <a:stretch>
-                      <a:fillRect/>
-                    </a:stretch>
-                  </pic:blipFill>
-                  <pic:spPr>
-                    <a:xfrm>
-                      <a:off x="0" y="0"/>
-                      <a:ext cx="5619752" cy="4229100"/>
-                    </a:xfrm>
-                    <a:prstGeom prst="rect">
-                      <a:avLst/>
-                    </a:prstGeom>
-                  </pic:spPr>
-                </pic:pic>
-              </a:graphicData>
-            </a:graphic>
-          </wp:inline>
-        </w:drawing>
-      </w:r>
-    </w:p>
-    <w:p>
-      <w:r>
-        <w:br w:type="page"/>
-      </w:r>
-    </w:p>
-    <w:p/>
-    <w:p/>
-    <w:p>
-      <w:pPr>
-        <w:jc w:val="center"/>
-      </w:pPr>
-      <w:r>
-        <w:rPr>
-          <w:noProof/>
-        </w:rPr>
-        <w:drawing>
-          <wp:inline distT="0" distB="0" distL="0" distR="0" wp14:anchorId="1A99D1B6" wp14:editId="1A0EE625">
-            <wp:extent cx="3162300" cy="5619752"/>
-            <wp:effectExtent l="0" t="0" r="0" b="0"/>
-            <wp:docPr id="2139821089" name="Imagen 2139821089"/>
             <wp:cNvGraphicFramePr>
               <a:graphicFrameLocks xmlns:a="http://schemas.openxmlformats.org/drawingml/2006/main" noChangeAspect="1"/>
             </wp:cNvGraphicFramePr>
@@ -36124,6 +37135,64 @@
                   <pic:spPr>
                     <a:xfrm>
                       <a:off x="0" y="0"/>
+                      <a:ext cx="5619752" cy="4229100"/>
+                    </a:xfrm>
+                    <a:prstGeom prst="rect">
+                      <a:avLst/>
+                    </a:prstGeom>
+                  </pic:spPr>
+                </pic:pic>
+              </a:graphicData>
+            </a:graphic>
+          </wp:inline>
+        </w:drawing>
+      </w:r>
+    </w:p>
+    <w:p>
+      <w:r>
+        <w:br w:type="page"/>
+      </w:r>
+    </w:p>
+    <w:p/>
+    <w:p/>
+    <w:p>
+      <w:pPr>
+        <w:jc w:val="center"/>
+      </w:pPr>
+      <w:r>
+        <w:rPr>
+          <w:noProof/>
+        </w:rPr>
+        <w:drawing>
+          <wp:inline distT="0" distB="0" distL="0" distR="0" wp14:anchorId="1A99D1B6" wp14:editId="1A0EE625">
+            <wp:extent cx="3162300" cy="5619752"/>
+            <wp:effectExtent l="0" t="0" r="0" b="0"/>
+            <wp:docPr id="2139821089" name="Imagen 2139821089"/>
+            <wp:cNvGraphicFramePr>
+              <a:graphicFrameLocks xmlns:a="http://schemas.openxmlformats.org/drawingml/2006/main" noChangeAspect="1"/>
+            </wp:cNvGraphicFramePr>
+            <a:graphic xmlns:a="http://schemas.openxmlformats.org/drawingml/2006/main">
+              <a:graphicData uri="http://schemas.openxmlformats.org/drawingml/2006/picture">
+                <pic:pic xmlns:pic="http://schemas.openxmlformats.org/drawingml/2006/picture">
+                  <pic:nvPicPr>
+                    <pic:cNvPr id="0" name=""/>
+                    <pic:cNvPicPr/>
+                  </pic:nvPicPr>
+                  <pic:blipFill>
+                    <a:blip r:embed="rId36" cstate="print">
+                      <a:extLst>
+                        <a:ext uri="{28A0092B-C50C-407E-A947-70E740481C1C}">
+                          <a14:useLocalDpi xmlns:a14="http://schemas.microsoft.com/office/drawing/2010/main" val="0"/>
+                        </a:ext>
+                      </a:extLst>
+                    </a:blip>
+                    <a:stretch>
+                      <a:fillRect/>
+                    </a:stretch>
+                  </pic:blipFill>
+                  <pic:spPr>
+                    <a:xfrm>
+                      <a:off x="0" y="0"/>
                       <a:ext cx="3162300" cy="5619752"/>
                     </a:xfrm>
                     <a:prstGeom prst="rect">
@@ -36199,7 +37268,7 @@
                     <pic:cNvPicPr/>
                   </pic:nvPicPr>
                   <pic:blipFill>
-                    <a:blip r:embed="rId36" cstate="print">
+                    <a:blip r:embed="rId37" cstate="print">
                       <a:extLst>
                         <a:ext uri="{28A0092B-C50C-407E-A947-70E740481C1C}">
                           <a14:useLocalDpi xmlns:a14="http://schemas.microsoft.com/office/drawing/2010/main" val="0"/>
@@ -36342,8 +37411,8 @@
       </w:pPr>
     </w:p>
     <w:sectPr>
-      <w:headerReference w:type="default" r:id="rId37"/>
-      <w:footerReference w:type="default" r:id="rId38"/>
+      <w:headerReference w:type="default" r:id="rId38"/>
+      <w:footerReference w:type="default" r:id="rId39"/>
       <w:pgSz w:w="12240" w:h="15840" w:code="1"/>
       <w:pgMar w:top="1418" w:right="1701" w:bottom="1418" w:left="1701" w:header="709" w:footer="709" w:gutter="0"/>
       <w:cols w:space="708"/>
@@ -47121,7 +48190,6 @@
   <w:style w:type="character" w:default="1" w:styleId="Fuentedeprrafopredeter">
     <w:name w:val="Default Paragraph Font"/>
     <w:uiPriority w:val="1"/>
-    <w:semiHidden/>
     <w:unhideWhenUsed/>
   </w:style>
   <w:style w:type="table" w:default="1" w:styleId="Tablanormal">
@@ -47877,6 +48945,7 @@
     <w:rsid w:val="00042CD1"/>
     <w:rsid w:val="00044A52"/>
     <w:rsid w:val="0005026D"/>
+    <w:rsid w:val="00090061"/>
     <w:rsid w:val="00142A4E"/>
     <w:rsid w:val="0015273B"/>
     <w:rsid w:val="001E721F"/>
@@ -47910,6 +48979,7 @@
     <w:rsid w:val="00B82990"/>
     <w:rsid w:val="00BB5459"/>
     <w:rsid w:val="00BD0A64"/>
+    <w:rsid w:val="00BD70A3"/>
     <w:rsid w:val="00C153C1"/>
     <w:rsid w:val="00C23D37"/>
     <w:rsid w:val="00C538E8"/>
@@ -48828,6 +49898,10 @@
 </file>
 
 <file path=customXml/item1.xml><?xml version="1.0" encoding="utf-8"?>
+<b:Sources xmlns:b="http://schemas.openxmlformats.org/officeDocument/2006/bibliography" xmlns="http://schemas.openxmlformats.org/officeDocument/2006/bibliography" SelectedStyle="\APASixthEditionOfficeOnline.xsl" StyleName="APA" Version="6"/>
+</file>
+
+<file path=customXml/item2.xml><?xml version="1.0" encoding="utf-8"?>
 <p:properties xmlns:p="http://schemas.microsoft.com/office/2006/metadata/properties" xmlns:xsi="http://www.w3.org/2001/XMLSchema-instance" xmlns:pc="http://schemas.microsoft.com/office/infopath/2007/PartnerControls">
   <documentManagement>
     <_activity xmlns="33a4f537-2fd2-4f41-9ab5-da36e3980824" xsi:nil="true"/>
@@ -48835,11 +49909,16 @@
 </p:properties>
 </file>
 
-<file path=customXml/item2.xml><?xml version="1.0" encoding="utf-8"?>
-<b:Sources xmlns:b="http://schemas.openxmlformats.org/officeDocument/2006/bibliography" xmlns="http://schemas.openxmlformats.org/officeDocument/2006/bibliography" SelectedStyle="\APASixthEditionOfficeOnline.xsl" StyleName="APA" Version="6"/>
+<file path=customXml/item3.xml><?xml version="1.0" encoding="utf-8"?>
+<?mso-contentType ?>
+<FormTemplates xmlns="http://schemas.microsoft.com/sharepoint/v3/contenttype/forms">
+  <Display>DocumentLibraryForm</Display>
+  <Edit>DocumentLibraryForm</Edit>
+  <New>DocumentLibraryForm</New>
+</FormTemplates>
 </file>
 
-<file path=customXml/item3.xml><?xml version="1.0" encoding="utf-8"?>
+<file path=customXml/item4.xml><?xml version="1.0" encoding="utf-8"?>
 <ct:contentTypeSchema xmlns:ct="http://schemas.microsoft.com/office/2006/metadata/contentType" xmlns:ma="http://schemas.microsoft.com/office/2006/metadata/properties/metaAttributes" ct:_="" ma:_="" ma:contentTypeName="Documento" ma:contentTypeID="0x010100D0653B8C8FE26A4E994A62A458F948C1" ma:contentTypeVersion="10" ma:contentTypeDescription="Crear nuevo documento." ma:contentTypeScope="" ma:versionID="18868cef16fb0efd2fb02b4c0f9d9b95">
   <xsd:schema xmlns:xsd="http://www.w3.org/2001/XMLSchema" xmlns:xs="http://www.w3.org/2001/XMLSchema" xmlns:p="http://schemas.microsoft.com/office/2006/metadata/properties" xmlns:ns3="33a4f537-2fd2-4f41-9ab5-da36e3980824" xmlns:ns4="0bd89574-2d16-465f-a534-897ace1fbe28" targetNamespace="http://schemas.microsoft.com/office/2006/metadata/properties" ma:root="true" ma:fieldsID="4c0644da9ac159b20edfb5978ae83365" ns3:_="" ns4:_="">
     <xsd:import namespace="33a4f537-2fd2-4f41-9ab5-da36e3980824"/>
@@ -49042,16 +50121,15 @@
 </ct:contentTypeSchema>
 </file>
 
-<file path=customXml/item4.xml><?xml version="1.0" encoding="utf-8"?>
-<?mso-contentType ?>
-<FormTemplates xmlns="http://schemas.microsoft.com/sharepoint/v3/contenttype/forms">
-  <Display>DocumentLibraryForm</Display>
-  <Edit>DocumentLibraryForm</Edit>
-  <New>DocumentLibraryForm</New>
-</FormTemplates>
+<file path=customXml/itemProps1.xml><?xml version="1.0" encoding="utf-8"?>
+<ds:datastoreItem xmlns:ds="http://schemas.openxmlformats.org/officeDocument/2006/customXml" ds:itemID="{A6CB3721-48FD-4DFF-A0A8-94C0F0ED1F70}">
+  <ds:schemaRefs>
+    <ds:schemaRef ds:uri="http://schemas.openxmlformats.org/officeDocument/2006/bibliography"/>
+  </ds:schemaRefs>
+</ds:datastoreItem>
 </file>
 
-<file path=customXml/itemProps1.xml><?xml version="1.0" encoding="utf-8"?>
+<file path=customXml/itemProps2.xml><?xml version="1.0" encoding="utf-8"?>
 <ds:datastoreItem xmlns:ds="http://schemas.openxmlformats.org/officeDocument/2006/customXml" ds:itemID="{B8FFECAF-0FD4-4F84-B8C7-AFF7509A6322}">
   <ds:schemaRefs>
     <ds:schemaRef ds:uri="http://schemas.microsoft.com/office/2006/metadata/properties"/>
@@ -49061,15 +50139,15 @@
 </ds:datastoreItem>
 </file>
 
-<file path=customXml/itemProps2.xml><?xml version="1.0" encoding="utf-8"?>
-<ds:datastoreItem xmlns:ds="http://schemas.openxmlformats.org/officeDocument/2006/customXml" ds:itemID="{A6CB3721-48FD-4DFF-A0A8-94C0F0ED1F70}">
+<file path=customXml/itemProps3.xml><?xml version="1.0" encoding="utf-8"?>
+<ds:datastoreItem xmlns:ds="http://schemas.openxmlformats.org/officeDocument/2006/customXml" ds:itemID="{FE0942EC-A40E-44AC-9920-726ADDB2DFE1}">
   <ds:schemaRefs>
-    <ds:schemaRef ds:uri="http://schemas.openxmlformats.org/officeDocument/2006/bibliography"/>
+    <ds:schemaRef ds:uri="http://schemas.microsoft.com/sharepoint/v3/contenttype/forms"/>
   </ds:schemaRefs>
 </ds:datastoreItem>
 </file>
 
-<file path=customXml/itemProps3.xml><?xml version="1.0" encoding="utf-8"?>
+<file path=customXml/itemProps4.xml><?xml version="1.0" encoding="utf-8"?>
 <ds:datastoreItem xmlns:ds="http://schemas.openxmlformats.org/officeDocument/2006/customXml" ds:itemID="{9924448A-2F46-4087-B984-99701205BDAA}">
   <ds:schemaRefs>
     <ds:schemaRef ds:uri="http://schemas.microsoft.com/office/2006/metadata/contentType"/>
@@ -49086,12 +50164,4 @@
     <ds:schemaRef ds:uri="http://schemas.microsoft.com/internal/obd"/>
   </ds:schemaRefs>
 </ds:datastoreItem>
-</file>
-
-<file path=customXml/itemProps4.xml><?xml version="1.0" encoding="utf-8"?>
-<ds:datastoreItem xmlns:ds="http://schemas.openxmlformats.org/officeDocument/2006/customXml" ds:itemID="{FE0942EC-A40E-44AC-9920-726ADDB2DFE1}">
-  <ds:schemaRefs>
-    <ds:schemaRef ds:uri="http://schemas.microsoft.com/sharepoint/v3/contenttype/forms"/>
-  </ds:schemaRefs>
-</ds:datastoreItem>
 </file>
--- a/INFORME TÉCNICO DE RESIDENCIA.docx
+++ b/INFORME TÉCNICO DE RESIDENCIA.docx
@@ -9304,61 +9304,7 @@
           <w:sz w:val="24"/>
           <w:szCs w:val="24"/>
         </w:rPr>
-        <w:t xml:space="preserve">Numerosos estudios, como los de </w:t>
-      </w:r>
-      <w:proofErr w:type="spellStart"/>
-      <w:r>
-        <w:rPr>
-          <w:rFonts w:ascii="Times New Roman" w:hAnsi="Times New Roman" w:cs="Times New Roman"/>
-          <w:sz w:val="24"/>
-          <w:szCs w:val="24"/>
-        </w:rPr>
-        <w:t>Guo</w:t>
-      </w:r>
-      <w:proofErr w:type="spellEnd"/>
-      <w:r>
-        <w:rPr>
-          <w:rFonts w:ascii="Times New Roman" w:hAnsi="Times New Roman" w:cs="Times New Roman"/>
-          <w:sz w:val="24"/>
-          <w:szCs w:val="24"/>
-        </w:rPr>
-        <w:t xml:space="preserve"> &amp; Healy (2014) y Orlando &amp; </w:t>
-      </w:r>
-      <w:proofErr w:type="spellStart"/>
-      <w:r>
-        <w:rPr>
-          <w:rFonts w:ascii="Times New Roman" w:hAnsi="Times New Roman" w:cs="Times New Roman"/>
-          <w:sz w:val="24"/>
-          <w:szCs w:val="24"/>
-        </w:rPr>
-        <w:t>Asqui</w:t>
-      </w:r>
-      <w:proofErr w:type="spellEnd"/>
-      <w:r>
-        <w:rPr>
-          <w:rFonts w:ascii="Times New Roman" w:hAnsi="Times New Roman" w:cs="Times New Roman"/>
-          <w:sz w:val="24"/>
-          <w:szCs w:val="24"/>
-        </w:rPr>
-        <w:t xml:space="preserve"> (2023), han abordado el desafío energético en las WSN, analizando modelos matemáticos de descarga de batería, recolección de energía y la optimización de topologías de red. Asimismo, investigaciones como las de Rivera (2020) y Gordillo (2021) han explorado sistemas auto configurables y basados en LPWAN que maximizan la eficiencia mediante el uso de fuentes de energía alternativas y algoritmos de machine </w:t>
-      </w:r>
-      <w:proofErr w:type="spellStart"/>
-      <w:r>
-        <w:rPr>
-          <w:rFonts w:ascii="Times New Roman" w:hAnsi="Times New Roman" w:cs="Times New Roman"/>
-          <w:sz w:val="24"/>
-          <w:szCs w:val="24"/>
-        </w:rPr>
-        <w:t>learning</w:t>
-      </w:r>
-      <w:proofErr w:type="spellEnd"/>
-      <w:r>
-        <w:rPr>
-          <w:rFonts w:ascii="Times New Roman" w:hAnsi="Times New Roman" w:cs="Times New Roman"/>
-          <w:sz w:val="24"/>
-          <w:szCs w:val="24"/>
-        </w:rPr>
-        <w:t xml:space="preserve">. Estos antecedentes </w:t>
+        <w:t xml:space="preserve">Numerosos estudios, como los de Guo &amp; Healy (2014) y Orlando &amp; Asqui (2023), han abordado el desafío energético en las WSN, analizando modelos matemáticos de descarga de batería, recolección de energía y la optimización de topologías de red. Asimismo, investigaciones como las de Rivera (2020) y Gordillo (2021) han explorado sistemas auto configurables y basados en LPWAN que maximizan la eficiencia mediante el uso de fuentes de energía alternativas y algoritmos de machine learning. Estos antecedentes </w:t>
       </w:r>
       <w:r>
         <w:rPr>
@@ -9664,23 +9610,13 @@
           </w:placeholder>
         </w:sdtPr>
         <w:sdtContent>
-          <w:proofErr w:type="spellStart"/>
           <w:r>
             <w:rPr>
               <w:rFonts w:eastAsia="Times New Roman"/>
               <w:color w:val="000000"/>
               <w:sz w:val="24"/>
             </w:rPr>
-            <w:t>Guo</w:t>
-          </w:r>
-          <w:proofErr w:type="spellEnd"/>
-          <w:r>
-            <w:rPr>
-              <w:rFonts w:eastAsia="Times New Roman"/>
-              <w:color w:val="000000"/>
-              <w:sz w:val="24"/>
-            </w:rPr>
-            <w:t xml:space="preserve"> &amp; Healy (2014a)</w:t>
+            <w:t>Guo &amp; Healy (2014a)</w:t>
           </w:r>
         </w:sdtContent>
       </w:sdt>
@@ -9707,25 +9643,7 @@
           <w:sz w:val="24"/>
           <w:szCs w:val="24"/>
         </w:rPr>
-        <w:t xml:space="preserve"> un análisis de las limitaciones energéticas en las redes de sensores inalámbricos (WSN). Plantean que la energía es un recurso limitado en los nodos debido a su pequeño tamaño y que la batería, como fuente principal de energía, falla antes del tiempo proyectado. Proponen analizar modelos matemáticos para caracterizar la descarga de la batería y examinan tecnologías de recolección de energía, </w:t>
-      </w:r>
-      <w:proofErr w:type="spellStart"/>
-      <w:r>
-        <w:rPr>
-          <w:rFonts w:ascii="Times New Roman" w:hAnsi="Times New Roman" w:cs="Times New Roman"/>
-          <w:sz w:val="24"/>
-          <w:szCs w:val="24"/>
-        </w:rPr>
-        <w:t>ste</w:t>
-      </w:r>
-      <w:proofErr w:type="spellEnd"/>
-      <w:r>
-        <w:rPr>
-          <w:rFonts w:ascii="Times New Roman" w:hAnsi="Times New Roman" w:cs="Times New Roman"/>
-          <w:sz w:val="24"/>
-          <w:szCs w:val="24"/>
-        </w:rPr>
-        <w:t xml:space="preserve"> estudio es crucial porque establece la base del problema energético en las </w:t>
+        <w:t xml:space="preserve"> un análisis de las limitaciones energéticas en las redes de sensores inalámbricos (WSN). Plantean que la energía es un recurso limitado en los nodos debido a su pequeño tamaño y que la batería, como fuente principal de energía, falla antes del tiempo proyectado. Proponen analizar modelos matemáticos para caracterizar la descarga de la batería y examinan tecnologías de recolección de energía, ste estudio es crucial porque establece la base del problema energético en las </w:t>
       </w:r>
       <w:r>
         <w:rPr>
@@ -9784,25 +9702,7 @@
               <w:color w:val="000000"/>
               <w:sz w:val="24"/>
             </w:rPr>
-            <w:t xml:space="preserve">Orlando &amp; </w:t>
-          </w:r>
-          <w:proofErr w:type="spellStart"/>
-          <w:r>
-            <w:rPr>
-              <w:rFonts w:eastAsia="Times New Roman"/>
-              <w:color w:val="000000"/>
-              <w:sz w:val="24"/>
-            </w:rPr>
-            <w:t>Asqui</w:t>
-          </w:r>
-          <w:proofErr w:type="spellEnd"/>
-          <w:r>
-            <w:rPr>
-              <w:rFonts w:eastAsia="Times New Roman"/>
-              <w:color w:val="000000"/>
-              <w:sz w:val="24"/>
-            </w:rPr>
-            <w:t xml:space="preserve"> (2023)</w:t>
+            <w:t>Orlando &amp; Asqui (2023)</w:t>
           </w:r>
         </w:sdtContent>
       </w:sdt>
@@ -9935,25 +9835,7 @@
           <w:sz w:val="24"/>
           <w:szCs w:val="24"/>
         </w:rPr>
-        <w:t xml:space="preserve">Gordillo (2021) desarrolló un sistema de monitoreo basado en redes LPWAN, con un Meta Sistema Operativo que permite recolectar y analizar datos de factores tales como rayos UV, CO₂, temperatura y humedad en invernaderos. Utilizando algoritmos de machine </w:t>
-      </w:r>
-      <w:proofErr w:type="spellStart"/>
-      <w:r>
-        <w:rPr>
-          <w:rFonts w:ascii="Times New Roman" w:hAnsi="Times New Roman" w:cs="Times New Roman"/>
-          <w:sz w:val="24"/>
-          <w:szCs w:val="24"/>
-        </w:rPr>
-        <w:t>learning</w:t>
-      </w:r>
-      <w:proofErr w:type="spellEnd"/>
-      <w:r>
-        <w:rPr>
-          <w:rFonts w:ascii="Times New Roman" w:hAnsi="Times New Roman" w:cs="Times New Roman"/>
-          <w:sz w:val="24"/>
-          <w:szCs w:val="24"/>
-        </w:rPr>
-        <w:t xml:space="preserve">, el sistema identifica patrones de crecimiento y optimiza el riego, minimizando la dependencia de decisiones empíricas y maximizando la precisión en el cultivo. Las pruebas en un entorno controlado validaron la eficiencia del sistema, el cual recolecta y visualiza </w:t>
+        <w:t xml:space="preserve">Gordillo (2021) desarrolló un sistema de monitoreo basado en redes LPWAN, con un Meta Sistema Operativo que permite recolectar y analizar datos de factores tales como rayos UV, CO₂, temperatura y humedad en invernaderos. Utilizando algoritmos de machine learning, el sistema identifica patrones de crecimiento y optimiza el riego, minimizando la dependencia de decisiones empíricas y maximizando la precisión en el cultivo. Las pruebas en un entorno controlado validaron la eficiencia del sistema, el cual recolecta y visualiza </w:t>
       </w:r>
       <w:r>
         <w:rPr>
@@ -9989,61 +9871,7 @@
           <w:sz w:val="24"/>
           <w:szCs w:val="24"/>
         </w:rPr>
-        <w:t xml:space="preserve">Por último, cabe mencionar los avances en la optimización del consumo energético en redes de sensores inalámbricos implementados por Vizcaíno (2014) ya que gracias a ello se han llevado a estudiar arquitecturas y sistemas operativos especializados como </w:t>
-      </w:r>
-      <w:proofErr w:type="spellStart"/>
-      <w:r>
-        <w:rPr>
-          <w:rFonts w:ascii="Times New Roman" w:hAnsi="Times New Roman" w:cs="Times New Roman"/>
-          <w:sz w:val="24"/>
-          <w:szCs w:val="24"/>
-        </w:rPr>
-        <w:t>TinyOS</w:t>
-      </w:r>
-      <w:proofErr w:type="spellEnd"/>
-      <w:r>
-        <w:rPr>
-          <w:rFonts w:ascii="Times New Roman" w:hAnsi="Times New Roman" w:cs="Times New Roman"/>
-          <w:sz w:val="24"/>
-          <w:szCs w:val="24"/>
-        </w:rPr>
-        <w:t xml:space="preserve">, </w:t>
-      </w:r>
-      <w:proofErr w:type="spellStart"/>
-      <w:r>
-        <w:rPr>
-          <w:rFonts w:ascii="Times New Roman" w:hAnsi="Times New Roman" w:cs="Times New Roman"/>
-          <w:sz w:val="24"/>
-          <w:szCs w:val="24"/>
-        </w:rPr>
-        <w:t>MantisOS</w:t>
-      </w:r>
-      <w:proofErr w:type="spellEnd"/>
-      <w:r>
-        <w:rPr>
-          <w:rFonts w:ascii="Times New Roman" w:hAnsi="Times New Roman" w:cs="Times New Roman"/>
-          <w:sz w:val="24"/>
-          <w:szCs w:val="24"/>
-        </w:rPr>
-        <w:t xml:space="preserve"> y </w:t>
-      </w:r>
-      <w:proofErr w:type="spellStart"/>
-      <w:r>
-        <w:rPr>
-          <w:rFonts w:ascii="Times New Roman" w:hAnsi="Times New Roman" w:cs="Times New Roman"/>
-          <w:sz w:val="24"/>
-          <w:szCs w:val="24"/>
-        </w:rPr>
-        <w:t>Contiki</w:t>
-      </w:r>
-      <w:proofErr w:type="spellEnd"/>
-      <w:r>
-        <w:rPr>
-          <w:rFonts w:ascii="Times New Roman" w:hAnsi="Times New Roman" w:cs="Times New Roman"/>
-          <w:sz w:val="24"/>
-          <w:szCs w:val="24"/>
-        </w:rPr>
-        <w:t>. Estos estudios permitieron diseñar arquitecturas de energía que combinan recolección solar y supercondensadores, logrando una operación eficiente y autónoma. Asimismo, se analizó la viabilidad de recolección de energía de ondas de radio comerciales para alimentar nodos de bajo consumo, lo cual representa un recurso adicional de energía en condiciones adversas y asegura la funcionalidad de las redes de sensores.</w:t>
+        <w:t>Por último, cabe mencionar los avances en la optimización del consumo energético en redes de sensores inalámbricos implementados por Vizcaíno (2014) ya que gracias a ello se han llevado a estudiar arquitecturas y sistemas operativos especializados como TinyOS, MantisOS y Contiki. Estos estudios permitieron diseñar arquitecturas de energía que combinan recolección solar y supercondensadores, logrando una operación eficiente y autónoma. Asimismo, se analizó la viabilidad de recolección de energía de ondas de radio comerciales para alimentar nodos de bajo consumo, lo cual representa un recurso adicional de energía en condiciones adversas y asegura la funcionalidad de las redes de sensores.</w:t>
       </w:r>
     </w:p>
     <w:p>
@@ -10116,25 +9944,7 @@
           <w:sz w:val="24"/>
           <w:szCs w:val="24"/>
         </w:rPr>
-        <w:t>Las redes de sensores inalámbricos (WSN) son sistemas distribuidos que permiten la recolección y transmisión de datos en diversos entornos, incluyendo la agricultura, el monitoreo ambiental y la automatización industrial. Estas redes desempeñan un papel fundamental en el desarrollo del Internet de las Cosas (</w:t>
-      </w:r>
-      <w:proofErr w:type="spellStart"/>
-      <w:r>
-        <w:rPr>
-          <w:rFonts w:ascii="Times New Roman" w:eastAsia="Times New Roman" w:hAnsi="Times New Roman" w:cs="Times New Roman"/>
-          <w:sz w:val="24"/>
-          <w:szCs w:val="24"/>
-        </w:rPr>
-        <w:t>IoT</w:t>
-      </w:r>
-      <w:proofErr w:type="spellEnd"/>
-      <w:r>
-        <w:rPr>
-          <w:rFonts w:ascii="Times New Roman" w:eastAsia="Times New Roman" w:hAnsi="Times New Roman" w:cs="Times New Roman"/>
-          <w:sz w:val="24"/>
-          <w:szCs w:val="24"/>
-        </w:rPr>
-        <w:t>), facilitando la toma de decisiones en tiempo real. Sin embargo, su operatividad se ve comprometida por un problema crítico: la eficiencia energética.</w:t>
+        <w:t>Las redes de sensores inalámbricos (WSN) son sistemas distribuidos que permiten la recolección y transmisión de datos en diversos entornos, incluyendo la agricultura, el monitoreo ambiental y la automatización industrial. Estas redes desempeñan un papel fundamental en el desarrollo del Internet de las Cosas (IoT), facilitando la toma de decisiones en tiempo real. Sin embargo, su operatividad se ve comprometida por un problema crítico: la eficiencia energética.</w:t>
       </w:r>
     </w:p>
     <w:p>
@@ -10298,25 +10108,7 @@
           <w:sz w:val="24"/>
           <w:szCs w:val="24"/>
         </w:rPr>
-        <w:t xml:space="preserve">Desarrollar e implementar en 4 meses un algoritmo de gestión energética que reduzca el consumo en al menos 20%, optimizando modos </w:t>
-      </w:r>
-      <w:proofErr w:type="spellStart"/>
-      <w:r>
-        <w:rPr>
-          <w:rFonts w:ascii="Times New Roman" w:hAnsi="Times New Roman" w:cs="Times New Roman"/>
-          <w:sz w:val="24"/>
-          <w:szCs w:val="24"/>
-        </w:rPr>
-        <w:t>sleep</w:t>
-      </w:r>
-      <w:proofErr w:type="spellEnd"/>
-      <w:r>
-        <w:rPr>
-          <w:rFonts w:ascii="Times New Roman" w:hAnsi="Times New Roman" w:cs="Times New Roman"/>
-          <w:sz w:val="24"/>
-          <w:szCs w:val="24"/>
-        </w:rPr>
-        <w:t xml:space="preserve"> y transmisión de datos</w:t>
+        <w:t>Desarrollar e implementar en 4 meses un algoritmo de gestión energética que reduzca el consumo en al menos 20%, optimizando modos sleep y transmisión de datos</w:t>
       </w:r>
     </w:p>
     <w:p>
@@ -10401,19 +10193,19 @@
           <w:szCs w:val="24"/>
           <w:lang w:val="es-ES"/>
         </w:rPr>
-        <w:t xml:space="preserve">Este proyecto tiene un amplio impacto en el ámbito tecnológico especialmente en el campo del </w:t>
-      </w:r>
-      <w:proofErr w:type="spellStart"/>
-      <w:r>
+        <w:t>Este proyecto tiene un amplio impacto en el ámbito tecnológico especialmente en el campo del IoT ya que da paso a que las WSN tengan mayor facilidad para planificar su autonomía energética lo que da paso a que más proyectos puedan ser implementados de forma amplia, autónoma e incluso de forma comercial ya que estaría dejándose de lado una parte de los obstáculos y la preocupación referente a la fuente energética.</w:t>
+      </w:r>
+    </w:p>
+    <w:p>
+      <w:pPr>
+        <w:spacing w:line="480" w:lineRule="auto"/>
         <w:rPr>
           <w:rFonts w:ascii="Times New Roman" w:hAnsi="Times New Roman" w:cs="Times New Roman"/>
           <w:sz w:val="24"/>
           <w:szCs w:val="24"/>
           <w:lang w:val="es-ES"/>
         </w:rPr>
-        <w:t>IoT</w:t>
-      </w:r>
-      <w:proofErr w:type="spellEnd"/>
+      </w:pPr>
       <w:r>
         <w:rPr>
           <w:rFonts w:ascii="Times New Roman" w:hAnsi="Times New Roman" w:cs="Times New Roman"/>
@@ -10421,81 +10213,41 @@
           <w:szCs w:val="24"/>
           <w:lang w:val="es-ES"/>
         </w:rPr>
-        <w:t xml:space="preserve"> ya que da paso a que las WSN tengan mayor facilidad para planificar su autonomía energética lo que da paso a que más proyectos puedan ser implementados de forma amplia, autónoma e incluso de forma comercial ya que estaría dejándose de lado una parte de los obstáculos y la preocupación referente a la fuente energética.</w:t>
+        <w:t xml:space="preserve">La manera en que ampliaría el campo comercial de las WSN es que habrá una mayor cantidad de procesos que se puedan realizar de forma autónoma con las redes de sensores a un menor costo. </w:t>
       </w:r>
     </w:p>
     <w:p>
       <w:pPr>
         <w:spacing w:line="480" w:lineRule="auto"/>
-        <w:rPr>
-          <w:rFonts w:ascii="Times New Roman" w:hAnsi="Times New Roman" w:cs="Times New Roman"/>
+      </w:pPr>
+      <w:r>
+        <w:rPr>
+          <w:rFonts w:ascii="Times New Roman" w:eastAsia="Times New Roman" w:hAnsi="Times New Roman" w:cs="Times New Roman"/>
           <w:sz w:val="24"/>
           <w:szCs w:val="24"/>
           <w:lang w:val="es-ES"/>
         </w:rPr>
-      </w:pPr>
-      <w:r>
+        <w:t>En el ámbito social, este proyecto busca facilitar el monitoreo de las redes de sensores, permitiendo una gestión más eficiente y reduciendo la preocupación de los usuarios por su mantenimiento. Gracias a una mayor autonomía, se minimiza la necesidad de intervenciones frecuentes, lo que no solo optimiza el uso de recursos, sino que también mejora la experiencia de los usuarios al brindar un sistema más confiable y de fácil operación.</w:t>
+      </w:r>
+    </w:p>
+    <w:p>
+      <w:pPr>
+        <w:spacing w:line="480" w:lineRule="auto"/>
         <w:rPr>
           <w:rFonts w:ascii="Times New Roman" w:hAnsi="Times New Roman" w:cs="Times New Roman"/>
           <w:sz w:val="24"/>
           <w:szCs w:val="24"/>
           <w:lang w:val="es-ES"/>
         </w:rPr>
-        <w:t xml:space="preserve">La manera en que ampliaría el campo comercial de las WSN es que habrá una mayor cantidad de procesos que se puedan realizar de forma autónoma con las redes de sensores a un menor costo. </w:t>
-      </w:r>
-    </w:p>
-    <w:p>
-      <w:pPr>
-        <w:spacing w:line="480" w:lineRule="auto"/>
-      </w:pPr>
-      <w:r>
-        <w:rPr>
-          <w:rFonts w:ascii="Times New Roman" w:eastAsia="Times New Roman" w:hAnsi="Times New Roman" w:cs="Times New Roman"/>
+      </w:pPr>
+      <w:r>
+        <w:rPr>
+          <w:rFonts w:ascii="Times New Roman" w:hAnsi="Times New Roman" w:cs="Times New Roman"/>
           <w:sz w:val="24"/>
           <w:szCs w:val="24"/>
           <w:lang w:val="es-ES"/>
         </w:rPr>
-        <w:t>En el ámbito social, este proyecto busca facilitar el monitoreo de las redes de sensores, permitiendo una gestión más eficiente y reduciendo la preocupación de los usuarios por su mantenimiento. Gracias a una mayor autonomía, se minimiza la necesidad de intervenciones frecuentes, lo que no solo optimiza el uso de recursos, sino que también mejora la experiencia de los usuarios al brindar un sistema más confiable y de fácil operación.</w:t>
-      </w:r>
-    </w:p>
-    <w:p>
-      <w:pPr>
-        <w:spacing w:line="480" w:lineRule="auto"/>
-        <w:rPr>
-          <w:rFonts w:ascii="Times New Roman" w:hAnsi="Times New Roman" w:cs="Times New Roman"/>
-          <w:sz w:val="24"/>
-          <w:szCs w:val="24"/>
-          <w:lang w:val="es-ES"/>
-        </w:rPr>
-      </w:pPr>
-      <w:r>
-        <w:rPr>
-          <w:rFonts w:ascii="Times New Roman" w:hAnsi="Times New Roman" w:cs="Times New Roman"/>
-          <w:sz w:val="24"/>
-          <w:szCs w:val="24"/>
-          <w:lang w:val="es-ES"/>
-        </w:rPr>
-        <w:t xml:space="preserve">En el ámbito ambiental, este proyecto busca reducir el uso de baterías convencionales desarrollando soluciones que apliquen energía obtenida de fuentes renovables (eólica, solar, </w:t>
-      </w:r>
-      <w:proofErr w:type="spellStart"/>
-      <w:r>
-        <w:rPr>
-          <w:rFonts w:ascii="Times New Roman" w:hAnsi="Times New Roman" w:cs="Times New Roman"/>
-          <w:sz w:val="24"/>
-          <w:szCs w:val="24"/>
-          <w:lang w:val="es-ES"/>
-        </w:rPr>
-        <w:t>etc</w:t>
-      </w:r>
-      <w:proofErr w:type="spellEnd"/>
-      <w:r>
-        <w:rPr>
-          <w:rFonts w:ascii="Times New Roman" w:hAnsi="Times New Roman" w:cs="Times New Roman"/>
-          <w:sz w:val="24"/>
-          <w:szCs w:val="24"/>
-          <w:lang w:val="es-ES"/>
-        </w:rPr>
-        <w:t>) además de optimizar el consumo de energía.</w:t>
+        <w:t>En el ámbito ambiental, este proyecto busca reducir el uso de baterías convencionales desarrollando soluciones que apliquen energía obtenida de fuentes renovables (eólica, solar, etc) además de optimizar el consumo de energía.</w:t>
       </w:r>
     </w:p>
     <w:p>
@@ -10671,19 +10423,8 @@
           <w:szCs w:val="24"/>
           <w:lang w:val="es-ES"/>
         </w:rPr>
-        <w:t>como .</w:t>
-      </w:r>
-      <w:proofErr w:type="spellStart"/>
-      <w:r>
-        <w:rPr>
-          <w:rFonts w:ascii="Times New Roman" w:hAnsi="Times New Roman" w:cs="Times New Roman"/>
-          <w:sz w:val="24"/>
-          <w:szCs w:val="24"/>
-          <w:lang w:val="es-ES"/>
-        </w:rPr>
-        <w:t>sleep</w:t>
-      </w:r>
-      <w:proofErr w:type="spellEnd"/>
+        <w:t>como .sleep</w:t>
+      </w:r>
       <w:proofErr w:type="gramEnd"/>
       <w:r>
         <w:rPr>
@@ -10716,27 +10457,7 @@
           <w:szCs w:val="24"/>
           <w:lang w:val="es-ES"/>
         </w:rPr>
-        <w:t>Protocolos de comunicación eficientes en consumo energético (</w:t>
-      </w:r>
-      <w:proofErr w:type="spellStart"/>
-      <w:r>
-        <w:rPr>
-          <w:rFonts w:ascii="Times New Roman" w:hAnsi="Times New Roman" w:cs="Times New Roman"/>
-          <w:sz w:val="24"/>
-          <w:szCs w:val="24"/>
-          <w:lang w:val="es-ES"/>
-        </w:rPr>
-        <w:t>LoRa</w:t>
-      </w:r>
-      <w:proofErr w:type="spellEnd"/>
-      <w:r>
-        <w:rPr>
-          <w:rFonts w:ascii="Times New Roman" w:hAnsi="Times New Roman" w:cs="Times New Roman"/>
-          <w:sz w:val="24"/>
-          <w:szCs w:val="24"/>
-          <w:lang w:val="es-ES"/>
-        </w:rPr>
-        <w:t>, XBee, MQTT).</w:t>
+        <w:t>Protocolos de comunicación eficientes en consumo energético (LoRa, XBee, MQTT).</w:t>
       </w:r>
     </w:p>
     <w:p>
@@ -11433,27 +11154,7 @@
           <w:szCs w:val="24"/>
           <w:lang w:eastAsia="es-MX"/>
         </w:rPr>
-        <w:t xml:space="preserve">Desarrolladores de sistemas </w:t>
-      </w:r>
-      <w:proofErr w:type="spellStart"/>
-      <w:r>
-        <w:rPr>
-          <w:rFonts w:ascii="Times New Roman" w:eastAsia="Times New Roman" w:hAnsi="Times New Roman" w:cs="Times New Roman"/>
-          <w:sz w:val="24"/>
-          <w:szCs w:val="24"/>
-          <w:lang w:eastAsia="es-MX"/>
-        </w:rPr>
-        <w:t>IoT</w:t>
-      </w:r>
-      <w:proofErr w:type="spellEnd"/>
-      <w:r>
-        <w:rPr>
-          <w:rFonts w:ascii="Times New Roman" w:eastAsia="Times New Roman" w:hAnsi="Times New Roman" w:cs="Times New Roman"/>
-          <w:sz w:val="24"/>
-          <w:szCs w:val="24"/>
-          <w:lang w:eastAsia="es-MX"/>
-        </w:rPr>
-        <w:t>.</w:t>
+        <w:t>Desarrolladores de sistemas IoT.</w:t>
       </w:r>
     </w:p>
     <w:p>
@@ -12227,27 +11928,7 @@
           <w:szCs w:val="24"/>
           <w:lang w:eastAsia="es-MX"/>
         </w:rPr>
-        <w:t xml:space="preserve">. Estos datos son procesados y transmitidos a través de la red hacia un nodo central o estación base, donde se pueden analizar y tomar decisiones en función de la información recolectada. Los nodos sensores están equipados con componentes como unidades de </w:t>
-      </w:r>
-      <w:proofErr w:type="spellStart"/>
-      <w:r>
-        <w:rPr>
-          <w:rFonts w:ascii="Times New Roman" w:eastAsia="Times New Roman" w:hAnsi="Times New Roman" w:cs="Times New Roman"/>
-          <w:sz w:val="24"/>
-          <w:szCs w:val="24"/>
-          <w:lang w:eastAsia="es-MX"/>
-        </w:rPr>
-        <w:t>sensado</w:t>
-      </w:r>
-      <w:proofErr w:type="spellEnd"/>
-      <w:r>
-        <w:rPr>
-          <w:rFonts w:ascii="Times New Roman" w:eastAsia="Times New Roman" w:hAnsi="Times New Roman" w:cs="Times New Roman"/>
-          <w:sz w:val="24"/>
-          <w:szCs w:val="24"/>
-          <w:lang w:eastAsia="es-MX"/>
-        </w:rPr>
-        <w:t>, procesamiento, comunicación y alimentación, que les permiten operar de manera autónoma en entornos variados.</w:t>
+        <w:t>. Estos datos son procesados y transmitidos a través de la red hacia un nodo central o estación base, donde se pueden analizar y tomar decisiones en función de la información recolectada. Los nodos sensores están equipados con componentes como unidades de sensado, procesamiento, comunicación y alimentación, que les permiten operar de manera autónoma en entornos variados.</w:t>
       </w:r>
     </w:p>
     <w:p>
@@ -12583,51 +12264,7 @@
               <w:szCs w:val="24"/>
               <w:lang w:eastAsia="es-MX"/>
             </w:rPr>
-            <w:t>(</w:t>
-          </w:r>
-          <w:proofErr w:type="spellStart"/>
-          <w:r>
-            <w:rPr>
-              <w:rFonts w:ascii="Times New Roman" w:eastAsia="Times New Roman" w:hAnsi="Times New Roman" w:cs="Times New Roman"/>
-              <w:color w:val="000000"/>
-              <w:sz w:val="24"/>
-              <w:szCs w:val="24"/>
-              <w:lang w:eastAsia="es-MX"/>
-            </w:rPr>
-            <w:t>Philco</w:t>
-          </w:r>
-          <w:proofErr w:type="spellEnd"/>
-          <w:r>
-            <w:rPr>
-              <w:rFonts w:ascii="Times New Roman" w:eastAsia="Times New Roman" w:hAnsi="Times New Roman" w:cs="Times New Roman"/>
-              <w:color w:val="000000"/>
-              <w:sz w:val="24"/>
-              <w:szCs w:val="24"/>
-              <w:lang w:eastAsia="es-MX"/>
-            </w:rPr>
-            <w:t xml:space="preserve"> </w:t>
-          </w:r>
-          <w:proofErr w:type="spellStart"/>
-          <w:r>
-            <w:rPr>
-              <w:rFonts w:ascii="Times New Roman" w:eastAsia="Times New Roman" w:hAnsi="Times New Roman" w:cs="Times New Roman"/>
-              <w:color w:val="000000"/>
-              <w:sz w:val="24"/>
-              <w:szCs w:val="24"/>
-              <w:lang w:eastAsia="es-MX"/>
-            </w:rPr>
-            <w:t>Asqui</w:t>
-          </w:r>
-          <w:proofErr w:type="spellEnd"/>
-          <w:r>
-            <w:rPr>
-              <w:rFonts w:ascii="Times New Roman" w:eastAsia="Times New Roman" w:hAnsi="Times New Roman" w:cs="Times New Roman"/>
-              <w:color w:val="000000"/>
-              <w:sz w:val="24"/>
-              <w:szCs w:val="24"/>
-              <w:lang w:eastAsia="es-MX"/>
-            </w:rPr>
-            <w:t>, 2023)</w:t>
+            <w:t>(Philco Asqui, 2023)</w:t>
           </w:r>
         </w:sdtContent>
       </w:sdt>
@@ -13140,35 +12777,7 @@
             <w:rPr>
               <w:color w:val="000000"/>
             </w:rPr>
-            <w:t>(</w:t>
-          </w:r>
-          <w:proofErr w:type="spellStart"/>
-          <w:r>
-            <w:rPr>
-              <w:color w:val="000000"/>
-            </w:rPr>
-            <w:t>Philco</w:t>
-          </w:r>
-          <w:proofErr w:type="spellEnd"/>
-          <w:r>
-            <w:rPr>
-              <w:color w:val="000000"/>
-            </w:rPr>
-            <w:t xml:space="preserve"> </w:t>
-          </w:r>
-          <w:proofErr w:type="spellStart"/>
-          <w:r>
-            <w:rPr>
-              <w:color w:val="000000"/>
-            </w:rPr>
-            <w:t>Asqui</w:t>
-          </w:r>
-          <w:proofErr w:type="spellEnd"/>
-          <w:r>
-            <w:rPr>
-              <w:color w:val="000000"/>
-            </w:rPr>
-            <w:t>, 2023)</w:t>
+            <w:t>(Philco Asqui, 2023)</w:t>
           </w:r>
         </w:sdtContent>
       </w:sdt>
@@ -13207,21 +12816,8 @@
           <w:sz w:val="24"/>
           <w:szCs w:val="24"/>
         </w:rPr>
-        <w:t xml:space="preserve">Unidad de </w:t>
-      </w:r>
-      <w:proofErr w:type="spellStart"/>
-      <w:r>
-        <w:rPr>
-          <w:rStyle w:val="Textoennegrita"/>
-          <w:rFonts w:ascii="Times New Roman" w:hAnsi="Times New Roman" w:cs="Times New Roman"/>
-          <w:b w:val="0"/>
-          <w:bCs w:val="0"/>
-          <w:sz w:val="24"/>
-          <w:szCs w:val="24"/>
-        </w:rPr>
-        <w:t>sensado</w:t>
-      </w:r>
-      <w:proofErr w:type="spellEnd"/>
+        <w:t>Unidad de sensado</w:t>
+      </w:r>
       <w:r>
         <w:rPr>
           <w:rFonts w:ascii="Times New Roman" w:hAnsi="Times New Roman" w:cs="Times New Roman"/>
@@ -13371,25 +12967,7 @@
           <w:sz w:val="24"/>
           <w:szCs w:val="24"/>
         </w:rPr>
-        <w:t xml:space="preserve">: Los nodos sensores son la base de las redes de sensores inalámbricos, ya que realizan la función primaria de </w:t>
-      </w:r>
-      <w:proofErr w:type="spellStart"/>
-      <w:r>
-        <w:rPr>
-          <w:rFonts w:ascii="Times New Roman" w:hAnsi="Times New Roman" w:cs="Times New Roman"/>
-          <w:sz w:val="24"/>
-          <w:szCs w:val="24"/>
-        </w:rPr>
-        <w:t>sensado</w:t>
-      </w:r>
-      <w:proofErr w:type="spellEnd"/>
-      <w:r>
-        <w:rPr>
-          <w:rFonts w:ascii="Times New Roman" w:hAnsi="Times New Roman" w:cs="Times New Roman"/>
-          <w:sz w:val="24"/>
-          <w:szCs w:val="24"/>
-        </w:rPr>
-        <w:t xml:space="preserve"> y transmisión de datos.</w:t>
+        <w:t>: Los nodos sensores son la base de las redes de sensores inalámbricos, ya que realizan la función primaria de sensado y transmisión de datos.</w:t>
       </w:r>
     </w:p>
     <w:p>
@@ -13670,21 +13248,7 @@
             <w:rPr>
               <w:color w:val="000000"/>
             </w:rPr>
-            <w:t xml:space="preserve">(Rivera </w:t>
-          </w:r>
-          <w:proofErr w:type="spellStart"/>
-          <w:r>
-            <w:rPr>
-              <w:color w:val="000000"/>
-            </w:rPr>
-            <w:t>Lopez</w:t>
-          </w:r>
-          <w:proofErr w:type="spellEnd"/>
-          <w:r>
-            <w:rPr>
-              <w:color w:val="000000"/>
-            </w:rPr>
-            <w:t>, 2020)</w:t>
+            <w:t>(Rivera Lopez, 2020)</w:t>
           </w:r>
         </w:sdtContent>
       </w:sdt>
@@ -13799,25 +13363,7 @@
           <w:sz w:val="24"/>
           <w:szCs w:val="24"/>
         </w:rPr>
-        <w:t xml:space="preserve">: Proporciona la interfaz necesaria para integrar la WSN con aplicaciones externas como bases de datos, sistemas en la nube o </w:t>
-      </w:r>
-      <w:proofErr w:type="spellStart"/>
-      <w:r>
-        <w:rPr>
-          <w:rFonts w:ascii="Times New Roman" w:hAnsi="Times New Roman" w:cs="Times New Roman"/>
-          <w:sz w:val="24"/>
-          <w:szCs w:val="24"/>
-        </w:rPr>
-        <w:t>dashboards</w:t>
-      </w:r>
-      <w:proofErr w:type="spellEnd"/>
-      <w:r>
-        <w:rPr>
-          <w:rFonts w:ascii="Times New Roman" w:hAnsi="Times New Roman" w:cs="Times New Roman"/>
-          <w:sz w:val="24"/>
-          <w:szCs w:val="24"/>
-        </w:rPr>
-        <w:t>.</w:t>
+        <w:t>: Proporciona la interfaz necesaria para integrar la WSN con aplicaciones externas como bases de datos, sistemas en la nube o dashboards.</w:t>
       </w:r>
     </w:p>
     <w:p>
@@ -14393,27 +13939,7 @@
               <w:sz w:val="24"/>
               <w:szCs w:val="24"/>
             </w:rPr>
-            <w:t xml:space="preserve">(Romero </w:t>
-          </w:r>
-          <w:proofErr w:type="spellStart"/>
-          <w:r>
-            <w:rPr>
-              <w:rFonts w:ascii="Times New Roman" w:hAnsi="Times New Roman" w:cs="Times New Roman"/>
-              <w:color w:val="000000"/>
-              <w:sz w:val="24"/>
-              <w:szCs w:val="24"/>
-            </w:rPr>
-            <w:t>Amondaray</w:t>
-          </w:r>
-          <w:proofErr w:type="spellEnd"/>
-          <w:r>
-            <w:rPr>
-              <w:rFonts w:ascii="Times New Roman" w:hAnsi="Times New Roman" w:cs="Times New Roman"/>
-              <w:color w:val="000000"/>
-              <w:sz w:val="24"/>
-              <w:szCs w:val="24"/>
-            </w:rPr>
-            <w:t xml:space="preserve"> et al., 2002)</w:t>
+            <w:t>(Romero Amondaray et al., 2002)</w:t>
           </w:r>
         </w:sdtContent>
       </w:sdt>
@@ -14826,7 +14352,6 @@
           <w:szCs w:val="24"/>
         </w:rPr>
       </w:pPr>
-      <w:proofErr w:type="spellStart"/>
       <w:r>
         <w:rPr>
           <w:rStyle w:val="Textoennegrita"/>
@@ -14838,7 +14363,6 @@
         </w:rPr>
         <w:t>Inagotabilidad</w:t>
       </w:r>
-      <w:proofErr w:type="spellEnd"/>
       <w:r>
         <w:rPr>
           <w:rFonts w:ascii="Times New Roman" w:hAnsi="Times New Roman" w:cs="Times New Roman"/>
@@ -14982,21 +14506,7 @@
             <w:rPr>
               <w:color w:val="000000"/>
             </w:rPr>
-            <w:t xml:space="preserve">(Romero </w:t>
-          </w:r>
-          <w:proofErr w:type="spellStart"/>
-          <w:r>
-            <w:rPr>
-              <w:color w:val="000000"/>
-            </w:rPr>
-            <w:t>Amondaray</w:t>
-          </w:r>
-          <w:proofErr w:type="spellEnd"/>
-          <w:r>
-            <w:rPr>
-              <w:color w:val="000000"/>
-            </w:rPr>
-            <w:t xml:space="preserve"> et al., 2002)</w:t>
+            <w:t>(Romero Amondaray et al., 2002)</w:t>
           </w:r>
         </w:sdtContent>
       </w:sdt>
@@ -15103,25 +14613,7 @@
           <w:sz w:val="24"/>
           <w:szCs w:val="24"/>
         </w:rPr>
-        <w:t>Garantizar la calidad del servicio (</w:t>
-      </w:r>
-      <w:proofErr w:type="spellStart"/>
-      <w:r>
-        <w:rPr>
-          <w:rFonts w:ascii="Times New Roman" w:hAnsi="Times New Roman" w:cs="Times New Roman"/>
-          <w:sz w:val="24"/>
-          <w:szCs w:val="24"/>
-        </w:rPr>
-        <w:t>QoS</w:t>
-      </w:r>
-      <w:proofErr w:type="spellEnd"/>
-      <w:r>
-        <w:rPr>
-          <w:rFonts w:ascii="Times New Roman" w:hAnsi="Times New Roman" w:cs="Times New Roman"/>
-          <w:sz w:val="24"/>
-          <w:szCs w:val="24"/>
-        </w:rPr>
-        <w:t>) en aplicaciones críticas.</w:t>
+        <w:t>Garantizar la calidad del servicio (QoS) en aplicaciones críticas.</w:t>
       </w:r>
       <w:r>
         <w:rPr>
@@ -15141,7 +14633,6 @@
         </w:rPr>
       </w:pPr>
       <w:bookmarkStart w:id="28" w:name="_Toc212026260"/>
-      <w:proofErr w:type="spellStart"/>
       <w:r>
         <w:rPr>
           <w:rStyle w:val="Textoennegrita"/>
@@ -15153,7 +14644,6 @@
         <w:t>LoRa</w:t>
       </w:r>
       <w:bookmarkEnd w:id="28"/>
-      <w:proofErr w:type="spellEnd"/>
     </w:p>
     <w:p>
       <w:pPr>
@@ -15172,53 +14662,8 @@
         <w:spacing w:line="480" w:lineRule="auto"/>
         <w:ind w:firstLine="708"/>
       </w:pPr>
-      <w:proofErr w:type="spellStart"/>
-      <w:r>
-        <w:t>LoRa</w:t>
-      </w:r>
-      <w:proofErr w:type="spellEnd"/>
-      <w:r>
-        <w:t xml:space="preserve"> (Long </w:t>
-      </w:r>
-      <w:proofErr w:type="spellStart"/>
-      <w:r>
-        <w:t>Range</w:t>
-      </w:r>
-      <w:proofErr w:type="spellEnd"/>
-      <w:r>
-        <w:t xml:space="preserve">) es una tecnología de modulación inalámbrica que utiliza espectro ensanchado por </w:t>
-      </w:r>
-      <w:proofErr w:type="spellStart"/>
-      <w:r>
-        <w:t>chirp</w:t>
-      </w:r>
-      <w:proofErr w:type="spellEnd"/>
-      <w:r>
-        <w:t xml:space="preserve"> para permitir la transmisión de datos a largas distancias con bajo consumo de energía. Es ampliamente utilizada en redes LPWAN (Low-</w:t>
-      </w:r>
-      <w:proofErr w:type="spellStart"/>
-      <w:r>
-        <w:t>Power</w:t>
-      </w:r>
-      <w:proofErr w:type="spellEnd"/>
-      <w:r>
-        <w:t xml:space="preserve"> Wide-</w:t>
-      </w:r>
-      <w:proofErr w:type="spellStart"/>
-      <w:r>
-        <w:t>Area</w:t>
-      </w:r>
-      <w:proofErr w:type="spellEnd"/>
-      <w:r>
-        <w:t xml:space="preserve"> Network) y es ideal para aplicaciones de </w:t>
-      </w:r>
-      <w:proofErr w:type="spellStart"/>
-      <w:r>
-        <w:t>IoT</w:t>
-      </w:r>
-      <w:proofErr w:type="spellEnd"/>
-      <w:r>
-        <w:t xml:space="preserve"> y sensores remotos</w:t>
+      <w:r>
+        <w:t>LoRa (Long Range) es una tecnología de modulación inalámbrica que utiliza espectro ensanchado por chirp para permitir la transmisión de datos a largas distancias con bajo consumo de energía. Es ampliamente utilizada en redes LPWAN (Low-Power Wide-Area Network) y es ideal para aplicaciones de IoT y sensores remotos</w:t>
       </w:r>
       <w:r>
         <w:t xml:space="preserve"> según </w:t>
@@ -15235,19 +14680,11 @@
           </w:placeholder>
         </w:sdtPr>
         <w:sdtContent>
-          <w:proofErr w:type="spellStart"/>
           <w:r>
             <w:rPr>
               <w:color w:val="000000"/>
             </w:rPr>
-            <w:t>Guo</w:t>
-          </w:r>
-          <w:proofErr w:type="spellEnd"/>
-          <w:r>
-            <w:rPr>
-              <w:color w:val="000000"/>
-            </w:rPr>
-            <w:t xml:space="preserve"> &amp; Healy</w:t>
+            <w:t>Guo &amp; Healy</w:t>
           </w:r>
         </w:sdtContent>
       </w:sdt>
@@ -15439,25 +14876,7 @@
           <w:sz w:val="24"/>
           <w:szCs w:val="24"/>
         </w:rPr>
-        <w:t xml:space="preserve">Promover la integración de dispositivos </w:t>
-      </w:r>
-      <w:proofErr w:type="spellStart"/>
-      <w:r>
-        <w:rPr>
-          <w:rFonts w:ascii="Times New Roman" w:hAnsi="Times New Roman" w:cs="Times New Roman"/>
-          <w:sz w:val="24"/>
-          <w:szCs w:val="24"/>
-        </w:rPr>
-        <w:t>IoT</w:t>
-      </w:r>
-      <w:proofErr w:type="spellEnd"/>
-      <w:r>
-        <w:rPr>
-          <w:rFonts w:ascii="Times New Roman" w:hAnsi="Times New Roman" w:cs="Times New Roman"/>
-          <w:sz w:val="24"/>
-          <w:szCs w:val="24"/>
-        </w:rPr>
-        <w:t xml:space="preserve"> en redes de baja potencia.</w:t>
+        <w:t>Promover la integración de dispositivos IoT en redes de baja potencia.</w:t>
       </w:r>
     </w:p>
     <w:p>
@@ -15546,31 +14965,7 @@
         <w:t xml:space="preserve"> que </w:t>
       </w:r>
       <w:r>
-        <w:t xml:space="preserve">XBee es una familia de módulos de radiofrecuencia que soportan estándares como </w:t>
-      </w:r>
-      <w:proofErr w:type="spellStart"/>
-      <w:r>
-        <w:t>Zigbee</w:t>
-      </w:r>
-      <w:proofErr w:type="spellEnd"/>
-      <w:r>
-        <w:t xml:space="preserve">, 802.15.4, </w:t>
-      </w:r>
-      <w:proofErr w:type="spellStart"/>
-      <w:r>
-        <w:t>DigiMesh</w:t>
-      </w:r>
-      <w:proofErr w:type="spellEnd"/>
-      <w:r>
-        <w:t xml:space="preserve"> y </w:t>
-      </w:r>
-      <w:proofErr w:type="spellStart"/>
-      <w:r>
-        <w:t>Wi</w:t>
-      </w:r>
-      <w:proofErr w:type="spellEnd"/>
-      <w:r>
-        <w:t>-Fi. Son ampliamente utilizados en redes de sensores y sistemas embebidos para la transmisión de datos a cortas y medias distancias.</w:t>
+        <w:t>XBee es una familia de módulos de radiofrecuencia que soportan estándares como Zigbee, 802.15.4, DigiMesh y Wi-Fi. Son ampliamente utilizados en redes de sensores y sistemas embebidos para la transmisión de datos a cortas y medias distancias.</w:t>
       </w:r>
     </w:p>
     <w:p>
@@ -15735,25 +15130,7 @@
           <w:sz w:val="24"/>
           <w:szCs w:val="24"/>
         </w:rPr>
-        <w:t xml:space="preserve">Facilitar la creación de redes malladas o punto a punto para aplicaciones de </w:t>
-      </w:r>
-      <w:proofErr w:type="spellStart"/>
-      <w:r>
-        <w:rPr>
-          <w:rFonts w:ascii="Times New Roman" w:hAnsi="Times New Roman" w:cs="Times New Roman"/>
-          <w:sz w:val="24"/>
-          <w:szCs w:val="24"/>
-        </w:rPr>
-        <w:t>IoT</w:t>
-      </w:r>
-      <w:proofErr w:type="spellEnd"/>
-      <w:r>
-        <w:rPr>
-          <w:rFonts w:ascii="Times New Roman" w:hAnsi="Times New Roman" w:cs="Times New Roman"/>
-          <w:sz w:val="24"/>
-          <w:szCs w:val="24"/>
-        </w:rPr>
-        <w:t>.</w:t>
+        <w:t>Facilitar la creación de redes malladas o punto a punto para aplicaciones de IoT.</w:t>
       </w:r>
     </w:p>
     <w:p>
@@ -15836,15 +15213,7 @@
         <w:t>)</w:t>
       </w:r>
       <w:r>
-        <w:t>. Fue diseñado originalmente por IBM en 1999 para transmisiones de datos de sensores en redes con ancho de banda limitado o inestables. Utiliza el protocolo TCP/IP para garantizar la entrega confiable de mensajes, lo que lo hace ideal para aplicaciones de Internet de las Cosas (</w:t>
-      </w:r>
-      <w:proofErr w:type="spellStart"/>
-      <w:r>
-        <w:t>IoT</w:t>
-      </w:r>
-      <w:proofErr w:type="spellEnd"/>
-      <w:r>
-        <w:t>), donde el ahorro energético y la eficiencia de transmisión son críticos.</w:t>
+        <w:t>. Fue diseñado originalmente por IBM en 1999 para transmisiones de datos de sensores en redes con ancho de banda limitado o inestables. Utiliza el protocolo TCP/IP para garantizar la entrega confiable de mensajes, lo que lo hace ideal para aplicaciones de Internet de las Cosas (IoT), donde el ahorro energético y la eficiencia de transmisión son críticos.</w:t>
       </w:r>
     </w:p>
     <w:p>
@@ -15954,25 +15323,7 @@
           <w:sz w:val="24"/>
           <w:szCs w:val="24"/>
         </w:rPr>
-        <w:t>: Permite configurar niveles de calidad de servicio (</w:t>
-      </w:r>
-      <w:proofErr w:type="spellStart"/>
-      <w:r>
-        <w:rPr>
-          <w:rFonts w:ascii="Times New Roman" w:hAnsi="Times New Roman" w:cs="Times New Roman"/>
-          <w:sz w:val="24"/>
-          <w:szCs w:val="24"/>
-        </w:rPr>
-        <w:t>QoS</w:t>
-      </w:r>
-      <w:proofErr w:type="spellEnd"/>
-      <w:r>
-        <w:rPr>
-          <w:rFonts w:ascii="Times New Roman" w:hAnsi="Times New Roman" w:cs="Times New Roman"/>
-          <w:sz w:val="24"/>
-          <w:szCs w:val="24"/>
-        </w:rPr>
-        <w:t>) para asegurar la entrega de mensajes en condiciones adversas.</w:t>
+        <w:t>: Permite configurar niveles de calidad de servicio (QoS) para asegurar la entrega de mensajes en condiciones adversas.</w:t>
       </w:r>
     </w:p>
     <w:p>
@@ -16114,25 +15465,7 @@
           <w:szCs w:val="24"/>
         </w:rPr>
         <w:lastRenderedPageBreak/>
-        <w:t>Los mensajes "</w:t>
-      </w:r>
-      <w:proofErr w:type="spellStart"/>
-      <w:r>
-        <w:rPr>
-          <w:rFonts w:ascii="Times New Roman" w:hAnsi="Times New Roman" w:cs="Times New Roman"/>
-          <w:sz w:val="24"/>
-          <w:szCs w:val="24"/>
-        </w:rPr>
-        <w:t>retained</w:t>
-      </w:r>
-      <w:proofErr w:type="spellEnd"/>
-      <w:r>
-        <w:rPr>
-          <w:rFonts w:ascii="Times New Roman" w:hAnsi="Times New Roman" w:cs="Times New Roman"/>
-          <w:sz w:val="24"/>
-          <w:szCs w:val="24"/>
-        </w:rPr>
-        <w:t>" permiten que nuevos suscriptores reciban el último mensaje publicado en un tópico.</w:t>
+        <w:t>Los mensajes "retained" permiten que nuevos suscriptores reciban el último mensaje publicado en un tópico.</w:t>
       </w:r>
     </w:p>
     <w:p>
@@ -16175,25 +15508,7 @@
           <w:sz w:val="24"/>
           <w:szCs w:val="24"/>
         </w:rPr>
-        <w:t xml:space="preserve">Diseñado para reducir el intercambio de datos y prolongar la duración de baterías en dispositivos </w:t>
-      </w:r>
-      <w:proofErr w:type="spellStart"/>
-      <w:r>
-        <w:rPr>
-          <w:rFonts w:ascii="Times New Roman" w:hAnsi="Times New Roman" w:cs="Times New Roman"/>
-          <w:sz w:val="24"/>
-          <w:szCs w:val="24"/>
-        </w:rPr>
-        <w:t>IoT</w:t>
-      </w:r>
-      <w:proofErr w:type="spellEnd"/>
-      <w:r>
-        <w:rPr>
-          <w:rFonts w:ascii="Times New Roman" w:hAnsi="Times New Roman" w:cs="Times New Roman"/>
-          <w:sz w:val="24"/>
-          <w:szCs w:val="24"/>
-        </w:rPr>
-        <w:t>.</w:t>
+        <w:t>Diseñado para reducir el intercambio de datos y prolongar la duración de baterías en dispositivos IoT.</w:t>
       </w:r>
     </w:p>
     <w:p>
@@ -16303,25 +15618,7 @@
           <w:sz w:val="24"/>
           <w:szCs w:val="24"/>
         </w:rPr>
-        <w:t xml:space="preserve">: La capacidad de ajustar el </w:t>
-      </w:r>
-      <w:proofErr w:type="spellStart"/>
-      <w:r>
-        <w:rPr>
-          <w:rFonts w:ascii="Times New Roman" w:hAnsi="Times New Roman" w:cs="Times New Roman"/>
-          <w:sz w:val="24"/>
-          <w:szCs w:val="24"/>
-        </w:rPr>
-        <w:t>QoS</w:t>
-      </w:r>
-      <w:proofErr w:type="spellEnd"/>
-      <w:r>
-        <w:rPr>
-          <w:rFonts w:ascii="Times New Roman" w:hAnsi="Times New Roman" w:cs="Times New Roman"/>
-          <w:sz w:val="24"/>
-          <w:szCs w:val="24"/>
-        </w:rPr>
-        <w:t xml:space="preserve"> garantiza la entrega adecuada de datos en aplicaciones críticas.</w:t>
+        <w:t>: La capacidad de ajustar el QoS garantiza la entrega adecuada de datos en aplicaciones críticas.</w:t>
       </w:r>
     </w:p>
     <w:p>
@@ -16494,43 +15791,7 @@
           <w:sz w:val="24"/>
           <w:szCs w:val="24"/>
         </w:rPr>
-        <w:t xml:space="preserve">Protocolos MAC síncronos: Como TDMA (Time </w:t>
-      </w:r>
-      <w:proofErr w:type="spellStart"/>
-      <w:r>
-        <w:rPr>
-          <w:rFonts w:ascii="Times New Roman" w:hAnsi="Times New Roman" w:cs="Times New Roman"/>
-          <w:sz w:val="24"/>
-          <w:szCs w:val="24"/>
-        </w:rPr>
-        <w:t>Division</w:t>
-      </w:r>
-      <w:proofErr w:type="spellEnd"/>
-      <w:r>
-        <w:rPr>
-          <w:rFonts w:ascii="Times New Roman" w:hAnsi="Times New Roman" w:cs="Times New Roman"/>
-          <w:sz w:val="24"/>
-          <w:szCs w:val="24"/>
-        </w:rPr>
-        <w:t xml:space="preserve"> </w:t>
-      </w:r>
-      <w:proofErr w:type="spellStart"/>
-      <w:r>
-        <w:rPr>
-          <w:rFonts w:ascii="Times New Roman" w:hAnsi="Times New Roman" w:cs="Times New Roman"/>
-          <w:sz w:val="24"/>
-          <w:szCs w:val="24"/>
-        </w:rPr>
-        <w:t>Multiple</w:t>
-      </w:r>
-      <w:proofErr w:type="spellEnd"/>
-      <w:r>
-        <w:rPr>
-          <w:rFonts w:ascii="Times New Roman" w:hAnsi="Times New Roman" w:cs="Times New Roman"/>
-          <w:sz w:val="24"/>
-          <w:szCs w:val="24"/>
-        </w:rPr>
-        <w:t xml:space="preserve"> Access), donde el tiempo se divide en ranuras asignadas a cada nodo para evitar colisiones.</w:t>
+        <w:t>Protocolos MAC síncronos: Como TDMA (Time Division Multiple Access), donde el tiempo se divide en ranuras asignadas a cada nodo para evitar colisiones.</w:t>
       </w:r>
     </w:p>
     <w:p>
@@ -16554,97 +15815,7 @@
           <w:sz w:val="24"/>
           <w:szCs w:val="24"/>
         </w:rPr>
-        <w:t xml:space="preserve">Protocolos MAC asíncronos: Como CSMA/CA (Carrier </w:t>
-      </w:r>
-      <w:proofErr w:type="spellStart"/>
-      <w:r>
-        <w:rPr>
-          <w:rFonts w:ascii="Times New Roman" w:hAnsi="Times New Roman" w:cs="Times New Roman"/>
-          <w:sz w:val="24"/>
-          <w:szCs w:val="24"/>
-        </w:rPr>
-        <w:t>Sense</w:t>
-      </w:r>
-      <w:proofErr w:type="spellEnd"/>
-      <w:r>
-        <w:rPr>
-          <w:rFonts w:ascii="Times New Roman" w:hAnsi="Times New Roman" w:cs="Times New Roman"/>
-          <w:sz w:val="24"/>
-          <w:szCs w:val="24"/>
-        </w:rPr>
-        <w:t xml:space="preserve"> </w:t>
-      </w:r>
-      <w:proofErr w:type="spellStart"/>
-      <w:r>
-        <w:rPr>
-          <w:rFonts w:ascii="Times New Roman" w:hAnsi="Times New Roman" w:cs="Times New Roman"/>
-          <w:sz w:val="24"/>
-          <w:szCs w:val="24"/>
-        </w:rPr>
-        <w:t>Multiple</w:t>
-      </w:r>
-      <w:proofErr w:type="spellEnd"/>
-      <w:r>
-        <w:rPr>
-          <w:rFonts w:ascii="Times New Roman" w:hAnsi="Times New Roman" w:cs="Times New Roman"/>
-          <w:sz w:val="24"/>
-          <w:szCs w:val="24"/>
-        </w:rPr>
-        <w:t xml:space="preserve"> Access </w:t>
-      </w:r>
-      <w:proofErr w:type="spellStart"/>
-      <w:r>
-        <w:rPr>
-          <w:rFonts w:ascii="Times New Roman" w:hAnsi="Times New Roman" w:cs="Times New Roman"/>
-          <w:sz w:val="24"/>
-          <w:szCs w:val="24"/>
-        </w:rPr>
-        <w:t>with</w:t>
-      </w:r>
-      <w:proofErr w:type="spellEnd"/>
-      <w:r>
-        <w:rPr>
-          <w:rFonts w:ascii="Times New Roman" w:hAnsi="Times New Roman" w:cs="Times New Roman"/>
-          <w:sz w:val="24"/>
-          <w:szCs w:val="24"/>
-        </w:rPr>
-        <w:t xml:space="preserve"> </w:t>
-      </w:r>
-      <w:proofErr w:type="spellStart"/>
-      <w:r>
-        <w:rPr>
-          <w:rFonts w:ascii="Times New Roman" w:hAnsi="Times New Roman" w:cs="Times New Roman"/>
-          <w:sz w:val="24"/>
-          <w:szCs w:val="24"/>
-        </w:rPr>
-        <w:t>Collision</w:t>
-      </w:r>
-      <w:proofErr w:type="spellEnd"/>
-      <w:r>
-        <w:rPr>
-          <w:rFonts w:ascii="Times New Roman" w:hAnsi="Times New Roman" w:cs="Times New Roman"/>
-          <w:sz w:val="24"/>
-          <w:szCs w:val="24"/>
-        </w:rPr>
-        <w:t xml:space="preserve"> </w:t>
-      </w:r>
-      <w:proofErr w:type="spellStart"/>
-      <w:r>
-        <w:rPr>
-          <w:rFonts w:ascii="Times New Roman" w:hAnsi="Times New Roman" w:cs="Times New Roman"/>
-          <w:sz w:val="24"/>
-          <w:szCs w:val="24"/>
-        </w:rPr>
-        <w:t>Avoidance</w:t>
-      </w:r>
-      <w:proofErr w:type="spellEnd"/>
-      <w:r>
-        <w:rPr>
-          <w:rFonts w:ascii="Times New Roman" w:hAnsi="Times New Roman" w:cs="Times New Roman"/>
-          <w:sz w:val="24"/>
-          <w:szCs w:val="24"/>
-        </w:rPr>
-        <w:t>), donde los nodos detectan si el canal está libre antes de transmitir.</w:t>
+        <w:t>Protocolos MAC asíncronos: Como CSMA/CA (Carrier Sense Multiple Access with Collision Avoidance), donde los nodos detectan si el canal está libre antes de transmitir.</w:t>
       </w:r>
     </w:p>
     <w:p>
@@ -16751,27 +15922,7 @@
           <w:szCs w:val="24"/>
           <w:lang w:val="es-ES"/>
         </w:rPr>
-        <w:t xml:space="preserve">En redes de sensores inalámbricas (WSN), el consumo energético se ve altamente influenciado por el protocolo de control de acceso al medio (MAC). Investigaciones previas han desarrollado protocolos como Sensor-MAC (S-MAC) y </w:t>
-      </w:r>
-      <w:proofErr w:type="spellStart"/>
-      <w:r>
-        <w:rPr>
-          <w:rFonts w:ascii="Times New Roman" w:hAnsi="Times New Roman" w:cs="Times New Roman"/>
-          <w:sz w:val="24"/>
-          <w:szCs w:val="24"/>
-          <w:lang w:val="es-ES"/>
-        </w:rPr>
-        <w:t>Timeout</w:t>
-      </w:r>
-      <w:proofErr w:type="spellEnd"/>
-      <w:r>
-        <w:rPr>
-          <w:rFonts w:ascii="Times New Roman" w:hAnsi="Times New Roman" w:cs="Times New Roman"/>
-          <w:sz w:val="24"/>
-          <w:szCs w:val="24"/>
-          <w:lang w:val="es-ES"/>
-        </w:rPr>
-        <w:t xml:space="preserve">-MAC (T-MAC), que implementan ciclos de sueño para reducir el consumo de energía en los nodos sensores. </w:t>
+        <w:t xml:space="preserve">En redes de sensores inalámbricas (WSN), el consumo energético se ve altamente influenciado por el protocolo de control de acceso al medio (MAC). Investigaciones previas han desarrollado protocolos como Sensor-MAC (S-MAC) y Timeout-MAC (T-MAC), que implementan ciclos de sueño para reducir el consumo de energía en los nodos sensores. </w:t>
       </w:r>
       <w:sdt>
         <w:sdtPr>
@@ -16843,43 +15994,7 @@
               <w:color w:val="000000"/>
               <w:sz w:val="24"/>
             </w:rPr>
-            <w:t xml:space="preserve">van </w:t>
-          </w:r>
-          <w:proofErr w:type="spellStart"/>
-          <w:r>
-            <w:rPr>
-              <w:rFonts w:eastAsia="Times New Roman"/>
-              <w:color w:val="000000"/>
-              <w:sz w:val="24"/>
-            </w:rPr>
-            <w:t>Dam</w:t>
-          </w:r>
-          <w:proofErr w:type="spellEnd"/>
-          <w:r>
-            <w:rPr>
-              <w:rFonts w:eastAsia="Times New Roman"/>
-              <w:color w:val="000000"/>
-              <w:sz w:val="24"/>
-            </w:rPr>
-            <w:t xml:space="preserve"> &amp; </w:t>
-          </w:r>
-          <w:proofErr w:type="spellStart"/>
-          <w:r>
-            <w:rPr>
-              <w:rFonts w:eastAsia="Times New Roman"/>
-              <w:color w:val="000000"/>
-              <w:sz w:val="24"/>
-            </w:rPr>
-            <w:t>Langendoen</w:t>
-          </w:r>
-          <w:proofErr w:type="spellEnd"/>
-          <w:r>
-            <w:rPr>
-              <w:rFonts w:eastAsia="Times New Roman"/>
-              <w:color w:val="000000"/>
-              <w:sz w:val="24"/>
-            </w:rPr>
-            <w:t xml:space="preserve"> (2003)</w:t>
+            <w:t>van Dam &amp; Langendoen (2003)</w:t>
           </w:r>
         </w:sdtContent>
       </w:sdt>
@@ -16925,43 +16040,7 @@
               <w:color w:val="000000"/>
               <w:sz w:val="24"/>
             </w:rPr>
-            <w:t>Al-</w:t>
-          </w:r>
-          <w:proofErr w:type="spellStart"/>
-          <w:r>
-            <w:rPr>
-              <w:rFonts w:eastAsia="Times New Roman"/>
-              <w:color w:val="000000"/>
-              <w:sz w:val="24"/>
-            </w:rPr>
-            <w:t>Janabi</w:t>
-          </w:r>
-          <w:proofErr w:type="spellEnd"/>
-          <w:r>
-            <w:rPr>
-              <w:rFonts w:eastAsia="Times New Roman"/>
-              <w:color w:val="000000"/>
-              <w:sz w:val="24"/>
-            </w:rPr>
-            <w:t xml:space="preserve"> &amp; Al-</w:t>
-          </w:r>
-          <w:proofErr w:type="spellStart"/>
-          <w:r>
-            <w:rPr>
-              <w:rFonts w:eastAsia="Times New Roman"/>
-              <w:color w:val="000000"/>
-              <w:sz w:val="24"/>
-            </w:rPr>
-            <w:t>Raweshidy</w:t>
-          </w:r>
-          <w:proofErr w:type="spellEnd"/>
-          <w:r>
-            <w:rPr>
-              <w:rFonts w:eastAsia="Times New Roman"/>
-              <w:color w:val="000000"/>
-              <w:sz w:val="24"/>
-            </w:rPr>
-            <w:t xml:space="preserve"> (2019)</w:t>
+            <w:t>Al-Janabi &amp; Al-Raweshidy (2019)</w:t>
           </w:r>
         </w:sdtContent>
       </w:sdt>
@@ -17021,7 +16100,6 @@
           </w:placeholder>
         </w:sdtPr>
         <w:sdtContent>
-          <w:proofErr w:type="spellStart"/>
           <w:r>
             <w:rPr>
               <w:rFonts w:ascii="Times New Roman" w:hAnsi="Times New Roman" w:cs="Times New Roman"/>
@@ -17030,18 +16108,7 @@
               <w:szCs w:val="24"/>
               <w:lang w:val="es-ES"/>
             </w:rPr>
-            <w:t>Sadeq</w:t>
-          </w:r>
-          <w:proofErr w:type="spellEnd"/>
-          <w:r>
-            <w:rPr>
-              <w:rFonts w:ascii="Times New Roman" w:hAnsi="Times New Roman" w:cs="Times New Roman"/>
-              <w:color w:val="000000"/>
-              <w:sz w:val="24"/>
-              <w:szCs w:val="24"/>
-              <w:lang w:val="es-ES"/>
-            </w:rPr>
-            <w:t xml:space="preserve"> et al. (2022)</w:t>
+            <w:t>Sadeq et al. (2022)</w:t>
           </w:r>
         </w:sdtContent>
       </w:sdt>
@@ -17278,7 +16345,6 @@
           </w:placeholder>
         </w:sdtPr>
         <w:sdtContent>
-          <w:proofErr w:type="spellStart"/>
           <w:r>
             <w:rPr>
               <w:rFonts w:ascii="Times New Roman" w:hAnsi="Times New Roman" w:cs="Times New Roman"/>
@@ -17287,18 +16353,7 @@
               <w:szCs w:val="24"/>
               <w:lang w:val="es-ES"/>
             </w:rPr>
-            <w:t>Lajara</w:t>
-          </w:r>
-          <w:proofErr w:type="spellEnd"/>
-          <w:r>
-            <w:rPr>
-              <w:rFonts w:ascii="Times New Roman" w:hAnsi="Times New Roman" w:cs="Times New Roman"/>
-              <w:color w:val="000000"/>
-              <w:sz w:val="24"/>
-              <w:szCs w:val="24"/>
-              <w:lang w:val="es-ES"/>
-            </w:rPr>
-            <w:t xml:space="preserve"> José (2014)</w:t>
+            <w:t>Lajara José (2014)</w:t>
           </w:r>
         </w:sdtContent>
       </w:sdt>
@@ -17553,27 +16608,7 @@
           <w:szCs w:val="24"/>
           <w:lang w:val="es-ES"/>
         </w:rPr>
-        <w:t xml:space="preserve">3. Recolección de Energía de Radiofrecuencia (RF Energy </w:t>
-      </w:r>
-      <w:proofErr w:type="spellStart"/>
-      <w:r>
-        <w:rPr>
-          <w:rFonts w:ascii="Times New Roman" w:hAnsi="Times New Roman" w:cs="Times New Roman"/>
-          <w:sz w:val="24"/>
-          <w:szCs w:val="24"/>
-          <w:lang w:val="es-ES"/>
-        </w:rPr>
-        <w:t>Harvesting</w:t>
-      </w:r>
-      <w:proofErr w:type="spellEnd"/>
-      <w:r>
-        <w:rPr>
-          <w:rFonts w:ascii="Times New Roman" w:hAnsi="Times New Roman" w:cs="Times New Roman"/>
-          <w:sz w:val="24"/>
-          <w:szCs w:val="24"/>
-          <w:lang w:val="es-ES"/>
-        </w:rPr>
-        <w:t>)</w:t>
+        <w:t>3. Recolección de Energía de Radiofrecuencia (RF Energy Harvesting)</w:t>
       </w:r>
     </w:p>
     <w:p>
@@ -17614,7 +16649,6 @@
           </w:placeholder>
         </w:sdtPr>
         <w:sdtContent>
-          <w:proofErr w:type="spellStart"/>
           <w:r>
             <w:rPr>
               <w:rFonts w:ascii="Times New Roman" w:hAnsi="Times New Roman" w:cs="Times New Roman"/>
@@ -17623,18 +16657,7 @@
               <w:szCs w:val="24"/>
               <w:lang w:val="es-ES"/>
             </w:rPr>
-            <w:t>Zungeru</w:t>
-          </w:r>
-          <w:proofErr w:type="spellEnd"/>
-          <w:r>
-            <w:rPr>
-              <w:rFonts w:ascii="Times New Roman" w:hAnsi="Times New Roman" w:cs="Times New Roman"/>
-              <w:color w:val="000000"/>
-              <w:sz w:val="24"/>
-              <w:szCs w:val="24"/>
-              <w:lang w:val="es-ES"/>
-            </w:rPr>
-            <w:t xml:space="preserve"> et al. (2012)</w:t>
+            <w:t>Zungeru et al. (2012)</w:t>
           </w:r>
         </w:sdtContent>
       </w:sdt>
@@ -18022,7 +17045,6 @@
           </w:placeholder>
         </w:sdtPr>
         <w:sdtContent>
-          <w:proofErr w:type="spellStart"/>
           <w:r>
             <w:rPr>
               <w:rFonts w:ascii="Times New Roman" w:hAnsi="Times New Roman" w:cs="Times New Roman"/>
@@ -18031,18 +17053,7 @@
               <w:szCs w:val="24"/>
               <w:lang w:val="es-ES"/>
             </w:rPr>
-            <w:t>Yu</w:t>
-          </w:r>
-          <w:proofErr w:type="spellEnd"/>
-          <w:r>
-            <w:rPr>
-              <w:rFonts w:ascii="Times New Roman" w:hAnsi="Times New Roman" w:cs="Times New Roman"/>
-              <w:color w:val="000000"/>
-              <w:sz w:val="24"/>
-              <w:szCs w:val="24"/>
-              <w:lang w:val="es-ES"/>
-            </w:rPr>
-            <w:t xml:space="preserve"> et al.</w:t>
+            <w:t>Yu et al.</w:t>
           </w:r>
         </w:sdtContent>
       </w:sdt>
@@ -18294,7 +17305,6 @@
           </w:placeholder>
         </w:sdtPr>
         <w:sdtContent>
-          <w:proofErr w:type="spellStart"/>
           <w:r>
             <w:rPr>
               <w:rFonts w:ascii="Times New Roman" w:hAnsi="Times New Roman" w:cs="Times New Roman"/>
@@ -18303,18 +17313,7 @@
               <w:szCs w:val="24"/>
               <w:lang w:val="es-ES"/>
             </w:rPr>
-            <w:t>Lajara</w:t>
-          </w:r>
-          <w:proofErr w:type="spellEnd"/>
-          <w:r>
-            <w:rPr>
-              <w:rFonts w:ascii="Times New Roman" w:hAnsi="Times New Roman" w:cs="Times New Roman"/>
-              <w:color w:val="000000"/>
-              <w:sz w:val="24"/>
-              <w:szCs w:val="24"/>
-              <w:lang w:val="es-ES"/>
-            </w:rPr>
-            <w:t xml:space="preserve"> José</w:t>
+            <w:t>Lajara José</w:t>
           </w:r>
         </w:sdtContent>
       </w:sdt>
@@ -18411,29 +17410,7 @@
               <w:szCs w:val="24"/>
               <w:lang w:val="es-ES"/>
             </w:rPr>
-            <w:t>Calvo-</w:t>
-          </w:r>
-          <w:proofErr w:type="spellStart"/>
-          <w:r>
-            <w:rPr>
-              <w:rFonts w:ascii="Times New Roman" w:hAnsi="Times New Roman" w:cs="Times New Roman"/>
-              <w:color w:val="000000"/>
-              <w:sz w:val="24"/>
-              <w:szCs w:val="24"/>
-              <w:lang w:val="es-ES"/>
-            </w:rPr>
-            <w:t>Fullana</w:t>
-          </w:r>
-          <w:proofErr w:type="spellEnd"/>
-          <w:r>
-            <w:rPr>
-              <w:rFonts w:ascii="Times New Roman" w:hAnsi="Times New Roman" w:cs="Times New Roman"/>
-              <w:color w:val="000000"/>
-              <w:sz w:val="24"/>
-              <w:szCs w:val="24"/>
-              <w:lang w:val="es-ES"/>
-            </w:rPr>
-            <w:t xml:space="preserve"> et al. (2016)</w:t>
+            <w:t>Calvo-Fullana et al. (2016)</w:t>
           </w:r>
         </w:sdtContent>
       </w:sdt>
@@ -18598,39 +17575,8 @@
           <w:szCs w:val="24"/>
           <w:lang w:val="es-ES"/>
         </w:rPr>
-        <w:t xml:space="preserve">Algoritmos de </w:t>
-      </w:r>
-      <w:proofErr w:type="spellStart"/>
-      <w:r>
-        <w:rPr>
-          <w:rFonts w:ascii="Times New Roman" w:hAnsi="Times New Roman" w:cs="Times New Roman"/>
-          <w:sz w:val="24"/>
-          <w:szCs w:val="24"/>
-          <w:lang w:val="es-ES"/>
-        </w:rPr>
-        <w:t>Duty</w:t>
-      </w:r>
-      <w:proofErr w:type="spellEnd"/>
-      <w:r>
-        <w:rPr>
-          <w:rFonts w:ascii="Times New Roman" w:hAnsi="Times New Roman" w:cs="Times New Roman"/>
-          <w:sz w:val="24"/>
-          <w:szCs w:val="24"/>
-          <w:lang w:val="es-ES"/>
-        </w:rPr>
-        <w:t xml:space="preserve"> </w:t>
-      </w:r>
-      <w:proofErr w:type="spellStart"/>
-      <w:r>
-        <w:rPr>
-          <w:rFonts w:ascii="Times New Roman" w:hAnsi="Times New Roman" w:cs="Times New Roman"/>
-          <w:sz w:val="24"/>
-          <w:szCs w:val="24"/>
-          <w:lang w:val="es-ES"/>
-        </w:rPr>
-        <w:t>Cycling</w:t>
-      </w:r>
-      <w:proofErr w:type="spellEnd"/>
+        <w:t>Algoritmos de Duty Cycling</w:t>
+      </w:r>
     </w:p>
     <w:p>
       <w:pPr>
@@ -18650,47 +17596,7 @@
           <w:szCs w:val="24"/>
           <w:lang w:val="es-ES"/>
         </w:rPr>
-        <w:t xml:space="preserve">Los algoritmos de </w:t>
-      </w:r>
-      <w:proofErr w:type="spellStart"/>
-      <w:r>
-        <w:rPr>
-          <w:rFonts w:ascii="Times New Roman" w:hAnsi="Times New Roman" w:cs="Times New Roman"/>
-          <w:sz w:val="24"/>
-          <w:szCs w:val="24"/>
-          <w:lang w:val="es-ES"/>
-        </w:rPr>
-        <w:t>Duty</w:t>
-      </w:r>
-      <w:proofErr w:type="spellEnd"/>
-      <w:r>
-        <w:rPr>
-          <w:rFonts w:ascii="Times New Roman" w:hAnsi="Times New Roman" w:cs="Times New Roman"/>
-          <w:sz w:val="24"/>
-          <w:szCs w:val="24"/>
-          <w:lang w:val="es-ES"/>
-        </w:rPr>
-        <w:t xml:space="preserve"> </w:t>
-      </w:r>
-      <w:proofErr w:type="spellStart"/>
-      <w:r>
-        <w:rPr>
-          <w:rFonts w:ascii="Times New Roman" w:hAnsi="Times New Roman" w:cs="Times New Roman"/>
-          <w:sz w:val="24"/>
-          <w:szCs w:val="24"/>
-          <w:lang w:val="es-ES"/>
-        </w:rPr>
-        <w:t>Cycling</w:t>
-      </w:r>
-      <w:proofErr w:type="spellEnd"/>
-      <w:r>
-        <w:rPr>
-          <w:rFonts w:ascii="Times New Roman" w:hAnsi="Times New Roman" w:cs="Times New Roman"/>
-          <w:sz w:val="24"/>
-          <w:szCs w:val="24"/>
-          <w:lang w:val="es-ES"/>
-        </w:rPr>
-        <w:t xml:space="preserve"> regulan el tiempo que un nodo permanece activo o en modo de bajo consumo para minimizar el gasto energético. Se basan en la premisa de que los sensores no necesitan estar activos todo el tiempo, sino solo en momentos clave​</w:t>
+        <w:t>Los algoritmos de Duty Cycling regulan el tiempo que un nodo permanece activo o en modo de bajo consumo para minimizar el gasto energético. Se basan en la premisa de que los sensores no necesitan estar activos todo el tiempo, sino solo en momentos clave​</w:t>
       </w:r>
     </w:p>
     <w:p>
@@ -18721,7 +17627,6 @@
           </w:placeholder>
         </w:sdtPr>
         <w:sdtContent>
-          <w:proofErr w:type="spellStart"/>
           <w:r>
             <w:rPr>
               <w:rFonts w:ascii="Times New Roman" w:hAnsi="Times New Roman" w:cs="Times New Roman"/>
@@ -18730,18 +17635,7 @@
               <w:szCs w:val="24"/>
               <w:lang w:val="es-ES"/>
             </w:rPr>
-            <w:t>Sedighimanesh</w:t>
-          </w:r>
-          <w:proofErr w:type="spellEnd"/>
-          <w:r>
-            <w:rPr>
-              <w:rFonts w:ascii="Times New Roman" w:hAnsi="Times New Roman" w:cs="Times New Roman"/>
-              <w:color w:val="000000"/>
-              <w:sz w:val="24"/>
-              <w:szCs w:val="24"/>
-              <w:lang w:val="es-ES"/>
-            </w:rPr>
-            <w:t xml:space="preserve"> et al. (2016)</w:t>
+            <w:t>Sedighimanesh et al. (2016)</w:t>
           </w:r>
         </w:sdtContent>
       </w:sdt>
@@ -18773,51 +17667,7 @@
           <w:szCs w:val="24"/>
           <w:lang w:val="es-ES"/>
         </w:rPr>
-        <w:t xml:space="preserve">los investigadores han planteado que una mejora futura en </w:t>
-      </w:r>
-      <w:proofErr w:type="spellStart"/>
-      <w:r>
-        <w:rPr>
-          <w:rFonts w:ascii="Times New Roman" w:hAnsi="Times New Roman" w:cs="Times New Roman"/>
-          <w:color w:val="000000"/>
-          <w:sz w:val="24"/>
-          <w:szCs w:val="24"/>
-          <w:lang w:val="es-ES"/>
-        </w:rPr>
-        <w:t>Duty</w:t>
-      </w:r>
-      <w:proofErr w:type="spellEnd"/>
-      <w:r>
-        <w:rPr>
-          <w:rFonts w:ascii="Times New Roman" w:hAnsi="Times New Roman" w:cs="Times New Roman"/>
-          <w:color w:val="000000"/>
-          <w:sz w:val="24"/>
-          <w:szCs w:val="24"/>
-          <w:lang w:val="es-ES"/>
-        </w:rPr>
-        <w:t xml:space="preserve"> </w:t>
-      </w:r>
-      <w:proofErr w:type="spellStart"/>
-      <w:r>
-        <w:rPr>
-          <w:rFonts w:ascii="Times New Roman" w:hAnsi="Times New Roman" w:cs="Times New Roman"/>
-          <w:color w:val="000000"/>
-          <w:sz w:val="24"/>
-          <w:szCs w:val="24"/>
-          <w:lang w:val="es-ES"/>
-        </w:rPr>
-        <w:t>Cycling</w:t>
-      </w:r>
-      <w:proofErr w:type="spellEnd"/>
-      <w:r>
-        <w:rPr>
-          <w:rFonts w:ascii="Times New Roman" w:hAnsi="Times New Roman" w:cs="Times New Roman"/>
-          <w:color w:val="000000"/>
-          <w:sz w:val="24"/>
-          <w:szCs w:val="24"/>
-          <w:lang w:val="es-ES"/>
-        </w:rPr>
-        <w:t xml:space="preserve"> sería la incorporación de algoritmos adaptativos, que ajusten dinámicamente el tiempo de actividad en función de la carga de tráfico y la cantidad de energía disponible en el nodo. </w:t>
+        <w:t xml:space="preserve">los investigadores han planteado que una mejora futura en Duty Cycling sería la incorporación de algoritmos adaptativos, que ajusten dinámicamente el tiempo de actividad en función de la carga de tráfico y la cantidad de energía disponible en el nodo. </w:t>
       </w:r>
       <w:r>
         <w:rPr>
@@ -19035,23 +17885,7 @@
               <w:rFonts w:eastAsia="Times New Roman"/>
               <w:color w:val="000000"/>
             </w:rPr>
-            <w:t xml:space="preserve">Barker &amp; </w:t>
-          </w:r>
-          <w:proofErr w:type="spellStart"/>
-          <w:r>
-            <w:rPr>
-              <w:rFonts w:eastAsia="Times New Roman"/>
-              <w:color w:val="000000"/>
-            </w:rPr>
-            <w:t>Swany</w:t>
-          </w:r>
-          <w:proofErr w:type="spellEnd"/>
-          <w:r>
-            <w:rPr>
-              <w:rFonts w:eastAsia="Times New Roman"/>
-              <w:color w:val="000000"/>
-            </w:rPr>
-            <w:t xml:space="preserve"> (2020)</w:t>
+            <w:t>Barker &amp; Swany (2020)</w:t>
           </w:r>
         </w:sdtContent>
       </w:sdt>
@@ -19268,47 +18102,7 @@
           <w:szCs w:val="24"/>
         </w:rPr>
         <w:tab/>
-        <w:t xml:space="preserve">Los algoritmos de ahorro de energía en WSN son una herramienta fundamental para extender la vida útil de las redes y mejorar su eficiencia. Desde estrategias simples como </w:t>
-      </w:r>
-      <w:proofErr w:type="spellStart"/>
-      <w:r>
-        <w:rPr>
-          <w:rFonts w:ascii="Times New Roman" w:hAnsi="Times New Roman" w:cs="Times New Roman"/>
-          <w:color w:val="000000"/>
-          <w:sz w:val="24"/>
-          <w:szCs w:val="24"/>
-        </w:rPr>
-        <w:t>Duty</w:t>
-      </w:r>
-      <w:proofErr w:type="spellEnd"/>
-      <w:r>
-        <w:rPr>
-          <w:rFonts w:ascii="Times New Roman" w:hAnsi="Times New Roman" w:cs="Times New Roman"/>
-          <w:color w:val="000000"/>
-          <w:sz w:val="24"/>
-          <w:szCs w:val="24"/>
-        </w:rPr>
-        <w:t xml:space="preserve"> </w:t>
-      </w:r>
-      <w:proofErr w:type="spellStart"/>
-      <w:r>
-        <w:rPr>
-          <w:rFonts w:ascii="Times New Roman" w:hAnsi="Times New Roman" w:cs="Times New Roman"/>
-          <w:color w:val="000000"/>
-          <w:sz w:val="24"/>
-          <w:szCs w:val="24"/>
-        </w:rPr>
-        <w:t>Cycling</w:t>
-      </w:r>
-      <w:proofErr w:type="spellEnd"/>
-      <w:r>
-        <w:rPr>
-          <w:rFonts w:ascii="Times New Roman" w:hAnsi="Times New Roman" w:cs="Times New Roman"/>
-          <w:color w:val="000000"/>
-          <w:sz w:val="24"/>
-          <w:szCs w:val="24"/>
-        </w:rPr>
-        <w:t>, hasta enfoques más avanzados como balanceo de carga, enrutamiento optimizado y compresión de datos, cada técnica aporta soluciones a distintos niveles del consumo energético​, en el futuro, se espera que estos algoritmos se combinen con fuentes de recolección de energía del entorno, logrando redes de sensores inalámbricas verdaderamente sostenibles y con autonomía prácticamente ilimitada</w:t>
+        <w:t>Los algoritmos de ahorro de energía en WSN son una herramienta fundamental para extender la vida útil de las redes y mejorar su eficiencia. Desde estrategias simples como Duty Cycling, hasta enfoques más avanzados como balanceo de carga, enrutamiento optimizado y compresión de datos, cada técnica aporta soluciones a distintos niveles del consumo energético​, en el futuro, se espera que estos algoritmos se combinen con fuentes de recolección de energía del entorno, logrando redes de sensores inalámbricas verdaderamente sostenibles y con autonomía prácticamente ilimitada</w:t>
       </w:r>
     </w:p>
     <w:p>
@@ -19693,7 +18487,6 @@
           </w:placeholder>
         </w:sdtPr>
         <w:sdtContent>
-          <w:proofErr w:type="spellStart"/>
           <w:r>
             <w:rPr>
               <w:rFonts w:ascii="Times New Roman" w:hAnsi="Times New Roman" w:cs="Times New Roman"/>
@@ -19702,18 +18495,7 @@
               <w:szCs w:val="24"/>
               <w:lang w:val="es-ES"/>
             </w:rPr>
-            <w:t>Lajara</w:t>
-          </w:r>
-          <w:proofErr w:type="spellEnd"/>
-          <w:r>
-            <w:rPr>
-              <w:rFonts w:ascii="Times New Roman" w:hAnsi="Times New Roman" w:cs="Times New Roman"/>
-              <w:color w:val="000000"/>
-              <w:sz w:val="24"/>
-              <w:szCs w:val="24"/>
-              <w:lang w:val="es-ES"/>
-            </w:rPr>
-            <w:t xml:space="preserve"> José (2014)</w:t>
+            <w:t>Lajara José (2014)</w:t>
           </w:r>
         </w:sdtContent>
       </w:sdt>
@@ -20066,51 +18848,7 @@
           <w:szCs w:val="24"/>
           <w:lang w:val="es-ES"/>
         </w:rPr>
-        <w:t xml:space="preserve">Gracias a estos modelos, se han desarrollado estrategias de </w:t>
-      </w:r>
-      <w:proofErr w:type="spellStart"/>
-      <w:r>
-        <w:rPr>
-          <w:rFonts w:ascii="Times New Roman" w:hAnsi="Times New Roman" w:cs="Times New Roman"/>
-          <w:color w:val="000000"/>
-          <w:sz w:val="24"/>
-          <w:szCs w:val="24"/>
-          <w:lang w:val="es-ES"/>
-        </w:rPr>
-        <w:t>duty</w:t>
-      </w:r>
-      <w:proofErr w:type="spellEnd"/>
-      <w:r>
-        <w:rPr>
-          <w:rFonts w:ascii="Times New Roman" w:hAnsi="Times New Roman" w:cs="Times New Roman"/>
-          <w:color w:val="000000"/>
-          <w:sz w:val="24"/>
-          <w:szCs w:val="24"/>
-          <w:lang w:val="es-ES"/>
-        </w:rPr>
-        <w:t xml:space="preserve"> </w:t>
-      </w:r>
-      <w:proofErr w:type="spellStart"/>
-      <w:r>
-        <w:rPr>
-          <w:rFonts w:ascii="Times New Roman" w:hAnsi="Times New Roman" w:cs="Times New Roman"/>
-          <w:color w:val="000000"/>
-          <w:sz w:val="24"/>
-          <w:szCs w:val="24"/>
-          <w:lang w:val="es-ES"/>
-        </w:rPr>
-        <w:t>cycling</w:t>
-      </w:r>
-      <w:proofErr w:type="spellEnd"/>
-      <w:r>
-        <w:rPr>
-          <w:rFonts w:ascii="Times New Roman" w:hAnsi="Times New Roman" w:cs="Times New Roman"/>
-          <w:color w:val="000000"/>
-          <w:sz w:val="24"/>
-          <w:szCs w:val="24"/>
-          <w:lang w:val="es-ES"/>
-        </w:rPr>
-        <w:t xml:space="preserve"> que desactivan partes del nodo cuando no están en uso, reduciendo significativamente el consumo.</w:t>
+        <w:t>Gracias a estos modelos, se han desarrollado estrategias de duty cycling que desactivan partes del nodo cuando no están en uso, reduciendo significativamente el consumo.</w:t>
       </w:r>
     </w:p>
     <w:p>
@@ -20558,7 +19296,6 @@
           </w:placeholder>
         </w:sdtPr>
         <w:sdtContent>
-          <w:proofErr w:type="spellStart"/>
           <w:r>
             <w:rPr>
               <w:rFonts w:ascii="Times New Roman" w:hAnsi="Times New Roman" w:cs="Times New Roman"/>
@@ -20567,18 +19304,7 @@
               <w:szCs w:val="24"/>
               <w:lang w:val="es-ES"/>
             </w:rPr>
-            <w:t>Lajara</w:t>
-          </w:r>
-          <w:proofErr w:type="spellEnd"/>
-          <w:r>
-            <w:rPr>
-              <w:rFonts w:ascii="Times New Roman" w:hAnsi="Times New Roman" w:cs="Times New Roman"/>
-              <w:color w:val="000000"/>
-              <w:sz w:val="24"/>
-              <w:szCs w:val="24"/>
-              <w:lang w:val="es-ES"/>
-            </w:rPr>
-            <w:t xml:space="preserve"> José (2014)</w:t>
+            <w:t>Lajara José (2014)</w:t>
           </w:r>
         </w:sdtContent>
       </w:sdt>
@@ -20766,51 +19492,7 @@
           <w:szCs w:val="24"/>
           <w:lang w:val="es-ES"/>
         </w:rPr>
-        <w:t xml:space="preserve">Los modelos de simulación permiten replicar el comportamiento de una red de sensores en un entorno virtual, evaluando el consumo energético bajo diferentes condiciones operativas. Se utilizan herramientas como NS-3, </w:t>
-      </w:r>
-      <w:proofErr w:type="spellStart"/>
-      <w:r>
-        <w:rPr>
-          <w:rFonts w:ascii="Times New Roman" w:hAnsi="Times New Roman" w:cs="Times New Roman"/>
-          <w:color w:val="000000"/>
-          <w:sz w:val="24"/>
-          <w:szCs w:val="24"/>
-          <w:lang w:val="es-ES"/>
-        </w:rPr>
-        <w:t>OMNeT</w:t>
-      </w:r>
-      <w:proofErr w:type="spellEnd"/>
-      <w:r>
-        <w:rPr>
-          <w:rFonts w:ascii="Times New Roman" w:hAnsi="Times New Roman" w:cs="Times New Roman"/>
-          <w:color w:val="000000"/>
-          <w:sz w:val="24"/>
-          <w:szCs w:val="24"/>
-          <w:lang w:val="es-ES"/>
-        </w:rPr>
-        <w:t xml:space="preserve">++, MATLAB y </w:t>
-      </w:r>
-      <w:proofErr w:type="spellStart"/>
-      <w:r>
-        <w:rPr>
-          <w:rFonts w:ascii="Times New Roman" w:hAnsi="Times New Roman" w:cs="Times New Roman"/>
-          <w:color w:val="000000"/>
-          <w:sz w:val="24"/>
-          <w:szCs w:val="24"/>
-          <w:lang w:val="es-ES"/>
-        </w:rPr>
-        <w:t>Cooja</w:t>
-      </w:r>
-      <w:proofErr w:type="spellEnd"/>
-      <w:r>
-        <w:rPr>
-          <w:rFonts w:ascii="Times New Roman" w:hAnsi="Times New Roman" w:cs="Times New Roman"/>
-          <w:color w:val="000000"/>
-          <w:sz w:val="24"/>
-          <w:szCs w:val="24"/>
-          <w:lang w:val="es-ES"/>
-        </w:rPr>
-        <w:t xml:space="preserve"> para simular escenarios de comunicación y analizar el impacto de diferentes configuraciones de red.</w:t>
+        <w:t>Los modelos de simulación permiten replicar el comportamiento de una red de sensores en un entorno virtual, evaluando el consumo energético bajo diferentes condiciones operativas. Se utilizan herramientas como NS-3, OMNeT++, MATLAB y Cooja para simular escenarios de comunicación y analizar el impacto de diferentes configuraciones de red.</w:t>
       </w:r>
     </w:p>
     <w:p>
@@ -21105,23 +19787,7 @@
               <w:rFonts w:eastAsia="Times New Roman"/>
               <w:color w:val="000000"/>
             </w:rPr>
-            <w:t xml:space="preserve">Barker &amp; </w:t>
-          </w:r>
-          <w:proofErr w:type="spellStart"/>
-          <w:r>
-            <w:rPr>
-              <w:rFonts w:eastAsia="Times New Roman"/>
-              <w:color w:val="000000"/>
-            </w:rPr>
-            <w:t>Swany</w:t>
-          </w:r>
-          <w:proofErr w:type="spellEnd"/>
-          <w:r>
-            <w:rPr>
-              <w:rFonts w:eastAsia="Times New Roman"/>
-              <w:color w:val="000000"/>
-            </w:rPr>
-            <w:t xml:space="preserve"> (2020)</w:t>
+            <w:t>Barker &amp; Swany (2020)</w:t>
           </w:r>
         </w:sdtContent>
       </w:sdt>
@@ -21690,9 +20356,8 @@
           <w:bCs w:val="0"/>
           <w:color w:val="000000" w:themeColor="text1"/>
         </w:rPr>
-        <w:t xml:space="preserve">nodos, separadas por tecnología de comunicación: </w:t>
-      </w:r>
-      <w:proofErr w:type="spellStart"/>
+        <w:t xml:space="preserve">nodos, separadas por tecnología de comunicación: LoRa, </w:t>
+      </w:r>
       <w:r>
         <w:rPr>
           <w:rStyle w:val="Textoennegrita"/>
@@ -21700,29 +20365,8 @@
           <w:bCs w:val="0"/>
           <w:color w:val="000000" w:themeColor="text1"/>
         </w:rPr>
-        <w:t>LoRa</w:t>
-      </w:r>
-      <w:proofErr w:type="spellEnd"/>
-      <w:r>
-        <w:rPr>
-          <w:rStyle w:val="Textoennegrita"/>
-          <w:b w:val="0"/>
-          <w:bCs w:val="0"/>
-          <w:color w:val="000000" w:themeColor="text1"/>
-        </w:rPr>
-        <w:t xml:space="preserve">, </w:t>
-      </w:r>
-      <w:proofErr w:type="spellStart"/>
-      <w:r>
-        <w:rPr>
-          <w:rStyle w:val="Textoennegrita"/>
-          <w:b w:val="0"/>
-          <w:bCs w:val="0"/>
-          <w:color w:val="000000" w:themeColor="text1"/>
-        </w:rPr>
         <w:t>Xbee</w:t>
       </w:r>
-      <w:proofErr w:type="spellEnd"/>
       <w:r>
         <w:rPr>
           <w:rStyle w:val="Textoennegrita"/>
@@ -21895,47 +20539,7 @@
           <w:sz w:val="24"/>
           <w:szCs w:val="24"/>
         </w:rPr>
-        <w:t>: Se registrará el consumo asociado a diferentes tecnologías de comunicación (</w:t>
-      </w:r>
-      <w:proofErr w:type="spellStart"/>
-      <w:r>
-        <w:rPr>
-          <w:rFonts w:ascii="Times New Roman" w:hAnsi="Times New Roman" w:cs="Times New Roman"/>
-          <w:color w:val="000000" w:themeColor="text1"/>
-          <w:sz w:val="24"/>
-          <w:szCs w:val="24"/>
-        </w:rPr>
-        <w:t>LoRa</w:t>
-      </w:r>
-      <w:proofErr w:type="spellEnd"/>
-      <w:r>
-        <w:rPr>
-          <w:rFonts w:ascii="Times New Roman" w:hAnsi="Times New Roman" w:cs="Times New Roman"/>
-          <w:color w:val="000000" w:themeColor="text1"/>
-          <w:sz w:val="24"/>
-          <w:szCs w:val="24"/>
-        </w:rPr>
-        <w:t xml:space="preserve">, </w:t>
-      </w:r>
-      <w:proofErr w:type="spellStart"/>
-      <w:r>
-        <w:rPr>
-          <w:rFonts w:ascii="Times New Roman" w:hAnsi="Times New Roman" w:cs="Times New Roman"/>
-          <w:color w:val="000000" w:themeColor="text1"/>
-          <w:sz w:val="24"/>
-          <w:szCs w:val="24"/>
-        </w:rPr>
-        <w:t>LoRaWAN</w:t>
-      </w:r>
-      <w:proofErr w:type="spellEnd"/>
-      <w:r>
-        <w:rPr>
-          <w:rFonts w:ascii="Times New Roman" w:hAnsi="Times New Roman" w:cs="Times New Roman"/>
-          <w:color w:val="000000" w:themeColor="text1"/>
-          <w:sz w:val="24"/>
-          <w:szCs w:val="24"/>
-        </w:rPr>
-        <w:t xml:space="preserve"> y ZigBee), además de analizar el impacto en cada tipo de topología y capa de acceso a datos.</w:t>
+        <w:t>: Se registrará el consumo asociado a diferentes tecnologías de comunicación (LoRa, LoRaWAN y ZigBee), además de analizar el impacto en cada tipo de topología y capa de acceso a datos.</w:t>
       </w:r>
     </w:p>
     <w:p>
@@ -21971,27 +20575,7 @@
           <w:sz w:val="24"/>
           <w:szCs w:val="24"/>
         </w:rPr>
-        <w:t xml:space="preserve">: Se comparará el impacto de distintos algoritmos de optimización (modos </w:t>
-      </w:r>
-      <w:proofErr w:type="spellStart"/>
-      <w:r>
-        <w:rPr>
-          <w:rFonts w:ascii="Times New Roman" w:hAnsi="Times New Roman" w:cs="Times New Roman"/>
-          <w:color w:val="000000" w:themeColor="text1"/>
-          <w:sz w:val="24"/>
-          <w:szCs w:val="24"/>
-        </w:rPr>
-        <w:t>sleep</w:t>
-      </w:r>
-      <w:proofErr w:type="spellEnd"/>
-      <w:r>
-        <w:rPr>
-          <w:rFonts w:ascii="Times New Roman" w:hAnsi="Times New Roman" w:cs="Times New Roman"/>
-          <w:color w:val="000000" w:themeColor="text1"/>
-          <w:sz w:val="24"/>
-          <w:szCs w:val="24"/>
-        </w:rPr>
-        <w:t>, reducción de frecuencia de transmisión, compresión de datos).</w:t>
+        <w:t>: Se comparará el impacto de distintos algoritmos de optimización (modos sleep, reducción de frecuencia de transmisión, compresión de datos).</w:t>
       </w:r>
     </w:p>
     <w:p>
@@ -22139,15 +20723,7 @@
         </w:numPr>
       </w:pPr>
       <w:r>
-        <w:t xml:space="preserve">Revisión de literatura científica y trabajos previos sobre tecnologías </w:t>
-      </w:r>
-      <w:proofErr w:type="spellStart"/>
-      <w:r>
-        <w:t>LoRa</w:t>
-      </w:r>
-      <w:proofErr w:type="spellEnd"/>
-      <w:r>
-        <w:t>, ZigBee y estrategias de ahorro energético.</w:t>
+        <w:t>Revisión de literatura científica y trabajos previos sobre tecnologías LoRa, ZigBee y estrategias de ahorro energético.</w:t>
       </w:r>
     </w:p>
     <w:p>
@@ -22287,15 +20863,7 @@
         </w:numPr>
       </w:pPr>
       <w:r>
-        <w:t xml:space="preserve">Aplicación de técnicas como modos </w:t>
-      </w:r>
-      <w:proofErr w:type="spellStart"/>
-      <w:r>
-        <w:t>sleep</w:t>
-      </w:r>
-      <w:proofErr w:type="spellEnd"/>
-      <w:r>
-        <w:t>, reducción de frecuencia de transmisión y optimización del protocolo de comunicación.</w:t>
+        <w:t>Aplicación de técnicas como modos sleep, reducción de frecuencia de transmisión y optimización del protocolo de comunicación.</w:t>
       </w:r>
     </w:p>
     <w:p>
@@ -22353,23 +20921,7 @@
         </w:numPr>
       </w:pPr>
       <w:r>
-        <w:t xml:space="preserve">Análisis comparativo de consumo entre </w:t>
-      </w:r>
-      <w:proofErr w:type="spellStart"/>
-      <w:r>
-        <w:t>LoRa</w:t>
-      </w:r>
-      <w:proofErr w:type="spellEnd"/>
-      <w:r>
-        <w:t xml:space="preserve">, </w:t>
-      </w:r>
-      <w:proofErr w:type="spellStart"/>
-      <w:r>
-        <w:t>LoRaWAN</w:t>
-      </w:r>
-      <w:proofErr w:type="spellEnd"/>
-      <w:r>
-        <w:t xml:space="preserve"> y ZigBee considerando las distintas topologías y considerando sus respectivas opciones de optimización energética.</w:t>
+        <w:t>Análisis comparativo de consumo entre LoRa, LoRaWAN y ZigBee considerando las distintas topologías y considerando sus respectivas opciones de optimización energética.</w:t>
       </w:r>
     </w:p>
     <w:p>
@@ -22403,15 +20955,7 @@
         </w:numPr>
       </w:pPr>
       <w:r>
-        <w:t xml:space="preserve">Procesamiento y análisis de datos mediante Python (con pandas y </w:t>
-      </w:r>
-      <w:proofErr w:type="spellStart"/>
-      <w:r>
-        <w:t>NumPy</w:t>
-      </w:r>
-      <w:proofErr w:type="spellEnd"/>
-      <w:r>
-        <w:t>).</w:t>
+        <w:t>Procesamiento y análisis de datos mediante Python (con pandas y NumPy).</w:t>
       </w:r>
     </w:p>
     <w:p>
@@ -22550,47 +21094,7 @@
           <w:sz w:val="24"/>
           <w:szCs w:val="24"/>
         </w:rPr>
-        <w:t xml:space="preserve">: Se utilizarán librerías como pandas, </w:t>
-      </w:r>
-      <w:proofErr w:type="spellStart"/>
-      <w:r>
-        <w:rPr>
-          <w:rFonts w:ascii="Times New Roman" w:hAnsi="Times New Roman" w:cs="Times New Roman"/>
-          <w:color w:val="000000" w:themeColor="text1"/>
-          <w:sz w:val="24"/>
-          <w:szCs w:val="24"/>
-        </w:rPr>
-        <w:t>NumPy</w:t>
-      </w:r>
-      <w:proofErr w:type="spellEnd"/>
-      <w:r>
-        <w:rPr>
-          <w:rFonts w:ascii="Times New Roman" w:hAnsi="Times New Roman" w:cs="Times New Roman"/>
-          <w:color w:val="000000" w:themeColor="text1"/>
-          <w:sz w:val="24"/>
-          <w:szCs w:val="24"/>
-        </w:rPr>
-        <w:t xml:space="preserve"> y </w:t>
-      </w:r>
-      <w:proofErr w:type="spellStart"/>
-      <w:r>
-        <w:rPr>
-          <w:rFonts w:ascii="Times New Roman" w:hAnsi="Times New Roman" w:cs="Times New Roman"/>
-          <w:color w:val="000000" w:themeColor="text1"/>
-          <w:sz w:val="24"/>
-          <w:szCs w:val="24"/>
-        </w:rPr>
-        <w:t>Matplotlib</w:t>
-      </w:r>
-      <w:proofErr w:type="spellEnd"/>
-      <w:r>
-        <w:rPr>
-          <w:rFonts w:ascii="Times New Roman" w:hAnsi="Times New Roman" w:cs="Times New Roman"/>
-          <w:color w:val="000000" w:themeColor="text1"/>
-          <w:sz w:val="24"/>
-          <w:szCs w:val="24"/>
-        </w:rPr>
-        <w:t xml:space="preserve"> para procesar y visualizar los datos.</w:t>
+        <w:t>: Se utilizarán librerías como pandas, NumPy y Matplotlib para procesar y visualizar los datos.</w:t>
       </w:r>
     </w:p>
     <w:p>
@@ -23168,105 +21672,35 @@
         <w:rPr>
           <w:rFonts w:ascii="Calibri" w:eastAsia="Calibri" w:hAnsi="Calibri" w:cs="Calibri"/>
         </w:rPr>
-        <w:t>Este desarrollo permitió profundizar en los protocolos de comunicación punto a punto, comprendiendo la importancia de la configuración de parámetros como la velocidad en baudios (</w:t>
-      </w:r>
-      <w:proofErr w:type="spellStart"/>
-      <w:r>
+        <w:t>Este desarrollo permitió profundizar en los protocolos de comunicación punto a punto, comprendiendo la importancia de la configuración de parámetros como la velocidad en baudios (baud rate) y la estructura de las tramas de datos para asegurar una transmisión fiable. Se enfrentó un desafío inicial relacionado con el parsing (análisis sintáctico) de las sentencias NMEA que entrega el módulo GPS, lo que obligó a desarrollar un pequeño algoritmo para aislar y convertir los datos de coordenadas a un formato numérico utilizable. Esta experiencia fue fundamental para el posterior manejo de flujos de datos provenientes de múltiples sensores.</w:t>
+      </w:r>
+    </w:p>
+    <w:p>
+      <w:pPr>
+        <w:spacing w:before="240" w:after="240" w:line="480" w:lineRule="auto"/>
         <w:rPr>
           <w:rFonts w:ascii="Calibri" w:eastAsia="Calibri" w:hAnsi="Calibri" w:cs="Calibri"/>
         </w:rPr>
-        <w:t>baud</w:t>
-      </w:r>
-      <w:proofErr w:type="spellEnd"/>
+      </w:pPr>
       <w:r>
         <w:rPr>
           <w:rFonts w:ascii="Calibri" w:eastAsia="Calibri" w:hAnsi="Calibri" w:cs="Calibri"/>
         </w:rPr>
-        <w:t xml:space="preserve"> </w:t>
-      </w:r>
-      <w:proofErr w:type="spellStart"/>
-      <w:r>
+        <w:t>Prototipo III: Almacenamiento Local y Gestión de Ficheros</w:t>
+      </w:r>
+    </w:p>
+    <w:p>
+      <w:pPr>
+        <w:spacing w:before="240" w:after="240" w:line="480" w:lineRule="auto"/>
         <w:rPr>
           <w:rFonts w:ascii="Calibri" w:eastAsia="Calibri" w:hAnsi="Calibri" w:cs="Calibri"/>
         </w:rPr>
-        <w:t>rate</w:t>
-      </w:r>
-      <w:proofErr w:type="spellEnd"/>
+      </w:pPr>
       <w:r>
         <w:rPr>
           <w:rFonts w:ascii="Calibri" w:eastAsia="Calibri" w:hAnsi="Calibri" w:cs="Calibri"/>
         </w:rPr>
-        <w:t xml:space="preserve">) y la estructura de las tramas de datos para asegurar una transmisión fiable. Se enfrentó un desafío inicial relacionado con el </w:t>
-      </w:r>
-      <w:proofErr w:type="spellStart"/>
-      <w:r>
-        <w:rPr>
-          <w:rFonts w:ascii="Calibri" w:eastAsia="Calibri" w:hAnsi="Calibri" w:cs="Calibri"/>
-        </w:rPr>
-        <w:t>parsing</w:t>
-      </w:r>
-      <w:proofErr w:type="spellEnd"/>
-      <w:r>
-        <w:rPr>
-          <w:rFonts w:ascii="Calibri" w:eastAsia="Calibri" w:hAnsi="Calibri" w:cs="Calibri"/>
-        </w:rPr>
-        <w:t xml:space="preserve"> (análisis sintáctico) de las sentencias NMEA que entrega el módulo GPS, lo que obligó a desarrollar un pequeño algoritmo para aislar y convertir los datos de coordenadas a un formato numérico utilizable. Esta experiencia fue fundamental para el posterior manejo de flujos de datos provenientes de múltiples sensores.</w:t>
-      </w:r>
-    </w:p>
-    <w:p>
-      <w:pPr>
-        <w:spacing w:before="240" w:after="240" w:line="480" w:lineRule="auto"/>
-        <w:rPr>
-          <w:rFonts w:ascii="Calibri" w:eastAsia="Calibri" w:hAnsi="Calibri" w:cs="Calibri"/>
-        </w:rPr>
-      </w:pPr>
-      <w:r>
-        <w:rPr>
-          <w:rFonts w:ascii="Calibri" w:eastAsia="Calibri" w:hAnsi="Calibri" w:cs="Calibri"/>
-        </w:rPr>
-        <w:t>Prototipo III: Almacenamiento Local y Gestión de Ficheros</w:t>
-      </w:r>
-    </w:p>
-    <w:p>
-      <w:pPr>
-        <w:spacing w:before="240" w:after="240" w:line="480" w:lineRule="auto"/>
-        <w:rPr>
-          <w:rFonts w:ascii="Calibri" w:eastAsia="Calibri" w:hAnsi="Calibri" w:cs="Calibri"/>
-        </w:rPr>
-      </w:pPr>
-      <w:r>
-        <w:rPr>
-          <w:rFonts w:ascii="Calibri" w:eastAsia="Calibri" w:hAnsi="Calibri" w:cs="Calibri"/>
-        </w:rPr>
-        <w:t>Con el objetivo de asegurar la integridad de los datos ante posibles fallos de comunicación, se investigó el uso de sistemas de almacenamiento local. Se construyó un prototipo que integraba un Arduino con un adaptador para tarjetas micro SD. El objetivo fue implementar un sistema de registro de datos (</w:t>
-      </w:r>
-      <w:proofErr w:type="spellStart"/>
-      <w:r>
-        <w:rPr>
-          <w:rFonts w:ascii="Calibri" w:eastAsia="Calibri" w:hAnsi="Calibri" w:cs="Calibri"/>
-        </w:rPr>
-        <w:t>datalogger</w:t>
-      </w:r>
-      <w:proofErr w:type="spellEnd"/>
-      <w:r>
-        <w:rPr>
-          <w:rFonts w:ascii="Calibri" w:eastAsia="Calibri" w:hAnsi="Calibri" w:cs="Calibri"/>
-        </w:rPr>
-        <w:t>) básico. Se desarrollaron funciones específicas para crear, escribir y leer archivos de texto (.</w:t>
-      </w:r>
-      <w:proofErr w:type="spellStart"/>
-      <w:r>
-        <w:rPr>
-          <w:rFonts w:ascii="Calibri" w:eastAsia="Calibri" w:hAnsi="Calibri" w:cs="Calibri"/>
-        </w:rPr>
-        <w:t>txt</w:t>
-      </w:r>
-      <w:proofErr w:type="spellEnd"/>
-      <w:r>
-        <w:rPr>
-          <w:rFonts w:ascii="Calibri" w:eastAsia="Calibri" w:hAnsi="Calibri" w:cs="Calibri"/>
-        </w:rPr>
-        <w:t>)</w:t>
+        <w:t>Con el objetivo de asegurar la integridad de los datos ante posibles fallos de comunicación, se investigó el uso de sistemas de almacenamiento local. Se construyó un prototipo que integraba un Arduino con un adaptador para tarjetas micro SD. El objetivo fue implementar un sistema de registro de datos (datalogger) básico. Se desarrollaron funciones específicas para crear, escribir y leer archivos de texto (.txt)</w:t>
       </w:r>
       <w:r>
         <w:rPr>
@@ -23327,21 +21761,7 @@
         <w:rPr>
           <w:rFonts w:ascii="Calibri" w:eastAsia="Calibri" w:hAnsi="Calibri" w:cs="Calibri"/>
         </w:rPr>
-        <w:t xml:space="preserve">Finalmente, para evaluar la interoperabilidad entre diferentes tecnologías, se abordó la comunicación entre una placa Arduino y un microcontrolador ESP32. Este último fue considerado por sus capacidades de conectividad </w:t>
-      </w:r>
-      <w:proofErr w:type="spellStart"/>
-      <w:r>
-        <w:rPr>
-          <w:rFonts w:ascii="Calibri" w:eastAsia="Calibri" w:hAnsi="Calibri" w:cs="Calibri"/>
-        </w:rPr>
-        <w:t>Wi</w:t>
-      </w:r>
-      <w:proofErr w:type="spellEnd"/>
-      <w:r>
-        <w:rPr>
-          <w:rFonts w:ascii="Calibri" w:eastAsia="Calibri" w:hAnsi="Calibri" w:cs="Calibri"/>
-        </w:rPr>
-        <w:t>-Fi y Bluetooth. Se estableció una comunicación bidireccional utilizando el protocolo I2C, donde el ESP32 actuaba como maestro y el Arduino como esclavo.</w:t>
+        <w:t>Finalmente, para evaluar la interoperabilidad entre diferentes tecnologías, se abordó la comunicación entre una placa Arduino y un microcontrolador ESP32. Este último fue considerado por sus capacidades de conectividad Wi-Fi y Bluetooth. Se estableció una comunicación bidireccional utilizando el protocolo I2C, donde el ESP32 actuaba como maestro y el Arduino como esclavo.</w:t>
       </w:r>
     </w:p>
     <w:p>
@@ -23709,21 +22129,7 @@
           <w:rFonts w:ascii="Calibri" w:eastAsia="Calibri" w:hAnsi="Calibri" w:cs="Calibri"/>
         </w:rPr>
         <w:lastRenderedPageBreak/>
-        <w:t xml:space="preserve">Por todo esto, nuestro enfoque no fue replicar lo que ellos ya hicieron, sino tomar ese sistema </w:t>
-      </w:r>
-      <w:proofErr w:type="spellStart"/>
-      <w:r>
-        <w:rPr>
-          <w:rFonts w:ascii="Calibri" w:eastAsia="Calibri" w:hAnsi="Calibri" w:cs="Calibri"/>
-        </w:rPr>
-        <w:t>funcional</w:t>
-      </w:r>
-      <w:proofErr w:type="spellEnd"/>
-      <w:r>
-        <w:rPr>
-          <w:rFonts w:ascii="Calibri" w:eastAsia="Calibri" w:hAnsi="Calibri" w:cs="Calibri"/>
-        </w:rPr>
-        <w:t xml:space="preserve"> como un cimiento robusto para atacar un problema fundamental: la gestión energética. Planeamos generar mejoras energéticas en cuanto a consumo de batería, autonomía de los nodos y técnicas de recolección de energía, no solo para este sistema, sino con la intención de que sean soluciones más genéricas. El objetivo final es ayudar a que las redes de sensores que otras personas desarrollen puedan ser más eficientes energéticamente y alcanzar una mayor autonomía.</w:t>
+        <w:t>Por todo esto, nuestro enfoque no fue replicar lo que ellos ya hicieron, sino tomar ese sistema funcional como un cimiento robusto para atacar un problema fundamental: la gestión energética. Planeamos generar mejoras energéticas en cuanto a consumo de batería, autonomía de los nodos y técnicas de recolección de energía, no solo para este sistema, sino con la intención de que sean soluciones más genéricas. El objetivo final es ayudar a que las redes de sensores que otras personas desarrollen puedan ser más eficientes energéticamente y alcanzar una mayor autonomía.</w:t>
       </w:r>
     </w:p>
     <w:p>
@@ -24129,160 +22535,96 @@
         <w:rPr>
           <w:rFonts w:ascii="Calibri" w:eastAsia="Calibri" w:hAnsi="Calibri" w:cs="Calibri"/>
         </w:rPr>
-        <w:t xml:space="preserve">El principal reto fue aprender a manejar XCTU, el software de configuración oficial de </w:t>
-      </w:r>
-      <w:proofErr w:type="spellStart"/>
+        <w:t xml:space="preserve">El principal reto fue aprender a manejar XCTU, el software de configuración oficial de Digi. Al principio, peleamos mucho con la configuración; los módulos simplemente no se comunicaban </w:t>
+      </w:r>
       <w:r>
         <w:rPr>
           <w:rFonts w:ascii="Calibri" w:eastAsia="Calibri" w:hAnsi="Calibri" w:cs="Calibri"/>
         </w:rPr>
-        <w:t>Digi</w:t>
-      </w:r>
-      <w:proofErr w:type="spellEnd"/>
+        <w:lastRenderedPageBreak/>
+        <w:t>entre sí. Pasamos bastante tiempo probando diferentes ajustes, entendiendo conceptos como el PAN ID (el identificador de la red), las direcciones de los módulos y los roles de "Coordinador" y "Router/End Device</w:t>
+      </w:r>
+      <w:proofErr w:type="gramStart"/>
       <w:r>
         <w:rPr>
           <w:rFonts w:ascii="Calibri" w:eastAsia="Calibri" w:hAnsi="Calibri" w:cs="Calibri"/>
         </w:rPr>
-        <w:t xml:space="preserve">. Al principio, peleamos mucho con la configuración; los módulos simplemente no se comunicaban </w:t>
+        <w:t xml:space="preserve">" </w:t>
       </w:r>
       <w:r>
         <w:rPr>
           <w:rFonts w:ascii="Calibri" w:eastAsia="Calibri" w:hAnsi="Calibri" w:cs="Calibri"/>
         </w:rPr>
-        <w:lastRenderedPageBreak/>
-        <w:t>entre sí. Pasamos bastante tiempo probando diferentes ajustes, entendiendo conceptos como el PAN ID (el identificador de la red), las direcciones de los módulos y los roles de "Coordinador" y "</w:t>
-      </w:r>
-      <w:proofErr w:type="spellStart"/>
+        <w:t xml:space="preserve"> (</w:t>
+      </w:r>
+      <w:proofErr w:type="gramEnd"/>
       <w:r>
         <w:rPr>
           <w:rFonts w:ascii="Calibri" w:eastAsia="Calibri" w:hAnsi="Calibri" w:cs="Calibri"/>
         </w:rPr>
-        <w:t>Router</w:t>
-      </w:r>
-      <w:proofErr w:type="spellEnd"/>
+        <w:t xml:space="preserve">como se puede ver en la </w:t>
+      </w:r>
       <w:r>
         <w:rPr>
           <w:rFonts w:ascii="Calibri" w:eastAsia="Calibri" w:hAnsi="Calibri" w:cs="Calibri"/>
         </w:rPr>
-        <w:t>/</w:t>
-      </w:r>
-      <w:proofErr w:type="spellStart"/>
+        <w:fldChar w:fldCharType="begin"/>
+      </w:r>
       <w:r>
         <w:rPr>
           <w:rFonts w:ascii="Calibri" w:eastAsia="Calibri" w:hAnsi="Calibri" w:cs="Calibri"/>
         </w:rPr>
-        <w:t>End</w:t>
-      </w:r>
-      <w:proofErr w:type="spellEnd"/>
+        <w:instrText xml:space="preserve"> REF _Ref210902234 \h </w:instrText>
+      </w:r>
       <w:r>
         <w:rPr>
           <w:rFonts w:ascii="Calibri" w:eastAsia="Calibri" w:hAnsi="Calibri" w:cs="Calibri"/>
         </w:rPr>
-        <w:t xml:space="preserve"> </w:t>
-      </w:r>
-      <w:proofErr w:type="spellStart"/>
+      </w:r>
       <w:r>
         <w:rPr>
           <w:rFonts w:ascii="Calibri" w:eastAsia="Calibri" w:hAnsi="Calibri" w:cs="Calibri"/>
         </w:rPr>
-        <w:t>Device</w:t>
-      </w:r>
-      <w:proofErr w:type="spellEnd"/>
-      <w:proofErr w:type="gramStart"/>
+        <w:fldChar w:fldCharType="separate"/>
+      </w:r>
+      <w:r>
+        <w:t xml:space="preserve">Figura </w:t>
+      </w:r>
+      <w:r>
+        <w:rPr>
+          <w:noProof/>
+        </w:rPr>
+        <w:t>3</w:t>
+      </w:r>
       <w:r>
         <w:rPr>
           <w:rFonts w:ascii="Calibri" w:eastAsia="Calibri" w:hAnsi="Calibri" w:cs="Calibri"/>
         </w:rPr>
-        <w:t xml:space="preserve">" </w:t>
+        <w:fldChar w:fldCharType="end"/>
       </w:r>
       <w:r>
         <w:rPr>
           <w:rFonts w:ascii="Calibri" w:eastAsia="Calibri" w:hAnsi="Calibri" w:cs="Calibri"/>
         </w:rPr>
-        <w:t xml:space="preserve"> (</w:t>
-      </w:r>
-      <w:proofErr w:type="gramEnd"/>
+        <w:t xml:space="preserve">) </w:t>
+      </w:r>
       <w:r>
         <w:rPr>
           <w:rFonts w:ascii="Calibri" w:eastAsia="Calibri" w:hAnsi="Calibri" w:cs="Calibri"/>
         </w:rPr>
-        <w:t xml:space="preserve">como se puede ver en la </w:t>
+        <w:t>además de las topologías de red disponibles. Nos costó bastante lograr que establec</w:t>
       </w:r>
       <w:r>
         <w:rPr>
           <w:rFonts w:ascii="Calibri" w:eastAsia="Calibri" w:hAnsi="Calibri" w:cs="Calibri"/>
         </w:rPr>
-        <w:fldChar w:fldCharType="begin"/>
+        <w:t>f</w:t>
       </w:r>
       <w:r>
         <w:rPr>
           <w:rFonts w:ascii="Calibri" w:eastAsia="Calibri" w:hAnsi="Calibri" w:cs="Calibri"/>
         </w:rPr>
-        <w:instrText xml:space="preserve"> REF _Ref210902234 \h </w:instrText>
-      </w:r>
-      <w:r>
-        <w:rPr>
-          <w:rFonts w:ascii="Calibri" w:eastAsia="Calibri" w:hAnsi="Calibri" w:cs="Calibri"/>
-        </w:rPr>
-      </w:r>
-      <w:r>
-        <w:rPr>
-          <w:rFonts w:ascii="Calibri" w:eastAsia="Calibri" w:hAnsi="Calibri" w:cs="Calibri"/>
-        </w:rPr>
-        <w:fldChar w:fldCharType="separate"/>
-      </w:r>
-      <w:r>
-        <w:t xml:space="preserve">Figura </w:t>
-      </w:r>
-      <w:r>
-        <w:rPr>
-          <w:noProof/>
-        </w:rPr>
-        <w:t>3</w:t>
-      </w:r>
-      <w:r>
-        <w:rPr>
-          <w:rFonts w:ascii="Calibri" w:eastAsia="Calibri" w:hAnsi="Calibri" w:cs="Calibri"/>
-        </w:rPr>
-        <w:fldChar w:fldCharType="end"/>
-      </w:r>
-      <w:r>
-        <w:rPr>
-          <w:rFonts w:ascii="Calibri" w:eastAsia="Calibri" w:hAnsi="Calibri" w:cs="Calibri"/>
-        </w:rPr>
-        <w:t xml:space="preserve">) </w:t>
-      </w:r>
-      <w:r>
-        <w:rPr>
-          <w:rFonts w:ascii="Calibri" w:eastAsia="Calibri" w:hAnsi="Calibri" w:cs="Calibri"/>
-        </w:rPr>
-        <w:t xml:space="preserve">además de las topologías de red disponibles. Nos costó bastante lograr que </w:t>
-      </w:r>
-      <w:proofErr w:type="spellStart"/>
-      <w:r>
-        <w:rPr>
-          <w:rFonts w:ascii="Calibri" w:eastAsia="Calibri" w:hAnsi="Calibri" w:cs="Calibri"/>
-        </w:rPr>
-        <w:t>establec</w:t>
-      </w:r>
-      <w:r>
-        <w:rPr>
-          <w:rFonts w:ascii="Calibri" w:eastAsia="Calibri" w:hAnsi="Calibri" w:cs="Calibri"/>
-        </w:rPr>
-        <w:t>f</w:t>
-      </w:r>
-      <w:r>
-        <w:rPr>
-          <w:rFonts w:ascii="Calibri" w:eastAsia="Calibri" w:hAnsi="Calibri" w:cs="Calibri"/>
-        </w:rPr>
-        <w:t>ieran</w:t>
-      </w:r>
-      <w:proofErr w:type="spellEnd"/>
-      <w:r>
-        <w:rPr>
-          <w:rFonts w:ascii="Calibri" w:eastAsia="Calibri" w:hAnsi="Calibri" w:cs="Calibri"/>
-        </w:rPr>
-        <w:t xml:space="preserve"> un enlace estable.</w:t>
+        <w:t>ieran un enlace estable.</w:t>
       </w:r>
     </w:p>
     <w:p>
@@ -24363,23 +22705,7 @@
         <w:t xml:space="preserve">. </w:t>
       </w:r>
       <w:r>
-        <w:t xml:space="preserve">Configuración del </w:t>
-      </w:r>
-      <w:proofErr w:type="spellStart"/>
-      <w:r>
-        <w:t>End</w:t>
-      </w:r>
-      <w:proofErr w:type="spellEnd"/>
-      <w:r>
-        <w:t xml:space="preserve"> </w:t>
-      </w:r>
-      <w:proofErr w:type="spellStart"/>
-      <w:r>
-        <w:t>Device</w:t>
-      </w:r>
-      <w:proofErr w:type="spellEnd"/>
-      <w:r>
-        <w:t xml:space="preserve"> en XCTU</w:t>
+        <w:t>Configuración del End Device en XCTU</w:t>
       </w:r>
       <w:bookmarkEnd w:id="55"/>
     </w:p>
@@ -24431,21 +22757,7 @@
         <w:rPr>
           <w:rFonts w:ascii="Calibri" w:eastAsia="Calibri" w:hAnsi="Calibri" w:cs="Calibri"/>
         </w:rPr>
-        <w:t xml:space="preserve"> Ver ese mensaje llegar fue un gran avance, ya que nos confirmó que la configuración de la red era correcta y que estábamos listos para pasar a la siguiente fase: conectar los módulos a los </w:t>
-      </w:r>
-      <w:proofErr w:type="spellStart"/>
-      <w:r>
-        <w:rPr>
-          <w:rFonts w:ascii="Calibri" w:eastAsia="Calibri" w:hAnsi="Calibri" w:cs="Calibri"/>
-        </w:rPr>
-        <w:t>Arduinos</w:t>
-      </w:r>
-      <w:proofErr w:type="spellEnd"/>
-      <w:r>
-        <w:rPr>
-          <w:rFonts w:ascii="Calibri" w:eastAsia="Calibri" w:hAnsi="Calibri" w:cs="Calibri"/>
-        </w:rPr>
-        <w:t xml:space="preserve"> para empezar a enviar datos reales.</w:t>
+        <w:t xml:space="preserve"> Ver ese mensaje llegar fue un gran avance, ya que nos confirmó que la configuración de la red era correcta y que estábamos listos para pasar a la siguiente fase: conectar los módulos a los Arduinos para empezar a enviar datos reales.</w:t>
       </w:r>
     </w:p>
     <w:p>
@@ -24751,21 +23063,7 @@
           <w:rFonts w:ascii="Calibri" w:eastAsia="Calibri" w:hAnsi="Calibri" w:cs="Calibri"/>
         </w:rPr>
         <w:lastRenderedPageBreak/>
-        <w:t>específicamente para aplicaciones de bajo consumo (</w:t>
-      </w:r>
-      <w:proofErr w:type="spellStart"/>
-      <w:r>
-        <w:rPr>
-          <w:rFonts w:ascii="Calibri" w:eastAsia="Calibri" w:hAnsi="Calibri" w:cs="Calibri"/>
-        </w:rPr>
-        <w:t>IoT</w:t>
-      </w:r>
-      <w:proofErr w:type="spellEnd"/>
-      <w:r>
-        <w:rPr>
-          <w:rFonts w:ascii="Calibri" w:eastAsia="Calibri" w:hAnsi="Calibri" w:cs="Calibri"/>
-        </w:rPr>
-        <w:t>)</w:t>
+        <w:t>específicamente para aplicaciones de bajo consumo (IoT)</w:t>
       </w:r>
       <w:r>
         <w:rPr>
@@ -25067,74 +23365,32 @@
         <w:rPr>
           <w:rFonts w:ascii="Calibri" w:eastAsia="Calibri" w:hAnsi="Calibri" w:cs="Calibri"/>
         </w:rPr>
-        <w:t xml:space="preserve">Conectividad Integrada: Esta es la mejora clave. El ESP32 tiene </w:t>
-      </w:r>
-      <w:proofErr w:type="spellStart"/>
+        <w:t>Conectividad Integrada: Esta es la mejora clave. El ESP32 tiene Wi-Fi y Bluetooth incorporados de fábrica. Esto elimina la dependencia exclusiva de la red XBee para comunicarse con el mundo exterior. Ahora, nuestro nodo coordinador puede conectarse directamente a una red Wi-Fi y, por lo tanto, a Internet</w:t>
+      </w:r>
       <w:r>
         <w:rPr>
           <w:rFonts w:ascii="Calibri" w:eastAsia="Calibri" w:hAnsi="Calibri" w:cs="Calibri"/>
         </w:rPr>
-        <w:t>Wi</w:t>
-      </w:r>
-      <w:proofErr w:type="spellEnd"/>
+        <w:t>, gracias</w:t>
+      </w:r>
       <w:r>
         <w:rPr>
           <w:rFonts w:ascii="Calibri" w:eastAsia="Calibri" w:hAnsi="Calibri" w:cs="Calibri"/>
         </w:rPr>
-        <w:t xml:space="preserve">-Fi y Bluetooth incorporados de fábrica. Esto elimina la dependencia exclusiva de la red XBee para comunicarse con el mundo exterior. Ahora, nuestro nodo coordinador puede conectarse directamente a una red </w:t>
-      </w:r>
-      <w:proofErr w:type="spellStart"/>
-      <w:r>
+        <w:t xml:space="preserve"> a la conexión a Internet, podemos implementar funcionalidades que eran impensables con el diseño original. </w:t>
+      </w:r>
+    </w:p>
+    <w:p>
+      <w:pPr>
         <w:rPr>
           <w:rFonts w:ascii="Calibri" w:eastAsia="Calibri" w:hAnsi="Calibri" w:cs="Calibri"/>
         </w:rPr>
-        <w:t>Wi</w:t>
-      </w:r>
-      <w:proofErr w:type="spellEnd"/>
+      </w:pPr>
       <w:r>
         <w:rPr>
           <w:rFonts w:ascii="Calibri" w:eastAsia="Calibri" w:hAnsi="Calibri" w:cs="Calibri"/>
         </w:rPr>
-        <w:t>-Fi y, por lo tanto, a Internet</w:t>
-      </w:r>
-      <w:r>
-        <w:rPr>
-          <w:rFonts w:ascii="Calibri" w:eastAsia="Calibri" w:hAnsi="Calibri" w:cs="Calibri"/>
-        </w:rPr>
-        <w:t>, gracias</w:t>
-      </w:r>
-      <w:r>
-        <w:rPr>
-          <w:rFonts w:ascii="Calibri" w:eastAsia="Calibri" w:hAnsi="Calibri" w:cs="Calibri"/>
-        </w:rPr>
-        <w:t xml:space="preserve"> a la conexión a Internet, podemos implementar funcionalidades que eran impensables con el diseño original. </w:t>
-      </w:r>
-    </w:p>
-    <w:p>
-      <w:pPr>
-        <w:rPr>
-          <w:rFonts w:ascii="Calibri" w:eastAsia="Calibri" w:hAnsi="Calibri" w:cs="Calibri"/>
-        </w:rPr>
-      </w:pPr>
-      <w:r>
-        <w:rPr>
-          <w:rFonts w:ascii="Calibri" w:eastAsia="Calibri" w:hAnsi="Calibri" w:cs="Calibri"/>
-        </w:rPr>
-        <w:t>En resumen, al asignar un Arduino Nano al nodo sensor, optimizamos el tamaño y la eficiencia para una tarea simple. Al asignar un ESP32 al nodo coordinador, le dimos al sistema un cerebro mucho más potente y, lo más importante, una puerta de acceso al Internet de las Cosas (</w:t>
-      </w:r>
-      <w:proofErr w:type="spellStart"/>
-      <w:r>
-        <w:rPr>
-          <w:rFonts w:ascii="Calibri" w:eastAsia="Calibri" w:hAnsi="Calibri" w:cs="Calibri"/>
-        </w:rPr>
-        <w:t>IoT</w:t>
-      </w:r>
-      <w:proofErr w:type="spellEnd"/>
-      <w:r>
-        <w:rPr>
-          <w:rFonts w:ascii="Calibri" w:eastAsia="Calibri" w:hAnsi="Calibri" w:cs="Calibri"/>
-        </w:rPr>
-        <w:t>), preparando el proyecto para futuras expansiones.</w:t>
+        <w:t>En resumen, al asignar un Arduino Nano al nodo sensor, optimizamos el tamaño y la eficiencia para una tarea simple. Al asignar un ESP32 al nodo coordinador, le dimos al sistema un cerebro mucho más potente y, lo más importante, una puerta de acceso al Internet de las Cosas (IoT), preparando el proyecto para futuras expansiones.</w:t>
       </w:r>
     </w:p>
     <w:p>
@@ -25579,15 +23835,7 @@
           </w:tcPr>
           <w:p>
             <w:r>
-              <w:t xml:space="preserve">Adaptador </w:t>
-            </w:r>
-            <w:proofErr w:type="spellStart"/>
-            <w:r>
-              <w:t>Xbee</w:t>
-            </w:r>
-            <w:proofErr w:type="spellEnd"/>
-            <w:r>
-              <w:t xml:space="preserve"> TX (DOUT)</w:t>
+              <w:t>Adaptador Xbee TX (DOUT)</w:t>
             </w:r>
           </w:p>
         </w:tc>
@@ -25615,15 +23863,7 @@
           </w:tcPr>
           <w:p>
             <w:r>
-              <w:t xml:space="preserve">Adaptador </w:t>
-            </w:r>
-            <w:proofErr w:type="spellStart"/>
-            <w:r>
-              <w:t>Xbee</w:t>
-            </w:r>
-            <w:proofErr w:type="spellEnd"/>
-            <w:r>
-              <w:t xml:space="preserve"> RX (DIN)</w:t>
+              <w:t>Adaptador Xbee RX (DIN)</w:t>
             </w:r>
           </w:p>
         </w:tc>
@@ -25651,15 +23891,7 @@
           </w:tcPr>
           <w:p>
             <w:r>
-              <w:t xml:space="preserve">Adaptador </w:t>
-            </w:r>
-            <w:proofErr w:type="spellStart"/>
-            <w:r>
-              <w:t>Xbee</w:t>
-            </w:r>
-            <w:proofErr w:type="spellEnd"/>
-            <w:r>
-              <w:t xml:space="preserve"> VCC</w:t>
+              <w:t>Adaptador Xbee VCC</w:t>
             </w:r>
           </w:p>
         </w:tc>
@@ -25687,15 +23919,7 @@
           </w:tcPr>
           <w:p>
             <w:r>
-              <w:t xml:space="preserve">Adaptador </w:t>
-            </w:r>
-            <w:proofErr w:type="spellStart"/>
-            <w:r>
-              <w:t>Xbee</w:t>
-            </w:r>
-            <w:proofErr w:type="spellEnd"/>
-            <w:r>
-              <w:t xml:space="preserve"> GND</w:t>
+              <w:t>Adaptador Xbee GND</w:t>
             </w:r>
           </w:p>
         </w:tc>
@@ -25890,13 +24114,8 @@
             <w:tcW w:w="2942" w:type="dxa"/>
           </w:tcPr>
           <w:p>
-            <w:proofErr w:type="spellStart"/>
-            <w:r>
-              <w:t>Relay</w:t>
-            </w:r>
-            <w:proofErr w:type="spellEnd"/>
-            <w:r>
-              <w:t xml:space="preserve"> IN</w:t>
+            <w:r>
+              <w:t>Relay IN</w:t>
             </w:r>
           </w:p>
         </w:tc>
@@ -25923,13 +24142,8 @@
             <w:tcW w:w="2942" w:type="dxa"/>
           </w:tcPr>
           <w:p>
-            <w:proofErr w:type="spellStart"/>
-            <w:r>
-              <w:t>Relay</w:t>
-            </w:r>
-            <w:proofErr w:type="spellEnd"/>
-            <w:r>
-              <w:t xml:space="preserve"> VCC</w:t>
+            <w:r>
+              <w:t>Relay VCC</w:t>
             </w:r>
           </w:p>
         </w:tc>
@@ -25956,13 +24170,8 @@
             <w:tcW w:w="2942" w:type="dxa"/>
           </w:tcPr>
           <w:p>
-            <w:proofErr w:type="spellStart"/>
-            <w:r>
-              <w:t>Relay</w:t>
-            </w:r>
-            <w:proofErr w:type="spellEnd"/>
-            <w:r>
-              <w:t xml:space="preserve"> GND</w:t>
+            <w:r>
+              <w:t>Relay GND</w:t>
             </w:r>
           </w:p>
         </w:tc>
@@ -26084,15 +24293,7 @@
           </w:tcPr>
           <w:p>
             <w:r>
-              <w:t xml:space="preserve">Adaptador </w:t>
-            </w:r>
-            <w:proofErr w:type="spellStart"/>
-            <w:r>
-              <w:t>Xbee</w:t>
-            </w:r>
-            <w:proofErr w:type="spellEnd"/>
-            <w:r>
-              <w:t xml:space="preserve"> TX 2(DOUT)</w:t>
+              <w:t>Adaptador Xbee TX 2(DOUT)</w:t>
             </w:r>
           </w:p>
         </w:tc>
@@ -26124,15 +24325,7 @@
           </w:tcPr>
           <w:p>
             <w:r>
-              <w:t xml:space="preserve">Adaptador </w:t>
-            </w:r>
-            <w:proofErr w:type="spellStart"/>
-            <w:r>
-              <w:t>Xbee</w:t>
-            </w:r>
-            <w:proofErr w:type="spellEnd"/>
-            <w:r>
-              <w:t xml:space="preserve"> RX 3 (DIN)</w:t>
+              <w:t>Adaptador Xbee RX 3 (DIN)</w:t>
             </w:r>
           </w:p>
         </w:tc>
@@ -26172,15 +24365,7 @@
           </w:tcPr>
           <w:p>
             <w:r>
-              <w:t xml:space="preserve">Adaptador </w:t>
-            </w:r>
-            <w:proofErr w:type="spellStart"/>
-            <w:r>
-              <w:t>Xbee</w:t>
-            </w:r>
-            <w:proofErr w:type="spellEnd"/>
-            <w:r>
-              <w:t xml:space="preserve"> VCC</w:t>
+              <w:t>Adaptador Xbee VCC</w:t>
             </w:r>
           </w:p>
         </w:tc>
@@ -26212,15 +24397,7 @@
           </w:tcPr>
           <w:p>
             <w:r>
-              <w:t xml:space="preserve">Adaptador </w:t>
-            </w:r>
-            <w:proofErr w:type="spellStart"/>
-            <w:r>
-              <w:t>Xbee</w:t>
-            </w:r>
-            <w:proofErr w:type="spellEnd"/>
-            <w:r>
-              <w:t xml:space="preserve"> VCC</w:t>
+              <w:t>Adaptador Xbee VCC</w:t>
             </w:r>
           </w:p>
         </w:tc>
@@ -26507,21 +24684,7 @@
         <w:rPr>
           <w:rFonts w:ascii="Calibri" w:eastAsia="Calibri" w:hAnsi="Calibri" w:cs="Calibri"/>
         </w:rPr>
-        <w:t>Para solucionar este grave problema de ineficiencia, reemplazamos el MB102 por un módulo basado en el chip MP1584EN. Este componente es un regulador de voltaje conmutado, específicamente un convertidor "</w:t>
-      </w:r>
-      <w:proofErr w:type="spellStart"/>
-      <w:r>
-        <w:rPr>
-          <w:rFonts w:ascii="Calibri" w:eastAsia="Calibri" w:hAnsi="Calibri" w:cs="Calibri"/>
-        </w:rPr>
-        <w:t>buck</w:t>
-      </w:r>
-      <w:proofErr w:type="spellEnd"/>
-      <w:r>
-        <w:rPr>
-          <w:rFonts w:ascii="Calibri" w:eastAsia="Calibri" w:hAnsi="Calibri" w:cs="Calibri"/>
-        </w:rPr>
-        <w:t>" o reductor. Su forma de trabajar es radicalmente diferente y mucho más inteligente.</w:t>
+        <w:t>Para solucionar este grave problema de ineficiencia, reemplazamos el MB102 por un módulo basado en el chip MP1584EN. Este componente es un regulador de voltaje conmutado, específicamente un convertidor "buck" o reductor. Su forma de trabajar es radicalmente diferente y mucho más inteligente.</w:t>
       </w:r>
     </w:p>
     <w:p>
@@ -26759,49 +24922,7 @@
         <w:rPr>
           <w:rFonts w:ascii="Calibri" w:eastAsia="Calibri" w:hAnsi="Calibri" w:cs="Calibri"/>
         </w:rPr>
-        <w:t xml:space="preserve">Una mejora adicional, aunque parezca menor, tuvo un gran impacto en la fiabilidad de nuestros montajes de prueba. Decidimos reemplazar los cables Dupont flexibles tradicionales, que suelen colgar y crear un desorden en la </w:t>
-      </w:r>
-      <w:proofErr w:type="spellStart"/>
-      <w:r>
-        <w:rPr>
-          <w:rFonts w:ascii="Calibri" w:eastAsia="Calibri" w:hAnsi="Calibri" w:cs="Calibri"/>
-        </w:rPr>
-        <w:t>protoboard</w:t>
-      </w:r>
-      <w:proofErr w:type="spellEnd"/>
-      <w:r>
-        <w:rPr>
-          <w:rFonts w:ascii="Calibri" w:eastAsia="Calibri" w:hAnsi="Calibri" w:cs="Calibri"/>
-        </w:rPr>
-        <w:t xml:space="preserve">, por jumper </w:t>
-      </w:r>
-      <w:proofErr w:type="spellStart"/>
-      <w:r>
-        <w:rPr>
-          <w:rFonts w:ascii="Calibri" w:eastAsia="Calibri" w:hAnsi="Calibri" w:cs="Calibri"/>
-        </w:rPr>
-        <w:t>wires</w:t>
-      </w:r>
-      <w:proofErr w:type="spellEnd"/>
-      <w:r>
-        <w:rPr>
-          <w:rFonts w:ascii="Calibri" w:eastAsia="Calibri" w:hAnsi="Calibri" w:cs="Calibri"/>
-        </w:rPr>
-        <w:t xml:space="preserve"> de alambre sólido. Estos cables, al ser rígidos, se insertan directamente y quedan pegados a la superficie de la </w:t>
-      </w:r>
-      <w:proofErr w:type="spellStart"/>
-      <w:r>
-        <w:rPr>
-          <w:rFonts w:ascii="Calibri" w:eastAsia="Calibri" w:hAnsi="Calibri" w:cs="Calibri"/>
-        </w:rPr>
-        <w:t>protoboard</w:t>
-      </w:r>
-      <w:proofErr w:type="spellEnd"/>
-      <w:r>
-        <w:rPr>
-          <w:rFonts w:ascii="Calibri" w:eastAsia="Calibri" w:hAnsi="Calibri" w:cs="Calibri"/>
-        </w:rPr>
-        <w:t>. Este cambio nos facilitó enormemente el trabajo, ya que el circuito se volvió mucho más limpio y fácil de revisar. Lo más importante es que es mucho más difícil que se desconecten accidentalmente, eliminando falsos fallos durante las pruebas y haciendo todo el proceso de prototipado más rápido y seguro</w:t>
+        <w:t>Una mejora adicional, aunque parezca menor, tuvo un gran impacto en la fiabilidad de nuestros montajes de prueba. Decidimos reemplazar los cables Dupont flexibles tradicionales, que suelen colgar y crear un desorden en la protoboard, por jumper wires de alambre sólido. Estos cables, al ser rígidos, se insertan directamente y quedan pegados a la superficie de la protoboard. Este cambio nos facilitó enormemente el trabajo, ya que el circuito se volvió mucho más limpio y fácil de revisar. Lo más importante es que es mucho más difícil que se desconecten accidentalmente, eliminando falsos fallos durante las pruebas y haciendo todo el proceso de prototipado más rápido y seguro</w:t>
       </w:r>
       <w:r>
         <w:rPr>
@@ -26962,14 +25083,9 @@
         <w:t xml:space="preserve">. </w:t>
       </w:r>
       <w:r>
-        <w:t xml:space="preserve">Prototipo con regulador MP1584 y jumpers </w:t>
-      </w:r>
-      <w:proofErr w:type="spellStart"/>
-      <w:r>
-        <w:t>wires</w:t>
+        <w:t>Prototipo con regulador MP1584 y jumpers wires</w:t>
       </w:r>
       <w:bookmarkEnd w:id="70"/>
-      <w:proofErr w:type="spellEnd"/>
     </w:p>
     <w:p>
       <w:pPr>
@@ -27004,14 +25120,9 @@
       </w:pPr>
       <w:bookmarkStart w:id="72" w:name="_Toc212026291"/>
       <w:r>
-        <w:t xml:space="preserve">Desarrollo de la Librería </w:t>
-      </w:r>
-      <w:proofErr w:type="spellStart"/>
-      <w:r>
-        <w:t>CodecWSN</w:t>
+        <w:t>Desarrollo de la Librería CodecWSN</w:t>
       </w:r>
       <w:bookmarkEnd w:id="72"/>
-      <w:proofErr w:type="spellEnd"/>
     </w:p>
     <w:p/>
     <w:p>
@@ -27035,57 +25146,17 @@
               <w:rFonts w:eastAsia="Times New Roman"/>
               <w:color w:val="000000"/>
             </w:rPr>
-            <w:t xml:space="preserve">Barker &amp; </w:t>
-          </w:r>
-          <w:proofErr w:type="spellStart"/>
-          <w:r>
-            <w:rPr>
-              <w:rFonts w:eastAsia="Times New Roman"/>
-              <w:color w:val="000000"/>
-            </w:rPr>
-            <w:t>Swany</w:t>
-          </w:r>
-          <w:proofErr w:type="spellEnd"/>
-          <w:r>
-            <w:rPr>
-              <w:rFonts w:eastAsia="Times New Roman"/>
-              <w:color w:val="000000"/>
-            </w:rPr>
-            <w:t xml:space="preserve"> (2020)</w:t>
+            <w:t>Barker &amp; Swany (2020)</w:t>
           </w:r>
         </w:sdtContent>
       </w:sdt>
       <w:r>
-        <w:t xml:space="preserve"> sobre la compresión de mensajes en comunicaciones, hemos desarrollado la librería “</w:t>
-      </w:r>
-      <w:proofErr w:type="spellStart"/>
-      <w:r>
-        <w:t>CodecWSN</w:t>
-      </w:r>
-      <w:proofErr w:type="spellEnd"/>
-      <w:r>
-        <w:t>”. Si bien el artículo de Pedro nos brindó un marco teórico sobre la importancia de la eficiencia en la comunicación, la estrategia específica de compactación de datos para nuestra red de sensores inalámbricos (WSN) fue una iniciativa propia. El objetivo principal de “</w:t>
-      </w:r>
-      <w:proofErr w:type="spellStart"/>
-      <w:r>
-        <w:t>CodecWSN</w:t>
-      </w:r>
-      <w:proofErr w:type="spellEnd"/>
-      <w:r>
-        <w:t>” es transformar la información de los sensores (ID, voltaje, corriente y voltaje de batería) a un formato binario compacto, minimizando el tamaño de los datos a transmitir y, por ende, optimizando todo el proceso de comunicación.</w:t>
-      </w:r>
-    </w:p>
-    <w:p>
-      <w:r>
-        <w:t>La estrategia central de nuestra librería es la serialización directa de los datos a un formato binario de tamaño fijo. En lugar de enviar la información como texto plano (ASCII), que es ineficiente y verboso, “</w:t>
-      </w:r>
-      <w:proofErr w:type="spellStart"/>
-      <w:r>
-        <w:t>CodecWSN</w:t>
-      </w:r>
-      <w:proofErr w:type="spellEnd"/>
-      <w:r>
-        <w:t>” convierte las mediciones en una estructura de solo 8 bytes. Por ejemplo, un valor de voltaje como "12.34" ocuparía 5 bytes como texto. Nuestra librería lo representa en solo 2 bytes (un “int16_t”), logrando una compresión significativa sin pérdida de precisión, ya que manejamos los valores como centésimas de voltio. Este enfoque se aplica a cada una de las variables, resultando en un paquete de datos extremadamente ligero y predecible, es sencillo de usar simplemente fue necesario realizar</w:t>
+        <w:t xml:space="preserve"> sobre la compresión de mensajes en comunicaciones, hemos desarrollado la librería “CodecWSN”. Si bien el artículo de Pedro nos brindó un marco teórico sobre la importancia de la eficiencia en la comunicación, la estrategia específica de compactación de datos para nuestra red de sensores inalámbricos (WSN) fue una iniciativa propia. El objetivo principal de “CodecWSN” es transformar la información de los sensores (ID, voltaje, corriente y voltaje de batería) a un formato binario compacto, minimizando el tamaño de los datos a transmitir y, por ende, optimizando todo el proceso de comunicación.</w:t>
+      </w:r>
+    </w:p>
+    <w:p>
+      <w:r>
+        <w:t>La estrategia central de nuestra librería es la serialización directa de los datos a un formato binario de tamaño fijo. En lugar de enviar la información como texto plano (ASCII), que es ineficiente y verboso, “CodecWSN” convierte las mediciones en una estructura de solo 8 bytes. Por ejemplo, un valor de voltaje como "12.34" ocuparía 5 bytes como texto. Nuestra librería lo representa en solo 2 bytes (un “int16_t”), logrando una compresión significativa sin pérdida de precisión, ya que manejamos los valores como centésimas de voltio. Este enfoque se aplica a cada una de las variables, resultando en un paquete de datos extremadamente ligero y predecible, es sencillo de usar simplemente fue necesario realizar</w:t>
       </w:r>
       <w:r>
         <w:t xml:space="preserve"> normalización por escala entera para enviar como enteros simples</w:t>
@@ -27139,11 +25210,9 @@
       <w:r>
         <w:t>“</w:t>
       </w:r>
-      <w:proofErr w:type="spellStart"/>
       <w:r>
         <w:t>CodecWSN</w:t>
       </w:r>
-      <w:proofErr w:type="spellEnd"/>
       <w:r>
         <w:t>”</w:t>
       </w:r>
@@ -27276,85 +25345,13 @@
     <w:p/>
     <w:p>
       <w:r>
-        <w:t>Para solucionar este problema de desincronización y corrupción, investigamos estrategias de comunicación robustas y llegamos a una solución de dos capas. La primera fue implementar un mecanismo de entramado (</w:t>
-      </w:r>
-      <w:proofErr w:type="spellStart"/>
-      <w:r>
-        <w:t>framing</w:t>
-      </w:r>
-      <w:proofErr w:type="spellEnd"/>
-      <w:r>
-        <w:t>). En lugar de enviar simplemente los 8 bytes de datos, decidimos envolverlos en una estructura más grande llamada "trama". Esta trama incluye una secuencia de inicio única, conocida como SOF (</w:t>
-      </w:r>
-      <w:proofErr w:type="spellStart"/>
-      <w:r>
-        <w:t>Start</w:t>
-      </w:r>
-      <w:proofErr w:type="spellEnd"/>
-      <w:r>
-        <w:t xml:space="preserve"> </w:t>
-      </w:r>
-      <w:proofErr w:type="spellStart"/>
-      <w:r>
-        <w:t>Of</w:t>
-      </w:r>
-      <w:proofErr w:type="spellEnd"/>
-      <w:r>
-        <w:t xml:space="preserve"> </w:t>
-      </w:r>
-      <w:proofErr w:type="spellStart"/>
-      <w:r>
-        <w:t>Frame</w:t>
-      </w:r>
-      <w:proofErr w:type="spellEnd"/>
-      <w:r>
-        <w:t xml:space="preserve">), que en nuestro caso son los bytes 0xAA y 0x55. El receptor ahora ignora cualquier dato entrante hasta que detecta esta secuencia específica, lo que le permite </w:t>
-      </w:r>
-      <w:proofErr w:type="spellStart"/>
-      <w:r>
-        <w:t>resincronizarse</w:t>
-      </w:r>
-      <w:proofErr w:type="spellEnd"/>
-      <w:r>
-        <w:t xml:space="preserve"> automáticamente incluso si se han perdido bytes previamente.</w:t>
+        <w:t>Para solucionar este problema de desincronización y corrupción, investigamos estrategias de comunicación robustas y llegamos a una solución de dos capas. La primera fue implementar un mecanismo de entramado (framing). En lugar de enviar simplemente los 8 bytes de datos, decidimos envolverlos en una estructura más grande llamada "trama". Esta trama incluye una secuencia de inicio única, conocida como SOF (Start Of Frame), que en nuestro caso son los bytes 0xAA y 0x55. El receptor ahora ignora cualquier dato entrante hasta que detecta esta secuencia específica, lo que le permite resincronizarse automáticamente incluso si se han perdido bytes previamente.</w:t>
       </w:r>
     </w:p>
     <w:p>
       <w:r>
         <w:lastRenderedPageBreak/>
-        <w:t xml:space="preserve">Sin embargo, el </w:t>
-      </w:r>
-      <w:proofErr w:type="spellStart"/>
-      <w:r>
-        <w:t>framing</w:t>
-      </w:r>
-      <w:proofErr w:type="spellEnd"/>
-      <w:r>
-        <w:t xml:space="preserve"> por sí solo no resuelve la corrupción de datos dentro de la trama. Para ello, implementamos la segunda capa: un CRC (</w:t>
-      </w:r>
-      <w:proofErr w:type="spellStart"/>
-      <w:r>
-        <w:t>Cyclic</w:t>
-      </w:r>
-      <w:proofErr w:type="spellEnd"/>
-      <w:r>
-        <w:t xml:space="preserve"> </w:t>
-      </w:r>
-      <w:proofErr w:type="spellStart"/>
-      <w:r>
-        <w:t>Redundancy</w:t>
-      </w:r>
-      <w:proofErr w:type="spellEnd"/>
-      <w:r>
-        <w:t xml:space="preserve"> </w:t>
-      </w:r>
-      <w:proofErr w:type="spellStart"/>
-      <w:r>
-        <w:t>Check</w:t>
-      </w:r>
-      <w:proofErr w:type="spellEnd"/>
-      <w:r>
-        <w:t>). Un CRC es, en esencia, una "huella digital" matemática altamente fiable que se calcula a partir de un bloque de datos. La lógica es la siguiente:</w:t>
+        <w:t>Sin embargo, el framing por sí solo no resuelve la corrupción de datos dentro de la trama. Para ello, implementamos la segunda capa: un CRC (Cyclic Redundancy Check). Un CRC es, en esencia, una "huella digital" matemática altamente fiable que se calcula a partir de un bloque de datos. La lógica es la siguiente:</w:t>
       </w:r>
     </w:p>
     <w:p>
@@ -27413,7 +25410,6 @@
       <w:r>
         <w:t xml:space="preserve">ibrería </w:t>
       </w:r>
-      <w:proofErr w:type="spellStart"/>
       <w:r>
         <w:t>Adaptive</w:t>
       </w:r>
@@ -27424,19 +25420,10 @@
         <w:t>WSN</w:t>
       </w:r>
       <w:bookmarkEnd w:id="74"/>
-      <w:proofErr w:type="spellEnd"/>
-    </w:p>
-    <w:p>
-      <w:r>
-        <w:t xml:space="preserve">En las redes de sensores inalámbricos (WSN), el recurso más preciado es, sin duda, la energía de la batería. Un nodo sensor puede tener el mejor hardware y el software más eficiente, pero su vida útil está intrínsecamente ligada a la duración de su fuente de poder. Partiendo de esta premisa, hemos desarrollado la librería </w:t>
-      </w:r>
-      <w:proofErr w:type="spellStart"/>
-      <w:r>
-        <w:t>AdaptiveTXWSN</w:t>
-      </w:r>
-      <w:proofErr w:type="spellEnd"/>
-      <w:r>
-        <w:t>, un sistema de gestión de transmisión que no opera con una frecuencia fija, sino que adapta su comportamiento en tiempo real basándose en el estado energético del nodo.</w:t>
+    </w:p>
+    <w:p>
+      <w:r>
+        <w:t>En las redes de sensores inalámbricos (WSN), el recurso más preciado es, sin duda, la energía de la batería. Un nodo sensor puede tener el mejor hardware y el software más eficiente, pero su vida útil está intrínsecamente ligada a la duración de su fuente de poder. Partiendo de esta premisa, hemos desarrollado la librería AdaptiveTXWSN, un sistema de gestión de transmisión que no opera con una frecuencia fija, sino que adapta su comportamiento en tiempo real basándose en el estado energético del nodo.</w:t>
       </w:r>
     </w:p>
     <w:p/>
@@ -27447,15 +25434,7 @@
     </w:p>
     <w:p>
       <w:r>
-        <w:t xml:space="preserve">La inteligencia de </w:t>
-      </w:r>
-      <w:proofErr w:type="spellStart"/>
-      <w:r>
-        <w:t>AdaptiveTXWSN</w:t>
-      </w:r>
-      <w:proofErr w:type="spellEnd"/>
-      <w:r>
-        <w:t xml:space="preserve"> se basa en tres pilares fundamentales que trabajan en conjunto:</w:t>
+        <w:t>La inteligencia de AdaptiveTXWSN se basa en tres pilares fundamentales que trabajan en conjunto:</w:t>
       </w:r>
     </w:p>
     <w:p/>
@@ -27482,15 +25461,7 @@
         </w:numPr>
       </w:pPr>
       <w:r>
-        <w:t>Lógica de Decisión Basada en Umbrales: El sistema clasifica el estado de la batería en tres niveles operativos: ALTO, MEDIO y BAJO. Estos niveles no son fijos, sino que se definen mediante umbrales de voltaje que el usuario puede configurar. Por ejemplo, se puede establecer que por encima de 3.9V el nivel sea ALTO, entre 3.6V y 3.9V sea MEDIO, y por debajo de 3.6V sea BAJO. Además, incluye una función de seguridad crítica: un umbral de corte (</w:t>
-      </w:r>
-      <w:proofErr w:type="spellStart"/>
-      <w:r>
-        <w:t>corteVoltaje_V</w:t>
-      </w:r>
-      <w:proofErr w:type="spellEnd"/>
-      <w:r>
-        <w:t>). Si el voltaje cae por debajo de este punto, la librería detiene todas las transmisiones para proteger la batería de una descarga profunda, que podría dañarla permanentemente.</w:t>
+        <w:t>Lógica de Decisión Basada en Umbrales: El sistema clasifica el estado de la batería en tres niveles operativos: ALTO, MEDIO y BAJO. Estos niveles no son fijos, sino que se definen mediante umbrales de voltaje que el usuario puede configurar. Por ejemplo, se puede establecer que por encima de 3.9V el nivel sea ALTO, entre 3.6V y 3.9V sea MEDIO, y por debajo de 3.6V sea BAJO. Además, incluye una función de seguridad crítica: un umbral de corte (corteVoltaje_V). Si el voltaje cae por debajo de este punto, la librería detiene todas las transmisiones para proteger la batería de una descarga profunda, que podría dañarla permanentemente.</w:t>
       </w:r>
     </w:p>
     <w:p/>
@@ -27508,15 +25479,7 @@
     </w:p>
     <w:p>
       <w:r>
-        <w:t>Durante el desarrollo inicial, nos encontramos con un problema clásico en los sistemas de control: el "rebote" o "</w:t>
-      </w:r>
-      <w:proofErr w:type="spellStart"/>
-      <w:r>
-        <w:t>chattering</w:t>
-      </w:r>
-      <w:proofErr w:type="spellEnd"/>
-      <w:r>
-        <w:t>". Si el voltaje de la batería fluctuaba justo en el borde de un umbral (por ejemplo, 3.60V), el ruido en la lectura o pequeños cambios de carga podían hacer que el sistema cambiara rápidamente y de forma errática entre el nivel MEDIO y BAJO. Esto provocaba que la frecuencia de transmisión saltara impredeciblemente entre 15 segundos y 2 minutos, un comportamiento ineficiente y no deseado.</w:t>
+        <w:t>Durante el desarrollo inicial, nos encontramos con un problema clásico en los sistemas de control: el "rebote" o "chattering". Si el voltaje de la batería fluctuaba justo en el borde de un umbral (por ejemplo, 3.60V), el ruido en la lectura o pequeños cambios de carga podían hacer que el sistema cambiara rápidamente y de forma errática entre el nivel MEDIO y BAJO. Esto provocaba que la frecuencia de transmisión saltara impredeciblemente entre 15 segundos y 2 minutos, un comportamiento ineficiente y no deseado.</w:t>
       </w:r>
     </w:p>
     <w:p>
@@ -27568,21 +25531,7 @@
         <w:rPr>
           <w:rFonts w:ascii="Calibri" w:eastAsia="Calibri" w:hAnsi="Calibri" w:cs="Calibri"/>
         </w:rPr>
-        <w:t xml:space="preserve">Una de las mayores ventajas de </w:t>
-      </w:r>
-      <w:proofErr w:type="spellStart"/>
-      <w:r>
-        <w:rPr>
-          <w:rFonts w:ascii="Calibri" w:eastAsia="Calibri" w:hAnsi="Calibri" w:cs="Calibri"/>
-        </w:rPr>
-        <w:t>AdaptiveTXWSN</w:t>
-      </w:r>
-      <w:proofErr w:type="spellEnd"/>
-      <w:r>
-        <w:rPr>
-          <w:rFonts w:ascii="Calibri" w:eastAsia="Calibri" w:hAnsi="Calibri" w:cs="Calibri"/>
-        </w:rPr>
-        <w:t xml:space="preserve"> es que es totalmente configurable. Prácticamente todos sus parámetros de funcionamiento pueden ser ajustados por el usuario, no solo en la configuración inicial sino también dinámicamente durante la ejecución. Esto permite:</w:t>
+        <w:t>Una de las mayores ventajas de AdaptiveTXWSN es que es totalmente configurable. Prácticamente todos sus parámetros de funcionamiento pueden ser ajustados por el usuario, no solo en la configuración inicial sino también dinámicamente durante la ejecución. Esto permite:</w:t>
       </w:r>
     </w:p>
     <w:p>
@@ -27600,21 +25549,7 @@
         <w:rPr>
           <w:rFonts w:ascii="Calibri" w:eastAsia="Calibri" w:hAnsi="Calibri" w:cs="Calibri"/>
         </w:rPr>
-        <w:t xml:space="preserve">Adaptarse a cualquier tipo de batería: Baterías </w:t>
-      </w:r>
-      <w:proofErr w:type="spellStart"/>
-      <w:r>
-        <w:rPr>
-          <w:rFonts w:ascii="Calibri" w:eastAsia="Calibri" w:hAnsi="Calibri" w:cs="Calibri"/>
-        </w:rPr>
-        <w:t>LiPo</w:t>
-      </w:r>
-      <w:proofErr w:type="spellEnd"/>
-      <w:r>
-        <w:rPr>
-          <w:rFonts w:ascii="Calibri" w:eastAsia="Calibri" w:hAnsi="Calibri" w:cs="Calibri"/>
-        </w:rPr>
-        <w:t>, Li-ion o LiFePO4 tienen curvas de descarga diferentes. Con esta librería, se pueden ajustar los umbrales para que coincidan con las características específicas de la batería utilizada.</w:t>
+        <w:t>Adaptarse a cualquier tipo de batería: Baterías LiPo, Li-ion o LiFePO4 tienen curvas de descarga diferentes. Con esta librería, se pueden ajustar los umbrales para que coincidan con las características específicas de la batería utilizada.</w:t>
       </w:r>
     </w:p>
     <w:p>
@@ -27669,21 +25604,7 @@
         <w:rPr>
           <w:rFonts w:ascii="Calibri" w:eastAsia="Calibri" w:hAnsi="Calibri" w:cs="Calibri"/>
         </w:rPr>
-        <w:t xml:space="preserve">En conclusión, </w:t>
-      </w:r>
-      <w:proofErr w:type="spellStart"/>
-      <w:r>
-        <w:rPr>
-          <w:rFonts w:ascii="Calibri" w:eastAsia="Calibri" w:hAnsi="Calibri" w:cs="Calibri"/>
-        </w:rPr>
-        <w:t>AdaptiveTXWSN</w:t>
-      </w:r>
-      <w:proofErr w:type="spellEnd"/>
-      <w:r>
-        <w:rPr>
-          <w:rFonts w:ascii="Calibri" w:eastAsia="Calibri" w:hAnsi="Calibri" w:cs="Calibri"/>
-        </w:rPr>
-        <w:t xml:space="preserve"> transforma un simple temporizador de envío en un gestor de energía inteligente. Su capacidad para tomar decisiones en tiempo real basadas en el estado del recurso más vital —la batería— la convierte en una herramienta indispensable para crear redes de sensores robustas, autónomas y de larga duración.</w:t>
+        <w:t>En conclusión, AdaptiveTXWSN transforma un simple temporizador de envío en un gestor de energía inteligente. Su capacidad para tomar decisiones en tiempo real basadas en el estado del recurso más vital —la batería— la convierte en una herramienta indispensable para crear redes de sensores robustas, autónomas y de larga duración.</w:t>
       </w:r>
     </w:p>
     <w:p>
@@ -27710,46 +25631,36 @@
         <w:rPr>
           <w:rFonts w:eastAsia="Calibri"/>
         </w:rPr>
-        <w:t xml:space="preserve">: Librería </w:t>
-      </w:r>
-      <w:proofErr w:type="spellStart"/>
+        <w:t>: Librería EnergyWSN</w:t>
+      </w:r>
+      <w:bookmarkEnd w:id="75"/>
+    </w:p>
+    <w:p>
+      <w:r>
+        <w:t xml:space="preserve">El avance más significativo en nuestro proyecto no provino de una mejora aislada, sino del análisis profundo de cómo el hardware y el software interactúan. Entendimos </w:t>
+      </w:r>
+      <w:proofErr w:type="gramStart"/>
+      <w:r>
+        <w:t>que</w:t>
+      </w:r>
+      <w:proofErr w:type="gramEnd"/>
+      <w:r>
+        <w:t xml:space="preserve"> para lograr una autonomía energética radical, el nodo sensor no podía funcionar de manera monolítica, con todos sus componentes encendidos permanentemente. La solución fue diseñar un ciclo de trabajo por pulsos, donde el nodo pasa la mayor parte de su tiempo en un estado de letargo de consumo casi nulo y solo "despierta" durante breves y precisas ventanas de tiempo para cumplir sus tareas. </w:t>
+      </w:r>
+    </w:p>
+    <w:p>
+      <w:r>
+        <w:t>Esta estrategia requirió una simbiosis perfecta entre modificaciones físicas (hardware) y una lógica de control inteligente (software)</w:t>
+      </w:r>
+      <w:r>
+        <w:t xml:space="preserve"> que implementamos como una librería llamada </w:t>
+      </w:r>
       <w:r>
         <w:rPr>
           <w:rFonts w:eastAsia="Calibri"/>
         </w:rPr>
         <w:t>EnergyWSN</w:t>
       </w:r>
-      <w:bookmarkEnd w:id="75"/>
-      <w:proofErr w:type="spellEnd"/>
-    </w:p>
-    <w:p>
-      <w:r>
-        <w:t xml:space="preserve">El avance más significativo en nuestro proyecto no provino de una mejora aislada, sino del análisis profundo de cómo el hardware y el software interactúan. Entendimos </w:t>
-      </w:r>
-      <w:proofErr w:type="gramStart"/>
-      <w:r>
-        <w:t>que</w:t>
-      </w:r>
-      <w:proofErr w:type="gramEnd"/>
-      <w:r>
-        <w:t xml:space="preserve"> para lograr una autonomía energética radical, el nodo sensor no podía funcionar de manera monolítica, con todos sus componentes encendidos permanentemente. La solución fue diseñar un ciclo de trabajo por pulsos, donde el nodo pasa la mayor parte de su tiempo en un estado de letargo de consumo casi nulo y solo "despierta" durante breves y precisas ventanas de tiempo para cumplir sus tareas. </w:t>
-      </w:r>
-    </w:p>
-    <w:p>
-      <w:r>
-        <w:t>Esta estrategia requirió una simbiosis perfecta entre modificaciones físicas (hardware) y una lógica de control inteligente (software)</w:t>
-      </w:r>
-      <w:r>
-        <w:t xml:space="preserve"> que implementamos como una librería llamada </w:t>
-      </w:r>
-      <w:proofErr w:type="spellStart"/>
-      <w:r>
-        <w:rPr>
-          <w:rFonts w:eastAsia="Calibri"/>
-        </w:rPr>
-        <w:t>EnergyWSN</w:t>
-      </w:r>
-      <w:proofErr w:type="spellEnd"/>
       <w:r>
         <w:t xml:space="preserve">. </w:t>
       </w:r>
@@ -27815,21 +25726,13 @@
       </w:pPr>
       <w:r>
         <w:lastRenderedPageBreak/>
-        <w:t xml:space="preserve">Gestión Avanzada del Módulo de Radio: </w:t>
-      </w:r>
-      <w:proofErr w:type="spellStart"/>
-      <w:r>
-        <w:t>Par</w:t>
+        <w:t>Gestión Avanzada del Módulo de Radio: Par</w:t>
       </w:r>
       <w:r>
         <w:t>|</w:t>
       </w:r>
       <w:r>
-        <w:t>a</w:t>
-      </w:r>
-      <w:proofErr w:type="spellEnd"/>
-      <w:r>
-        <w:t xml:space="preserve"> controlar el módulo XBee, que opera a 3.3V, se añadió </w:t>
+        <w:t xml:space="preserve">a controlar el módulo XBee, que opera a 3.3V, se añadió </w:t>
       </w:r>
       <w:r>
         <w:t>un par de pines conectados</w:t>
@@ -27870,23 +25773,7 @@
         </w:numPr>
       </w:pPr>
       <w:r>
-        <w:t>El Despertar Controlado: El ciclo comienza cuando el microcontrolador sale de su estado de sueño profundo (</w:t>
-      </w:r>
-      <w:proofErr w:type="spellStart"/>
-      <w:r>
-        <w:t>deep</w:t>
-      </w:r>
-      <w:proofErr w:type="spellEnd"/>
-      <w:r>
-        <w:t xml:space="preserve"> </w:t>
-      </w:r>
-      <w:proofErr w:type="spellStart"/>
-      <w:r>
-        <w:t>sleep</w:t>
-      </w:r>
-      <w:proofErr w:type="spellEnd"/>
-      <w:r>
-        <w:t>), activado por un temporizador interno.</w:t>
+        <w:t>El Despertar Controlado: El ciclo comienza cuando el microcontrolador sale de su estado de sueño profundo (deep sleep), activado por un temporizador interno.</w:t>
       </w:r>
     </w:p>
     <w:p>
@@ -27898,15 +25785,7 @@
         </w:numPr>
       </w:pPr>
       <w:r>
-        <w:t xml:space="preserve">Activación y Estabilización de Sensores: Lo primero que hace es enviar una señal al MOSFET para energizar los sensores. Inmediatamente después, el programa espera un breve instante (un </w:t>
-      </w:r>
-      <w:proofErr w:type="spellStart"/>
-      <w:r>
-        <w:t>delay</w:t>
-      </w:r>
-      <w:proofErr w:type="spellEnd"/>
-      <w:r>
-        <w:t xml:space="preserve"> de milisegundos). Este pequeño tiempo de espera es fundamental, ya que los componentes electrónicos necesitan un momento para que sus voltajes se estabilicen tras el encendido. Omitir este paso podría resultar en mediciones erróneas o inconsistentes.</w:t>
+        <w:t>Activación y Estabilización de Sensores: Lo primero que hace es enviar una señal al MOSFET para energizar los sensores. Inmediatamente después, el programa espera un breve instante (un delay de milisegundos). Este pequeño tiempo de espera es fundamental, ya que los componentes electrónicos necesitan un momento para que sus voltajes se estabilicen tras el encendido. Omitir este paso podría resultar en mediciones erróneas o inconsistentes.</w:t>
       </w:r>
     </w:p>
     <w:p>
@@ -27918,15 +25797,7 @@
         </w:numPr>
       </w:pPr>
       <w:r>
-        <w:t>Adquisición Rápida de Datos: Una vez estabilizados los sensores, el microcontrolador realiza las lecturas de voltaje y corriente (</w:t>
-      </w:r>
-      <w:proofErr w:type="spellStart"/>
-      <w:r>
-        <w:t>analogRead</w:t>
-      </w:r>
-      <w:proofErr w:type="spellEnd"/>
-      <w:r>
-        <w:t>) de la forma más rápida posible.</w:t>
+        <w:t>Adquisición Rápida de Datos: Una vez estabilizados los sensores, el microcontrolador realiza las lecturas de voltaje y corriente (analogRead) de la forma más rápida posible.</w:t>
       </w:r>
     </w:p>
     <w:p>
@@ -27980,15 +25851,7 @@
         </w:numPr>
       </w:pPr>
       <w:r>
-        <w:t>El Sueño Profundo: Una vez completadas todas las tareas, el microcontrolador ejecuta la instrucción final: entrar en un modo de hibernación (</w:t>
-      </w:r>
-      <w:proofErr w:type="spellStart"/>
-      <w:r>
-        <w:t>LowPower.sleepFor_ms</w:t>
-      </w:r>
-      <w:proofErr w:type="spellEnd"/>
-      <w:r>
-        <w:t>). En este estado, consume apenas unos microamperios. Permanece así durante el tiempo configurado (desde segundos hasta varios minutos) hasta que el ciclo deba repetirse.</w:t>
+        <w:t>El Sueño Profundo: Una vez completadas todas las tareas, el microcontrolador ejecuta la instrucción final: entrar en un modo de hibernación (LowPower.sleepFor_ms). En este estado, consume apenas unos microamperios. Permanece así durante el tiempo configurado (desde segundos hasta varios minutos) hasta que el ciclo deba repetirse.</w:t>
       </w:r>
     </w:p>
     <w:p>
@@ -28009,14 +25872,12 @@
       <w:r>
         <w:t xml:space="preserve"> y por eso es que estamos tan orgullosos de </w:t>
       </w:r>
-      <w:proofErr w:type="spellStart"/>
       <w:r>
         <w:rPr>
           <w:rFonts w:eastAsia="Calibri"/>
         </w:rPr>
         <w:t>EnergyWSN</w:t>
       </w:r>
-      <w:proofErr w:type="spellEnd"/>
       <w:r>
         <w:t>.</w:t>
       </w:r>
@@ -28032,15 +25893,7 @@
     </w:p>
     <w:p>
       <w:r>
-        <w:t xml:space="preserve">Para poder usarlos en nuestros prototipos, tuvimos que comprar adaptadores de SOT-23 a formato DIP/SIP, que es el estándar para </w:t>
-      </w:r>
-      <w:proofErr w:type="spellStart"/>
-      <w:r>
-        <w:t>protoboards</w:t>
-      </w:r>
-      <w:proofErr w:type="spellEnd"/>
-      <w:r>
-        <w:t>. Aunque ya teníamos experiencia soldando, enfrentarnos a estos componentes fue nuestro mayor reto de soldadura hasta la fecha. Trabajar con piezas tan diminutas requirió un pulso de cirujano, herramientas de precisión y mucha paciencia, pero superarlo nos dio una nueva y valiosa habilidad</w:t>
+        <w:t>Para poder usarlos en nuestros prototipos, tuvimos que comprar adaptadores de SOT-23 a formato DIP/SIP, que es el estándar para protoboards. Aunque ya teníamos experiencia soldando, enfrentarnos a estos componentes fue nuestro mayor reto de soldadura hasta la fecha. Trabajar con piezas tan diminutas requirió un pulso de cirujano, herramientas de precisión y mucha paciencia, pero superarlo nos dio una nueva y valiosa habilidad</w:t>
       </w:r>
     </w:p>
     <w:p>
@@ -28056,21 +25909,8 @@
           <w:numId w:val="52"/>
         </w:numPr>
       </w:pPr>
-      <w:proofErr w:type="spellStart"/>
-      <w:r>
-        <w:t>MOSFETs</w:t>
-      </w:r>
-      <w:proofErr w:type="spellEnd"/>
-      <w:r>
-        <w:t xml:space="preserve">: Entender cómo funcionan como interruptores controlados por voltaje, qué es el voltaje de umbral (gate </w:t>
-      </w:r>
-      <w:proofErr w:type="spellStart"/>
-      <w:r>
-        <w:t>threshold</w:t>
-      </w:r>
-      <w:proofErr w:type="spellEnd"/>
-      <w:r>
-        <w:t>), y cómo elegir el correcto para que un microcontrolador de 5V pudiera activarlo sin problemas.</w:t>
+      <w:r>
+        <w:t>MOSFETs: Entender cómo funcionan como interruptores controlados por voltaje, qué es el voltaje de umbral (gate threshold), y cómo elegir el correcto para que un microcontrolador de 5V pudiera activarlo sin problemas.</w:t>
       </w:r>
     </w:p>
     <w:p>
@@ -28082,23 +25922,7 @@
         </w:numPr>
       </w:pPr>
       <w:r>
-        <w:t>Transistores NPN: Estudiar su funcionamiento como interruptores y, crucialmente, como "</w:t>
-      </w:r>
-      <w:proofErr w:type="spellStart"/>
-      <w:r>
-        <w:t>level</w:t>
-      </w:r>
-      <w:proofErr w:type="spellEnd"/>
-      <w:r>
-        <w:t xml:space="preserve"> </w:t>
-      </w:r>
-      <w:proofErr w:type="spellStart"/>
-      <w:r>
-        <w:t>shifters</w:t>
-      </w:r>
-      <w:proofErr w:type="spellEnd"/>
-      <w:r>
-        <w:t xml:space="preserve">" para poder comunicar de forma segura </w:t>
+        <w:t xml:space="preserve">Transistores NPN: Estudiar su funcionamiento como interruptores y, crucialmente, como "level shifters" para poder comunicar de forma segura </w:t>
       </w:r>
       <w:r>
         <w:t xml:space="preserve">la señal </w:t>
@@ -28126,23 +25950,7 @@
         </w:numPr>
       </w:pPr>
       <w:r>
-        <w:t>Tiempos de Espera (</w:t>
-      </w:r>
-      <w:proofErr w:type="spellStart"/>
-      <w:r>
-        <w:t>delays</w:t>
-      </w:r>
-      <w:proofErr w:type="spellEnd"/>
-      <w:r>
-        <w:t xml:space="preserve">): Determinar los retardos necesarios para la estabilización de los componentes fue un proceso de mucha prueba y error. Un </w:t>
-      </w:r>
-      <w:proofErr w:type="spellStart"/>
-      <w:r>
-        <w:t>delay</w:t>
-      </w:r>
-      <w:proofErr w:type="spellEnd"/>
-      <w:r>
-        <w:t xml:space="preserve"> muy corto resultaba en lecturas incorrectas; uno muy largo desperdiciaba milisegundos preciosos de batería en cada ciclo. Experimentamos hasta encontrar el punto óptimo entre fiabilidad y eficiencia.</w:t>
+        <w:t>Tiempos de Espera (delays): Determinar los retardos necesarios para la estabilización de los componentes fue un proceso de mucha prueba y error. Un delay muy corto resultaba en lecturas incorrectas; uno muy largo desperdiciaba milisegundos preciosos de batería en cada ciclo. Experimentamos hasta encontrar el punto óptimo entre fiabilidad y eficiencia.</w:t>
       </w:r>
     </w:p>
     <w:p/>
@@ -28155,31 +25963,7 @@
         </w:numPr>
       </w:pPr>
       <w:r>
-        <w:t>Documentación del Microcontrolador: Tuvimos que sumergirnos en las hojas de datos (</w:t>
-      </w:r>
-      <w:proofErr w:type="spellStart"/>
-      <w:r>
-        <w:t>datasheets</w:t>
-      </w:r>
-      <w:proofErr w:type="spellEnd"/>
-      <w:r>
-        <w:t>) del microcontrolador ATmega328P. Allí descubrimos una limitación clave del modo de sueño profundo: el temporizador interno (</w:t>
-      </w:r>
-      <w:proofErr w:type="spellStart"/>
-      <w:r>
-        <w:t>Watchdog</w:t>
-      </w:r>
-      <w:proofErr w:type="spellEnd"/>
-      <w:r>
-        <w:t xml:space="preserve"> </w:t>
-      </w:r>
-      <w:proofErr w:type="spellStart"/>
-      <w:r>
-        <w:t>Timer</w:t>
-      </w:r>
-      <w:proofErr w:type="spellEnd"/>
-      <w:r>
-        <w:t>) solo puede configurarse para un máximo de 8 segundos de sueño. Para lograr pausas más largas (como 1 o 2 minutos), tuvimos que diseñar un bucle en nuestro código que "despierta" brevemente cada 8 segundos solo para volver a dormirse, hasta completar el tiempo total deseado.</w:t>
+        <w:t>Documentación del Microcontrolador: Tuvimos que sumergirnos en las hojas de datos (datasheets) del microcontrolador ATmega328P. Allí descubrimos una limitación clave del modo de sueño profundo: el temporizador interno (Watchdog Timer) solo puede configurarse para un máximo de 8 segundos de sueño. Para lograr pausas más largas (como 1 o 2 minutos), tuvimos que diseñar un bucle en nuestro código que "despierta" brevemente cada 8 segundos solo para volver a dormirse, hasta completar el tiempo total deseado.</w:t>
       </w:r>
     </w:p>
     <w:p>
@@ -28191,31 +25975,7 @@
         </w:numPr>
       </w:pPr>
       <w:r>
-        <w:t xml:space="preserve">Documentación del XBee: El modo de hibernación del XBee (Pin </w:t>
-      </w:r>
-      <w:proofErr w:type="spellStart"/>
-      <w:r>
-        <w:t>Sleep</w:t>
-      </w:r>
-      <w:proofErr w:type="spellEnd"/>
-      <w:r>
-        <w:t>) requirió otra lectura intensiva de su documentación. Primero, tuvimos que reconfigurar los módulos como "</w:t>
-      </w:r>
-      <w:proofErr w:type="spellStart"/>
-      <w:r>
-        <w:t>End</w:t>
-      </w:r>
-      <w:proofErr w:type="spellEnd"/>
-      <w:r>
-        <w:t xml:space="preserve"> </w:t>
-      </w:r>
-      <w:proofErr w:type="spellStart"/>
-      <w:r>
-        <w:t>Device</w:t>
-      </w:r>
-      <w:proofErr w:type="spellEnd"/>
-      <w:r>
-        <w:t>" usando el software XCTU para habilitar estas funciones de ahorro. Segundo, descubrimos que no se trataba de un solo pin, sino de un sistema de dos:</w:t>
+        <w:t>Documentación del XBee: El modo de hibernación del XBee (Pin Sleep) requirió otra lectura intensiva de su documentación. Primero, tuvimos que reconfigurar los módulos como "End Device" usando el software XCTU para habilitar estas funciones de ahorro. Segundo, descubrimos que no se trataba de un solo pin, sino de un sistema de dos:</w:t>
       </w:r>
     </w:p>
     <w:p>
@@ -28233,23 +25993,7 @@
         <w:ind w:left="1428"/>
       </w:pPr>
       <w:r>
-        <w:t>SLEEP_RQ (</w:t>
-      </w:r>
-      <w:proofErr w:type="spellStart"/>
-      <w:r>
-        <w:t>Sleep</w:t>
-      </w:r>
-      <w:proofErr w:type="spellEnd"/>
-      <w:r>
-        <w:t xml:space="preserve"> </w:t>
-      </w:r>
-      <w:proofErr w:type="spellStart"/>
-      <w:r>
-        <w:t>Request</w:t>
-      </w:r>
-      <w:proofErr w:type="spellEnd"/>
-      <w:r>
-        <w:t>): Un pin de salida desde nuestro Arduino para solicitar al XBee que se duerma.</w:t>
+        <w:t>SLEEP_RQ (Sleep Request): Un pin de salida desde nuestro Arduino para solicitar al XBee que se duerma.</w:t>
       </w:r>
     </w:p>
     <w:p>
@@ -28262,15 +26006,7 @@
         <w:ind w:left="1428"/>
       </w:pPr>
       <w:r>
-        <w:t xml:space="preserve">ON/SLEEP (Status </w:t>
-      </w:r>
-      <w:proofErr w:type="spellStart"/>
-      <w:r>
-        <w:t>Indicator</w:t>
-      </w:r>
-      <w:proofErr w:type="spellEnd"/>
-      <w:r>
-        <w:t>): Un pin de entrada hacia nuestro Arduino que el XBee usa para confirmar su estado actual (si está despierto o dormido).</w:t>
+        <w:t>ON/SLEEP (Status Indicator): Un pin de entrada hacia nuestro Arduino que el XBee usa para confirmar su estado actual (si está despierto o dormido).</w:t>
       </w:r>
     </w:p>
     <w:p>
@@ -28316,12 +26052,10 @@
         <w:pStyle w:val="Ttulo3"/>
       </w:pPr>
       <w:bookmarkStart w:id="77" w:name="_Toc212026295"/>
-      <w:proofErr w:type="spellStart"/>
       <w:r>
         <w:t>LoRa</w:t>
       </w:r>
       <w:bookmarkEnd w:id="77"/>
-      <w:proofErr w:type="spellEnd"/>
     </w:p>
     <w:p>
       <w:r>
@@ -28330,98 +26064,18 @@
     </w:p>
     <w:p>
       <w:r>
-        <w:t xml:space="preserve">Para empezar, decidimos utilizar la tecnología </w:t>
-      </w:r>
-      <w:proofErr w:type="spellStart"/>
-      <w:r>
-        <w:t>LoRa</w:t>
-      </w:r>
-      <w:proofErr w:type="spellEnd"/>
-      <w:r>
-        <w:t>. Esto requirió una fase de investigación inicial para comprender sus particularidades. Tuvimos que aprender sobre las bandas de frecuencia permitidas en nuestra región, y entender el significado de parámetros clave como el Factor de Propagación (</w:t>
-      </w:r>
-      <w:proofErr w:type="spellStart"/>
-      <w:r>
-        <w:t>Spreading</w:t>
-      </w:r>
-      <w:proofErr w:type="spellEnd"/>
-      <w:r>
-        <w:t xml:space="preserve"> Factor), el Ancho de Banda (</w:t>
-      </w:r>
-      <w:proofErr w:type="spellStart"/>
-      <w:r>
-        <w:t>Bandwidth</w:t>
-      </w:r>
-      <w:proofErr w:type="spellEnd"/>
-      <w:r>
-        <w:t>) y la Tasa de Codificación (</w:t>
-      </w:r>
-      <w:proofErr w:type="spellStart"/>
-      <w:r>
-        <w:t>Coding</w:t>
-      </w:r>
-      <w:proofErr w:type="spellEnd"/>
-      <w:r>
-        <w:t xml:space="preserve"> </w:t>
-      </w:r>
-      <w:proofErr w:type="spellStart"/>
-      <w:r>
-        <w:t>Rate</w:t>
-      </w:r>
-      <w:proofErr w:type="spellEnd"/>
-      <w:r>
-        <w:t>), ya que estos afectan directamente el alcance y la velocidad de transmisión.</w:t>
-      </w:r>
-    </w:p>
-    <w:p>
-      <w:r>
-        <w:t xml:space="preserve">Durante este proceso, nos encontramos con el primer reto de hardware: los módulos </w:t>
-      </w:r>
-      <w:proofErr w:type="spellStart"/>
-      <w:r>
-        <w:t>LoRa</w:t>
-      </w:r>
-      <w:proofErr w:type="spellEnd"/>
-      <w:r>
-        <w:t xml:space="preserve"> operan a un nivel lógico de 3.3 voltios, mientras que nuestro Arduino Nano trabaja a 5 voltios. Para asegurar una comunicación segura sin dañar el módulo de radio, fue necesario adquirir conversores de nivel lógico, conocidos como </w:t>
-      </w:r>
-      <w:proofErr w:type="spellStart"/>
-      <w:r>
-        <w:t>level</w:t>
-      </w:r>
-      <w:proofErr w:type="spellEnd"/>
-      <w:r>
-        <w:t xml:space="preserve"> </w:t>
-      </w:r>
-      <w:proofErr w:type="spellStart"/>
-      <w:r>
-        <w:t>shifters</w:t>
-      </w:r>
-      <w:proofErr w:type="spellEnd"/>
-      <w:r>
-        <w:t>. Tuvimos que soldar estos pequeños componentes a los módulos, como se muestra en la FIGURA N. A nivel de software, descubrimos que la comunicación con el módulo se realizaba a través del protocolo SPI. Afortunadamente, nuestra experiencia previa configurando la tarjeta SD, que también usa SPI, nos ayudó a comprender la lógica de pines y a escribir rápidamente un sketch básico de comunicación.</w:t>
+        <w:t>Para empezar, decidimos utilizar la tecnología LoRa. Esto requirió una fase de investigación inicial para comprender sus particularidades. Tuvimos que aprender sobre las bandas de frecuencia permitidas en nuestra región, y entender el significado de parámetros clave como el Factor de Propagación (Spreading Factor), el Ancho de Banda (Bandwidth) y la Tasa de Codificación (Coding Rate), ya que estos afectan directamente el alcance y la velocidad de transmisión.</w:t>
+      </w:r>
+    </w:p>
+    <w:p>
+      <w:r>
+        <w:t>Durante este proceso, nos encontramos con el primer reto de hardware: los módulos LoRa operan a un nivel lógico de 3.3 voltios, mientras que nuestro Arduino Nano trabaja a 5 voltios. Para asegurar una comunicación segura sin dañar el módulo de radio, fue necesario adquirir conversores de nivel lógico, conocidos como level shifters. Tuvimos que soldar estos pequeños componentes a los módulos, como se muestra en la FIGURA N. A nivel de software, descubrimos que la comunicación con el módulo se realizaba a través del protocolo SPI. Afortunadamente, nuestra experiencia previa configurando la tarjeta SD, que también usa SPI, nos ayudó a comprender la lógica de pines y a escribir rápidamente un sketch básico de comunicación.</w:t>
       </w:r>
     </w:p>
     <w:p/>
     <w:p>
       <w:r>
-        <w:t xml:space="preserve">Logramos establecer un enlace casi de inmediato; el nodo receptor nos confirmaba la llegada de paquetes y nos mostraba la intensidad de la señal (RSSI). Sin embargo, nos topamos con un problema frustrante: no podíamos leer el contenido del paquete, que aparecía en blanco. Después de mucha depuración, descubrimos que el error estaba en nuestra función de lectura. La librería de </w:t>
-      </w:r>
-      <w:proofErr w:type="spellStart"/>
-      <w:r>
-        <w:t>LoRa</w:t>
-      </w:r>
-      <w:proofErr w:type="spellEnd"/>
-      <w:r>
-        <w:t xml:space="preserve"> entregaba los datos como una secuencia de bytes, pero nuestra función inicial no añadía correctamente el carácter nulo de terminación al final del buffer antes de convertirlo a un </w:t>
-      </w:r>
-      <w:proofErr w:type="spellStart"/>
-      <w:r>
-        <w:t>String</w:t>
-      </w:r>
-      <w:proofErr w:type="spellEnd"/>
-      <w:r>
-        <w:t xml:space="preserve">. Esto provocaba </w:t>
+        <w:t xml:space="preserve">Logramos establecer un enlace casi de inmediato; el nodo receptor nos confirmaba la llegada de paquetes y nos mostraba la intensidad de la señal (RSSI). Sin embargo, nos topamos con un problema frustrante: no podíamos leer el contenido del paquete, que aparecía en blanco. Después de mucha depuración, descubrimos que el error estaba en nuestra función de lectura. La librería de LoRa entregaba los datos como una secuencia de bytes, pero nuestra función inicial no añadía correctamente el carácter nulo de terminación al final del buffer antes de convertirlo a un String. Esto provocaba </w:t>
       </w:r>
       <w:proofErr w:type="gramStart"/>
       <w:r>
@@ -28449,15 +26103,7 @@
     </w:p>
     <w:p>
       <w:r>
-        <w:t xml:space="preserve">En teoría, el siguiente paso era adaptar nuestro sketch complejo con sensores y librerías para que funcionara con </w:t>
-      </w:r>
-      <w:proofErr w:type="spellStart"/>
-      <w:r>
-        <w:t>LoRa</w:t>
-      </w:r>
-      <w:proofErr w:type="spellEnd"/>
-      <w:r>
-        <w:t>, y luego repetir todo el proceso que hicimos para XBee y que se planeaba para cualquier otro módulo futuro. En ese momento nos dimos cuenta de que este enfoque no era escalable. Crear un código completo y personalizado para cada tipo de radio sería un proceso muy largo, propenso a errores y difícil de mantener.</w:t>
+        <w:t>En teoría, el siguiente paso era adaptar nuestro sketch complejo con sensores y librerías para que funcionara con LoRa, y luego repetir todo el proceso que hicimos para XBee y que se planeaba para cualquier otro módulo futuro. En ese momento nos dimos cuenta de que este enfoque no era escalable. Crear un código completo y personalizado para cada tipo de radio sería un proceso muy largo, propenso a errores y difícil de mantener.</w:t>
       </w:r>
     </w:p>
     <w:p>
@@ -28467,68 +26113,12 @@
     </w:p>
     <w:p>
       <w:r>
-        <w:t>Luego, creamos clases específicas para cada radio, como "</w:t>
-      </w:r>
-      <w:proofErr w:type="spellStart"/>
-      <w:r>
-        <w:t>LoraRadio</w:t>
-      </w:r>
-      <w:proofErr w:type="spellEnd"/>
-      <w:r>
-        <w:t>" y "</w:t>
-      </w:r>
-      <w:proofErr w:type="spellStart"/>
-      <w:r>
-        <w:t>XBeeRadio</w:t>
-      </w:r>
-      <w:proofErr w:type="spellEnd"/>
-      <w:r>
-        <w:t xml:space="preserve">". Cada una de estas clases hereda de la interfaz y contiene el código de bajo nivel y los comandos específicos para su hardware particular. Sin embargo, al llamarlas desde nuestro programa principal, usamos las funciones genéricas de la interfaz. De esta forma, el código principal no necesita saber si está hablando con un </w:t>
-      </w:r>
-      <w:proofErr w:type="spellStart"/>
-      <w:r>
-        <w:t>LoRa</w:t>
-      </w:r>
-      <w:proofErr w:type="spellEnd"/>
-      <w:r>
-        <w:t xml:space="preserve"> o un XBee; simplemente le dice a la interfaz "envía estos datos".</w:t>
-      </w:r>
-    </w:p>
-    <w:p>
-      <w:r>
-        <w:t>El cambio es evidente al comparar el código anterior, "</w:t>
-      </w:r>
-      <w:proofErr w:type="spellStart"/>
-      <w:r>
-        <w:t>Normal_sensor.ino</w:t>
-      </w:r>
-      <w:proofErr w:type="spellEnd"/>
-      <w:r>
-        <w:t>", con el nuevo "</w:t>
-      </w:r>
-      <w:proofErr w:type="spellStart"/>
-      <w:r>
-        <w:t>EmisorUniversal.ino</w:t>
-      </w:r>
-      <w:proofErr w:type="spellEnd"/>
-      <w:r>
-        <w:t>". En el código antiguo, todo el programa estaba lleno de llamadas directas a "</w:t>
-      </w:r>
-      <w:proofErr w:type="spellStart"/>
-      <w:r>
-        <w:t>xbeeSerial</w:t>
-      </w:r>
-      <w:proofErr w:type="spellEnd"/>
-      <w:r>
-        <w:t xml:space="preserve">", acoplando fuertemente la lógica a un solo tipo de hardware. En el emisor universal, el código del </w:t>
-      </w:r>
-      <w:proofErr w:type="spellStart"/>
-      <w:r>
-        <w:t>loop</w:t>
-      </w:r>
-      <w:proofErr w:type="spellEnd"/>
-      <w:r>
-        <w:t xml:space="preserve"> es completamente agnóstico al radio. Utiliza un puntero genérico llamado "radio" y funciones como "radio-&gt;</w:t>
+        <w:t>Luego, creamos clases específicas para cada radio, como "LoraRadio" y "XBeeRadio". Cada una de estas clases hereda de la interfaz y contiene el código de bajo nivel y los comandos específicos para su hardware particular. Sin embargo, al llamarlas desde nuestro programa principal, usamos las funciones genéricas de la interfaz. De esta forma, el código principal no necesita saber si está hablando con un LoRa o un XBee; simplemente le dice a la interfaz "envía estos datos".</w:t>
+      </w:r>
+    </w:p>
+    <w:p>
+      <w:r>
+        <w:t>El cambio es evidente al comparar el código anterior, "Normal_sensor.ino", con el nuevo "EmisorUniversal.ino". En el código antiguo, todo el programa estaba lleno de llamadas directas a "xbeeSerial", acoplando fuertemente la lógica a un solo tipo de hardware. En el emisor universal, el código del loop es completamente agnóstico al radio. Utiliza un puntero genérico llamado "radio" y funciones como "radio-&gt;</w:t>
       </w:r>
       <w:proofErr w:type="gramStart"/>
       <w:r>
@@ -28541,31 +26131,7 @@
     </w:p>
     <w:p>
       <w:r>
-        <w:t>La magia ocurre en la sección de configuración. Con una sola línea de código, podemos decidir qué radio usar. Al definir "USE_LORA", el programa crea un objeto de la clase "</w:t>
-      </w:r>
-      <w:proofErr w:type="spellStart"/>
-      <w:r>
-        <w:t>LoraRadio</w:t>
-      </w:r>
-      <w:proofErr w:type="spellEnd"/>
-      <w:r>
-        <w:t>", lo configura con todos los parámetros necesarios a través de una estructura "</w:t>
-      </w:r>
-      <w:proofErr w:type="spellStart"/>
-      <w:r>
-        <w:t>LoRaConfig</w:t>
-      </w:r>
-      <w:proofErr w:type="spellEnd"/>
-      <w:r>
-        <w:t>", y lo asigna al puntero genérico "radio". Si quisiéramos cambiar a XBee, simplemente cambiaríamos la definición a "USE_XBEE" y el programa crearía un objeto "</w:t>
-      </w:r>
-      <w:proofErr w:type="spellStart"/>
-      <w:r>
-        <w:t>XBeeRadio</w:t>
-      </w:r>
-      <w:proofErr w:type="spellEnd"/>
-      <w:r>
-        <w:t>" en su lugar. Esta técnica, conocida como inyección de dependencias, nos permitió crear un sistema modular, limpio y fácilmente extensible para cualquier tecnología de radio que queramos probar en el futuro.</w:t>
+        <w:t>La magia ocurre en la sección de configuración. Con una sola línea de código, podemos decidir qué radio usar. Al definir "USE_LORA", el programa crea un objeto de la clase "LoraRadio", lo configura con todos los parámetros necesarios a través de una estructura "LoRaConfig", y lo asigna al puntero genérico "radio". Si quisiéramos cambiar a XBee, simplemente cambiaríamos la definición a "USE_XBEE" y el programa crearía un objeto "XBeeRadio" en su lugar. Esta técnica, conocida como inyección de dependencias, nos permitió crear un sistema modular, limpio y fácilmente extensible para cualquier tecnología de radio que queramos probar en el futuro.</w:t>
       </w:r>
     </w:p>
     <w:p>
@@ -28575,36 +26141,12 @@
     </w:p>
     <w:p>
       <w:r>
-        <w:t xml:space="preserve">El proceso de implementación fue notablemente rápido, ya que el trabajo más pesado ya estaba hecho. Contábamos con prototipos funcionales tanto para XBee como para </w:t>
-      </w:r>
-      <w:proofErr w:type="spellStart"/>
-      <w:r>
-        <w:t>LoRa</w:t>
-      </w:r>
-      <w:proofErr w:type="spellEnd"/>
-      <w:r>
-        <w:t>, el hardware estaba montado y sabíamos que los componentes se comunicaban. Por lo tanto, la tarea se centró exclusivamente en una reestructuración del software.</w:t>
-      </w:r>
-    </w:p>
-    <w:p>
-      <w:r>
-        <w:t xml:space="preserve">Creamos los sketches </w:t>
-      </w:r>
-      <w:proofErr w:type="spellStart"/>
-      <w:r>
-        <w:t>EmisorUniversal.ino</w:t>
-      </w:r>
-      <w:proofErr w:type="spellEnd"/>
-      <w:r>
-        <w:t xml:space="preserve"> y </w:t>
-      </w:r>
-      <w:proofErr w:type="spellStart"/>
-      <w:r>
-        <w:t>ReceptorUniversal.ino</w:t>
-      </w:r>
-      <w:proofErr w:type="spellEnd"/>
-      <w:r>
-        <w:t xml:space="preserve">. Durante el desarrollo, nos encontramos con un problema interesante de inicialización. Nuestro objetivo era que toda la configuración ocurriera dentro de la función </w:t>
+        <w:t>El proceso de implementación fue notablemente rápido, ya que el trabajo más pesado ya estaba hecho. Contábamos con prototipos funcionales tanto para XBee como para LoRa, el hardware estaba montado y sabíamos que los componentes se comunicaban. Por lo tanto, la tarea se centró exclusivamente en una reestructuración del software.</w:t>
+      </w:r>
+    </w:p>
+    <w:p>
+      <w:r>
+        <w:t xml:space="preserve">Creamos los sketches EmisorUniversal.ino y ReceptorUniversal.ino. Durante el desarrollo, nos encontramos con un problema interesante de inicialización. Nuestro objetivo era que toda la configuración ocurriera dentro de la función </w:t>
       </w:r>
       <w:proofErr w:type="gramStart"/>
       <w:r>
@@ -28612,36 +26154,15 @@
       </w:r>
       <w:proofErr w:type="gramEnd"/>
       <w:r>
-        <w:t xml:space="preserve">) de cada clase de radio. Esto funcionó perfectamente para </w:t>
-      </w:r>
-      <w:proofErr w:type="spellStart"/>
-      <w:r>
-        <w:t>LoRa</w:t>
-      </w:r>
-      <w:proofErr w:type="spellEnd"/>
-      <w:r>
-        <w:t xml:space="preserve">, pero descubrimos que para XBee, que depende de </w:t>
-      </w:r>
-      <w:proofErr w:type="spellStart"/>
-      <w:r>
-        <w:t>SoftwareSerial</w:t>
-      </w:r>
-      <w:proofErr w:type="spellEnd"/>
-      <w:r>
-        <w:t xml:space="preserve">, era </w:t>
+        <w:t xml:space="preserve">) de cada clase de radio. Esto funcionó perfectamente para LoRa, pero descubrimos que para XBee, que depende de SoftwareSerial, era </w:t>
       </w:r>
       <w:r>
         <w:lastRenderedPageBreak/>
         <w:t xml:space="preserve">más estable y seguro iniciar el puerto serial en el </w:t>
       </w:r>
-      <w:proofErr w:type="spellStart"/>
       <w:proofErr w:type="gramStart"/>
       <w:r>
-        <w:t>setup</w:t>
-      </w:r>
-      <w:proofErr w:type="spellEnd"/>
-      <w:r>
-        <w:t>(</w:t>
+        <w:t>setup(</w:t>
       </w:r>
       <w:proofErr w:type="gramEnd"/>
       <w:r>
@@ -28674,23 +26195,7 @@
         </w:numPr>
       </w:pPr>
       <w:r>
-        <w:t xml:space="preserve">Prueba con </w:t>
-      </w:r>
-      <w:proofErr w:type="spellStart"/>
-      <w:r>
-        <w:t>LoRa</w:t>
-      </w:r>
-      <w:proofErr w:type="spellEnd"/>
-      <w:r>
-        <w:t xml:space="preserve">: Sin cambiar nada en el hardware del prototipo usando antes con </w:t>
-      </w:r>
-      <w:proofErr w:type="spellStart"/>
-      <w:r>
-        <w:t>LoRa</w:t>
-      </w:r>
-      <w:proofErr w:type="spellEnd"/>
-      <w:r>
-        <w:t xml:space="preserve">, volvimos a los archivos de código y modificamos una sola línea en cada uno para activar Lora </w:t>
+        <w:t xml:space="preserve">Prueba con LoRa: Sin cambiar nada en el hardware del prototipo usando antes con LoRa, volvimos a los archivos de código y modificamos una sola línea en cada uno para activar Lora </w:t>
       </w:r>
       <w:r>
         <w:t>en</w:t>
@@ -28720,15 +26225,7 @@
         <w:fldChar w:fldCharType="end"/>
       </w:r>
       <w:r>
-        <w:t xml:space="preserve">. Tras compilar y cargar, los nodos </w:t>
-      </w:r>
-      <w:proofErr w:type="spellStart"/>
-      <w:r>
-        <w:t>LoRa</w:t>
-      </w:r>
-      <w:proofErr w:type="spellEnd"/>
-      <w:r>
-        <w:t xml:space="preserve"> también se comunicaron sin ningún problema</w:t>
+        <w:t>. Tras compilar y cargar, los nodos LoRa también se comunicaron sin ningún problema</w:t>
       </w:r>
       <w:r>
         <w:t xml:space="preserve"> como se puede apreciar en la </w:t>
@@ -28844,22 +26341,9 @@
         <w:t xml:space="preserve">. </w:t>
       </w:r>
       <w:r>
-        <w:t xml:space="preserve">Cambio entre </w:t>
-      </w:r>
-      <w:proofErr w:type="spellStart"/>
-      <w:r>
-        <w:t>Xbee</w:t>
-      </w:r>
-      <w:proofErr w:type="spellEnd"/>
-      <w:r>
-        <w:t xml:space="preserve"> y Lora a través de una sola </w:t>
-      </w:r>
-      <w:proofErr w:type="spellStart"/>
-      <w:r>
-        <w:t>linea</w:t>
+        <w:t>Cambio entre Xbee y Lora a través de una sola linea</w:t>
       </w:r>
       <w:bookmarkEnd w:id="78"/>
-      <w:proofErr w:type="spellEnd"/>
     </w:p>
     <w:p>
       <w:pPr>
@@ -28951,15 +26435,7 @@
         <w:t xml:space="preserve">. </w:t>
       </w:r>
       <w:r>
-        <w:t xml:space="preserve">Comunicación de </w:t>
-      </w:r>
-      <w:proofErr w:type="spellStart"/>
-      <w:r>
-        <w:t>LoRa</w:t>
-      </w:r>
-      <w:proofErr w:type="spellEnd"/>
-      <w:r>
-        <w:t xml:space="preserve"> al inyectarse los módulos de radio</w:t>
+        <w:t>Comunicación de LoRa al inyectarse los módulos de radio</w:t>
       </w:r>
       <w:bookmarkEnd w:id="79"/>
     </w:p>
@@ -29012,15 +26488,7 @@
         <w:t>rem</w:t>
       </w:r>
       <w:r>
-        <w:t xml:space="preserve">os una nueva clase que cumpla con el "contrato" de la </w:t>
-      </w:r>
-      <w:proofErr w:type="spellStart"/>
-      <w:r>
-        <w:t>RadioInterface</w:t>
-      </w:r>
-      <w:proofErr w:type="spellEnd"/>
-      <w:r>
-        <w:t xml:space="preserve"> y nuestro sistema universal será compatible con ella al instante.</w:t>
+        <w:t>os una nueva clase que cumpla con el "contrato" de la RadioInterface y nuestro sistema universal será compatible con ella al instante.</w:t>
       </w:r>
     </w:p>
     <w:p>
@@ -29080,23 +26548,7 @@
         <w:spacing w:line="480" w:lineRule="auto"/>
       </w:pPr>
       <w:r>
-        <w:t xml:space="preserve">El nRF24L01 es un módulo transceptor de radiofrecuencia de ultra bajo consumo (ULP) y alto rendimiento, diseñado por </w:t>
-      </w:r>
-      <w:proofErr w:type="spellStart"/>
-      <w:r>
-        <w:t>Nordic</w:t>
-      </w:r>
-      <w:proofErr w:type="spellEnd"/>
-      <w:r>
-        <w:t xml:space="preserve"> Semiconductor. Opera en la banda ISM (Industrial, Científica y Médica) de 2.4 GHz, la cual es de uso libre a nivel mundial. Su comunicación con microcontroladores se realiza a través del protocolo SPI (Serial </w:t>
-      </w:r>
-      <w:proofErr w:type="spellStart"/>
-      <w:r>
-        <w:t>Peripheral</w:t>
-      </w:r>
-      <w:proofErr w:type="spellEnd"/>
-      <w:r>
-        <w:t xml:space="preserve"> Interface), lo que facilita su integración en una amplia gama de proyectos de electrónica embebida. Entre sus características destacan una velocidad de datos configurable (250 kbps, 1 Mbps y 2 Mbps) y un manejo eficiente de la energía, lo que lo hace ideal para aplicaciones alimentadas por baterías.</w:t>
+        <w:t>El nRF24L01 es un módulo transceptor de radiofrecuencia de ultra bajo consumo (ULP) y alto rendimiento, diseñado por Nordic Semiconductor. Opera en la banda ISM (Industrial, Científica y Médica) de 2.4 GHz, la cual es de uso libre a nivel mundial. Su comunicación con microcontroladores se realiza a través del protocolo SPI (Serial Peripheral Interface), lo que facilita su integración en una amplia gama de proyectos de electrónica embebida. Entre sus características destacan una velocidad de datos configurable (250 kbps, 1 Mbps y 2 Mbps) y un manejo eficiente de la energía, lo que lo hace ideal para aplicaciones alimentadas por baterías.</w:t>
       </w:r>
     </w:p>
     <w:p>
@@ -29105,14 +26557,9 @@
       </w:pPr>
       <w:bookmarkStart w:id="81" w:name="_Toc211848138"/>
       <w:r>
-        <w:t xml:space="preserve">Configuración y </w:t>
-      </w:r>
-      <w:proofErr w:type="spellStart"/>
-      <w:r>
-        <w:t>pinout</w:t>
+        <w:t>Configuración y pinout</w:t>
       </w:r>
       <w:bookmarkEnd w:id="81"/>
-      <w:proofErr w:type="spellEnd"/>
     </w:p>
     <w:p>
       <w:pPr>
@@ -29143,23 +26590,7 @@
           <w:b/>
           <w:bCs/>
         </w:rPr>
-        <w:t xml:space="preserve">Facilitar el </w:t>
-      </w:r>
-      <w:proofErr w:type="spellStart"/>
-      <w:r>
-        <w:rPr>
-          <w:b/>
-          <w:bCs/>
-        </w:rPr>
-        <w:t>Pinout</w:t>
-      </w:r>
-      <w:proofErr w:type="spellEnd"/>
-      <w:r>
-        <w:rPr>
-          <w:b/>
-          <w:bCs/>
-        </w:rPr>
-        <w:t>:</w:t>
+        <w:t>Facilitar el Pinout:</w:t>
       </w:r>
       <w:r>
         <w:t xml:space="preserve"> Proporciona un conjunto de pines de conexión estándar (2.54 mm) más manejables que los del módulo nativo.</w:t>
@@ -29506,25 +26937,7 @@
                 <w:sz w:val="28"/>
                 <w:szCs w:val="28"/>
               </w:rPr>
-              <w:t xml:space="preserve">Chip </w:t>
-            </w:r>
-            <w:proofErr w:type="spellStart"/>
-            <w:r>
-              <w:rPr>
-                <w:rFonts w:ascii="Calibri Light" w:eastAsia="Calibri Light" w:hAnsi="Calibri Light" w:cs="Calibri Light"/>
-                <w:sz w:val="28"/>
-                <w:szCs w:val="28"/>
-              </w:rPr>
-              <w:t>Enable</w:t>
-            </w:r>
-            <w:proofErr w:type="spellEnd"/>
-            <w:r>
-              <w:rPr>
-                <w:rFonts w:ascii="Calibri Light" w:eastAsia="Calibri Light" w:hAnsi="Calibri Light" w:cs="Calibri Light"/>
-                <w:sz w:val="28"/>
-                <w:szCs w:val="28"/>
-              </w:rPr>
-              <w:t xml:space="preserve"> (Configurable)</w:t>
+              <w:t>Chip Enable (Configurable)</w:t>
             </w:r>
           </w:p>
         </w:tc>
@@ -29592,43 +27005,7 @@
                 <w:sz w:val="28"/>
                 <w:szCs w:val="28"/>
               </w:rPr>
-              <w:t xml:space="preserve">Chip </w:t>
-            </w:r>
-            <w:proofErr w:type="spellStart"/>
-            <w:r>
-              <w:rPr>
-                <w:rFonts w:ascii="Calibri Light" w:eastAsia="Calibri Light" w:hAnsi="Calibri Light" w:cs="Calibri Light"/>
-                <w:sz w:val="28"/>
-                <w:szCs w:val="28"/>
-              </w:rPr>
-              <w:t>Select</w:t>
-            </w:r>
-            <w:proofErr w:type="spellEnd"/>
-            <w:r>
-              <w:rPr>
-                <w:rFonts w:ascii="Calibri Light" w:eastAsia="Calibri Light" w:hAnsi="Calibri Light" w:cs="Calibri Light"/>
-                <w:sz w:val="28"/>
-                <w:szCs w:val="28"/>
-              </w:rPr>
-              <w:t xml:space="preserve"> </w:t>
-            </w:r>
-            <w:proofErr w:type="spellStart"/>
-            <w:r>
-              <w:rPr>
-                <w:rFonts w:ascii="Calibri Light" w:eastAsia="Calibri Light" w:hAnsi="Calibri Light" w:cs="Calibri Light"/>
-                <w:sz w:val="28"/>
-                <w:szCs w:val="28"/>
-              </w:rPr>
-              <w:t>Not</w:t>
-            </w:r>
-            <w:proofErr w:type="spellEnd"/>
-            <w:r>
-              <w:rPr>
-                <w:rFonts w:ascii="Calibri Light" w:eastAsia="Calibri Light" w:hAnsi="Calibri Light" w:cs="Calibri Light"/>
-                <w:sz w:val="28"/>
-                <w:szCs w:val="28"/>
-              </w:rPr>
-              <w:t xml:space="preserve"> (Configurable)</w:t>
+              <w:t>Chip Select Not (Configurable)</w:t>
             </w:r>
           </w:p>
         </w:tc>
@@ -29696,25 +27073,7 @@
                 <w:sz w:val="28"/>
                 <w:szCs w:val="28"/>
               </w:rPr>
-              <w:t xml:space="preserve">Serial </w:t>
-            </w:r>
-            <w:proofErr w:type="spellStart"/>
-            <w:r>
-              <w:rPr>
-                <w:rFonts w:ascii="Calibri Light" w:eastAsia="Calibri Light" w:hAnsi="Calibri Light" w:cs="Calibri Light"/>
-                <w:sz w:val="28"/>
-                <w:szCs w:val="28"/>
-              </w:rPr>
-              <w:t>Clock</w:t>
-            </w:r>
-            <w:proofErr w:type="spellEnd"/>
-            <w:r>
-              <w:rPr>
-                <w:rFonts w:ascii="Calibri Light" w:eastAsia="Calibri Light" w:hAnsi="Calibri Light" w:cs="Calibri Light"/>
-                <w:sz w:val="28"/>
-                <w:szCs w:val="28"/>
-              </w:rPr>
-              <w:t xml:space="preserve"> (SPI)</w:t>
+              <w:t>Serial Clock (SPI)</w:t>
             </w:r>
           </w:p>
         </w:tc>
@@ -29933,7 +27292,6 @@
                 <w:szCs w:val="28"/>
               </w:rPr>
             </w:pPr>
-            <w:proofErr w:type="spellStart"/>
             <w:r>
               <w:rPr>
                 <w:rFonts w:ascii="Calibri Light" w:eastAsia="Calibri Light" w:hAnsi="Calibri Light" w:cs="Calibri Light"/>
@@ -29941,29 +27299,8 @@
                 <w:sz w:val="28"/>
                 <w:szCs w:val="28"/>
               </w:rPr>
-              <w:t>Interrupt</w:t>
-            </w:r>
-            <w:proofErr w:type="spellEnd"/>
-            <w:r>
-              <w:rPr>
-                <w:rFonts w:ascii="Calibri Light" w:eastAsia="Calibri Light" w:hAnsi="Calibri Light" w:cs="Calibri Light"/>
-                <w:color w:val="1B1C1D"/>
-                <w:sz w:val="28"/>
-                <w:szCs w:val="28"/>
-              </w:rPr>
-              <w:t xml:space="preserve"> </w:t>
-            </w:r>
-            <w:proofErr w:type="spellStart"/>
-            <w:r>
-              <w:rPr>
-                <w:rFonts w:ascii="Calibri Light" w:eastAsia="Calibri Light" w:hAnsi="Calibri Light" w:cs="Calibri Light"/>
-                <w:color w:val="1B1C1D"/>
-                <w:sz w:val="28"/>
-                <w:szCs w:val="28"/>
-              </w:rPr>
-              <w:t>Request</w:t>
-            </w:r>
-            <w:proofErr w:type="spellEnd"/>
+              <w:t>Interrupt Request</w:t>
+            </w:r>
           </w:p>
         </w:tc>
       </w:tr>
@@ -30462,25 +27799,7 @@
                 <w:sz w:val="28"/>
                 <w:szCs w:val="28"/>
               </w:rPr>
-              <w:t xml:space="preserve">Chip </w:t>
-            </w:r>
-            <w:proofErr w:type="spellStart"/>
-            <w:r>
-              <w:rPr>
-                <w:rFonts w:asciiTheme="majorHAnsi" w:eastAsiaTheme="majorEastAsia" w:hAnsiTheme="majorHAnsi" w:cstheme="majorBidi"/>
-                <w:sz w:val="28"/>
-                <w:szCs w:val="28"/>
-              </w:rPr>
-              <w:t>Enable</w:t>
-            </w:r>
-            <w:proofErr w:type="spellEnd"/>
-            <w:r>
-              <w:rPr>
-                <w:rFonts w:asciiTheme="majorHAnsi" w:eastAsiaTheme="majorEastAsia" w:hAnsiTheme="majorHAnsi" w:cstheme="majorBidi"/>
-                <w:sz w:val="28"/>
-                <w:szCs w:val="28"/>
-              </w:rPr>
-              <w:t xml:space="preserve"> (Configurable)</w:t>
+              <w:t>Chip Enable (Configurable)</w:t>
             </w:r>
           </w:p>
         </w:tc>
@@ -30551,43 +27870,7 @@
                 <w:sz w:val="28"/>
                 <w:szCs w:val="28"/>
               </w:rPr>
-              <w:t xml:space="preserve">Chip </w:t>
-            </w:r>
-            <w:proofErr w:type="spellStart"/>
-            <w:r>
-              <w:rPr>
-                <w:rFonts w:asciiTheme="majorHAnsi" w:eastAsiaTheme="majorEastAsia" w:hAnsiTheme="majorHAnsi" w:cstheme="majorBidi"/>
-                <w:sz w:val="28"/>
-                <w:szCs w:val="28"/>
-              </w:rPr>
-              <w:t>Select</w:t>
-            </w:r>
-            <w:proofErr w:type="spellEnd"/>
-            <w:r>
-              <w:rPr>
-                <w:rFonts w:asciiTheme="majorHAnsi" w:eastAsiaTheme="majorEastAsia" w:hAnsiTheme="majorHAnsi" w:cstheme="majorBidi"/>
-                <w:sz w:val="28"/>
-                <w:szCs w:val="28"/>
-              </w:rPr>
-              <w:t xml:space="preserve"> </w:t>
-            </w:r>
-            <w:proofErr w:type="spellStart"/>
-            <w:r>
-              <w:rPr>
-                <w:rFonts w:asciiTheme="majorHAnsi" w:eastAsiaTheme="majorEastAsia" w:hAnsiTheme="majorHAnsi" w:cstheme="majorBidi"/>
-                <w:sz w:val="28"/>
-                <w:szCs w:val="28"/>
-              </w:rPr>
-              <w:t>Not</w:t>
-            </w:r>
-            <w:proofErr w:type="spellEnd"/>
-            <w:r>
-              <w:rPr>
-                <w:rFonts w:asciiTheme="majorHAnsi" w:eastAsiaTheme="majorEastAsia" w:hAnsiTheme="majorHAnsi" w:cstheme="majorBidi"/>
-                <w:sz w:val="28"/>
-                <w:szCs w:val="28"/>
-              </w:rPr>
-              <w:t xml:space="preserve"> (Configurable)</w:t>
+              <w:t>Chip Select Not (Configurable)</w:t>
             </w:r>
           </w:p>
         </w:tc>
@@ -30658,25 +27941,7 @@
                 <w:sz w:val="28"/>
                 <w:szCs w:val="28"/>
               </w:rPr>
-              <w:t xml:space="preserve">Serial </w:t>
-            </w:r>
-            <w:proofErr w:type="spellStart"/>
-            <w:r>
-              <w:rPr>
-                <w:rFonts w:asciiTheme="majorHAnsi" w:eastAsiaTheme="majorEastAsia" w:hAnsiTheme="majorHAnsi" w:cstheme="majorBidi"/>
-                <w:sz w:val="28"/>
-                <w:szCs w:val="28"/>
-              </w:rPr>
-              <w:t>Clock</w:t>
-            </w:r>
-            <w:proofErr w:type="spellEnd"/>
-            <w:r>
-              <w:rPr>
-                <w:rFonts w:asciiTheme="majorHAnsi" w:eastAsiaTheme="majorEastAsia" w:hAnsiTheme="majorHAnsi" w:cstheme="majorBidi"/>
-                <w:sz w:val="28"/>
-                <w:szCs w:val="28"/>
-              </w:rPr>
-              <w:t xml:space="preserve"> (SPI)</w:t>
+              <w:t>Serial Clock (SPI)</w:t>
             </w:r>
           </w:p>
         </w:tc>
@@ -30888,34 +28153,14 @@
                 <w:szCs w:val="28"/>
               </w:rPr>
             </w:pPr>
-            <w:proofErr w:type="spellStart"/>
             <w:r>
               <w:rPr>
                 <w:rFonts w:asciiTheme="majorHAnsi" w:eastAsiaTheme="majorEastAsia" w:hAnsiTheme="majorHAnsi" w:cstheme="majorBidi"/>
                 <w:sz w:val="28"/>
                 <w:szCs w:val="28"/>
               </w:rPr>
-              <w:t>Interrupt</w:t>
-            </w:r>
-            <w:proofErr w:type="spellEnd"/>
-            <w:r>
-              <w:rPr>
-                <w:rFonts w:asciiTheme="majorHAnsi" w:eastAsiaTheme="majorEastAsia" w:hAnsiTheme="majorHAnsi" w:cstheme="majorBidi"/>
-                <w:sz w:val="28"/>
-                <w:szCs w:val="28"/>
-              </w:rPr>
-              <w:t xml:space="preserve"> </w:t>
-            </w:r>
-            <w:proofErr w:type="spellStart"/>
-            <w:r>
-              <w:rPr>
-                <w:rFonts w:asciiTheme="majorHAnsi" w:eastAsiaTheme="majorEastAsia" w:hAnsiTheme="majorHAnsi" w:cstheme="majorBidi"/>
-                <w:sz w:val="28"/>
-                <w:szCs w:val="28"/>
-              </w:rPr>
-              <w:t>Request</w:t>
-            </w:r>
-            <w:proofErr w:type="spellEnd"/>
+              <w:t>Interrupt Request</w:t>
+            </w:r>
           </w:p>
         </w:tc>
       </w:tr>
@@ -31120,15 +28365,7 @@
       </w:pPr>
       <w:bookmarkStart w:id="94" w:name="_Toc211848143"/>
       <w:r>
-        <w:t>Modo de apagado (</w:t>
-      </w:r>
-      <w:proofErr w:type="spellStart"/>
-      <w:r>
-        <w:t>Power</w:t>
-      </w:r>
-      <w:proofErr w:type="spellEnd"/>
-      <w:r>
-        <w:t xml:space="preserve"> Down)</w:t>
+        <w:t>Modo de apagado (Power Down)</w:t>
       </w:r>
       <w:bookmarkEnd w:id="94"/>
     </w:p>
@@ -31137,15 +28374,7 @@
         <w:spacing w:line="480" w:lineRule="auto"/>
       </w:pPr>
       <w:r>
-        <w:t xml:space="preserve">Este modo representa el estado de más bajo consumo del módulo. Cuando se activa, la mayoría de los circuitos internos se desactivan, logrando un consumo de corriente residual de aproximadamente 900 </w:t>
-      </w:r>
-      <w:proofErr w:type="spellStart"/>
-      <w:r>
-        <w:t>nA</w:t>
-      </w:r>
-      <w:proofErr w:type="spellEnd"/>
-      <w:r>
-        <w:t>.</w:t>
+        <w:t>Este modo representa el estado de más bajo consumo del módulo. Cuando se activa, la mayoría de los circuitos internos se desactivan, logrando un consumo de corriente residual de aproximadamente 900 nA.</w:t>
       </w:r>
     </w:p>
     <w:p>
@@ -31170,7 +28399,6 @@
         </w:rPr>
         <w:t xml:space="preserve">Activación: Se controla mediante software a través de los comandos de la librería RF24, específicamente </w:t>
       </w:r>
-      <w:proofErr w:type="spellStart"/>
       <w:proofErr w:type="gramStart"/>
       <w:r>
         <w:rPr>
@@ -31180,7 +28408,6 @@
         </w:rPr>
         <w:t>radio.powerDown</w:t>
       </w:r>
-      <w:proofErr w:type="spellEnd"/>
       <w:proofErr w:type="gramEnd"/>
       <w:r>
         <w:rPr>
@@ -31198,23 +28425,13 @@
         </w:rPr>
         <w:t xml:space="preserve"> para entrar en este estado y </w:t>
       </w:r>
-      <w:proofErr w:type="spellStart"/>
       <w:r>
         <w:rPr>
           <w:rFonts w:ascii="Consolas" w:eastAsia="Consolas" w:hAnsi="Consolas" w:cs="Times New Roman"/>
           <w:szCs w:val="24"/>
           <w:lang w:val="es-ES"/>
         </w:rPr>
-        <w:t>radio.powerUp</w:t>
-      </w:r>
-      <w:proofErr w:type="spellEnd"/>
-      <w:r>
-        <w:rPr>
-          <w:rFonts w:ascii="Consolas" w:eastAsia="Consolas" w:hAnsi="Consolas" w:cs="Times New Roman"/>
-          <w:szCs w:val="24"/>
-          <w:lang w:val="es-ES"/>
-        </w:rPr>
-        <w:t>()</w:t>
+        <w:t>radio.powerUp()</w:t>
       </w:r>
       <w:r>
         <w:rPr>
@@ -31265,7 +28482,6 @@
         </w:rPr>
         <w:t xml:space="preserve"> Si bien este modo ofrece el máximo ahorro de energía, tiene una latencia de reactivación. Al salir del estado </w:t>
       </w:r>
-      <w:proofErr w:type="spellStart"/>
       <w:r>
         <w:rPr>
           <w:rFonts w:eastAsia="Calibri Light" w:cs="Times New Roman"/>
@@ -31274,18 +28490,7 @@
           <w:szCs w:val="24"/>
           <w:lang w:val="es-ES"/>
         </w:rPr>
-        <w:t>Power</w:t>
-      </w:r>
-      <w:proofErr w:type="spellEnd"/>
-      <w:r>
-        <w:rPr>
-          <w:rFonts w:eastAsia="Calibri Light" w:cs="Times New Roman"/>
-          <w:i/>
-          <w:iCs/>
-          <w:szCs w:val="24"/>
-          <w:lang w:val="es-ES"/>
-        </w:rPr>
-        <w:t xml:space="preserve"> Down</w:t>
+        <w:t>Power Down</w:t>
       </w:r>
       <w:r>
         <w:rPr>
@@ -31325,21 +28530,7 @@
           <w:lang w:val="es-ES"/>
         </w:rPr>
         <w:lastRenderedPageBreak/>
-        <w:t>Modo de espera (</w:t>
-      </w:r>
-      <w:proofErr w:type="spellStart"/>
-      <w:r>
-        <w:rPr>
-          <w:lang w:val="es-ES"/>
-        </w:rPr>
-        <w:t>standby</w:t>
-      </w:r>
-      <w:proofErr w:type="spellEnd"/>
-      <w:r>
-        <w:rPr>
-          <w:lang w:val="es-ES"/>
-        </w:rPr>
-        <w:t xml:space="preserve"> - I)</w:t>
+        <w:t>Modo de espera (standby - I)</w:t>
       </w:r>
       <w:bookmarkEnd w:id="95"/>
     </w:p>
@@ -31348,15 +28539,7 @@
         <w:spacing w:line="480" w:lineRule="auto"/>
       </w:pPr>
       <w:r>
-        <w:t xml:space="preserve">El modo </w:t>
-      </w:r>
-      <w:proofErr w:type="spellStart"/>
-      <w:r>
-        <w:t>Standby</w:t>
-      </w:r>
-      <w:proofErr w:type="spellEnd"/>
-      <w:r>
-        <w:t>-I es un estado de reposo intermedio que ofrece un equilibrio entre el ahorro de energía y la velocidad de respuesta. En este estado, los osciladores principales del módulo se mantienen activos, resultando en un consumo de aproximadamente 26 µA.</w:t>
+        <w:t>El modo Standby-I es un estado de reposo intermedio que ofrece un equilibrio entre el ahorro de energía y la velocidad de respuesta. En este estado, los osciladores principales del módulo se mantienen activos, resultando en un consumo de aproximadamente 26 µA.</w:t>
       </w:r>
     </w:p>
     <w:p>
@@ -31391,7 +28574,6 @@
         </w:rPr>
         <w:t xml:space="preserve"> Este es el estado por defecto en el que se encuentra el módulo inmediatamente después de ser inicializado con </w:t>
       </w:r>
-      <w:proofErr w:type="spellStart"/>
       <w:proofErr w:type="gramStart"/>
       <w:r>
         <w:rPr>
@@ -31401,7 +28583,6 @@
         </w:rPr>
         <w:t>radio.begin</w:t>
       </w:r>
-      <w:proofErr w:type="spellEnd"/>
       <w:proofErr w:type="gramEnd"/>
       <w:r>
         <w:rPr>
@@ -31419,43 +28600,31 @@
         </w:rPr>
         <w:t xml:space="preserve"> o </w:t>
       </w:r>
-      <w:proofErr w:type="spellStart"/>
       <w:r>
         <w:rPr>
           <w:rFonts w:ascii="Consolas" w:eastAsia="Consolas" w:hAnsi="Consolas" w:cs="Times New Roman"/>
           <w:szCs w:val="24"/>
           <w:lang w:val="es-ES"/>
         </w:rPr>
-        <w:t>radio.powerUp</w:t>
-      </w:r>
-      <w:proofErr w:type="spellEnd"/>
+        <w:t>radio.powerUp()</w:t>
+      </w:r>
+      <w:r>
+        <w:rPr>
+          <w:rFonts w:eastAsia="Calibri Light" w:cs="Times New Roman"/>
+          <w:szCs w:val="24"/>
+          <w:lang w:val="es-ES"/>
+        </w:rPr>
+        <w:t xml:space="preserve">. También transita a este modo cuando se detiene la escucha activa mediante </w:t>
+      </w:r>
+      <w:proofErr w:type="gramStart"/>
       <w:r>
         <w:rPr>
           <w:rFonts w:ascii="Consolas" w:eastAsia="Consolas" w:hAnsi="Consolas" w:cs="Times New Roman"/>
           <w:szCs w:val="24"/>
           <w:lang w:val="es-ES"/>
         </w:rPr>
-        <w:t>()</w:t>
-      </w:r>
-      <w:r>
-        <w:rPr>
-          <w:rFonts w:eastAsia="Calibri Light" w:cs="Times New Roman"/>
-          <w:szCs w:val="24"/>
-          <w:lang w:val="es-ES"/>
-        </w:rPr>
-        <w:t xml:space="preserve">. También transita a este modo cuando se detiene la escucha activa mediante </w:t>
-      </w:r>
-      <w:proofErr w:type="spellStart"/>
-      <w:proofErr w:type="gramStart"/>
-      <w:r>
-        <w:rPr>
-          <w:rFonts w:ascii="Consolas" w:eastAsia="Consolas" w:hAnsi="Consolas" w:cs="Times New Roman"/>
-          <w:szCs w:val="24"/>
-          <w:lang w:val="es-ES"/>
-        </w:rPr>
         <w:t>radio.stopListening</w:t>
       </w:r>
-      <w:proofErr w:type="spellEnd"/>
       <w:proofErr w:type="gramEnd"/>
       <w:r>
         <w:rPr>
@@ -31526,7 +28695,6 @@
         </w:rPr>
         <w:t xml:space="preserve">. Esto lo hace ideal para aplicaciones que requieren una respuesta rápida a eventos externos sin incurrir en la latencia del modo </w:t>
       </w:r>
-      <w:proofErr w:type="spellStart"/>
       <w:r>
         <w:rPr>
           <w:rFonts w:eastAsia="Calibri Light" w:cs="Times New Roman"/>
@@ -31535,18 +28703,7 @@
           <w:szCs w:val="24"/>
           <w:lang w:val="es-ES"/>
         </w:rPr>
-        <w:t>Power</w:t>
-      </w:r>
-      <w:proofErr w:type="spellEnd"/>
-      <w:r>
-        <w:rPr>
-          <w:rFonts w:eastAsia="Calibri Light" w:cs="Times New Roman"/>
-          <w:i/>
-          <w:iCs/>
-          <w:szCs w:val="24"/>
-          <w:lang w:val="es-ES"/>
-        </w:rPr>
-        <w:t xml:space="preserve"> Down</w:t>
+        <w:t>Power Down</w:t>
       </w:r>
       <w:r>
         <w:rPr>
@@ -31580,15 +28737,7 @@
         <w:spacing w:line="480" w:lineRule="auto"/>
       </w:pPr>
       <w:r>
-        <w:t xml:space="preserve">Aprovechando la flexibilidad de estos modos de bajo consumo, se implementó un protocolo de comunicación bidireccional diseñado para ser robusto y energéticamente eficiente. Esta estrategia permite no solo la transmisión de datos del sensor al coordinador, sino también la verificación periódica del estado del nodo sensor (un mecanismo de </w:t>
-      </w:r>
-      <w:proofErr w:type="spellStart"/>
-      <w:r>
-        <w:t>heartbeat</w:t>
-      </w:r>
-      <w:proofErr w:type="spellEnd"/>
-      <w:r>
-        <w:t xml:space="preserve"> o "pulso de vida").</w:t>
+        <w:t>Aprovechando la flexibilidad de estos modos de bajo consumo, se implementó un protocolo de comunicación bidireccional diseñado para ser robusto y energéticamente eficiente. Esta estrategia permite no solo la transmisión de datos del sensor al coordinador, sino también la verificación periódica del estado del nodo sensor (un mecanismo de heartbeat o "pulso de vida").</w:t>
       </w:r>
     </w:p>
     <w:p>
@@ -31628,25 +28777,7 @@
           <w:szCs w:val="24"/>
           <w:lang w:val="es-ES"/>
         </w:rPr>
-        <w:t xml:space="preserve">Transmisión del Sensor: El nodo sensor se activa, transmite su paquete de datos y, para maximizar la vida de su batería, entra inmediatamente en el modo </w:t>
-      </w:r>
-      <w:proofErr w:type="spellStart"/>
-      <w:r>
-        <w:rPr>
-          <w:rFonts w:eastAsia="Calibri Light" w:cs="Times New Roman"/>
-          <w:szCs w:val="24"/>
-          <w:lang w:val="es-ES"/>
-        </w:rPr>
-        <w:t>Power</w:t>
-      </w:r>
-      <w:proofErr w:type="spellEnd"/>
-      <w:r>
-        <w:rPr>
-          <w:rFonts w:eastAsia="Calibri Light" w:cs="Times New Roman"/>
-          <w:szCs w:val="24"/>
-          <w:lang w:val="es-ES"/>
-        </w:rPr>
-        <w:t xml:space="preserve"> Down.</w:t>
+        <w:t>Transmisión del Sensor: El nodo sensor se activa, transmite su paquete de datos y, para maximizar la vida de su batería, entra inmediatamente en el modo Power Down.</w:t>
       </w:r>
     </w:p>
     <w:p>
@@ -31811,115 +28942,7 @@
           <w:szCs w:val="24"/>
           <w:lang w:val="es-ES"/>
         </w:rPr>
-        <w:t>Para mejorar el sistema de una simple red de transmisión en tiempo real a una plataforma de adquisición de datos robusta, se integraron dos componentes de hardware cruciales: una memoria EEPROM (</w:t>
-      </w:r>
-      <w:proofErr w:type="spellStart"/>
-      <w:r>
-        <w:rPr>
-          <w:rFonts w:eastAsia="Calibri Light" w:cs="Times New Roman"/>
-          <w:szCs w:val="24"/>
-          <w:lang w:val="es-ES"/>
-        </w:rPr>
-        <w:t>Electrically</w:t>
-      </w:r>
-      <w:proofErr w:type="spellEnd"/>
-      <w:r>
-        <w:rPr>
-          <w:rFonts w:eastAsia="Calibri Light" w:cs="Times New Roman"/>
-          <w:szCs w:val="24"/>
-          <w:lang w:val="es-ES"/>
-        </w:rPr>
-        <w:t xml:space="preserve"> </w:t>
-      </w:r>
-      <w:proofErr w:type="spellStart"/>
-      <w:r>
-        <w:rPr>
-          <w:rFonts w:eastAsia="Calibri Light" w:cs="Times New Roman"/>
-          <w:szCs w:val="24"/>
-          <w:lang w:val="es-ES"/>
-        </w:rPr>
-        <w:t>Erasable</w:t>
-      </w:r>
-      <w:proofErr w:type="spellEnd"/>
-      <w:r>
-        <w:rPr>
-          <w:rFonts w:eastAsia="Calibri Light" w:cs="Times New Roman"/>
-          <w:szCs w:val="24"/>
-          <w:lang w:val="es-ES"/>
-        </w:rPr>
-        <w:t xml:space="preserve"> </w:t>
-      </w:r>
-      <w:proofErr w:type="spellStart"/>
-      <w:r>
-        <w:rPr>
-          <w:rFonts w:eastAsia="Calibri Light" w:cs="Times New Roman"/>
-          <w:szCs w:val="24"/>
-          <w:lang w:val="es-ES"/>
-        </w:rPr>
-        <w:t>Programmable</w:t>
-      </w:r>
-      <w:proofErr w:type="spellEnd"/>
-      <w:r>
-        <w:rPr>
-          <w:rFonts w:eastAsia="Calibri Light" w:cs="Times New Roman"/>
-          <w:szCs w:val="24"/>
-          <w:lang w:val="es-ES"/>
-        </w:rPr>
-        <w:t xml:space="preserve"> </w:t>
-      </w:r>
-      <w:proofErr w:type="spellStart"/>
-      <w:r>
-        <w:rPr>
-          <w:rFonts w:eastAsia="Calibri Light" w:cs="Times New Roman"/>
-          <w:szCs w:val="24"/>
-          <w:lang w:val="es-ES"/>
-        </w:rPr>
-        <w:t>Read-Only</w:t>
-      </w:r>
-      <w:proofErr w:type="spellEnd"/>
-      <w:r>
-        <w:rPr>
-          <w:rFonts w:eastAsia="Calibri Light" w:cs="Times New Roman"/>
-          <w:szCs w:val="24"/>
-          <w:lang w:val="es-ES"/>
-        </w:rPr>
-        <w:t xml:space="preserve"> </w:t>
-      </w:r>
-      <w:proofErr w:type="spellStart"/>
-      <w:r>
-        <w:rPr>
-          <w:rFonts w:eastAsia="Calibri Light" w:cs="Times New Roman"/>
-          <w:szCs w:val="24"/>
-          <w:lang w:val="es-ES"/>
-        </w:rPr>
-        <w:t>Memory</w:t>
-      </w:r>
-      <w:proofErr w:type="spellEnd"/>
-      <w:r>
-        <w:rPr>
-          <w:rFonts w:eastAsia="Calibri Light" w:cs="Times New Roman"/>
-          <w:szCs w:val="24"/>
-          <w:lang w:val="es-ES"/>
-        </w:rPr>
-        <w:t xml:space="preserve">) y un RTC (Real-Time </w:t>
-      </w:r>
-      <w:proofErr w:type="spellStart"/>
-      <w:r>
-        <w:rPr>
-          <w:rFonts w:eastAsia="Calibri Light" w:cs="Times New Roman"/>
-          <w:szCs w:val="24"/>
-          <w:lang w:val="es-ES"/>
-        </w:rPr>
-        <w:t>Clock</w:t>
-      </w:r>
-      <w:proofErr w:type="spellEnd"/>
-      <w:r>
-        <w:rPr>
-          <w:rFonts w:eastAsia="Calibri Light" w:cs="Times New Roman"/>
-          <w:szCs w:val="24"/>
-          <w:lang w:val="es-ES"/>
-        </w:rPr>
-        <w:t>). El objetivo de esta mejora fue dotar a los nodos de la capacidad de almacenar datos de forma persistente y de contextualizar cada evento con una marca de tiempo precisa.</w:t>
+        <w:t>Para mejorar el sistema de una simple red de transmisión en tiempo real a una plataforma de adquisición de datos robusta, se integraron dos componentes de hardware cruciales: una memoria EEPROM (Electrically Erasable Programmable Read-Only Memory) y un RTC (Real-Time Clock). El objetivo de esta mejora fue dotar a los nodos de la capacidad de almacenar datos de forma persistente y de contextualizar cada evento con una marca de tiempo precisa.</w:t>
       </w:r>
     </w:p>
     <w:p>
@@ -31993,25 +29016,7 @@
           <w:szCs w:val="24"/>
           <w:lang w:val="es-ES"/>
         </w:rPr>
-        <w:t xml:space="preserve">Al registrar estos valores en la EEPROM, el estado de la comunicación se preserva incluso si el nodo se apaga o se reinicia. Al volver a encenderse, el nodo puede leer el último estado guardado y continuar su operación sin perder la secuencia. Esto es fundamental para realizar un análisis </w:t>
-      </w:r>
-      <w:proofErr w:type="spellStart"/>
-      <w:r>
-        <w:rPr>
-          <w:rFonts w:eastAsia="Calibri Light" w:cs="Times New Roman"/>
-          <w:szCs w:val="24"/>
-          <w:lang w:val="es-ES"/>
-        </w:rPr>
-        <w:t>post-operativo</w:t>
-      </w:r>
-      <w:proofErr w:type="spellEnd"/>
-      <w:r>
-        <w:rPr>
-          <w:rFonts w:eastAsia="Calibri Light" w:cs="Times New Roman"/>
-          <w:szCs w:val="24"/>
-          <w:lang w:val="es-ES"/>
-        </w:rPr>
-        <w:t xml:space="preserve"> preciso de la fiabilidad de la red, permitiendo calcular con exactitud la tasa de envío y recepción de paquetes a lo largo de ciclos de energía completos.</w:t>
+        <w:t>Al registrar estos valores en la EEPROM, el estado de la comunicación se preserva incluso si el nodo se apaga o se reinicia. Al volver a encenderse, el nodo puede leer el último estado guardado y continuar su operación sin perder la secuencia. Esto es fundamental para realizar un análisis post-operativo preciso de la fiabilidad de la red, permitiendo calcular con exactitud la tasa de envío y recepción de paquetes a lo largo de ciclos de energía completos.</w:t>
       </w:r>
     </w:p>
     <w:p>
@@ -32043,27 +29048,13 @@
         <w:rPr>
           <w:rFonts w:eastAsia="Calibri Light"/>
         </w:rPr>
-        <w:t xml:space="preserve"> Módulo RTC (Real-Time </w:t>
-      </w:r>
-      <w:proofErr w:type="spellStart"/>
+        <w:t xml:space="preserve"> Módulo RTC (Real-Time Clock)</w:t>
+      </w:r>
+      <w:bookmarkEnd w:id="99"/>
       <w:r>
         <w:rPr>
           <w:rFonts w:eastAsia="Calibri Light"/>
         </w:rPr>
-        <w:t>Clock</w:t>
-      </w:r>
-      <w:proofErr w:type="spellEnd"/>
-      <w:r>
-        <w:rPr>
-          <w:rFonts w:eastAsia="Calibri Light"/>
-        </w:rPr>
-        <w:t>)</w:t>
-      </w:r>
-      <w:bookmarkEnd w:id="99"/>
-      <w:r>
-        <w:rPr>
-          <w:rFonts w:eastAsia="Calibri Light"/>
-        </w:rPr>
         <w:t xml:space="preserve"> </w:t>
       </w:r>
     </w:p>
@@ -32084,7 +29075,6 @@
         </w:rPr>
         <w:t xml:space="preserve">Si bien los temporizadores internos de los microcontroladores (como la función </w:t>
       </w:r>
-      <w:proofErr w:type="spellStart"/>
       <w:proofErr w:type="gramStart"/>
       <w:r>
         <w:rPr>
@@ -32092,16 +29082,7 @@
           <w:szCs w:val="24"/>
           <w:lang w:val="es-ES"/>
         </w:rPr>
-        <w:t>millis</w:t>
-      </w:r>
-      <w:proofErr w:type="spellEnd"/>
-      <w:r>
-        <w:rPr>
-          <w:rFonts w:eastAsia="Consolas" w:cs="Times New Roman"/>
-          <w:szCs w:val="24"/>
-          <w:lang w:val="es-ES"/>
-        </w:rPr>
-        <w:t>(</w:t>
+        <w:t>millis(</w:t>
       </w:r>
       <w:proofErr w:type="gramEnd"/>
       <w:r>
@@ -32273,25 +29254,7 @@
           <w:szCs w:val="24"/>
           <w:lang w:val="es-ES"/>
         </w:rPr>
-        <w:t xml:space="preserve"> Si un nodo sensor deja de transmitir, el </w:t>
-      </w:r>
-      <w:proofErr w:type="spellStart"/>
-      <w:r>
-        <w:rPr>
-          <w:rFonts w:eastAsia="Calibri Light" w:cs="Times New Roman"/>
-          <w:szCs w:val="24"/>
-          <w:lang w:val="es-ES"/>
-        </w:rPr>
-        <w:t>timestamp</w:t>
-      </w:r>
-      <w:proofErr w:type="spellEnd"/>
-      <w:r>
-        <w:rPr>
-          <w:rFonts w:eastAsia="Calibri Light" w:cs="Times New Roman"/>
-          <w:szCs w:val="24"/>
-          <w:lang w:val="es-ES"/>
-        </w:rPr>
-        <w:t xml:space="preserve"> del último mensaje recibido indica con precisión cuándo ocurrió el fallo.</w:t>
+        <w:t xml:space="preserve"> Si un nodo sensor deja de transmitir, el timestamp del último mensaje recibido indica con precisión cuándo ocurrió el fallo.</w:t>
       </w:r>
     </w:p>
     <w:p>
@@ -32341,25 +29304,7 @@
           <w:szCs w:val="24"/>
           <w:lang w:val="es-ES"/>
         </w:rPr>
-        <w:t xml:space="preserve">En conjunto, la EEPROM y el RTC transforman los nodos de simples transceptores a registradores de datos (data </w:t>
-      </w:r>
-      <w:proofErr w:type="spellStart"/>
-      <w:r>
-        <w:rPr>
-          <w:rFonts w:eastAsia="Calibri Light" w:cs="Times New Roman"/>
-          <w:szCs w:val="24"/>
-          <w:lang w:val="es-ES"/>
-        </w:rPr>
-        <w:t>loggers</w:t>
-      </w:r>
-      <w:proofErr w:type="spellEnd"/>
-      <w:r>
-        <w:rPr>
-          <w:rFonts w:eastAsia="Calibri Light" w:cs="Times New Roman"/>
-          <w:szCs w:val="24"/>
-          <w:lang w:val="es-ES"/>
-        </w:rPr>
-        <w:t>) avanzados, mejorando drásticamente la capacidad de análisis, depuración y validación del rendimiento general del sistema.</w:t>
+        <w:t>En conjunto, la EEPROM y el RTC transforman los nodos de simples transceptores a registradores de datos (data loggers) avanzados, mejorando drásticamente la capacidad de análisis, depuración y validación del rendimiento general del sistema.</w:t>
       </w:r>
     </w:p>
     <w:p>
@@ -32367,19 +29312,12 @@
         <w:pStyle w:val="Ttulo3"/>
       </w:pPr>
       <w:bookmarkStart w:id="100" w:name="_Toc212026297"/>
-      <w:proofErr w:type="spellStart"/>
-      <w:r>
-        <w:t>Creacion</w:t>
-      </w:r>
-      <w:proofErr w:type="spellEnd"/>
-      <w:r>
-        <w:t xml:space="preserve"> de </w:t>
-      </w:r>
-      <w:proofErr w:type="spellStart"/>
+      <w:r>
+        <w:t xml:space="preserve">Creacion de </w:t>
+      </w:r>
       <w:r>
         <w:t>UniversalRadioWSN</w:t>
       </w:r>
-      <w:proofErr w:type="spellEnd"/>
       <w:r>
         <w:t xml:space="preserve"> como librería</w:t>
       </w:r>
@@ -32397,68 +29335,12 @@
     </w:p>
     <w:p>
       <w:r>
-        <w:t>El proceso implicó reestructurar por completo nuestros archivos. Aprendimos que una librería de Arduino sigue una estructura de carpetas estricta que el IDE sí sabe cómo interpretar. Creamos una carpeta principal para la librería y, dentro de ella, un subdirectorio llamado `</w:t>
-      </w:r>
-      <w:proofErr w:type="spellStart"/>
-      <w:r>
-        <w:t>src</w:t>
-      </w:r>
-      <w:proofErr w:type="spellEnd"/>
-      <w:r>
-        <w:t>` (</w:t>
-      </w:r>
-      <w:proofErr w:type="spellStart"/>
-      <w:r>
-        <w:t>source</w:t>
-      </w:r>
-      <w:proofErr w:type="spellEnd"/>
-      <w:r>
-        <w:t>) donde movimos todos nuestros archivos de bajo nivel: la interfaz `</w:t>
-      </w:r>
-      <w:proofErr w:type="spellStart"/>
-      <w:r>
-        <w:t>RadioInterface.h</w:t>
-      </w:r>
-      <w:proofErr w:type="spellEnd"/>
-      <w:r>
-        <w:t>` y las clases concretas como `</w:t>
-      </w:r>
-      <w:proofErr w:type="spellStart"/>
-      <w:r>
-        <w:t>LoraRadio.h</w:t>
-      </w:r>
-      <w:proofErr w:type="spellEnd"/>
-      <w:r>
-        <w:t>` y `</w:t>
-      </w:r>
-      <w:proofErr w:type="spellStart"/>
-      <w:r>
-        <w:t>XBeeRadio.h</w:t>
-      </w:r>
-      <w:proofErr w:type="spellEnd"/>
-      <w:r>
-        <w:t>`.</w:t>
-      </w:r>
-    </w:p>
-    <w:p>
-      <w:r>
-        <w:t>Este cambio nos permitió simplemente incluir nuestra librería en cualquier sketch con una sola línea de código, como `#include &lt;</w:t>
-      </w:r>
-      <w:proofErr w:type="spellStart"/>
-      <w:r>
-        <w:t>UniversalRadioWSN.h</w:t>
-      </w:r>
-      <w:proofErr w:type="spellEnd"/>
-      <w:r>
-        <w:t>&gt;`, y el IDE automáticamente encontraría y compilaría todos los archivos necesarios desde la carpeta `</w:t>
-      </w:r>
-      <w:proofErr w:type="spellStart"/>
-      <w:r>
-        <w:t>src</w:t>
-      </w:r>
-      <w:proofErr w:type="spellEnd"/>
-      <w:r>
-        <w:t>`</w:t>
+        <w:t>El proceso implicó reestructurar por completo nuestros archivos. Aprendimos que una librería de Arduino sigue una estructura de carpetas estricta que el IDE sí sabe cómo interpretar. Creamos una carpeta principal para la librería y, dentro de ella, un subdirectorio llamado `src` (source) donde movimos todos nuestros archivos de bajo nivel: la interfaz `RadioInterface.h` y las clases concretas como `LoraRadio.h` y `XBeeRadio.h`.</w:t>
+      </w:r>
+    </w:p>
+    <w:p>
+      <w:r>
+        <w:t>Este cambio nos permitió simplemente incluir nuestra librería en cualquier sketch con una sola línea de código, como `#include &lt;UniversalRadioWSN.h&gt;`, y el IDE automáticamente encontraría y compilaría todos los archivos necesarios desde la carpeta `src`</w:t>
       </w:r>
       <w:r>
         <w:t xml:space="preserve"> esto se puede apreciar más fácil en la </w:t>
@@ -32566,15 +29448,7 @@
         <w:t xml:space="preserve">. </w:t>
       </w:r>
       <w:r>
-        <w:t xml:space="preserve">Organización de </w:t>
-      </w:r>
-      <w:proofErr w:type="spellStart"/>
-      <w:r>
-        <w:t>UniversalRadioWSN</w:t>
-      </w:r>
-      <w:proofErr w:type="spellEnd"/>
-      <w:r>
-        <w:t xml:space="preserve"> como librería</w:t>
+        <w:t>Organización de UniversalRadioWSN como librería</w:t>
       </w:r>
       <w:bookmarkEnd w:id="101"/>
     </w:p>
@@ -32583,31 +29457,7 @@
         <w:t>Esto resolvió de raíz el problema de la gestión de archivos, a</w:t>
       </w:r>
       <w:r>
-        <w:t>demás, para que la librería fuera completa y fácil de usar en el futuro, movimos nuestros sketches de aplicación, como `</w:t>
-      </w:r>
-      <w:proofErr w:type="spellStart"/>
-      <w:r>
-        <w:t>EmisorUniversal.ino</w:t>
-      </w:r>
-      <w:proofErr w:type="spellEnd"/>
-      <w:r>
-        <w:t>` y `</w:t>
-      </w:r>
-      <w:proofErr w:type="spellStart"/>
-      <w:r>
-        <w:t>ReceptorUniversal.ino</w:t>
-      </w:r>
-      <w:proofErr w:type="spellEnd"/>
-      <w:r>
-        <w:t>`, a una carpeta llamada `</w:t>
-      </w:r>
-      <w:proofErr w:type="spellStart"/>
-      <w:r>
-        <w:t>examples</w:t>
-      </w:r>
-      <w:proofErr w:type="spellEnd"/>
-      <w:r>
-        <w:t>`. De esta manera, cualquiera que instale la librería puede abrir estos ejemplos directamente desde el menú del IDE de Arduino para ver un caso de uso funcional y completo. Esta práctica no solo sirve como una excelente documentación, sino que también asegura que tengamos una base de código estable y probada para iniciar cualquier nuevo proyecto que utilice nuestro sistema de radio.</w:t>
+        <w:t>demás, para que la librería fuera completa y fácil de usar en el futuro, movimos nuestros sketches de aplicación, como `EmisorUniversal.ino` y `ReceptorUniversal.ino`, a una carpeta llamada `examples`. De esta manera, cualquiera que instale la librería puede abrir estos ejemplos directamente desde el menú del IDE de Arduino para ver un caso de uso funcional y completo. Esta práctica no solo sirve como una excelente documentación, sino que también asegura que tengamos una base de código estable y probada para iniciar cualquier nuevo proyecto que utilice nuestro sistema de radio.</w:t>
       </w:r>
     </w:p>
     <w:p/>
@@ -32696,29 +29546,13 @@
       </w:r>
       <w:proofErr w:type="gramEnd"/>
       <w:r>
-        <w:t xml:space="preserve"> al nodo a operar continuamente en estado de trabajo (leyendo sensores, procesando y transmitiendo), lo que nos permite medir una corriente activa (</w:t>
-      </w:r>
-      <w:proofErr w:type="spellStart"/>
-      <w:r>
-        <w:t>I_activa</w:t>
-      </w:r>
-      <w:proofErr w:type="spellEnd"/>
-      <w:r>
-        <w:t>) estable. El segundo sketch fuerza al nodo a permanecer en estado de reposo (ya sea inactivo o en sueño profundo</w:t>
+        <w:t xml:space="preserve"> al nodo a operar continuamente en estado de trabajo (leyendo sensores, procesando y transmitiendo), lo que nos permite medir una corriente activa (I_activa) estable. El segundo sketch fuerza al nodo a permanecer en estado de reposo (ya sea inactivo o en sueño profundo</w:t>
       </w:r>
       <w:r>
         <w:t xml:space="preserve"> dependiendo el código que estemos evaluando</w:t>
       </w:r>
       <w:r>
-        <w:t>), dándonos una lectura estable de la corriente de reposo (</w:t>
-      </w:r>
-      <w:proofErr w:type="spellStart"/>
-      <w:r>
-        <w:t>I_reposo</w:t>
-      </w:r>
-      <w:proofErr w:type="spellEnd"/>
-      <w:r>
-        <w:t>).</w:t>
+        <w:t>), dándonos una lectura estable de la corriente de reposo (I_reposo).</w:t>
       </w:r>
     </w:p>
     <w:p>
@@ -32737,34 +29571,13 @@
       <w:r>
         <w:t xml:space="preserve">Medición de Tiempos: Con el código original, usamos la función </w:t>
       </w:r>
-      <w:proofErr w:type="spellStart"/>
       <w:proofErr w:type="gramStart"/>
       <w:r>
-        <w:t>millis</w:t>
-      </w:r>
-      <w:proofErr w:type="spellEnd"/>
-      <w:r>
-        <w:t>(</w:t>
+        <w:t>millis(</w:t>
       </w:r>
       <w:proofErr w:type="gramEnd"/>
       <w:r>
-        <w:t>) para medir con precisión la duración del estado de trabajo (</w:t>
-      </w:r>
-      <w:proofErr w:type="spellStart"/>
-      <w:r>
-        <w:t>T_activo</w:t>
-      </w:r>
-      <w:proofErr w:type="spellEnd"/>
-      <w:r>
-        <w:t>). El tiempo de reposo (</w:t>
-      </w:r>
-      <w:proofErr w:type="spellStart"/>
-      <w:r>
-        <w:t>T_reposo</w:t>
-      </w:r>
-      <w:proofErr w:type="spellEnd"/>
-      <w:r>
-        <w:t>) ya lo conocemos, pues es un valor que programamos en el código.</w:t>
+        <w:t>) para medir con precisión la duración del estado de trabajo (T_activo). El tiempo de reposo (T_reposo) ya lo conocemos, pues es un valor que programamos en el código.</w:t>
       </w:r>
     </w:p>
     <w:p>
@@ -32786,61 +29599,8 @@
       <w:r>
         <w:t xml:space="preserve"> </w:t>
       </w:r>
-      <w:proofErr w:type="spellStart"/>
-      <w:r>
-        <w:t>I_promedio</w:t>
-      </w:r>
-      <w:proofErr w:type="spellEnd"/>
-      <w:r>
-        <w:t xml:space="preserve"> = ((</w:t>
-      </w:r>
-      <w:proofErr w:type="spellStart"/>
-      <w:r>
-        <w:t>I_activa</w:t>
-      </w:r>
-      <w:proofErr w:type="spellEnd"/>
-      <w:r>
-        <w:t xml:space="preserve"> × </w:t>
-      </w:r>
-      <w:proofErr w:type="spellStart"/>
-      <w:r>
-        <w:t>T_activo</w:t>
-      </w:r>
-      <w:proofErr w:type="spellEnd"/>
-      <w:r>
-        <w:t>) + (</w:t>
-      </w:r>
-      <w:proofErr w:type="spellStart"/>
-      <w:r>
-        <w:t>I_reposo</w:t>
-      </w:r>
-      <w:proofErr w:type="spellEnd"/>
-      <w:r>
-        <w:t xml:space="preserve"> × </w:t>
-      </w:r>
-      <w:proofErr w:type="spellStart"/>
-      <w:r>
-        <w:t>T_reposo</w:t>
-      </w:r>
-      <w:proofErr w:type="spellEnd"/>
-      <w:r>
-        <w:t>)) / (</w:t>
-      </w:r>
-      <w:proofErr w:type="spellStart"/>
-      <w:r>
-        <w:t>T_activo</w:t>
-      </w:r>
-      <w:proofErr w:type="spellEnd"/>
-      <w:r>
-        <w:t xml:space="preserve"> + </w:t>
-      </w:r>
-      <w:proofErr w:type="spellStart"/>
-      <w:r>
-        <w:t>T_reposo</w:t>
-      </w:r>
-      <w:proofErr w:type="spellEnd"/>
-      <w:r>
-        <w:t>)</w:t>
+      <w:r>
+        <w:t>I_promedio = ((I_activa × T_activo) + (I_reposo × T_reposo)) / (T_activo + T_reposo)</w:t>
       </w:r>
     </w:p>
     <w:p/>
@@ -32852,15 +29612,7 @@
         <w:t xml:space="preserve">: </w:t>
       </w:r>
       <w:r>
-        <w:t xml:space="preserve">Autonomía (horas) = Capacidad de la Batería (mAh) / </w:t>
-      </w:r>
-      <w:proofErr w:type="spellStart"/>
-      <w:r>
-        <w:t>I_promedio</w:t>
-      </w:r>
-      <w:proofErr w:type="spellEnd"/>
-      <w:r>
-        <w:t xml:space="preserve"> (mA)</w:t>
+        <w:t>Autonomía (horas) = Capacidad de la Batería (mAh) / I_promedio (mA)</w:t>
       </w:r>
     </w:p>
     <w:p>
@@ -33225,15 +29977,7 @@
         <w:t xml:space="preserve">. </w:t>
       </w:r>
       <w:r>
-        <w:t xml:space="preserve">Medición de consumo en estado de </w:t>
-      </w:r>
-      <w:proofErr w:type="spellStart"/>
-      <w:r>
-        <w:t>delay</w:t>
-      </w:r>
-      <w:proofErr w:type="spellEnd"/>
-      <w:r>
-        <w:t xml:space="preserve"> en el nodo sensor</w:t>
+        <w:t>Medición de consumo en estado de delay en el nodo sensor</w:t>
       </w:r>
       <w:bookmarkEnd w:id="108"/>
     </w:p>
@@ -33284,18 +30028,8 @@
           <w:color w:val="1B1C1D"/>
           <w:szCs w:val="24"/>
         </w:rPr>
-        <w:t xml:space="preserve"> </w:t>
-      </w:r>
-      <w:proofErr w:type="spellStart"/>
-      <w:r>
-        <w:rPr>
-          <w:rFonts w:eastAsia="Calibri Light" w:cs="Times New Roman"/>
-          <w:color w:val="1B1C1D"/>
-          <w:szCs w:val="24"/>
-        </w:rPr>
-        <w:t>Xbee</w:t>
-      </w:r>
-      <w:proofErr w:type="spellEnd"/>
+        <w:t xml:space="preserve"> Xbee</w:t>
+      </w:r>
       <w:r>
         <w:rPr>
           <w:rFonts w:eastAsia="Calibri Light" w:cs="Times New Roman"/>
@@ -33755,6 +30489,37 @@
     </w:p>
     <w:p>
       <w:pPr>
+        <w:pStyle w:val="Descripcin"/>
+        <w:keepNext/>
+        <w:jc w:val="center"/>
+      </w:pPr>
+      <w:r>
+        <w:t xml:space="preserve">Ecuación </w:t>
+      </w:r>
+      <w:r>
+        <w:fldChar w:fldCharType="begin"/>
+      </w:r>
+      <w:r>
+        <w:instrText xml:space="preserve"> SEQ Ecuación \* ARABIC </w:instrText>
+      </w:r>
+      <w:r>
+        <w:fldChar w:fldCharType="separate"/>
+      </w:r>
+      <w:r>
+        <w:rPr>
+          <w:noProof/>
+        </w:rPr>
+        <w:t>1</w:t>
+      </w:r>
+      <w:r>
+        <w:fldChar w:fldCharType="end"/>
+      </w:r>
+      <w:r>
+        <w:t>. Fórmula para calcular la périda de paquetes</w:t>
+      </w:r>
+    </w:p>
+    <w:p>
+      <w:pPr>
         <w:spacing w:line="480" w:lineRule="auto"/>
         <w:ind w:left="720"/>
         <w:rPr>
@@ -33775,14 +30540,11 @@
         <w:spacing w:line="480" w:lineRule="auto"/>
         <w:ind w:left="720"/>
         <w:rPr>
-          <w:rFonts w:cs="Times New Roman"/>
+          <w:rFonts w:eastAsiaTheme="minorEastAsia" w:cs="Times New Roman"/>
           <w:szCs w:val="24"/>
         </w:rPr>
       </w:pPr>
       <m:oMathPara>
-        <m:oMathParaPr>
-          <m:jc m:val="center"/>
-        </m:oMathParaPr>
         <m:oMath>
           <m:r>
             <w:rPr>
@@ -33916,8 +30678,34 @@
     </w:p>
     <w:p>
       <w:pPr>
-        <w:spacing w:line="480" w:lineRule="auto"/>
-      </w:pPr>
+        <w:pStyle w:val="Descripcin"/>
+        <w:keepNext/>
+        <w:jc w:val="center"/>
+      </w:pPr>
+      <w:r>
+        <w:t xml:space="preserve">Ecuación </w:t>
+      </w:r>
+      <w:r>
+        <w:fldChar w:fldCharType="begin"/>
+      </w:r>
+      <w:r>
+        <w:instrText xml:space="preserve"> SEQ Ecuación \* ARABIC </w:instrText>
+      </w:r>
+      <w:r>
+        <w:fldChar w:fldCharType="separate"/>
+      </w:r>
+      <w:r>
+        <w:rPr>
+          <w:noProof/>
+        </w:rPr>
+        <w:t>2</w:t>
+      </w:r>
+      <w:r>
+        <w:fldChar w:fldCharType="end"/>
+      </w:r>
+      <w:r>
+        <w:t>. Fórmula para calcular la taza de pérdida</w:t>
+      </w:r>
     </w:p>
     <w:p>
       <w:pPr>
@@ -34023,23 +30811,7 @@
           <w:rFonts w:cs="Times New Roman"/>
           <w:szCs w:val="24"/>
         </w:rPr>
-        <w:t xml:space="preserve">, sin capas de encapsulación o codificación avanzadas. El nodo sensor fue programado para enviar una estructura de datos simple que contenía: ID de paquete, medición de voltaje, medición de corriente, voltaje de la batería y un </w:t>
-      </w:r>
-      <w:proofErr w:type="spellStart"/>
-      <w:r>
-        <w:rPr>
-          <w:rFonts w:cs="Times New Roman"/>
-          <w:szCs w:val="24"/>
-        </w:rPr>
-        <w:t>timestamp</w:t>
-      </w:r>
-      <w:proofErr w:type="spellEnd"/>
-      <w:r>
-        <w:rPr>
-          <w:rFonts w:cs="Times New Roman"/>
-          <w:szCs w:val="24"/>
-        </w:rPr>
-        <w:t xml:space="preserve"> en formato Unix.</w:t>
+        <w:t>, sin capas de encapsulación o codificación avanzadas. El nodo sensor fue programado para enviar una estructura de datos simple que contenía: ID de paquete, medición de voltaje, medición de corriente, voltaje de la batería y un timestamp en formato Unix.</w:t>
       </w:r>
     </w:p>
     <w:p>
@@ -34373,7 +31145,6 @@
         </w:rPr>
         <w:t>un mecanismo de encapsulación de datos. La característica principal de este protocolo fue la inclusión de una palabra de sincronización (</w:t>
       </w:r>
-      <w:proofErr w:type="spellStart"/>
       <w:r>
         <w:rPr>
           <w:rFonts w:eastAsia="Calibri Light" w:cs="Times New Roman"/>
@@ -34384,7 +31155,6 @@
         </w:rPr>
         <w:t>syncword</w:t>
       </w:r>
-      <w:proofErr w:type="spellEnd"/>
       <w:r>
         <w:rPr>
           <w:rFonts w:eastAsia="Calibri Light" w:cs="Times New Roman"/>
@@ -34698,15 +31468,7 @@
         <w:spacing w:line="480" w:lineRule="auto"/>
       </w:pPr>
       <w:r>
-        <w:t xml:space="preserve">La prueba se ejecutó durante 1 hora y sus resultados fueron, de igual manera, mediante una tasa de transmisión y recepción </w:t>
-      </w:r>
-      <w:proofErr w:type="spellStart"/>
-      <w:r>
-        <w:t>consante</w:t>
-      </w:r>
-      <w:proofErr w:type="spellEnd"/>
-      <w:r>
-        <w:t>:</w:t>
+        <w:t>La prueba se ejecutó durante 1 hora y sus resultados fueron, de igual manera, mediante una tasa de transmisión y recepción consante:</w:t>
       </w:r>
     </w:p>
     <w:p>
@@ -34924,21 +31686,12 @@
           <w:color w:val="1B1C1D"/>
         </w:rPr>
       </w:pPr>
-      <w:proofErr w:type="spellStart"/>
       <w:r>
         <w:rPr>
           <w:rFonts w:eastAsia="Calibri" w:cs="Times New Roman"/>
           <w:color w:val="1B1C1D"/>
         </w:rPr>
-        <w:t>Timestamp</w:t>
-      </w:r>
-      <w:proofErr w:type="spellEnd"/>
-      <w:r>
-        <w:rPr>
-          <w:rFonts w:eastAsia="Calibri" w:cs="Times New Roman"/>
-          <w:color w:val="1B1C1D"/>
-        </w:rPr>
-        <w:t xml:space="preserve"> de la medición.</w:t>
+        <w:t>Timestamp de la medición.</w:t>
       </w:r>
     </w:p>
     <w:p>
@@ -35390,7 +32143,6 @@
         </w:rPr>
         <w:t xml:space="preserve">Los resultados indican que, si bien la encapsulación de datos con una </w:t>
       </w:r>
-      <w:proofErr w:type="spellStart"/>
       <w:r>
         <w:rPr>
           <w:rFonts w:eastAsia="Calibri Light" w:cs="Times New Roman"/>
@@ -35401,7 +32153,6 @@
         </w:rPr>
         <w:t>syncword</w:t>
       </w:r>
-      <w:proofErr w:type="spellEnd"/>
       <w:r>
         <w:rPr>
           <w:rFonts w:eastAsia="Calibri Light" w:cs="Times New Roman"/>
@@ -35427,191 +32178,15 @@
       <w:bookmarkEnd w:id="124"/>
       <w:r>
         <w:lastRenderedPageBreak/>
-        <w:t xml:space="preserve">Ahora pasamos a probar con otros módulos de radio de diferentes tecnologías para así experimentarlos probar su alcance, consumo, eficiencia, </w:t>
-      </w:r>
-      <w:proofErr w:type="spellStart"/>
-      <w:r>
-        <w:t>etc</w:t>
-      </w:r>
-      <w:proofErr w:type="spellEnd"/>
-      <w:r>
-        <w:t xml:space="preserve"> que como mencionamos es importante entender y conocer sus datos de esos que dijimos, lo que haremos es realizar igual un programa de envío básico de lo de nuestros sensores y hacer que se comuniquen , para empezar decidimos </w:t>
-      </w:r>
-      <w:proofErr w:type="spellStart"/>
-      <w:r>
-        <w:t>utilizr</w:t>
-      </w:r>
-      <w:proofErr w:type="spellEnd"/>
-      <w:r>
-        <w:t xml:space="preserve"> lora para ello investigamos (aquí añade q cosas </w:t>
-      </w:r>
-      <w:proofErr w:type="spellStart"/>
-      <w:r>
-        <w:t>sn</w:t>
-      </w:r>
-      <w:proofErr w:type="spellEnd"/>
-      <w:r>
-        <w:t xml:space="preserve"> necesarias saber) y entre eso supimos que se necesita un </w:t>
-      </w:r>
-      <w:proofErr w:type="spellStart"/>
-      <w:r>
-        <w:t>level</w:t>
-      </w:r>
-      <w:proofErr w:type="spellEnd"/>
-      <w:r>
-        <w:t xml:space="preserve"> </w:t>
-      </w:r>
-      <w:proofErr w:type="spellStart"/>
-      <w:r>
-        <w:t>shifter</w:t>
-      </w:r>
-      <w:proofErr w:type="spellEnd"/>
-      <w:r>
-        <w:t xml:space="preserve"> x los 3.3v y tuvimos que </w:t>
-      </w:r>
-      <w:proofErr w:type="spellStart"/>
-      <w:r>
-        <w:t>comrparlos</w:t>
-      </w:r>
-      <w:proofErr w:type="spellEnd"/>
-      <w:r>
-        <w:t xml:space="preserve"> soldarlos (como en la FIGURA N (ESTO DEJALO ASI PARA QUE YO RECUERDE AÑADIRLA)) además que tuvimos que aprender </w:t>
-      </w:r>
-      <w:proofErr w:type="spellStart"/>
-      <w:r>
-        <w:t>como</w:t>
-      </w:r>
-      <w:proofErr w:type="spellEnd"/>
-      <w:r>
-        <w:t xml:space="preserve"> funcionan y vimos que usa </w:t>
-      </w:r>
-      <w:proofErr w:type="spellStart"/>
-      <w:r>
-        <w:t>spi</w:t>
-      </w:r>
-      <w:proofErr w:type="spellEnd"/>
-      <w:r>
-        <w:t xml:space="preserve"> y el conocimiento de </w:t>
-      </w:r>
-      <w:proofErr w:type="spellStart"/>
-      <w:r>
-        <w:t>preubas</w:t>
-      </w:r>
-      <w:proofErr w:type="spellEnd"/>
-      <w:r>
-        <w:t xml:space="preserve"> previas con el </w:t>
-      </w:r>
-      <w:proofErr w:type="spellStart"/>
-      <w:r>
-        <w:t>sd</w:t>
-      </w:r>
-      <w:proofErr w:type="spellEnd"/>
-      <w:r>
-        <w:t xml:space="preserve"> nos ayudó a fácil hacer un sketch básico y logramos comunicarnos tal que recibíamos mensajes de confirmación de llegada pero no podíamos leer el paquete se veía en blanco (mensaje para</w:t>
-      </w:r>
-      <w:r>
-        <w:t xml:space="preserve"> la </w:t>
-      </w:r>
-      <w:proofErr w:type="spellStart"/>
-      <w:r>
-        <w:t>ia</w:t>
-      </w:r>
-      <w:proofErr w:type="spellEnd"/>
-      <w:r>
-        <w:t>, se veía así Paquete recibido con RSSI -64 dBm:</w:t>
-      </w:r>
-    </w:p>
-    <w:p>
-      <w:r>
-        <w:t xml:space="preserve"> &gt; Contenido: '')) pero </w:t>
-      </w:r>
-      <w:proofErr w:type="spellStart"/>
-      <w:r>
-        <w:t>hicios</w:t>
-      </w:r>
-      <w:proofErr w:type="spellEnd"/>
-      <w:r>
-        <w:t xml:space="preserve"> cambios y pudimos recibir el mensaje como </w:t>
-      </w:r>
-      <w:proofErr w:type="spellStart"/>
-      <w:r>
-        <w:t>sv</w:t>
-      </w:r>
-      <w:proofErr w:type="spellEnd"/>
-      <w:r>
-        <w:t xml:space="preserve"> e en la FIGURA N2 (aquí inventa tú algo de por qué no </w:t>
-      </w:r>
-      <w:proofErr w:type="spellStart"/>
-      <w:r>
-        <w:t>podkíamos</w:t>
-      </w:r>
-      <w:proofErr w:type="spellEnd"/>
-      <w:r>
-        <w:t xml:space="preserve"> leer el mensaje algo de </w:t>
-      </w:r>
-      <w:proofErr w:type="spellStart"/>
-      <w:r>
-        <w:t>lbirerías</w:t>
-      </w:r>
-      <w:proofErr w:type="spellEnd"/>
-      <w:r>
-        <w:t xml:space="preserve"> o algo);; ahora seguía en teoría pasar a implementar </w:t>
-      </w:r>
-      <w:proofErr w:type="spellStart"/>
-      <w:r>
-        <w:t>ocn</w:t>
-      </w:r>
-      <w:proofErr w:type="spellEnd"/>
-      <w:r>
-        <w:t xml:space="preserve"> nuestros sensores y luego empezar a poner librerías a cada sketch pero pensamos esto va a ser muy largo crear un sketch para cada cosa entonces decidimos poner en marcha otra forma que es crear una forma de inyectar el </w:t>
-      </w:r>
-      <w:proofErr w:type="spellStart"/>
-      <w:r>
-        <w:t>modulo</w:t>
-      </w:r>
-      <w:proofErr w:type="spellEnd"/>
-      <w:r>
-        <w:t xml:space="preserve"> del radio para que si necesitamos usar otro solo cambiamos nuestro objeto de configuraciones en lugar de crear otro código lo que es pues inyectar solo una línea de código para cambiar la radio que corresponde </w:t>
-      </w:r>
-      <w:proofErr w:type="spellStart"/>
-      <w:r>
-        <w:t>etnocnes</w:t>
-      </w:r>
-      <w:proofErr w:type="spellEnd"/>
-      <w:r>
-        <w:t xml:space="preserve"> nos pusimos manos a la obra a investigar </w:t>
-      </w:r>
-      <w:proofErr w:type="spellStart"/>
-      <w:r>
-        <w:t>como</w:t>
-      </w:r>
-      <w:proofErr w:type="spellEnd"/>
-      <w:r>
-        <w:t xml:space="preserve"> se podía y luego de muchas vueltas usamos nuestro conocimiento de </w:t>
-      </w:r>
-      <w:proofErr w:type="spellStart"/>
-      <w:r>
-        <w:t>porgramacion</w:t>
-      </w:r>
-      <w:proofErr w:type="spellEnd"/>
-      <w:r>
-        <w:t xml:space="preserve"> para crear una interface que consume clases especificas según el radio y que implementan sus propias funciones </w:t>
-      </w:r>
-      <w:proofErr w:type="spellStart"/>
-      <w:r>
-        <w:t>asi</w:t>
-      </w:r>
-      <w:proofErr w:type="spellEnd"/>
-      <w:r>
-        <w:t xml:space="preserve"> se llama solo a las mismas funciones y solo hay que decidir que radio es entonces en cada clase es que se implementan las funciones que van </w:t>
-      </w:r>
-      <w:proofErr w:type="spellStart"/>
-      <w:r>
-        <w:t>casdas</w:t>
-      </w:r>
-      <w:proofErr w:type="spellEnd"/>
-      <w:r>
-        <w:t xml:space="preserve"> con el radio pero al llamarlas se llamarán igual al llamar a la interface </w:t>
+        <w:t>Ahora pasamos a probar con otros módulos de radio de diferentes tecnologías para así experimentarlos probar su alcance, consumo, eficiencia, etc que como mencionamos es importante entender y conocer sus datos de esos que dijimos, lo que haremos es realizar igual un programa de envío básico de lo de nuestros sensores y hacer que se comuniquen , para empezar decidimos utilizr lora para ello investigamos (aquí añade q cosas sn necesarias saber) y entre eso supimos que se necesita un level shifter x los 3.3v y tuvimos que comrparlos soldarlos (como en la FIGURA N (ESTO DEJALO ASI PARA QUE YO RECUERDE AÑADIRLA)) además que tuvimos que aprender como funcionan y vimos que usa spi y el conocimiento de preubas previas con el sd nos ayudó a fácil hacer un sketch básico y logramos comunicarnos tal que recibíamos mensajes de confirmación de llegada pero no podíamos leer el paquete se veía en blanco (mensaje para</w:t>
+      </w:r>
+      <w:r>
+        <w:t xml:space="preserve"> la ia, se veía así Paquete recibido con RSSI -64 dBm:</w:t>
+      </w:r>
+    </w:p>
+    <w:p>
+      <w:r>
+        <w:t xml:space="preserve"> &gt; Contenido: '')) pero hicios cambios y pudimos recibir el mensaje como sv e en la FIGURA N2 (aquí inventa tú algo de por qué no podkíamos leer el mensaje algo de lbirerías o algo);; ahora seguía en teoría pasar a implementar ocn nuestros sensores y luego empezar a poner librerías a cada sketch pero pensamos esto va a ser muy largo crear un sketch para cada cosa entonces decidimos poner en marcha otra forma que es crear una forma de inyectar el modulo del radio para que si necesitamos usar otro solo cambiamos nuestro objeto de configuraciones en lugar de crear otro código lo que es pues inyectar solo una línea de código para cambiar la radio que corresponde etnocnes nos pusimos manos a la obra a investigar como se podía y luego de muchas vueltas usamos nuestro conocimiento de porgramacion para crear una interface que consume clases especificas según el radio y que implementan sus propias funciones asi se llama solo a las mismas funciones y solo hay que decidir que radio es entonces en cada clase es que se implementan las funciones que van casdas con el radio pero al llamarlas se llamarán igual al llamar a la interface </w:t>
       </w:r>
     </w:p>
     <w:p>
@@ -35970,20 +32545,12 @@
           <w:rFonts w:ascii="Calibri" w:eastAsia="Calibri" w:hAnsi="Calibri" w:cs="Calibri"/>
         </w:rPr>
       </w:pPr>
-      <w:proofErr w:type="spellStart"/>
       <w:r>
         <w:rPr>
           <w:rFonts w:ascii="Calibri" w:eastAsia="Calibri" w:hAnsi="Calibri" w:cs="Calibri"/>
         </w:rPr>
         <w:lastRenderedPageBreak/>
-        <w:t>Implementacion</w:t>
-      </w:r>
-      <w:proofErr w:type="spellEnd"/>
-      <w:r>
-        <w:rPr>
-          <w:rFonts w:ascii="Calibri" w:eastAsia="Calibri" w:hAnsi="Calibri" w:cs="Calibri"/>
-        </w:rPr>
-        <w:t xml:space="preserve"> de </w:t>
+        <w:t xml:space="preserve">Implementacion de </w:t>
       </w:r>
       <w:r>
         <w:rPr>
@@ -36345,103 +32912,11 @@
       <w:r>
         <w:t xml:space="preserve"> Por cada marca de tiempo, guarda: </w:t>
       </w:r>
-      <w:proofErr w:type="spellStart"/>
       <w:r>
         <w:rPr>
           <w:rStyle w:val="CdigoHTML"/>
         </w:rPr>
-        <w:t>Timestamp</w:t>
-      </w:r>
-      <w:proofErr w:type="spellEnd"/>
-      <w:r>
-        <w:rPr>
-          <w:rStyle w:val="CdigoHTML"/>
-        </w:rPr>
-        <w:t xml:space="preserve">, </w:t>
-      </w:r>
-      <w:proofErr w:type="spellStart"/>
-      <w:r>
-        <w:rPr>
-          <w:rStyle w:val="CdigoHTML"/>
-        </w:rPr>
-        <w:t>Voltaje_Panel</w:t>
-      </w:r>
-      <w:proofErr w:type="spellEnd"/>
-      <w:r>
-        <w:rPr>
-          <w:rStyle w:val="CdigoHTML"/>
-        </w:rPr>
-        <w:t xml:space="preserve">, </w:t>
-      </w:r>
-      <w:proofErr w:type="spellStart"/>
-      <w:r>
-        <w:rPr>
-          <w:rStyle w:val="CdigoHTML"/>
-        </w:rPr>
-        <w:t>Corriente_Panel</w:t>
-      </w:r>
-      <w:proofErr w:type="spellEnd"/>
-      <w:r>
-        <w:rPr>
-          <w:rStyle w:val="CdigoHTML"/>
-        </w:rPr>
-        <w:t xml:space="preserve">, </w:t>
-      </w:r>
-      <w:proofErr w:type="spellStart"/>
-      <w:r>
-        <w:rPr>
-          <w:rStyle w:val="CdigoHTML"/>
-        </w:rPr>
-        <w:t>Potencia_Panel</w:t>
-      </w:r>
-      <w:proofErr w:type="spellEnd"/>
-      <w:r>
-        <w:rPr>
-          <w:rStyle w:val="CdigoHTML"/>
-        </w:rPr>
-        <w:t xml:space="preserve">, </w:t>
-      </w:r>
-      <w:proofErr w:type="spellStart"/>
-      <w:r>
-        <w:rPr>
-          <w:rStyle w:val="CdigoHTML"/>
-        </w:rPr>
-        <w:t>Voltaje_Bateria</w:t>
-      </w:r>
-      <w:proofErr w:type="spellEnd"/>
-      <w:r>
-        <w:rPr>
-          <w:rStyle w:val="CdigoHTML"/>
-        </w:rPr>
-        <w:t xml:space="preserve">, </w:t>
-      </w:r>
-      <w:proofErr w:type="spellStart"/>
-      <w:r>
-        <w:rPr>
-          <w:rStyle w:val="CdigoHTML"/>
-        </w:rPr>
-        <w:t>Consumo_Nodo</w:t>
-      </w:r>
-      <w:proofErr w:type="spellEnd"/>
-      <w:r>
-        <w:rPr>
-          <w:rStyle w:val="CdigoHTML"/>
-        </w:rPr>
-        <w:t xml:space="preserve">, </w:t>
-      </w:r>
-      <w:proofErr w:type="spellStart"/>
-      <w:r>
-        <w:rPr>
-          <w:rStyle w:val="CdigoHTML"/>
-        </w:rPr>
-        <w:t>Irradiancia_Solar</w:t>
-      </w:r>
-      <w:proofErr w:type="spellEnd"/>
-      <w:r>
-        <w:rPr>
-          <w:rStyle w:val="CdigoHTML"/>
-        </w:rPr>
-        <w:t>, Temperatura</w:t>
+        <w:t>Timestamp, Voltaje_Panel, Corriente_Panel, Potencia_Panel, Voltaje_Bateria, Consumo_Nodo, Irradiancia_Solar, Temperatura</w:t>
       </w:r>
       <w:r>
         <w:t>.</w:t>
@@ -36527,15 +33002,7 @@
         <w:t>Panel Tipo A</w:t>
       </w:r>
       <w:r>
-        <w:t xml:space="preserve"> </w:t>
-      </w:r>
-      <w:proofErr w:type="spellStart"/>
-      <w:r>
-        <w:t>a</w:t>
-      </w:r>
-      <w:proofErr w:type="spellEnd"/>
-      <w:r>
-        <w:t xml:space="preserve"> la luz solar directa y registra durante varias horas (idealmente un día completo) todos los parámetros.</w:t>
+        <w:t xml:space="preserve"> a la luz solar directa y registra durante varias horas (idealmente un día completo) todos los parámetros.</w:t>
       </w:r>
     </w:p>
     <w:p>
@@ -36594,25 +33061,21 @@
       <w:r>
         <w:t xml:space="preserve"> Gráficas que comparen la </w:t>
       </w:r>
-      <w:proofErr w:type="spellStart"/>
       <w:r>
         <w:rPr>
           <w:rStyle w:val="CdigoHTML"/>
         </w:rPr>
         <w:t>Potencia_Panel</w:t>
       </w:r>
-      <w:proofErr w:type="spellEnd"/>
       <w:r>
         <w:t xml:space="preserve"> generada por cada tipo de panel en función de la </w:t>
       </w:r>
-      <w:proofErr w:type="spellStart"/>
       <w:r>
         <w:rPr>
           <w:rStyle w:val="CdigoHTML"/>
         </w:rPr>
         <w:t>Irradiancia_Solar</w:t>
       </w:r>
-      <w:proofErr w:type="spellEnd"/>
       <w:r>
         <w:t>. Esto te permitirá decir con datos: "El panel Tipo B genera, en promedio, un 15% más de energía que el Tipo A bajo las mismas condiciones de sol".</w:t>
       </w:r>
@@ -36670,14 +33133,12 @@
       <w:r>
         <w:t>Activa el código completo con todas tus optimizaciones (</w:t>
       </w:r>
-      <w:proofErr w:type="spellStart"/>
       <w:r>
         <w:rPr>
           <w:rStyle w:val="CdigoHTML"/>
         </w:rPr>
         <w:t>AdaptiveTXWSN</w:t>
       </w:r>
-      <w:proofErr w:type="spellEnd"/>
       <w:r>
         <w:t>, el modo de sueño profundo, el control de energía de los sensores, etc.).</w:t>
       </w:r>
@@ -36847,14 +33308,12 @@
       <w:r>
         <w:t xml:space="preserve"> Deja el sistema funcionando en un día con poca luz para ver cuánto tiempo sobrevive y cómo tu librería </w:t>
       </w:r>
-      <w:proofErr w:type="spellStart"/>
       <w:r>
         <w:rPr>
           <w:rStyle w:val="CdigoHTML"/>
         </w:rPr>
         <w:t>AdaptiveTXWSN</w:t>
       </w:r>
-      <w:proofErr w:type="spellEnd"/>
       <w:r>
         <w:t xml:space="preserve"> reduce la frecuencia de transmisión para ahorrar energía.</w:t>
       </w:r>
@@ -36929,14 +33388,12 @@
       <w:r>
         <w:t xml:space="preserve"> Usa tablas para resumir la configuración de tu hardware y los parámetros clave de tus librerías (ej. los umbrales de voltaje de </w:t>
       </w:r>
-      <w:proofErr w:type="spellStart"/>
       <w:r>
         <w:rPr>
           <w:rStyle w:val="CdigoHTML"/>
         </w:rPr>
         <w:t>AdaptiveTXWSN</w:t>
       </w:r>
-      <w:proofErr w:type="spellEnd"/>
       <w:r>
         <w:t>).</w:t>
       </w:r>
@@ -37295,15 +33752,7 @@
         </w:drawing>
       </w:r>
       <w:r>
-        <w:t xml:space="preserve">Imagen 3. Módulo de </w:t>
-      </w:r>
-      <w:proofErr w:type="spellStart"/>
-      <w:r>
-        <w:t>almacen</w:t>
-      </w:r>
-      <w:proofErr w:type="spellEnd"/>
-      <w:r>
-        <w:t xml:space="preserve"> de baterías. Autor: Propio </w:t>
+        <w:t xml:space="preserve">Imagen 3. Módulo de almacen de baterías. Autor: Propio </w:t>
       </w:r>
       <w:r>
         <w:br w:type="page"/>
@@ -37361,15 +33810,7 @@
         <w:spacing w:line="480" w:lineRule="auto"/>
       </w:pPr>
       <w:r>
-        <w:t xml:space="preserve">Imagen 4. Modulo para cargar </w:t>
-      </w:r>
-      <w:proofErr w:type="spellStart"/>
-      <w:r>
-        <w:t>baterias</w:t>
-      </w:r>
-      <w:proofErr w:type="spellEnd"/>
-      <w:r>
-        <w:t>. Autor: Propio</w:t>
+        <w:t>Imagen 4. Modulo para cargar baterias. Autor: Propio</w:t>
       </w:r>
     </w:p>
     <w:p>
@@ -48952,6 +45393,7 @@
     <w:rsid w:val="00253EB2"/>
     <w:rsid w:val="00350BDD"/>
     <w:rsid w:val="00356B8C"/>
+    <w:rsid w:val="00384C17"/>
     <w:rsid w:val="003E4E5C"/>
     <w:rsid w:val="004A0414"/>
     <w:rsid w:val="00512379"/>
@@ -48979,7 +45421,6 @@
     <w:rsid w:val="00B82990"/>
     <w:rsid w:val="00BB5459"/>
     <w:rsid w:val="00BD0A64"/>
-    <w:rsid w:val="00BD70A3"/>
     <w:rsid w:val="00C153C1"/>
     <w:rsid w:val="00C23D37"/>
     <w:rsid w:val="00C538E8"/>

--- a/INFORME TÉCNICO DE RESIDENCIA.docx
+++ b/INFORME TÉCNICO DE RESIDENCIA.docx
@@ -910,7 +910,7 @@
           <w:lang w:val="es-ES"/>
         </w:rPr>
         <w:drawing>
-          <wp:anchor distT="0" distB="0" distL="114300" distR="114300" simplePos="0" relativeHeight="251658244" behindDoc="0" locked="0" layoutInCell="1" allowOverlap="1" wp14:anchorId="18A3CAA6" wp14:editId="36D3DF3E">
+          <wp:anchor distT="0" distB="0" distL="114300" distR="114300" simplePos="0" relativeHeight="251658244" behindDoc="0" locked="0" layoutInCell="1" allowOverlap="1" wp14:anchorId="18A3CAA6" wp14:editId="4086A2D1">
             <wp:simplePos x="0" y="0"/>
             <wp:positionH relativeFrom="column">
               <wp:posOffset>-188595</wp:posOffset>
@@ -1033,7 +1033,7 @@
               </wp:anchor>
             </w:drawing>
           </mc:Choice>
-          <mc:Fallback xmlns:a14="http://schemas.microsoft.com/office/drawing/2010/main" xmlns:pic="http://schemas.openxmlformats.org/drawingml/2006/picture" xmlns:a="http://schemas.openxmlformats.org/drawingml/2006/main">
+          <mc:Fallback xmlns:a="http://schemas.openxmlformats.org/drawingml/2006/main" xmlns:pic="http://schemas.openxmlformats.org/drawingml/2006/picture" xmlns:a14="http://schemas.microsoft.com/office/drawing/2010/main">
             <w:pict w14:anchorId="3CC7CD29">
               <v:rect id="Rectangle 3" style="position:absolute;margin-left:25.95pt;margin-top:0;width:34.35pt;height:843.1pt;z-index:-251658239;visibility:visible;mso-wrap-style:square;mso-width-percent:0;mso-height-percent:0;mso-wrap-distance-left:9pt;mso-wrap-distance-top:0;mso-wrap-distance-right:9pt;mso-wrap-distance-bottom:0;mso-position-horizontal:absolute;mso-position-horizontal-relative:margin;mso-position-vertical:top;mso-position-vertical-relative:page;mso-width-percent:0;mso-height-percent:0;mso-width-relative:page;mso-height-relative:page;v-text-anchor:top" o:spid="_x0000_s1026" fillcolor="#ed7d31 [3205]" stroked="f" w14:anchorId="1BD52ED7" o:gfxdata="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">
                 <w10:wrap anchorx="margin" anchory="page"/>
@@ -1103,7 +1103,7 @@
               </wp:anchor>
             </w:drawing>
           </mc:Choice>
-          <mc:Fallback xmlns:a14="http://schemas.microsoft.com/office/drawing/2010/main" xmlns:pic="http://schemas.openxmlformats.org/drawingml/2006/picture" xmlns:a="http://schemas.openxmlformats.org/drawingml/2006/main">
+          <mc:Fallback xmlns:a="http://schemas.openxmlformats.org/drawingml/2006/main" xmlns:pic="http://schemas.openxmlformats.org/drawingml/2006/picture" xmlns:a14="http://schemas.microsoft.com/office/drawing/2010/main">
             <w:pict w14:anchorId="44B530A2">
               <v:rect id="Rectangle 3" style="position:absolute;margin-left:-17.35pt;margin-top:-70.85pt;width:45.15pt;height:841.9pt;z-index:-251658238;visibility:visible;mso-wrap-style:square;mso-width-percent:0;mso-height-percent:0;mso-wrap-distance-left:9pt;mso-wrap-distance-top:0;mso-wrap-distance-right:9pt;mso-wrap-distance-bottom:0;mso-position-horizontal:absolute;mso-position-horizontal-relative:margin;mso-position-vertical:absolute;mso-position-vertical-relative:margin;mso-width-percent:0;mso-height-percent:0;mso-width-relative:page;mso-height-relative:page;v-text-anchor:top" o:spid="_x0000_s1026" fillcolor="white [3212]" stroked="f" w14:anchorId="61F3F73E" o:gfxdata="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">
                 <w10:wrap anchorx="margin" anchory="margin"/>
@@ -1173,7 +1173,7 @@
               </wp:anchor>
             </w:drawing>
           </mc:Choice>
-          <mc:Fallback xmlns:a14="http://schemas.microsoft.com/office/drawing/2010/main" xmlns:pic="http://schemas.openxmlformats.org/drawingml/2006/picture" xmlns:a="http://schemas.openxmlformats.org/drawingml/2006/main">
+          <mc:Fallback xmlns:a="http://schemas.openxmlformats.org/drawingml/2006/main" xmlns:pic="http://schemas.openxmlformats.org/drawingml/2006/picture" xmlns:a14="http://schemas.microsoft.com/office/drawing/2010/main">
             <w:pict w14:anchorId="5C7D8E91">
               <v:rect id="Rectangle 2" style="position:absolute;margin-left:-86.95pt;margin-top:-70.85pt;width:1in;height:841.9pt;z-index:-251658240;visibility:visible;mso-wrap-style:square;mso-width-percent:0;mso-height-percent:0;mso-wrap-distance-left:9pt;mso-wrap-distance-top:0;mso-wrap-distance-right:9pt;mso-wrap-distance-bottom:0;mso-position-horizontal:absolute;mso-position-horizontal-relative:margin;mso-position-vertical:absolute;mso-position-vertical-relative:margin;mso-width-percent:0;mso-height-percent:0;mso-width-relative:page;mso-height-relative:page;v-text-anchor:top" o:spid="_x0000_s1026" fillcolor="#4472c4 [3204]" stroked="f" w14:anchorId="18A44F9F" o:gfxdata="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">
                 <w10:wrap anchorx="margin" anchory="margin"/>
@@ -1215,7 +1215,7 @@
       <w:pPr>
         <w:pStyle w:val="Ttulo1"/>
       </w:pPr>
-      <w:bookmarkStart w:id="1" w:name="_Toc212026233"/>
+      <w:bookmarkStart w:id="1" w:name="_Toc212450885"/>
       <w:r>
         <w:lastRenderedPageBreak/>
         <w:t>Agradecimientos</w:t>
@@ -1227,7 +1227,7 @@
       <w:pPr>
         <w:pStyle w:val="Ttulo2"/>
       </w:pPr>
-      <w:bookmarkStart w:id="2" w:name="_Toc212026234"/>
+      <w:bookmarkStart w:id="2" w:name="_Toc212450886"/>
       <w:r>
         <w:t>Agradecimiento de Francisco</w:t>
       </w:r>
@@ -1237,7 +1237,7 @@
       <w:pPr>
         <w:pStyle w:val="Ttulo2"/>
       </w:pPr>
-      <w:bookmarkStart w:id="3" w:name="_Toc212026235"/>
+      <w:bookmarkStart w:id="3" w:name="_Toc212450887"/>
       <w:r>
         <w:t>Agradecimiento de Omar</w:t>
       </w:r>
@@ -1256,7 +1256,7 @@
           <w:szCs w:val="24"/>
         </w:rPr>
       </w:pPr>
-      <w:bookmarkStart w:id="4" w:name="_Toc212026236"/>
+      <w:bookmarkStart w:id="4" w:name="_Toc212450888"/>
       <w:r>
         <w:rPr>
           <w:rFonts w:ascii="Times New Roman" w:hAnsi="Times New Roman" w:cs="Times New Roman"/>
@@ -1397,7 +1397,7 @@
           <w:lang w:val="en-US"/>
         </w:rPr>
       </w:pPr>
-      <w:bookmarkStart w:id="5" w:name="_Toc212026237"/>
+      <w:bookmarkStart w:id="5" w:name="_Toc212450889"/>
       <w:r>
         <w:rPr>
           <w:rFonts w:ascii="Times New Roman" w:hAnsi="Times New Roman" w:cs="Times New Roman"/>
@@ -1538,7 +1538,7 @@
           <w:szCs w:val="24"/>
         </w:rPr>
       </w:pPr>
-      <w:bookmarkStart w:id="6" w:name="_Toc212026238"/>
+      <w:bookmarkStart w:id="6" w:name="_Toc212450890"/>
       <w:r>
         <w:rPr>
           <w:rFonts w:ascii="Times New Roman" w:hAnsi="Times New Roman" w:cs="Times New Roman"/>
@@ -1626,7 +1626,7 @@
             </w:rPr>
             <w:fldChar w:fldCharType="separate"/>
           </w:r>
-          <w:hyperlink w:anchor="_Toc212026233" w:history="1">
+          <w:hyperlink w:anchor="_Toc212450885" w:history="1">
             <w:r>
               <w:rPr>
                 <w:rStyle w:val="Hipervnculo"/>
@@ -1653,7 +1653,7 @@
                 <w:noProof/>
                 <w:webHidden/>
               </w:rPr>
-              <w:instrText xml:space="preserve"> PAGEREF _Toc212026233 \h </w:instrText>
+              <w:instrText xml:space="preserve"> PAGEREF _Toc212450885 \h </w:instrText>
             </w:r>
             <w:r>
               <w:rPr>
@@ -1700,7 +1700,7 @@
               <w14:ligatures w14:val="standardContextual"/>
             </w:rPr>
           </w:pPr>
-          <w:hyperlink w:anchor="_Toc212026234" w:history="1">
+          <w:hyperlink w:anchor="_Toc212450886" w:history="1">
             <w:r>
               <w:rPr>
                 <w:rStyle w:val="Hipervnculo"/>
@@ -1727,7 +1727,7 @@
                 <w:noProof/>
                 <w:webHidden/>
               </w:rPr>
-              <w:instrText xml:space="preserve"> PAGEREF _Toc212026234 \h </w:instrText>
+              <w:instrText xml:space="preserve"> PAGEREF _Toc212450886 \h </w:instrText>
             </w:r>
             <w:r>
               <w:rPr>
@@ -1774,7 +1774,7 @@
               <w14:ligatures w14:val="standardContextual"/>
             </w:rPr>
           </w:pPr>
-          <w:hyperlink w:anchor="_Toc212026235" w:history="1">
+          <w:hyperlink w:anchor="_Toc212450887" w:history="1">
             <w:r>
               <w:rPr>
                 <w:rStyle w:val="Hipervnculo"/>
@@ -1801,7 +1801,7 @@
                 <w:noProof/>
                 <w:webHidden/>
               </w:rPr>
-              <w:instrText xml:space="preserve"> PAGEREF _Toc212026235 \h </w:instrText>
+              <w:instrText xml:space="preserve"> PAGEREF _Toc212450887 \h </w:instrText>
             </w:r>
             <w:r>
               <w:rPr>
@@ -1848,7 +1848,7 @@
               <w14:ligatures w14:val="standardContextual"/>
             </w:rPr>
           </w:pPr>
-          <w:hyperlink w:anchor="_Toc212026236" w:history="1">
+          <w:hyperlink w:anchor="_Toc212450888" w:history="1">
             <w:r>
               <w:rPr>
                 <w:rStyle w:val="Hipervnculo"/>
@@ -1876,7 +1876,7 @@
                 <w:noProof/>
                 <w:webHidden/>
               </w:rPr>
-              <w:instrText xml:space="preserve"> PAGEREF _Toc212026236 \h </w:instrText>
+              <w:instrText xml:space="preserve"> PAGEREF _Toc212450888 \h </w:instrText>
             </w:r>
             <w:r>
               <w:rPr>
@@ -1923,7 +1923,7 @@
               <w14:ligatures w14:val="standardContextual"/>
             </w:rPr>
           </w:pPr>
-          <w:hyperlink w:anchor="_Toc212026237" w:history="1">
+          <w:hyperlink w:anchor="_Toc212450889" w:history="1">
             <w:r>
               <w:rPr>
                 <w:rStyle w:val="Hipervnculo"/>
@@ -1952,7 +1952,7 @@
                 <w:noProof/>
                 <w:webHidden/>
               </w:rPr>
-              <w:instrText xml:space="preserve"> PAGEREF _Toc212026237 \h </w:instrText>
+              <w:instrText xml:space="preserve"> PAGEREF _Toc212450889 \h </w:instrText>
             </w:r>
             <w:r>
               <w:rPr>
@@ -1999,7 +1999,7 @@
               <w14:ligatures w14:val="standardContextual"/>
             </w:rPr>
           </w:pPr>
-          <w:hyperlink w:anchor="_Toc212026238" w:history="1">
+          <w:hyperlink w:anchor="_Toc212450890" w:history="1">
             <w:r>
               <w:rPr>
                 <w:rStyle w:val="Hipervnculo"/>
@@ -2027,7 +2027,7 @@
                 <w:noProof/>
                 <w:webHidden/>
               </w:rPr>
-              <w:instrText xml:space="preserve"> PAGEREF _Toc212026238 \h </w:instrText>
+              <w:instrText xml:space="preserve"> PAGEREF _Toc212450890 \h </w:instrText>
             </w:r>
             <w:r>
               <w:rPr>
@@ -2074,13 +2074,13 @@
               <w14:ligatures w14:val="standardContextual"/>
             </w:rPr>
           </w:pPr>
-          <w:hyperlink w:anchor="_Toc212026239" w:history="1">
+          <w:hyperlink w:anchor="_Toc212450891" w:history="1">
             <w:r>
               <w:rPr>
                 <w:rStyle w:val="Hipervnculo"/>
                 <w:noProof/>
               </w:rPr>
-              <w:t>Índice de figuras</w:t>
+              <w:t>Índice de ilustraciones</w:t>
             </w:r>
             <w:r>
               <w:rPr>
@@ -2101,7 +2101,7 @@
                 <w:noProof/>
                 <w:webHidden/>
               </w:rPr>
-              <w:instrText xml:space="preserve"> PAGEREF _Toc212026239 \h </w:instrText>
+              <w:instrText xml:space="preserve"> PAGEREF _Toc212450891 \h </w:instrText>
             </w:r>
             <w:r>
               <w:rPr>
@@ -2148,7 +2148,7 @@
               <w14:ligatures w14:val="standardContextual"/>
             </w:rPr>
           </w:pPr>
-          <w:hyperlink w:anchor="_Toc212026240" w:history="1">
+          <w:hyperlink w:anchor="_Toc212450892" w:history="1">
             <w:r>
               <w:rPr>
                 <w:rStyle w:val="Hipervnculo"/>
@@ -2175,7 +2175,7 @@
                 <w:noProof/>
                 <w:webHidden/>
               </w:rPr>
-              <w:instrText xml:space="preserve"> PAGEREF _Toc212026240 \h </w:instrText>
+              <w:instrText xml:space="preserve"> PAGEREF _Toc212450892 \h </w:instrText>
             </w:r>
             <w:r>
               <w:rPr>
@@ -2222,7 +2222,7 @@
               <w14:ligatures w14:val="standardContextual"/>
             </w:rPr>
           </w:pPr>
-          <w:hyperlink w:anchor="_Toc212026241" w:history="1">
+          <w:hyperlink w:anchor="_Toc212450893" w:history="1">
             <w:r>
               <w:rPr>
                 <w:rStyle w:val="Hipervnculo"/>
@@ -2250,7 +2250,7 @@
                 <w:noProof/>
                 <w:webHidden/>
               </w:rPr>
-              <w:instrText xml:space="preserve"> PAGEREF _Toc212026241 \h </w:instrText>
+              <w:instrText xml:space="preserve"> PAGEREF _Toc212450893 \h </w:instrText>
             </w:r>
             <w:r>
               <w:rPr>
@@ -2297,7 +2297,7 @@
               <w14:ligatures w14:val="standardContextual"/>
             </w:rPr>
           </w:pPr>
-          <w:hyperlink w:anchor="_Toc212026242" w:history="1">
+          <w:hyperlink w:anchor="_Toc212450894" w:history="1">
             <w:r>
               <w:rPr>
                 <w:rStyle w:val="Hipervnculo"/>
@@ -2325,7 +2325,7 @@
                 <w:noProof/>
                 <w:webHidden/>
               </w:rPr>
-              <w:instrText xml:space="preserve"> PAGEREF _Toc212026242 \h </w:instrText>
+              <w:instrText xml:space="preserve"> PAGEREF _Toc212450894 \h </w:instrText>
             </w:r>
             <w:r>
               <w:rPr>
@@ -2372,7 +2372,7 @@
               <w14:ligatures w14:val="standardContextual"/>
             </w:rPr>
           </w:pPr>
-          <w:hyperlink w:anchor="_Toc212026243" w:history="1">
+          <w:hyperlink w:anchor="_Toc212450895" w:history="1">
             <w:r>
               <w:rPr>
                 <w:rStyle w:val="Hipervnculo"/>
@@ -2399,7 +2399,7 @@
                 <w:noProof/>
                 <w:webHidden/>
               </w:rPr>
-              <w:instrText xml:space="preserve"> PAGEREF _Toc212026243 \h </w:instrText>
+              <w:instrText xml:space="preserve"> PAGEREF _Toc212450895 \h </w:instrText>
             </w:r>
             <w:r>
               <w:rPr>
@@ -2446,7 +2446,7 @@
               <w14:ligatures w14:val="standardContextual"/>
             </w:rPr>
           </w:pPr>
-          <w:hyperlink w:anchor="_Toc212026244" w:history="1">
+          <w:hyperlink w:anchor="_Toc212450896" w:history="1">
             <w:r>
               <w:rPr>
                 <w:rStyle w:val="Hipervnculo"/>
@@ -2474,7 +2474,7 @@
                 <w:noProof/>
                 <w:webHidden/>
               </w:rPr>
-              <w:instrText xml:space="preserve"> PAGEREF _Toc212026244 \h </w:instrText>
+              <w:instrText xml:space="preserve"> PAGEREF _Toc212450896 \h </w:instrText>
             </w:r>
             <w:r>
               <w:rPr>
@@ -2521,7 +2521,7 @@
               <w14:ligatures w14:val="standardContextual"/>
             </w:rPr>
           </w:pPr>
-          <w:hyperlink w:anchor="_Toc212026245" w:history="1">
+          <w:hyperlink w:anchor="_Toc212450897" w:history="1">
             <w:r>
               <w:rPr>
                 <w:rStyle w:val="Hipervnculo"/>
@@ -2549,7 +2549,7 @@
                 <w:noProof/>
                 <w:webHidden/>
               </w:rPr>
-              <w:instrText xml:space="preserve"> PAGEREF _Toc212026245 \h </w:instrText>
+              <w:instrText xml:space="preserve"> PAGEREF _Toc212450897 \h </w:instrText>
             </w:r>
             <w:r>
               <w:rPr>
@@ -2596,7 +2596,7 @@
               <w14:ligatures w14:val="standardContextual"/>
             </w:rPr>
           </w:pPr>
-          <w:hyperlink w:anchor="_Toc212026246" w:history="1">
+          <w:hyperlink w:anchor="_Toc212450898" w:history="1">
             <w:r>
               <w:rPr>
                 <w:rStyle w:val="Hipervnculo"/>
@@ -2623,7 +2623,7 @@
                 <w:noProof/>
                 <w:webHidden/>
               </w:rPr>
-              <w:instrText xml:space="preserve"> PAGEREF _Toc212026246 \h </w:instrText>
+              <w:instrText xml:space="preserve"> PAGEREF _Toc212450898 \h </w:instrText>
             </w:r>
             <w:r>
               <w:rPr>
@@ -2670,7 +2670,7 @@
               <w14:ligatures w14:val="standardContextual"/>
             </w:rPr>
           </w:pPr>
-          <w:hyperlink w:anchor="_Toc212026247" w:history="1">
+          <w:hyperlink w:anchor="_Toc212450899" w:history="1">
             <w:r>
               <w:rPr>
                 <w:rStyle w:val="Hipervnculo"/>
@@ -2698,7 +2698,7 @@
                 <w:noProof/>
                 <w:webHidden/>
               </w:rPr>
-              <w:instrText xml:space="preserve"> PAGEREF _Toc212026247 \h </w:instrText>
+              <w:instrText xml:space="preserve"> PAGEREF _Toc212450899 \h </w:instrText>
             </w:r>
             <w:r>
               <w:rPr>
@@ -2742,7 +2742,7 @@
               <w14:ligatures w14:val="standardContextual"/>
             </w:rPr>
           </w:pPr>
-          <w:hyperlink w:anchor="_Toc212026248" w:history="1">
+          <w:hyperlink w:anchor="_Toc212450900" w:history="1">
             <w:r>
               <w:rPr>
                 <w:rStyle w:val="Hipervnculo"/>
@@ -2770,7 +2770,7 @@
                 <w:noProof/>
                 <w:webHidden/>
               </w:rPr>
-              <w:instrText xml:space="preserve"> PAGEREF _Toc212026248 \h </w:instrText>
+              <w:instrText xml:space="preserve"> PAGEREF _Toc212450900 \h </w:instrText>
             </w:r>
             <w:r>
               <w:rPr>
@@ -2814,7 +2814,7 @@
               <w14:ligatures w14:val="standardContextual"/>
             </w:rPr>
           </w:pPr>
-          <w:hyperlink w:anchor="_Toc212026249" w:history="1">
+          <w:hyperlink w:anchor="_Toc212450901" w:history="1">
             <w:r>
               <w:rPr>
                 <w:rStyle w:val="Hipervnculo"/>
@@ -2842,7 +2842,7 @@
                 <w:noProof/>
                 <w:webHidden/>
               </w:rPr>
-              <w:instrText xml:space="preserve"> PAGEREF _Toc212026249 \h </w:instrText>
+              <w:instrText xml:space="preserve"> PAGEREF _Toc212450901 \h </w:instrText>
             </w:r>
             <w:r>
               <w:rPr>
@@ -2886,7 +2886,7 @@
               <w14:ligatures w14:val="standardContextual"/>
             </w:rPr>
           </w:pPr>
-          <w:hyperlink w:anchor="_Toc212026250" w:history="1">
+          <w:hyperlink w:anchor="_Toc212450902" w:history="1">
             <w:r>
               <w:rPr>
                 <w:rStyle w:val="Hipervnculo"/>
@@ -2914,7 +2914,7 @@
                 <w:noProof/>
                 <w:webHidden/>
               </w:rPr>
-              <w:instrText xml:space="preserve"> PAGEREF _Toc212026250 \h </w:instrText>
+              <w:instrText xml:space="preserve"> PAGEREF _Toc212450902 \h </w:instrText>
             </w:r>
             <w:r>
               <w:rPr>
@@ -2958,7 +2958,7 @@
               <w14:ligatures w14:val="standardContextual"/>
             </w:rPr>
           </w:pPr>
-          <w:hyperlink w:anchor="_Toc212026251" w:history="1">
+          <w:hyperlink w:anchor="_Toc212450903" w:history="1">
             <w:r>
               <w:rPr>
                 <w:rStyle w:val="Hipervnculo"/>
@@ -2986,7 +2986,7 @@
                 <w:noProof/>
                 <w:webHidden/>
               </w:rPr>
-              <w:instrText xml:space="preserve"> PAGEREF _Toc212026251 \h </w:instrText>
+              <w:instrText xml:space="preserve"> PAGEREF _Toc212450903 \h </w:instrText>
             </w:r>
             <w:r>
               <w:rPr>
@@ -3033,7 +3033,7 @@
               <w14:ligatures w14:val="standardContextual"/>
             </w:rPr>
           </w:pPr>
-          <w:hyperlink w:anchor="_Toc212026252" w:history="1">
+          <w:hyperlink w:anchor="_Toc212450904" w:history="1">
             <w:r>
               <w:rPr>
                 <w:rStyle w:val="Hipervnculo"/>
@@ -3061,7 +3061,7 @@
                 <w:noProof/>
                 <w:webHidden/>
               </w:rPr>
-              <w:instrText xml:space="preserve"> PAGEREF _Toc212026252 \h </w:instrText>
+              <w:instrText xml:space="preserve"> PAGEREF _Toc212450904 \h </w:instrText>
             </w:r>
             <w:r>
               <w:rPr>
@@ -3108,7 +3108,7 @@
               <w14:ligatures w14:val="standardContextual"/>
             </w:rPr>
           </w:pPr>
-          <w:hyperlink w:anchor="_Toc212026253" w:history="1">
+          <w:hyperlink w:anchor="_Toc212450905" w:history="1">
             <w:r>
               <w:rPr>
                 <w:rStyle w:val="Hipervnculo"/>
@@ -3136,7 +3136,7 @@
                 <w:noProof/>
                 <w:webHidden/>
               </w:rPr>
-              <w:instrText xml:space="preserve"> PAGEREF _Toc212026253 \h </w:instrText>
+              <w:instrText xml:space="preserve"> PAGEREF _Toc212450905 \h </w:instrText>
             </w:r>
             <w:r>
               <w:rPr>
@@ -3180,7 +3180,7 @@
               <w14:ligatures w14:val="standardContextual"/>
             </w:rPr>
           </w:pPr>
-          <w:hyperlink w:anchor="_Toc212026254" w:history="1">
+          <w:hyperlink w:anchor="_Toc212450906" w:history="1">
             <w:r>
               <w:rPr>
                 <w:rStyle w:val="Hipervnculo"/>
@@ -3208,7 +3208,7 @@
                 <w:noProof/>
                 <w:webHidden/>
               </w:rPr>
-              <w:instrText xml:space="preserve"> PAGEREF _Toc212026254 \h </w:instrText>
+              <w:instrText xml:space="preserve"> PAGEREF _Toc212450906 \h </w:instrText>
             </w:r>
             <w:r>
               <w:rPr>
@@ -3252,7 +3252,7 @@
               <w14:ligatures w14:val="standardContextual"/>
             </w:rPr>
           </w:pPr>
-          <w:hyperlink w:anchor="_Toc212026255" w:history="1">
+          <w:hyperlink w:anchor="_Toc212450907" w:history="1">
             <w:r>
               <w:rPr>
                 <w:rStyle w:val="Hipervnculo"/>
@@ -3280,7 +3280,7 @@
                 <w:noProof/>
                 <w:webHidden/>
               </w:rPr>
-              <w:instrText xml:space="preserve"> PAGEREF _Toc212026255 \h </w:instrText>
+              <w:instrText xml:space="preserve"> PAGEREF _Toc212450907 \h </w:instrText>
             </w:r>
             <w:r>
               <w:rPr>
@@ -3324,7 +3324,7 @@
               <w14:ligatures w14:val="standardContextual"/>
             </w:rPr>
           </w:pPr>
-          <w:hyperlink w:anchor="_Toc212026256" w:history="1">
+          <w:hyperlink w:anchor="_Toc212450908" w:history="1">
             <w:r>
               <w:rPr>
                 <w:rStyle w:val="Hipervnculo"/>
@@ -3352,7 +3352,7 @@
                 <w:noProof/>
                 <w:webHidden/>
               </w:rPr>
-              <w:instrText xml:space="preserve"> PAGEREF _Toc212026256 \h </w:instrText>
+              <w:instrText xml:space="preserve"> PAGEREF _Toc212450908 \h </w:instrText>
             </w:r>
             <w:r>
               <w:rPr>
@@ -3396,7 +3396,7 @@
               <w14:ligatures w14:val="standardContextual"/>
             </w:rPr>
           </w:pPr>
-          <w:hyperlink w:anchor="_Toc212026257" w:history="1">
+          <w:hyperlink w:anchor="_Toc212450909" w:history="1">
             <w:r>
               <w:rPr>
                 <w:rStyle w:val="Hipervnculo"/>
@@ -3424,7 +3424,7 @@
                 <w:noProof/>
                 <w:webHidden/>
               </w:rPr>
-              <w:instrText xml:space="preserve"> PAGEREF _Toc212026257 \h </w:instrText>
+              <w:instrText xml:space="preserve"> PAGEREF _Toc212450909 \h </w:instrText>
             </w:r>
             <w:r>
               <w:rPr>
@@ -3468,7 +3468,7 @@
               <w14:ligatures w14:val="standardContextual"/>
             </w:rPr>
           </w:pPr>
-          <w:hyperlink w:anchor="_Toc212026258" w:history="1">
+          <w:hyperlink w:anchor="_Toc212450910" w:history="1">
             <w:r>
               <w:rPr>
                 <w:rStyle w:val="Hipervnculo"/>
@@ -3496,7 +3496,7 @@
                 <w:noProof/>
                 <w:webHidden/>
               </w:rPr>
-              <w:instrText xml:space="preserve"> PAGEREF _Toc212026258 \h </w:instrText>
+              <w:instrText xml:space="preserve"> PAGEREF _Toc212450910 \h </w:instrText>
             </w:r>
             <w:r>
               <w:rPr>
@@ -3540,7 +3540,7 @@
               <w14:ligatures w14:val="standardContextual"/>
             </w:rPr>
           </w:pPr>
-          <w:hyperlink w:anchor="_Toc212026259" w:history="1">
+          <w:hyperlink w:anchor="_Toc212450911" w:history="1">
             <w:r>
               <w:rPr>
                 <w:rStyle w:val="Hipervnculo"/>
@@ -3568,7 +3568,7 @@
                 <w:noProof/>
                 <w:webHidden/>
               </w:rPr>
-              <w:instrText xml:space="preserve"> PAGEREF _Toc212026259 \h </w:instrText>
+              <w:instrText xml:space="preserve"> PAGEREF _Toc212450911 \h </w:instrText>
             </w:r>
             <w:r>
               <w:rPr>
@@ -3612,7 +3612,7 @@
               <w14:ligatures w14:val="standardContextual"/>
             </w:rPr>
           </w:pPr>
-          <w:hyperlink w:anchor="_Toc212026260" w:history="1">
+          <w:hyperlink w:anchor="_Toc212450912" w:history="1">
             <w:r>
               <w:rPr>
                 <w:rStyle w:val="Hipervnculo"/>
@@ -3640,7 +3640,7 @@
                 <w:noProof/>
                 <w:webHidden/>
               </w:rPr>
-              <w:instrText xml:space="preserve"> PAGEREF _Toc212026260 \h </w:instrText>
+              <w:instrText xml:space="preserve"> PAGEREF _Toc212450912 \h </w:instrText>
             </w:r>
             <w:r>
               <w:rPr>
@@ -3684,7 +3684,7 @@
               <w14:ligatures w14:val="standardContextual"/>
             </w:rPr>
           </w:pPr>
-          <w:hyperlink w:anchor="_Toc212026261" w:history="1">
+          <w:hyperlink w:anchor="_Toc212450913" w:history="1">
             <w:r>
               <w:rPr>
                 <w:rStyle w:val="Hipervnculo"/>
@@ -3712,7 +3712,7 @@
                 <w:noProof/>
                 <w:webHidden/>
               </w:rPr>
-              <w:instrText xml:space="preserve"> PAGEREF _Toc212026261 \h </w:instrText>
+              <w:instrText xml:space="preserve"> PAGEREF _Toc212450913 \h </w:instrText>
             </w:r>
             <w:r>
               <w:rPr>
@@ -3756,7 +3756,7 @@
               <w14:ligatures w14:val="standardContextual"/>
             </w:rPr>
           </w:pPr>
-          <w:hyperlink w:anchor="_Toc212026262" w:history="1">
+          <w:hyperlink w:anchor="_Toc212450914" w:history="1">
             <w:r>
               <w:rPr>
                 <w:rStyle w:val="Hipervnculo"/>
@@ -3785,7 +3785,7 @@
                 <w:noProof/>
                 <w:webHidden/>
               </w:rPr>
-              <w:instrText xml:space="preserve"> PAGEREF _Toc212026262 \h </w:instrText>
+              <w:instrText xml:space="preserve"> PAGEREF _Toc212450914 \h </w:instrText>
             </w:r>
             <w:r>
               <w:rPr>
@@ -3829,7 +3829,7 @@
               <w14:ligatures w14:val="standardContextual"/>
             </w:rPr>
           </w:pPr>
-          <w:hyperlink w:anchor="_Toc212026263" w:history="1">
+          <w:hyperlink w:anchor="_Toc212450915" w:history="1">
             <w:r>
               <w:rPr>
                 <w:rStyle w:val="Hipervnculo"/>
@@ -3857,7 +3857,7 @@
                 <w:noProof/>
                 <w:webHidden/>
               </w:rPr>
-              <w:instrText xml:space="preserve"> PAGEREF _Toc212026263 \h </w:instrText>
+              <w:instrText xml:space="preserve"> PAGEREF _Toc212450915 \h </w:instrText>
             </w:r>
             <w:r>
               <w:rPr>
@@ -3904,7 +3904,7 @@
               <w14:ligatures w14:val="standardContextual"/>
             </w:rPr>
           </w:pPr>
-          <w:hyperlink w:anchor="_Toc212026264" w:history="1">
+          <w:hyperlink w:anchor="_Toc212450916" w:history="1">
             <w:r>
               <w:rPr>
                 <w:rStyle w:val="Hipervnculo"/>
@@ -3933,7 +3933,7 @@
                 <w:noProof/>
                 <w:webHidden/>
               </w:rPr>
-              <w:instrText xml:space="preserve"> PAGEREF _Toc212026264 \h </w:instrText>
+              <w:instrText xml:space="preserve"> PAGEREF _Toc212450916 \h </w:instrText>
             </w:r>
             <w:r>
               <w:rPr>
@@ -3977,7 +3977,7 @@
               <w14:ligatures w14:val="standardContextual"/>
             </w:rPr>
           </w:pPr>
-          <w:hyperlink w:anchor="_Toc212026265" w:history="1">
+          <w:hyperlink w:anchor="_Toc212450917" w:history="1">
             <w:r>
               <w:rPr>
                 <w:rStyle w:val="Hipervnculo"/>
@@ -4006,7 +4006,7 @@
                 <w:noProof/>
                 <w:webHidden/>
               </w:rPr>
-              <w:instrText xml:space="preserve"> PAGEREF _Toc212026265 \h </w:instrText>
+              <w:instrText xml:space="preserve"> PAGEREF _Toc212450917 \h </w:instrText>
             </w:r>
             <w:r>
               <w:rPr>
@@ -4050,7 +4050,7 @@
               <w14:ligatures w14:val="standardContextual"/>
             </w:rPr>
           </w:pPr>
-          <w:hyperlink w:anchor="_Toc212026266" w:history="1">
+          <w:hyperlink w:anchor="_Toc212450918" w:history="1">
             <w:r>
               <w:rPr>
                 <w:rStyle w:val="Hipervnculo"/>
@@ -4079,7 +4079,7 @@
                 <w:noProof/>
                 <w:webHidden/>
               </w:rPr>
-              <w:instrText xml:space="preserve"> PAGEREF _Toc212026266 \h </w:instrText>
+              <w:instrText xml:space="preserve"> PAGEREF _Toc212450918 \h </w:instrText>
             </w:r>
             <w:r>
               <w:rPr>
@@ -4123,7 +4123,7 @@
               <w14:ligatures w14:val="standardContextual"/>
             </w:rPr>
           </w:pPr>
-          <w:hyperlink w:anchor="_Toc212026267" w:history="1">
+          <w:hyperlink w:anchor="_Toc212450919" w:history="1">
             <w:r>
               <w:rPr>
                 <w:rStyle w:val="Hipervnculo"/>
@@ -4152,7 +4152,7 @@
                 <w:noProof/>
                 <w:webHidden/>
               </w:rPr>
-              <w:instrText xml:space="preserve"> PAGEREF _Toc212026267 \h </w:instrText>
+              <w:instrText xml:space="preserve"> PAGEREF _Toc212450919 \h </w:instrText>
             </w:r>
             <w:r>
               <w:rPr>
@@ -4196,7 +4196,7 @@
               <w14:ligatures w14:val="standardContextual"/>
             </w:rPr>
           </w:pPr>
-          <w:hyperlink w:anchor="_Toc212026268" w:history="1">
+          <w:hyperlink w:anchor="_Toc212450920" w:history="1">
             <w:r>
               <w:rPr>
                 <w:rStyle w:val="Hipervnculo"/>
@@ -4224,7 +4224,7 @@
                 <w:noProof/>
                 <w:webHidden/>
               </w:rPr>
-              <w:instrText xml:space="preserve"> PAGEREF _Toc212026268 \h </w:instrText>
+              <w:instrText xml:space="preserve"> PAGEREF _Toc212450920 \h </w:instrText>
             </w:r>
             <w:r>
               <w:rPr>
@@ -4268,7 +4268,7 @@
               <w14:ligatures w14:val="standardContextual"/>
             </w:rPr>
           </w:pPr>
-          <w:hyperlink w:anchor="_Toc212026269" w:history="1">
+          <w:hyperlink w:anchor="_Toc212450921" w:history="1">
             <w:r>
               <w:rPr>
                 <w:rStyle w:val="Hipervnculo"/>
@@ -4314,7 +4314,7 @@
                 <w:noProof/>
                 <w:webHidden/>
               </w:rPr>
-              <w:instrText xml:space="preserve"> PAGEREF _Toc212026269 \h </w:instrText>
+              <w:instrText xml:space="preserve"> PAGEREF _Toc212450921 \h </w:instrText>
             </w:r>
             <w:r>
               <w:rPr>
@@ -4361,7 +4361,7 @@
               <w14:ligatures w14:val="standardContextual"/>
             </w:rPr>
           </w:pPr>
-          <w:hyperlink w:anchor="_Toc212026270" w:history="1">
+          <w:hyperlink w:anchor="_Toc212450922" w:history="1">
             <w:r>
               <w:rPr>
                 <w:rStyle w:val="Hipervnculo"/>
@@ -4390,7 +4390,7 @@
                 <w:noProof/>
                 <w:webHidden/>
               </w:rPr>
-              <w:instrText xml:space="preserve"> PAGEREF _Toc212026270 \h </w:instrText>
+              <w:instrText xml:space="preserve"> PAGEREF _Toc212450922 \h </w:instrText>
             </w:r>
             <w:r>
               <w:rPr>
@@ -4437,7 +4437,7 @@
               <w14:ligatures w14:val="standardContextual"/>
             </w:rPr>
           </w:pPr>
-          <w:hyperlink w:anchor="_Toc212026271" w:history="1">
+          <w:hyperlink w:anchor="_Toc212450923" w:history="1">
             <w:r>
               <w:rPr>
                 <w:rStyle w:val="Hipervnculo"/>
@@ -4465,7 +4465,7 @@
                 <w:noProof/>
                 <w:webHidden/>
               </w:rPr>
-              <w:instrText xml:space="preserve"> PAGEREF _Toc212026271 \h </w:instrText>
+              <w:instrText xml:space="preserve"> PAGEREF _Toc212450923 \h </w:instrText>
             </w:r>
             <w:r>
               <w:rPr>
@@ -4509,7 +4509,7 @@
               <w14:ligatures w14:val="standardContextual"/>
             </w:rPr>
           </w:pPr>
-          <w:hyperlink w:anchor="_Toc212026272" w:history="1">
+          <w:hyperlink w:anchor="_Toc212450924" w:history="1">
             <w:r>
               <w:rPr>
                 <w:rStyle w:val="Hipervnculo"/>
@@ -4537,7 +4537,7 @@
                 <w:noProof/>
                 <w:webHidden/>
               </w:rPr>
-              <w:instrText xml:space="preserve"> PAGEREF _Toc212026272 \h </w:instrText>
+              <w:instrText xml:space="preserve"> PAGEREF _Toc212450924 \h </w:instrText>
             </w:r>
             <w:r>
               <w:rPr>
@@ -4581,14 +4581,30 @@
               <w14:ligatures w14:val="standardContextual"/>
             </w:rPr>
           </w:pPr>
-          <w:hyperlink w:anchor="_Toc212026273" w:history="1">
+          <w:hyperlink w:anchor="_Toc212450925" w:history="1">
             <w:r>
               <w:rPr>
                 <w:rStyle w:val="Hipervnculo"/>
                 <w:rFonts w:ascii="Times New Roman" w:hAnsi="Times New Roman" w:cs="Times New Roman"/>
                 <w:noProof/>
               </w:rPr>
-              <w:t>Enfoque Cualitativo:</w:t>
+              <w:t>Enfoque</w:t>
+            </w:r>
+            <w:r>
+              <w:rPr>
+                <w:rStyle w:val="Hipervnculo"/>
+                <w:rFonts w:ascii="Times New Roman" w:hAnsi="Times New Roman" w:cs="Times New Roman"/>
+                <w:noProof/>
+              </w:rPr>
+              <w:t xml:space="preserve"> </w:t>
+            </w:r>
+            <w:r>
+              <w:rPr>
+                <w:rStyle w:val="Hipervnculo"/>
+                <w:rFonts w:ascii="Times New Roman" w:hAnsi="Times New Roman" w:cs="Times New Roman"/>
+                <w:noProof/>
+              </w:rPr>
+              <w:t>Cualitativo:</w:t>
             </w:r>
             <w:r>
               <w:rPr>
@@ -4609,7 +4625,7 @@
                 <w:noProof/>
                 <w:webHidden/>
               </w:rPr>
-              <w:instrText xml:space="preserve"> PAGEREF _Toc212026273 \h </w:instrText>
+              <w:instrText xml:space="preserve"> PAGEREF _Toc212450925 \h </w:instrText>
             </w:r>
             <w:r>
               <w:rPr>
@@ -4653,7 +4669,7 @@
               <w14:ligatures w14:val="standardContextual"/>
             </w:rPr>
           </w:pPr>
-          <w:hyperlink w:anchor="_Toc212026274" w:history="1">
+          <w:hyperlink w:anchor="_Toc212450926" w:history="1">
             <w:r>
               <w:rPr>
                 <w:rStyle w:val="Hipervnculo"/>
@@ -4681,7 +4697,7 @@
                 <w:noProof/>
                 <w:webHidden/>
               </w:rPr>
-              <w:instrText xml:space="preserve"> PAGEREF _Toc212026274 \h </w:instrText>
+              <w:instrText xml:space="preserve"> PAGEREF _Toc212450926 \h </w:instrText>
             </w:r>
             <w:r>
               <w:rPr>
@@ -4725,7 +4741,7 @@
               <w14:ligatures w14:val="standardContextual"/>
             </w:rPr>
           </w:pPr>
-          <w:hyperlink w:anchor="_Toc212026275" w:history="1">
+          <w:hyperlink w:anchor="_Toc212450927" w:history="1">
             <w:r>
               <w:rPr>
                 <w:rStyle w:val="Hipervnculo"/>
@@ -4753,7 +4769,7 @@
                 <w:noProof/>
                 <w:webHidden/>
               </w:rPr>
-              <w:instrText xml:space="preserve"> PAGEREF _Toc212026275 \h </w:instrText>
+              <w:instrText xml:space="preserve"> PAGEREF _Toc212450927 \h </w:instrText>
             </w:r>
             <w:r>
               <w:rPr>
@@ -4800,7 +4816,7 @@
               <w14:ligatures w14:val="standardContextual"/>
             </w:rPr>
           </w:pPr>
-          <w:hyperlink w:anchor="_Toc212026276" w:history="1">
+          <w:hyperlink w:anchor="_Toc212450928" w:history="1">
             <w:r>
               <w:rPr>
                 <w:rStyle w:val="Hipervnculo"/>
@@ -4828,7 +4844,7 @@
                 <w:noProof/>
                 <w:webHidden/>
               </w:rPr>
-              <w:instrText xml:space="preserve"> PAGEREF _Toc212026276 \h </w:instrText>
+              <w:instrText xml:space="preserve"> PAGEREF _Toc212450928 \h </w:instrText>
             </w:r>
             <w:r>
               <w:rPr>
@@ -4875,7 +4891,7 @@
               <w14:ligatures w14:val="standardContextual"/>
             </w:rPr>
           </w:pPr>
-          <w:hyperlink w:anchor="_Toc212026277" w:history="1">
+          <w:hyperlink w:anchor="_Toc212450929" w:history="1">
             <w:r>
               <w:rPr>
                 <w:rStyle w:val="Hipervnculo"/>
@@ -4903,7 +4919,7 @@
                 <w:noProof/>
                 <w:webHidden/>
               </w:rPr>
-              <w:instrText xml:space="preserve"> PAGEREF _Toc212026277 \h </w:instrText>
+              <w:instrText xml:space="preserve"> PAGEREF _Toc212450929 \h </w:instrText>
             </w:r>
             <w:r>
               <w:rPr>
@@ -4950,7 +4966,7 @@
               <w14:ligatures w14:val="standardContextual"/>
             </w:rPr>
           </w:pPr>
-          <w:hyperlink w:anchor="_Toc212026278" w:history="1">
+          <w:hyperlink w:anchor="_Toc212450930" w:history="1">
             <w:r>
               <w:rPr>
                 <w:rStyle w:val="Hipervnculo"/>
@@ -4978,7 +4994,7 @@
                 <w:noProof/>
                 <w:webHidden/>
               </w:rPr>
-              <w:instrText xml:space="preserve"> PAGEREF _Toc212026278 \h </w:instrText>
+              <w:instrText xml:space="preserve"> PAGEREF _Toc212450930 \h </w:instrText>
             </w:r>
             <w:r>
               <w:rPr>
@@ -4998,7 +5014,7 @@
                 <w:noProof/>
                 <w:webHidden/>
               </w:rPr>
-              <w:t>59</w:t>
+              <w:t>60</w:t>
             </w:r>
             <w:r>
               <w:rPr>
@@ -5025,7 +5041,7 @@
               <w14:ligatures w14:val="standardContextual"/>
             </w:rPr>
           </w:pPr>
-          <w:hyperlink w:anchor="_Toc212026279" w:history="1">
+          <w:hyperlink w:anchor="_Toc212450931" w:history="1">
             <w:r>
               <w:rPr>
                 <w:rStyle w:val="Hipervnculo"/>
@@ -5053,7 +5069,7 @@
                 <w:noProof/>
                 <w:webHidden/>
               </w:rPr>
-              <w:instrText xml:space="preserve"> PAGEREF _Toc212026279 \h </w:instrText>
+              <w:instrText xml:space="preserve"> PAGEREF _Toc212450931 \h </w:instrText>
             </w:r>
             <w:r>
               <w:rPr>
@@ -5073,7 +5089,7 @@
                 <w:noProof/>
                 <w:webHidden/>
               </w:rPr>
-              <w:t>60</w:t>
+              <w:t>61</w:t>
             </w:r>
             <w:r>
               <w:rPr>
@@ -5100,7 +5116,7 @@
               <w14:ligatures w14:val="standardContextual"/>
             </w:rPr>
           </w:pPr>
-          <w:hyperlink w:anchor="_Toc212026280" w:history="1">
+          <w:hyperlink w:anchor="_Toc212450932" w:history="1">
             <w:r>
               <w:rPr>
                 <w:rStyle w:val="Hipervnculo"/>
@@ -5128,7 +5144,7 @@
                 <w:noProof/>
                 <w:webHidden/>
               </w:rPr>
-              <w:instrText xml:space="preserve"> PAGEREF _Toc212026280 \h </w:instrText>
+              <w:instrText xml:space="preserve"> PAGEREF _Toc212450932 \h </w:instrText>
             </w:r>
             <w:r>
               <w:rPr>
@@ -5175,7 +5191,7 @@
               <w14:ligatures w14:val="standardContextual"/>
             </w:rPr>
           </w:pPr>
-          <w:hyperlink w:anchor="_Toc212026281" w:history="1">
+          <w:hyperlink w:anchor="_Toc212450933" w:history="1">
             <w:r>
               <w:rPr>
                 <w:rStyle w:val="Hipervnculo"/>
@@ -5203,7 +5219,7 @@
                 <w:noProof/>
                 <w:webHidden/>
               </w:rPr>
-              <w:instrText xml:space="preserve"> PAGEREF _Toc212026281 \h </w:instrText>
+              <w:instrText xml:space="preserve"> PAGEREF _Toc212450933 \h </w:instrText>
             </w:r>
             <w:r>
               <w:rPr>
@@ -5250,7 +5266,7 @@
               <w14:ligatures w14:val="standardContextual"/>
             </w:rPr>
           </w:pPr>
-          <w:hyperlink w:anchor="_Toc212026282" w:history="1">
+          <w:hyperlink w:anchor="_Toc212450934" w:history="1">
             <w:r>
               <w:rPr>
                 <w:rStyle w:val="Hipervnculo"/>
@@ -5277,7 +5293,7 @@
                 <w:noProof/>
                 <w:webHidden/>
               </w:rPr>
-              <w:instrText xml:space="preserve"> PAGEREF _Toc212026282 \h </w:instrText>
+              <w:instrText xml:space="preserve"> PAGEREF _Toc212450934 \h </w:instrText>
             </w:r>
             <w:r>
               <w:rPr>
@@ -5297,7 +5313,7 @@
                 <w:noProof/>
                 <w:webHidden/>
               </w:rPr>
-              <w:t>62</w:t>
+              <w:t>63</w:t>
             </w:r>
             <w:r>
               <w:rPr>
@@ -5324,7 +5340,7 @@
               <w14:ligatures w14:val="standardContextual"/>
             </w:rPr>
           </w:pPr>
-          <w:hyperlink w:anchor="_Toc212026283" w:history="1">
+          <w:hyperlink w:anchor="_Toc212450935" w:history="1">
             <w:r>
               <w:rPr>
                 <w:rStyle w:val="Hipervnculo"/>
@@ -5352,7 +5368,7 @@
                 <w:noProof/>
                 <w:webHidden/>
               </w:rPr>
-              <w:instrText xml:space="preserve"> PAGEREF _Toc212026283 \h </w:instrText>
+              <w:instrText xml:space="preserve"> PAGEREF _Toc212450935 \h </w:instrText>
             </w:r>
             <w:r>
               <w:rPr>
@@ -5372,7 +5388,7 @@
                 <w:noProof/>
                 <w:webHidden/>
               </w:rPr>
-              <w:t>62</w:t>
+              <w:t>63</w:t>
             </w:r>
             <w:r>
               <w:rPr>
@@ -5399,7 +5415,7 @@
               <w14:ligatures w14:val="standardContextual"/>
             </w:rPr>
           </w:pPr>
-          <w:hyperlink w:anchor="_Toc212026284" w:history="1">
+          <w:hyperlink w:anchor="_Toc212450936" w:history="1">
             <w:r>
               <w:rPr>
                 <w:rStyle w:val="Hipervnculo"/>
@@ -5427,7 +5443,7 @@
                 <w:noProof/>
                 <w:webHidden/>
               </w:rPr>
-              <w:instrText xml:space="preserve"> PAGEREF _Toc212026284 \h </w:instrText>
+              <w:instrText xml:space="preserve"> PAGEREF _Toc212450936 \h </w:instrText>
             </w:r>
             <w:r>
               <w:rPr>
@@ -5447,7 +5463,1252 @@
                 <w:noProof/>
                 <w:webHidden/>
               </w:rPr>
-              <w:t>65</w:t>
+              <w:t>66</w:t>
+            </w:r>
+            <w:r>
+              <w:rPr>
+                <w:noProof/>
+                <w:webHidden/>
+              </w:rPr>
+              <w:fldChar w:fldCharType="end"/>
+            </w:r>
+          </w:hyperlink>
+        </w:p>
+        <w:p>
+          <w:pPr>
+            <w:pStyle w:val="TDC2"/>
+            <w:tabs>
+              <w:tab w:val="right" w:leader="dot" w:pos="8828"/>
+            </w:tabs>
+            <w:rPr>
+              <w:rFonts w:eastAsiaTheme="minorEastAsia"/>
+              <w:noProof/>
+              <w:kern w:val="2"/>
+              <w:sz w:val="24"/>
+              <w:szCs w:val="24"/>
+              <w:lang w:eastAsia="es-MX"/>
+              <w14:ligatures w14:val="standardContextual"/>
+            </w:rPr>
+          </w:pPr>
+          <w:hyperlink w:anchor="_Toc212450937" w:history="1">
+            <w:r>
+              <w:rPr>
+                <w:rStyle w:val="Hipervnculo"/>
+                <w:rFonts w:eastAsia="Calibri"/>
+                <w:noProof/>
+              </w:rPr>
+              <w:t>Análisis de mejoras a realizar</w:t>
+            </w:r>
+            <w:r>
+              <w:rPr>
+                <w:noProof/>
+                <w:webHidden/>
+              </w:rPr>
+              <w:tab/>
+            </w:r>
+            <w:r>
+              <w:rPr>
+                <w:noProof/>
+                <w:webHidden/>
+              </w:rPr>
+              <w:fldChar w:fldCharType="begin"/>
+            </w:r>
+            <w:r>
+              <w:rPr>
+                <w:noProof/>
+                <w:webHidden/>
+              </w:rPr>
+              <w:instrText xml:space="preserve"> PAGEREF _Toc212450937 \h </w:instrText>
+            </w:r>
+            <w:r>
+              <w:rPr>
+                <w:noProof/>
+                <w:webHidden/>
+              </w:rPr>
+            </w:r>
+            <w:r>
+              <w:rPr>
+                <w:noProof/>
+                <w:webHidden/>
+              </w:rPr>
+              <w:fldChar w:fldCharType="separate"/>
+            </w:r>
+            <w:r>
+              <w:rPr>
+                <w:noProof/>
+                <w:webHidden/>
+              </w:rPr>
+              <w:t>72</w:t>
+            </w:r>
+            <w:r>
+              <w:rPr>
+                <w:noProof/>
+                <w:webHidden/>
+              </w:rPr>
+              <w:fldChar w:fldCharType="end"/>
+            </w:r>
+          </w:hyperlink>
+        </w:p>
+        <w:p>
+          <w:pPr>
+            <w:pStyle w:val="TDC2"/>
+            <w:tabs>
+              <w:tab w:val="right" w:leader="dot" w:pos="8828"/>
+            </w:tabs>
+            <w:rPr>
+              <w:rFonts w:eastAsiaTheme="minorEastAsia"/>
+              <w:noProof/>
+              <w:kern w:val="2"/>
+              <w:sz w:val="24"/>
+              <w:szCs w:val="24"/>
+              <w:lang w:eastAsia="es-MX"/>
+              <w14:ligatures w14:val="standardContextual"/>
+            </w:rPr>
+          </w:pPr>
+          <w:hyperlink w:anchor="_Toc212450938" w:history="1">
+            <w:r>
+              <w:rPr>
+                <w:rStyle w:val="Hipervnculo"/>
+                <w:rFonts w:eastAsia="Calibri"/>
+                <w:noProof/>
+              </w:rPr>
+              <w:t>Mejoras al hardware</w:t>
+            </w:r>
+            <w:r>
+              <w:rPr>
+                <w:noProof/>
+                <w:webHidden/>
+              </w:rPr>
+              <w:tab/>
+            </w:r>
+            <w:r>
+              <w:rPr>
+                <w:noProof/>
+                <w:webHidden/>
+              </w:rPr>
+              <w:fldChar w:fldCharType="begin"/>
+            </w:r>
+            <w:r>
+              <w:rPr>
+                <w:noProof/>
+                <w:webHidden/>
+              </w:rPr>
+              <w:instrText xml:space="preserve"> PAGEREF _Toc212450938 \h </w:instrText>
+            </w:r>
+            <w:r>
+              <w:rPr>
+                <w:noProof/>
+                <w:webHidden/>
+              </w:rPr>
+            </w:r>
+            <w:r>
+              <w:rPr>
+                <w:noProof/>
+                <w:webHidden/>
+              </w:rPr>
+              <w:fldChar w:fldCharType="separate"/>
+            </w:r>
+            <w:r>
+              <w:rPr>
+                <w:noProof/>
+                <w:webHidden/>
+              </w:rPr>
+              <w:t>74</w:t>
+            </w:r>
+            <w:r>
+              <w:rPr>
+                <w:noProof/>
+                <w:webHidden/>
+              </w:rPr>
+              <w:fldChar w:fldCharType="end"/>
+            </w:r>
+          </w:hyperlink>
+        </w:p>
+        <w:p>
+          <w:pPr>
+            <w:pStyle w:val="TDC3"/>
+            <w:rPr>
+              <w:rFonts w:eastAsiaTheme="minorEastAsia"/>
+              <w:noProof/>
+              <w:kern w:val="2"/>
+              <w:sz w:val="24"/>
+              <w:szCs w:val="24"/>
+              <w:lang w:eastAsia="es-MX"/>
+              <w14:ligatures w14:val="standardContextual"/>
+            </w:rPr>
+          </w:pPr>
+          <w:hyperlink w:anchor="_Toc212450939" w:history="1">
+            <w:r>
+              <w:rPr>
+                <w:rStyle w:val="Hipervnculo"/>
+                <w:rFonts w:eastAsia="Calibri"/>
+                <w:noProof/>
+              </w:rPr>
+              <w:t>Actualización de Microcontroladores: Arduino Nano para el Sensor y ESP32 para el Coordinador</w:t>
+            </w:r>
+            <w:r>
+              <w:rPr>
+                <w:noProof/>
+                <w:webHidden/>
+              </w:rPr>
+              <w:tab/>
+            </w:r>
+            <w:r>
+              <w:rPr>
+                <w:noProof/>
+                <w:webHidden/>
+              </w:rPr>
+              <w:fldChar w:fldCharType="begin"/>
+            </w:r>
+            <w:r>
+              <w:rPr>
+                <w:noProof/>
+                <w:webHidden/>
+              </w:rPr>
+              <w:instrText xml:space="preserve"> PAGEREF _Toc212450939 \h </w:instrText>
+            </w:r>
+            <w:r>
+              <w:rPr>
+                <w:noProof/>
+                <w:webHidden/>
+              </w:rPr>
+            </w:r>
+            <w:r>
+              <w:rPr>
+                <w:noProof/>
+                <w:webHidden/>
+              </w:rPr>
+              <w:fldChar w:fldCharType="separate"/>
+            </w:r>
+            <w:r>
+              <w:rPr>
+                <w:noProof/>
+                <w:webHidden/>
+              </w:rPr>
+              <w:t>74</w:t>
+            </w:r>
+            <w:r>
+              <w:rPr>
+                <w:noProof/>
+                <w:webHidden/>
+              </w:rPr>
+              <w:fldChar w:fldCharType="end"/>
+            </w:r>
+          </w:hyperlink>
+        </w:p>
+        <w:p>
+          <w:pPr>
+            <w:pStyle w:val="TDC3"/>
+            <w:rPr>
+              <w:rFonts w:eastAsiaTheme="minorEastAsia"/>
+              <w:noProof/>
+              <w:kern w:val="2"/>
+              <w:sz w:val="24"/>
+              <w:szCs w:val="24"/>
+              <w:lang w:eastAsia="es-MX"/>
+              <w14:ligatures w14:val="standardContextual"/>
+            </w:rPr>
+          </w:pPr>
+          <w:hyperlink w:anchor="_Toc212450940" w:history="1">
+            <w:r>
+              <w:rPr>
+                <w:rStyle w:val="Hipervnculo"/>
+                <w:rFonts w:eastAsia="Calibri"/>
+                <w:noProof/>
+              </w:rPr>
+              <w:t>Actualización de la Fuente de Alimentación</w:t>
+            </w:r>
+            <w:r>
+              <w:rPr>
+                <w:noProof/>
+                <w:webHidden/>
+              </w:rPr>
+              <w:tab/>
+            </w:r>
+            <w:r>
+              <w:rPr>
+                <w:noProof/>
+                <w:webHidden/>
+              </w:rPr>
+              <w:fldChar w:fldCharType="begin"/>
+            </w:r>
+            <w:r>
+              <w:rPr>
+                <w:noProof/>
+                <w:webHidden/>
+              </w:rPr>
+              <w:instrText xml:space="preserve"> PAGEREF _Toc212450940 \h </w:instrText>
+            </w:r>
+            <w:r>
+              <w:rPr>
+                <w:noProof/>
+                <w:webHidden/>
+              </w:rPr>
+            </w:r>
+            <w:r>
+              <w:rPr>
+                <w:noProof/>
+                <w:webHidden/>
+              </w:rPr>
+              <w:fldChar w:fldCharType="separate"/>
+            </w:r>
+            <w:r>
+              <w:rPr>
+                <w:noProof/>
+                <w:webHidden/>
+              </w:rPr>
+              <w:t>77</w:t>
+            </w:r>
+            <w:r>
+              <w:rPr>
+                <w:noProof/>
+                <w:webHidden/>
+              </w:rPr>
+              <w:fldChar w:fldCharType="end"/>
+            </w:r>
+          </w:hyperlink>
+        </w:p>
+        <w:p>
+          <w:pPr>
+            <w:pStyle w:val="TDC2"/>
+            <w:tabs>
+              <w:tab w:val="right" w:leader="dot" w:pos="8828"/>
+            </w:tabs>
+            <w:rPr>
+              <w:rFonts w:eastAsiaTheme="minorEastAsia"/>
+              <w:noProof/>
+              <w:kern w:val="2"/>
+              <w:sz w:val="24"/>
+              <w:szCs w:val="24"/>
+              <w:lang w:eastAsia="es-MX"/>
+              <w14:ligatures w14:val="standardContextual"/>
+            </w:rPr>
+          </w:pPr>
+          <w:hyperlink w:anchor="_Toc212450941" w:history="1">
+            <w:r>
+              <w:rPr>
+                <w:rStyle w:val="Hipervnculo"/>
+                <w:rFonts w:eastAsia="Calibri"/>
+                <w:noProof/>
+              </w:rPr>
+              <w:t>Mejoras al Software</w:t>
+            </w:r>
+            <w:r>
+              <w:rPr>
+                <w:noProof/>
+                <w:webHidden/>
+              </w:rPr>
+              <w:tab/>
+            </w:r>
+            <w:r>
+              <w:rPr>
+                <w:noProof/>
+                <w:webHidden/>
+              </w:rPr>
+              <w:fldChar w:fldCharType="begin"/>
+            </w:r>
+            <w:r>
+              <w:rPr>
+                <w:noProof/>
+                <w:webHidden/>
+              </w:rPr>
+              <w:instrText xml:space="preserve"> PAGEREF _Toc212450941 \h </w:instrText>
+            </w:r>
+            <w:r>
+              <w:rPr>
+                <w:noProof/>
+                <w:webHidden/>
+              </w:rPr>
+            </w:r>
+            <w:r>
+              <w:rPr>
+                <w:noProof/>
+                <w:webHidden/>
+              </w:rPr>
+              <w:fldChar w:fldCharType="separate"/>
+            </w:r>
+            <w:r>
+              <w:rPr>
+                <w:noProof/>
+                <w:webHidden/>
+              </w:rPr>
+              <w:t>80</w:t>
+            </w:r>
+            <w:r>
+              <w:rPr>
+                <w:noProof/>
+                <w:webHidden/>
+              </w:rPr>
+              <w:fldChar w:fldCharType="end"/>
+            </w:r>
+          </w:hyperlink>
+        </w:p>
+        <w:p>
+          <w:pPr>
+            <w:pStyle w:val="TDC3"/>
+            <w:rPr>
+              <w:rFonts w:eastAsiaTheme="minorEastAsia"/>
+              <w:noProof/>
+              <w:kern w:val="2"/>
+              <w:sz w:val="24"/>
+              <w:szCs w:val="24"/>
+              <w:lang w:eastAsia="es-MX"/>
+              <w14:ligatures w14:val="standardContextual"/>
+            </w:rPr>
+          </w:pPr>
+          <w:hyperlink w:anchor="_Toc212450942" w:history="1">
+            <w:r>
+              <w:rPr>
+                <w:rStyle w:val="Hipervnculo"/>
+                <w:noProof/>
+              </w:rPr>
+              <w:t>Desarrollo de la Librería CodecWSN</w:t>
+            </w:r>
+            <w:r>
+              <w:rPr>
+                <w:noProof/>
+                <w:webHidden/>
+              </w:rPr>
+              <w:tab/>
+            </w:r>
+            <w:r>
+              <w:rPr>
+                <w:noProof/>
+                <w:webHidden/>
+              </w:rPr>
+              <w:fldChar w:fldCharType="begin"/>
+            </w:r>
+            <w:r>
+              <w:rPr>
+                <w:noProof/>
+                <w:webHidden/>
+              </w:rPr>
+              <w:instrText xml:space="preserve"> PAGEREF _Toc212450942 \h </w:instrText>
+            </w:r>
+            <w:r>
+              <w:rPr>
+                <w:noProof/>
+                <w:webHidden/>
+              </w:rPr>
+            </w:r>
+            <w:r>
+              <w:rPr>
+                <w:noProof/>
+                <w:webHidden/>
+              </w:rPr>
+              <w:fldChar w:fldCharType="separate"/>
+            </w:r>
+            <w:r>
+              <w:rPr>
+                <w:noProof/>
+                <w:webHidden/>
+              </w:rPr>
+              <w:t>80</w:t>
+            </w:r>
+            <w:r>
+              <w:rPr>
+                <w:noProof/>
+                <w:webHidden/>
+              </w:rPr>
+              <w:fldChar w:fldCharType="end"/>
+            </w:r>
+          </w:hyperlink>
+        </w:p>
+        <w:p>
+          <w:pPr>
+            <w:pStyle w:val="TDC3"/>
+            <w:rPr>
+              <w:rFonts w:eastAsiaTheme="minorEastAsia"/>
+              <w:noProof/>
+              <w:kern w:val="2"/>
+              <w:sz w:val="24"/>
+              <w:szCs w:val="24"/>
+              <w:lang w:eastAsia="es-MX"/>
+              <w14:ligatures w14:val="standardContextual"/>
+            </w:rPr>
+          </w:pPr>
+          <w:hyperlink w:anchor="_Toc212450943" w:history="1">
+            <w:r>
+              <w:rPr>
+                <w:rStyle w:val="Hipervnculo"/>
+                <w:noProof/>
+              </w:rPr>
+              <w:t>Desarrollo de la Librería AdaptiveTXWSN</w:t>
+            </w:r>
+            <w:r>
+              <w:rPr>
+                <w:noProof/>
+                <w:webHidden/>
+              </w:rPr>
+              <w:tab/>
+            </w:r>
+            <w:r>
+              <w:rPr>
+                <w:noProof/>
+                <w:webHidden/>
+              </w:rPr>
+              <w:fldChar w:fldCharType="begin"/>
+            </w:r>
+            <w:r>
+              <w:rPr>
+                <w:noProof/>
+                <w:webHidden/>
+              </w:rPr>
+              <w:instrText xml:space="preserve"> PAGEREF _Toc212450943 \h </w:instrText>
+            </w:r>
+            <w:r>
+              <w:rPr>
+                <w:noProof/>
+                <w:webHidden/>
+              </w:rPr>
+            </w:r>
+            <w:r>
+              <w:rPr>
+                <w:noProof/>
+                <w:webHidden/>
+              </w:rPr>
+              <w:fldChar w:fldCharType="separate"/>
+            </w:r>
+            <w:r>
+              <w:rPr>
+                <w:noProof/>
+                <w:webHidden/>
+              </w:rPr>
+              <w:t>82</w:t>
+            </w:r>
+            <w:r>
+              <w:rPr>
+                <w:noProof/>
+                <w:webHidden/>
+              </w:rPr>
+              <w:fldChar w:fldCharType="end"/>
+            </w:r>
+          </w:hyperlink>
+        </w:p>
+        <w:p>
+          <w:pPr>
+            <w:pStyle w:val="TDC2"/>
+            <w:tabs>
+              <w:tab w:val="right" w:leader="dot" w:pos="8828"/>
+            </w:tabs>
+            <w:rPr>
+              <w:rFonts w:eastAsiaTheme="minorEastAsia"/>
+              <w:noProof/>
+              <w:kern w:val="2"/>
+              <w:sz w:val="24"/>
+              <w:szCs w:val="24"/>
+              <w:lang w:eastAsia="es-MX"/>
+              <w14:ligatures w14:val="standardContextual"/>
+            </w:rPr>
+          </w:pPr>
+          <w:hyperlink w:anchor="_Toc212450944" w:history="1">
+            <w:r>
+              <w:rPr>
+                <w:rStyle w:val="Hipervnculo"/>
+                <w:rFonts w:eastAsia="Calibri"/>
+                <w:noProof/>
+              </w:rPr>
+              <w:t>Mejoras de la Sinergia Hardware-Software: Librería EnergyWSN</w:t>
+            </w:r>
+            <w:r>
+              <w:rPr>
+                <w:noProof/>
+                <w:webHidden/>
+              </w:rPr>
+              <w:tab/>
+            </w:r>
+            <w:r>
+              <w:rPr>
+                <w:noProof/>
+                <w:webHidden/>
+              </w:rPr>
+              <w:fldChar w:fldCharType="begin"/>
+            </w:r>
+            <w:r>
+              <w:rPr>
+                <w:noProof/>
+                <w:webHidden/>
+              </w:rPr>
+              <w:instrText xml:space="preserve"> PAGEREF _Toc212450944 \h </w:instrText>
+            </w:r>
+            <w:r>
+              <w:rPr>
+                <w:noProof/>
+                <w:webHidden/>
+              </w:rPr>
+            </w:r>
+            <w:r>
+              <w:rPr>
+                <w:noProof/>
+                <w:webHidden/>
+              </w:rPr>
+              <w:fldChar w:fldCharType="separate"/>
+            </w:r>
+            <w:r>
+              <w:rPr>
+                <w:noProof/>
+                <w:webHidden/>
+              </w:rPr>
+              <w:t>84</w:t>
+            </w:r>
+            <w:r>
+              <w:rPr>
+                <w:noProof/>
+                <w:webHidden/>
+              </w:rPr>
+              <w:fldChar w:fldCharType="end"/>
+            </w:r>
+          </w:hyperlink>
+        </w:p>
+        <w:p>
+          <w:pPr>
+            <w:pStyle w:val="TDC2"/>
+            <w:tabs>
+              <w:tab w:val="right" w:leader="dot" w:pos="8828"/>
+            </w:tabs>
+            <w:rPr>
+              <w:rFonts w:eastAsiaTheme="minorEastAsia"/>
+              <w:noProof/>
+              <w:kern w:val="2"/>
+              <w:sz w:val="24"/>
+              <w:szCs w:val="24"/>
+              <w:lang w:eastAsia="es-MX"/>
+              <w14:ligatures w14:val="standardContextual"/>
+            </w:rPr>
+          </w:pPr>
+          <w:hyperlink w:anchor="_Toc212450945" w:history="1">
+            <w:r>
+              <w:rPr>
+                <w:rStyle w:val="Hipervnculo"/>
+                <w:noProof/>
+              </w:rPr>
+              <w:t>Implementando múltiples tecnologías y avances</w:t>
+            </w:r>
+            <w:r>
+              <w:rPr>
+                <w:noProof/>
+                <w:webHidden/>
+              </w:rPr>
+              <w:tab/>
+            </w:r>
+            <w:r>
+              <w:rPr>
+                <w:noProof/>
+                <w:webHidden/>
+              </w:rPr>
+              <w:fldChar w:fldCharType="begin"/>
+            </w:r>
+            <w:r>
+              <w:rPr>
+                <w:noProof/>
+                <w:webHidden/>
+              </w:rPr>
+              <w:instrText xml:space="preserve"> PAGEREF _Toc212450945 \h </w:instrText>
+            </w:r>
+            <w:r>
+              <w:rPr>
+                <w:noProof/>
+                <w:webHidden/>
+              </w:rPr>
+            </w:r>
+            <w:r>
+              <w:rPr>
+                <w:noProof/>
+                <w:webHidden/>
+              </w:rPr>
+              <w:fldChar w:fldCharType="separate"/>
+            </w:r>
+            <w:r>
+              <w:rPr>
+                <w:noProof/>
+                <w:webHidden/>
+              </w:rPr>
+              <w:t>88</w:t>
+            </w:r>
+            <w:r>
+              <w:rPr>
+                <w:noProof/>
+                <w:webHidden/>
+              </w:rPr>
+              <w:fldChar w:fldCharType="end"/>
+            </w:r>
+          </w:hyperlink>
+        </w:p>
+        <w:p>
+          <w:pPr>
+            <w:pStyle w:val="TDC3"/>
+            <w:rPr>
+              <w:rFonts w:eastAsiaTheme="minorEastAsia"/>
+              <w:noProof/>
+              <w:kern w:val="2"/>
+              <w:sz w:val="24"/>
+              <w:szCs w:val="24"/>
+              <w:lang w:eastAsia="es-MX"/>
+              <w14:ligatures w14:val="standardContextual"/>
+            </w:rPr>
+          </w:pPr>
+          <w:hyperlink w:anchor="_Toc212450946" w:history="1">
+            <w:r>
+              <w:rPr>
+                <w:rStyle w:val="Hipervnculo"/>
+                <w:noProof/>
+              </w:rPr>
+              <w:t>LoRa</w:t>
+            </w:r>
+            <w:r>
+              <w:rPr>
+                <w:noProof/>
+                <w:webHidden/>
+              </w:rPr>
+              <w:tab/>
+            </w:r>
+            <w:r>
+              <w:rPr>
+                <w:noProof/>
+                <w:webHidden/>
+              </w:rPr>
+              <w:fldChar w:fldCharType="begin"/>
+            </w:r>
+            <w:r>
+              <w:rPr>
+                <w:noProof/>
+                <w:webHidden/>
+              </w:rPr>
+              <w:instrText xml:space="preserve"> PAGEREF _Toc212450946 \h </w:instrText>
+            </w:r>
+            <w:r>
+              <w:rPr>
+                <w:noProof/>
+                <w:webHidden/>
+              </w:rPr>
+            </w:r>
+            <w:r>
+              <w:rPr>
+                <w:noProof/>
+                <w:webHidden/>
+              </w:rPr>
+              <w:fldChar w:fldCharType="separate"/>
+            </w:r>
+            <w:r>
+              <w:rPr>
+                <w:noProof/>
+                <w:webHidden/>
+              </w:rPr>
+              <w:t>88</w:t>
+            </w:r>
+            <w:r>
+              <w:rPr>
+                <w:noProof/>
+                <w:webHidden/>
+              </w:rPr>
+              <w:fldChar w:fldCharType="end"/>
+            </w:r>
+          </w:hyperlink>
+        </w:p>
+        <w:p>
+          <w:pPr>
+            <w:pStyle w:val="TDC3"/>
+            <w:rPr>
+              <w:rFonts w:eastAsiaTheme="minorEastAsia"/>
+              <w:noProof/>
+              <w:kern w:val="2"/>
+              <w:sz w:val="24"/>
+              <w:szCs w:val="24"/>
+              <w:lang w:eastAsia="es-MX"/>
+              <w14:ligatures w14:val="standardContextual"/>
+            </w:rPr>
+          </w:pPr>
+          <w:hyperlink w:anchor="_Toc212450947" w:history="1">
+            <w:r>
+              <w:rPr>
+                <w:rStyle w:val="Hipervnculo"/>
+                <w:noProof/>
+              </w:rPr>
+              <w:t>NRF</w:t>
+            </w:r>
+            <w:r>
+              <w:rPr>
+                <w:rStyle w:val="Hipervnculo"/>
+                <w:noProof/>
+              </w:rPr>
+              <w:t>2</w:t>
+            </w:r>
+            <w:r>
+              <w:rPr>
+                <w:rStyle w:val="Hipervnculo"/>
+                <w:noProof/>
+              </w:rPr>
+              <w:t>4L01</w:t>
+            </w:r>
+            <w:r>
+              <w:rPr>
+                <w:noProof/>
+                <w:webHidden/>
+              </w:rPr>
+              <w:tab/>
+            </w:r>
+            <w:r>
+              <w:rPr>
+                <w:noProof/>
+                <w:webHidden/>
+              </w:rPr>
+              <w:fldChar w:fldCharType="begin"/>
+            </w:r>
+            <w:r>
+              <w:rPr>
+                <w:noProof/>
+                <w:webHidden/>
+              </w:rPr>
+              <w:instrText xml:space="preserve"> PAGEREF _Toc212450947 \h </w:instrText>
+            </w:r>
+            <w:r>
+              <w:rPr>
+                <w:noProof/>
+                <w:webHidden/>
+              </w:rPr>
+            </w:r>
+            <w:r>
+              <w:rPr>
+                <w:noProof/>
+                <w:webHidden/>
+              </w:rPr>
+              <w:fldChar w:fldCharType="separate"/>
+            </w:r>
+            <w:r>
+              <w:rPr>
+                <w:noProof/>
+                <w:webHidden/>
+              </w:rPr>
+              <w:t>92</w:t>
+            </w:r>
+            <w:r>
+              <w:rPr>
+                <w:noProof/>
+                <w:webHidden/>
+              </w:rPr>
+              <w:fldChar w:fldCharType="end"/>
+            </w:r>
+          </w:hyperlink>
+        </w:p>
+        <w:p>
+          <w:pPr>
+            <w:pStyle w:val="TDC3"/>
+            <w:rPr>
+              <w:rFonts w:eastAsiaTheme="minorEastAsia"/>
+              <w:noProof/>
+              <w:kern w:val="2"/>
+              <w:sz w:val="24"/>
+              <w:szCs w:val="24"/>
+              <w:lang w:eastAsia="es-MX"/>
+              <w14:ligatures w14:val="standardContextual"/>
+            </w:rPr>
+          </w:pPr>
+          <w:hyperlink w:anchor="_Toc212450948" w:history="1">
+            <w:r>
+              <w:rPr>
+                <w:rStyle w:val="Hipervnculo"/>
+                <w:noProof/>
+              </w:rPr>
+              <w:t>Creacion de UniversalRadioWSN como librería</w:t>
+            </w:r>
+            <w:r>
+              <w:rPr>
+                <w:noProof/>
+                <w:webHidden/>
+              </w:rPr>
+              <w:tab/>
+            </w:r>
+            <w:r>
+              <w:rPr>
+                <w:noProof/>
+                <w:webHidden/>
+              </w:rPr>
+              <w:fldChar w:fldCharType="begin"/>
+            </w:r>
+            <w:r>
+              <w:rPr>
+                <w:noProof/>
+                <w:webHidden/>
+              </w:rPr>
+              <w:instrText xml:space="preserve"> PAGEREF _Toc212450948 \h </w:instrText>
+            </w:r>
+            <w:r>
+              <w:rPr>
+                <w:noProof/>
+                <w:webHidden/>
+              </w:rPr>
+            </w:r>
+            <w:r>
+              <w:rPr>
+                <w:noProof/>
+                <w:webHidden/>
+              </w:rPr>
+              <w:fldChar w:fldCharType="separate"/>
+            </w:r>
+            <w:r>
+              <w:rPr>
+                <w:noProof/>
+                <w:webHidden/>
+              </w:rPr>
+              <w:t>99</w:t>
+            </w:r>
+            <w:r>
+              <w:rPr>
+                <w:noProof/>
+                <w:webHidden/>
+              </w:rPr>
+              <w:fldChar w:fldCharType="end"/>
+            </w:r>
+          </w:hyperlink>
+        </w:p>
+        <w:p>
+          <w:pPr>
+            <w:pStyle w:val="TDC2"/>
+            <w:tabs>
+              <w:tab w:val="right" w:leader="dot" w:pos="8828"/>
+            </w:tabs>
+            <w:rPr>
+              <w:rFonts w:eastAsiaTheme="minorEastAsia"/>
+              <w:noProof/>
+              <w:kern w:val="2"/>
+              <w:sz w:val="24"/>
+              <w:szCs w:val="24"/>
+              <w:lang w:eastAsia="es-MX"/>
+              <w14:ligatures w14:val="standardContextual"/>
+            </w:rPr>
+          </w:pPr>
+          <w:hyperlink w:anchor="_Toc212450949" w:history="1">
+            <w:r>
+              <w:rPr>
+                <w:rStyle w:val="Hipervnculo"/>
+                <w:noProof/>
+              </w:rPr>
+              <w:t>Realización de pruebas</w:t>
+            </w:r>
+            <w:r>
+              <w:rPr>
+                <w:noProof/>
+                <w:webHidden/>
+              </w:rPr>
+              <w:tab/>
+            </w:r>
+            <w:r>
+              <w:rPr>
+                <w:noProof/>
+                <w:webHidden/>
+              </w:rPr>
+              <w:fldChar w:fldCharType="begin"/>
+            </w:r>
+            <w:r>
+              <w:rPr>
+                <w:noProof/>
+                <w:webHidden/>
+              </w:rPr>
+              <w:instrText xml:space="preserve"> PAGEREF _Toc212450949 \h </w:instrText>
+            </w:r>
+            <w:r>
+              <w:rPr>
+                <w:noProof/>
+                <w:webHidden/>
+              </w:rPr>
+            </w:r>
+            <w:r>
+              <w:rPr>
+                <w:noProof/>
+                <w:webHidden/>
+              </w:rPr>
+              <w:fldChar w:fldCharType="separate"/>
+            </w:r>
+            <w:r>
+              <w:rPr>
+                <w:noProof/>
+                <w:webHidden/>
+              </w:rPr>
+              <w:t>101</w:t>
+            </w:r>
+            <w:r>
+              <w:rPr>
+                <w:noProof/>
+                <w:webHidden/>
+              </w:rPr>
+              <w:fldChar w:fldCharType="end"/>
+            </w:r>
+          </w:hyperlink>
+        </w:p>
+        <w:p>
+          <w:pPr>
+            <w:pStyle w:val="TDC3"/>
+            <w:rPr>
+              <w:rFonts w:eastAsiaTheme="minorEastAsia"/>
+              <w:noProof/>
+              <w:kern w:val="2"/>
+              <w:sz w:val="24"/>
+              <w:szCs w:val="24"/>
+              <w:lang w:eastAsia="es-MX"/>
+              <w14:ligatures w14:val="standardContextual"/>
+            </w:rPr>
+          </w:pPr>
+          <w:hyperlink w:anchor="_Toc212450950" w:history="1">
+            <w:r>
+              <w:rPr>
+                <w:rStyle w:val="Hipervnculo"/>
+                <w:noProof/>
+              </w:rPr>
+              <w:t>Análisis de las pruebas de Eficiencia Energética</w:t>
+            </w:r>
+            <w:r>
+              <w:rPr>
+                <w:noProof/>
+                <w:webHidden/>
+              </w:rPr>
+              <w:tab/>
+            </w:r>
+            <w:r>
+              <w:rPr>
+                <w:noProof/>
+                <w:webHidden/>
+              </w:rPr>
+              <w:fldChar w:fldCharType="begin"/>
+            </w:r>
+            <w:r>
+              <w:rPr>
+                <w:noProof/>
+                <w:webHidden/>
+              </w:rPr>
+              <w:instrText xml:space="preserve"> PAGEREF _Toc212450950 \h </w:instrText>
+            </w:r>
+            <w:r>
+              <w:rPr>
+                <w:noProof/>
+                <w:webHidden/>
+              </w:rPr>
+            </w:r>
+            <w:r>
+              <w:rPr>
+                <w:noProof/>
+                <w:webHidden/>
+              </w:rPr>
+              <w:fldChar w:fldCharType="separate"/>
+            </w:r>
+            <w:r>
+              <w:rPr>
+                <w:noProof/>
+                <w:webHidden/>
+              </w:rPr>
+              <w:t>101</w:t>
+            </w:r>
+            <w:r>
+              <w:rPr>
+                <w:noProof/>
+                <w:webHidden/>
+              </w:rPr>
+              <w:fldChar w:fldCharType="end"/>
+            </w:r>
+          </w:hyperlink>
+        </w:p>
+        <w:p>
+          <w:pPr>
+            <w:pStyle w:val="TDC3"/>
+            <w:rPr>
+              <w:rFonts w:eastAsiaTheme="minorEastAsia"/>
+              <w:noProof/>
+              <w:kern w:val="2"/>
+              <w:sz w:val="24"/>
+              <w:szCs w:val="24"/>
+              <w:lang w:eastAsia="es-MX"/>
+              <w14:ligatures w14:val="standardContextual"/>
+            </w:rPr>
+          </w:pPr>
+          <w:hyperlink w:anchor="_Toc212450951" w:history="1">
+            <w:r>
+              <w:rPr>
+                <w:rStyle w:val="Hipervnculo"/>
+                <w:noProof/>
+              </w:rPr>
+              <w:t>Análisis de las pruebas de Fiabilidad de la Comunicación</w:t>
+            </w:r>
+            <w:r>
+              <w:rPr>
+                <w:noProof/>
+                <w:webHidden/>
+              </w:rPr>
+              <w:tab/>
+            </w:r>
+            <w:r>
+              <w:rPr>
+                <w:noProof/>
+                <w:webHidden/>
+              </w:rPr>
+              <w:fldChar w:fldCharType="begin"/>
+            </w:r>
+            <w:r>
+              <w:rPr>
+                <w:noProof/>
+                <w:webHidden/>
+              </w:rPr>
+              <w:instrText xml:space="preserve"> PAGEREF _Toc212450951 \h </w:instrText>
+            </w:r>
+            <w:r>
+              <w:rPr>
+                <w:noProof/>
+                <w:webHidden/>
+              </w:rPr>
+            </w:r>
+            <w:r>
+              <w:rPr>
+                <w:noProof/>
+                <w:webHidden/>
+              </w:rPr>
+              <w:fldChar w:fldCharType="separate"/>
+            </w:r>
+            <w:r>
+              <w:rPr>
+                <w:noProof/>
+                <w:webHidden/>
+              </w:rPr>
+              <w:t>102</w:t>
+            </w:r>
+            <w:r>
+              <w:rPr>
+                <w:noProof/>
+                <w:webHidden/>
+              </w:rPr>
+              <w:fldChar w:fldCharType="end"/>
+            </w:r>
+          </w:hyperlink>
+        </w:p>
+        <w:p>
+          <w:pPr>
+            <w:pStyle w:val="TDC3"/>
+            <w:rPr>
+              <w:rFonts w:eastAsiaTheme="minorEastAsia"/>
+              <w:noProof/>
+              <w:kern w:val="2"/>
+              <w:sz w:val="24"/>
+              <w:szCs w:val="24"/>
+              <w:lang w:eastAsia="es-MX"/>
+              <w14:ligatures w14:val="standardContextual"/>
+            </w:rPr>
+          </w:pPr>
+          <w:hyperlink w:anchor="_Toc212450952" w:history="1">
+            <w:r>
+              <w:rPr>
+                <w:rStyle w:val="Hipervnculo"/>
+                <w:noProof/>
+              </w:rPr>
+              <w:t>AÑADIR QUE SE HIZO PARA TODOS LOS SKETCH</w:t>
+            </w:r>
+            <w:r>
+              <w:rPr>
+                <w:noProof/>
+                <w:webHidden/>
+              </w:rPr>
+              <w:tab/>
+            </w:r>
+            <w:r>
+              <w:rPr>
+                <w:noProof/>
+                <w:webHidden/>
+              </w:rPr>
+              <w:fldChar w:fldCharType="begin"/>
+            </w:r>
+            <w:r>
+              <w:rPr>
+                <w:noProof/>
+                <w:webHidden/>
+              </w:rPr>
+              <w:instrText xml:space="preserve"> PAGEREF _Toc212450952 \h </w:instrText>
+            </w:r>
+            <w:r>
+              <w:rPr>
+                <w:noProof/>
+                <w:webHidden/>
+              </w:rPr>
+            </w:r>
+            <w:r>
+              <w:rPr>
+                <w:noProof/>
+                <w:webHidden/>
+              </w:rPr>
+              <w:fldChar w:fldCharType="separate"/>
+            </w:r>
+            <w:r>
+              <w:rPr>
+                <w:noProof/>
+                <w:webHidden/>
+              </w:rPr>
+              <w:t>102</w:t>
+            </w:r>
+            <w:r>
+              <w:rPr>
+                <w:noProof/>
+                <w:webHidden/>
+              </w:rPr>
+              <w:fldChar w:fldCharType="end"/>
+            </w:r>
+          </w:hyperlink>
+        </w:p>
+        <w:p>
+          <w:pPr>
+            <w:pStyle w:val="TDC3"/>
+            <w:rPr>
+              <w:rFonts w:eastAsiaTheme="minorEastAsia"/>
+              <w:noProof/>
+              <w:kern w:val="2"/>
+              <w:sz w:val="24"/>
+              <w:szCs w:val="24"/>
+              <w:lang w:eastAsia="es-MX"/>
+              <w14:ligatures w14:val="standardContextual"/>
+            </w:rPr>
+          </w:pPr>
+          <w:hyperlink w:anchor="_Toc212450953" w:history="1">
+            <w:r>
+              <w:rPr>
+                <w:rStyle w:val="Hipervnculo"/>
+                <w:noProof/>
+              </w:rPr>
+              <w:t>Pruebas de la Eficiencia energética</w:t>
+            </w:r>
+            <w:r>
+              <w:rPr>
+                <w:noProof/>
+                <w:webHidden/>
+              </w:rPr>
+              <w:tab/>
+            </w:r>
+            <w:r>
+              <w:rPr>
+                <w:noProof/>
+                <w:webHidden/>
+              </w:rPr>
+              <w:fldChar w:fldCharType="begin"/>
+            </w:r>
+            <w:r>
+              <w:rPr>
+                <w:noProof/>
+                <w:webHidden/>
+              </w:rPr>
+              <w:instrText xml:space="preserve"> PAGEREF _Toc212450953 \h </w:instrText>
+            </w:r>
+            <w:r>
+              <w:rPr>
+                <w:noProof/>
+                <w:webHidden/>
+              </w:rPr>
+            </w:r>
+            <w:r>
+              <w:rPr>
+                <w:noProof/>
+                <w:webHidden/>
+              </w:rPr>
+              <w:fldChar w:fldCharType="separate"/>
+            </w:r>
+            <w:r>
+              <w:rPr>
+                <w:noProof/>
+                <w:webHidden/>
+              </w:rPr>
+              <w:t>103</w:t>
             </w:r>
             <w:r>
               <w:rPr>
@@ -5474,14 +6735,13 @@
               <w14:ligatures w14:val="standardContextual"/>
             </w:rPr>
           </w:pPr>
-          <w:hyperlink w:anchor="_Toc212026285" w:history="1">
+          <w:hyperlink w:anchor="_Toc212450954" w:history="1">
             <w:r>
               <w:rPr>
                 <w:rStyle w:val="Hipervnculo"/>
-                <w:rFonts w:eastAsia="Calibri"/>
-                <w:noProof/>
-              </w:rPr>
-              <w:t>Añadir imagen aqui</w:t>
+                <w:noProof/>
+              </w:rPr>
+              <w:t>PRUEBAS DE CONFIANZA DE OMAR</w:t>
             </w:r>
             <w:r>
               <w:rPr>
@@ -5502,7 +6762,7 @@
                 <w:noProof/>
                 <w:webHidden/>
               </w:rPr>
-              <w:instrText xml:space="preserve"> PAGEREF _Toc212026285 \h </w:instrText>
+              <w:instrText xml:space="preserve"> PAGEREF _Toc212450954 \h </w:instrText>
             </w:r>
             <w:r>
               <w:rPr>
@@ -5522,7 +6782,7 @@
                 <w:noProof/>
                 <w:webHidden/>
               </w:rPr>
-              <w:t>69</w:t>
+              <w:t>105</w:t>
             </w:r>
             <w:r>
               <w:rPr>
@@ -5549,14 +6809,13 @@
               <w14:ligatures w14:val="standardContextual"/>
             </w:rPr>
           </w:pPr>
-          <w:hyperlink w:anchor="_Toc212026286" w:history="1">
+          <w:hyperlink w:anchor="_Toc212450955" w:history="1">
             <w:r>
               <w:rPr>
                 <w:rStyle w:val="Hipervnculo"/>
-                <w:rFonts w:eastAsia="Calibri"/>
-                <w:noProof/>
-              </w:rPr>
-              <w:t>Análisis de mejoras a realizar</w:t>
+                <w:noProof/>
+              </w:rPr>
+              <w:t>Preparación del entorno de pruebas</w:t>
             </w:r>
             <w:r>
               <w:rPr>
@@ -5577,7 +6836,7 @@
                 <w:noProof/>
                 <w:webHidden/>
               </w:rPr>
-              <w:instrText xml:space="preserve"> PAGEREF _Toc212026286 \h </w:instrText>
+              <w:instrText xml:space="preserve"> PAGEREF _Toc212450955 \h </w:instrText>
             </w:r>
             <w:r>
               <w:rPr>
@@ -5597,7 +6856,7 @@
                 <w:noProof/>
                 <w:webHidden/>
               </w:rPr>
-              <w:t>71</w:t>
+              <w:t>105</w:t>
             </w:r>
             <w:r>
               <w:rPr>
@@ -5624,14 +6883,14 @@
               <w14:ligatures w14:val="standardContextual"/>
             </w:rPr>
           </w:pPr>
-          <w:hyperlink w:anchor="_Toc212026287" w:history="1">
+          <w:hyperlink w:anchor="_Toc212450956" w:history="1">
             <w:r>
               <w:rPr>
                 <w:rStyle w:val="Hipervnculo"/>
                 <w:rFonts w:eastAsia="Calibri"/>
                 <w:noProof/>
               </w:rPr>
-              <w:t>Mejoras al hardware</w:t>
+              <w:t>Metodología y análisis de diferentes escenarios</w:t>
             </w:r>
             <w:r>
               <w:rPr>
@@ -5652,7 +6911,7 @@
                 <w:noProof/>
                 <w:webHidden/>
               </w:rPr>
-              <w:instrText xml:space="preserve"> PAGEREF _Toc212026287 \h </w:instrText>
+              <w:instrText xml:space="preserve"> PAGEREF _Toc212450956 \h </w:instrText>
             </w:r>
             <w:r>
               <w:rPr>
@@ -5672,7 +6931,7 @@
                 <w:noProof/>
                 <w:webHidden/>
               </w:rPr>
-              <w:t>73</w:t>
+              <w:t>107</w:t>
             </w:r>
             <w:r>
               <w:rPr>
@@ -5696,14 +6955,13 @@
               <w14:ligatures w14:val="standardContextual"/>
             </w:rPr>
           </w:pPr>
-          <w:hyperlink w:anchor="_Toc212026288" w:history="1">
+          <w:hyperlink w:anchor="_Toc212450957" w:history="1">
             <w:r>
               <w:rPr>
                 <w:rStyle w:val="Hipervnculo"/>
-                <w:rFonts w:eastAsia="Calibri"/>
-                <w:noProof/>
-              </w:rPr>
-              <w:t>Actualización de Microcontroladores: Arduino Nano para el Sensor y ESP32 para el Coordinador</w:t>
+                <w:noProof/>
+              </w:rPr>
+              <w:t>Primer escenario: Transmisión simple de datos</w:t>
             </w:r>
             <w:r>
               <w:rPr>
@@ -5724,7 +6982,7 @@
                 <w:noProof/>
                 <w:webHidden/>
               </w:rPr>
-              <w:instrText xml:space="preserve"> PAGEREF _Toc212026288 \h </w:instrText>
+              <w:instrText xml:space="preserve"> PAGEREF _Toc212450957 \h </w:instrText>
             </w:r>
             <w:r>
               <w:rPr>
@@ -5744,7 +7002,7 @@
                 <w:noProof/>
                 <w:webHidden/>
               </w:rPr>
-              <w:t>73</w:t>
+              <w:t>107</w:t>
             </w:r>
             <w:r>
               <w:rPr>
@@ -5768,14 +7026,13 @@
               <w14:ligatures w14:val="standardContextual"/>
             </w:rPr>
           </w:pPr>
-          <w:hyperlink w:anchor="_Toc212026289" w:history="1">
+          <w:hyperlink w:anchor="_Toc212450958" w:history="1">
             <w:r>
               <w:rPr>
                 <w:rStyle w:val="Hipervnculo"/>
-                <w:rFonts w:eastAsia="Calibri"/>
-                <w:noProof/>
-              </w:rPr>
-              <w:t>Actualización de la Fuente de Alimentación</w:t>
+                <w:noProof/>
+              </w:rPr>
+              <w:t>Segundo escenario: Encapsulamiento de datos</w:t>
             </w:r>
             <w:r>
               <w:rPr>
@@ -5796,7 +7053,7 @@
                 <w:noProof/>
                 <w:webHidden/>
               </w:rPr>
-              <w:instrText xml:space="preserve"> PAGEREF _Toc212026289 \h </w:instrText>
+              <w:instrText xml:space="preserve"> PAGEREF _Toc212450958 \h </w:instrText>
             </w:r>
             <w:r>
               <w:rPr>
@@ -5816,82 +7073,7 @@
                 <w:noProof/>
                 <w:webHidden/>
               </w:rPr>
-              <w:t>76</w:t>
-            </w:r>
-            <w:r>
-              <w:rPr>
-                <w:noProof/>
-                <w:webHidden/>
-              </w:rPr>
-              <w:fldChar w:fldCharType="end"/>
-            </w:r>
-          </w:hyperlink>
-        </w:p>
-        <w:p>
-          <w:pPr>
-            <w:pStyle w:val="TDC2"/>
-            <w:tabs>
-              <w:tab w:val="right" w:leader="dot" w:pos="8828"/>
-            </w:tabs>
-            <w:rPr>
-              <w:rFonts w:eastAsiaTheme="minorEastAsia"/>
-              <w:noProof/>
-              <w:kern w:val="2"/>
-              <w:sz w:val="24"/>
-              <w:szCs w:val="24"/>
-              <w:lang w:eastAsia="es-MX"/>
-              <w14:ligatures w14:val="standardContextual"/>
-            </w:rPr>
-          </w:pPr>
-          <w:hyperlink w:anchor="_Toc212026290" w:history="1">
-            <w:r>
-              <w:rPr>
-                <w:rStyle w:val="Hipervnculo"/>
-                <w:rFonts w:eastAsia="Calibri"/>
-                <w:noProof/>
-              </w:rPr>
-              <w:t>Mejoras al Software</w:t>
-            </w:r>
-            <w:r>
-              <w:rPr>
-                <w:noProof/>
-                <w:webHidden/>
-              </w:rPr>
-              <w:tab/>
-            </w:r>
-            <w:r>
-              <w:rPr>
-                <w:noProof/>
-                <w:webHidden/>
-              </w:rPr>
-              <w:fldChar w:fldCharType="begin"/>
-            </w:r>
-            <w:r>
-              <w:rPr>
-                <w:noProof/>
-                <w:webHidden/>
-              </w:rPr>
-              <w:instrText xml:space="preserve"> PAGEREF _Toc212026290 \h </w:instrText>
-            </w:r>
-            <w:r>
-              <w:rPr>
-                <w:noProof/>
-                <w:webHidden/>
-              </w:rPr>
-            </w:r>
-            <w:r>
-              <w:rPr>
-                <w:noProof/>
-                <w:webHidden/>
-              </w:rPr>
-              <w:fldChar w:fldCharType="separate"/>
-            </w:r>
-            <w:r>
-              <w:rPr>
-                <w:noProof/>
-                <w:webHidden/>
-              </w:rPr>
-              <w:t>79</w:t>
+              <w:t>108</w:t>
             </w:r>
             <w:r>
               <w:rPr>
@@ -5915,13 +7097,13 @@
               <w14:ligatures w14:val="standardContextual"/>
             </w:rPr>
           </w:pPr>
-          <w:hyperlink w:anchor="_Toc212026291" w:history="1">
+          <w:hyperlink w:anchor="_Toc212450959" w:history="1">
             <w:r>
               <w:rPr>
                 <w:rStyle w:val="Hipervnculo"/>
                 <w:noProof/>
               </w:rPr>
-              <w:t>Desarrollo de la Librería CodecWSN</w:t>
+              <w:t>Tercer escenario: Implementando CODEWSN (codificación binaria)</w:t>
             </w:r>
             <w:r>
               <w:rPr>
@@ -5942,7 +7124,7 @@
                 <w:noProof/>
                 <w:webHidden/>
               </w:rPr>
-              <w:instrText xml:space="preserve"> PAGEREF _Toc212026291 \h </w:instrText>
+              <w:instrText xml:space="preserve"> PAGEREF _Toc212450959 \h </w:instrText>
             </w:r>
             <w:r>
               <w:rPr>
@@ -5962,7 +7144,7 @@
                 <w:noProof/>
                 <w:webHidden/>
               </w:rPr>
-              <w:t>79</w:t>
+              <w:t>109</w:t>
             </w:r>
             <w:r>
               <w:rPr>
@@ -5986,13 +7168,13 @@
               <w14:ligatures w14:val="standardContextual"/>
             </w:rPr>
           </w:pPr>
-          <w:hyperlink w:anchor="_Toc212026292" w:history="1">
+          <w:hyperlink w:anchor="_Toc212450960" w:history="1">
             <w:r>
               <w:rPr>
                 <w:rStyle w:val="Hipervnculo"/>
                 <w:noProof/>
               </w:rPr>
-              <w:t>Desarrollo de la Librería AdaptiveTXWSN</w:t>
+              <w:t>Cuarto escenario: Transmisión adaptativa dependiendo del nivel de batería</w:t>
             </w:r>
             <w:r>
               <w:rPr>
@@ -6013,7 +7195,7 @@
                 <w:noProof/>
                 <w:webHidden/>
               </w:rPr>
-              <w:instrText xml:space="preserve"> PAGEREF _Toc212026292 \h </w:instrText>
+              <w:instrText xml:space="preserve"> PAGEREF _Toc212450960 \h </w:instrText>
             </w:r>
             <w:r>
               <w:rPr>
@@ -6033,156 +7215,7 @@
                 <w:noProof/>
                 <w:webHidden/>
               </w:rPr>
-              <w:t>81</w:t>
-            </w:r>
-            <w:r>
-              <w:rPr>
-                <w:noProof/>
-                <w:webHidden/>
-              </w:rPr>
-              <w:fldChar w:fldCharType="end"/>
-            </w:r>
-          </w:hyperlink>
-        </w:p>
-        <w:p>
-          <w:pPr>
-            <w:pStyle w:val="TDC2"/>
-            <w:tabs>
-              <w:tab w:val="right" w:leader="dot" w:pos="8828"/>
-            </w:tabs>
-            <w:rPr>
-              <w:rFonts w:eastAsiaTheme="minorEastAsia"/>
-              <w:noProof/>
-              <w:kern w:val="2"/>
-              <w:sz w:val="24"/>
-              <w:szCs w:val="24"/>
-              <w:lang w:eastAsia="es-MX"/>
-              <w14:ligatures w14:val="standardContextual"/>
-            </w:rPr>
-          </w:pPr>
-          <w:hyperlink w:anchor="_Toc212026293" w:history="1">
-            <w:r>
-              <w:rPr>
-                <w:rStyle w:val="Hipervnculo"/>
-                <w:rFonts w:eastAsia="Calibri"/>
-                <w:noProof/>
-              </w:rPr>
-              <w:t>Mejoras de la Sinergia Hardware-Software: Librería EnergyWSN</w:t>
-            </w:r>
-            <w:r>
-              <w:rPr>
-                <w:noProof/>
-                <w:webHidden/>
-              </w:rPr>
-              <w:tab/>
-            </w:r>
-            <w:r>
-              <w:rPr>
-                <w:noProof/>
-                <w:webHidden/>
-              </w:rPr>
-              <w:fldChar w:fldCharType="begin"/>
-            </w:r>
-            <w:r>
-              <w:rPr>
-                <w:noProof/>
-                <w:webHidden/>
-              </w:rPr>
-              <w:instrText xml:space="preserve"> PAGEREF _Toc212026293 \h </w:instrText>
-            </w:r>
-            <w:r>
-              <w:rPr>
-                <w:noProof/>
-                <w:webHidden/>
-              </w:rPr>
-            </w:r>
-            <w:r>
-              <w:rPr>
-                <w:noProof/>
-                <w:webHidden/>
-              </w:rPr>
-              <w:fldChar w:fldCharType="separate"/>
-            </w:r>
-            <w:r>
-              <w:rPr>
-                <w:noProof/>
-                <w:webHidden/>
-              </w:rPr>
-              <w:t>83</w:t>
-            </w:r>
-            <w:r>
-              <w:rPr>
-                <w:noProof/>
-                <w:webHidden/>
-              </w:rPr>
-              <w:fldChar w:fldCharType="end"/>
-            </w:r>
-          </w:hyperlink>
-        </w:p>
-        <w:p>
-          <w:pPr>
-            <w:pStyle w:val="TDC2"/>
-            <w:tabs>
-              <w:tab w:val="right" w:leader="dot" w:pos="8828"/>
-            </w:tabs>
-            <w:rPr>
-              <w:rFonts w:eastAsiaTheme="minorEastAsia"/>
-              <w:noProof/>
-              <w:kern w:val="2"/>
-              <w:sz w:val="24"/>
-              <w:szCs w:val="24"/>
-              <w:lang w:eastAsia="es-MX"/>
-              <w14:ligatures w14:val="standardContextual"/>
-            </w:rPr>
-          </w:pPr>
-          <w:hyperlink w:anchor="_Toc212026294" w:history="1">
-            <w:r>
-              <w:rPr>
-                <w:rStyle w:val="Hipervnculo"/>
-                <w:noProof/>
-              </w:rPr>
-              <w:t>Implementando múltiples tecnologías y avances</w:t>
-            </w:r>
-            <w:r>
-              <w:rPr>
-                <w:noProof/>
-                <w:webHidden/>
-              </w:rPr>
-              <w:tab/>
-            </w:r>
-            <w:r>
-              <w:rPr>
-                <w:noProof/>
-                <w:webHidden/>
-              </w:rPr>
-              <w:fldChar w:fldCharType="begin"/>
-            </w:r>
-            <w:r>
-              <w:rPr>
-                <w:noProof/>
-                <w:webHidden/>
-              </w:rPr>
-              <w:instrText xml:space="preserve"> PAGEREF _Toc212026294 \h </w:instrText>
-            </w:r>
-            <w:r>
-              <w:rPr>
-                <w:noProof/>
-                <w:webHidden/>
-              </w:rPr>
-            </w:r>
-            <w:r>
-              <w:rPr>
-                <w:noProof/>
-                <w:webHidden/>
-              </w:rPr>
-              <w:fldChar w:fldCharType="separate"/>
-            </w:r>
-            <w:r>
-              <w:rPr>
-                <w:noProof/>
-                <w:webHidden/>
-              </w:rPr>
-              <w:t>87</w:t>
+              <w:t>109</w:t>
             </w:r>
             <w:r>
               <w:rPr>
@@ -6206,13 +7239,14 @@
               <w14:ligatures w14:val="standardContextual"/>
             </w:rPr>
           </w:pPr>
-          <w:hyperlink w:anchor="_Toc212026295" w:history="1">
+          <w:hyperlink w:anchor="_Toc212450961" w:history="1">
             <w:r>
               <w:rPr>
                 <w:rStyle w:val="Hipervnculo"/>
-                <w:noProof/>
-              </w:rPr>
-              <w:t>LoRa</w:t>
+                <w:rFonts w:eastAsia="Calibri Light"/>
+                <w:noProof/>
+              </w:rPr>
+              <w:t>Conclusión post pruebas</w:t>
             </w:r>
             <w:r>
               <w:rPr>
@@ -6233,7 +7267,7 @@
                 <w:noProof/>
                 <w:webHidden/>
               </w:rPr>
-              <w:instrText xml:space="preserve"> PAGEREF _Toc212026295 \h </w:instrText>
+              <w:instrText xml:space="preserve"> PAGEREF _Toc212450961 \h </w:instrText>
             </w:r>
             <w:r>
               <w:rPr>
@@ -6253,7 +7287,7 @@
                 <w:noProof/>
                 <w:webHidden/>
               </w:rPr>
-              <w:t>87</w:t>
+              <w:t>111</w:t>
             </w:r>
             <w:r>
               <w:rPr>
@@ -6277,13 +7311,13 @@
               <w14:ligatures w14:val="standardContextual"/>
             </w:rPr>
           </w:pPr>
-          <w:hyperlink w:anchor="_Toc212026296" w:history="1">
+          <w:hyperlink w:anchor="_Toc212450962" w:history="1">
             <w:r>
               <w:rPr>
                 <w:rStyle w:val="Hipervnculo"/>
                 <w:noProof/>
               </w:rPr>
-              <w:t>NRF24L01</w:t>
+              <w:t>1. El Montaje Experimental (El "Laboratorio")</w:t>
             </w:r>
             <w:r>
               <w:rPr>
@@ -6304,7 +7338,7 @@
                 <w:noProof/>
                 <w:webHidden/>
               </w:rPr>
-              <w:instrText xml:space="preserve"> PAGEREF _Toc212026296 \h </w:instrText>
+              <w:instrText xml:space="preserve"> PAGEREF _Toc212450962 \h </w:instrText>
             </w:r>
             <w:r>
               <w:rPr>
@@ -6324,7 +7358,7 @@
                 <w:noProof/>
                 <w:webHidden/>
               </w:rPr>
-              <w:t>91</w:t>
+              <w:t>116</w:t>
             </w:r>
             <w:r>
               <w:rPr>
@@ -6348,13 +7382,13 @@
               <w14:ligatures w14:val="standardContextual"/>
             </w:rPr>
           </w:pPr>
-          <w:hyperlink w:anchor="_Toc212026297" w:history="1">
+          <w:hyperlink w:anchor="_Toc212450963" w:history="1">
             <w:r>
               <w:rPr>
                 <w:rStyle w:val="Hipervnculo"/>
                 <w:noProof/>
               </w:rPr>
-              <w:t>Creacion de UniversalRadioWSN como librería</w:t>
+              <w:t>2. Diseño de los Experimentos</w:t>
             </w:r>
             <w:r>
               <w:rPr>
@@ -6375,7 +7409,7 @@
                 <w:noProof/>
                 <w:webHidden/>
               </w:rPr>
-              <w:instrText xml:space="preserve"> PAGEREF _Toc212026297 \h </w:instrText>
+              <w:instrText xml:space="preserve"> PAGEREF _Toc212450963 \h </w:instrText>
             </w:r>
             <w:r>
               <w:rPr>
@@ -6395,81 +7429,7 @@
                 <w:noProof/>
                 <w:webHidden/>
               </w:rPr>
-              <w:t>98</w:t>
-            </w:r>
-            <w:r>
-              <w:rPr>
-                <w:noProof/>
-                <w:webHidden/>
-              </w:rPr>
-              <w:fldChar w:fldCharType="end"/>
-            </w:r>
-          </w:hyperlink>
-        </w:p>
-        <w:p>
-          <w:pPr>
-            <w:pStyle w:val="TDC2"/>
-            <w:tabs>
-              <w:tab w:val="right" w:leader="dot" w:pos="8828"/>
-            </w:tabs>
-            <w:rPr>
-              <w:rFonts w:eastAsiaTheme="minorEastAsia"/>
-              <w:noProof/>
-              <w:kern w:val="2"/>
-              <w:sz w:val="24"/>
-              <w:szCs w:val="24"/>
-              <w:lang w:eastAsia="es-MX"/>
-              <w14:ligatures w14:val="standardContextual"/>
-            </w:rPr>
-          </w:pPr>
-          <w:hyperlink w:anchor="_Toc212026298" w:history="1">
-            <w:r>
-              <w:rPr>
-                <w:rStyle w:val="Hipervnculo"/>
-                <w:noProof/>
-              </w:rPr>
-              <w:t>Realización de pruebas</w:t>
-            </w:r>
-            <w:r>
-              <w:rPr>
-                <w:noProof/>
-                <w:webHidden/>
-              </w:rPr>
-              <w:tab/>
-            </w:r>
-            <w:r>
-              <w:rPr>
-                <w:noProof/>
-                <w:webHidden/>
-              </w:rPr>
-              <w:fldChar w:fldCharType="begin"/>
-            </w:r>
-            <w:r>
-              <w:rPr>
-                <w:noProof/>
-                <w:webHidden/>
-              </w:rPr>
-              <w:instrText xml:space="preserve"> PAGEREF _Toc212026298 \h </w:instrText>
-            </w:r>
-            <w:r>
-              <w:rPr>
-                <w:noProof/>
-                <w:webHidden/>
-              </w:rPr>
-            </w:r>
-            <w:r>
-              <w:rPr>
-                <w:noProof/>
-                <w:webHidden/>
-              </w:rPr>
-              <w:fldChar w:fldCharType="separate"/>
-            </w:r>
-            <w:r>
-              <w:rPr>
-                <w:noProof/>
-                <w:webHidden/>
-              </w:rPr>
-              <w:t>100</w:t>
+              <w:t>116</w:t>
             </w:r>
             <w:r>
               <w:rPr>
@@ -6493,13 +7453,13 @@
               <w14:ligatures w14:val="standardContextual"/>
             </w:rPr>
           </w:pPr>
-          <w:hyperlink w:anchor="_Toc212026299" w:history="1">
+          <w:hyperlink w:anchor="_Toc212450964" w:history="1">
             <w:r>
               <w:rPr>
                 <w:rStyle w:val="Hipervnculo"/>
                 <w:noProof/>
               </w:rPr>
-              <w:t>Análisis de las pruebas de Eficiencia Energética</w:t>
+              <w:t>3. Cómo Presentar los Resultados</w:t>
             </w:r>
             <w:r>
               <w:rPr>
@@ -6520,1012 +7480,7 @@
                 <w:noProof/>
                 <w:webHidden/>
               </w:rPr>
-              <w:instrText xml:space="preserve"> PAGEREF _Toc212026299 \h </w:instrText>
-            </w:r>
-            <w:r>
-              <w:rPr>
-                <w:noProof/>
-                <w:webHidden/>
-              </w:rPr>
-            </w:r>
-            <w:r>
-              <w:rPr>
-                <w:noProof/>
-                <w:webHidden/>
-              </w:rPr>
-              <w:fldChar w:fldCharType="separate"/>
-            </w:r>
-            <w:r>
-              <w:rPr>
-                <w:noProof/>
-                <w:webHidden/>
-              </w:rPr>
-              <w:t>100</w:t>
-            </w:r>
-            <w:r>
-              <w:rPr>
-                <w:noProof/>
-                <w:webHidden/>
-              </w:rPr>
-              <w:fldChar w:fldCharType="end"/>
-            </w:r>
-          </w:hyperlink>
-        </w:p>
-        <w:p>
-          <w:pPr>
-            <w:pStyle w:val="TDC3"/>
-            <w:rPr>
-              <w:rFonts w:eastAsiaTheme="minorEastAsia"/>
-              <w:noProof/>
-              <w:kern w:val="2"/>
-              <w:sz w:val="24"/>
-              <w:szCs w:val="24"/>
-              <w:lang w:eastAsia="es-MX"/>
-              <w14:ligatures w14:val="standardContextual"/>
-            </w:rPr>
-          </w:pPr>
-          <w:hyperlink w:anchor="_Toc212026300" w:history="1">
-            <w:r>
-              <w:rPr>
-                <w:rStyle w:val="Hipervnculo"/>
-                <w:noProof/>
-              </w:rPr>
-              <w:t>Análisis de las pruebas de Fiabilidad de la Comunicación</w:t>
-            </w:r>
-            <w:r>
-              <w:rPr>
-                <w:noProof/>
-                <w:webHidden/>
-              </w:rPr>
-              <w:tab/>
-            </w:r>
-            <w:r>
-              <w:rPr>
-                <w:noProof/>
-                <w:webHidden/>
-              </w:rPr>
-              <w:fldChar w:fldCharType="begin"/>
-            </w:r>
-            <w:r>
-              <w:rPr>
-                <w:noProof/>
-                <w:webHidden/>
-              </w:rPr>
-              <w:instrText xml:space="preserve"> PAGEREF _Toc212026300 \h </w:instrText>
-            </w:r>
-            <w:r>
-              <w:rPr>
-                <w:noProof/>
-                <w:webHidden/>
-              </w:rPr>
-            </w:r>
-            <w:r>
-              <w:rPr>
-                <w:noProof/>
-                <w:webHidden/>
-              </w:rPr>
-              <w:fldChar w:fldCharType="separate"/>
-            </w:r>
-            <w:r>
-              <w:rPr>
-                <w:noProof/>
-                <w:webHidden/>
-              </w:rPr>
-              <w:t>101</w:t>
-            </w:r>
-            <w:r>
-              <w:rPr>
-                <w:noProof/>
-                <w:webHidden/>
-              </w:rPr>
-              <w:fldChar w:fldCharType="end"/>
-            </w:r>
-          </w:hyperlink>
-        </w:p>
-        <w:p>
-          <w:pPr>
-            <w:pStyle w:val="TDC3"/>
-            <w:rPr>
-              <w:rFonts w:eastAsiaTheme="minorEastAsia"/>
-              <w:noProof/>
-              <w:kern w:val="2"/>
-              <w:sz w:val="24"/>
-              <w:szCs w:val="24"/>
-              <w:lang w:eastAsia="es-MX"/>
-              <w14:ligatures w14:val="standardContextual"/>
-            </w:rPr>
-          </w:pPr>
-          <w:hyperlink w:anchor="_Toc212026301" w:history="1">
-            <w:r>
-              <w:rPr>
-                <w:rStyle w:val="Hipervnculo"/>
-                <w:noProof/>
-              </w:rPr>
-              <w:t>AÑADIR QUE SE HIZO PARA TODOS LOS SKETCH</w:t>
-            </w:r>
-            <w:r>
-              <w:rPr>
-                <w:noProof/>
-                <w:webHidden/>
-              </w:rPr>
-              <w:tab/>
-            </w:r>
-            <w:r>
-              <w:rPr>
-                <w:noProof/>
-                <w:webHidden/>
-              </w:rPr>
-              <w:fldChar w:fldCharType="begin"/>
-            </w:r>
-            <w:r>
-              <w:rPr>
-                <w:noProof/>
-                <w:webHidden/>
-              </w:rPr>
-              <w:instrText xml:space="preserve"> PAGEREF _Toc212026301 \h </w:instrText>
-            </w:r>
-            <w:r>
-              <w:rPr>
-                <w:noProof/>
-                <w:webHidden/>
-              </w:rPr>
-            </w:r>
-            <w:r>
-              <w:rPr>
-                <w:noProof/>
-                <w:webHidden/>
-              </w:rPr>
-              <w:fldChar w:fldCharType="separate"/>
-            </w:r>
-            <w:r>
-              <w:rPr>
-                <w:noProof/>
-                <w:webHidden/>
-              </w:rPr>
-              <w:t>101</w:t>
-            </w:r>
-            <w:r>
-              <w:rPr>
-                <w:noProof/>
-                <w:webHidden/>
-              </w:rPr>
-              <w:fldChar w:fldCharType="end"/>
-            </w:r>
-          </w:hyperlink>
-        </w:p>
-        <w:p>
-          <w:pPr>
-            <w:pStyle w:val="TDC3"/>
-            <w:rPr>
-              <w:rFonts w:eastAsiaTheme="minorEastAsia"/>
-              <w:noProof/>
-              <w:kern w:val="2"/>
-              <w:sz w:val="24"/>
-              <w:szCs w:val="24"/>
-              <w:lang w:eastAsia="es-MX"/>
-              <w14:ligatures w14:val="standardContextual"/>
-            </w:rPr>
-          </w:pPr>
-          <w:hyperlink w:anchor="_Toc212026302" w:history="1">
-            <w:r>
-              <w:rPr>
-                <w:rStyle w:val="Hipervnculo"/>
-                <w:noProof/>
-              </w:rPr>
-              <w:t>Pruebas de la Eficiencia energética</w:t>
-            </w:r>
-            <w:r>
-              <w:rPr>
-                <w:noProof/>
-                <w:webHidden/>
-              </w:rPr>
-              <w:tab/>
-            </w:r>
-            <w:r>
-              <w:rPr>
-                <w:noProof/>
-                <w:webHidden/>
-              </w:rPr>
-              <w:fldChar w:fldCharType="begin"/>
-            </w:r>
-            <w:r>
-              <w:rPr>
-                <w:noProof/>
-                <w:webHidden/>
-              </w:rPr>
-              <w:instrText xml:space="preserve"> PAGEREF _Toc212026302 \h </w:instrText>
-            </w:r>
-            <w:r>
-              <w:rPr>
-                <w:noProof/>
-                <w:webHidden/>
-              </w:rPr>
-            </w:r>
-            <w:r>
-              <w:rPr>
-                <w:noProof/>
-                <w:webHidden/>
-              </w:rPr>
-              <w:fldChar w:fldCharType="separate"/>
-            </w:r>
-            <w:r>
-              <w:rPr>
-                <w:noProof/>
-                <w:webHidden/>
-              </w:rPr>
-              <w:t>102</w:t>
-            </w:r>
-            <w:r>
-              <w:rPr>
-                <w:noProof/>
-                <w:webHidden/>
-              </w:rPr>
-              <w:fldChar w:fldCharType="end"/>
-            </w:r>
-          </w:hyperlink>
-        </w:p>
-        <w:p>
-          <w:pPr>
-            <w:pStyle w:val="TDC1"/>
-            <w:tabs>
-              <w:tab w:val="right" w:leader="dot" w:pos="8828"/>
-            </w:tabs>
-            <w:rPr>
-              <w:rFonts w:eastAsiaTheme="minorEastAsia"/>
-              <w:noProof/>
-              <w:kern w:val="2"/>
-              <w:sz w:val="24"/>
-              <w:szCs w:val="24"/>
-              <w:lang w:eastAsia="es-MX"/>
-              <w14:ligatures w14:val="standardContextual"/>
-            </w:rPr>
-          </w:pPr>
-          <w:hyperlink w:anchor="_Toc212026303" w:history="1">
-            <w:r>
-              <w:rPr>
-                <w:rStyle w:val="Hipervnculo"/>
-                <w:noProof/>
-              </w:rPr>
-              <w:t>PRUEBAS DE CONFIANZA DE OMAR</w:t>
-            </w:r>
-            <w:r>
-              <w:rPr>
-                <w:noProof/>
-                <w:webHidden/>
-              </w:rPr>
-              <w:tab/>
-            </w:r>
-            <w:r>
-              <w:rPr>
-                <w:noProof/>
-                <w:webHidden/>
-              </w:rPr>
-              <w:fldChar w:fldCharType="begin"/>
-            </w:r>
-            <w:r>
-              <w:rPr>
-                <w:noProof/>
-                <w:webHidden/>
-              </w:rPr>
-              <w:instrText xml:space="preserve"> PAGEREF _Toc212026303 \h </w:instrText>
-            </w:r>
-            <w:r>
-              <w:rPr>
-                <w:noProof/>
-                <w:webHidden/>
-              </w:rPr>
-            </w:r>
-            <w:r>
-              <w:rPr>
-                <w:noProof/>
-                <w:webHidden/>
-              </w:rPr>
-              <w:fldChar w:fldCharType="separate"/>
-            </w:r>
-            <w:r>
-              <w:rPr>
-                <w:noProof/>
-                <w:webHidden/>
-              </w:rPr>
-              <w:t>104</w:t>
-            </w:r>
-            <w:r>
-              <w:rPr>
-                <w:noProof/>
-                <w:webHidden/>
-              </w:rPr>
-              <w:fldChar w:fldCharType="end"/>
-            </w:r>
-          </w:hyperlink>
-        </w:p>
-        <w:p>
-          <w:pPr>
-            <w:pStyle w:val="TDC2"/>
-            <w:tabs>
-              <w:tab w:val="right" w:leader="dot" w:pos="8828"/>
-            </w:tabs>
-            <w:rPr>
-              <w:rFonts w:eastAsiaTheme="minorEastAsia"/>
-              <w:noProof/>
-              <w:kern w:val="2"/>
-              <w:sz w:val="24"/>
-              <w:szCs w:val="24"/>
-              <w:lang w:eastAsia="es-MX"/>
-              <w14:ligatures w14:val="standardContextual"/>
-            </w:rPr>
-          </w:pPr>
-          <w:hyperlink w:anchor="_Toc212026304" w:history="1">
-            <w:r>
-              <w:rPr>
-                <w:rStyle w:val="Hipervnculo"/>
-                <w:noProof/>
-              </w:rPr>
-              <w:t>Preparación del entorno de pruebas</w:t>
-            </w:r>
-            <w:r>
-              <w:rPr>
-                <w:noProof/>
-                <w:webHidden/>
-              </w:rPr>
-              <w:tab/>
-            </w:r>
-            <w:r>
-              <w:rPr>
-                <w:noProof/>
-                <w:webHidden/>
-              </w:rPr>
-              <w:fldChar w:fldCharType="begin"/>
-            </w:r>
-            <w:r>
-              <w:rPr>
-                <w:noProof/>
-                <w:webHidden/>
-              </w:rPr>
-              <w:instrText xml:space="preserve"> PAGEREF _Toc212026304 \h </w:instrText>
-            </w:r>
-            <w:r>
-              <w:rPr>
-                <w:noProof/>
-                <w:webHidden/>
-              </w:rPr>
-            </w:r>
-            <w:r>
-              <w:rPr>
-                <w:noProof/>
-                <w:webHidden/>
-              </w:rPr>
-              <w:fldChar w:fldCharType="separate"/>
-            </w:r>
-            <w:r>
-              <w:rPr>
-                <w:noProof/>
-                <w:webHidden/>
-              </w:rPr>
-              <w:t>104</w:t>
-            </w:r>
-            <w:r>
-              <w:rPr>
-                <w:noProof/>
-                <w:webHidden/>
-              </w:rPr>
-              <w:fldChar w:fldCharType="end"/>
-            </w:r>
-          </w:hyperlink>
-        </w:p>
-        <w:p>
-          <w:pPr>
-            <w:pStyle w:val="TDC2"/>
-            <w:tabs>
-              <w:tab w:val="right" w:leader="dot" w:pos="8828"/>
-            </w:tabs>
-            <w:rPr>
-              <w:rFonts w:eastAsiaTheme="minorEastAsia"/>
-              <w:noProof/>
-              <w:kern w:val="2"/>
-              <w:sz w:val="24"/>
-              <w:szCs w:val="24"/>
-              <w:lang w:eastAsia="es-MX"/>
-              <w14:ligatures w14:val="standardContextual"/>
-            </w:rPr>
-          </w:pPr>
-          <w:hyperlink w:anchor="_Toc212026305" w:history="1">
-            <w:r>
-              <w:rPr>
-                <w:rStyle w:val="Hipervnculo"/>
-                <w:rFonts w:eastAsia="Calibri"/>
-                <w:noProof/>
-              </w:rPr>
-              <w:t>Metodología y análisis de diferentes escenarios</w:t>
-            </w:r>
-            <w:r>
-              <w:rPr>
-                <w:noProof/>
-                <w:webHidden/>
-              </w:rPr>
-              <w:tab/>
-            </w:r>
-            <w:r>
-              <w:rPr>
-                <w:noProof/>
-                <w:webHidden/>
-              </w:rPr>
-              <w:fldChar w:fldCharType="begin"/>
-            </w:r>
-            <w:r>
-              <w:rPr>
-                <w:noProof/>
-                <w:webHidden/>
-              </w:rPr>
-              <w:instrText xml:space="preserve"> PAGEREF _Toc212026305 \h </w:instrText>
-            </w:r>
-            <w:r>
-              <w:rPr>
-                <w:noProof/>
-                <w:webHidden/>
-              </w:rPr>
-            </w:r>
-            <w:r>
-              <w:rPr>
-                <w:noProof/>
-                <w:webHidden/>
-              </w:rPr>
-              <w:fldChar w:fldCharType="separate"/>
-            </w:r>
-            <w:r>
-              <w:rPr>
-                <w:noProof/>
-                <w:webHidden/>
-              </w:rPr>
-              <w:t>106</w:t>
-            </w:r>
-            <w:r>
-              <w:rPr>
-                <w:noProof/>
-                <w:webHidden/>
-              </w:rPr>
-              <w:fldChar w:fldCharType="end"/>
-            </w:r>
-          </w:hyperlink>
-        </w:p>
-        <w:p>
-          <w:pPr>
-            <w:pStyle w:val="TDC3"/>
-            <w:rPr>
-              <w:rFonts w:eastAsiaTheme="minorEastAsia"/>
-              <w:noProof/>
-              <w:kern w:val="2"/>
-              <w:sz w:val="24"/>
-              <w:szCs w:val="24"/>
-              <w:lang w:eastAsia="es-MX"/>
-              <w14:ligatures w14:val="standardContextual"/>
-            </w:rPr>
-          </w:pPr>
-          <w:hyperlink w:anchor="_Toc212026306" w:history="1">
-            <w:r>
-              <w:rPr>
-                <w:rStyle w:val="Hipervnculo"/>
-                <w:noProof/>
-              </w:rPr>
-              <w:t>Primer escenario: Transmisión simple de datos</w:t>
-            </w:r>
-            <w:r>
-              <w:rPr>
-                <w:noProof/>
-                <w:webHidden/>
-              </w:rPr>
-              <w:tab/>
-            </w:r>
-            <w:r>
-              <w:rPr>
-                <w:noProof/>
-                <w:webHidden/>
-              </w:rPr>
-              <w:fldChar w:fldCharType="begin"/>
-            </w:r>
-            <w:r>
-              <w:rPr>
-                <w:noProof/>
-                <w:webHidden/>
-              </w:rPr>
-              <w:instrText xml:space="preserve"> PAGEREF _Toc212026306 \h </w:instrText>
-            </w:r>
-            <w:r>
-              <w:rPr>
-                <w:noProof/>
-                <w:webHidden/>
-              </w:rPr>
-            </w:r>
-            <w:r>
-              <w:rPr>
-                <w:noProof/>
-                <w:webHidden/>
-              </w:rPr>
-              <w:fldChar w:fldCharType="separate"/>
-            </w:r>
-            <w:r>
-              <w:rPr>
-                <w:noProof/>
-                <w:webHidden/>
-              </w:rPr>
-              <w:t>106</w:t>
-            </w:r>
-            <w:r>
-              <w:rPr>
-                <w:noProof/>
-                <w:webHidden/>
-              </w:rPr>
-              <w:fldChar w:fldCharType="end"/>
-            </w:r>
-          </w:hyperlink>
-        </w:p>
-        <w:p>
-          <w:pPr>
-            <w:pStyle w:val="TDC3"/>
-            <w:rPr>
-              <w:rFonts w:eastAsiaTheme="minorEastAsia"/>
-              <w:noProof/>
-              <w:kern w:val="2"/>
-              <w:sz w:val="24"/>
-              <w:szCs w:val="24"/>
-              <w:lang w:eastAsia="es-MX"/>
-              <w14:ligatures w14:val="standardContextual"/>
-            </w:rPr>
-          </w:pPr>
-          <w:hyperlink w:anchor="_Toc212026307" w:history="1">
-            <w:r>
-              <w:rPr>
-                <w:rStyle w:val="Hipervnculo"/>
-                <w:noProof/>
-              </w:rPr>
-              <w:t>Segundo escenario: Encapsulamiento de datos</w:t>
-            </w:r>
-            <w:r>
-              <w:rPr>
-                <w:noProof/>
-                <w:webHidden/>
-              </w:rPr>
-              <w:tab/>
-            </w:r>
-            <w:r>
-              <w:rPr>
-                <w:noProof/>
-                <w:webHidden/>
-              </w:rPr>
-              <w:fldChar w:fldCharType="begin"/>
-            </w:r>
-            <w:r>
-              <w:rPr>
-                <w:noProof/>
-                <w:webHidden/>
-              </w:rPr>
-              <w:instrText xml:space="preserve"> PAGEREF _Toc212026307 \h </w:instrText>
-            </w:r>
-            <w:r>
-              <w:rPr>
-                <w:noProof/>
-                <w:webHidden/>
-              </w:rPr>
-            </w:r>
-            <w:r>
-              <w:rPr>
-                <w:noProof/>
-                <w:webHidden/>
-              </w:rPr>
-              <w:fldChar w:fldCharType="separate"/>
-            </w:r>
-            <w:r>
-              <w:rPr>
-                <w:noProof/>
-                <w:webHidden/>
-              </w:rPr>
-              <w:t>107</w:t>
-            </w:r>
-            <w:r>
-              <w:rPr>
-                <w:noProof/>
-                <w:webHidden/>
-              </w:rPr>
-              <w:fldChar w:fldCharType="end"/>
-            </w:r>
-          </w:hyperlink>
-        </w:p>
-        <w:p>
-          <w:pPr>
-            <w:pStyle w:val="TDC3"/>
-            <w:rPr>
-              <w:rFonts w:eastAsiaTheme="minorEastAsia"/>
-              <w:noProof/>
-              <w:kern w:val="2"/>
-              <w:sz w:val="24"/>
-              <w:szCs w:val="24"/>
-              <w:lang w:eastAsia="es-MX"/>
-              <w14:ligatures w14:val="standardContextual"/>
-            </w:rPr>
-          </w:pPr>
-          <w:hyperlink w:anchor="_Toc212026308" w:history="1">
-            <w:r>
-              <w:rPr>
-                <w:rStyle w:val="Hipervnculo"/>
-                <w:noProof/>
-              </w:rPr>
-              <w:t>Tercer escenario: Implementando CODEWSN (codificación binaria)</w:t>
-            </w:r>
-            <w:r>
-              <w:rPr>
-                <w:noProof/>
-                <w:webHidden/>
-              </w:rPr>
-              <w:tab/>
-            </w:r>
-            <w:r>
-              <w:rPr>
-                <w:noProof/>
-                <w:webHidden/>
-              </w:rPr>
-              <w:fldChar w:fldCharType="begin"/>
-            </w:r>
-            <w:r>
-              <w:rPr>
-                <w:noProof/>
-                <w:webHidden/>
-              </w:rPr>
-              <w:instrText xml:space="preserve"> PAGEREF _Toc212026308 \h </w:instrText>
-            </w:r>
-            <w:r>
-              <w:rPr>
-                <w:noProof/>
-                <w:webHidden/>
-              </w:rPr>
-            </w:r>
-            <w:r>
-              <w:rPr>
-                <w:noProof/>
-                <w:webHidden/>
-              </w:rPr>
-              <w:fldChar w:fldCharType="separate"/>
-            </w:r>
-            <w:r>
-              <w:rPr>
-                <w:noProof/>
-                <w:webHidden/>
-              </w:rPr>
-              <w:t>108</w:t>
-            </w:r>
-            <w:r>
-              <w:rPr>
-                <w:noProof/>
-                <w:webHidden/>
-              </w:rPr>
-              <w:fldChar w:fldCharType="end"/>
-            </w:r>
-          </w:hyperlink>
-        </w:p>
-        <w:p>
-          <w:pPr>
-            <w:pStyle w:val="TDC3"/>
-            <w:rPr>
-              <w:rFonts w:eastAsiaTheme="minorEastAsia"/>
-              <w:noProof/>
-              <w:kern w:val="2"/>
-              <w:sz w:val="24"/>
-              <w:szCs w:val="24"/>
-              <w:lang w:eastAsia="es-MX"/>
-              <w14:ligatures w14:val="standardContextual"/>
-            </w:rPr>
-          </w:pPr>
-          <w:hyperlink w:anchor="_Toc212026309" w:history="1">
-            <w:r>
-              <w:rPr>
-                <w:rStyle w:val="Hipervnculo"/>
-                <w:noProof/>
-              </w:rPr>
-              <w:t>Cuarto escenario: Transmisión adaptativa dependiendo del nivel de batería</w:t>
-            </w:r>
-            <w:r>
-              <w:rPr>
-                <w:noProof/>
-                <w:webHidden/>
-              </w:rPr>
-              <w:tab/>
-            </w:r>
-            <w:r>
-              <w:rPr>
-                <w:noProof/>
-                <w:webHidden/>
-              </w:rPr>
-              <w:fldChar w:fldCharType="begin"/>
-            </w:r>
-            <w:r>
-              <w:rPr>
-                <w:noProof/>
-                <w:webHidden/>
-              </w:rPr>
-              <w:instrText xml:space="preserve"> PAGEREF _Toc212026309 \h </w:instrText>
-            </w:r>
-            <w:r>
-              <w:rPr>
-                <w:noProof/>
-                <w:webHidden/>
-              </w:rPr>
-            </w:r>
-            <w:r>
-              <w:rPr>
-                <w:noProof/>
-                <w:webHidden/>
-              </w:rPr>
-              <w:fldChar w:fldCharType="separate"/>
-            </w:r>
-            <w:r>
-              <w:rPr>
-                <w:noProof/>
-                <w:webHidden/>
-              </w:rPr>
-              <w:t>108</w:t>
-            </w:r>
-            <w:r>
-              <w:rPr>
-                <w:noProof/>
-                <w:webHidden/>
-              </w:rPr>
-              <w:fldChar w:fldCharType="end"/>
-            </w:r>
-          </w:hyperlink>
-        </w:p>
-        <w:p>
-          <w:pPr>
-            <w:pStyle w:val="TDC3"/>
-            <w:rPr>
-              <w:rFonts w:eastAsiaTheme="minorEastAsia"/>
-              <w:noProof/>
-              <w:kern w:val="2"/>
-              <w:sz w:val="24"/>
-              <w:szCs w:val="24"/>
-              <w:lang w:eastAsia="es-MX"/>
-              <w14:ligatures w14:val="standardContextual"/>
-            </w:rPr>
-          </w:pPr>
-          <w:hyperlink w:anchor="_Toc212026310" w:history="1">
-            <w:r>
-              <w:rPr>
-                <w:rStyle w:val="Hipervnculo"/>
-                <w:rFonts w:eastAsia="Calibri Light"/>
-                <w:noProof/>
-              </w:rPr>
-              <w:t>Conclusión post pruebas</w:t>
-            </w:r>
-            <w:r>
-              <w:rPr>
-                <w:noProof/>
-                <w:webHidden/>
-              </w:rPr>
-              <w:tab/>
-            </w:r>
-            <w:r>
-              <w:rPr>
-                <w:noProof/>
-                <w:webHidden/>
-              </w:rPr>
-              <w:fldChar w:fldCharType="begin"/>
-            </w:r>
-            <w:r>
-              <w:rPr>
-                <w:noProof/>
-                <w:webHidden/>
-              </w:rPr>
-              <w:instrText xml:space="preserve"> PAGEREF _Toc212026310 \h </w:instrText>
-            </w:r>
-            <w:r>
-              <w:rPr>
-                <w:noProof/>
-                <w:webHidden/>
-              </w:rPr>
-            </w:r>
-            <w:r>
-              <w:rPr>
-                <w:noProof/>
-                <w:webHidden/>
-              </w:rPr>
-              <w:fldChar w:fldCharType="separate"/>
-            </w:r>
-            <w:r>
-              <w:rPr>
-                <w:noProof/>
-                <w:webHidden/>
-              </w:rPr>
-              <w:t>110</w:t>
-            </w:r>
-            <w:r>
-              <w:rPr>
-                <w:noProof/>
-                <w:webHidden/>
-              </w:rPr>
-              <w:fldChar w:fldCharType="end"/>
-            </w:r>
-          </w:hyperlink>
-        </w:p>
-        <w:p>
-          <w:pPr>
-            <w:pStyle w:val="TDC3"/>
-            <w:rPr>
-              <w:rFonts w:eastAsiaTheme="minorEastAsia"/>
-              <w:noProof/>
-              <w:kern w:val="2"/>
-              <w:sz w:val="24"/>
-              <w:szCs w:val="24"/>
-              <w:lang w:eastAsia="es-MX"/>
-              <w14:ligatures w14:val="standardContextual"/>
-            </w:rPr>
-          </w:pPr>
-          <w:hyperlink w:anchor="_Toc212026311" w:history="1">
-            <w:r>
-              <w:rPr>
-                <w:rStyle w:val="Hipervnculo"/>
-                <w:noProof/>
-              </w:rPr>
-              <w:t>1. El Montaje Experimental (El "Laboratorio")</w:t>
-            </w:r>
-            <w:r>
-              <w:rPr>
-                <w:noProof/>
-                <w:webHidden/>
-              </w:rPr>
-              <w:tab/>
-            </w:r>
-            <w:r>
-              <w:rPr>
-                <w:noProof/>
-                <w:webHidden/>
-              </w:rPr>
-              <w:fldChar w:fldCharType="begin"/>
-            </w:r>
-            <w:r>
-              <w:rPr>
-                <w:noProof/>
-                <w:webHidden/>
-              </w:rPr>
-              <w:instrText xml:space="preserve"> PAGEREF _Toc212026311 \h </w:instrText>
-            </w:r>
-            <w:r>
-              <w:rPr>
-                <w:noProof/>
-                <w:webHidden/>
-              </w:rPr>
-            </w:r>
-            <w:r>
-              <w:rPr>
-                <w:noProof/>
-                <w:webHidden/>
-              </w:rPr>
-              <w:fldChar w:fldCharType="separate"/>
-            </w:r>
-            <w:r>
-              <w:rPr>
-                <w:noProof/>
-                <w:webHidden/>
-              </w:rPr>
-              <w:t>116</w:t>
-            </w:r>
-            <w:r>
-              <w:rPr>
-                <w:noProof/>
-                <w:webHidden/>
-              </w:rPr>
-              <w:fldChar w:fldCharType="end"/>
-            </w:r>
-          </w:hyperlink>
-        </w:p>
-        <w:p>
-          <w:pPr>
-            <w:pStyle w:val="TDC3"/>
-            <w:rPr>
-              <w:rFonts w:eastAsiaTheme="minorEastAsia"/>
-              <w:noProof/>
-              <w:kern w:val="2"/>
-              <w:sz w:val="24"/>
-              <w:szCs w:val="24"/>
-              <w:lang w:eastAsia="es-MX"/>
-              <w14:ligatures w14:val="standardContextual"/>
-            </w:rPr>
-          </w:pPr>
-          <w:hyperlink w:anchor="_Toc212026312" w:history="1">
-            <w:r>
-              <w:rPr>
-                <w:rStyle w:val="Hipervnculo"/>
-                <w:noProof/>
-              </w:rPr>
-              <w:t>2. Diseño de los Experimentos</w:t>
-            </w:r>
-            <w:r>
-              <w:rPr>
-                <w:noProof/>
-                <w:webHidden/>
-              </w:rPr>
-              <w:tab/>
-            </w:r>
-            <w:r>
-              <w:rPr>
-                <w:noProof/>
-                <w:webHidden/>
-              </w:rPr>
-              <w:fldChar w:fldCharType="begin"/>
-            </w:r>
-            <w:r>
-              <w:rPr>
-                <w:noProof/>
-                <w:webHidden/>
-              </w:rPr>
-              <w:instrText xml:space="preserve"> PAGEREF _Toc212026312 \h </w:instrText>
-            </w:r>
-            <w:r>
-              <w:rPr>
-                <w:noProof/>
-                <w:webHidden/>
-              </w:rPr>
-            </w:r>
-            <w:r>
-              <w:rPr>
-                <w:noProof/>
-                <w:webHidden/>
-              </w:rPr>
-              <w:fldChar w:fldCharType="separate"/>
-            </w:r>
-            <w:r>
-              <w:rPr>
-                <w:noProof/>
-                <w:webHidden/>
-              </w:rPr>
-              <w:t>116</w:t>
-            </w:r>
-            <w:r>
-              <w:rPr>
-                <w:noProof/>
-                <w:webHidden/>
-              </w:rPr>
-              <w:fldChar w:fldCharType="end"/>
-            </w:r>
-          </w:hyperlink>
-        </w:p>
-        <w:p>
-          <w:pPr>
-            <w:pStyle w:val="TDC3"/>
-            <w:rPr>
-              <w:rFonts w:eastAsiaTheme="minorEastAsia"/>
-              <w:noProof/>
-              <w:kern w:val="2"/>
-              <w:sz w:val="24"/>
-              <w:szCs w:val="24"/>
-              <w:lang w:eastAsia="es-MX"/>
-              <w14:ligatures w14:val="standardContextual"/>
-            </w:rPr>
-          </w:pPr>
-          <w:hyperlink w:anchor="_Toc212026313" w:history="1">
-            <w:r>
-              <w:rPr>
-                <w:rStyle w:val="Hipervnculo"/>
-                <w:noProof/>
-              </w:rPr>
-              <w:t>3. Cómo Presentar los Resultados</w:t>
-            </w:r>
-            <w:r>
-              <w:rPr>
-                <w:noProof/>
-                <w:webHidden/>
-              </w:rPr>
-              <w:tab/>
-            </w:r>
-            <w:r>
-              <w:rPr>
-                <w:noProof/>
-                <w:webHidden/>
-              </w:rPr>
-              <w:fldChar w:fldCharType="begin"/>
-            </w:r>
-            <w:r>
-              <w:rPr>
-                <w:noProof/>
-                <w:webHidden/>
-              </w:rPr>
-              <w:instrText xml:space="preserve"> PAGEREF _Toc212026313 \h </w:instrText>
+              <w:instrText xml:space="preserve"> PAGEREF _Toc212450964 \h </w:instrText>
             </w:r>
             <w:r>
               <w:rPr>
@@ -7601,15 +7556,15 @@
           <w:u w:val="single"/>
         </w:rPr>
       </w:pPr>
-      <w:bookmarkStart w:id="7" w:name="_Toc212026239"/>
+      <w:bookmarkStart w:id="7" w:name="_Toc212450891"/>
       <w:r>
         <w:lastRenderedPageBreak/>
         <w:t xml:space="preserve">Índice de </w:t>
       </w:r>
+      <w:r>
+        <w:t>ilustraciones</w:t>
+      </w:r>
       <w:bookmarkEnd w:id="7"/>
-      <w:r>
-        <w:t>ilustraciones</w:t>
-      </w:r>
     </w:p>
     <w:p>
       <w:pPr>
@@ -8896,7 +8851,7 @@
       <w:pPr>
         <w:pStyle w:val="Ttulo1"/>
       </w:pPr>
-      <w:bookmarkStart w:id="8" w:name="_Toc212026240"/>
+      <w:bookmarkStart w:id="8" w:name="_Toc212450892"/>
       <w:r>
         <w:t>Índice de tablas</w:t>
       </w:r>
@@ -9226,7 +9181,7 @@
           <w:szCs w:val="24"/>
         </w:rPr>
       </w:pPr>
-      <w:bookmarkStart w:id="9" w:name="_Toc212026241"/>
+      <w:bookmarkStart w:id="9" w:name="_Toc212450893"/>
       <w:r>
         <w:rPr>
           <w:rFonts w:ascii="Times New Roman" w:hAnsi="Times New Roman" w:cs="Times New Roman"/>
@@ -9380,7 +9335,7 @@
           <w:szCs w:val="24"/>
         </w:rPr>
       </w:pPr>
-      <w:bookmarkStart w:id="10" w:name="_Toc212026242"/>
+      <w:bookmarkStart w:id="10" w:name="_Toc212450894"/>
       <w:r>
         <w:rPr>
           <w:rFonts w:ascii="Times New Roman" w:hAnsi="Times New Roman" w:cs="Times New Roman"/>
@@ -9924,7 +9879,7 @@
       <w:pPr>
         <w:pStyle w:val="Ttulo1"/>
       </w:pPr>
-      <w:bookmarkStart w:id="11" w:name="_Toc212026243"/>
+      <w:bookmarkStart w:id="11" w:name="_Toc212450895"/>
       <w:r>
         <w:lastRenderedPageBreak/>
         <w:t>P</w:t>
@@ -10009,7 +9964,7 @@
           <w:szCs w:val="24"/>
         </w:rPr>
       </w:pPr>
-      <w:bookmarkStart w:id="12" w:name="_Toc212026244"/>
+      <w:bookmarkStart w:id="12" w:name="_Toc212450896"/>
       <w:r>
         <w:rPr>
           <w:rStyle w:val="Ttulo1Car"/>
@@ -10045,7 +10000,7 @@
       <w:pPr>
         <w:pStyle w:val="Ttulo2"/>
       </w:pPr>
-      <w:bookmarkStart w:id="13" w:name="_Toc212026245"/>
+      <w:bookmarkStart w:id="13" w:name="_Toc212450897"/>
       <w:r>
         <w:rPr>
           <w:rStyle w:val="Ttulo1Car"/>
@@ -10146,7 +10101,7 @@
       <w:pPr>
         <w:pStyle w:val="Ttulo2"/>
       </w:pPr>
-      <w:bookmarkStart w:id="14" w:name="_Toc212026246"/>
+      <w:bookmarkStart w:id="14" w:name="_Toc212450898"/>
       <w:r>
         <w:t>Justificación</w:t>
       </w:r>
@@ -10276,7 +10231,7 @@
           <w:lang w:val="es-ES"/>
         </w:rPr>
       </w:pPr>
-      <w:bookmarkStart w:id="15" w:name="_Toc212026247"/>
+      <w:bookmarkStart w:id="15" w:name="_Toc212450899"/>
       <w:r>
         <w:rPr>
           <w:lang w:val="es-ES"/>
@@ -10293,7 +10248,7 @@
           <w:lang w:val="es-ES"/>
         </w:rPr>
       </w:pPr>
-      <w:bookmarkStart w:id="16" w:name="_Toc212026248"/>
+      <w:bookmarkStart w:id="16" w:name="_Toc212450900"/>
       <w:r>
         <w:rPr>
           <w:lang w:val="es-ES"/>
@@ -10681,7 +10636,7 @@
           <w:lang w:val="es-ES"/>
         </w:rPr>
       </w:pPr>
-      <w:bookmarkStart w:id="17" w:name="_Toc212026249"/>
+      <w:bookmarkStart w:id="17" w:name="_Toc212450901"/>
       <w:r>
         <w:rPr>
           <w:lang w:val="es-ES"/>
@@ -10964,7 +10919,7 @@
           <w:lang w:val="es-ES"/>
         </w:rPr>
       </w:pPr>
-      <w:bookmarkStart w:id="18" w:name="_Toc212026250"/>
+      <w:bookmarkStart w:id="18" w:name="_Toc212450902"/>
       <w:r>
         <w:rPr>
           <w:lang w:val="es-ES"/>
@@ -11367,7 +11322,7 @@
           <w:lang w:val="es-ES"/>
         </w:rPr>
       </w:pPr>
-      <w:bookmarkStart w:id="19" w:name="_Toc212026251"/>
+      <w:bookmarkStart w:id="19" w:name="_Toc212450903"/>
       <w:r>
         <w:rPr>
           <w:lang w:val="es-ES"/>
@@ -11778,7 +11733,7 @@
           <w:szCs w:val="24"/>
         </w:rPr>
       </w:pPr>
-      <w:bookmarkStart w:id="20" w:name="_Toc212026252"/>
+      <w:bookmarkStart w:id="20" w:name="_Toc212450904"/>
       <w:r>
         <w:rPr>
           <w:rFonts w:ascii="Times New Roman" w:hAnsi="Times New Roman" w:cs="Times New Roman"/>
@@ -11800,7 +11755,7 @@
           <w:szCs w:val="24"/>
         </w:rPr>
       </w:pPr>
-      <w:bookmarkStart w:id="21" w:name="_Toc212026253"/>
+      <w:bookmarkStart w:id="21" w:name="_Toc212450905"/>
       <w:r>
         <w:rPr>
           <w:rFonts w:ascii="Times New Roman" w:hAnsi="Times New Roman" w:cs="Times New Roman"/>
@@ -11819,7 +11774,7 @@
           <w:rFonts w:ascii="Times New Roman" w:hAnsi="Times New Roman" w:cs="Times New Roman"/>
         </w:rPr>
       </w:pPr>
-      <w:bookmarkStart w:id="22" w:name="_Toc212026254"/>
+      <w:bookmarkStart w:id="22" w:name="_Toc212450906"/>
       <w:r>
         <w:rPr>
           <w:rFonts w:ascii="Times New Roman" w:hAnsi="Times New Roman" w:cs="Times New Roman"/>
@@ -12728,7 +12683,7 @@
           <w:rFonts w:ascii="Times New Roman" w:hAnsi="Times New Roman" w:cs="Times New Roman"/>
         </w:rPr>
       </w:pPr>
-      <w:bookmarkStart w:id="23" w:name="_Toc212026255"/>
+      <w:bookmarkStart w:id="23" w:name="_Toc212450907"/>
       <w:r>
         <w:rPr>
           <w:rFonts w:ascii="Times New Roman" w:hAnsi="Times New Roman" w:cs="Times New Roman"/>
@@ -13199,7 +13154,7 @@
           <w:bCs w:val="0"/>
         </w:rPr>
       </w:pPr>
-      <w:bookmarkStart w:id="24" w:name="_Toc212026256"/>
+      <w:bookmarkStart w:id="24" w:name="_Toc212450908"/>
       <w:r>
         <w:rPr>
           <w:rStyle w:val="Textoennegrita"/>
@@ -13539,7 +13494,7 @@
           <w:bCs w:val="0"/>
         </w:rPr>
       </w:pPr>
-      <w:bookmarkStart w:id="25" w:name="_Toc212026257"/>
+      <w:bookmarkStart w:id="25" w:name="_Toc212450909"/>
       <w:r>
         <w:rPr>
           <w:rStyle w:val="Textoennegrita"/>
@@ -13991,7 +13946,7 @@
         </w:rPr>
         <w:br w:type="page"/>
       </w:r>
-      <w:bookmarkStart w:id="26" w:name="_Toc212026258"/>
+      <w:bookmarkStart w:id="26" w:name="_Toc212450910"/>
       <w:r>
         <w:rPr>
           <w:rStyle w:val="Textoennegrita"/>
@@ -14454,7 +14409,7 @@
           <w:rFonts w:ascii="Times New Roman" w:hAnsi="Times New Roman" w:cs="Times New Roman"/>
         </w:rPr>
       </w:pPr>
-      <w:bookmarkStart w:id="27" w:name="_Toc212026259"/>
+      <w:bookmarkStart w:id="27" w:name="_Toc212450911"/>
       <w:r>
         <w:rPr>
           <w:rStyle w:val="Textoennegrita"/>
@@ -14632,7 +14587,7 @@
           <w:rFonts w:ascii="Times New Roman" w:hAnsi="Times New Roman" w:cs="Times New Roman"/>
         </w:rPr>
       </w:pPr>
-      <w:bookmarkStart w:id="28" w:name="_Toc212026260"/>
+      <w:bookmarkStart w:id="28" w:name="_Toc212450912"/>
       <w:r>
         <w:rPr>
           <w:rStyle w:val="Textoennegrita"/>
@@ -14905,7 +14860,7 @@
           <w:rFonts w:ascii="Times New Roman" w:hAnsi="Times New Roman" w:cs="Times New Roman"/>
         </w:rPr>
       </w:pPr>
-      <w:bookmarkStart w:id="29" w:name="_Toc212026261"/>
+      <w:bookmarkStart w:id="29" w:name="_Toc212450913"/>
       <w:r>
         <w:rPr>
           <w:rStyle w:val="Textoennegrita"/>
@@ -15149,7 +15104,7 @@
         </w:rPr>
         <w:br w:type="page"/>
       </w:r>
-      <w:bookmarkStart w:id="30" w:name="_Toc212026262"/>
+      <w:bookmarkStart w:id="30" w:name="_Toc212450914"/>
       <w:r>
         <w:rPr>
           <w:rStyle w:val="Textoennegrita"/>
@@ -15647,7 +15602,7 @@
           <w:rFonts w:ascii="Times New Roman" w:hAnsi="Times New Roman" w:cs="Times New Roman"/>
         </w:rPr>
       </w:pPr>
-      <w:bookmarkStart w:id="31" w:name="_Toc212026263"/>
+      <w:bookmarkStart w:id="31" w:name="_Toc212450915"/>
       <w:r>
         <w:rPr>
           <w:rFonts w:ascii="Times New Roman" w:hAnsi="Times New Roman" w:cs="Times New Roman"/>
@@ -15861,7 +15816,7 @@
           <w:lang w:val="es-ES"/>
         </w:rPr>
       </w:pPr>
-      <w:bookmarkStart w:id="32" w:name="_Toc212026264"/>
+      <w:bookmarkStart w:id="32" w:name="_Toc212450916"/>
       <w:r>
         <w:rPr>
           <w:rFonts w:ascii="Times New Roman" w:hAnsi="Times New Roman" w:cs="Times New Roman"/>
@@ -15883,7 +15838,7 @@
           <w:lang w:val="es-ES"/>
         </w:rPr>
       </w:pPr>
-      <w:bookmarkStart w:id="33" w:name="_Toc212026265"/>
+      <w:bookmarkStart w:id="33" w:name="_Toc212450917"/>
       <w:r>
         <w:rPr>
           <w:rFonts w:ascii="Times New Roman" w:hAnsi="Times New Roman" w:cs="Times New Roman"/>
@@ -16193,7 +16148,7 @@
           <w:lang w:val="es-ES"/>
         </w:rPr>
       </w:pPr>
-      <w:bookmarkStart w:id="34" w:name="_Toc212026266"/>
+      <w:bookmarkStart w:id="34" w:name="_Toc212450918"/>
       <w:r>
         <w:rPr>
           <w:rFonts w:ascii="Times New Roman" w:hAnsi="Times New Roman" w:cs="Times New Roman"/>
@@ -17496,7 +17451,7 @@
           <w:lang w:val="es-ES"/>
         </w:rPr>
       </w:pPr>
-      <w:bookmarkStart w:id="35" w:name="_Toc212026267"/>
+      <w:bookmarkStart w:id="35" w:name="_Toc212450919"/>
       <w:r>
         <w:rPr>
           <w:rFonts w:ascii="Times New Roman" w:hAnsi="Times New Roman" w:cs="Times New Roman"/>
@@ -18125,7 +18080,7 @@
           <w:rFonts w:ascii="Times New Roman" w:hAnsi="Times New Roman" w:cs="Times New Roman"/>
         </w:rPr>
       </w:pPr>
-      <w:bookmarkStart w:id="36" w:name="_Toc212026268"/>
+      <w:bookmarkStart w:id="36" w:name="_Toc212450920"/>
       <w:r>
         <w:rPr>
           <w:rFonts w:ascii="Times New Roman" w:hAnsi="Times New Roman" w:cs="Times New Roman"/>
@@ -19134,7 +19089,7 @@
           <w:lang w:val="es-ES"/>
         </w:rPr>
       </w:pPr>
-      <w:bookmarkStart w:id="37" w:name="_Toc212026269"/>
+      <w:bookmarkStart w:id="37" w:name="_Toc212450921"/>
       <w:r>
         <w:rPr>
           <w:rFonts w:ascii="Times New Roman" w:eastAsiaTheme="minorHAnsi" w:hAnsi="Times New Roman" w:cs="Times New Roman"/>
@@ -19897,7 +19852,7 @@
           <w:lang w:val="es-ES"/>
         </w:rPr>
       </w:pPr>
-      <w:bookmarkStart w:id="38" w:name="_Toc212026270"/>
+      <w:bookmarkStart w:id="38" w:name="_Toc212450922"/>
       <w:r>
         <w:rPr>
           <w:rFonts w:ascii="Times New Roman" w:hAnsi="Times New Roman" w:cs="Times New Roman"/>
@@ -19930,7 +19885,7 @@
           <w:szCs w:val="24"/>
         </w:rPr>
       </w:pPr>
-      <w:bookmarkStart w:id="39" w:name="_Toc212026271"/>
+      <w:bookmarkStart w:id="39" w:name="_Toc212450923"/>
       <w:r>
         <w:rPr>
           <w:rFonts w:ascii="Times New Roman" w:hAnsi="Times New Roman" w:cs="Times New Roman"/>
@@ -19997,7 +19952,7 @@
           <w:color w:val="000000" w:themeColor="text1"/>
         </w:rPr>
       </w:pPr>
-      <w:bookmarkStart w:id="40" w:name="_Toc212026272"/>
+      <w:bookmarkStart w:id="40" w:name="_Toc212450924"/>
       <w:r>
         <w:rPr>
           <w:rFonts w:ascii="Times New Roman" w:hAnsi="Times New Roman" w:cs="Times New Roman"/>
@@ -20064,7 +20019,7 @@
           <w:lang w:eastAsia="es-MX"/>
         </w:rPr>
       </w:pPr>
-      <w:bookmarkStart w:id="41" w:name="_Toc212026273"/>
+      <w:bookmarkStart w:id="41" w:name="_Toc212450925"/>
       <w:r>
         <w:rPr>
           <w:rFonts w:ascii="Times New Roman" w:hAnsi="Times New Roman" w:cs="Times New Roman"/>
@@ -20168,7 +20123,7 @@
           <w:color w:val="000000" w:themeColor="text1"/>
         </w:rPr>
       </w:pPr>
-      <w:bookmarkStart w:id="42" w:name="_Toc212026274"/>
+      <w:bookmarkStart w:id="42" w:name="_Toc212450926"/>
       <w:r>
         <w:rPr>
           <w:rFonts w:ascii="Times New Roman" w:hAnsi="Times New Roman" w:cs="Times New Roman"/>
@@ -20218,7 +20173,7 @@
           <w:color w:val="000000" w:themeColor="text1"/>
         </w:rPr>
       </w:pPr>
-      <w:bookmarkStart w:id="43" w:name="_Toc212026275"/>
+      <w:bookmarkStart w:id="43" w:name="_Toc212450927"/>
       <w:r>
         <w:rPr>
           <w:rFonts w:ascii="Times New Roman" w:hAnsi="Times New Roman" w:cs="Times New Roman"/>
@@ -20305,7 +20260,7 @@
           <w:szCs w:val="24"/>
         </w:rPr>
       </w:pPr>
-      <w:bookmarkStart w:id="44" w:name="_Toc212026276"/>
+      <w:bookmarkStart w:id="44" w:name="_Toc212450928"/>
       <w:r>
         <w:rPr>
           <w:rFonts w:ascii="Times New Roman" w:hAnsi="Times New Roman" w:cs="Times New Roman"/>
@@ -20374,7 +20329,25 @@
           <w:bCs w:val="0"/>
           <w:color w:val="000000" w:themeColor="text1"/>
         </w:rPr>
-        <w:t xml:space="preserve"> ZigBee. Además, se evaluará la eficiencia energética aplicando distintas estrategias dentro de cada tecnología en:</w:t>
+        <w:t xml:space="preserve"> ZigBee</w:t>
+      </w:r>
+      <w:r>
+        <w:rPr>
+          <w:rStyle w:val="Textoennegrita"/>
+          <w:b w:val="0"/>
+          <w:bCs w:val="0"/>
+          <w:color w:val="000000" w:themeColor="text1"/>
+        </w:rPr>
+        <w:t xml:space="preserve"> y nRF24L01</w:t>
+      </w:r>
+      <w:r>
+        <w:rPr>
+          <w:rStyle w:val="Textoennegrita"/>
+          <w:b w:val="0"/>
+          <w:bCs w:val="0"/>
+          <w:color w:val="000000" w:themeColor="text1"/>
+        </w:rPr>
+        <w:t>. Además, se evaluará la eficiencia energética aplicando distintas estrategias dentro de cada tecnología en:</w:t>
       </w:r>
     </w:p>
     <w:p>
@@ -20442,7 +20415,7 @@
           <w:szCs w:val="24"/>
         </w:rPr>
       </w:pPr>
-      <w:bookmarkStart w:id="45" w:name="_Toc212026277"/>
+      <w:bookmarkStart w:id="45" w:name="_Toc212450929"/>
       <w:r>
         <w:rPr>
           <w:rFonts w:ascii="Times New Roman" w:hAnsi="Times New Roman" w:cs="Times New Roman"/>
@@ -20623,7 +20596,6 @@
           <w:szCs w:val="24"/>
         </w:rPr>
       </w:pPr>
-      <w:bookmarkStart w:id="46" w:name="_Toc212026278"/>
       <w:r>
         <w:rPr>
           <w:rFonts w:ascii="Times New Roman" w:hAnsi="Times New Roman" w:cs="Times New Roman"/>
@@ -20645,6 +20617,7 @@
           <w:szCs w:val="24"/>
         </w:rPr>
       </w:pPr>
+      <w:bookmarkStart w:id="46" w:name="_Toc212450930"/>
       <w:r>
         <w:rPr>
           <w:rFonts w:ascii="Times New Roman" w:hAnsi="Times New Roman" w:cs="Times New Roman"/>
@@ -20921,7 +20894,13 @@
         </w:numPr>
       </w:pPr>
       <w:r>
-        <w:t>Análisis comparativo de consumo entre LoRa, LoRaWAN y ZigBee considerando las distintas topologías y considerando sus respectivas opciones de optimización energética.</w:t>
+        <w:t xml:space="preserve">Análisis comparativo de consumo entre LoRa, </w:t>
+      </w:r>
+      <w:r>
+        <w:t>nrf24l01</w:t>
+      </w:r>
+      <w:r>
+        <w:t xml:space="preserve"> y ZigBee considerando las distintas topologías y considerando sus respectivas opciones de optimización energética.</w:t>
       </w:r>
     </w:p>
     <w:p>
@@ -21003,7 +20982,6 @@
           <w:szCs w:val="24"/>
         </w:rPr>
       </w:pPr>
-      <w:bookmarkStart w:id="47" w:name="_Toc212026279"/>
       <w:r>
         <w:rPr>
           <w:rFonts w:ascii="Times New Roman" w:hAnsi="Times New Roman" w:cs="Times New Roman"/>
@@ -21025,6 +21003,7 @@
           <w:szCs w:val="24"/>
         </w:rPr>
       </w:pPr>
+      <w:bookmarkStart w:id="47" w:name="_Toc212450931"/>
       <w:r>
         <w:rPr>
           <w:rFonts w:ascii="Times New Roman" w:hAnsi="Times New Roman" w:cs="Times New Roman"/>
@@ -21222,7 +21201,7 @@
           <w:szCs w:val="24"/>
         </w:rPr>
       </w:pPr>
-      <w:bookmarkStart w:id="48" w:name="_Toc212026280"/>
+      <w:bookmarkStart w:id="48" w:name="_Toc212450932"/>
       <w:r>
         <w:rPr>
           <w:rFonts w:ascii="Times New Roman" w:hAnsi="Times New Roman" w:cs="Times New Roman"/>
@@ -21356,7 +21335,7 @@
           <w:szCs w:val="24"/>
         </w:rPr>
       </w:pPr>
-      <w:bookmarkStart w:id="49" w:name="_Toc212026281"/>
+      <w:bookmarkStart w:id="49" w:name="_Toc212450933"/>
       <w:r>
         <w:rPr>
           <w:rFonts w:ascii="Times New Roman" w:hAnsi="Times New Roman" w:cs="Times New Roman"/>
@@ -21482,7 +21461,7 @@
           <w:szCs w:val="26"/>
         </w:rPr>
       </w:pPr>
-      <w:bookmarkStart w:id="50" w:name="_Toc212026282"/>
+      <w:bookmarkStart w:id="50" w:name="_Toc212450934"/>
       <w:r>
         <w:lastRenderedPageBreak/>
         <w:t>Descripción de las actividades realizadas</w:t>
@@ -21497,7 +21476,7 @@
           <w:rFonts w:eastAsia="Calibri"/>
         </w:rPr>
       </w:pPr>
-      <w:bookmarkStart w:id="51" w:name="_Toc212026283"/>
+      <w:bookmarkStart w:id="51" w:name="_Toc212450935"/>
       <w:r>
         <w:rPr>
           <w:rFonts w:eastAsia="Calibri"/>
@@ -21829,7 +21808,7 @@
           <w:rFonts w:ascii="Calibri" w:eastAsia="Calibri" w:hAnsi="Calibri" w:cs="Calibri"/>
         </w:rPr>
       </w:pPr>
-      <w:bookmarkStart w:id="52" w:name="_Toc212026284"/>
+      <w:bookmarkStart w:id="52" w:name="_Toc212450936"/>
       <w:r>
         <w:rPr>
           <w:rFonts w:eastAsia="Calibri"/>
@@ -22767,9 +22746,10 @@
       <w:r>
         <w:rPr>
           <w:rFonts w:ascii="Calibri" w:eastAsia="Calibri" w:hAnsi="Calibri" w:cs="Calibri"/>
+          <w:noProof/>
         </w:rPr>
         <w:drawing>
-          <wp:inline distT="0" distB="0" distL="0" distR="0" wp14:anchorId="4CDE6D66" wp14:editId="2FCF17E1">
+          <wp:inline distT="0" distB="0" distL="0" distR="0" wp14:anchorId="4CDE6D66" wp14:editId="1B5C571D">
             <wp:extent cx="5387340" cy="2308860"/>
             <wp:effectExtent l="0" t="0" r="3810" b="0"/>
             <wp:docPr id="23" name="Imagen 23"/>
@@ -22979,7 +22959,7 @@
           <w:rFonts w:eastAsia="Calibri"/>
         </w:rPr>
       </w:pPr>
-      <w:bookmarkStart w:id="57" w:name="_Toc212026286"/>
+      <w:bookmarkStart w:id="57" w:name="_Toc212450937"/>
       <w:r>
         <w:rPr>
           <w:rFonts w:eastAsia="Calibri"/>
@@ -23163,7 +23143,7 @@
           <w:rFonts w:eastAsia="Calibri"/>
         </w:rPr>
       </w:pPr>
-      <w:bookmarkStart w:id="58" w:name="_Toc212026287"/>
+      <w:bookmarkStart w:id="58" w:name="_Toc212450938"/>
       <w:r>
         <w:rPr>
           <w:rFonts w:eastAsia="Calibri"/>
@@ -23200,7 +23180,7 @@
           <w:rFonts w:eastAsia="Calibri"/>
         </w:rPr>
       </w:pPr>
-      <w:bookmarkStart w:id="59" w:name="_Toc212026288"/>
+      <w:bookmarkStart w:id="59" w:name="_Toc212450939"/>
       <w:r>
         <w:rPr>
           <w:rFonts w:eastAsia="Calibri"/>
@@ -24467,7 +24447,7 @@
           <w:rFonts w:eastAsia="Calibri"/>
         </w:rPr>
       </w:pPr>
-      <w:bookmarkStart w:id="67" w:name="_Toc212026289"/>
+      <w:bookmarkStart w:id="67" w:name="_Toc212450940"/>
       <w:r>
         <w:rPr>
           <w:rFonts w:eastAsia="Calibri"/>
@@ -24557,7 +24537,7 @@
           <w:noProof/>
         </w:rPr>
         <w:drawing>
-          <wp:inline distT="0" distB="0" distL="0" distR="0" wp14:anchorId="159FC591" wp14:editId="57F01128">
+          <wp:inline distT="0" distB="0" distL="0" distR="0" wp14:anchorId="159FC591" wp14:editId="2B8B5583">
             <wp:extent cx="2022822" cy="3373696"/>
             <wp:effectExtent l="0" t="8572" r="7302" b="7303"/>
             <wp:docPr id="10" name="Imagen 10"/>
@@ -24828,7 +24808,7 @@
         </w:rPr>
         <w:lastRenderedPageBreak/>
         <w:drawing>
-          <wp:inline distT="0" distB="0" distL="0" distR="0" wp14:anchorId="7387B9E6" wp14:editId="33B8E9DA">
+          <wp:inline distT="0" distB="0" distL="0" distR="0" wp14:anchorId="7387B9E6" wp14:editId="28359B16">
             <wp:extent cx="2555631" cy="3186495"/>
             <wp:effectExtent l="0" t="0" r="0" b="0"/>
             <wp:docPr id="12" name="Imagen 12"/>
@@ -25000,7 +24980,7 @@
           <w:noProof/>
         </w:rPr>
         <w:drawing>
-          <wp:inline distT="0" distB="0" distL="0" distR="0" wp14:anchorId="16B6B3E0" wp14:editId="6D6E18C3">
+          <wp:inline distT="0" distB="0" distL="0" distR="0" wp14:anchorId="16B6B3E0" wp14:editId="1A9383D7">
             <wp:extent cx="2505876" cy="3198711"/>
             <wp:effectExtent l="0" t="3493" r="5398" b="5397"/>
             <wp:docPr id="3" name="Imagen 3"/>
@@ -25094,7 +25074,7 @@
           <w:rFonts w:eastAsia="Calibri"/>
         </w:rPr>
       </w:pPr>
-      <w:bookmarkStart w:id="71" w:name="_Toc212026290"/>
+      <w:bookmarkStart w:id="71" w:name="_Toc212450941"/>
       <w:r>
         <w:rPr>
           <w:rFonts w:eastAsia="Calibri"/>
@@ -25118,7 +25098,7 @@
       <w:pPr>
         <w:pStyle w:val="Ttulo3"/>
       </w:pPr>
-      <w:bookmarkStart w:id="72" w:name="_Toc212026291"/>
+      <w:bookmarkStart w:id="72" w:name="_Toc212450942"/>
       <w:r>
         <w:t>Desarrollo de la Librería CodecWSN</w:t>
       </w:r>
@@ -25400,7 +25380,7 @@
       <w:pPr>
         <w:pStyle w:val="Ttulo3"/>
       </w:pPr>
-      <w:bookmarkStart w:id="74" w:name="_Toc212026292"/>
+      <w:bookmarkStart w:id="74" w:name="_Toc212450943"/>
       <w:r>
         <w:t xml:space="preserve">Desarrollo de la </w:t>
       </w:r>
@@ -25614,7 +25594,7 @@
           <w:rFonts w:eastAsia="Calibri"/>
         </w:rPr>
       </w:pPr>
-      <w:bookmarkStart w:id="75" w:name="_Toc212026293"/>
+      <w:bookmarkStart w:id="75" w:name="_Toc212450944"/>
       <w:r>
         <w:rPr>
           <w:rFonts w:eastAsia="Calibri"/>
@@ -26027,7 +26007,7 @@
       <w:pPr>
         <w:pStyle w:val="Ttulo2"/>
       </w:pPr>
-      <w:bookmarkStart w:id="76" w:name="_Toc212026294"/>
+      <w:bookmarkStart w:id="76" w:name="_Toc212450945"/>
       <w:r>
         <w:lastRenderedPageBreak/>
         <w:t>Implementando múltiples tecnologías y avances</w:t>
@@ -26051,7 +26031,7 @@
       <w:pPr>
         <w:pStyle w:val="Ttulo3"/>
       </w:pPr>
-      <w:bookmarkStart w:id="77" w:name="_Toc212026295"/>
+      <w:bookmarkStart w:id="77" w:name="_Toc212450946"/>
       <w:r>
         <w:t>LoRa</w:t>
       </w:r>
@@ -26529,7 +26509,7 @@
       <w:pPr>
         <w:pStyle w:val="Ttulo3"/>
       </w:pPr>
-      <w:bookmarkStart w:id="80" w:name="_Toc212026296"/>
+      <w:bookmarkStart w:id="80" w:name="_Toc212450947"/>
       <w:r>
         <w:t>NRF24L01</w:t>
       </w:r>
@@ -29311,7 +29291,7 @@
       <w:pPr>
         <w:pStyle w:val="Ttulo3"/>
       </w:pPr>
-      <w:bookmarkStart w:id="100" w:name="_Toc212026297"/>
+      <w:bookmarkStart w:id="100" w:name="_Toc212450948"/>
       <w:r>
         <w:t xml:space="preserve">Creacion de </w:t>
       </w:r>
@@ -29471,7 +29451,6 @@
           <w:szCs w:val="26"/>
         </w:rPr>
       </w:pPr>
-      <w:bookmarkStart w:id="102" w:name="_Toc212026298"/>
       <w:r>
         <w:br w:type="page"/>
       </w:r>
@@ -29480,6 +29459,7 @@
       <w:pPr>
         <w:pStyle w:val="Ttulo2"/>
       </w:pPr>
+      <w:bookmarkStart w:id="102" w:name="_Toc212450949"/>
       <w:r>
         <w:lastRenderedPageBreak/>
         <w:t>Realización de pruebas</w:t>
@@ -29495,7 +29475,7 @@
       <w:pPr>
         <w:pStyle w:val="Ttulo3"/>
       </w:pPr>
-      <w:bookmarkStart w:id="103" w:name="_Toc212026299"/>
+      <w:bookmarkStart w:id="103" w:name="_Toc212450950"/>
       <w:r>
         <w:t>Análisis de</w:t>
       </w:r>
@@ -29538,21 +29518,39 @@
         </w:numPr>
       </w:pPr>
       <w:r>
-        <w:t xml:space="preserve">Medición de Corrientes Aisladas: Creamos dos sketches de prueba temporales para cada prototipo. El </w:t>
-      </w:r>
-      <w:proofErr w:type="gramStart"/>
-      <w:r>
-        <w:t>primero fuerza</w:t>
-      </w:r>
-      <w:proofErr w:type="gramEnd"/>
-      <w:r>
-        <w:t xml:space="preserve"> al nodo a operar continuamente en estado de trabajo (leyendo sensores, procesando y transmitiendo), lo que nos permite medir una corriente activa (I_activa) estable. El segundo sketch fuerza al nodo a permanecer en estado de reposo (ya sea inactivo o en sueño profundo</w:t>
+        <w:t xml:space="preserve">Medición de Corrientes Aisladas: Creamos dos sketches de prueba temporales para cada prototipo. </w:t>
+      </w:r>
+      <w:r>
+        <w:t>La primera fuerza</w:t>
+      </w:r>
+      <w:r>
+        <w:t xml:space="preserve"> al nodo a operar continuamente en estado de trabajo (leyendo sensores, procesando y transmitiendo), lo que nos permite medir una corriente activa (</w:t>
+      </w:r>
+      <w:r>
+        <w:rPr>
+          <w:i/>
+          <w:iCs/>
+        </w:rPr>
+        <w:t>I_activa</w:t>
+      </w:r>
+      <w:r>
+        <w:t>) estable. El segundo sketch fuerza al nodo a permanecer en estado de reposo (ya sea inactivo o en sueño profundo</w:t>
       </w:r>
       <w:r>
         <w:t xml:space="preserve"> dependiendo el código que estemos evaluando</w:t>
       </w:r>
       <w:r>
-        <w:t>), dándonos una lectura estable de la corriente de reposo (I_reposo).</w:t>
+        <w:t>), dándonos una lectura estable de la corriente de reposo (</w:t>
+      </w:r>
+      <w:r>
+        <w:rPr>
+          <w:i/>
+          <w:iCs/>
+        </w:rPr>
+        <w:t>I_reposo</w:t>
+      </w:r>
+      <w:r>
+        <w:t>).</w:t>
       </w:r>
     </w:p>
     <w:p>
@@ -29577,7 +29575,27 @@
       </w:r>
       <w:proofErr w:type="gramEnd"/>
       <w:r>
-        <w:t>) para medir con precisión la duración del estado de trabajo (T_activo). El tiempo de reposo (T_reposo) ya lo conocemos, pues es un valor que programamos en el código.</w:t>
+        <w:t>) para medir con precisión la duración del estado de trabajo (</w:t>
+      </w:r>
+      <w:r>
+        <w:rPr>
+          <w:i/>
+          <w:iCs/>
+        </w:rPr>
+        <w:t>T_activo</w:t>
+      </w:r>
+      <w:r>
+        <w:t>). El tiempo de reposo (</w:t>
+      </w:r>
+      <w:r>
+        <w:rPr>
+          <w:i/>
+          <w:iCs/>
+        </w:rPr>
+        <w:t>T_reposo</w:t>
+      </w:r>
+      <w:r>
+        <w:t>) ya lo conocemos, pues es un valor que programamos en el código.</w:t>
       </w:r>
     </w:p>
     <w:p>
@@ -29599,9 +29617,280 @@
       <w:r>
         <w:t xml:space="preserve"> </w:t>
       </w:r>
-      <w:r>
-        <w:t>I_promedio = ((I_activa × T_activo) + (I_reposo × T_reposo)) / (T_activo + T_reposo)</w:t>
-      </w:r>
+    </w:p>
+    <w:p>
+      <w:pPr>
+        <w:pStyle w:val="Prrafodelista"/>
+        <w:rPr>
+          <w:rFonts w:eastAsiaTheme="minorEastAsia"/>
+        </w:rPr>
+      </w:pPr>
+      <m:oMathPara>
+        <m:oMath>
+          <m:sSub>
+            <m:sSubPr>
+              <m:ctrlPr>
+                <w:rPr>
+                  <w:rFonts w:ascii="Cambria Math" w:hAnsi="Cambria Math"/>
+                  <w:i/>
+                </w:rPr>
+              </m:ctrlPr>
+            </m:sSubPr>
+            <m:e>
+              <m:r>
+                <w:rPr>
+                  <w:rFonts w:ascii="Cambria Math" w:hAnsi="Cambria Math"/>
+                </w:rPr>
+                <m:t>I</m:t>
+              </m:r>
+            </m:e>
+            <m:sub>
+              <m:r>
+                <w:rPr>
+                  <w:rFonts w:ascii="Cambria Math" w:hAnsi="Cambria Math"/>
+                </w:rPr>
+                <m:t>promedio</m:t>
+              </m:r>
+            </m:sub>
+          </m:sSub>
+          <m:r>
+            <w:rPr>
+              <w:rFonts w:ascii="Cambria Math" w:hAnsi="Cambria Math"/>
+            </w:rPr>
+            <m:t>=</m:t>
+          </m:r>
+          <m:f>
+            <m:fPr>
+              <m:ctrlPr>
+                <w:rPr>
+                  <w:rFonts w:ascii="Cambria Math" w:hAnsi="Cambria Math"/>
+                  <w:i/>
+                </w:rPr>
+              </m:ctrlPr>
+            </m:fPr>
+            <m:num>
+              <m:d>
+                <m:dPr>
+                  <m:ctrlPr>
+                    <w:rPr>
+                      <w:rFonts w:ascii="Cambria Math" w:hAnsi="Cambria Math"/>
+                      <w:i/>
+                    </w:rPr>
+                  </m:ctrlPr>
+                </m:dPr>
+                <m:e>
+                  <m:sSub>
+                    <m:sSubPr>
+                      <m:ctrlPr>
+                        <w:rPr>
+                          <w:rFonts w:ascii="Cambria Math" w:hAnsi="Cambria Math"/>
+                          <w:i/>
+                        </w:rPr>
+                      </m:ctrlPr>
+                    </m:sSubPr>
+                    <m:e>
+                      <m:r>
+                        <w:rPr>
+                          <w:rFonts w:ascii="Cambria Math" w:hAnsi="Cambria Math"/>
+                        </w:rPr>
+                        <m:t>I</m:t>
+                      </m:r>
+                    </m:e>
+                    <m:sub>
+                      <m:r>
+                        <w:rPr>
+                          <w:rFonts w:ascii="Cambria Math" w:hAnsi="Cambria Math"/>
+                        </w:rPr>
+                        <m:t>activa</m:t>
+                      </m:r>
+                    </m:sub>
+                  </m:sSub>
+                  <m:r>
+                    <w:rPr>
+                      <w:rFonts w:ascii="Cambria Math" w:hAnsi="Cambria Math"/>
+                    </w:rPr>
+                    <m:t>*</m:t>
+                  </m:r>
+                  <m:sSub>
+                    <m:sSubPr>
+                      <m:ctrlPr>
+                        <w:rPr>
+                          <w:rFonts w:ascii="Cambria Math" w:hAnsi="Cambria Math"/>
+                          <w:i/>
+                        </w:rPr>
+                      </m:ctrlPr>
+                    </m:sSubPr>
+                    <m:e>
+                      <m:r>
+                        <w:rPr>
+                          <w:rFonts w:ascii="Cambria Math" w:hAnsi="Cambria Math"/>
+                        </w:rPr>
+                        <m:t>T</m:t>
+                      </m:r>
+                    </m:e>
+                    <m:sub>
+                      <m:r>
+                        <w:rPr>
+                          <w:rFonts w:ascii="Cambria Math" w:hAnsi="Cambria Math"/>
+                        </w:rPr>
+                        <m:t>activo</m:t>
+                      </m:r>
+                    </m:sub>
+                  </m:sSub>
+                </m:e>
+              </m:d>
+              <m:r>
+                <w:rPr>
+                  <w:rFonts w:ascii="Cambria Math" w:hAnsi="Cambria Math"/>
+                </w:rPr>
+                <m:t>+</m:t>
+              </m:r>
+              <m:d>
+                <m:dPr>
+                  <m:ctrlPr>
+                    <w:rPr>
+                      <w:rFonts w:ascii="Cambria Math" w:hAnsi="Cambria Math"/>
+                      <w:i/>
+                    </w:rPr>
+                  </m:ctrlPr>
+                </m:dPr>
+                <m:e>
+                  <m:sSub>
+                    <m:sSubPr>
+                      <m:ctrlPr>
+                        <w:rPr>
+                          <w:rFonts w:ascii="Cambria Math" w:hAnsi="Cambria Math"/>
+                          <w:i/>
+                        </w:rPr>
+                      </m:ctrlPr>
+                    </m:sSubPr>
+                    <m:e>
+                      <m:r>
+                        <w:rPr>
+                          <w:rFonts w:ascii="Cambria Math" w:hAnsi="Cambria Math"/>
+                        </w:rPr>
+                        <m:t>I</m:t>
+                      </m:r>
+                    </m:e>
+                    <m:sub>
+                      <m:r>
+                        <w:rPr>
+                          <w:rFonts w:ascii="Cambria Math" w:hAnsi="Cambria Math"/>
+                        </w:rPr>
+                        <m:t>reposo</m:t>
+                      </m:r>
+                    </m:sub>
+                  </m:sSub>
+                  <m:r>
+                    <w:rPr>
+                      <w:rFonts w:ascii="Cambria Math" w:hAnsi="Cambria Math"/>
+                    </w:rPr>
+                    <m:t>*</m:t>
+                  </m:r>
+                  <m:sSub>
+                    <m:sSubPr>
+                      <m:ctrlPr>
+                        <w:rPr>
+                          <w:rFonts w:ascii="Cambria Math" w:hAnsi="Cambria Math"/>
+                          <w:i/>
+                        </w:rPr>
+                      </m:ctrlPr>
+                    </m:sSubPr>
+                    <m:e>
+                      <m:r>
+                        <w:rPr>
+                          <w:rFonts w:ascii="Cambria Math" w:hAnsi="Cambria Math"/>
+                        </w:rPr>
+                        <m:t>T</m:t>
+                      </m:r>
+                    </m:e>
+                    <m:sub>
+                      <m:r>
+                        <w:rPr>
+                          <w:rFonts w:ascii="Cambria Math" w:hAnsi="Cambria Math"/>
+                        </w:rPr>
+                        <m:t>reposo</m:t>
+                      </m:r>
+                    </m:sub>
+                  </m:sSub>
+                </m:e>
+              </m:d>
+            </m:num>
+            <m:den>
+              <m:r>
+                <w:rPr>
+                  <w:rFonts w:ascii="Cambria Math" w:hAnsi="Cambria Math"/>
+                </w:rPr>
+                <m:t>(</m:t>
+              </m:r>
+              <m:sSub>
+                <m:sSubPr>
+                  <m:ctrlPr>
+                    <w:rPr>
+                      <w:rFonts w:ascii="Cambria Math" w:hAnsi="Cambria Math"/>
+                      <w:i/>
+                    </w:rPr>
+                  </m:ctrlPr>
+                </m:sSubPr>
+                <m:e>
+                  <m:r>
+                    <w:rPr>
+                      <w:rFonts w:ascii="Cambria Math" w:hAnsi="Cambria Math"/>
+                    </w:rPr>
+                    <m:t>T</m:t>
+                  </m:r>
+                </m:e>
+                <m:sub>
+                  <m:r>
+                    <w:rPr>
+                      <w:rFonts w:ascii="Cambria Math" w:hAnsi="Cambria Math"/>
+                    </w:rPr>
+                    <m:t>activo</m:t>
+                  </m:r>
+                </m:sub>
+              </m:sSub>
+              <m:r>
+                <w:rPr>
+                  <w:rFonts w:ascii="Cambria Math" w:hAnsi="Cambria Math"/>
+                </w:rPr>
+                <m:t>+</m:t>
+              </m:r>
+              <m:sSub>
+                <m:sSubPr>
+                  <m:ctrlPr>
+                    <w:rPr>
+                      <w:rFonts w:ascii="Cambria Math" w:hAnsi="Cambria Math"/>
+                      <w:i/>
+                    </w:rPr>
+                  </m:ctrlPr>
+                </m:sSubPr>
+                <m:e>
+                  <m:r>
+                    <w:rPr>
+                      <w:rFonts w:ascii="Cambria Math" w:hAnsi="Cambria Math"/>
+                    </w:rPr>
+                    <m:t>T</m:t>
+                  </m:r>
+                </m:e>
+                <m:sub>
+                  <m:r>
+                    <w:rPr>
+                      <w:rFonts w:ascii="Cambria Math" w:hAnsi="Cambria Math"/>
+                    </w:rPr>
+                    <m:t>reposo</m:t>
+                  </m:r>
+                </m:sub>
+              </m:sSub>
+              <m:r>
+                <w:rPr>
+                  <w:rFonts w:ascii="Cambria Math" w:hAnsi="Cambria Math"/>
+                </w:rPr>
+                <m:t>)</m:t>
+              </m:r>
+            </m:den>
+          </m:f>
+        </m:oMath>
+      </m:oMathPara>
     </w:p>
     <w:p/>
     <w:p>
@@ -29629,7 +29918,7 @@
       <w:pPr>
         <w:pStyle w:val="Ttulo3"/>
       </w:pPr>
-      <w:bookmarkStart w:id="104" w:name="_Toc212026300"/>
+      <w:bookmarkStart w:id="104" w:name="_Toc212450951"/>
       <w:r>
         <w:lastRenderedPageBreak/>
         <w:t xml:space="preserve">Análisis de </w:t>
@@ -29661,7 +29950,7 @@
       <w:pPr>
         <w:pStyle w:val="Ttulo3"/>
       </w:pPr>
-      <w:bookmarkStart w:id="105" w:name="_Toc212026301"/>
+      <w:bookmarkStart w:id="105" w:name="_Toc212450952"/>
       <w:r>
         <w:t>AÑADIR QUE SE HIZO PARA TODOS LOS SKETCH</w:t>
       </w:r>
@@ -29707,7 +29996,7 @@
       <w:pPr>
         <w:pStyle w:val="Ttulo3"/>
       </w:pPr>
-      <w:bookmarkStart w:id="106" w:name="_Toc212026302"/>
+      <w:bookmarkStart w:id="106" w:name="_Toc212450953"/>
       <w:r>
         <w:lastRenderedPageBreak/>
         <w:t>Pruebas de la Eficiencia energética</w:t>
@@ -29988,7 +30277,7 @@
       <w:r>
         <w:br w:type="page"/>
       </w:r>
-      <w:bookmarkStart w:id="109" w:name="_Toc212026303"/>
+      <w:bookmarkStart w:id="109" w:name="_Toc212450954"/>
       <w:r>
         <w:lastRenderedPageBreak/>
         <w:t xml:space="preserve">PRUEBAS DE </w:t>
@@ -30076,7 +30365,7 @@
         <w:pStyle w:val="Ttulo2"/>
       </w:pPr>
       <w:bookmarkStart w:id="110" w:name="_Toc211848130"/>
-      <w:bookmarkStart w:id="111" w:name="_Toc212026304"/>
+      <w:bookmarkStart w:id="111" w:name="_Toc212450955"/>
       <w:r>
         <w:t>Preparación del entorno de pruebas</w:t>
       </w:r>
@@ -30515,7 +30804,13 @@
         <w:fldChar w:fldCharType="end"/>
       </w:r>
       <w:r>
-        <w:t>. Fórmula para calcular la périda de paquetes</w:t>
+        <w:t>. Fórmula para calcular la pé</w:t>
+      </w:r>
+      <w:r>
+        <w:t>rd</w:t>
+      </w:r>
+      <w:r>
+        <w:t>ida de paquetes</w:t>
       </w:r>
     </w:p>
     <w:p>
@@ -30731,7 +31026,7 @@
         </w:rPr>
       </w:pPr>
       <w:bookmarkStart w:id="112" w:name="_Toc211848131"/>
-      <w:bookmarkStart w:id="113" w:name="_Toc212026305"/>
+      <w:bookmarkStart w:id="113" w:name="_Toc212450956"/>
       <w:r>
         <w:rPr>
           <w:rFonts w:eastAsia="Calibri"/>
@@ -30763,7 +31058,7 @@
         <w:pStyle w:val="Ttulo3"/>
       </w:pPr>
       <w:bookmarkStart w:id="114" w:name="_Toc211848132"/>
-      <w:bookmarkStart w:id="115" w:name="_Toc212026306"/>
+      <w:bookmarkStart w:id="115" w:name="_Toc212450957"/>
       <w:r>
         <w:t>Primer escenario: Transmisión simple de datos</w:t>
       </w:r>
@@ -31078,7 +31373,7 @@
         <w:pStyle w:val="Ttulo3"/>
       </w:pPr>
       <w:bookmarkStart w:id="116" w:name="_Toc211848133"/>
-      <w:bookmarkStart w:id="117" w:name="_Toc212026307"/>
+      <w:bookmarkStart w:id="117" w:name="_Toc212450958"/>
       <w:r>
         <w:t>Segundo escenario: Encapsulamiento de datos</w:t>
       </w:r>
@@ -31441,7 +31736,7 @@
       <w:pPr>
         <w:pStyle w:val="Ttulo3"/>
       </w:pPr>
-      <w:bookmarkStart w:id="119" w:name="_Toc212026308"/>
+      <w:bookmarkStart w:id="119" w:name="_Toc212450959"/>
       <w:r>
         <w:lastRenderedPageBreak/>
         <w:t>Tercer escenario: Implementando CODEWSN (codificación binaria)</w:t>
@@ -31623,7 +31918,7 @@
         <w:pStyle w:val="Ttulo3"/>
       </w:pPr>
       <w:bookmarkStart w:id="120" w:name="_Toc211848135"/>
-      <w:bookmarkStart w:id="121" w:name="_Toc212026309"/>
+      <w:bookmarkStart w:id="121" w:name="_Toc212450960"/>
       <w:r>
         <w:t>Cuarto escenario: Transmisión adaptativa dependiendo del nivel de batería</w:t>
       </w:r>
@@ -32103,7 +32398,7 @@
           <w:rFonts w:eastAsia="Calibri Light"/>
         </w:rPr>
       </w:pPr>
-      <w:bookmarkStart w:id="123" w:name="_Toc212026310"/>
+      <w:bookmarkStart w:id="123" w:name="_Toc212450961"/>
       <w:r>
         <w:rPr>
           <w:rFonts w:eastAsia="Calibri Light"/>
@@ -32571,7 +32866,7 @@
       <w:pPr>
         <w:pStyle w:val="Ttulo3"/>
       </w:pPr>
-      <w:bookmarkStart w:id="125" w:name="_Toc212026311"/>
+      <w:bookmarkStart w:id="125" w:name="_Toc212450962"/>
       <w:r>
         <w:t>1. El Montaje Experimental (El "Laboratorio")</w:t>
       </w:r>
@@ -32926,7 +33221,7 @@
       <w:pPr>
         <w:pStyle w:val="Ttulo3"/>
       </w:pPr>
-      <w:bookmarkStart w:id="126" w:name="_Toc212026312"/>
+      <w:bookmarkStart w:id="126" w:name="_Toc212450963"/>
       <w:r>
         <w:t>2. Diseño de los Experimentos</w:t>
       </w:r>
@@ -33356,7 +33651,7 @@
       <w:pPr>
         <w:pStyle w:val="Ttulo3"/>
       </w:pPr>
-      <w:bookmarkStart w:id="127" w:name="_Toc212026313"/>
+      <w:bookmarkStart w:id="127" w:name="_Toc212450964"/>
       <w:r>
         <w:t>3. Cómo Presentar los Resultados</w:t>
       </w:r>
@@ -44631,6 +44926,7 @@
   <w:style w:type="character" w:default="1" w:styleId="Fuentedeprrafopredeter">
     <w:name w:val="Default Paragraph Font"/>
     <w:uiPriority w:val="1"/>
+    <w:semiHidden/>
     <w:unhideWhenUsed/>
   </w:style>
   <w:style w:type="table" w:default="1" w:styleId="Tablanormal">
@@ -45387,8 +45683,10 @@
     <w:rsid w:val="00044A52"/>
     <w:rsid w:val="0005026D"/>
     <w:rsid w:val="00090061"/>
+    <w:rsid w:val="00113469"/>
     <w:rsid w:val="00142A4E"/>
     <w:rsid w:val="0015273B"/>
+    <w:rsid w:val="00180AA6"/>
     <w:rsid w:val="001E721F"/>
     <w:rsid w:val="00253EB2"/>
     <w:rsid w:val="00350BDD"/>
@@ -45417,6 +45715,7 @@
     <w:rsid w:val="009870BB"/>
     <w:rsid w:val="009A4E2C"/>
     <w:rsid w:val="00A46487"/>
+    <w:rsid w:val="00AE03AE"/>
     <w:rsid w:val="00B11883"/>
     <w:rsid w:val="00B82990"/>
     <w:rsid w:val="00BB5459"/>
@@ -45896,6 +46195,7 @@
     <w:basedOn w:val="Fuentedeprrafopredeter"/>
     <w:uiPriority w:val="99"/>
     <w:semiHidden/>
+    <w:rsid w:val="00AE03AE"/>
     <w:rPr>
       <w:color w:val="808080"/>
     </w:rPr>
@@ -46339,10 +46639,6 @@
 </file>
 
 <file path=customXml/item1.xml><?xml version="1.0" encoding="utf-8"?>
-<b:Sources xmlns:b="http://schemas.openxmlformats.org/officeDocument/2006/bibliography" xmlns="http://schemas.openxmlformats.org/officeDocument/2006/bibliography" SelectedStyle="\APASixthEditionOfficeOnline.xsl" StyleName="APA" Version="6"/>
-</file>
-
-<file path=customXml/item2.xml><?xml version="1.0" encoding="utf-8"?>
 <p:properties xmlns:p="http://schemas.microsoft.com/office/2006/metadata/properties" xmlns:xsi="http://www.w3.org/2001/XMLSchema-instance" xmlns:pc="http://schemas.microsoft.com/office/infopath/2007/PartnerControls">
   <documentManagement>
     <_activity xmlns="33a4f537-2fd2-4f41-9ab5-da36e3980824" xsi:nil="true"/>
@@ -46350,16 +46646,11 @@
 </p:properties>
 </file>
 
-<file path=customXml/item3.xml><?xml version="1.0" encoding="utf-8"?>
-<?mso-contentType ?>
-<FormTemplates xmlns="http://schemas.microsoft.com/sharepoint/v3/contenttype/forms">
-  <Display>DocumentLibraryForm</Display>
-  <Edit>DocumentLibraryForm</Edit>
-  <New>DocumentLibraryForm</New>
-</FormTemplates>
+<file path=customXml/item2.xml><?xml version="1.0" encoding="utf-8"?>
+<b:Sources xmlns:b="http://schemas.openxmlformats.org/officeDocument/2006/bibliography" xmlns="http://schemas.openxmlformats.org/officeDocument/2006/bibliography" SelectedStyle="\APASixthEditionOfficeOnline.xsl" StyleName="APA" Version="6"/>
 </file>
 
-<file path=customXml/item4.xml><?xml version="1.0" encoding="utf-8"?>
+<file path=customXml/item3.xml><?xml version="1.0" encoding="utf-8"?>
 <ct:contentTypeSchema xmlns:ct="http://schemas.microsoft.com/office/2006/metadata/contentType" xmlns:ma="http://schemas.microsoft.com/office/2006/metadata/properties/metaAttributes" ct:_="" ma:_="" ma:contentTypeName="Documento" ma:contentTypeID="0x010100D0653B8C8FE26A4E994A62A458F948C1" ma:contentTypeVersion="10" ma:contentTypeDescription="Crear nuevo documento." ma:contentTypeScope="" ma:versionID="18868cef16fb0efd2fb02b4c0f9d9b95">
   <xsd:schema xmlns:xsd="http://www.w3.org/2001/XMLSchema" xmlns:xs="http://www.w3.org/2001/XMLSchema" xmlns:p="http://schemas.microsoft.com/office/2006/metadata/properties" xmlns:ns3="33a4f537-2fd2-4f41-9ab5-da36e3980824" xmlns:ns4="0bd89574-2d16-465f-a534-897ace1fbe28" targetNamespace="http://schemas.microsoft.com/office/2006/metadata/properties" ma:root="true" ma:fieldsID="4c0644da9ac159b20edfb5978ae83365" ns3:_="" ns4:_="">
     <xsd:import namespace="33a4f537-2fd2-4f41-9ab5-da36e3980824"/>
@@ -46562,15 +46853,16 @@
 </ct:contentTypeSchema>
 </file>
 
-<file path=customXml/itemProps1.xml><?xml version="1.0" encoding="utf-8"?>
-<ds:datastoreItem xmlns:ds="http://schemas.openxmlformats.org/officeDocument/2006/customXml" ds:itemID="{A6CB3721-48FD-4DFF-A0A8-94C0F0ED1F70}">
-  <ds:schemaRefs>
-    <ds:schemaRef ds:uri="http://schemas.openxmlformats.org/officeDocument/2006/bibliography"/>
-  </ds:schemaRefs>
-</ds:datastoreItem>
+<file path=customXml/item4.xml><?xml version="1.0" encoding="utf-8"?>
+<?mso-contentType ?>
+<FormTemplates xmlns="http://schemas.microsoft.com/sharepoint/v3/contenttype/forms">
+  <Display>DocumentLibraryForm</Display>
+  <Edit>DocumentLibraryForm</Edit>
+  <New>DocumentLibraryForm</New>
+</FormTemplates>
 </file>
 
-<file path=customXml/itemProps2.xml><?xml version="1.0" encoding="utf-8"?>
+<file path=customXml/itemProps1.xml><?xml version="1.0" encoding="utf-8"?>
 <ds:datastoreItem xmlns:ds="http://schemas.openxmlformats.org/officeDocument/2006/customXml" ds:itemID="{B8FFECAF-0FD4-4F84-B8C7-AFF7509A6322}">
   <ds:schemaRefs>
     <ds:schemaRef ds:uri="http://schemas.microsoft.com/office/2006/metadata/properties"/>
@@ -46580,15 +46872,15 @@
 </ds:datastoreItem>
 </file>
 
-<file path=customXml/itemProps3.xml><?xml version="1.0" encoding="utf-8"?>
-<ds:datastoreItem xmlns:ds="http://schemas.openxmlformats.org/officeDocument/2006/customXml" ds:itemID="{FE0942EC-A40E-44AC-9920-726ADDB2DFE1}">
+<file path=customXml/itemProps2.xml><?xml version="1.0" encoding="utf-8"?>
+<ds:datastoreItem xmlns:ds="http://schemas.openxmlformats.org/officeDocument/2006/customXml" ds:itemID="{A6CB3721-48FD-4DFF-A0A8-94C0F0ED1F70}">
   <ds:schemaRefs>
-    <ds:schemaRef ds:uri="http://schemas.microsoft.com/sharepoint/v3/contenttype/forms"/>
+    <ds:schemaRef ds:uri="http://schemas.openxmlformats.org/officeDocument/2006/bibliography"/>
   </ds:schemaRefs>
 </ds:datastoreItem>
 </file>
 
-<file path=customXml/itemProps4.xml><?xml version="1.0" encoding="utf-8"?>
+<file path=customXml/itemProps3.xml><?xml version="1.0" encoding="utf-8"?>
 <ds:datastoreItem xmlns:ds="http://schemas.openxmlformats.org/officeDocument/2006/customXml" ds:itemID="{9924448A-2F46-4087-B984-99701205BDAA}">
   <ds:schemaRefs>
     <ds:schemaRef ds:uri="http://schemas.microsoft.com/office/2006/metadata/contentType"/>
@@ -46605,4 +46897,12 @@
     <ds:schemaRef ds:uri="http://schemas.microsoft.com/internal/obd"/>
   </ds:schemaRefs>
 </ds:datastoreItem>
+</file>
+
+<file path=customXml/itemProps4.xml><?xml version="1.0" encoding="utf-8"?>
+<ds:datastoreItem xmlns:ds="http://schemas.openxmlformats.org/officeDocument/2006/customXml" ds:itemID="{FE0942EC-A40E-44AC-9920-726ADDB2DFE1}">
+  <ds:schemaRefs>
+    <ds:schemaRef ds:uri="http://schemas.microsoft.com/sharepoint/v3/contenttype/forms"/>
+  </ds:schemaRefs>
+</ds:datastoreItem>
 </file>
--- a/INFORME TÉCNICO DE RESIDENCIA.docx
+++ b/INFORME TÉCNICO DE RESIDENCIA.docx
@@ -1,9 +1,7 @@
 
 <file path=word/document.xml><?xml version="1.0" encoding="utf-8"?>
-<w:document xmlns:wpc="http://schemas.microsoft.com/office/word/2010/wordprocessingCanvas" xmlns:cx="http://schemas.microsoft.com/office/drawing/2014/chartex" xmlns:cx1="http://schemas.microsoft.com/office/drawing/2015/9/8/chartex" xmlns:cx2="http://schemas.microsoft.com/office/drawing/2015/10/21/chartex" xmlns:cx3="http://schemas.microsoft.com/office/drawing/2016/5/9/chartex" xmlns:cx4="http://schemas.microsoft.com/office/drawing/2016/5/10/chartex" xmlns:cx5="http://schemas.microsoft.com/office/drawing/2016/5/11/chartex" xmlns:cx6="http://schemas.microsoft.com/office/drawing/2016/5/12/chartex" xmlns:cx7="http://schemas.microsoft.com/office/drawing/2016/5/13/chartex" xmlns:cx8="http://schemas.microsoft.com/office/drawing/2016/5/14/chartex" xmlns:mc="http://schemas.openxmlformats.org/markup-compatibility/2006" xmlns:aink="http://schemas.microsoft.com/office/drawing/2016/ink" xmlns:am3d="http://schemas.microsoft.com/office/drawing/2017/model3d" xmlns:o="urn:schemas-microsoft-com:office:office" xmlns:oel="http://schemas.microsoft.com/office/2019/extlst" xmlns:r="http://schemas.openxmlformats.org/officeDocument/2006/relationships" xmlns:m="http://schemas.openxmlformats.org/officeDocument/2006/math" xmlns:v="urn:schemas-microsoft-com:vml" xmlns:wp14="http://schemas.microsoft.com/office/word/2010/wordprocessingDrawing" xmlns:wp="http://schemas.openxmlformats.org/drawingml/2006/wordprocessingDrawing" xmlns:w10="urn:schemas-microsoft-com:office:word" xmlns:w="http://schemas.openxmlformats.org/wordprocessingml/2006/main" xmlns:w14="http://schemas.microsoft.com/office/word/2010/wordml" xmlns:w15="http://schemas.microsoft.com/office/word/2012/wordml" xmlns:w16cex="http://schemas.microsoft.com/office/word/2018/wordml/cex" xmlns:w16cid="http://schemas.microsoft.com/office/word/2016/wordml/cid" xmlns:w16="http://schemas.microsoft.com/office/word/2018/wordml" xmlns:w16sdtdh="http://schemas.microsoft.com/office/word/2020/wordml/sdtdatahash" xmlns:w16se="http://schemas.microsoft.com/office/word/2015/wordml/symex" xmlns:wpg="http://schemas.microsoft.com/office/word/2010/wordprocessingGroup" xmlns:wpi="http://schemas.microsoft.com/office/word/2010/wordprocessingInk" xmlns:wne="http://schemas.microsoft.com/office/word/2006/wordml" xmlns:wps="http://schemas.microsoft.com/office/word/2010/wordprocessingShape" mc:Ignorable="w14 w15 w16se w16cid w16 w16cex w16sdtdh wp14">
+<w:document xmlns:wpc="http://schemas.microsoft.com/office/word/2010/wordprocessingCanvas" xmlns:cx="http://schemas.microsoft.com/office/drawing/2014/chartex" xmlns:cx1="http://schemas.microsoft.com/office/drawing/2015/9/8/chartex" xmlns:cx2="http://schemas.microsoft.com/office/drawing/2015/10/21/chartex" xmlns:cx3="http://schemas.microsoft.com/office/drawing/2016/5/9/chartex" xmlns:cx4="http://schemas.microsoft.com/office/drawing/2016/5/10/chartex" xmlns:cx5="http://schemas.microsoft.com/office/drawing/2016/5/11/chartex" xmlns:cx6="http://schemas.microsoft.com/office/drawing/2016/5/12/chartex" xmlns:cx7="http://schemas.microsoft.com/office/drawing/2016/5/13/chartex" xmlns:cx8="http://schemas.microsoft.com/office/drawing/2016/5/14/chartex" xmlns:mc="http://schemas.openxmlformats.org/markup-compatibility/2006" xmlns:aink="http://schemas.microsoft.com/office/drawing/2016/ink" xmlns:am3d="http://schemas.microsoft.com/office/drawing/2017/model3d" xmlns:o="urn:schemas-microsoft-com:office:office" xmlns:r="http://schemas.openxmlformats.org/officeDocument/2006/relationships" xmlns:m="http://schemas.openxmlformats.org/officeDocument/2006/math" xmlns:v="urn:schemas-microsoft-com:vml" xmlns:wp14="http://schemas.microsoft.com/office/word/2010/wordprocessingDrawing" xmlns:wp="http://schemas.openxmlformats.org/drawingml/2006/wordprocessingDrawing" xmlns:w10="urn:schemas-microsoft-com:office:word" xmlns:w="http://schemas.openxmlformats.org/wordprocessingml/2006/main" xmlns:w14="http://schemas.microsoft.com/office/word/2010/wordml" xmlns:w15="http://schemas.microsoft.com/office/word/2012/wordml" xmlns:w16cex="http://schemas.microsoft.com/office/word/2018/wordml/cex" xmlns:w16cid="http://schemas.microsoft.com/office/word/2016/wordml/cid" xmlns:w16="http://schemas.microsoft.com/office/word/2018/wordml" xmlns:w16sdtdh="http://schemas.microsoft.com/office/word/2020/wordml/sdtdatahash" xmlns:w16se="http://schemas.microsoft.com/office/word/2015/wordml/symex" xmlns:wpg="http://schemas.microsoft.com/office/word/2010/wordprocessingGroup" xmlns:wpi="http://schemas.microsoft.com/office/word/2010/wordprocessingInk" xmlns:wne="http://schemas.microsoft.com/office/word/2006/wordml" xmlns:wps="http://schemas.microsoft.com/office/word/2010/wordprocessingShape" mc:Ignorable="w14 w15 w16se w16cid w16 w16cex w16sdtdh wp14">
   <w:body>
-    <w:bookmarkStart w:id="0" w:name="_Hlk210731958"/>
-    <w:bookmarkEnd w:id="0"/>
     <w:p>
       <w:pPr>
         <w:spacing w:line="480" w:lineRule="auto"/>
@@ -13,6 +11,8 @@
           <w:szCs w:val="24"/>
         </w:rPr>
       </w:pPr>
+      <w:bookmarkStart w:id="0" w:name="_Hlk210731958"/>
+      <w:bookmarkEnd w:id="0"/>
       <w:r>
         <w:rPr>
           <w:rFonts w:ascii="Times New Roman" w:hAnsi="Times New Roman" w:cs="Times New Roman"/>
@@ -466,7 +466,7 @@
           </mc:Choice>
           <mc:Fallback>
             <w:pict>
-              <v:rect w14:anchorId="089AD199" id="Text Box 11" o:spid="_x0000_s1026" style="position:absolute;margin-left:76.95pt;margin-top:9.5pt;width:406.2pt;height:687.6pt;z-index:251658243;visibility:visible;mso-wrap-style:square;mso-width-percent:0;mso-height-percent:0;mso-wrap-distance-left:9pt;mso-wrap-distance-top:0;mso-wrap-distance-right:9pt;mso-wrap-distance-bottom:0;mso-position-horizontal:absolute;mso-position-horizontal-relative:margin;mso-position-vertical:absolute;mso-position-vertical-relative:margin;mso-width-percent:0;mso-height-percent:0;mso-width-relative:margin;mso-height-relative:margin;v-text-anchor:top" o:gfxdata="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" filled="f" stroked="f" strokeweight=".5pt">
+              <v:rect w14:anchorId="089AD199" id="Text Box 11" o:spid="_x0000_s1026" style="position:absolute;margin-left:76.95pt;margin-top:9.5pt;width:406.2pt;height:687.6pt;z-index:251658243;visibility:visible;mso-wrap-style:square;mso-width-percent:0;mso-height-percent:0;mso-wrap-distance-left:9pt;mso-wrap-distance-top:0;mso-wrap-distance-right:9pt;mso-wrap-distance-bottom:0;mso-position-horizontal:absolute;mso-position-horizontal-relative:margin;mso-position-vertical:absolute;mso-position-vertical-relative:margin;mso-width-percent:0;mso-height-percent:0;mso-width-relative:margin;mso-height-relative:margin;v-text-anchor:top" o:gfxdata="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" filled="f" stroked="f" strokeweight=".5pt">
                 <v:textbox>
                   <w:txbxContent>
                     <w:p>
@@ -739,39 +739,8 @@
                           <w:sz w:val="32"/>
                           <w:szCs w:val="32"/>
                         </w:rPr>
-                        <w:t xml:space="preserve">Zarina </w:t>
+                        <w:t>Zarina Maryela Basulto Alvarez</w:t>
                       </w:r>
-                      <w:proofErr w:type="spellStart"/>
-                      <w:r>
-                        <w:rPr>
-                          <w:rFonts w:ascii="Montserrat" w:hAnsi="Montserrat"/>
-                          <w:color w:val="000000"/>
-                          <w:sz w:val="32"/>
-                          <w:szCs w:val="32"/>
-                        </w:rPr>
-                        <w:t>Maryela</w:t>
-                      </w:r>
-                      <w:proofErr w:type="spellEnd"/>
-                      <w:r>
-                        <w:rPr>
-                          <w:rFonts w:ascii="Montserrat" w:hAnsi="Montserrat"/>
-                          <w:color w:val="000000"/>
-                          <w:sz w:val="32"/>
-                          <w:szCs w:val="32"/>
-                        </w:rPr>
-                        <w:t xml:space="preserve"> Basulto </w:t>
-                      </w:r>
-                      <w:proofErr w:type="spellStart"/>
-                      <w:r>
-                        <w:rPr>
-                          <w:rFonts w:ascii="Montserrat" w:hAnsi="Montserrat"/>
-                          <w:color w:val="000000"/>
-                          <w:sz w:val="32"/>
-                          <w:szCs w:val="32"/>
-                        </w:rPr>
-                        <w:t>Alvarez</w:t>
-                      </w:r>
-                      <w:proofErr w:type="spellEnd"/>
                     </w:p>
                     <w:p>
                       <w:pPr>
@@ -858,7 +827,6 @@
                           <w:lang w:val="en-US"/>
                         </w:rPr>
                       </w:pPr>
-                      <w:proofErr w:type="spellStart"/>
                       <w:r>
                         <w:rPr>
                           <w:rFonts w:ascii="Montserrat" w:hAnsi="Montserrat"/>
@@ -866,7 +834,6 @@
                         </w:rPr>
                         <w:t>Fecha</w:t>
                       </w:r>
-                      <w:proofErr w:type="spellEnd"/>
                     </w:p>
                     <w:p>
                       <w:pPr>
@@ -1033,7 +1000,7 @@
               </wp:anchor>
             </w:drawing>
           </mc:Choice>
-          <mc:Fallback xmlns:a="http://schemas.openxmlformats.org/drawingml/2006/main" xmlns:pic="http://schemas.openxmlformats.org/drawingml/2006/picture" xmlns:a14="http://schemas.microsoft.com/office/drawing/2010/main">
+          <mc:Fallback xmlns:a14="http://schemas.microsoft.com/office/drawing/2010/main" xmlns:pic="http://schemas.openxmlformats.org/drawingml/2006/picture" xmlns:a="http://schemas.openxmlformats.org/drawingml/2006/main" xmlns:oel="http://schemas.microsoft.com/office/2019/extlst">
             <w:pict w14:anchorId="3CC7CD29">
               <v:rect id="Rectangle 3" style="position:absolute;margin-left:25.95pt;margin-top:0;width:34.35pt;height:843.1pt;z-index:-251658239;visibility:visible;mso-wrap-style:square;mso-width-percent:0;mso-height-percent:0;mso-wrap-distance-left:9pt;mso-wrap-distance-top:0;mso-wrap-distance-right:9pt;mso-wrap-distance-bottom:0;mso-position-horizontal:absolute;mso-position-horizontal-relative:margin;mso-position-vertical:top;mso-position-vertical-relative:page;mso-width-percent:0;mso-height-percent:0;mso-width-relative:page;mso-height-relative:page;v-text-anchor:top" o:spid="_x0000_s1026" fillcolor="#ed7d31 [3205]" stroked="f" w14:anchorId="1BD52ED7" o:gfxdata="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">
                 <w10:wrap anchorx="margin" anchory="page"/>
@@ -1103,7 +1070,7 @@
               </wp:anchor>
             </w:drawing>
           </mc:Choice>
-          <mc:Fallback xmlns:a="http://schemas.openxmlformats.org/drawingml/2006/main" xmlns:pic="http://schemas.openxmlformats.org/drawingml/2006/picture" xmlns:a14="http://schemas.microsoft.com/office/drawing/2010/main">
+          <mc:Fallback xmlns:a14="http://schemas.microsoft.com/office/drawing/2010/main" xmlns:pic="http://schemas.openxmlformats.org/drawingml/2006/picture" xmlns:a="http://schemas.openxmlformats.org/drawingml/2006/main" xmlns:oel="http://schemas.microsoft.com/office/2019/extlst">
             <w:pict w14:anchorId="44B530A2">
               <v:rect id="Rectangle 3" style="position:absolute;margin-left:-17.35pt;margin-top:-70.85pt;width:45.15pt;height:841.9pt;z-index:-251658238;visibility:visible;mso-wrap-style:square;mso-width-percent:0;mso-height-percent:0;mso-wrap-distance-left:9pt;mso-wrap-distance-top:0;mso-wrap-distance-right:9pt;mso-wrap-distance-bottom:0;mso-position-horizontal:absolute;mso-position-horizontal-relative:margin;mso-position-vertical:absolute;mso-position-vertical-relative:margin;mso-width-percent:0;mso-height-percent:0;mso-width-relative:page;mso-height-relative:page;v-text-anchor:top" o:spid="_x0000_s1026" fillcolor="white [3212]" stroked="f" w14:anchorId="61F3F73E" o:gfxdata="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">
                 <w10:wrap anchorx="margin" anchory="margin"/>
@@ -1173,7 +1140,7 @@
               </wp:anchor>
             </w:drawing>
           </mc:Choice>
-          <mc:Fallback xmlns:a="http://schemas.openxmlformats.org/drawingml/2006/main" xmlns:pic="http://schemas.openxmlformats.org/drawingml/2006/picture" xmlns:a14="http://schemas.microsoft.com/office/drawing/2010/main">
+          <mc:Fallback xmlns:a14="http://schemas.microsoft.com/office/drawing/2010/main" xmlns:pic="http://schemas.openxmlformats.org/drawingml/2006/picture" xmlns:a="http://schemas.openxmlformats.org/drawingml/2006/main" xmlns:oel="http://schemas.microsoft.com/office/2019/extlst">
             <w:pict w14:anchorId="5C7D8E91">
               <v:rect id="Rectangle 2" style="position:absolute;margin-left:-86.95pt;margin-top:-70.85pt;width:1in;height:841.9pt;z-index:-251658240;visibility:visible;mso-wrap-style:square;mso-width-percent:0;mso-height-percent:0;mso-wrap-distance-left:9pt;mso-wrap-distance-top:0;mso-wrap-distance-right:9pt;mso-wrap-distance-bottom:0;mso-position-horizontal:absolute;mso-position-horizontal-relative:margin;mso-position-vertical:absolute;mso-position-vertical-relative:margin;mso-width-percent:0;mso-height-percent:0;mso-width-relative:page;mso-height-relative:page;v-text-anchor:top" o:spid="_x0000_s1026" fillcolor="#4472c4 [3204]" stroked="f" w14:anchorId="18A44F9F" o:gfxdata="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">
                 <w10:wrap anchorx="margin" anchory="margin"/>
@@ -1565,6 +1532,7 @@
           <w:docPartUnique/>
         </w:docPartObj>
       </w:sdtPr>
+      <w:sdtEndPr/>
       <w:sdtContent>
         <w:p>
           <w:pPr>
@@ -4588,23 +4556,7 @@
                 <w:rFonts w:ascii="Times New Roman" w:hAnsi="Times New Roman" w:cs="Times New Roman"/>
                 <w:noProof/>
               </w:rPr>
-              <w:t>Enfoque</w:t>
-            </w:r>
-            <w:r>
-              <w:rPr>
-                <w:rStyle w:val="Hipervnculo"/>
-                <w:rFonts w:ascii="Times New Roman" w:hAnsi="Times New Roman" w:cs="Times New Roman"/>
-                <w:noProof/>
-              </w:rPr>
-              <w:t xml:space="preserve"> </w:t>
-            </w:r>
-            <w:r>
-              <w:rPr>
-                <w:rStyle w:val="Hipervnculo"/>
-                <w:rFonts w:ascii="Times New Roman" w:hAnsi="Times New Roman" w:cs="Times New Roman"/>
-                <w:noProof/>
-              </w:rPr>
-              <w:t>Cualitativo:</w:t>
+              <w:t>Enfoque Cualitativo:</w:t>
             </w:r>
             <w:r>
               <w:rPr>
@@ -6224,21 +6176,7 @@
                 <w:rStyle w:val="Hipervnculo"/>
                 <w:noProof/>
               </w:rPr>
-              <w:t>NRF</w:t>
-            </w:r>
-            <w:r>
-              <w:rPr>
-                <w:rStyle w:val="Hipervnculo"/>
-                <w:noProof/>
-              </w:rPr>
-              <w:t>2</w:t>
-            </w:r>
-            <w:r>
-              <w:rPr>
-                <w:rStyle w:val="Hipervnculo"/>
-                <w:noProof/>
-              </w:rPr>
-              <w:t>4L01</w:t>
+              <w:t>NRF24L01</w:t>
             </w:r>
             <w:r>
               <w:rPr>
@@ -9564,6 +9502,7 @@
             <w:docPart w:val="DefaultPlaceholder_-1854013440"/>
           </w:placeholder>
         </w:sdtPr>
+        <w:sdtEndPr/>
         <w:sdtContent>
           <w:r>
             <w:rPr>
@@ -9650,6 +9589,7 @@
             <w:docPart w:val="DefaultPlaceholder_-1854013440"/>
           </w:placeholder>
         </w:sdtPr>
+        <w:sdtEndPr/>
         <w:sdtContent>
           <w:r>
             <w:rPr>
@@ -9704,6 +9644,7 @@
             <w:docPart w:val="9FB26824D49A8E489C134447FFCFFCD5"/>
           </w:placeholder>
         </w:sdtPr>
+        <w:sdtEndPr/>
         <w:sdtContent>
           <w:r>
             <w:rPr>
@@ -10368,27 +10309,7 @@
           <w:szCs w:val="24"/>
           <w:lang w:val="es-ES"/>
         </w:rPr>
-        <w:t xml:space="preserve">Funciones de bajo consumo, </w:t>
-      </w:r>
-      <w:proofErr w:type="gramStart"/>
-      <w:r>
-        <w:rPr>
-          <w:rFonts w:ascii="Times New Roman" w:hAnsi="Times New Roman" w:cs="Times New Roman"/>
-          <w:sz w:val="24"/>
-          <w:szCs w:val="24"/>
-          <w:lang w:val="es-ES"/>
-        </w:rPr>
-        <w:t>como .sleep</w:t>
-      </w:r>
-      <w:proofErr w:type="gramEnd"/>
-      <w:r>
-        <w:rPr>
-          <w:rFonts w:ascii="Times New Roman" w:hAnsi="Times New Roman" w:cs="Times New Roman"/>
-          <w:sz w:val="24"/>
-          <w:szCs w:val="24"/>
-          <w:lang w:val="es-ES"/>
-        </w:rPr>
-        <w:t>().</w:t>
+        <w:t>Funciones de bajo consumo, como .sleep().</w:t>
       </w:r>
     </w:p>
     <w:p>
@@ -11854,6 +11775,7 @@
             <w:docPart w:val="DefaultPlaceholder_-1854013440"/>
           </w:placeholder>
         </w:sdtPr>
+        <w:sdtEndPr/>
         <w:sdtContent>
           <w:r>
             <w:rPr>
@@ -12210,6 +12132,7 @@
             <w:docPart w:val="DefaultPlaceholder_-1854013440"/>
           </w:placeholder>
         </w:sdtPr>
+        <w:sdtEndPr/>
         <w:sdtContent>
           <w:r>
             <w:rPr>
@@ -12254,27 +12177,7 @@
           <w:szCs w:val="24"/>
           <w:lang w:eastAsia="es-MX"/>
         </w:rPr>
-        <w:t xml:space="preserve">Topología estrella: Cada nodo sensor se conecta directamente al nodo central. Es </w:t>
-      </w:r>
-      <w:proofErr w:type="gramStart"/>
-      <w:r>
-        <w:rPr>
-          <w:rFonts w:ascii="Times New Roman" w:eastAsia="Times New Roman" w:hAnsi="Times New Roman" w:cs="Times New Roman"/>
-          <w:sz w:val="24"/>
-          <w:szCs w:val="24"/>
-          <w:lang w:eastAsia="es-MX"/>
-        </w:rPr>
-        <w:t>simple</w:t>
-      </w:r>
-      <w:proofErr w:type="gramEnd"/>
-      <w:r>
-        <w:rPr>
-          <w:rFonts w:ascii="Times New Roman" w:eastAsia="Times New Roman" w:hAnsi="Times New Roman" w:cs="Times New Roman"/>
-          <w:sz w:val="24"/>
-          <w:szCs w:val="24"/>
-          <w:lang w:eastAsia="es-MX"/>
-        </w:rPr>
-        <w:t xml:space="preserve"> pero tiene baja tolerancia a fallos.</w:t>
+        <w:t>Topología estrella: Cada nodo sensor se conecta directamente al nodo central. Es simple pero tiene baja tolerancia a fallos.</w:t>
       </w:r>
     </w:p>
     <w:p>
@@ -12727,6 +12630,7 @@
             <w:docPart w:val="DefaultPlaceholder_-1854013440"/>
           </w:placeholder>
         </w:sdtPr>
+        <w:sdtEndPr/>
         <w:sdtContent>
           <w:r>
             <w:rPr>
@@ -13198,6 +13102,7 @@
             <w:docPart w:val="DefaultPlaceholder_-1854013440"/>
           </w:placeholder>
         </w:sdtPr>
+        <w:sdtEndPr/>
         <w:sdtContent>
           <w:r>
             <w:rPr>
@@ -13886,6 +13791,7 @@
             <w:docPart w:val="9FB26824D49A8E489C134447FFCFFCD5"/>
           </w:placeholder>
         </w:sdtPr>
+        <w:sdtEndPr/>
         <w:sdtContent>
           <w:r>
             <w:rPr>
@@ -14456,6 +14362,7 @@
             <w:docPart w:val="9FB26824D49A8E489C134447FFCFFCD5"/>
           </w:placeholder>
         </w:sdtPr>
+        <w:sdtEndPr/>
         <w:sdtContent>
           <w:r>
             <w:rPr>
@@ -14634,6 +14541,7 @@
             <w:docPart w:val="DefaultPlaceholder_-1854013440"/>
           </w:placeholder>
         </w:sdtPr>
+        <w:sdtEndPr/>
         <w:sdtContent>
           <w:r>
             <w:rPr>
@@ -14904,6 +14812,7 @@
             <w:docPart w:val="DefaultPlaceholder_-1854013440"/>
           </w:placeholder>
         </w:sdtPr>
+        <w:sdtEndPr/>
         <w:sdtContent>
           <w:r>
             <w:rPr>
@@ -15152,6 +15061,7 @@
             <w:docPart w:val="DefaultPlaceholder_-1854013440"/>
           </w:placeholder>
         </w:sdtPr>
+        <w:sdtEndPr/>
         <w:sdtContent>
           <w:r>
             <w:rPr>
@@ -15894,6 +15804,7 @@
             <w:docPart w:val="9FB26824D49A8E489C134447FFCFFCD5"/>
           </w:placeholder>
         </w:sdtPr>
+        <w:sdtEndPr/>
         <w:sdtContent>
           <w:r>
             <w:rPr>
@@ -15942,6 +15853,7 @@
             <w:docPart w:val="DefaultPlaceholder_-1854013440"/>
           </w:placeholder>
         </w:sdtPr>
+        <w:sdtEndPr/>
         <w:sdtContent>
           <w:r>
             <w:rPr>
@@ -15988,6 +15900,7 @@
             <w:docPart w:val="DefaultPlaceholder_-1854013440"/>
           </w:placeholder>
         </w:sdtPr>
+        <w:sdtEndPr/>
         <w:sdtContent>
           <w:r>
             <w:rPr>
@@ -16054,6 +15967,7 @@
             <w:docPart w:val="9FB26824D49A8E489C134447FFCFFCD5"/>
           </w:placeholder>
         </w:sdtPr>
+        <w:sdtEndPr/>
         <w:sdtContent>
           <w:r>
             <w:rPr>
@@ -16299,6 +16213,7 @@
             <w:docPart w:val="DefaultPlaceholder_-1854013440"/>
           </w:placeholder>
         </w:sdtPr>
+        <w:sdtEndPr/>
         <w:sdtContent>
           <w:r>
             <w:rPr>
@@ -16603,6 +16518,7 @@
             <w:docPart w:val="9FB26824D49A8E489C134447FFCFFCD5"/>
           </w:placeholder>
         </w:sdtPr>
+        <w:sdtEndPr/>
         <w:sdtContent>
           <w:r>
             <w:rPr>
@@ -16781,6 +16697,7 @@
             <w:docPart w:val="9FB26824D49A8E489C134447FFCFFCD5"/>
           </w:placeholder>
         </w:sdtPr>
+        <w:sdtEndPr/>
         <w:sdtContent>
           <w:r>
             <w:rPr>
@@ -16999,6 +16916,7 @@
             <w:docPart w:val="9FB26824D49A8E489C134447FFCFFCD5"/>
           </w:placeholder>
         </w:sdtPr>
+        <w:sdtEndPr/>
         <w:sdtContent>
           <w:r>
             <w:rPr>
@@ -17259,6 +17177,7 @@
             <w:docPart w:val="DefaultPlaceholder_-1854013440"/>
           </w:placeholder>
         </w:sdtPr>
+        <w:sdtEndPr/>
         <w:sdtContent>
           <w:r>
             <w:rPr>
@@ -17356,6 +17275,7 @@
             <w:docPart w:val="9FB26824D49A8E489C134447FFCFFCD5"/>
           </w:placeholder>
         </w:sdtPr>
+        <w:sdtEndPr/>
         <w:sdtContent>
           <w:r>
             <w:rPr>
@@ -17581,6 +17501,7 @@
             <w:docPart w:val="9FB26824D49A8E489C134447FFCFFCD5"/>
           </w:placeholder>
         </w:sdtPr>
+        <w:sdtEndPr/>
         <w:sdtContent>
           <w:r>
             <w:rPr>
@@ -17728,6 +17649,7 @@
             <w:docPart w:val="9FB26824D49A8E489C134447FFCFFCD5"/>
           </w:placeholder>
         </w:sdtPr>
+        <w:sdtEndPr/>
         <w:sdtContent>
           <w:r>
             <w:rPr>
@@ -17834,6 +17756,7 @@
             <w:docPart w:val="9FB26824D49A8E489C134447FFCFFCD5"/>
           </w:placeholder>
         </w:sdtPr>
+        <w:sdtEndPr/>
         <w:sdtContent>
           <w:r>
             <w:rPr>
@@ -17951,6 +17874,7 @@
             <w:docPart w:val="9FB26824D49A8E489C134447FFCFFCD5"/>
           </w:placeholder>
         </w:sdtPr>
+        <w:sdtEndPr/>
         <w:sdtContent>
           <w:r>
             <w:rPr>
@@ -18441,6 +18365,7 @@
             <w:docPart w:val="17DBD246CA42374ABEDF67E3C6D074B2"/>
           </w:placeholder>
         </w:sdtPr>
+        <w:sdtEndPr/>
         <w:sdtContent>
           <w:r>
             <w:rPr>
@@ -18678,6 +18603,7 @@
             <w:docPart w:val="5EDB21F75BDB5D4D8103FC1B88D2FF02"/>
           </w:placeholder>
         </w:sdtPr>
+        <w:sdtEndPr/>
         <w:sdtContent>
           <w:r>
             <w:rPr>
@@ -18929,6 +18855,7 @@
             <w:docPart w:val="DF8446DBD473654BB99BAC1A6C7092DC"/>
           </w:placeholder>
         </w:sdtPr>
+        <w:sdtEndPr/>
         <w:sdtContent>
           <w:r>
             <w:rPr>
@@ -19250,6 +19177,7 @@
             <w:docPart w:val="4C0F31077392C943934C8B1BDA503351"/>
           </w:placeholder>
         </w:sdtPr>
+        <w:sdtEndPr/>
         <w:sdtContent>
           <w:r>
             <w:rPr>
@@ -19335,6 +19263,7 @@
             <w:docPart w:val="4D4E8372356BA34D8344A4D1F47851CC"/>
           </w:placeholder>
         </w:sdtPr>
+        <w:sdtEndPr/>
         <w:sdtContent>
           <w:r>
             <w:rPr>
@@ -19515,6 +19444,7 @@
             <w:docPart w:val="AE3F173434228849889B6B85DC201347"/>
           </w:placeholder>
         </w:sdtPr>
+        <w:sdtEndPr/>
         <w:sdtContent>
           <w:r>
             <w:rPr>
@@ -19682,6 +19612,7 @@
             <w:docPart w:val="B5AA34913E574947AC219322D3E36175"/>
           </w:placeholder>
         </w:sdtPr>
+        <w:sdtEndPr/>
         <w:sdtContent>
           <w:r>
             <w:rPr>
@@ -19736,6 +19667,7 @@
             <w:docPart w:val="FE2FCE5268C37A4D8FF694019AF540C6"/>
           </w:placeholder>
         </w:sdtPr>
+        <w:sdtEndPr/>
         <w:sdtContent>
           <w:r>
             <w:rPr>
@@ -21848,6 +21780,7 @@
             <w:docPart w:val="DefaultPlaceholder_-1854013440"/>
           </w:placeholder>
         </w:sdtPr>
+        <w:sdtEndPr/>
         <w:sdtContent>
           <w:r>
             <w:rPr>
@@ -21972,37 +21905,19 @@
       <w:r>
         <w:t xml:space="preserve">Ilustración </w:t>
       </w:r>
-      <w:r>
-        <w:fldChar w:fldCharType="begin"/>
-      </w:r>
-      <w:r>
-        <w:instrText xml:space="preserve"> SEQ Ilustración \* ARABIC </w:instrText>
-      </w:r>
-      <w:r>
-        <w:fldChar w:fldCharType="separate"/>
-      </w:r>
-      <w:r>
-        <w:rPr>
-          <w:noProof/>
-        </w:rPr>
-        <w:t>1</w:t>
-      </w:r>
-      <w:r>
-        <w:fldChar w:fldCharType="end"/>
-      </w:r>
+      <w:fldSimple w:instr=" SEQ Ilustración \* ARABIC ">
+        <w:r>
+          <w:rPr>
+            <w:noProof/>
+          </w:rPr>
+          <w:t>1</w:t>
+        </w:r>
+      </w:fldSimple>
       <w:r>
         <w:t xml:space="preserve">. </w:t>
       </w:r>
       <w:r>
-        <w:t xml:space="preserve">Diseño del nodo sensor. Reimpreso de </w:t>
-      </w:r>
-      <w:proofErr w:type="gramStart"/>
-      <w:r>
-        <w:t>Zamora(</w:t>
-      </w:r>
-      <w:proofErr w:type="gramEnd"/>
-      <w:r>
-        <w:t>2017, p. 89)</w:t>
+        <w:t>Diseño del nodo sensor. Reimpreso de Zamora(2017, p. 89)</w:t>
       </w:r>
       <w:bookmarkEnd w:id="53"/>
     </w:p>
@@ -22142,6 +22057,7 @@
             <w:docPart w:val="DefaultPlaceholder_-1854013440"/>
           </w:placeholder>
         </w:sdtPr>
+        <w:sdtEndPr/>
         <w:sdtContent>
           <w:r>
             <w:rPr>
@@ -22445,24 +22361,14 @@
       <w:r>
         <w:t xml:space="preserve">Ilustración </w:t>
       </w:r>
-      <w:r>
-        <w:fldChar w:fldCharType="begin"/>
-      </w:r>
-      <w:r>
-        <w:instrText xml:space="preserve"> SEQ Ilustración \* ARABIC </w:instrText>
-      </w:r>
-      <w:r>
-        <w:fldChar w:fldCharType="separate"/>
-      </w:r>
-      <w:r>
-        <w:rPr>
-          <w:noProof/>
-        </w:rPr>
-        <w:t>2</w:t>
-      </w:r>
-      <w:r>
-        <w:fldChar w:fldCharType="end"/>
-      </w:r>
+      <w:fldSimple w:instr=" SEQ Ilustración \* ARABIC ">
+        <w:r>
+          <w:rPr>
+            <w:noProof/>
+          </w:rPr>
+          <w:t>2</w:t>
+        </w:r>
+      </w:fldSimple>
       <w:r>
         <w:t xml:space="preserve">. </w:t>
       </w:r>
@@ -22521,27 +22427,13 @@
           <w:rFonts w:ascii="Calibri" w:eastAsia="Calibri" w:hAnsi="Calibri" w:cs="Calibri"/>
         </w:rPr>
         <w:lastRenderedPageBreak/>
-        <w:t>entre sí. Pasamos bastante tiempo probando diferentes ajustes, entendiendo conceptos como el PAN ID (el identificador de la red), las direcciones de los módulos y los roles de "Coordinador" y "Router/End Device</w:t>
-      </w:r>
-      <w:proofErr w:type="gramStart"/>
+        <w:t xml:space="preserve">entre sí. Pasamos bastante tiempo probando diferentes ajustes, entendiendo conceptos como el PAN ID (el identificador de la red), las direcciones de los módulos y los roles de "Coordinador" y "Router/End Device" </w:t>
+      </w:r>
       <w:r>
         <w:rPr>
           <w:rFonts w:ascii="Calibri" w:eastAsia="Calibri" w:hAnsi="Calibri" w:cs="Calibri"/>
         </w:rPr>
-        <w:t xml:space="preserve">" </w:t>
-      </w:r>
-      <w:r>
-        <w:rPr>
-          <w:rFonts w:ascii="Calibri" w:eastAsia="Calibri" w:hAnsi="Calibri" w:cs="Calibri"/>
-        </w:rPr>
-        <w:t xml:space="preserve"> (</w:t>
-      </w:r>
-      <w:proofErr w:type="gramEnd"/>
-      <w:r>
-        <w:rPr>
-          <w:rFonts w:ascii="Calibri" w:eastAsia="Calibri" w:hAnsi="Calibri" w:cs="Calibri"/>
-        </w:rPr>
-        <w:t xml:space="preserve">como se puede ver en la </w:t>
+        <w:t xml:space="preserve"> (como se puede ver en la </w:t>
       </w:r>
       <w:r>
         <w:rPr>
@@ -22662,24 +22554,14 @@
       <w:r>
         <w:t xml:space="preserve">Ilustración </w:t>
       </w:r>
-      <w:r>
-        <w:fldChar w:fldCharType="begin"/>
-      </w:r>
-      <w:r>
-        <w:instrText xml:space="preserve"> SEQ Ilustración \* ARABIC </w:instrText>
-      </w:r>
-      <w:r>
-        <w:fldChar w:fldCharType="separate"/>
-      </w:r>
-      <w:r>
-        <w:rPr>
-          <w:noProof/>
-        </w:rPr>
-        <w:t>3</w:t>
-      </w:r>
-      <w:r>
-        <w:fldChar w:fldCharType="end"/>
-      </w:r>
+      <w:fldSimple w:instr=" SEQ Ilustración \* ARABIC ">
+        <w:r>
+          <w:rPr>
+            <w:noProof/>
+          </w:rPr>
+          <w:t>3</w:t>
+        </w:r>
+      </w:fldSimple>
       <w:r>
         <w:t xml:space="preserve">. </w:t>
       </w:r>
@@ -22716,27 +22598,13 @@
         <w:rPr>
           <w:rFonts w:ascii="Calibri" w:eastAsia="Calibri" w:hAnsi="Calibri" w:cs="Calibri"/>
         </w:rPr>
-        <w:t xml:space="preserve">, esto se puede apreciaren </w:t>
-      </w:r>
-      <w:proofErr w:type="gramStart"/>
+        <w:t xml:space="preserve">, esto se puede apreciaren la </w:t>
+      </w:r>
       <w:r>
         <w:rPr>
           <w:rFonts w:ascii="Calibri" w:eastAsia="Calibri" w:hAnsi="Calibri" w:cs="Calibri"/>
         </w:rPr>
-        <w:t xml:space="preserve">la </w:t>
-      </w:r>
-      <w:r>
-        <w:rPr>
-          <w:rFonts w:ascii="Calibri" w:eastAsia="Calibri" w:hAnsi="Calibri" w:cs="Calibri"/>
-        </w:rPr>
-        <w:t>.</w:t>
-      </w:r>
-      <w:proofErr w:type="gramEnd"/>
-      <w:r>
-        <w:rPr>
-          <w:rFonts w:ascii="Calibri" w:eastAsia="Calibri" w:hAnsi="Calibri" w:cs="Calibri"/>
-        </w:rPr>
-        <w:t xml:space="preserve"> Ver ese mensaje llegar fue un gran avance, ya que nos confirmó que la configuración de la red era correcta y que estábamos listos para pasar a la siguiente fase: conectar los módulos a los Arduinos para empezar a enviar datos reales.</w:t>
+        <w:t>. Ver ese mensaje llegar fue un gran avance, ya que nos confirmó que la configuración de la red era correcta y que estábamos listos para pasar a la siguiente fase: conectar los módulos a los Arduinos para empezar a enviar datos reales.</w:t>
       </w:r>
     </w:p>
     <w:p>
@@ -22813,24 +22681,14 @@
       <w:r>
         <w:t xml:space="preserve">Ilustración </w:t>
       </w:r>
-      <w:r>
-        <w:fldChar w:fldCharType="begin"/>
-      </w:r>
-      <w:r>
-        <w:instrText xml:space="preserve"> SEQ Ilustración \* ARABIC </w:instrText>
-      </w:r>
-      <w:r>
-        <w:fldChar w:fldCharType="separate"/>
-      </w:r>
-      <w:r>
-        <w:rPr>
-          <w:noProof/>
-        </w:rPr>
-        <w:t>4</w:t>
-      </w:r>
-      <w:r>
-        <w:fldChar w:fldCharType="end"/>
-      </w:r>
+      <w:fldSimple w:instr=" SEQ Ilustración \* ARABIC ">
+        <w:r>
+          <w:rPr>
+            <w:noProof/>
+          </w:rPr>
+          <w:t>4</w:t>
+        </w:r>
+      </w:fldSimple>
       <w:r>
         <w:t>. Prueba de comunicación entre los nodos desde XCTU</w:t>
       </w:r>
@@ -23435,24 +23293,14 @@
       <w:r>
         <w:t xml:space="preserve">Ilustración </w:t>
       </w:r>
-      <w:r>
-        <w:fldChar w:fldCharType="begin"/>
-      </w:r>
-      <w:r>
-        <w:instrText xml:space="preserve"> SEQ Ilustración \* ARABIC </w:instrText>
-      </w:r>
-      <w:r>
-        <w:fldChar w:fldCharType="separate"/>
-      </w:r>
-      <w:r>
-        <w:rPr>
-          <w:noProof/>
-        </w:rPr>
-        <w:t>5</w:t>
-      </w:r>
-      <w:r>
-        <w:fldChar w:fldCharType="end"/>
-      </w:r>
+      <w:fldSimple w:instr=" SEQ Ilustración \* ARABIC ">
+        <w:r>
+          <w:rPr>
+            <w:noProof/>
+          </w:rPr>
+          <w:t>5</w:t>
+        </w:r>
+      </w:fldSimple>
       <w:r>
         <w:t xml:space="preserve">. </w:t>
       </w:r>
@@ -23531,24 +23379,14 @@
       <w:r>
         <w:t xml:space="preserve">Ilustración </w:t>
       </w:r>
-      <w:r>
-        <w:fldChar w:fldCharType="begin"/>
-      </w:r>
-      <w:r>
-        <w:instrText xml:space="preserve"> SEQ Ilustración \* ARABIC </w:instrText>
-      </w:r>
-      <w:r>
-        <w:fldChar w:fldCharType="separate"/>
-      </w:r>
-      <w:r>
-        <w:rPr>
-          <w:noProof/>
-        </w:rPr>
-        <w:t>6</w:t>
-      </w:r>
-      <w:r>
-        <w:fldChar w:fldCharType="end"/>
-      </w:r>
+      <w:fldSimple w:instr=" SEQ Ilustración \* ARABIC ">
+        <w:r>
+          <w:rPr>
+            <w:noProof/>
+          </w:rPr>
+          <w:t>6</w:t>
+        </w:r>
+      </w:fldSimple>
       <w:r>
         <w:t xml:space="preserve">. </w:t>
       </w:r>
@@ -24184,27 +24022,14 @@
       <w:r>
         <w:t xml:space="preserve">Tabla </w:t>
       </w:r>
-      <w:r>
-        <w:fldChar w:fldCharType="begin"/>
-      </w:r>
-      <w:r>
-        <w:instrText xml:space="preserve"> SEQ Tabla \* ARABIC </w:instrText>
-      </w:r>
-      <w:r>
-        <w:fldChar w:fldCharType="separate"/>
-      </w:r>
-      <w:r>
-        <w:rPr>
-          <w:noProof/>
-        </w:rPr>
-        <w:t>1</w:t>
-      </w:r>
-      <w:r>
-        <w:rPr>
-          <w:noProof/>
-        </w:rPr>
-        <w:fldChar w:fldCharType="end"/>
-      </w:r>
+      <w:fldSimple w:instr=" SEQ Tabla \* ARABIC ">
+        <w:r>
+          <w:rPr>
+            <w:noProof/>
+          </w:rPr>
+          <w:t>1</w:t>
+        </w:r>
+      </w:fldSimple>
       <w:bookmarkEnd w:id="62"/>
       <w:r>
         <w:t>.</w:t>
@@ -24315,15 +24140,7 @@
           </w:tcPr>
           <w:p>
             <w:r>
-              <w:t>ESP32-WROOM-</w:t>
-            </w:r>
-            <w:proofErr w:type="gramStart"/>
-            <w:r>
-              <w:t>32  GPIO</w:t>
-            </w:r>
-            <w:proofErr w:type="gramEnd"/>
-            <w:r>
-              <w:t>17 (TX2)</w:t>
+              <w:t>ESP32-WROOM-32  GPIO17 (TX2)</w:t>
             </w:r>
           </w:p>
         </w:tc>
@@ -24413,27 +24230,14 @@
       <w:r>
         <w:t xml:space="preserve">Tabla </w:t>
       </w:r>
-      <w:r>
-        <w:fldChar w:fldCharType="begin"/>
-      </w:r>
-      <w:r>
-        <w:instrText xml:space="preserve"> SEQ Tabla \* ARABIC </w:instrText>
-      </w:r>
-      <w:r>
-        <w:fldChar w:fldCharType="separate"/>
-      </w:r>
-      <w:r>
-        <w:rPr>
-          <w:noProof/>
-        </w:rPr>
-        <w:t>2</w:t>
-      </w:r>
-      <w:r>
-        <w:rPr>
-          <w:noProof/>
-        </w:rPr>
-        <w:fldChar w:fldCharType="end"/>
-      </w:r>
+      <w:fldSimple w:instr=" SEQ Tabla \* ARABIC ">
+        <w:r>
+          <w:rPr>
+            <w:noProof/>
+          </w:rPr>
+          <w:t>2</w:t>
+        </w:r>
+      </w:fldSimple>
       <w:bookmarkEnd w:id="65"/>
       <w:r>
         <w:t>. Pines actualizados del nodo Coordinador con Esp32</w:t>
@@ -24595,24 +24399,14 @@
       <w:r>
         <w:t xml:space="preserve">Ilustración </w:t>
       </w:r>
-      <w:r>
-        <w:fldChar w:fldCharType="begin"/>
-      </w:r>
-      <w:r>
-        <w:instrText xml:space="preserve"> SEQ Ilustración \* ARABIC </w:instrText>
-      </w:r>
-      <w:r>
-        <w:fldChar w:fldCharType="separate"/>
-      </w:r>
-      <w:r>
-        <w:rPr>
-          <w:noProof/>
-        </w:rPr>
-        <w:t>7</w:t>
-      </w:r>
-      <w:r>
-        <w:fldChar w:fldCharType="end"/>
-      </w:r>
+      <w:fldSimple w:instr=" SEQ Ilustración \* ARABIC ">
+        <w:r>
+          <w:rPr>
+            <w:noProof/>
+          </w:rPr>
+          <w:t>7</w:t>
+        </w:r>
+      </w:fldSimple>
       <w:r>
         <w:t xml:space="preserve">. </w:t>
       </w:r>
@@ -24866,24 +24660,14 @@
       <w:r>
         <w:t xml:space="preserve">Ilustración </w:t>
       </w:r>
-      <w:r>
-        <w:fldChar w:fldCharType="begin"/>
-      </w:r>
-      <w:r>
-        <w:instrText xml:space="preserve"> SEQ Ilustración \* ARABIC </w:instrText>
-      </w:r>
-      <w:r>
-        <w:fldChar w:fldCharType="separate"/>
-      </w:r>
-      <w:r>
-        <w:rPr>
-          <w:noProof/>
-        </w:rPr>
-        <w:t>8</w:t>
-      </w:r>
-      <w:r>
-        <w:fldChar w:fldCharType="end"/>
-      </w:r>
+      <w:fldSimple w:instr=" SEQ Ilustración \* ARABIC ">
+        <w:r>
+          <w:rPr>
+            <w:noProof/>
+          </w:rPr>
+          <w:t>8</w:t>
+        </w:r>
+      </w:fldSimple>
       <w:r>
         <w:t xml:space="preserve">. </w:t>
       </w:r>
@@ -25041,24 +24825,14 @@
       <w:r>
         <w:t xml:space="preserve">Ilustración </w:t>
       </w:r>
-      <w:r>
-        <w:fldChar w:fldCharType="begin"/>
-      </w:r>
-      <w:r>
-        <w:instrText xml:space="preserve"> SEQ Ilustración \* ARABIC </w:instrText>
-      </w:r>
-      <w:r>
-        <w:fldChar w:fldCharType="separate"/>
-      </w:r>
-      <w:r>
-        <w:rPr>
-          <w:noProof/>
-        </w:rPr>
-        <w:t>9</w:t>
-      </w:r>
-      <w:r>
-        <w:fldChar w:fldCharType="end"/>
-      </w:r>
+      <w:fldSimple w:instr=" SEQ Ilustración \* ARABIC ">
+        <w:r>
+          <w:rPr>
+            <w:noProof/>
+          </w:rPr>
+          <w:t>9</w:t>
+        </w:r>
+      </w:fldSimple>
       <w:r>
         <w:t xml:space="preserve">. </w:t>
       </w:r>
@@ -25120,6 +24894,7 @@
             <w:docPart w:val="DefaultPlaceholder_-1854013440"/>
           </w:placeholder>
         </w:sdtPr>
+        <w:sdtEndPr/>
         <w:sdtContent>
           <w:r>
             <w:rPr>
@@ -25153,15 +24928,7 @@
         <w:t>“</w:t>
       </w:r>
       <w:r>
-        <w:t>ID:</w:t>
-      </w:r>
-      <w:proofErr w:type="gramStart"/>
-      <w:r>
-        <w:t>1,V</w:t>
-      </w:r>
-      <w:proofErr w:type="gramEnd"/>
-      <w:r>
-        <w:t>:23.50,C:150,VB:4.10</w:t>
+        <w:t>ID:1,V:23.50,C:150,VB:4.10</w:t>
       </w:r>
       <w:r>
         <w:t>”</w:t>
@@ -25296,24 +25063,14 @@
       <w:r>
         <w:t xml:space="preserve">Ilustración </w:t>
       </w:r>
-      <w:r>
-        <w:fldChar w:fldCharType="begin"/>
-      </w:r>
-      <w:r>
-        <w:instrText xml:space="preserve"> SEQ Ilustración \* ARABIC </w:instrText>
-      </w:r>
-      <w:r>
-        <w:fldChar w:fldCharType="separate"/>
-      </w:r>
-      <w:r>
-        <w:rPr>
-          <w:noProof/>
-        </w:rPr>
-        <w:t>10</w:t>
-      </w:r>
-      <w:r>
-        <w:fldChar w:fldCharType="end"/>
-      </w:r>
+      <w:fldSimple w:instr=" SEQ Ilustración \* ARABIC ">
+        <w:r>
+          <w:rPr>
+            <w:noProof/>
+          </w:rPr>
+          <w:t>10</w:t>
+        </w:r>
+      </w:fldSimple>
       <w:r>
         <w:t xml:space="preserve">. </w:t>
       </w:r>
@@ -25617,15 +25374,7 @@
     </w:p>
     <w:p>
       <w:r>
-        <w:t xml:space="preserve">El avance más significativo en nuestro proyecto no provino de una mejora aislada, sino del análisis profundo de cómo el hardware y el software interactúan. Entendimos </w:t>
-      </w:r>
-      <w:proofErr w:type="gramStart"/>
-      <w:r>
-        <w:t>que</w:t>
-      </w:r>
-      <w:proofErr w:type="gramEnd"/>
-      <w:r>
-        <w:t xml:space="preserve"> para lograr una autonomía energética radical, el nodo sensor no podía funcionar de manera monolítica, con todos sus componentes encendidos permanentemente. La solución fue diseñar un ciclo de trabajo por pulsos, donde el nodo pasa la mayor parte de su tiempo en un estado de letargo de consumo casi nulo y solo "despierta" durante breves y precisas ventanas de tiempo para cumplir sus tareas. </w:t>
+        <w:t xml:space="preserve">El avance más significativo en nuestro proyecto no provino de una mejora aislada, sino del análisis profundo de cómo el hardware y el software interactúan. Entendimos que para lograr una autonomía energética radical, el nodo sensor no podía funcionar de manera monolítica, con todos sus componentes encendidos permanentemente. La solución fue diseñar un ciclo de trabajo por pulsos, donde el nodo pasa la mayor parte de su tiempo en un estado de letargo de consumo casi nulo y solo "despierta" durante breves y precisas ventanas de tiempo para cumplir sus tareas. </w:t>
       </w:r>
     </w:p>
     <w:p>
@@ -26055,15 +25804,7 @@
     <w:p/>
     <w:p>
       <w:r>
-        <w:t xml:space="preserve">Logramos establecer un enlace casi de inmediato; el nodo receptor nos confirmaba la llegada de paquetes y nos mostraba la intensidad de la señal (RSSI). Sin embargo, nos topamos con un problema frustrante: no podíamos leer el contenido del paquete, que aparecía en blanco. Después de mucha depuración, descubrimos que el error estaba en nuestra función de lectura. La librería de LoRa entregaba los datos como una secuencia de bytes, pero nuestra función inicial no añadía correctamente el carácter nulo de terminación al final del buffer antes de convertirlo a un String. Esto provocaba </w:t>
-      </w:r>
-      <w:proofErr w:type="gramStart"/>
-      <w:r>
-        <w:t>que</w:t>
-      </w:r>
-      <w:proofErr w:type="gramEnd"/>
-      <w:r>
-        <w:t xml:space="preserve"> al intentar imprimir el contenido, el programa no supiera dónde terminaba el mensaje. Una vez corregido esto, pudimos recibir los mensajes completos, como se ve en la FIGURA N2.</w:t>
+        <w:t>Logramos establecer un enlace casi de inmediato; el nodo receptor nos confirmaba la llegada de paquetes y nos mostraba la intensidad de la señal (RSSI). Sin embargo, nos topamos con un problema frustrante: no podíamos leer el contenido del paquete, que aparecía en blanco. Después de mucha depuración, descubrimos que el error estaba en nuestra función de lectura. La librería de LoRa entregaba los datos como una secuencia de bytes, pero nuestra función inicial no añadía correctamente el carácter nulo de terminación al final del buffer antes de convertirlo a un String. Esto provocaba que al intentar imprimir el contenido, el programa no supiera dónde terminaba el mensaje. Una vez corregido esto, pudimos recibir los mensajes completos, como se ve en la FIGURA N2.</w:t>
       </w:r>
     </w:p>
     <w:p/>
@@ -26098,15 +25839,7 @@
     </w:p>
     <w:p>
       <w:r>
-        <w:t>El cambio es evidente al comparar el código anterior, "Normal_sensor.ino", con el nuevo "EmisorUniversal.ino". En el código antiguo, todo el programa estaba lleno de llamadas directas a "xbeeSerial", acoplando fuertemente la lógica a un solo tipo de hardware. En el emisor universal, el código del loop es completamente agnóstico al radio. Utiliza un puntero genérico llamado "radio" y funciones como "radio-&gt;</w:t>
-      </w:r>
-      <w:proofErr w:type="gramStart"/>
-      <w:r>
-        <w:t>enviar(</w:t>
-      </w:r>
-      <w:proofErr w:type="gramEnd"/>
-      <w:r>
-        <w:t>)".</w:t>
+        <w:t>El cambio es evidente al comparar el código anterior, "Normal_sensor.ino", con el nuevo "EmisorUniversal.ino". En el código antiguo, todo el programa estaba lleno de llamadas directas a "xbeeSerial", acoplando fuertemente la lógica a un solo tipo de hardware. En el emisor universal, el código del loop es completamente agnóstico al radio. Utiliza un puntero genérico llamado "radio" y funciones como "radio-&gt;enviar()".</w:t>
       </w:r>
     </w:p>
     <w:p>
@@ -26126,27 +25859,11 @@
     </w:p>
     <w:p>
       <w:r>
-        <w:t xml:space="preserve">Creamos los sketches EmisorUniversal.ino y ReceptorUniversal.ino. Durante el desarrollo, nos encontramos con un problema interesante de inicialización. Nuestro objetivo era que toda la configuración ocurriera dentro de la función </w:t>
-      </w:r>
-      <w:proofErr w:type="gramStart"/>
-      <w:r>
-        <w:t>iniciar(</w:t>
-      </w:r>
-      <w:proofErr w:type="gramEnd"/>
-      <w:r>
-        <w:t xml:space="preserve">) de cada clase de radio. Esto funcionó perfectamente para LoRa, pero descubrimos que para XBee, que depende de SoftwareSerial, era </w:t>
+        <w:t xml:space="preserve">Creamos los sketches EmisorUniversal.ino y ReceptorUniversal.ino. Durante el desarrollo, nos encontramos con un problema interesante de inicialización. Nuestro objetivo era que toda la configuración ocurriera dentro de la función iniciar() de cada clase de radio. Esto funcionó perfectamente para LoRa, pero descubrimos que para XBee, que depende de SoftwareSerial, era </w:t>
       </w:r>
       <w:r>
         <w:lastRenderedPageBreak/>
-        <w:t xml:space="preserve">más estable y seguro iniciar el puerto serial en el </w:t>
-      </w:r>
-      <w:proofErr w:type="gramStart"/>
-      <w:r>
-        <w:t>setup(</w:t>
-      </w:r>
-      <w:proofErr w:type="gramEnd"/>
-      <w:r>
-        <w:t>) principal del sketch, antes de llamar a la función de la interfaz. La solución fue documentar este requisito y adaptar ligeramente el sketch universal, demostrando cómo a veces la arquitectura ideal debe ajustarse a las particularidades del hardware.</w:t>
+        <w:t>más estable y seguro iniciar el puerto serial en el setup() principal del sketch, antes de llamar a la función de la interfaz. La solución fue documentar este requisito y adaptar ligeramente el sketch universal, demostrando cómo a veces la arquitectura ideal debe ajustarse a las particularidades del hardware.</w:t>
       </w:r>
     </w:p>
     <w:p>
@@ -26299,24 +26016,14 @@
       <w:r>
         <w:t xml:space="preserve">Ilustración </w:t>
       </w:r>
-      <w:r>
-        <w:fldChar w:fldCharType="begin"/>
-      </w:r>
-      <w:r>
-        <w:instrText xml:space="preserve"> SEQ Ilustración \* ARABIC </w:instrText>
-      </w:r>
-      <w:r>
-        <w:fldChar w:fldCharType="separate"/>
-      </w:r>
-      <w:r>
-        <w:rPr>
-          <w:noProof/>
-        </w:rPr>
-        <w:t>11</w:t>
-      </w:r>
-      <w:r>
-        <w:fldChar w:fldCharType="end"/>
-      </w:r>
+      <w:fldSimple w:instr=" SEQ Ilustración \* ARABIC ">
+        <w:r>
+          <w:rPr>
+            <w:noProof/>
+          </w:rPr>
+          <w:t>11</w:t>
+        </w:r>
+      </w:fldSimple>
       <w:r>
         <w:t xml:space="preserve">. </w:t>
       </w:r>
@@ -26393,24 +26100,14 @@
       <w:r>
         <w:t xml:space="preserve">Ilustración </w:t>
       </w:r>
-      <w:r>
-        <w:fldChar w:fldCharType="begin"/>
-      </w:r>
-      <w:r>
-        <w:instrText xml:space="preserve"> SEQ Ilustración \* ARABIC </w:instrText>
-      </w:r>
-      <w:r>
-        <w:fldChar w:fldCharType="separate"/>
-      </w:r>
-      <w:r>
-        <w:rPr>
-          <w:noProof/>
-        </w:rPr>
-        <w:t>12</w:t>
-      </w:r>
-      <w:r>
-        <w:fldChar w:fldCharType="end"/>
-      </w:r>
+      <w:fldSimple w:instr=" SEQ Ilustración \* ARABIC ">
+        <w:r>
+          <w:rPr>
+            <w:noProof/>
+          </w:rPr>
+          <w:t>12</w:t>
+        </w:r>
+      </w:fldSimple>
       <w:r>
         <w:t xml:space="preserve">. </w:t>
       </w:r>
@@ -26561,7 +26258,7 @@
       <w:pPr>
         <w:numPr>
           <w:ilvl w:val="0"/>
-          <w:numId w:val="79"/>
+          <w:numId w:val="77"/>
         </w:numPr>
         <w:spacing w:line="480" w:lineRule="auto"/>
       </w:pPr>
@@ -26580,7 +26277,7 @@
       <w:pPr>
         <w:numPr>
           <w:ilvl w:val="0"/>
-          <w:numId w:val="79"/>
+          <w:numId w:val="77"/>
         </w:numPr>
         <w:spacing w:line="480" w:lineRule="auto"/>
       </w:pPr>
@@ -27295,24 +26992,14 @@
       <w:r>
         <w:t xml:space="preserve">Tabla </w:t>
       </w:r>
-      <w:r>
-        <w:fldChar w:fldCharType="begin"/>
-      </w:r>
-      <w:r>
-        <w:instrText xml:space="preserve"> SEQ Tabla \* ARABIC </w:instrText>
-      </w:r>
-      <w:r>
-        <w:fldChar w:fldCharType="separate"/>
-      </w:r>
-      <w:r>
-        <w:rPr>
-          <w:noProof/>
-        </w:rPr>
-        <w:t>3</w:t>
-      </w:r>
-      <w:r>
-        <w:fldChar w:fldCharType="end"/>
-      </w:r>
+      <w:fldSimple w:instr=" SEQ Tabla \* ARABIC ">
+        <w:r>
+          <w:rPr>
+            <w:noProof/>
+          </w:rPr>
+          <w:t>3</w:t>
+        </w:r>
+      </w:fldSimple>
       <w:r>
         <w:t xml:space="preserve">. </w:t>
       </w:r>
@@ -27392,24 +27079,14 @@
       <w:r>
         <w:t xml:space="preserve">Ilustración </w:t>
       </w:r>
-      <w:r>
-        <w:fldChar w:fldCharType="begin"/>
-      </w:r>
-      <w:r>
-        <w:instrText xml:space="preserve"> SEQ Ilustración \* ARABIC </w:instrText>
-      </w:r>
-      <w:r>
-        <w:fldChar w:fldCharType="separate"/>
-      </w:r>
-      <w:r>
-        <w:rPr>
-          <w:noProof/>
-        </w:rPr>
-        <w:t>13</w:t>
-      </w:r>
-      <w:r>
-        <w:fldChar w:fldCharType="end"/>
-      </w:r>
+      <w:fldSimple w:instr=" SEQ Ilustración \* ARABIC ">
+        <w:r>
+          <w:rPr>
+            <w:noProof/>
+          </w:rPr>
+          <w:t>13</w:t>
+        </w:r>
+      </w:fldSimple>
       <w:r>
         <w:t>. Arquitectura del nodo sensor</w:t>
       </w:r>
@@ -28155,24 +27832,14 @@
       <w:r>
         <w:t xml:space="preserve">Tabla </w:t>
       </w:r>
-      <w:r>
-        <w:fldChar w:fldCharType="begin"/>
-      </w:r>
-      <w:r>
-        <w:instrText xml:space="preserve"> SEQ Tabla \* ARABIC </w:instrText>
-      </w:r>
-      <w:r>
-        <w:fldChar w:fldCharType="separate"/>
-      </w:r>
-      <w:r>
-        <w:rPr>
-          <w:noProof/>
-        </w:rPr>
-        <w:t>4</w:t>
-      </w:r>
-      <w:r>
-        <w:fldChar w:fldCharType="end"/>
-      </w:r>
+      <w:fldSimple w:instr=" SEQ Tabla \* ARABIC ">
+        <w:r>
+          <w:rPr>
+            <w:noProof/>
+          </w:rPr>
+          <w:t>4</w:t>
+        </w:r>
+      </w:fldSimple>
       <w:r>
         <w:t xml:space="preserve">. </w:t>
       </w:r>
@@ -28244,24 +27911,14 @@
       <w:r>
         <w:t xml:space="preserve">Ilustración </w:t>
       </w:r>
-      <w:r>
-        <w:fldChar w:fldCharType="begin"/>
-      </w:r>
-      <w:r>
-        <w:instrText xml:space="preserve"> SEQ Ilustración \* ARABIC </w:instrText>
-      </w:r>
-      <w:r>
-        <w:fldChar w:fldCharType="separate"/>
-      </w:r>
-      <w:r>
-        <w:rPr>
-          <w:noProof/>
-        </w:rPr>
-        <w:t>14</w:t>
-      </w:r>
-      <w:r>
-        <w:fldChar w:fldCharType="end"/>
-      </w:r>
+      <w:fldSimple w:instr=" SEQ Ilustración \* ARABIC ">
+        <w:r>
+          <w:rPr>
+            <w:noProof/>
+          </w:rPr>
+          <w:t>14</w:t>
+        </w:r>
+      </w:fldSimple>
       <w:r>
         <w:t>. Arquitectura del nodo coordinador</w:t>
       </w:r>
@@ -28361,7 +28018,7 @@
       <w:pPr>
         <w:numPr>
           <w:ilvl w:val="0"/>
-          <w:numId w:val="80"/>
+          <w:numId w:val="78"/>
         </w:numPr>
         <w:spacing w:before="240" w:after="240" w:line="480" w:lineRule="auto"/>
         <w:contextualSpacing/>
@@ -28379,23 +28036,29 @@
         </w:rPr>
         <w:t xml:space="preserve">Activación: Se controla mediante software a través de los comandos de la librería RF24, específicamente </w:t>
       </w:r>
-      <w:proofErr w:type="gramStart"/>
       <w:r>
         <w:rPr>
           <w:rFonts w:ascii="Consolas" w:eastAsia="Consolas" w:hAnsi="Consolas" w:cs="Times New Roman"/>
           <w:szCs w:val="24"/>
           <w:lang w:val="es-ES"/>
         </w:rPr>
-        <w:t>radio.powerDown</w:t>
-      </w:r>
-      <w:proofErr w:type="gramEnd"/>
+        <w:t>radio.powerDown()</w:t>
+      </w:r>
+      <w:r>
+        <w:rPr>
+          <w:rFonts w:eastAsia="Calibri Light" w:cs="Times New Roman"/>
+          <w:szCs w:val="24"/>
+          <w:lang w:val="es-ES"/>
+        </w:rPr>
+        <w:t xml:space="preserve"> para entrar en este estado y </w:t>
+      </w:r>
       <w:r>
         <w:rPr>
           <w:rFonts w:ascii="Consolas" w:eastAsia="Consolas" w:hAnsi="Consolas" w:cs="Times New Roman"/>
           <w:szCs w:val="24"/>
           <w:lang w:val="es-ES"/>
         </w:rPr>
-        <w:t>()</w:t>
+        <w:t>radio.powerUp()</w:t>
       </w:r>
       <w:r>
         <w:rPr>
@@ -28403,7 +28066,140 @@
           <w:szCs w:val="24"/>
           <w:lang w:val="es-ES"/>
         </w:rPr>
-        <w:t xml:space="preserve"> para entrar en este estado y </w:t>
+        <w:t xml:space="preserve"> para salir de él.</w:t>
+      </w:r>
+    </w:p>
+    <w:p>
+      <w:pPr>
+        <w:numPr>
+          <w:ilvl w:val="0"/>
+          <w:numId w:val="78"/>
+        </w:numPr>
+        <w:spacing w:before="240" w:after="240" w:line="480" w:lineRule="auto"/>
+        <w:contextualSpacing/>
+        <w:rPr>
+          <w:rFonts w:eastAsia="Calibri Light" w:cs="Times New Roman"/>
+          <w:szCs w:val="24"/>
+          <w:lang w:val="es-ES"/>
+        </w:rPr>
+      </w:pPr>
+      <w:r>
+        <w:rPr>
+          <w:rFonts w:eastAsia="Calibri Light" w:cs="Times New Roman"/>
+          <w:szCs w:val="24"/>
+          <w:lang w:val="es-ES"/>
+        </w:rPr>
+        <w:t>Consideración Clave</w:t>
+      </w:r>
+      <w:r>
+        <w:rPr>
+          <w:rFonts w:eastAsia="Calibri Light" w:cs="Times New Roman"/>
+          <w:b/>
+          <w:bCs/>
+          <w:szCs w:val="24"/>
+          <w:lang w:val="es-ES"/>
+        </w:rPr>
+        <w:t>:</w:t>
+      </w:r>
+      <w:r>
+        <w:rPr>
+          <w:rFonts w:eastAsia="Calibri Light" w:cs="Times New Roman"/>
+          <w:szCs w:val="24"/>
+          <w:lang w:val="es-ES"/>
+        </w:rPr>
+        <w:t xml:space="preserve"> Si bien este modo ofrece el máximo ahorro de energía, tiene una latencia de reactivación. Al salir del estado </w:t>
+      </w:r>
+      <w:r>
+        <w:rPr>
+          <w:rFonts w:eastAsia="Calibri Light" w:cs="Times New Roman"/>
+          <w:i/>
+          <w:iCs/>
+          <w:szCs w:val="24"/>
+          <w:lang w:val="es-ES"/>
+        </w:rPr>
+        <w:t>Power Down</w:t>
+      </w:r>
+      <w:r>
+        <w:rPr>
+          <w:rFonts w:eastAsia="Calibri Light" w:cs="Times New Roman"/>
+          <w:szCs w:val="24"/>
+          <w:lang w:val="es-ES"/>
+        </w:rPr>
+        <w:t>, el módulo requiere un tiempo de estabilización de 1.5 milisegundos para que sus osciladores internos se calibren correctamente. Es crucial respetar este tiempo de espera antes de intentar una transmisión para evitar el envío de paquetes de datos corruptos o incompletos.</w:t>
+      </w:r>
+    </w:p>
+    <w:p>
+      <w:pPr>
+        <w:rPr>
+          <w:rFonts w:asciiTheme="majorHAnsi" w:eastAsiaTheme="majorEastAsia" w:hAnsiTheme="majorHAnsi" w:cstheme="majorBidi"/>
+          <w:color w:val="1F3763" w:themeColor="accent1" w:themeShade="7F"/>
+          <w:szCs w:val="24"/>
+          <w:lang w:val="es-ES"/>
+        </w:rPr>
+      </w:pPr>
+      <w:r>
+        <w:rPr>
+          <w:lang w:val="es-ES"/>
+        </w:rPr>
+        <w:br w:type="page"/>
+      </w:r>
+    </w:p>
+    <w:p>
+      <w:pPr>
+        <w:pStyle w:val="Ttulo4"/>
+        <w:rPr>
+          <w:lang w:val="es-ES"/>
+        </w:rPr>
+      </w:pPr>
+      <w:bookmarkStart w:id="95" w:name="_Toc211848144"/>
+      <w:r>
+        <w:rPr>
+          <w:lang w:val="es-ES"/>
+        </w:rPr>
+        <w:lastRenderedPageBreak/>
+        <w:t>Modo de espera (standby - I)</w:t>
+      </w:r>
+      <w:bookmarkEnd w:id="95"/>
+    </w:p>
+    <w:p>
+      <w:pPr>
+        <w:spacing w:line="480" w:lineRule="auto"/>
+      </w:pPr>
+      <w:r>
+        <w:t>El modo Standby-I es un estado de reposo intermedio que ofrece un equilibrio entre el ahorro de energía y la velocidad de respuesta. En este estado, los osciladores principales del módulo se mantienen activos, resultando en un consumo de aproximadamente 26 µA.</w:t>
+      </w:r>
+    </w:p>
+    <w:p>
+      <w:pPr>
+        <w:numPr>
+          <w:ilvl w:val="0"/>
+          <w:numId w:val="79"/>
+        </w:numPr>
+        <w:spacing w:before="240" w:after="240" w:line="480" w:lineRule="auto"/>
+        <w:contextualSpacing/>
+        <w:rPr>
+          <w:rFonts w:eastAsia="Calibri Light" w:cs="Times New Roman"/>
+          <w:szCs w:val="24"/>
+          <w:lang w:val="es-ES"/>
+        </w:rPr>
+      </w:pPr>
+      <w:r>
+        <w:rPr>
+          <w:rFonts w:eastAsia="Calibri Light" w:cs="Times New Roman"/>
+          <w:b/>
+          <w:bCs/>
+          <w:szCs w:val="24"/>
+          <w:lang w:val="es-ES"/>
+        </w:rPr>
+        <w:t>Activación:</w:t>
+      </w:r>
+      <w:r>
+        <w:rPr>
+          <w:rFonts w:eastAsia="Calibri Light" w:cs="Times New Roman"/>
+          <w:szCs w:val="24"/>
+          <w:lang w:val="es-ES"/>
+        </w:rPr>
+        <w:t xml:space="preserve"> Este es el estado por defecto en el que se encuentra el módulo inmediatamente después de ser inicializado con </w:t>
       </w:r>
       <w:r>
         <w:rPr>
@@ -28411,6 +28207,22 @@
           <w:szCs w:val="24"/>
           <w:lang w:val="es-ES"/>
         </w:rPr>
+        <w:t>radio.begin()</w:t>
+      </w:r>
+      <w:r>
+        <w:rPr>
+          <w:rFonts w:ascii="Consolas" w:eastAsia="Calibri Light" w:hAnsi="Consolas" w:cs="Times New Roman"/>
+          <w:szCs w:val="24"/>
+          <w:lang w:val="es-ES"/>
+        </w:rPr>
+        <w:t xml:space="preserve"> o </w:t>
+      </w:r>
+      <w:r>
+        <w:rPr>
+          <w:rFonts w:ascii="Consolas" w:eastAsia="Consolas" w:hAnsi="Consolas" w:cs="Times New Roman"/>
+          <w:szCs w:val="24"/>
+          <w:lang w:val="es-ES"/>
+        </w:rPr>
         <w:t>radio.powerUp()</w:t>
       </w:r>
       <w:r>
@@ -28419,17 +28231,147 @@
           <w:szCs w:val="24"/>
           <w:lang w:val="es-ES"/>
         </w:rPr>
-        <w:t xml:space="preserve"> para salir de él.</w:t>
-      </w:r>
-    </w:p>
-    <w:p>
-      <w:pPr>
+        <w:t xml:space="preserve">. También transita a este modo cuando se detiene la escucha activa mediante </w:t>
+      </w:r>
+      <w:r>
+        <w:rPr>
+          <w:rFonts w:ascii="Consolas" w:eastAsia="Consolas" w:hAnsi="Consolas" w:cs="Times New Roman"/>
+          <w:szCs w:val="24"/>
+          <w:lang w:val="es-ES"/>
+        </w:rPr>
+        <w:t>radio.stopListening()</w:t>
+      </w:r>
+      <w:r>
+        <w:rPr>
+          <w:rFonts w:eastAsia="Calibri Light" w:cs="Times New Roman"/>
+          <w:szCs w:val="24"/>
+          <w:lang w:val="es-ES"/>
+        </w:rPr>
+        <w:t>.</w:t>
+      </w:r>
+    </w:p>
+    <w:p>
+      <w:pPr>
+        <w:numPr>
+          <w:ilvl w:val="0"/>
+          <w:numId w:val="79"/>
+        </w:numPr>
+        <w:spacing w:before="240" w:after="240" w:line="480" w:lineRule="auto"/>
+        <w:contextualSpacing/>
+        <w:rPr>
+          <w:rFonts w:eastAsia="Calibri Light" w:cs="Times New Roman"/>
+          <w:b/>
+          <w:bCs/>
+          <w:szCs w:val="24"/>
+          <w:lang w:val="es-ES"/>
+        </w:rPr>
+      </w:pPr>
+      <w:r>
+        <w:rPr>
+          <w:rFonts w:eastAsia="Calibri Light" w:cs="Times New Roman"/>
+          <w:b/>
+          <w:bCs/>
+          <w:szCs w:val="24"/>
+          <w:lang w:val="es-ES"/>
+        </w:rPr>
+        <w:t>Ventaja Principal:</w:t>
+      </w:r>
+      <w:r>
+        <w:rPr>
+          <w:rFonts w:eastAsia="Calibri Light" w:cs="Times New Roman"/>
+          <w:szCs w:val="24"/>
+          <w:lang w:val="es-ES"/>
+        </w:rPr>
+        <w:t xml:space="preserve"> Su principal beneficio es la transición casi instantánea a los modos de transmisión (TX) o recepción (RX), que toma solo </w:t>
+      </w:r>
+      <w:r>
+        <w:rPr>
+          <w:rFonts w:eastAsia="Calibri Light" w:cs="Times New Roman"/>
+          <w:b/>
+          <w:bCs/>
+          <w:szCs w:val="24"/>
+          <w:lang w:val="es-ES"/>
+        </w:rPr>
+        <w:t>130 microsegundos (µs)</w:t>
+      </w:r>
+      <w:r>
+        <w:rPr>
+          <w:rFonts w:eastAsia="Calibri Light" w:cs="Times New Roman"/>
+          <w:szCs w:val="24"/>
+          <w:lang w:val="es-ES"/>
+        </w:rPr>
+        <w:t xml:space="preserve">. Esto lo hace ideal para aplicaciones que requieren una respuesta rápida a eventos externos sin incurrir en la latencia del modo </w:t>
+      </w:r>
+      <w:r>
+        <w:rPr>
+          <w:rFonts w:eastAsia="Calibri Light" w:cs="Times New Roman"/>
+          <w:i/>
+          <w:iCs/>
+          <w:szCs w:val="24"/>
+          <w:lang w:val="es-ES"/>
+        </w:rPr>
+        <w:t>Power Down</w:t>
+      </w:r>
+      <w:r>
+        <w:rPr>
+          <w:rFonts w:eastAsia="Calibri Light" w:cs="Times New Roman"/>
+          <w:szCs w:val="24"/>
+          <w:lang w:val="es-ES"/>
+        </w:rPr>
+        <w:t>.</w:t>
+      </w:r>
+    </w:p>
+    <w:p>
+      <w:pPr>
+        <w:pStyle w:val="Ttulo4"/>
+        <w:rPr>
+          <w:rFonts w:eastAsia="Calibri Light"/>
+          <w:lang w:val="es-ES"/>
+        </w:rPr>
+      </w:pPr>
+      <w:bookmarkStart w:id="96" w:name="_Toc211848145"/>
+      <w:r>
+        <w:rPr>
+          <w:rFonts w:eastAsia="Calibri Light"/>
+          <w:lang w:val="es-ES"/>
+        </w:rPr>
+        <w:t>Modelo de envío bidireccional</w:t>
+      </w:r>
+      <w:bookmarkEnd w:id="96"/>
+    </w:p>
+    <w:p>
+      <w:pPr>
+        <w:spacing w:line="480" w:lineRule="auto"/>
+      </w:pPr>
+      <w:r>
+        <w:t>Aprovechando la flexibilidad de estos modos de bajo consumo, se implementó un protocolo de comunicación bidireccional diseñado para ser robusto y energéticamente eficiente. Esta estrategia permite no solo la transmisión de datos del sensor al coordinador, sino también la verificación periódica del estado del nodo sensor (un mecanismo de heartbeat o "pulso de vida").</w:t>
+      </w:r>
+    </w:p>
+    <w:p>
+      <w:pPr>
+        <w:spacing w:before="240" w:after="240" w:line="480" w:lineRule="auto"/>
+        <w:rPr>
+          <w:rFonts w:cs="Times New Roman"/>
+          <w:szCs w:val="24"/>
+        </w:rPr>
+      </w:pPr>
+      <w:r>
+        <w:rPr>
+          <w:rFonts w:eastAsia="Calibri Light" w:cs="Times New Roman"/>
+          <w:szCs w:val="24"/>
+          <w:lang w:val="es-ES"/>
+        </w:rPr>
+        <w:t>El flujo de operación es el siguiente:</w:t>
+      </w:r>
+    </w:p>
+    <w:p>
+      <w:pPr>
+        <w:pStyle w:val="Prrafodelista"/>
         <w:numPr>
           <w:ilvl w:val="0"/>
           <w:numId w:val="80"/>
         </w:numPr>
         <w:spacing w:before="240" w:after="240" w:line="480" w:lineRule="auto"/>
-        <w:contextualSpacing/>
         <w:rPr>
           <w:rFonts w:eastAsia="Calibri Light" w:cs="Times New Roman"/>
           <w:szCs w:val="24"/>
@@ -28442,9 +28384,390 @@
           <w:szCs w:val="24"/>
           <w:lang w:val="es-ES"/>
         </w:rPr>
-        <w:t>Consideración Clave</w:t>
-      </w:r>
-      <w:r>
+        <w:t>Transmisión del Sensor: El nodo sensor se activa, transmite su paquete de datos y, para maximizar la vida de su batería, entra inmediatamente en el modo Power Down.</w:t>
+      </w:r>
+    </w:p>
+    <w:p>
+      <w:pPr>
+        <w:pStyle w:val="Prrafodelista"/>
+        <w:numPr>
+          <w:ilvl w:val="0"/>
+          <w:numId w:val="80"/>
+        </w:numPr>
+        <w:spacing w:before="240" w:after="240" w:line="480" w:lineRule="auto"/>
+        <w:rPr>
+          <w:rFonts w:eastAsia="Calibri Light" w:cs="Times New Roman"/>
+          <w:szCs w:val="24"/>
+          <w:lang w:val="es-ES"/>
+        </w:rPr>
+      </w:pPr>
+      <w:r>
+        <w:rPr>
+          <w:rFonts w:eastAsia="Calibri Light" w:cs="Times New Roman"/>
+          <w:szCs w:val="24"/>
+          <w:lang w:val="es-ES"/>
+        </w:rPr>
+        <w:t>Recepción del Coordinador: El nodo coordinador, que se encuentra en modo de escucha, recibe los datos. Tras una recepción exitosa, inicia un temporizador de espera (por ejemplo, 5 segundos).</w:t>
+      </w:r>
+    </w:p>
+    <w:p>
+      <w:pPr>
+        <w:pStyle w:val="Prrafodelista"/>
+        <w:numPr>
+          <w:ilvl w:val="0"/>
+          <w:numId w:val="80"/>
+        </w:numPr>
+        <w:spacing w:before="240" w:after="240" w:line="480" w:lineRule="auto"/>
+        <w:rPr>
+          <w:rFonts w:eastAsia="Calibri Light" w:cs="Times New Roman"/>
+          <w:szCs w:val="24"/>
+          <w:lang w:val="es-ES"/>
+        </w:rPr>
+      </w:pPr>
+      <w:r>
+        <w:rPr>
+          <w:rFonts w:eastAsia="Calibri Light" w:cs="Times New Roman"/>
+          <w:szCs w:val="24"/>
+          <w:lang w:val="es-ES"/>
+        </w:rPr>
+        <w:lastRenderedPageBreak/>
+        <w:t>Mecanismo de Verificación (Ping): Si el coordinador no recibe un nuevo mensaje del sensor dentro del tiempo establecido, asume que podría haber un problema. En ese momento:</w:t>
+      </w:r>
+    </w:p>
+    <w:p>
+      <w:pPr>
+        <w:pStyle w:val="Prrafodelista"/>
+        <w:numPr>
+          <w:ilvl w:val="1"/>
+          <w:numId w:val="80"/>
+        </w:numPr>
+        <w:spacing w:before="240" w:after="240" w:line="480" w:lineRule="auto"/>
+        <w:rPr>
+          <w:rFonts w:eastAsia="Calibri Light" w:cs="Times New Roman"/>
+          <w:szCs w:val="24"/>
+          <w:lang w:val="es-ES"/>
+        </w:rPr>
+      </w:pPr>
+      <w:r>
+        <w:rPr>
+          <w:rFonts w:eastAsia="Calibri Light" w:cs="Times New Roman"/>
+          <w:szCs w:val="24"/>
+          <w:lang w:val="es-ES"/>
+        </w:rPr>
+        <w:t>El coordinador cambia su rol de receptor a emisor.</w:t>
+      </w:r>
+    </w:p>
+    <w:p>
+      <w:pPr>
+        <w:pStyle w:val="Prrafodelista"/>
+        <w:numPr>
+          <w:ilvl w:val="1"/>
+          <w:numId w:val="80"/>
+        </w:numPr>
+        <w:spacing w:before="240" w:after="240" w:line="480" w:lineRule="auto"/>
+        <w:rPr>
+          <w:rFonts w:eastAsia="Calibri Light" w:cs="Times New Roman"/>
+          <w:szCs w:val="24"/>
+          <w:lang w:val="es-ES"/>
+        </w:rPr>
+      </w:pPr>
+      <w:r>
+        <w:rPr>
+          <w:rFonts w:eastAsia="Calibri Light" w:cs="Times New Roman"/>
+          <w:szCs w:val="24"/>
+          <w:lang w:val="es-ES"/>
+        </w:rPr>
+        <w:t>Envía un mensaje de "ping" o solicitud de estado a la dirección del nodo sensor.</w:t>
+      </w:r>
+    </w:p>
+    <w:p>
+      <w:pPr>
+        <w:pStyle w:val="Prrafodelista"/>
+        <w:numPr>
+          <w:ilvl w:val="1"/>
+          <w:numId w:val="80"/>
+        </w:numPr>
+        <w:spacing w:before="240" w:after="240" w:line="480" w:lineRule="auto"/>
+        <w:rPr>
+          <w:rFonts w:eastAsia="Calibri Light" w:cs="Times New Roman"/>
+          <w:szCs w:val="24"/>
+          <w:lang w:val="es-ES"/>
+        </w:rPr>
+      </w:pPr>
+      <w:r>
+        <w:rPr>
+          <w:rFonts w:eastAsia="Calibri Light" w:cs="Times New Roman"/>
+          <w:szCs w:val="24"/>
+          <w:lang w:val="es-ES"/>
+        </w:rPr>
+        <w:t>Este mecanismo permite al sistema central verificar si el nodo sensor sigue activo y en rango, incluso cuando este se encuentra en estado de reposo profundo la mayor parte del tiempo.</w:t>
+      </w:r>
+    </w:p>
+    <w:p>
+      <w:pPr>
+        <w:spacing w:before="240" w:after="240" w:line="480" w:lineRule="auto"/>
+        <w:rPr>
+          <w:rFonts w:eastAsia="Calibri Light" w:cs="Times New Roman"/>
+          <w:szCs w:val="24"/>
+          <w:lang w:val="es-ES"/>
+        </w:rPr>
+      </w:pPr>
+      <w:r>
+        <w:rPr>
+          <w:rFonts w:eastAsia="Calibri Light" w:cs="Times New Roman"/>
+          <w:szCs w:val="24"/>
+          <w:lang w:val="es-ES"/>
+        </w:rPr>
+        <w:t>Esta combinación inteligente de los modos de ahorro de energía permite que los nodos remotos operen durante períodos prolongados con una sola carga de batería, mientras se mantiene la capacidad de supervisar la salud y conectividad de la red.</w:t>
+      </w:r>
+    </w:p>
+    <w:p>
+      <w:pPr>
+        <w:pStyle w:val="Ttulo4"/>
+      </w:pPr>
+      <w:bookmarkStart w:id="97" w:name="_Toc211848146"/>
+      <w:r>
+        <w:rPr>
+          <w:rFonts w:eastAsia="Calibri Light"/>
+          <w:lang w:val="es-ES"/>
+        </w:rPr>
+        <w:t>Implementación de Persistencia de Datos y Sincronización Temporal</w:t>
+      </w:r>
+      <w:bookmarkEnd w:id="97"/>
+    </w:p>
+    <w:p>
+      <w:pPr>
+        <w:spacing w:before="240" w:after="240" w:line="480" w:lineRule="auto"/>
+        <w:rPr>
+          <w:rFonts w:cs="Times New Roman"/>
+          <w:szCs w:val="24"/>
+        </w:rPr>
+      </w:pPr>
+      <w:r>
+        <w:rPr>
+          <w:rFonts w:eastAsia="Calibri Light" w:cs="Times New Roman"/>
+          <w:szCs w:val="24"/>
+          <w:lang w:val="es-ES"/>
+        </w:rPr>
+        <w:t>Para mejorar el sistema de una simple red de transmisión en tiempo real a una plataforma de adquisición de datos robusta, se integraron dos componentes de hardware cruciales: una memoria EEPROM (Electrically Erasable Programmable Read-Only Memory) y un RTC (Real-Time Clock). El objetivo de esta mejora fue dotar a los nodos de la capacidad de almacenar datos de forma persistente y de contextualizar cada evento con una marca de tiempo precisa.</w:t>
+      </w:r>
+    </w:p>
+    <w:p>
+      <w:pPr>
+        <w:pStyle w:val="Ttulo5"/>
+      </w:pPr>
+      <w:bookmarkStart w:id="98" w:name="_Toc211848147"/>
+      <w:r>
+        <w:rPr>
+          <w:rFonts w:eastAsia="Calibri Light"/>
+          <w:lang w:val="es-ES"/>
+        </w:rPr>
+        <w:t>1. Almacenamiento con Memoria EEPROM</w:t>
+      </w:r>
+      <w:bookmarkEnd w:id="98"/>
+      <w:r>
+        <w:rPr>
+          <w:rFonts w:eastAsia="Calibri Light"/>
+          <w:lang w:val="es-ES"/>
+        </w:rPr>
+        <w:t xml:space="preserve"> </w:t>
+      </w:r>
+    </w:p>
+    <w:p>
+      <w:pPr>
+        <w:spacing w:before="240" w:after="240" w:line="480" w:lineRule="auto"/>
+        <w:rPr>
+          <w:rFonts w:cs="Times New Roman"/>
+          <w:szCs w:val="24"/>
+        </w:rPr>
+      </w:pPr>
+      <w:r>
+        <w:rPr>
+          <w:rFonts w:eastAsia="Calibri Light" w:cs="Times New Roman"/>
+          <w:szCs w:val="24"/>
+          <w:lang w:val="es-ES"/>
+        </w:rPr>
+        <w:t>La volatilidad de la memoria RAM de los microcontroladores presenta una limitación significativa para el análisis a largo plazo, ya que cualquier reinicio del sistema o pérdida de energía borra todos los datos de operación, como los contadores de paquetes. Para superar este obstáculo, se implementó una memoria EEPROM en los nodos.</w:t>
+      </w:r>
+    </w:p>
+    <w:p>
+      <w:pPr>
+        <w:spacing w:before="240" w:after="240" w:line="480" w:lineRule="auto"/>
+        <w:rPr>
+          <w:rFonts w:eastAsia="Calibri Light" w:cs="Times New Roman"/>
+          <w:szCs w:val="24"/>
+          <w:lang w:val="es-ES"/>
+        </w:rPr>
+      </w:pPr>
+      <w:r>
+        <w:rPr>
+          <w:rFonts w:eastAsia="Calibri Light" w:cs="Times New Roman"/>
+          <w:szCs w:val="24"/>
+          <w:lang w:val="es-ES"/>
+        </w:rPr>
+        <w:lastRenderedPageBreak/>
+        <w:t>Propósito y Funcionamiento: La función principal de la EEPROM es proporcionar almacenamiento no volátil. En esta implementación, se utilizó para guardar información crítica del último mensaje gestionado por el nodo, como el ID del paquete o el conteo total de paquetes enviados/recibidos.</w:t>
+      </w:r>
+    </w:p>
+    <w:p>
+      <w:pPr>
+        <w:spacing w:before="240" w:after="240" w:line="480" w:lineRule="auto"/>
+        <w:rPr>
+          <w:rFonts w:cs="Times New Roman"/>
+          <w:szCs w:val="24"/>
+        </w:rPr>
+      </w:pPr>
+      <w:r>
+        <w:rPr>
+          <w:rFonts w:eastAsia="Calibri Light" w:cs="Times New Roman"/>
+          <w:szCs w:val="24"/>
+          <w:lang w:val="es-ES"/>
+        </w:rPr>
+        <w:t>Al registrar estos valores en la EEPROM, el estado de la comunicación se preserva incluso si el nodo se apaga o se reinicia. Al volver a encenderse, el nodo puede leer el último estado guardado y continuar su operación sin perder la secuencia. Esto es fundamental para realizar un análisis post-operativo preciso de la fiabilidad de la red, permitiendo calcular con exactitud la tasa de envío y recepción de paquetes a lo largo de ciclos de energía completos.</w:t>
+      </w:r>
+    </w:p>
+    <w:p>
+      <w:pPr>
+        <w:pStyle w:val="Ttulo5"/>
+      </w:pPr>
+      <w:bookmarkStart w:id="99" w:name="_Toc211848148"/>
+      <w:r>
+        <w:rPr>
+          <w:rFonts w:eastAsia="Calibri Light"/>
+        </w:rPr>
+        <w:t>2</w:t>
+      </w:r>
+      <w:r>
+        <w:rPr>
+          <w:rFonts w:eastAsia="Calibri Light"/>
+          <w:lang w:val="es-ES"/>
+        </w:rPr>
+        <w:t xml:space="preserve">. </w:t>
+      </w:r>
+      <w:r>
+        <w:rPr>
+          <w:rFonts w:eastAsia="Calibri Light"/>
+          <w:lang w:val="es-ES"/>
+        </w:rPr>
+        <w:t>Agregando el</w:t>
+      </w:r>
+      <w:r>
+        <w:rPr>
+          <w:rFonts w:eastAsia="Calibri Light"/>
+        </w:rPr>
+        <w:t xml:space="preserve"> Módulo RTC (Real-Time Clock)</w:t>
+      </w:r>
+      <w:bookmarkEnd w:id="99"/>
+      <w:r>
+        <w:rPr>
+          <w:rFonts w:eastAsia="Calibri Light"/>
+        </w:rPr>
+        <w:t xml:space="preserve"> </w:t>
+      </w:r>
+    </w:p>
+    <w:p>
+      <w:pPr>
+        <w:spacing w:before="240" w:after="240" w:line="480" w:lineRule="auto"/>
+        <w:rPr>
+          <w:rFonts w:cs="Times New Roman"/>
+          <w:szCs w:val="24"/>
+          <w:lang w:val="es-ES"/>
+        </w:rPr>
+      </w:pPr>
+      <w:r>
+        <w:rPr>
+          <w:rFonts w:eastAsia="Calibri Light" w:cs="Times New Roman"/>
+          <w:szCs w:val="24"/>
+          <w:lang w:val="es-ES"/>
+        </w:rPr>
+        <w:t xml:space="preserve">Si bien los temporizadores internos de los microcontroladores (como la función </w:t>
+      </w:r>
+      <w:r>
+        <w:rPr>
+          <w:rFonts w:eastAsia="Consolas" w:cs="Times New Roman"/>
+          <w:szCs w:val="24"/>
+          <w:lang w:val="es-ES"/>
+        </w:rPr>
+        <w:t>millis()</w:t>
+      </w:r>
+      <w:r>
+        <w:rPr>
+          <w:rFonts w:eastAsia="Calibri Light" w:cs="Times New Roman"/>
+          <w:szCs w:val="24"/>
+          <w:lang w:val="es-ES"/>
+        </w:rPr>
+        <w:t>) son útiles para medir intervalos cortos, no son adecuados para registrar la hora y fecha de eventos en el mundo real, ya que se reinician con el dispositivo y pueden tener desviaciones significativas con el tiempo.</w:t>
+      </w:r>
+    </w:p>
+    <w:p>
+      <w:pPr>
+        <w:spacing w:before="240" w:after="240" w:line="480" w:lineRule="auto"/>
+        <w:rPr>
+          <w:rFonts w:eastAsia="Calibri Light" w:cs="Times New Roman"/>
+          <w:szCs w:val="24"/>
+          <w:lang w:val="es-ES"/>
+        </w:rPr>
+      </w:pPr>
+      <w:r>
+        <w:rPr>
+          <w:rFonts w:eastAsia="Calibri Light" w:cs="Times New Roman"/>
+          <w:szCs w:val="24"/>
+          <w:lang w:val="es-ES"/>
+        </w:rPr>
+        <w:t>Propósito y Funcionamiento: Para solucionar esto, se integró un módulo RTC, como el DS3231. Este dispositivo es un reloj de alta precisión, respaldado por su propia batería tipo moneda, que mantiene la hora, fecha y día de la semana de forma continua e independiente del estado del microcontrolador principal.</w:t>
+      </w:r>
+    </w:p>
+    <w:p>
+      <w:pPr>
+        <w:spacing w:before="240" w:after="240" w:line="480" w:lineRule="auto"/>
+        <w:rPr>
+          <w:rFonts w:cs="Times New Roman"/>
+          <w:szCs w:val="24"/>
+        </w:rPr>
+      </w:pPr>
+      <w:r>
+        <w:rPr>
+          <w:rFonts w:eastAsia="Calibri Light" w:cs="Times New Roman"/>
+          <w:szCs w:val="24"/>
+          <w:lang w:val="es-ES"/>
+        </w:rPr>
+        <w:t xml:space="preserve">La implementación del RTC en el nodo </w:t>
+      </w:r>
+      <w:r>
+        <w:rPr>
+          <w:rFonts w:eastAsia="Calibri Light" w:cs="Times New Roman"/>
+          <w:szCs w:val="24"/>
+          <w:lang w:val="es-ES"/>
+        </w:rPr>
+        <w:t>sensor y en el nodo coordinador</w:t>
+      </w:r>
+      <w:r>
+        <w:rPr>
+          <w:rFonts w:eastAsia="Calibri Light" w:cs="Times New Roman"/>
+          <w:szCs w:val="24"/>
+          <w:lang w:val="es-ES"/>
+        </w:rPr>
+        <w:t xml:space="preserve"> permite</w:t>
+      </w:r>
+      <w:r>
+        <w:rPr>
+          <w:rFonts w:eastAsia="Calibri Light" w:cs="Times New Roman"/>
+          <w:szCs w:val="24"/>
+          <w:lang w:val="es-ES"/>
+        </w:rPr>
+        <w:t>n</w:t>
+      </w:r>
+      <w:r>
+        <w:rPr>
+          <w:rFonts w:eastAsia="Calibri Light" w:cs="Times New Roman"/>
+          <w:szCs w:val="24"/>
+          <w:lang w:val="es-ES"/>
+        </w:rPr>
+        <w:t xml:space="preserve"> que cada vez que se recibe un paquete de datos, este sea estampado con la fecha y hora exactas de su llegada. Esta capacidad es invaluable para:</w:t>
+      </w:r>
+    </w:p>
+    <w:p>
+      <w:pPr>
         <w:rPr>
           <w:rFonts w:eastAsia="Calibri Light" w:cs="Times New Roman"/>
           <w:b/>
@@ -28452,84 +28775,26 @@
           <w:szCs w:val="24"/>
           <w:lang w:val="es-ES"/>
         </w:rPr>
-        <w:t>:</w:t>
-      </w:r>
+      </w:pPr>
       <w:r>
         <w:rPr>
           <w:rFonts w:eastAsia="Calibri Light" w:cs="Times New Roman"/>
+          <w:b/>
+          <w:bCs/>
           <w:szCs w:val="24"/>
           <w:lang w:val="es-ES"/>
         </w:rPr>
-        <w:t xml:space="preserve"> Si bien este modo ofrece el máximo ahorro de energía, tiene una latencia de reactivación. Al salir del estado </w:t>
-      </w:r>
-      <w:r>
-        <w:rPr>
-          <w:rFonts w:eastAsia="Calibri Light" w:cs="Times New Roman"/>
-          <w:i/>
-          <w:iCs/>
-          <w:szCs w:val="24"/>
-          <w:lang w:val="es-ES"/>
-        </w:rPr>
-        <w:t>Power Down</w:t>
-      </w:r>
-      <w:r>
-        <w:rPr>
-          <w:rFonts w:eastAsia="Calibri Light" w:cs="Times New Roman"/>
-          <w:szCs w:val="24"/>
-          <w:lang w:val="es-ES"/>
-        </w:rPr>
-        <w:t>, el módulo requiere un tiempo de estabilización de 1.5 milisegundos para que sus osciladores internos se calibren correctamente. Es crucial respetar este tiempo de espera antes de intentar una transmisión para evitar el envío de paquetes de datos corruptos o incompletos.</w:t>
-      </w:r>
-    </w:p>
-    <w:p>
-      <w:pPr>
-        <w:rPr>
-          <w:rFonts w:asciiTheme="majorHAnsi" w:eastAsiaTheme="majorEastAsia" w:hAnsiTheme="majorHAnsi" w:cstheme="majorBidi"/>
-          <w:color w:val="1F3763" w:themeColor="accent1" w:themeShade="7F"/>
-          <w:szCs w:val="24"/>
-          <w:lang w:val="es-ES"/>
-        </w:rPr>
-      </w:pPr>
-      <w:r>
-        <w:rPr>
-          <w:lang w:val="es-ES"/>
-        </w:rPr>
         <w:br w:type="page"/>
       </w:r>
     </w:p>
     <w:p>
       <w:pPr>
-        <w:pStyle w:val="Ttulo4"/>
-        <w:rPr>
-          <w:lang w:val="es-ES"/>
-        </w:rPr>
-      </w:pPr>
-      <w:bookmarkStart w:id="95" w:name="_Toc211848144"/>
-      <w:r>
-        <w:rPr>
-          <w:lang w:val="es-ES"/>
-        </w:rPr>
-        <w:lastRenderedPageBreak/>
-        <w:t>Modo de espera (standby - I)</w:t>
-      </w:r>
-      <w:bookmarkEnd w:id="95"/>
-    </w:p>
-    <w:p>
-      <w:pPr>
-        <w:spacing w:line="480" w:lineRule="auto"/>
-      </w:pPr>
-      <w:r>
-        <w:t>El modo Standby-I es un estado de reposo intermedio que ofrece un equilibrio entre el ahorro de energía y la velocidad de respuesta. En este estado, los osciladores principales del módulo se mantienen activos, resultando en un consumo de aproximadamente 26 µA.</w:t>
-      </w:r>
-    </w:p>
-    <w:p>
-      <w:pPr>
+        <w:pStyle w:val="Prrafodelista"/>
         <w:numPr>
           <w:ilvl w:val="0"/>
           <w:numId w:val="81"/>
         </w:numPr>
         <w:spacing w:before="240" w:after="240" w:line="480" w:lineRule="auto"/>
-        <w:contextualSpacing/>
         <w:rPr>
           <w:rFonts w:eastAsia="Calibri Light" w:cs="Times New Roman"/>
           <w:szCs w:val="24"/>
@@ -28544,7 +28809,8 @@
           <w:szCs w:val="24"/>
           <w:lang w:val="es-ES"/>
         </w:rPr>
-        <w:t>Activación:</w:t>
+        <w:lastRenderedPageBreak/>
+        <w:t>Analizar patrones temporales:</w:t>
       </w:r>
       <w:r>
         <w:rPr>
@@ -28552,85 +28818,24 @@
           <w:szCs w:val="24"/>
           <w:lang w:val="es-ES"/>
         </w:rPr>
-        <w:t xml:space="preserve"> Este es el estado por defecto en el que se encuentra el módulo inmediatamente después de ser inicializado con </w:t>
-      </w:r>
-      <w:proofErr w:type="gramStart"/>
-      <w:r>
-        <w:rPr>
-          <w:rFonts w:ascii="Consolas" w:eastAsia="Consolas" w:hAnsi="Consolas" w:cs="Times New Roman"/>
-          <w:szCs w:val="24"/>
-          <w:lang w:val="es-ES"/>
-        </w:rPr>
-        <w:t>radio.begin</w:t>
-      </w:r>
-      <w:proofErr w:type="gramEnd"/>
-      <w:r>
-        <w:rPr>
-          <w:rFonts w:ascii="Consolas" w:eastAsia="Consolas" w:hAnsi="Consolas" w:cs="Times New Roman"/>
-          <w:szCs w:val="24"/>
-          <w:lang w:val="es-ES"/>
-        </w:rPr>
-        <w:t>()</w:t>
-      </w:r>
-      <w:r>
-        <w:rPr>
-          <w:rFonts w:ascii="Consolas" w:eastAsia="Calibri Light" w:hAnsi="Consolas" w:cs="Times New Roman"/>
-          <w:szCs w:val="24"/>
-          <w:lang w:val="es-ES"/>
-        </w:rPr>
-        <w:t xml:space="preserve"> o </w:t>
-      </w:r>
-      <w:r>
-        <w:rPr>
-          <w:rFonts w:ascii="Consolas" w:eastAsia="Consolas" w:hAnsi="Consolas" w:cs="Times New Roman"/>
-          <w:szCs w:val="24"/>
-          <w:lang w:val="es-ES"/>
-        </w:rPr>
-        <w:t>radio.powerUp()</w:t>
-      </w:r>
-      <w:r>
-        <w:rPr>
-          <w:rFonts w:eastAsia="Calibri Light" w:cs="Times New Roman"/>
-          <w:szCs w:val="24"/>
-          <w:lang w:val="es-ES"/>
-        </w:rPr>
-        <w:t xml:space="preserve">. También transita a este modo cuando se detiene la escucha activa mediante </w:t>
-      </w:r>
-      <w:proofErr w:type="gramStart"/>
-      <w:r>
-        <w:rPr>
-          <w:rFonts w:ascii="Consolas" w:eastAsia="Consolas" w:hAnsi="Consolas" w:cs="Times New Roman"/>
-          <w:szCs w:val="24"/>
-          <w:lang w:val="es-ES"/>
-        </w:rPr>
-        <w:t>radio.stopListening</w:t>
-      </w:r>
-      <w:proofErr w:type="gramEnd"/>
-      <w:r>
-        <w:rPr>
-          <w:rFonts w:ascii="Consolas" w:eastAsia="Consolas" w:hAnsi="Consolas" w:cs="Times New Roman"/>
-          <w:szCs w:val="24"/>
-          <w:lang w:val="es-ES"/>
-        </w:rPr>
-        <w:t>()</w:t>
-      </w:r>
-      <w:r>
-        <w:rPr>
-          <w:rFonts w:eastAsia="Calibri Light" w:cs="Times New Roman"/>
-          <w:szCs w:val="24"/>
-          <w:lang w:val="es-ES"/>
-        </w:rPr>
-        <w:t>.</w:t>
-      </w:r>
-    </w:p>
-    <w:p>
-      <w:pPr>
+        <w:t xml:space="preserve"> Permite identificar a qué horas del día se producen más pérdidas de paquetes, lo que puede estar relacionado con interferencias externas.</w:t>
+      </w:r>
+    </w:p>
+    <w:p>
+      <w:pPr>
+        <w:pStyle w:val="Prrafodelista"/>
         <w:numPr>
           <w:ilvl w:val="0"/>
           <w:numId w:val="81"/>
         </w:numPr>
         <w:spacing w:before="240" w:after="240" w:line="480" w:lineRule="auto"/>
-        <w:contextualSpacing/>
+        <w:rPr>
+          <w:rFonts w:eastAsia="Calibri Light" w:cs="Times New Roman"/>
+          <w:szCs w:val="24"/>
+          <w:lang w:val="es-ES"/>
+        </w:rPr>
+      </w:pPr>
+      <w:r>
         <w:rPr>
           <w:rFonts w:eastAsia="Calibri Light" w:cs="Times New Roman"/>
           <w:b/>
@@ -28638,103 +28843,15 @@
           <w:szCs w:val="24"/>
           <w:lang w:val="es-ES"/>
         </w:rPr>
-      </w:pPr>
+        <w:t>Diagnosticar fallos:</w:t>
+      </w:r>
       <w:r>
         <w:rPr>
           <w:rFonts w:eastAsia="Calibri Light" w:cs="Times New Roman"/>
-          <w:b/>
-          <w:bCs/>
           <w:szCs w:val="24"/>
           <w:lang w:val="es-ES"/>
         </w:rPr>
-        <w:t>Ventaja Principal:</w:t>
-      </w:r>
-      <w:r>
-        <w:rPr>
-          <w:rFonts w:eastAsia="Calibri Light" w:cs="Times New Roman"/>
-          <w:szCs w:val="24"/>
-          <w:lang w:val="es-ES"/>
-        </w:rPr>
-        <w:t xml:space="preserve"> Su principal beneficio es la transición casi instantánea a los modos de transmisión (TX) o recepción (RX), que toma solo </w:t>
-      </w:r>
-      <w:r>
-        <w:rPr>
-          <w:rFonts w:eastAsia="Calibri Light" w:cs="Times New Roman"/>
-          <w:b/>
-          <w:bCs/>
-          <w:szCs w:val="24"/>
-          <w:lang w:val="es-ES"/>
-        </w:rPr>
-        <w:t>130 microsegundos (µs)</w:t>
-      </w:r>
-      <w:r>
-        <w:rPr>
-          <w:rFonts w:eastAsia="Calibri Light" w:cs="Times New Roman"/>
-          <w:szCs w:val="24"/>
-          <w:lang w:val="es-ES"/>
-        </w:rPr>
-        <w:t xml:space="preserve">. Esto lo hace ideal para aplicaciones que requieren una respuesta rápida a eventos externos sin incurrir en la latencia del modo </w:t>
-      </w:r>
-      <w:r>
-        <w:rPr>
-          <w:rFonts w:eastAsia="Calibri Light" w:cs="Times New Roman"/>
-          <w:i/>
-          <w:iCs/>
-          <w:szCs w:val="24"/>
-          <w:lang w:val="es-ES"/>
-        </w:rPr>
-        <w:t>Power Down</w:t>
-      </w:r>
-      <w:r>
-        <w:rPr>
-          <w:rFonts w:eastAsia="Calibri Light" w:cs="Times New Roman"/>
-          <w:szCs w:val="24"/>
-          <w:lang w:val="es-ES"/>
-        </w:rPr>
-        <w:t>.</w:t>
-      </w:r>
-    </w:p>
-    <w:p>
-      <w:pPr>
-        <w:pStyle w:val="Ttulo4"/>
-        <w:rPr>
-          <w:rFonts w:eastAsia="Calibri Light"/>
-          <w:lang w:val="es-ES"/>
-        </w:rPr>
-      </w:pPr>
-      <w:bookmarkStart w:id="96" w:name="_Toc211848145"/>
-      <w:r>
-        <w:rPr>
-          <w:rFonts w:eastAsia="Calibri Light"/>
-          <w:lang w:val="es-ES"/>
-        </w:rPr>
-        <w:t>Modelo de envío bidireccional</w:t>
-      </w:r>
-      <w:bookmarkEnd w:id="96"/>
-    </w:p>
-    <w:p>
-      <w:pPr>
-        <w:spacing w:line="480" w:lineRule="auto"/>
-      </w:pPr>
-      <w:r>
-        <w:t>Aprovechando la flexibilidad de estos modos de bajo consumo, se implementó un protocolo de comunicación bidireccional diseñado para ser robusto y energéticamente eficiente. Esta estrategia permite no solo la transmisión de datos del sensor al coordinador, sino también la verificación periódica del estado del nodo sensor (un mecanismo de heartbeat o "pulso de vida").</w:t>
-      </w:r>
-    </w:p>
-    <w:p>
-      <w:pPr>
-        <w:spacing w:before="240" w:after="240" w:line="480" w:lineRule="auto"/>
-        <w:rPr>
-          <w:rFonts w:cs="Times New Roman"/>
-          <w:szCs w:val="24"/>
-        </w:rPr>
-      </w:pPr>
-      <w:r>
-        <w:rPr>
-          <w:rFonts w:eastAsia="Calibri Light" w:cs="Times New Roman"/>
-          <w:szCs w:val="24"/>
-          <w:lang w:val="es-ES"/>
-        </w:rPr>
-        <w:t>El flujo de operación es el siguiente:</w:t>
+        <w:t xml:space="preserve"> Si un nodo sensor deja de transmitir, el timestamp del último mensaje recibido indica con precisión cuándo ocurrió el fallo.</w:t>
       </w:r>
     </w:p>
     <w:p>
@@ -28742,507 +28859,7 @@
         <w:pStyle w:val="Prrafodelista"/>
         <w:numPr>
           <w:ilvl w:val="0"/>
-          <w:numId w:val="82"/>
-        </w:numPr>
-        <w:spacing w:before="240" w:after="240" w:line="480" w:lineRule="auto"/>
-        <w:rPr>
-          <w:rFonts w:eastAsia="Calibri Light" w:cs="Times New Roman"/>
-          <w:szCs w:val="24"/>
-          <w:lang w:val="es-ES"/>
-        </w:rPr>
-      </w:pPr>
-      <w:r>
-        <w:rPr>
-          <w:rFonts w:eastAsia="Calibri Light" w:cs="Times New Roman"/>
-          <w:szCs w:val="24"/>
-          <w:lang w:val="es-ES"/>
-        </w:rPr>
-        <w:t>Transmisión del Sensor: El nodo sensor se activa, transmite su paquete de datos y, para maximizar la vida de su batería, entra inmediatamente en el modo Power Down.</w:t>
-      </w:r>
-    </w:p>
-    <w:p>
-      <w:pPr>
-        <w:pStyle w:val="Prrafodelista"/>
-        <w:numPr>
-          <w:ilvl w:val="0"/>
-          <w:numId w:val="82"/>
-        </w:numPr>
-        <w:spacing w:before="240" w:after="240" w:line="480" w:lineRule="auto"/>
-        <w:rPr>
-          <w:rFonts w:eastAsia="Calibri Light" w:cs="Times New Roman"/>
-          <w:szCs w:val="24"/>
-          <w:lang w:val="es-ES"/>
-        </w:rPr>
-      </w:pPr>
-      <w:r>
-        <w:rPr>
-          <w:rFonts w:eastAsia="Calibri Light" w:cs="Times New Roman"/>
-          <w:szCs w:val="24"/>
-          <w:lang w:val="es-ES"/>
-        </w:rPr>
-        <w:t>Recepción del Coordinador: El nodo coordinador, que se encuentra en modo de escucha, recibe los datos. Tras una recepción exitosa, inicia un temporizador de espera (por ejemplo, 5 segundos).</w:t>
-      </w:r>
-    </w:p>
-    <w:p>
-      <w:pPr>
-        <w:pStyle w:val="Prrafodelista"/>
-        <w:numPr>
-          <w:ilvl w:val="0"/>
-          <w:numId w:val="82"/>
-        </w:numPr>
-        <w:spacing w:before="240" w:after="240" w:line="480" w:lineRule="auto"/>
-        <w:rPr>
-          <w:rFonts w:eastAsia="Calibri Light" w:cs="Times New Roman"/>
-          <w:szCs w:val="24"/>
-          <w:lang w:val="es-ES"/>
-        </w:rPr>
-      </w:pPr>
-      <w:r>
-        <w:rPr>
-          <w:rFonts w:eastAsia="Calibri Light" w:cs="Times New Roman"/>
-          <w:szCs w:val="24"/>
-          <w:lang w:val="es-ES"/>
-        </w:rPr>
-        <w:lastRenderedPageBreak/>
-        <w:t>Mecanismo de Verificación (Ping): Si el coordinador no recibe un nuevo mensaje del sensor dentro del tiempo establecido, asume que podría haber un problema. En ese momento:</w:t>
-      </w:r>
-    </w:p>
-    <w:p>
-      <w:pPr>
-        <w:pStyle w:val="Prrafodelista"/>
-        <w:numPr>
-          <w:ilvl w:val="1"/>
-          <w:numId w:val="82"/>
-        </w:numPr>
-        <w:spacing w:before="240" w:after="240" w:line="480" w:lineRule="auto"/>
-        <w:rPr>
-          <w:rFonts w:eastAsia="Calibri Light" w:cs="Times New Roman"/>
-          <w:szCs w:val="24"/>
-          <w:lang w:val="es-ES"/>
-        </w:rPr>
-      </w:pPr>
-      <w:r>
-        <w:rPr>
-          <w:rFonts w:eastAsia="Calibri Light" w:cs="Times New Roman"/>
-          <w:szCs w:val="24"/>
-          <w:lang w:val="es-ES"/>
-        </w:rPr>
-        <w:t>El coordinador cambia su rol de receptor a emisor.</w:t>
-      </w:r>
-    </w:p>
-    <w:p>
-      <w:pPr>
-        <w:pStyle w:val="Prrafodelista"/>
-        <w:numPr>
-          <w:ilvl w:val="1"/>
-          <w:numId w:val="82"/>
-        </w:numPr>
-        <w:spacing w:before="240" w:after="240" w:line="480" w:lineRule="auto"/>
-        <w:rPr>
-          <w:rFonts w:eastAsia="Calibri Light" w:cs="Times New Roman"/>
-          <w:szCs w:val="24"/>
-          <w:lang w:val="es-ES"/>
-        </w:rPr>
-      </w:pPr>
-      <w:r>
-        <w:rPr>
-          <w:rFonts w:eastAsia="Calibri Light" w:cs="Times New Roman"/>
-          <w:szCs w:val="24"/>
-          <w:lang w:val="es-ES"/>
-        </w:rPr>
-        <w:t>Envía un mensaje de "ping" o solicitud de estado a la dirección del nodo sensor.</w:t>
-      </w:r>
-    </w:p>
-    <w:p>
-      <w:pPr>
-        <w:pStyle w:val="Prrafodelista"/>
-        <w:numPr>
-          <w:ilvl w:val="1"/>
-          <w:numId w:val="82"/>
-        </w:numPr>
-        <w:spacing w:before="240" w:after="240" w:line="480" w:lineRule="auto"/>
-        <w:rPr>
-          <w:rFonts w:eastAsia="Calibri Light" w:cs="Times New Roman"/>
-          <w:szCs w:val="24"/>
-          <w:lang w:val="es-ES"/>
-        </w:rPr>
-      </w:pPr>
-      <w:r>
-        <w:rPr>
-          <w:rFonts w:eastAsia="Calibri Light" w:cs="Times New Roman"/>
-          <w:szCs w:val="24"/>
-          <w:lang w:val="es-ES"/>
-        </w:rPr>
-        <w:t>Este mecanismo permite al sistema central verificar si el nodo sensor sigue activo y en rango, incluso cuando este se encuentra en estado de reposo profundo la mayor parte del tiempo.</w:t>
-      </w:r>
-    </w:p>
-    <w:p>
-      <w:pPr>
-        <w:spacing w:before="240" w:after="240" w:line="480" w:lineRule="auto"/>
-        <w:rPr>
-          <w:rFonts w:eastAsia="Calibri Light" w:cs="Times New Roman"/>
-          <w:szCs w:val="24"/>
-          <w:lang w:val="es-ES"/>
-        </w:rPr>
-      </w:pPr>
-      <w:r>
-        <w:rPr>
-          <w:rFonts w:eastAsia="Calibri Light" w:cs="Times New Roman"/>
-          <w:szCs w:val="24"/>
-          <w:lang w:val="es-ES"/>
-        </w:rPr>
-        <w:t>Esta combinación inteligente de los modos de ahorro de energía permite que los nodos remotos operen durante períodos prolongados con una sola carga de batería, mientras se mantiene la capacidad de supervisar la salud y conectividad de la red.</w:t>
-      </w:r>
-    </w:p>
-    <w:p>
-      <w:pPr>
-        <w:pStyle w:val="Ttulo4"/>
-      </w:pPr>
-      <w:bookmarkStart w:id="97" w:name="_Toc211848146"/>
-      <w:r>
-        <w:rPr>
-          <w:rFonts w:eastAsia="Calibri Light"/>
-          <w:lang w:val="es-ES"/>
-        </w:rPr>
-        <w:t>Implementación de Persistencia de Datos y Sincronización Temporal</w:t>
-      </w:r>
-      <w:bookmarkEnd w:id="97"/>
-    </w:p>
-    <w:p>
-      <w:pPr>
-        <w:spacing w:before="240" w:after="240" w:line="480" w:lineRule="auto"/>
-        <w:rPr>
-          <w:rFonts w:cs="Times New Roman"/>
-          <w:szCs w:val="24"/>
-        </w:rPr>
-      </w:pPr>
-      <w:r>
-        <w:rPr>
-          <w:rFonts w:eastAsia="Calibri Light" w:cs="Times New Roman"/>
-          <w:szCs w:val="24"/>
-          <w:lang w:val="es-ES"/>
-        </w:rPr>
-        <w:t>Para mejorar el sistema de una simple red de transmisión en tiempo real a una plataforma de adquisición de datos robusta, se integraron dos componentes de hardware cruciales: una memoria EEPROM (Electrically Erasable Programmable Read-Only Memory) y un RTC (Real-Time Clock). El objetivo de esta mejora fue dotar a los nodos de la capacidad de almacenar datos de forma persistente y de contextualizar cada evento con una marca de tiempo precisa.</w:t>
-      </w:r>
-    </w:p>
-    <w:p>
-      <w:pPr>
-        <w:pStyle w:val="Ttulo5"/>
-      </w:pPr>
-      <w:bookmarkStart w:id="98" w:name="_Toc211848147"/>
-      <w:r>
-        <w:rPr>
-          <w:rFonts w:eastAsia="Calibri Light"/>
-          <w:lang w:val="es-ES"/>
-        </w:rPr>
-        <w:t>1. Almacenamiento con Memoria EEPROM</w:t>
-      </w:r>
-      <w:bookmarkEnd w:id="98"/>
-      <w:r>
-        <w:rPr>
-          <w:rFonts w:eastAsia="Calibri Light"/>
-          <w:lang w:val="es-ES"/>
-        </w:rPr>
-        <w:t xml:space="preserve"> </w:t>
-      </w:r>
-    </w:p>
-    <w:p>
-      <w:pPr>
-        <w:spacing w:before="240" w:after="240" w:line="480" w:lineRule="auto"/>
-        <w:rPr>
-          <w:rFonts w:cs="Times New Roman"/>
-          <w:szCs w:val="24"/>
-        </w:rPr>
-      </w:pPr>
-      <w:r>
-        <w:rPr>
-          <w:rFonts w:eastAsia="Calibri Light" w:cs="Times New Roman"/>
-          <w:szCs w:val="24"/>
-          <w:lang w:val="es-ES"/>
-        </w:rPr>
-        <w:t>La volatilidad de la memoria RAM de los microcontroladores presenta una limitación significativa para el análisis a largo plazo, ya que cualquier reinicio del sistema o pérdida de energía borra todos los datos de operación, como los contadores de paquetes. Para superar este obstáculo, se implementó una memoria EEPROM en los nodos.</w:t>
-      </w:r>
-    </w:p>
-    <w:p>
-      <w:pPr>
-        <w:spacing w:before="240" w:after="240" w:line="480" w:lineRule="auto"/>
-        <w:rPr>
-          <w:rFonts w:eastAsia="Calibri Light" w:cs="Times New Roman"/>
-          <w:szCs w:val="24"/>
-          <w:lang w:val="es-ES"/>
-        </w:rPr>
-      </w:pPr>
-      <w:r>
-        <w:rPr>
-          <w:rFonts w:eastAsia="Calibri Light" w:cs="Times New Roman"/>
-          <w:szCs w:val="24"/>
-          <w:lang w:val="es-ES"/>
-        </w:rPr>
-        <w:lastRenderedPageBreak/>
-        <w:t>Propósito y Funcionamiento: La función principal de la EEPROM es proporcionar almacenamiento no volátil. En esta implementación, se utilizó para guardar información crítica del último mensaje gestionado por el nodo, como el ID del paquete o el conteo total de paquetes enviados/recibidos.</w:t>
-      </w:r>
-    </w:p>
-    <w:p>
-      <w:pPr>
-        <w:spacing w:before="240" w:after="240" w:line="480" w:lineRule="auto"/>
-        <w:rPr>
-          <w:rFonts w:cs="Times New Roman"/>
-          <w:szCs w:val="24"/>
-        </w:rPr>
-      </w:pPr>
-      <w:r>
-        <w:rPr>
-          <w:rFonts w:eastAsia="Calibri Light" w:cs="Times New Roman"/>
-          <w:szCs w:val="24"/>
-          <w:lang w:val="es-ES"/>
-        </w:rPr>
-        <w:t>Al registrar estos valores en la EEPROM, el estado de la comunicación se preserva incluso si el nodo se apaga o se reinicia. Al volver a encenderse, el nodo puede leer el último estado guardado y continuar su operación sin perder la secuencia. Esto es fundamental para realizar un análisis post-operativo preciso de la fiabilidad de la red, permitiendo calcular con exactitud la tasa de envío y recepción de paquetes a lo largo de ciclos de energía completos.</w:t>
-      </w:r>
-    </w:p>
-    <w:p>
-      <w:pPr>
-        <w:pStyle w:val="Ttulo5"/>
-      </w:pPr>
-      <w:bookmarkStart w:id="99" w:name="_Toc211848148"/>
-      <w:r>
-        <w:rPr>
-          <w:rFonts w:eastAsia="Calibri Light"/>
-        </w:rPr>
-        <w:t>2</w:t>
-      </w:r>
-      <w:r>
-        <w:rPr>
-          <w:rFonts w:eastAsia="Calibri Light"/>
-          <w:lang w:val="es-ES"/>
-        </w:rPr>
-        <w:t xml:space="preserve">. </w:t>
-      </w:r>
-      <w:r>
-        <w:rPr>
-          <w:rFonts w:eastAsia="Calibri Light"/>
-          <w:lang w:val="es-ES"/>
-        </w:rPr>
-        <w:t>Agregando el</w:t>
-      </w:r>
-      <w:r>
-        <w:rPr>
-          <w:rFonts w:eastAsia="Calibri Light"/>
-        </w:rPr>
-        <w:t xml:space="preserve"> Módulo RTC (Real-Time Clock)</w:t>
-      </w:r>
-      <w:bookmarkEnd w:id="99"/>
-      <w:r>
-        <w:rPr>
-          <w:rFonts w:eastAsia="Calibri Light"/>
-        </w:rPr>
-        <w:t xml:space="preserve"> </w:t>
-      </w:r>
-    </w:p>
-    <w:p>
-      <w:pPr>
-        <w:spacing w:before="240" w:after="240" w:line="480" w:lineRule="auto"/>
-        <w:rPr>
-          <w:rFonts w:cs="Times New Roman"/>
-          <w:szCs w:val="24"/>
-          <w:lang w:val="es-ES"/>
-        </w:rPr>
-      </w:pPr>
-      <w:r>
-        <w:rPr>
-          <w:rFonts w:eastAsia="Calibri Light" w:cs="Times New Roman"/>
-          <w:szCs w:val="24"/>
-          <w:lang w:val="es-ES"/>
-        </w:rPr>
-        <w:t xml:space="preserve">Si bien los temporizadores internos de los microcontroladores (como la función </w:t>
-      </w:r>
-      <w:proofErr w:type="gramStart"/>
-      <w:r>
-        <w:rPr>
-          <w:rFonts w:eastAsia="Consolas" w:cs="Times New Roman"/>
-          <w:szCs w:val="24"/>
-          <w:lang w:val="es-ES"/>
-        </w:rPr>
-        <w:t>millis(</w:t>
-      </w:r>
-      <w:proofErr w:type="gramEnd"/>
-      <w:r>
-        <w:rPr>
-          <w:rFonts w:eastAsia="Consolas" w:cs="Times New Roman"/>
-          <w:szCs w:val="24"/>
-          <w:lang w:val="es-ES"/>
-        </w:rPr>
-        <w:t>)</w:t>
-      </w:r>
-      <w:r>
-        <w:rPr>
-          <w:rFonts w:eastAsia="Calibri Light" w:cs="Times New Roman"/>
-          <w:szCs w:val="24"/>
-          <w:lang w:val="es-ES"/>
-        </w:rPr>
-        <w:t>) son útiles para medir intervalos cortos, no son adecuados para registrar la hora y fecha de eventos en el mundo real, ya que se reinician con el dispositivo y pueden tener desviaciones significativas con el tiempo.</w:t>
-      </w:r>
-    </w:p>
-    <w:p>
-      <w:pPr>
-        <w:spacing w:before="240" w:after="240" w:line="480" w:lineRule="auto"/>
-        <w:rPr>
-          <w:rFonts w:eastAsia="Calibri Light" w:cs="Times New Roman"/>
-          <w:szCs w:val="24"/>
-          <w:lang w:val="es-ES"/>
-        </w:rPr>
-      </w:pPr>
-      <w:r>
-        <w:rPr>
-          <w:rFonts w:eastAsia="Calibri Light" w:cs="Times New Roman"/>
-          <w:szCs w:val="24"/>
-          <w:lang w:val="es-ES"/>
-        </w:rPr>
-        <w:t>Propósito y Funcionamiento: Para solucionar esto, se integró un módulo RTC, como el DS3231. Este dispositivo es un reloj de alta precisión, respaldado por su propia batería tipo moneda, que mantiene la hora, fecha y día de la semana de forma continua e independiente del estado del microcontrolador principal.</w:t>
-      </w:r>
-    </w:p>
-    <w:p>
-      <w:pPr>
-        <w:spacing w:before="240" w:after="240" w:line="480" w:lineRule="auto"/>
-        <w:rPr>
-          <w:rFonts w:cs="Times New Roman"/>
-          <w:szCs w:val="24"/>
-        </w:rPr>
-      </w:pPr>
-      <w:r>
-        <w:rPr>
-          <w:rFonts w:eastAsia="Calibri Light" w:cs="Times New Roman"/>
-          <w:szCs w:val="24"/>
-          <w:lang w:val="es-ES"/>
-        </w:rPr>
-        <w:t xml:space="preserve">La implementación del RTC en el nodo </w:t>
-      </w:r>
-      <w:r>
-        <w:rPr>
-          <w:rFonts w:eastAsia="Calibri Light" w:cs="Times New Roman"/>
-          <w:szCs w:val="24"/>
-          <w:lang w:val="es-ES"/>
-        </w:rPr>
-        <w:t>sensor y en el nodo coordinador</w:t>
-      </w:r>
-      <w:r>
-        <w:rPr>
-          <w:rFonts w:eastAsia="Calibri Light" w:cs="Times New Roman"/>
-          <w:szCs w:val="24"/>
-          <w:lang w:val="es-ES"/>
-        </w:rPr>
-        <w:t xml:space="preserve"> permite</w:t>
-      </w:r>
-      <w:r>
-        <w:rPr>
-          <w:rFonts w:eastAsia="Calibri Light" w:cs="Times New Roman"/>
-          <w:szCs w:val="24"/>
-          <w:lang w:val="es-ES"/>
-        </w:rPr>
-        <w:t>n</w:t>
-      </w:r>
-      <w:r>
-        <w:rPr>
-          <w:rFonts w:eastAsia="Calibri Light" w:cs="Times New Roman"/>
-          <w:szCs w:val="24"/>
-          <w:lang w:val="es-ES"/>
-        </w:rPr>
-        <w:t xml:space="preserve"> que cada vez que se recibe un paquete de datos, este sea estampado con la fecha y hora exactas de su llegada. Esta capacidad es invaluable para:</w:t>
-      </w:r>
-    </w:p>
-    <w:p>
-      <w:pPr>
-        <w:rPr>
-          <w:rFonts w:eastAsia="Calibri Light" w:cs="Times New Roman"/>
-          <w:b/>
-          <w:bCs/>
-          <w:szCs w:val="24"/>
-          <w:lang w:val="es-ES"/>
-        </w:rPr>
-      </w:pPr>
-      <w:r>
-        <w:rPr>
-          <w:rFonts w:eastAsia="Calibri Light" w:cs="Times New Roman"/>
-          <w:b/>
-          <w:bCs/>
-          <w:szCs w:val="24"/>
-          <w:lang w:val="es-ES"/>
-        </w:rPr>
-        <w:br w:type="page"/>
-      </w:r>
-    </w:p>
-    <w:p>
-      <w:pPr>
-        <w:pStyle w:val="Prrafodelista"/>
-        <w:numPr>
-          <w:ilvl w:val="0"/>
-          <w:numId w:val="83"/>
-        </w:numPr>
-        <w:spacing w:before="240" w:after="240" w:line="480" w:lineRule="auto"/>
-        <w:rPr>
-          <w:rFonts w:eastAsia="Calibri Light" w:cs="Times New Roman"/>
-          <w:szCs w:val="24"/>
-          <w:lang w:val="es-ES"/>
-        </w:rPr>
-      </w:pPr>
-      <w:r>
-        <w:rPr>
-          <w:rFonts w:eastAsia="Calibri Light" w:cs="Times New Roman"/>
-          <w:b/>
-          <w:bCs/>
-          <w:szCs w:val="24"/>
-          <w:lang w:val="es-ES"/>
-        </w:rPr>
-        <w:lastRenderedPageBreak/>
-        <w:t>Analizar patrones temporales:</w:t>
-      </w:r>
-      <w:r>
-        <w:rPr>
-          <w:rFonts w:eastAsia="Calibri Light" w:cs="Times New Roman"/>
-          <w:szCs w:val="24"/>
-          <w:lang w:val="es-ES"/>
-        </w:rPr>
-        <w:t xml:space="preserve"> Permite identificar a qué horas del día se producen más pérdidas de paquetes, lo que puede estar relacionado con interferencias externas.</w:t>
-      </w:r>
-    </w:p>
-    <w:p>
-      <w:pPr>
-        <w:pStyle w:val="Prrafodelista"/>
-        <w:numPr>
-          <w:ilvl w:val="0"/>
-          <w:numId w:val="83"/>
-        </w:numPr>
-        <w:spacing w:before="240" w:after="240" w:line="480" w:lineRule="auto"/>
-        <w:rPr>
-          <w:rFonts w:eastAsia="Calibri Light" w:cs="Times New Roman"/>
-          <w:szCs w:val="24"/>
-          <w:lang w:val="es-ES"/>
-        </w:rPr>
-      </w:pPr>
-      <w:r>
-        <w:rPr>
-          <w:rFonts w:eastAsia="Calibri Light" w:cs="Times New Roman"/>
-          <w:b/>
-          <w:bCs/>
-          <w:szCs w:val="24"/>
-          <w:lang w:val="es-ES"/>
-        </w:rPr>
-        <w:t>Diagnosticar fallos:</w:t>
-      </w:r>
-      <w:r>
-        <w:rPr>
-          <w:rFonts w:eastAsia="Calibri Light" w:cs="Times New Roman"/>
-          <w:szCs w:val="24"/>
-          <w:lang w:val="es-ES"/>
-        </w:rPr>
-        <w:t xml:space="preserve"> Si un nodo sensor deja de transmitir, el timestamp del último mensaje recibido indica con precisión cuándo ocurrió el fallo.</w:t>
-      </w:r>
-    </w:p>
-    <w:p>
-      <w:pPr>
-        <w:pStyle w:val="Prrafodelista"/>
-        <w:numPr>
-          <w:ilvl w:val="0"/>
-          <w:numId w:val="83"/>
+          <w:numId w:val="81"/>
         </w:numPr>
         <w:spacing w:before="240" w:after="240" w:line="480" w:lineRule="auto"/>
         <w:rPr>
@@ -29406,24 +29023,14 @@
       <w:r>
         <w:t xml:space="preserve">Ilustración </w:t>
       </w:r>
-      <w:r>
-        <w:fldChar w:fldCharType="begin"/>
-      </w:r>
-      <w:r>
-        <w:instrText xml:space="preserve"> SEQ Ilustración \* ARABIC </w:instrText>
-      </w:r>
-      <w:r>
-        <w:fldChar w:fldCharType="separate"/>
-      </w:r>
-      <w:r>
-        <w:rPr>
-          <w:noProof/>
-        </w:rPr>
-        <w:t>15</w:t>
-      </w:r>
-      <w:r>
-        <w:fldChar w:fldCharType="end"/>
-      </w:r>
+      <w:fldSimple w:instr=" SEQ Ilustración \* ARABIC ">
+        <w:r>
+          <w:rPr>
+            <w:noProof/>
+          </w:rPr>
+          <w:t>15</w:t>
+        </w:r>
+      </w:fldSimple>
       <w:r>
         <w:t xml:space="preserve">. </w:t>
       </w:r>
@@ -29441,16 +29048,71 @@
       </w:r>
     </w:p>
     <w:p/>
+    <w:p>
+      <w:pPr>
+        <w:pStyle w:val="Ttulo3"/>
+      </w:pPr>
+      <w:r>
+        <w:t xml:space="preserve">Realización de diversos códigos para control y muestreo </w:t>
+      </w:r>
+    </w:p>
+    <w:p>
+      <w:r>
+        <w:t>Lo que siguió fue la fase de integración final. Como ya teníamos la librería UniversalRadioWSN funcionando correctamente y contábamos con las librerías de optimización (CodecWSN, EnergyWSN, AdaptiveTXWSN) probadas de forma individual, el siguiente paso fue hacer que todo trabajara en conjunto.</w:t>
+      </w:r>
+    </w:p>
+    <w:p>
+      <w:r>
+        <w:t>Fue un trabajo largo y meticuloso, pero nuestros esfuerzos anteriores por diseñar todo de forma modular y como librerías independientes hicieron que este proceso fuera mucho más manejable. En gran medida, la tarea se simplificó a importar las librerías correspondientes y llamar a sus funciones en el orden correcto. Durante esta integración, encontramos pequeños problemas de compatibilidad y lógica, que</w:t>
+      </w:r>
+      <w:r>
+        <w:t>,</w:t>
+      </w:r>
+      <w:r>
+        <w:t xml:space="preserve"> si bien no eran graves, requerían ser solucionados para obtener un código final limpio, mantenible y completamente funcional.</w:t>
+      </w:r>
+    </w:p>
+    <w:p>
+      <w:r>
+        <w:t>El resultado de este trabajo fue un conjunto de sketches de prueba definitivos. Tomamos como base nuestro EmisorUniversal.ino (capaz de cambiar de radio con una sola línea de código) y, sobre él, generamos un sketch individual de envío y recepción para cada una de nuestras librerías de mejora. Esto se hizo con la finalidad de validar su capacidad de recepción y medir el consumo energético de cada optimización por separado.</w:t>
+      </w:r>
+    </w:p>
     <w:p/>
     <w:p>
-      <w:pPr>
-        <w:rPr>
-          <w:rFonts w:asciiTheme="majorHAnsi" w:eastAsiaTheme="majorEastAsia" w:hAnsiTheme="majorHAnsi" w:cstheme="majorBidi"/>
+      <w:r>
+        <w:t xml:space="preserve">Además, generamos sketches para cada una de las mezclas posibles de nuestras librerías de ahorro energético, para así medir cómo interactuaban entre sí. Finalmente, creamos la versión </w:t>
+      </w:r>
+      <w:r>
+        <w:lastRenderedPageBreak/>
+        <w:t>más óptima de todas: un sketch que une las tres librerías (CodecWSN, EnergyWSN y AdaptiveTXWSN) en un único sistema. El objetivo de esta versión final es poder medirla y compararla con el prototipo base para ver realmente cuánto hemos avanzado y cuantificar la mejora total lograda.</w:t>
+      </w:r>
+    </w:p>
+    <w:p/>
+    <w:p>
+      <w:pPr>
+        <w:pStyle w:val="Ttulo3"/>
+      </w:pPr>
+      <w:r>
+        <w:t>Trabajando con paneles solares</w:t>
+      </w:r>
+    </w:p>
+    <w:p>
+      <w:pPr>
+        <w:rPr>
           <w:color w:val="2F5496" w:themeColor="accent1" w:themeShade="BF"/>
           <w:sz w:val="26"/>
           <w:szCs w:val="26"/>
         </w:rPr>
       </w:pPr>
+      <w:r>
+        <w:t xml:space="preserve">Habiendo llevado nuestras optimizaciones de eficiencia energética al límite, el siguiente paso lógico es abordar el problema fundamental de la autonomía desde la otra dirección: la recolección de energía. Para ello, planeamos implementar paneles solares. El objetivo ya no es solo hacer que la batería dure el mayor tiempo posible, sino crear nodos sensores que puedan recargarse a sí mismos y, en teoría, operar de forma indefinida. Este es un paso crucial para lograr un sistema verdaderamente autónomo y auto-sostenible. Sin embargo, para esta fase solo contamos con dos pares de paneles solares de diferentes características. Esto define nuestra experimentación: será un estudio puramente comparativo. El plan es integrar cada tipo de panel a nuestros prototipos optimizados para medir y analizar cuál de los dos es más eficiente para recargar las baterías bajo las condiciones de luz reales de nuestro entorno, considerando factores como su tamaño, voltaje de salida y rendimiento </w:t>
+      </w:r>
+      <w:r>
+        <w:t>real</w:t>
+      </w:r>
+      <w:r>
+        <w:t>.</w:t>
+      </w:r>
       <w:r>
         <w:br w:type="page"/>
       </w:r>
@@ -29567,15 +29229,7 @@
         </w:numPr>
       </w:pPr>
       <w:r>
-        <w:t xml:space="preserve">Medición de Tiempos: Con el código original, usamos la función </w:t>
-      </w:r>
-      <w:proofErr w:type="gramStart"/>
-      <w:r>
-        <w:t>millis(</w:t>
-      </w:r>
-      <w:proofErr w:type="gramEnd"/>
-      <w:r>
-        <w:t>) para medir con precisión la duración del estado de trabajo (</w:t>
+        <w:t>Medición de Tiempos: Con el código original, usamos la función millis() para medir con precisión la duración del estado de trabajo (</w:t>
       </w:r>
       <w:r>
         <w:rPr>
@@ -30131,24 +29785,14 @@
       <w:r>
         <w:t xml:space="preserve">Ilustración </w:t>
       </w:r>
-      <w:r>
-        <w:fldChar w:fldCharType="begin"/>
-      </w:r>
-      <w:r>
-        <w:instrText xml:space="preserve"> SEQ Ilustración \* ARABIC </w:instrText>
-      </w:r>
-      <w:r>
-        <w:fldChar w:fldCharType="separate"/>
-      </w:r>
-      <w:r>
-        <w:rPr>
-          <w:noProof/>
-        </w:rPr>
-        <w:t>16</w:t>
-      </w:r>
-      <w:r>
-        <w:fldChar w:fldCharType="end"/>
-      </w:r>
+      <w:fldSimple w:instr=" SEQ Ilustración \* ARABIC ">
+        <w:r>
+          <w:rPr>
+            <w:noProof/>
+          </w:rPr>
+          <w:t>16</w:t>
+        </w:r>
+      </w:fldSimple>
       <w:r>
         <w:t xml:space="preserve">. </w:t>
       </w:r>
@@ -30244,24 +29888,14 @@
       <w:r>
         <w:t xml:space="preserve">Ilustración </w:t>
       </w:r>
-      <w:r>
-        <w:fldChar w:fldCharType="begin"/>
-      </w:r>
-      <w:r>
-        <w:instrText xml:space="preserve"> SEQ Ilustración \* ARABIC </w:instrText>
-      </w:r>
-      <w:r>
-        <w:fldChar w:fldCharType="separate"/>
-      </w:r>
-      <w:r>
-        <w:rPr>
-          <w:noProof/>
-        </w:rPr>
-        <w:t>17</w:t>
-      </w:r>
-      <w:r>
-        <w:fldChar w:fldCharType="end"/>
-      </w:r>
+      <w:fldSimple w:instr=" SEQ Ilustración \* ARABIC ">
+        <w:r>
+          <w:rPr>
+            <w:noProof/>
+          </w:rPr>
+          <w:t>17</w:t>
+        </w:r>
+      </w:fldSimple>
       <w:r>
         <w:t xml:space="preserve">. </w:t>
       </w:r>
@@ -30607,7 +30241,7 @@
       <w:pPr>
         <w:numPr>
           <w:ilvl w:val="0"/>
-          <w:numId w:val="71"/>
+          <w:numId w:val="69"/>
         </w:numPr>
         <w:spacing w:line="480" w:lineRule="auto"/>
         <w:rPr>
@@ -30785,24 +30419,14 @@
       <w:r>
         <w:t xml:space="preserve">Ecuación </w:t>
       </w:r>
-      <w:r>
-        <w:fldChar w:fldCharType="begin"/>
-      </w:r>
-      <w:r>
-        <w:instrText xml:space="preserve"> SEQ Ecuación \* ARABIC </w:instrText>
-      </w:r>
-      <w:r>
-        <w:fldChar w:fldCharType="separate"/>
-      </w:r>
-      <w:r>
-        <w:rPr>
-          <w:noProof/>
-        </w:rPr>
-        <w:t>1</w:t>
-      </w:r>
-      <w:r>
-        <w:fldChar w:fldCharType="end"/>
-      </w:r>
+      <w:fldSimple w:instr=" SEQ Ecuación \* ARABIC ">
+        <w:r>
+          <w:rPr>
+            <w:noProof/>
+          </w:rPr>
+          <w:t>1</w:t>
+        </w:r>
+      </w:fldSimple>
       <w:r>
         <w:t>. Fórmula para calcular la pé</w:t>
       </w:r>
@@ -30980,24 +30604,14 @@
       <w:r>
         <w:t xml:space="preserve">Ecuación </w:t>
       </w:r>
-      <w:r>
-        <w:fldChar w:fldCharType="begin"/>
-      </w:r>
-      <w:r>
-        <w:instrText xml:space="preserve"> SEQ Ecuación \* ARABIC </w:instrText>
-      </w:r>
-      <w:r>
-        <w:fldChar w:fldCharType="separate"/>
-      </w:r>
-      <w:r>
-        <w:rPr>
-          <w:noProof/>
-        </w:rPr>
-        <w:t>2</w:t>
-      </w:r>
-      <w:r>
-        <w:fldChar w:fldCharType="end"/>
-      </w:r>
+      <w:fldSimple w:instr=" SEQ Ecuación \* ARABIC ">
+        <w:r>
+          <w:rPr>
+            <w:noProof/>
+          </w:rPr>
+          <w:t>2</w:t>
+        </w:r>
+      </w:fldSimple>
       <w:r>
         <w:t>. Fórmula para calcular la taza de pérdida</w:t>
       </w:r>
@@ -31191,7 +30805,7 @@
       <w:pPr>
         <w:numPr>
           <w:ilvl w:val="0"/>
-          <w:numId w:val="72"/>
+          <w:numId w:val="70"/>
         </w:numPr>
         <w:spacing w:line="480" w:lineRule="auto"/>
         <w:rPr>
@@ -31220,7 +30834,7 @@
       <w:pPr>
         <w:numPr>
           <w:ilvl w:val="0"/>
-          <w:numId w:val="73"/>
+          <w:numId w:val="71"/>
         </w:numPr>
         <w:spacing w:line="480" w:lineRule="auto"/>
         <w:rPr>
@@ -31249,7 +30863,7 @@
       <w:pPr>
         <w:numPr>
           <w:ilvl w:val="0"/>
-          <w:numId w:val="74"/>
+          <w:numId w:val="72"/>
         </w:numPr>
         <w:spacing w:line="480" w:lineRule="auto"/>
         <w:rPr>
@@ -31509,7 +31123,7 @@
         <w:pStyle w:val="Prrafodelista"/>
         <w:numPr>
           <w:ilvl w:val="0"/>
-          <w:numId w:val="75"/>
+          <w:numId w:val="73"/>
         </w:numPr>
         <w:spacing w:before="240" w:after="240" w:line="480" w:lineRule="auto"/>
         <w:rPr>
@@ -31542,7 +31156,7 @@
         <w:pStyle w:val="Prrafodelista"/>
         <w:numPr>
           <w:ilvl w:val="0"/>
-          <w:numId w:val="75"/>
+          <w:numId w:val="73"/>
         </w:numPr>
         <w:spacing w:before="240" w:after="240" w:line="480" w:lineRule="auto"/>
         <w:rPr>
@@ -31590,7 +31204,7 @@
         <w:pStyle w:val="Prrafodelista"/>
         <w:numPr>
           <w:ilvl w:val="0"/>
-          <w:numId w:val="75"/>
+          <w:numId w:val="73"/>
         </w:numPr>
         <w:spacing w:before="240" w:after="240" w:line="480" w:lineRule="auto"/>
         <w:rPr>
@@ -31779,7 +31393,7 @@
         <w:pStyle w:val="Prrafodelista"/>
         <w:numPr>
           <w:ilvl w:val="0"/>
-          <w:numId w:val="76"/>
+          <w:numId w:val="74"/>
         </w:numPr>
       </w:pPr>
       <w:r>
@@ -31798,7 +31412,7 @@
         <w:pStyle w:val="Prrafodelista"/>
         <w:numPr>
           <w:ilvl w:val="0"/>
-          <w:numId w:val="76"/>
+          <w:numId w:val="74"/>
         </w:numPr>
       </w:pPr>
       <w:r>
@@ -31817,7 +31431,7 @@
         <w:pStyle w:val="Prrafodelista"/>
         <w:numPr>
           <w:ilvl w:val="0"/>
-          <w:numId w:val="76"/>
+          <w:numId w:val="74"/>
         </w:numPr>
         <w:spacing w:line="480" w:lineRule="auto"/>
         <w:rPr>
@@ -31952,7 +31566,7 @@
         <w:pStyle w:val="Prrafodelista"/>
         <w:numPr>
           <w:ilvl w:val="0"/>
-          <w:numId w:val="77"/>
+          <w:numId w:val="75"/>
         </w:numPr>
         <w:spacing w:before="240" w:after="240"/>
         <w:rPr>
@@ -31973,7 +31587,7 @@
         <w:pStyle w:val="Prrafodelista"/>
         <w:numPr>
           <w:ilvl w:val="0"/>
-          <w:numId w:val="77"/>
+          <w:numId w:val="75"/>
         </w:numPr>
         <w:spacing w:before="240" w:after="240"/>
         <w:rPr>
@@ -31994,7 +31608,7 @@
         <w:pStyle w:val="Prrafodelista"/>
         <w:numPr>
           <w:ilvl w:val="0"/>
-          <w:numId w:val="77"/>
+          <w:numId w:val="75"/>
         </w:numPr>
         <w:spacing w:before="240" w:after="240"/>
         <w:rPr>
@@ -32015,7 +31629,7 @@
         <w:pStyle w:val="Prrafodelista"/>
         <w:numPr>
           <w:ilvl w:val="0"/>
-          <w:numId w:val="77"/>
+          <w:numId w:val="75"/>
         </w:numPr>
         <w:spacing w:before="240" w:after="240"/>
         <w:rPr>
@@ -32036,7 +31650,7 @@
         <w:pStyle w:val="Prrafodelista"/>
         <w:numPr>
           <w:ilvl w:val="0"/>
-          <w:numId w:val="77"/>
+          <w:numId w:val="75"/>
         </w:numPr>
         <w:spacing w:before="240" w:after="240"/>
         <w:rPr>
@@ -32057,7 +31671,7 @@
         <w:pStyle w:val="Prrafodelista"/>
         <w:numPr>
           <w:ilvl w:val="0"/>
-          <w:numId w:val="77"/>
+          <w:numId w:val="75"/>
         </w:numPr>
         <w:spacing w:before="240" w:after="240"/>
         <w:rPr>
@@ -32154,7 +31768,7 @@
         <w:pStyle w:val="Prrafodelista"/>
         <w:numPr>
           <w:ilvl w:val="0"/>
-          <w:numId w:val="78"/>
+          <w:numId w:val="76"/>
         </w:numPr>
         <w:spacing w:before="240" w:after="240" w:line="480" w:lineRule="auto"/>
         <w:rPr>
@@ -32187,7 +31801,7 @@
         <w:pStyle w:val="Prrafodelista"/>
         <w:numPr>
           <w:ilvl w:val="0"/>
-          <w:numId w:val="78"/>
+          <w:numId w:val="76"/>
         </w:numPr>
         <w:spacing w:before="240" w:after="240" w:line="480" w:lineRule="auto"/>
         <w:rPr>
@@ -32220,7 +31834,7 @@
         <w:pStyle w:val="Prrafodelista"/>
         <w:numPr>
           <w:ilvl w:val="0"/>
-          <w:numId w:val="78"/>
+          <w:numId w:val="76"/>
         </w:numPr>
         <w:spacing w:before="240" w:after="240" w:line="480" w:lineRule="auto"/>
         <w:rPr>
@@ -32743,15 +32357,7 @@
         <w:jc w:val="center"/>
       </w:pPr>
       <w:r>
-        <w:t xml:space="preserve">PROBLEMAS AL IMPLEMENTAR LA LIBRERÍA EN EL CODIGO </w:t>
-      </w:r>
-      <w:proofErr w:type="gramStart"/>
-      <w:r>
-        <w:t>UNIVERSAL :</w:t>
-      </w:r>
-      <w:proofErr w:type="gramEnd"/>
-      <w:r>
-        <w:t xml:space="preserve"> CODEC:</w:t>
+        <w:t>PROBLEMAS AL IMPLEMENTAR LA LIBRERÍA EN EL CODIGO UNIVERSAL : CODEC:</w:t>
       </w:r>
     </w:p>
     <w:p>
@@ -33096,13 +32702,8 @@
         </w:rPr>
         <w:t xml:space="preserve"> 1 </w:t>
       </w:r>
-      <w:proofErr w:type="gramStart"/>
-      <w:r>
-        <w:t>Una</w:t>
-      </w:r>
-      <w:proofErr w:type="gramEnd"/>
-      <w:r>
-        <w:t xml:space="preserve"> alternativa de bajo costo es usar un </w:t>
+      <w:r>
+        <w:t xml:space="preserve">Una alternativa de bajo costo es usar un </w:t>
       </w:r>
       <w:r>
         <w:rPr>
@@ -33309,15 +32910,7 @@
         </w:numPr>
       </w:pPr>
       <w:r>
-        <w:t xml:space="preserve">Al día siguiente, en condiciones lo más similares posible, repite el experimento </w:t>
-      </w:r>
-      <w:proofErr w:type="gramStart"/>
-      <w:r>
-        <w:t>exacto</w:t>
-      </w:r>
-      <w:proofErr w:type="gramEnd"/>
-      <w:r>
-        <w:t xml:space="preserve"> pero con el </w:t>
+        <w:t xml:space="preserve">Al día siguiente, en condiciones lo más similares posible, repite el experimento exacto pero con el </w:t>
       </w:r>
       <w:r>
         <w:rPr>
@@ -33804,15 +33397,7 @@
         <w:t>Un consejo adicional para darle más rigor científico:</w:t>
       </w:r>
       <w:r>
-        <w:t xml:space="preserve"> Si tienes acceso a un multímetro de alta precisión, realiza una validación de tus sensores. Mide el consumo de corriente con el multímetro y compáralo con lo que reporta tu sensor INA219. Reportar el margen de error (ej. "nuestras mediciones a bordo tienen un error inferior al 5% comparado con un multímetro de laboratorio") </w:t>
-      </w:r>
-      <w:proofErr w:type="gramStart"/>
-      <w:r>
-        <w:t>le</w:t>
-      </w:r>
-      <w:proofErr w:type="gramEnd"/>
-      <w:r>
-        <w:t xml:space="preserve"> da una gran credibilidad a tus resultados.</w:t>
+        <w:t xml:space="preserve"> Si tienes acceso a un multímetro de alta precisión, realiza una validación de tus sensores. Mide el consumo de corriente con el multímetro y compáralo con lo que reporta tu sensor INA219. Reportar el margen de error (ej. "nuestras mediciones a bordo tienen un error inferior al 5% comparado con un multímetro de laboratorio") le da una gran credibilidad a tus resultados.</w:t>
       </w:r>
       <w:r>
         <w:rPr>
@@ -34159,7 +33744,7 @@
 </file>
 
 <file path=word/endnotes.xml><?xml version="1.0" encoding="utf-8"?>
-<w:endnotes xmlns:wpc="http://schemas.microsoft.com/office/word/2010/wordprocessingCanvas" xmlns:cx="http://schemas.microsoft.com/office/drawing/2014/chartex" xmlns:cx1="http://schemas.microsoft.com/office/drawing/2015/9/8/chartex" xmlns:cx2="http://schemas.microsoft.com/office/drawing/2015/10/21/chartex" xmlns:cx3="http://schemas.microsoft.com/office/drawing/2016/5/9/chartex" xmlns:cx4="http://schemas.microsoft.com/office/drawing/2016/5/10/chartex" xmlns:cx5="http://schemas.microsoft.com/office/drawing/2016/5/11/chartex" xmlns:cx6="http://schemas.microsoft.com/office/drawing/2016/5/12/chartex" xmlns:cx7="http://schemas.microsoft.com/office/drawing/2016/5/13/chartex" xmlns:cx8="http://schemas.microsoft.com/office/drawing/2016/5/14/chartex" xmlns:mc="http://schemas.openxmlformats.org/markup-compatibility/2006" xmlns:aink="http://schemas.microsoft.com/office/drawing/2016/ink" xmlns:am3d="http://schemas.microsoft.com/office/drawing/2017/model3d" xmlns:o="urn:schemas-microsoft-com:office:office" xmlns:oel="http://schemas.microsoft.com/office/2019/extlst" xmlns:r="http://schemas.openxmlformats.org/officeDocument/2006/relationships" xmlns:m="http://schemas.openxmlformats.org/officeDocument/2006/math" xmlns:v="urn:schemas-microsoft-com:vml" xmlns:wp14="http://schemas.microsoft.com/office/word/2010/wordprocessingDrawing" xmlns:wp="http://schemas.openxmlformats.org/drawingml/2006/wordprocessingDrawing" xmlns:w10="urn:schemas-microsoft-com:office:word" xmlns:w="http://schemas.openxmlformats.org/wordprocessingml/2006/main" xmlns:w14="http://schemas.microsoft.com/office/word/2010/wordml" xmlns:w15="http://schemas.microsoft.com/office/word/2012/wordml" xmlns:w16cex="http://schemas.microsoft.com/office/word/2018/wordml/cex" xmlns:w16cid="http://schemas.microsoft.com/office/word/2016/wordml/cid" xmlns:w16="http://schemas.microsoft.com/office/word/2018/wordml" xmlns:w16sdtdh="http://schemas.microsoft.com/office/word/2020/wordml/sdtdatahash" xmlns:w16se="http://schemas.microsoft.com/office/word/2015/wordml/symex" xmlns:wpg="http://schemas.microsoft.com/office/word/2010/wordprocessingGroup" xmlns:wpi="http://schemas.microsoft.com/office/word/2010/wordprocessingInk" xmlns:wne="http://schemas.microsoft.com/office/word/2006/wordml" xmlns:wps="http://schemas.microsoft.com/office/word/2010/wordprocessingShape" mc:Ignorable="w14 w15 w16se w16cid w16 w16cex w16sdtdh wp14">
+<w:endnotes xmlns:wpc="http://schemas.microsoft.com/office/word/2010/wordprocessingCanvas" xmlns:cx="http://schemas.microsoft.com/office/drawing/2014/chartex" xmlns:cx1="http://schemas.microsoft.com/office/drawing/2015/9/8/chartex" xmlns:cx2="http://schemas.microsoft.com/office/drawing/2015/10/21/chartex" xmlns:cx3="http://schemas.microsoft.com/office/drawing/2016/5/9/chartex" xmlns:cx4="http://schemas.microsoft.com/office/drawing/2016/5/10/chartex" xmlns:cx5="http://schemas.microsoft.com/office/drawing/2016/5/11/chartex" xmlns:cx6="http://schemas.microsoft.com/office/drawing/2016/5/12/chartex" xmlns:cx7="http://schemas.microsoft.com/office/drawing/2016/5/13/chartex" xmlns:cx8="http://schemas.microsoft.com/office/drawing/2016/5/14/chartex" xmlns:mc="http://schemas.openxmlformats.org/markup-compatibility/2006" xmlns:aink="http://schemas.microsoft.com/office/drawing/2016/ink" xmlns:am3d="http://schemas.microsoft.com/office/drawing/2017/model3d" xmlns:o="urn:schemas-microsoft-com:office:office" xmlns:r="http://schemas.openxmlformats.org/officeDocument/2006/relationships" xmlns:m="http://schemas.openxmlformats.org/officeDocument/2006/math" xmlns:v="urn:schemas-microsoft-com:vml" xmlns:wp14="http://schemas.microsoft.com/office/word/2010/wordprocessingDrawing" xmlns:wp="http://schemas.openxmlformats.org/drawingml/2006/wordprocessingDrawing" xmlns:w10="urn:schemas-microsoft-com:office:word" xmlns:w="http://schemas.openxmlformats.org/wordprocessingml/2006/main" xmlns:w14="http://schemas.microsoft.com/office/word/2010/wordml" xmlns:w15="http://schemas.microsoft.com/office/word/2012/wordml" xmlns:w16cex="http://schemas.microsoft.com/office/word/2018/wordml/cex" xmlns:w16cid="http://schemas.microsoft.com/office/word/2016/wordml/cid" xmlns:w16="http://schemas.microsoft.com/office/word/2018/wordml" xmlns:w16sdtdh="http://schemas.microsoft.com/office/word/2020/wordml/sdtdatahash" xmlns:w16se="http://schemas.microsoft.com/office/word/2015/wordml/symex" xmlns:wpg="http://schemas.microsoft.com/office/word/2010/wordprocessingGroup" xmlns:wpi="http://schemas.microsoft.com/office/word/2010/wordprocessingInk" xmlns:wne="http://schemas.microsoft.com/office/word/2006/wordml" xmlns:wps="http://schemas.microsoft.com/office/word/2010/wordprocessingShape" mc:Ignorable="w14 w15 w16se w16cid w16 w16cex w16sdtdh wp14">
   <w:endnote w:type="separator" w:id="-1">
     <w:p>
       <w:pPr>
@@ -34191,7 +33776,7 @@
 </file>
 
 <file path=word/footer1.xml><?xml version="1.0" encoding="utf-8"?>
-<w:ftr xmlns:wpc="http://schemas.microsoft.com/office/word/2010/wordprocessingCanvas" xmlns:cx="http://schemas.microsoft.com/office/drawing/2014/chartex" xmlns:cx1="http://schemas.microsoft.com/office/drawing/2015/9/8/chartex" xmlns:cx2="http://schemas.microsoft.com/office/drawing/2015/10/21/chartex" xmlns:cx3="http://schemas.microsoft.com/office/drawing/2016/5/9/chartex" xmlns:cx4="http://schemas.microsoft.com/office/drawing/2016/5/10/chartex" xmlns:cx5="http://schemas.microsoft.com/office/drawing/2016/5/11/chartex" xmlns:cx6="http://schemas.microsoft.com/office/drawing/2016/5/12/chartex" xmlns:cx7="http://schemas.microsoft.com/office/drawing/2016/5/13/chartex" xmlns:cx8="http://schemas.microsoft.com/office/drawing/2016/5/14/chartex" xmlns:mc="http://schemas.openxmlformats.org/markup-compatibility/2006" xmlns:aink="http://schemas.microsoft.com/office/drawing/2016/ink" xmlns:am3d="http://schemas.microsoft.com/office/drawing/2017/model3d" xmlns:o="urn:schemas-microsoft-com:office:office" xmlns:oel="http://schemas.microsoft.com/office/2019/extlst" xmlns:r="http://schemas.openxmlformats.org/officeDocument/2006/relationships" xmlns:m="http://schemas.openxmlformats.org/officeDocument/2006/math" xmlns:v="urn:schemas-microsoft-com:vml" xmlns:wp14="http://schemas.microsoft.com/office/word/2010/wordprocessingDrawing" xmlns:wp="http://schemas.openxmlformats.org/drawingml/2006/wordprocessingDrawing" xmlns:w10="urn:schemas-microsoft-com:office:word" xmlns:w="http://schemas.openxmlformats.org/wordprocessingml/2006/main" xmlns:w14="http://schemas.microsoft.com/office/word/2010/wordml" xmlns:w15="http://schemas.microsoft.com/office/word/2012/wordml" xmlns:w16cex="http://schemas.microsoft.com/office/word/2018/wordml/cex" xmlns:w16cid="http://schemas.microsoft.com/office/word/2016/wordml/cid" xmlns:w16="http://schemas.microsoft.com/office/word/2018/wordml" xmlns:w16sdtdh="http://schemas.microsoft.com/office/word/2020/wordml/sdtdatahash" xmlns:w16se="http://schemas.microsoft.com/office/word/2015/wordml/symex" xmlns:wpg="http://schemas.microsoft.com/office/word/2010/wordprocessingGroup" xmlns:wpi="http://schemas.microsoft.com/office/word/2010/wordprocessingInk" xmlns:wne="http://schemas.microsoft.com/office/word/2006/wordml" xmlns:wps="http://schemas.microsoft.com/office/word/2010/wordprocessingShape" mc:Ignorable="w14 w15 w16se w16cid w16 w16cex w16sdtdh wp14">
+<w:ftr xmlns:wpc="http://schemas.microsoft.com/office/word/2010/wordprocessingCanvas" xmlns:cx="http://schemas.microsoft.com/office/drawing/2014/chartex" xmlns:cx1="http://schemas.microsoft.com/office/drawing/2015/9/8/chartex" xmlns:cx2="http://schemas.microsoft.com/office/drawing/2015/10/21/chartex" xmlns:cx3="http://schemas.microsoft.com/office/drawing/2016/5/9/chartex" xmlns:cx4="http://schemas.microsoft.com/office/drawing/2016/5/10/chartex" xmlns:cx5="http://schemas.microsoft.com/office/drawing/2016/5/11/chartex" xmlns:cx6="http://schemas.microsoft.com/office/drawing/2016/5/12/chartex" xmlns:cx7="http://schemas.microsoft.com/office/drawing/2016/5/13/chartex" xmlns:cx8="http://schemas.microsoft.com/office/drawing/2016/5/14/chartex" xmlns:mc="http://schemas.openxmlformats.org/markup-compatibility/2006" xmlns:aink="http://schemas.microsoft.com/office/drawing/2016/ink" xmlns:am3d="http://schemas.microsoft.com/office/drawing/2017/model3d" xmlns:o="urn:schemas-microsoft-com:office:office" xmlns:r="http://schemas.openxmlformats.org/officeDocument/2006/relationships" xmlns:m="http://schemas.openxmlformats.org/officeDocument/2006/math" xmlns:v="urn:schemas-microsoft-com:vml" xmlns:wp14="http://schemas.microsoft.com/office/word/2010/wordprocessingDrawing" xmlns:wp="http://schemas.openxmlformats.org/drawingml/2006/wordprocessingDrawing" xmlns:w10="urn:schemas-microsoft-com:office:word" xmlns:w="http://schemas.openxmlformats.org/wordprocessingml/2006/main" xmlns:w14="http://schemas.microsoft.com/office/word/2010/wordml" xmlns:w15="http://schemas.microsoft.com/office/word/2012/wordml" xmlns:w16cex="http://schemas.microsoft.com/office/word/2018/wordml/cex" xmlns:w16cid="http://schemas.microsoft.com/office/word/2016/wordml/cid" xmlns:w16="http://schemas.microsoft.com/office/word/2018/wordml" xmlns:w16sdtdh="http://schemas.microsoft.com/office/word/2020/wordml/sdtdatahash" xmlns:w16se="http://schemas.microsoft.com/office/word/2015/wordml/symex" xmlns:wpg="http://schemas.microsoft.com/office/word/2010/wordprocessingGroup" xmlns:wpi="http://schemas.microsoft.com/office/word/2010/wordprocessingInk" xmlns:wne="http://schemas.microsoft.com/office/word/2006/wordml" xmlns:wps="http://schemas.microsoft.com/office/word/2010/wordprocessingShape" mc:Ignorable="w14 w15 w16se w16cid w16 w16cex w16sdtdh wp14">
   <w:tbl>
     <w:tblPr>
       <w:tblW w:w="0" w:type="auto"/>
@@ -34252,7 +33837,7 @@
 </file>
 
 <file path=word/footnotes.xml><?xml version="1.0" encoding="utf-8"?>
-<w:footnotes xmlns:wpc="http://schemas.microsoft.com/office/word/2010/wordprocessingCanvas" xmlns:cx="http://schemas.microsoft.com/office/drawing/2014/chartex" xmlns:cx1="http://schemas.microsoft.com/office/drawing/2015/9/8/chartex" xmlns:cx2="http://schemas.microsoft.com/office/drawing/2015/10/21/chartex" xmlns:cx3="http://schemas.microsoft.com/office/drawing/2016/5/9/chartex" xmlns:cx4="http://schemas.microsoft.com/office/drawing/2016/5/10/chartex" xmlns:cx5="http://schemas.microsoft.com/office/drawing/2016/5/11/chartex" xmlns:cx6="http://schemas.microsoft.com/office/drawing/2016/5/12/chartex" xmlns:cx7="http://schemas.microsoft.com/office/drawing/2016/5/13/chartex" xmlns:cx8="http://schemas.microsoft.com/office/drawing/2016/5/14/chartex" xmlns:mc="http://schemas.openxmlformats.org/markup-compatibility/2006" xmlns:aink="http://schemas.microsoft.com/office/drawing/2016/ink" xmlns:am3d="http://schemas.microsoft.com/office/drawing/2017/model3d" xmlns:o="urn:schemas-microsoft-com:office:office" xmlns:oel="http://schemas.microsoft.com/office/2019/extlst" xmlns:r="http://schemas.openxmlformats.org/officeDocument/2006/relationships" xmlns:m="http://schemas.openxmlformats.org/officeDocument/2006/math" xmlns:v="urn:schemas-microsoft-com:vml" xmlns:wp14="http://schemas.microsoft.com/office/word/2010/wordprocessingDrawing" xmlns:wp="http://schemas.openxmlformats.org/drawingml/2006/wordprocessingDrawing" xmlns:w10="urn:schemas-microsoft-com:office:word" xmlns:w="http://schemas.openxmlformats.org/wordprocessingml/2006/main" xmlns:w14="http://schemas.microsoft.com/office/word/2010/wordml" xmlns:w15="http://schemas.microsoft.com/office/word/2012/wordml" xmlns:w16cex="http://schemas.microsoft.com/office/word/2018/wordml/cex" xmlns:w16cid="http://schemas.microsoft.com/office/word/2016/wordml/cid" xmlns:w16="http://schemas.microsoft.com/office/word/2018/wordml" xmlns:w16sdtdh="http://schemas.microsoft.com/office/word/2020/wordml/sdtdatahash" xmlns:w16se="http://schemas.microsoft.com/office/word/2015/wordml/symex" xmlns:wpg="http://schemas.microsoft.com/office/word/2010/wordprocessingGroup" xmlns:wpi="http://schemas.microsoft.com/office/word/2010/wordprocessingInk" xmlns:wne="http://schemas.microsoft.com/office/word/2006/wordml" xmlns:wps="http://schemas.microsoft.com/office/word/2010/wordprocessingShape" mc:Ignorable="w14 w15 w16se w16cid w16 w16cex w16sdtdh wp14">
+<w:footnotes xmlns:wpc="http://schemas.microsoft.com/office/word/2010/wordprocessingCanvas" xmlns:cx="http://schemas.microsoft.com/office/drawing/2014/chartex" xmlns:cx1="http://schemas.microsoft.com/office/drawing/2015/9/8/chartex" xmlns:cx2="http://schemas.microsoft.com/office/drawing/2015/10/21/chartex" xmlns:cx3="http://schemas.microsoft.com/office/drawing/2016/5/9/chartex" xmlns:cx4="http://schemas.microsoft.com/office/drawing/2016/5/10/chartex" xmlns:cx5="http://schemas.microsoft.com/office/drawing/2016/5/11/chartex" xmlns:cx6="http://schemas.microsoft.com/office/drawing/2016/5/12/chartex" xmlns:cx7="http://schemas.microsoft.com/office/drawing/2016/5/13/chartex" xmlns:cx8="http://schemas.microsoft.com/office/drawing/2016/5/14/chartex" xmlns:mc="http://schemas.openxmlformats.org/markup-compatibility/2006" xmlns:aink="http://schemas.microsoft.com/office/drawing/2016/ink" xmlns:am3d="http://schemas.microsoft.com/office/drawing/2017/model3d" xmlns:o="urn:schemas-microsoft-com:office:office" xmlns:r="http://schemas.openxmlformats.org/officeDocument/2006/relationships" xmlns:m="http://schemas.openxmlformats.org/officeDocument/2006/math" xmlns:v="urn:schemas-microsoft-com:vml" xmlns:wp14="http://schemas.microsoft.com/office/word/2010/wordprocessingDrawing" xmlns:wp="http://schemas.openxmlformats.org/drawingml/2006/wordprocessingDrawing" xmlns:w10="urn:schemas-microsoft-com:office:word" xmlns:w="http://schemas.openxmlformats.org/wordprocessingml/2006/main" xmlns:w14="http://schemas.microsoft.com/office/word/2010/wordml" xmlns:w15="http://schemas.microsoft.com/office/word/2012/wordml" xmlns:w16cex="http://schemas.microsoft.com/office/word/2018/wordml/cex" xmlns:w16cid="http://schemas.microsoft.com/office/word/2016/wordml/cid" xmlns:w16="http://schemas.microsoft.com/office/word/2018/wordml" xmlns:w16sdtdh="http://schemas.microsoft.com/office/word/2020/wordml/sdtdatahash" xmlns:w16se="http://schemas.microsoft.com/office/word/2015/wordml/symex" xmlns:wpg="http://schemas.microsoft.com/office/word/2010/wordprocessingGroup" xmlns:wpi="http://schemas.microsoft.com/office/word/2010/wordprocessingInk" xmlns:wne="http://schemas.microsoft.com/office/word/2006/wordml" xmlns:wps="http://schemas.microsoft.com/office/word/2010/wordprocessingShape" mc:Ignorable="w14 w15 w16se w16cid w16 w16cex w16sdtdh wp14">
   <w:footnote w:type="separator" w:id="-1">
     <w:p>
       <w:pPr>
@@ -34284,7 +33869,7 @@
 </file>
 
 <file path=word/header1.xml><?xml version="1.0" encoding="utf-8"?>
-<w:hdr xmlns:wpc="http://schemas.microsoft.com/office/word/2010/wordprocessingCanvas" xmlns:cx="http://schemas.microsoft.com/office/drawing/2014/chartex" xmlns:cx1="http://schemas.microsoft.com/office/drawing/2015/9/8/chartex" xmlns:cx2="http://schemas.microsoft.com/office/drawing/2015/10/21/chartex" xmlns:cx3="http://schemas.microsoft.com/office/drawing/2016/5/9/chartex" xmlns:cx4="http://schemas.microsoft.com/office/drawing/2016/5/10/chartex" xmlns:cx5="http://schemas.microsoft.com/office/drawing/2016/5/11/chartex" xmlns:cx6="http://schemas.microsoft.com/office/drawing/2016/5/12/chartex" xmlns:cx7="http://schemas.microsoft.com/office/drawing/2016/5/13/chartex" xmlns:cx8="http://schemas.microsoft.com/office/drawing/2016/5/14/chartex" xmlns:mc="http://schemas.openxmlformats.org/markup-compatibility/2006" xmlns:aink="http://schemas.microsoft.com/office/drawing/2016/ink" xmlns:am3d="http://schemas.microsoft.com/office/drawing/2017/model3d" xmlns:o="urn:schemas-microsoft-com:office:office" xmlns:oel="http://schemas.microsoft.com/office/2019/extlst" xmlns:r="http://schemas.openxmlformats.org/officeDocument/2006/relationships" xmlns:m="http://schemas.openxmlformats.org/officeDocument/2006/math" xmlns:v="urn:schemas-microsoft-com:vml" xmlns:wp14="http://schemas.microsoft.com/office/word/2010/wordprocessingDrawing" xmlns:wp="http://schemas.openxmlformats.org/drawingml/2006/wordprocessingDrawing" xmlns:w10="urn:schemas-microsoft-com:office:word" xmlns:w="http://schemas.openxmlformats.org/wordprocessingml/2006/main" xmlns:w14="http://schemas.microsoft.com/office/word/2010/wordml" xmlns:w15="http://schemas.microsoft.com/office/word/2012/wordml" xmlns:w16cex="http://schemas.microsoft.com/office/word/2018/wordml/cex" xmlns:w16cid="http://schemas.microsoft.com/office/word/2016/wordml/cid" xmlns:w16="http://schemas.microsoft.com/office/word/2018/wordml" xmlns:w16sdtdh="http://schemas.microsoft.com/office/word/2020/wordml/sdtdatahash" xmlns:w16se="http://schemas.microsoft.com/office/word/2015/wordml/symex" xmlns:wpg="http://schemas.microsoft.com/office/word/2010/wordprocessingGroup" xmlns:wpi="http://schemas.microsoft.com/office/word/2010/wordprocessingInk" xmlns:wne="http://schemas.microsoft.com/office/word/2006/wordml" xmlns:wps="http://schemas.microsoft.com/office/word/2010/wordprocessingShape" mc:Ignorable="w14 w15 w16se w16cid w16 w16cex w16sdtdh wp14">
+<w:hdr xmlns:wpc="http://schemas.microsoft.com/office/word/2010/wordprocessingCanvas" xmlns:cx="http://schemas.microsoft.com/office/drawing/2014/chartex" xmlns:cx1="http://schemas.microsoft.com/office/drawing/2015/9/8/chartex" xmlns:cx2="http://schemas.microsoft.com/office/drawing/2015/10/21/chartex" xmlns:cx3="http://schemas.microsoft.com/office/drawing/2016/5/9/chartex" xmlns:cx4="http://schemas.microsoft.com/office/drawing/2016/5/10/chartex" xmlns:cx5="http://schemas.microsoft.com/office/drawing/2016/5/11/chartex" xmlns:cx6="http://schemas.microsoft.com/office/drawing/2016/5/12/chartex" xmlns:cx7="http://schemas.microsoft.com/office/drawing/2016/5/13/chartex" xmlns:cx8="http://schemas.microsoft.com/office/drawing/2016/5/14/chartex" xmlns:mc="http://schemas.openxmlformats.org/markup-compatibility/2006" xmlns:aink="http://schemas.microsoft.com/office/drawing/2016/ink" xmlns:am3d="http://schemas.microsoft.com/office/drawing/2017/model3d" xmlns:o="urn:schemas-microsoft-com:office:office" xmlns:r="http://schemas.openxmlformats.org/officeDocument/2006/relationships" xmlns:m="http://schemas.openxmlformats.org/officeDocument/2006/math" xmlns:v="urn:schemas-microsoft-com:vml" xmlns:wp14="http://schemas.microsoft.com/office/word/2010/wordprocessingDrawing" xmlns:wp="http://schemas.openxmlformats.org/drawingml/2006/wordprocessingDrawing" xmlns:w10="urn:schemas-microsoft-com:office:word" xmlns:w="http://schemas.openxmlformats.org/wordprocessingml/2006/main" xmlns:w14="http://schemas.microsoft.com/office/word/2010/wordml" xmlns:w15="http://schemas.microsoft.com/office/word/2012/wordml" xmlns:w16cex="http://schemas.microsoft.com/office/word/2018/wordml/cex" xmlns:w16cid="http://schemas.microsoft.com/office/word/2016/wordml/cid" xmlns:w16="http://schemas.microsoft.com/office/word/2018/wordml" xmlns:w16sdtdh="http://schemas.microsoft.com/office/word/2020/wordml/sdtdatahash" xmlns:w16se="http://schemas.microsoft.com/office/word/2015/wordml/symex" xmlns:wpg="http://schemas.microsoft.com/office/word/2010/wordprocessingGroup" xmlns:wpi="http://schemas.microsoft.com/office/word/2010/wordprocessingInk" xmlns:wne="http://schemas.microsoft.com/office/word/2006/wordml" xmlns:wps="http://schemas.microsoft.com/office/word/2010/wordprocessingShape" mc:Ignorable="w14 w15 w16se w16cid w16 w16cex w16sdtdh wp14">
   <w:sdt>
     <w:sdtPr>
       <w:rPr>
@@ -34370,7 +33955,7 @@
 </file>
 
 <file path=word/numbering.xml><?xml version="1.0" encoding="utf-8"?>
-<w:numbering xmlns:wpc="http://schemas.microsoft.com/office/word/2010/wordprocessingCanvas" xmlns:cx="http://schemas.microsoft.com/office/drawing/2014/chartex" xmlns:cx1="http://schemas.microsoft.com/office/drawing/2015/9/8/chartex" xmlns:cx2="http://schemas.microsoft.com/office/drawing/2015/10/21/chartex" xmlns:cx3="http://schemas.microsoft.com/office/drawing/2016/5/9/chartex" xmlns:cx4="http://schemas.microsoft.com/office/drawing/2016/5/10/chartex" xmlns:cx5="http://schemas.microsoft.com/office/drawing/2016/5/11/chartex" xmlns:cx6="http://schemas.microsoft.com/office/drawing/2016/5/12/chartex" xmlns:cx7="http://schemas.microsoft.com/office/drawing/2016/5/13/chartex" xmlns:cx8="http://schemas.microsoft.com/office/drawing/2016/5/14/chartex" xmlns:mc="http://schemas.openxmlformats.org/markup-compatibility/2006" xmlns:aink="http://schemas.microsoft.com/office/drawing/2016/ink" xmlns:am3d="http://schemas.microsoft.com/office/drawing/2017/model3d" xmlns:o="urn:schemas-microsoft-com:office:office" xmlns:oel="http://schemas.microsoft.com/office/2019/extlst" xmlns:r="http://schemas.openxmlformats.org/officeDocument/2006/relationships" xmlns:m="http://schemas.openxmlformats.org/officeDocument/2006/math" xmlns:v="urn:schemas-microsoft-com:vml" xmlns:wp14="http://schemas.microsoft.com/office/word/2010/wordprocessingDrawing" xmlns:wp="http://schemas.openxmlformats.org/drawingml/2006/wordprocessingDrawing" xmlns:w10="urn:schemas-microsoft-com:office:word" xmlns:w="http://schemas.openxmlformats.org/wordprocessingml/2006/main" xmlns:w14="http://schemas.microsoft.com/office/word/2010/wordml" xmlns:w15="http://schemas.microsoft.com/office/word/2012/wordml" xmlns:w16cex="http://schemas.microsoft.com/office/word/2018/wordml/cex" xmlns:w16cid="http://schemas.microsoft.com/office/word/2016/wordml/cid" xmlns:w16="http://schemas.microsoft.com/office/word/2018/wordml" xmlns:w16sdtdh="http://schemas.microsoft.com/office/word/2020/wordml/sdtdatahash" xmlns:w16se="http://schemas.microsoft.com/office/word/2015/wordml/symex" xmlns:wpg="http://schemas.microsoft.com/office/word/2010/wordprocessingGroup" xmlns:wpi="http://schemas.microsoft.com/office/word/2010/wordprocessingInk" xmlns:wne="http://schemas.microsoft.com/office/word/2006/wordml" xmlns:wps="http://schemas.microsoft.com/office/word/2010/wordprocessingShape" mc:Ignorable="w14 w15 w16se w16cid w16 w16cex w16sdtdh wp14">
+<w:numbering xmlns:wpc="http://schemas.microsoft.com/office/word/2010/wordprocessingCanvas" xmlns:cx="http://schemas.microsoft.com/office/drawing/2014/chartex" xmlns:cx1="http://schemas.microsoft.com/office/drawing/2015/9/8/chartex" xmlns:cx2="http://schemas.microsoft.com/office/drawing/2015/10/21/chartex" xmlns:cx3="http://schemas.microsoft.com/office/drawing/2016/5/9/chartex" xmlns:cx4="http://schemas.microsoft.com/office/drawing/2016/5/10/chartex" xmlns:cx5="http://schemas.microsoft.com/office/drawing/2016/5/11/chartex" xmlns:cx6="http://schemas.microsoft.com/office/drawing/2016/5/12/chartex" xmlns:cx7="http://schemas.microsoft.com/office/drawing/2016/5/13/chartex" xmlns:cx8="http://schemas.microsoft.com/office/drawing/2016/5/14/chartex" xmlns:mc="http://schemas.openxmlformats.org/markup-compatibility/2006" xmlns:aink="http://schemas.microsoft.com/office/drawing/2016/ink" xmlns:am3d="http://schemas.microsoft.com/office/drawing/2017/model3d" xmlns:o="urn:schemas-microsoft-com:office:office" xmlns:r="http://schemas.openxmlformats.org/officeDocument/2006/relationships" xmlns:m="http://schemas.openxmlformats.org/officeDocument/2006/math" xmlns:v="urn:schemas-microsoft-com:vml" xmlns:wp14="http://schemas.microsoft.com/office/word/2010/wordprocessingDrawing" xmlns:wp="http://schemas.openxmlformats.org/drawingml/2006/wordprocessingDrawing" xmlns:w10="urn:schemas-microsoft-com:office:word" xmlns:w="http://schemas.openxmlformats.org/wordprocessingml/2006/main" xmlns:w14="http://schemas.microsoft.com/office/word/2010/wordml" xmlns:w15="http://schemas.microsoft.com/office/word/2012/wordml" xmlns:w16cex="http://schemas.microsoft.com/office/word/2018/wordml/cex" xmlns:w16cid="http://schemas.microsoft.com/office/word/2016/wordml/cid" xmlns:w16="http://schemas.microsoft.com/office/word/2018/wordml" xmlns:w16sdtdh="http://schemas.microsoft.com/office/word/2020/wordml/sdtdatahash" xmlns:w16se="http://schemas.microsoft.com/office/word/2015/wordml/symex" xmlns:wpg="http://schemas.microsoft.com/office/word/2010/wordprocessingGroup" xmlns:wpi="http://schemas.microsoft.com/office/word/2010/wordprocessingInk" xmlns:wne="http://schemas.microsoft.com/office/word/2006/wordml" xmlns:wps="http://schemas.microsoft.com/office/word/2010/wordprocessingShape" mc:Ignorable="w14 w15 w16se w16cid w16 w16cex w16sdtdh wp14">
   <w:abstractNum w:abstractNumId="0" w15:restartNumberingAfterBreak="0">
     <w:nsid w:val="032019CF"/>
     <w:multiLevelType w:val="multilevel"/>
@@ -37901,119 +37486,6 @@
     </w:lvl>
   </w:abstractNum>
   <w:abstractNum w:abstractNumId="29" w15:restartNumberingAfterBreak="0">
-    <w:nsid w:val="321B67B8"/>
-    <w:multiLevelType w:val="multilevel"/>
-    <w:tmpl w:val="9DE605C4"/>
-    <w:lvl w:ilvl="0">
-      <w:start w:val="2"/>
-      <w:numFmt w:val="lowerLetter"/>
-      <w:lvlText w:val="%1."/>
-      <w:lvlJc w:val="left"/>
-      <w:pPr>
-        <w:tabs>
-          <w:tab w:val="num" w:pos="1080"/>
-        </w:tabs>
-        <w:ind w:left="1080" w:hanging="360"/>
-      </w:pPr>
-    </w:lvl>
-    <w:lvl w:ilvl="1" w:tentative="1">
-      <w:start w:val="1"/>
-      <w:numFmt w:val="lowerLetter"/>
-      <w:lvlText w:val="%2."/>
-      <w:lvlJc w:val="left"/>
-      <w:pPr>
-        <w:tabs>
-          <w:tab w:val="num" w:pos="1800"/>
-        </w:tabs>
-        <w:ind w:left="1800" w:hanging="360"/>
-      </w:pPr>
-    </w:lvl>
-    <w:lvl w:ilvl="2" w:tentative="1">
-      <w:start w:val="1"/>
-      <w:numFmt w:val="lowerLetter"/>
-      <w:lvlText w:val="%3."/>
-      <w:lvlJc w:val="left"/>
-      <w:pPr>
-        <w:tabs>
-          <w:tab w:val="num" w:pos="2520"/>
-        </w:tabs>
-        <w:ind w:left="2520" w:hanging="360"/>
-      </w:pPr>
-    </w:lvl>
-    <w:lvl w:ilvl="3" w:tentative="1">
-      <w:start w:val="1"/>
-      <w:numFmt w:val="lowerLetter"/>
-      <w:lvlText w:val="%4."/>
-      <w:lvlJc w:val="left"/>
-      <w:pPr>
-        <w:tabs>
-          <w:tab w:val="num" w:pos="3240"/>
-        </w:tabs>
-        <w:ind w:left="3240" w:hanging="360"/>
-      </w:pPr>
-    </w:lvl>
-    <w:lvl w:ilvl="4" w:tentative="1">
-      <w:start w:val="1"/>
-      <w:numFmt w:val="lowerLetter"/>
-      <w:lvlText w:val="%5."/>
-      <w:lvlJc w:val="left"/>
-      <w:pPr>
-        <w:tabs>
-          <w:tab w:val="num" w:pos="3960"/>
-        </w:tabs>
-        <w:ind w:left="3960" w:hanging="360"/>
-      </w:pPr>
-    </w:lvl>
-    <w:lvl w:ilvl="5" w:tentative="1">
-      <w:start w:val="1"/>
-      <w:numFmt w:val="lowerLetter"/>
-      <w:lvlText w:val="%6."/>
-      <w:lvlJc w:val="left"/>
-      <w:pPr>
-        <w:tabs>
-          <w:tab w:val="num" w:pos="4680"/>
-        </w:tabs>
-        <w:ind w:left="4680" w:hanging="360"/>
-      </w:pPr>
-    </w:lvl>
-    <w:lvl w:ilvl="6" w:tentative="1">
-      <w:start w:val="1"/>
-      <w:numFmt w:val="lowerLetter"/>
-      <w:lvlText w:val="%7."/>
-      <w:lvlJc w:val="left"/>
-      <w:pPr>
-        <w:tabs>
-          <w:tab w:val="num" w:pos="5400"/>
-        </w:tabs>
-        <w:ind w:left="5400" w:hanging="360"/>
-      </w:pPr>
-    </w:lvl>
-    <w:lvl w:ilvl="7" w:tentative="1">
-      <w:start w:val="1"/>
-      <w:numFmt w:val="lowerLetter"/>
-      <w:lvlText w:val="%8."/>
-      <w:lvlJc w:val="left"/>
-      <w:pPr>
-        <w:tabs>
-          <w:tab w:val="num" w:pos="6120"/>
-        </w:tabs>
-        <w:ind w:left="6120" w:hanging="360"/>
-      </w:pPr>
-    </w:lvl>
-    <w:lvl w:ilvl="8" w:tentative="1">
-      <w:start w:val="1"/>
-      <w:numFmt w:val="lowerLetter"/>
-      <w:lvlText w:val="%9."/>
-      <w:lvlJc w:val="left"/>
-      <w:pPr>
-        <w:tabs>
-          <w:tab w:val="num" w:pos="6840"/>
-        </w:tabs>
-        <w:ind w:left="6840" w:hanging="360"/>
-      </w:pPr>
-    </w:lvl>
-  </w:abstractNum>
-  <w:abstractNum w:abstractNumId="30" w15:restartNumberingAfterBreak="0">
     <w:nsid w:val="32687413"/>
     <w:multiLevelType w:val="hybridMultilevel"/>
     <w:tmpl w:val="9842BC38"/>
@@ -38126,7 +37598,7 @@
       </w:rPr>
     </w:lvl>
   </w:abstractNum>
-  <w:abstractNum w:abstractNumId="31" w15:restartNumberingAfterBreak="0">
+  <w:abstractNum w:abstractNumId="30" w15:restartNumberingAfterBreak="0">
     <w:nsid w:val="33087E1E"/>
     <w:multiLevelType w:val="multilevel"/>
     <w:tmpl w:val="16AAD22A"/>
@@ -38239,7 +37711,7 @@
       </w:pPr>
     </w:lvl>
   </w:abstractNum>
-  <w:abstractNum w:abstractNumId="32" w15:restartNumberingAfterBreak="0">
+  <w:abstractNum w:abstractNumId="31" w15:restartNumberingAfterBreak="0">
     <w:nsid w:val="348E5E11"/>
     <w:multiLevelType w:val="multilevel"/>
     <w:tmpl w:val="D97AA3FC"/>
@@ -38352,7 +37824,7 @@
       </w:pPr>
     </w:lvl>
   </w:abstractNum>
-  <w:abstractNum w:abstractNumId="33" w15:restartNumberingAfterBreak="0">
+  <w:abstractNum w:abstractNumId="32" w15:restartNumberingAfterBreak="0">
     <w:nsid w:val="3517677A"/>
     <w:multiLevelType w:val="multilevel"/>
     <w:tmpl w:val="DBC8315A"/>
@@ -38469,7 +37941,7 @@
       </w:pPr>
     </w:lvl>
   </w:abstractNum>
-  <w:abstractNum w:abstractNumId="34" w15:restartNumberingAfterBreak="0">
+  <w:abstractNum w:abstractNumId="33" w15:restartNumberingAfterBreak="0">
     <w:nsid w:val="35EB32F7"/>
     <w:multiLevelType w:val="multilevel"/>
     <w:tmpl w:val="B6102D56"/>
@@ -38618,7 +38090,7 @@
       </w:rPr>
     </w:lvl>
   </w:abstractNum>
-  <w:abstractNum w:abstractNumId="35" w15:restartNumberingAfterBreak="0">
+  <w:abstractNum w:abstractNumId="34" w15:restartNumberingAfterBreak="0">
     <w:nsid w:val="37173BA7"/>
     <w:multiLevelType w:val="hybridMultilevel"/>
     <w:tmpl w:val="468CD44E"/>
@@ -38731,7 +38203,7 @@
       </w:rPr>
     </w:lvl>
   </w:abstractNum>
-  <w:abstractNum w:abstractNumId="36" w15:restartNumberingAfterBreak="0">
+  <w:abstractNum w:abstractNumId="35" w15:restartNumberingAfterBreak="0">
     <w:nsid w:val="38572D31"/>
     <w:multiLevelType w:val="multilevel"/>
     <w:tmpl w:val="9574E918"/>
@@ -38841,7 +38313,7 @@
       </w:pPr>
     </w:lvl>
   </w:abstractNum>
-  <w:abstractNum w:abstractNumId="37" w15:restartNumberingAfterBreak="0">
+  <w:abstractNum w:abstractNumId="36" w15:restartNumberingAfterBreak="0">
     <w:nsid w:val="388F120B"/>
     <w:multiLevelType w:val="multilevel"/>
     <w:tmpl w:val="D49051B2"/>
@@ -38954,7 +38426,7 @@
       </w:pPr>
     </w:lvl>
   </w:abstractNum>
-  <w:abstractNum w:abstractNumId="38" w15:restartNumberingAfterBreak="0">
+  <w:abstractNum w:abstractNumId="37" w15:restartNumberingAfterBreak="0">
     <w:nsid w:val="38B81856"/>
     <w:multiLevelType w:val="hybridMultilevel"/>
     <w:tmpl w:val="7EFADE56"/>
@@ -39067,7 +38539,7 @@
       </w:rPr>
     </w:lvl>
   </w:abstractNum>
-  <w:abstractNum w:abstractNumId="39" w15:restartNumberingAfterBreak="0">
+  <w:abstractNum w:abstractNumId="38" w15:restartNumberingAfterBreak="0">
     <w:nsid w:val="3B770CEA"/>
     <w:multiLevelType w:val="multilevel"/>
     <w:tmpl w:val="278C6FCA"/>
@@ -39216,7 +38688,7 @@
       </w:rPr>
     </w:lvl>
   </w:abstractNum>
-  <w:abstractNum w:abstractNumId="40" w15:restartNumberingAfterBreak="0">
+  <w:abstractNum w:abstractNumId="39" w15:restartNumberingAfterBreak="0">
     <w:nsid w:val="3BCC48C5"/>
     <w:multiLevelType w:val="hybridMultilevel"/>
     <w:tmpl w:val="A844D9FC"/>
@@ -39305,7 +38777,7 @@
       </w:pPr>
     </w:lvl>
   </w:abstractNum>
-  <w:abstractNum w:abstractNumId="41" w15:restartNumberingAfterBreak="0">
+  <w:abstractNum w:abstractNumId="40" w15:restartNumberingAfterBreak="0">
     <w:nsid w:val="3C3E49ED"/>
     <w:multiLevelType w:val="hybridMultilevel"/>
     <w:tmpl w:val="A150EA20"/>
@@ -39418,7 +38890,7 @@
       </w:rPr>
     </w:lvl>
   </w:abstractNum>
-  <w:abstractNum w:abstractNumId="42" w15:restartNumberingAfterBreak="0">
+  <w:abstractNum w:abstractNumId="41" w15:restartNumberingAfterBreak="0">
     <w:nsid w:val="3E1616A5"/>
     <w:multiLevelType w:val="multilevel"/>
     <w:tmpl w:val="DC9CF870"/>
@@ -39567,7 +39039,7 @@
       </w:rPr>
     </w:lvl>
   </w:abstractNum>
-  <w:abstractNum w:abstractNumId="43" w15:restartNumberingAfterBreak="0">
+  <w:abstractNum w:abstractNumId="42" w15:restartNumberingAfterBreak="0">
     <w:nsid w:val="3E341E38"/>
     <w:multiLevelType w:val="hybridMultilevel"/>
     <w:tmpl w:val="DD021232"/>
@@ -39680,7 +39152,7 @@
       </w:rPr>
     </w:lvl>
   </w:abstractNum>
-  <w:abstractNum w:abstractNumId="44" w15:restartNumberingAfterBreak="0">
+  <w:abstractNum w:abstractNumId="43" w15:restartNumberingAfterBreak="0">
     <w:nsid w:val="4043056A"/>
     <w:multiLevelType w:val="hybridMultilevel"/>
     <w:tmpl w:val="BD32DE44"/>
@@ -39766,7 +39238,7 @@
       </w:pPr>
     </w:lvl>
   </w:abstractNum>
-  <w:abstractNum w:abstractNumId="45" w15:restartNumberingAfterBreak="0">
+  <w:abstractNum w:abstractNumId="44" w15:restartNumberingAfterBreak="0">
     <w:nsid w:val="424F05B8"/>
     <w:multiLevelType w:val="multilevel"/>
     <w:tmpl w:val="2FDA3330"/>
@@ -39915,7 +39387,7 @@
       </w:rPr>
     </w:lvl>
   </w:abstractNum>
-  <w:abstractNum w:abstractNumId="46" w15:restartNumberingAfterBreak="0">
+  <w:abstractNum w:abstractNumId="45" w15:restartNumberingAfterBreak="0">
     <w:nsid w:val="4271186D"/>
     <w:multiLevelType w:val="multilevel"/>
     <w:tmpl w:val="63368FFC"/>
@@ -40028,7 +39500,7 @@
       </w:pPr>
     </w:lvl>
   </w:abstractNum>
-  <w:abstractNum w:abstractNumId="47" w15:restartNumberingAfterBreak="0">
+  <w:abstractNum w:abstractNumId="46" w15:restartNumberingAfterBreak="0">
     <w:nsid w:val="42BC6B82"/>
     <w:multiLevelType w:val="multilevel"/>
     <w:tmpl w:val="47F888B4"/>
@@ -40141,7 +39613,7 @@
       </w:pPr>
     </w:lvl>
   </w:abstractNum>
-  <w:abstractNum w:abstractNumId="48" w15:restartNumberingAfterBreak="0">
+  <w:abstractNum w:abstractNumId="47" w15:restartNumberingAfterBreak="0">
     <w:nsid w:val="492301DA"/>
     <w:multiLevelType w:val="multilevel"/>
     <w:tmpl w:val="87EC0008"/>
@@ -40286,7 +39758,7 @@
       </w:rPr>
     </w:lvl>
   </w:abstractNum>
-  <w:abstractNum w:abstractNumId="49" w15:restartNumberingAfterBreak="0">
+  <w:abstractNum w:abstractNumId="48" w15:restartNumberingAfterBreak="0">
     <w:nsid w:val="49645694"/>
     <w:multiLevelType w:val="hybridMultilevel"/>
     <w:tmpl w:val="7C24D8DC"/>
@@ -40399,7 +39871,7 @@
       </w:rPr>
     </w:lvl>
   </w:abstractNum>
-  <w:abstractNum w:abstractNumId="50" w15:restartNumberingAfterBreak="0">
+  <w:abstractNum w:abstractNumId="49" w15:restartNumberingAfterBreak="0">
     <w:nsid w:val="4BBB159B"/>
     <w:multiLevelType w:val="multilevel"/>
     <w:tmpl w:val="0854EE74"/>
@@ -40512,7 +39984,7 @@
       </w:pPr>
     </w:lvl>
   </w:abstractNum>
-  <w:abstractNum w:abstractNumId="51" w15:restartNumberingAfterBreak="0">
+  <w:abstractNum w:abstractNumId="50" w15:restartNumberingAfterBreak="0">
     <w:nsid w:val="4C342371"/>
     <w:multiLevelType w:val="hybridMultilevel"/>
     <w:tmpl w:val="D22A2F56"/>
@@ -40598,7 +40070,7 @@
       </w:pPr>
     </w:lvl>
   </w:abstractNum>
-  <w:abstractNum w:abstractNumId="52" w15:restartNumberingAfterBreak="0">
+  <w:abstractNum w:abstractNumId="51" w15:restartNumberingAfterBreak="0">
     <w:nsid w:val="4CB62C64"/>
     <w:multiLevelType w:val="multilevel"/>
     <w:tmpl w:val="89F27E3E"/>
@@ -40711,7 +40183,7 @@
       </w:pPr>
     </w:lvl>
   </w:abstractNum>
-  <w:abstractNum w:abstractNumId="53" w15:restartNumberingAfterBreak="0">
+  <w:abstractNum w:abstractNumId="52" w15:restartNumberingAfterBreak="0">
     <w:nsid w:val="4CBB72C3"/>
     <w:multiLevelType w:val="hybridMultilevel"/>
     <w:tmpl w:val="A6663C66"/>
@@ -40824,7 +40296,7 @@
       </w:rPr>
     </w:lvl>
   </w:abstractNum>
-  <w:abstractNum w:abstractNumId="54" w15:restartNumberingAfterBreak="0">
+  <w:abstractNum w:abstractNumId="53" w15:restartNumberingAfterBreak="0">
     <w:nsid w:val="4D2D0479"/>
     <w:multiLevelType w:val="multilevel"/>
     <w:tmpl w:val="91C0D92E"/>
@@ -40973,7 +40445,7 @@
       </w:rPr>
     </w:lvl>
   </w:abstractNum>
-  <w:abstractNum w:abstractNumId="55" w15:restartNumberingAfterBreak="0">
+  <w:abstractNum w:abstractNumId="54" w15:restartNumberingAfterBreak="0">
     <w:nsid w:val="4E346A43"/>
     <w:multiLevelType w:val="hybridMultilevel"/>
     <w:tmpl w:val="D48A6500"/>
@@ -41059,7 +40531,7 @@
       </w:pPr>
     </w:lvl>
   </w:abstractNum>
-  <w:abstractNum w:abstractNumId="56" w15:restartNumberingAfterBreak="0">
+  <w:abstractNum w:abstractNumId="55" w15:restartNumberingAfterBreak="0">
     <w:nsid w:val="4E5172E9"/>
     <w:multiLevelType w:val="hybridMultilevel"/>
     <w:tmpl w:val="E0B41CDE"/>
@@ -41172,7 +40644,7 @@
       </w:rPr>
     </w:lvl>
   </w:abstractNum>
-  <w:abstractNum w:abstractNumId="57" w15:restartNumberingAfterBreak="0">
+  <w:abstractNum w:abstractNumId="56" w15:restartNumberingAfterBreak="0">
     <w:nsid w:val="4F792D9D"/>
     <w:multiLevelType w:val="hybridMultilevel"/>
     <w:tmpl w:val="D1EE2F10"/>
@@ -41285,7 +40757,7 @@
       </w:rPr>
     </w:lvl>
   </w:abstractNum>
-  <w:abstractNum w:abstractNumId="58" w15:restartNumberingAfterBreak="0">
+  <w:abstractNum w:abstractNumId="57" w15:restartNumberingAfterBreak="0">
     <w:nsid w:val="51060725"/>
     <w:multiLevelType w:val="multilevel"/>
     <w:tmpl w:val="91304858"/>
@@ -41398,7 +40870,7 @@
       </w:pPr>
     </w:lvl>
   </w:abstractNum>
-  <w:abstractNum w:abstractNumId="59" w15:restartNumberingAfterBreak="0">
+  <w:abstractNum w:abstractNumId="58" w15:restartNumberingAfterBreak="0">
     <w:nsid w:val="5211244F"/>
     <w:multiLevelType w:val="hybridMultilevel"/>
     <w:tmpl w:val="F1AACDB4"/>
@@ -41511,7 +40983,7 @@
       </w:rPr>
     </w:lvl>
   </w:abstractNum>
-  <w:abstractNum w:abstractNumId="60" w15:restartNumberingAfterBreak="0">
+  <w:abstractNum w:abstractNumId="59" w15:restartNumberingAfterBreak="0">
     <w:nsid w:val="521D6C18"/>
     <w:multiLevelType w:val="multilevel"/>
     <w:tmpl w:val="2EF0301E"/>
@@ -41624,7 +41096,7 @@
       </w:pPr>
     </w:lvl>
   </w:abstractNum>
-  <w:abstractNum w:abstractNumId="61" w15:restartNumberingAfterBreak="0">
+  <w:abstractNum w:abstractNumId="60" w15:restartNumberingAfterBreak="0">
     <w:nsid w:val="53594AEB"/>
     <w:multiLevelType w:val="hybridMultilevel"/>
     <w:tmpl w:val="2A9AE38C"/>
@@ -41737,7 +41209,7 @@
       </w:rPr>
     </w:lvl>
   </w:abstractNum>
-  <w:abstractNum w:abstractNumId="62" w15:restartNumberingAfterBreak="0">
+  <w:abstractNum w:abstractNumId="61" w15:restartNumberingAfterBreak="0">
     <w:nsid w:val="56BF2907"/>
     <w:multiLevelType w:val="multilevel"/>
     <w:tmpl w:val="383EEC74"/>
@@ -41886,7 +41358,7 @@
       </w:rPr>
     </w:lvl>
   </w:abstractNum>
-  <w:abstractNum w:abstractNumId="63" w15:restartNumberingAfterBreak="0">
+  <w:abstractNum w:abstractNumId="62" w15:restartNumberingAfterBreak="0">
     <w:nsid w:val="5728BBDF"/>
     <w:multiLevelType w:val="hybridMultilevel"/>
     <w:tmpl w:val="283858B8"/>
@@ -41999,7 +41471,7 @@
       </w:rPr>
     </w:lvl>
   </w:abstractNum>
-  <w:abstractNum w:abstractNumId="64" w15:restartNumberingAfterBreak="0">
+  <w:abstractNum w:abstractNumId="63" w15:restartNumberingAfterBreak="0">
     <w:nsid w:val="58E46A28"/>
     <w:multiLevelType w:val="hybridMultilevel"/>
     <w:tmpl w:val="A9C47730"/>
@@ -42112,7 +41584,7 @@
       </w:rPr>
     </w:lvl>
   </w:abstractNum>
-  <w:abstractNum w:abstractNumId="65" w15:restartNumberingAfterBreak="0">
+  <w:abstractNum w:abstractNumId="64" w15:restartNumberingAfterBreak="0">
     <w:nsid w:val="5C132123"/>
     <w:multiLevelType w:val="hybridMultilevel"/>
     <w:tmpl w:val="CEA4E756"/>
@@ -42225,7 +41697,7 @@
       </w:rPr>
     </w:lvl>
   </w:abstractNum>
-  <w:abstractNum w:abstractNumId="66" w15:restartNumberingAfterBreak="0">
+  <w:abstractNum w:abstractNumId="65" w15:restartNumberingAfterBreak="0">
     <w:nsid w:val="5E510CD6"/>
     <w:multiLevelType w:val="multilevel"/>
     <w:tmpl w:val="3AFC678C"/>
@@ -42338,7 +41810,7 @@
       </w:pPr>
     </w:lvl>
   </w:abstractNum>
-  <w:abstractNum w:abstractNumId="67" w15:restartNumberingAfterBreak="0">
+  <w:abstractNum w:abstractNumId="66" w15:restartNumberingAfterBreak="0">
     <w:nsid w:val="607A0551"/>
     <w:multiLevelType w:val="multilevel"/>
     <w:tmpl w:val="8852383E"/>
@@ -42482,7 +41954,7 @@
       </w:rPr>
     </w:lvl>
   </w:abstractNum>
-  <w:abstractNum w:abstractNumId="68" w15:restartNumberingAfterBreak="0">
+  <w:abstractNum w:abstractNumId="67" w15:restartNumberingAfterBreak="0">
     <w:nsid w:val="61607328"/>
     <w:multiLevelType w:val="multilevel"/>
     <w:tmpl w:val="1A324586"/>
@@ -42595,7 +42067,7 @@
       </w:pPr>
     </w:lvl>
   </w:abstractNum>
-  <w:abstractNum w:abstractNumId="69" w15:restartNumberingAfterBreak="0">
+  <w:abstractNum w:abstractNumId="68" w15:restartNumberingAfterBreak="0">
     <w:nsid w:val="64486B71"/>
     <w:multiLevelType w:val="multilevel"/>
     <w:tmpl w:val="4614ECBA"/>
@@ -42708,7 +42180,7 @@
       </w:pPr>
     </w:lvl>
   </w:abstractNum>
-  <w:abstractNum w:abstractNumId="70" w15:restartNumberingAfterBreak="0">
+  <w:abstractNum w:abstractNumId="69" w15:restartNumberingAfterBreak="0">
     <w:nsid w:val="66801B82"/>
     <w:multiLevelType w:val="multilevel"/>
     <w:tmpl w:val="F04899A2"/>
@@ -42821,14 +42293,189 @@
       </w:pPr>
     </w:lvl>
   </w:abstractNum>
+  <w:abstractNum w:abstractNumId="70" w15:restartNumberingAfterBreak="0">
+    <w:nsid w:val="695FF2F6"/>
+    <w:multiLevelType w:val="hybridMultilevel"/>
+    <w:tmpl w:val="26E6D07E"/>
+    <w:lvl w:ilvl="0" w:tplc="1E806FE6">
+      <w:start w:val="1"/>
+      <w:numFmt w:val="decimal"/>
+      <w:lvlText w:val="%1."/>
+      <w:lvlJc w:val="left"/>
+      <w:pPr>
+        <w:ind w:left="720" w:hanging="360"/>
+      </w:pPr>
+    </w:lvl>
+    <w:lvl w:ilvl="1" w:tplc="27DA4256">
+      <w:start w:val="1"/>
+      <w:numFmt w:val="lowerLetter"/>
+      <w:lvlText w:val="%2."/>
+      <w:lvlJc w:val="left"/>
+      <w:pPr>
+        <w:ind w:left="1440" w:hanging="360"/>
+      </w:pPr>
+    </w:lvl>
+    <w:lvl w:ilvl="2" w:tplc="66180FF8">
+      <w:start w:val="1"/>
+      <w:numFmt w:val="lowerRoman"/>
+      <w:lvlText w:val="%3."/>
+      <w:lvlJc w:val="right"/>
+      <w:pPr>
+        <w:ind w:left="2160" w:hanging="180"/>
+      </w:pPr>
+    </w:lvl>
+    <w:lvl w:ilvl="3" w:tplc="F73C4230">
+      <w:start w:val="1"/>
+      <w:numFmt w:val="decimal"/>
+      <w:lvlText w:val="%4."/>
+      <w:lvlJc w:val="left"/>
+      <w:pPr>
+        <w:ind w:left="2880" w:hanging="360"/>
+      </w:pPr>
+    </w:lvl>
+    <w:lvl w:ilvl="4" w:tplc="BF5805D8">
+      <w:start w:val="1"/>
+      <w:numFmt w:val="lowerLetter"/>
+      <w:lvlText w:val="%5."/>
+      <w:lvlJc w:val="left"/>
+      <w:pPr>
+        <w:ind w:left="3600" w:hanging="360"/>
+      </w:pPr>
+    </w:lvl>
+    <w:lvl w:ilvl="5" w:tplc="767043A6">
+      <w:start w:val="1"/>
+      <w:numFmt w:val="lowerRoman"/>
+      <w:lvlText w:val="%6."/>
+      <w:lvlJc w:val="right"/>
+      <w:pPr>
+        <w:ind w:left="4320" w:hanging="180"/>
+      </w:pPr>
+    </w:lvl>
+    <w:lvl w:ilvl="6" w:tplc="9D5A324E">
+      <w:start w:val="1"/>
+      <w:numFmt w:val="decimal"/>
+      <w:lvlText w:val="%7."/>
+      <w:lvlJc w:val="left"/>
+      <w:pPr>
+        <w:ind w:left="5040" w:hanging="360"/>
+      </w:pPr>
+    </w:lvl>
+    <w:lvl w:ilvl="7" w:tplc="416EA658">
+      <w:start w:val="1"/>
+      <w:numFmt w:val="lowerLetter"/>
+      <w:lvlText w:val="%8."/>
+      <w:lvlJc w:val="left"/>
+      <w:pPr>
+        <w:ind w:left="5760" w:hanging="360"/>
+      </w:pPr>
+    </w:lvl>
+    <w:lvl w:ilvl="8" w:tplc="F208BE5A">
+      <w:start w:val="1"/>
+      <w:numFmt w:val="lowerRoman"/>
+      <w:lvlText w:val="%9."/>
+      <w:lvlJc w:val="right"/>
+      <w:pPr>
+        <w:ind w:left="6480" w:hanging="180"/>
+      </w:pPr>
+    </w:lvl>
+  </w:abstractNum>
   <w:abstractNum w:abstractNumId="71" w15:restartNumberingAfterBreak="0">
-    <w:nsid w:val="67A02FE1"/>
+    <w:nsid w:val="6A5928E8"/>
+    <w:multiLevelType w:val="hybridMultilevel"/>
+    <w:tmpl w:val="3D64BA14"/>
+    <w:lvl w:ilvl="0" w:tplc="080A000F">
+      <w:start w:val="1"/>
+      <w:numFmt w:val="decimal"/>
+      <w:lvlText w:val="%1."/>
+      <w:lvlJc w:val="left"/>
+      <w:pPr>
+        <w:ind w:left="720" w:hanging="360"/>
+      </w:pPr>
+      <w:rPr>
+        <w:rFonts w:hint="default"/>
+      </w:rPr>
+    </w:lvl>
+    <w:lvl w:ilvl="1" w:tplc="080A0019">
+      <w:start w:val="1"/>
+      <w:numFmt w:val="lowerLetter"/>
+      <w:lvlText w:val="%2."/>
+      <w:lvlJc w:val="left"/>
+      <w:pPr>
+        <w:ind w:left="1440" w:hanging="360"/>
+      </w:pPr>
+    </w:lvl>
+    <w:lvl w:ilvl="2" w:tplc="080A001B" w:tentative="1">
+      <w:start w:val="1"/>
+      <w:numFmt w:val="lowerRoman"/>
+      <w:lvlText w:val="%3."/>
+      <w:lvlJc w:val="right"/>
+      <w:pPr>
+        <w:ind w:left="2160" w:hanging="180"/>
+      </w:pPr>
+    </w:lvl>
+    <w:lvl w:ilvl="3" w:tplc="080A000F" w:tentative="1">
+      <w:start w:val="1"/>
+      <w:numFmt w:val="decimal"/>
+      <w:lvlText w:val="%4."/>
+      <w:lvlJc w:val="left"/>
+      <w:pPr>
+        <w:ind w:left="2880" w:hanging="360"/>
+      </w:pPr>
+    </w:lvl>
+    <w:lvl w:ilvl="4" w:tplc="080A0019" w:tentative="1">
+      <w:start w:val="1"/>
+      <w:numFmt w:val="lowerLetter"/>
+      <w:lvlText w:val="%5."/>
+      <w:lvlJc w:val="left"/>
+      <w:pPr>
+        <w:ind w:left="3600" w:hanging="360"/>
+      </w:pPr>
+    </w:lvl>
+    <w:lvl w:ilvl="5" w:tplc="080A001B" w:tentative="1">
+      <w:start w:val="1"/>
+      <w:numFmt w:val="lowerRoman"/>
+      <w:lvlText w:val="%6."/>
+      <w:lvlJc w:val="right"/>
+      <w:pPr>
+        <w:ind w:left="4320" w:hanging="180"/>
+      </w:pPr>
+    </w:lvl>
+    <w:lvl w:ilvl="6" w:tplc="080A000F" w:tentative="1">
+      <w:start w:val="1"/>
+      <w:numFmt w:val="decimal"/>
+      <w:lvlText w:val="%7."/>
+      <w:lvlJc w:val="left"/>
+      <w:pPr>
+        <w:ind w:left="5040" w:hanging="360"/>
+      </w:pPr>
+    </w:lvl>
+    <w:lvl w:ilvl="7" w:tplc="080A0019" w:tentative="1">
+      <w:start w:val="1"/>
+      <w:numFmt w:val="lowerLetter"/>
+      <w:lvlText w:val="%8."/>
+      <w:lvlJc w:val="left"/>
+      <w:pPr>
+        <w:ind w:left="5760" w:hanging="360"/>
+      </w:pPr>
+    </w:lvl>
+    <w:lvl w:ilvl="8" w:tplc="080A001B" w:tentative="1">
+      <w:start w:val="1"/>
+      <w:numFmt w:val="lowerRoman"/>
+      <w:lvlText w:val="%9."/>
+      <w:lvlJc w:val="right"/>
+      <w:pPr>
+        <w:ind w:left="6480" w:hanging="180"/>
+      </w:pPr>
+    </w:lvl>
+  </w:abstractNum>
+  <w:abstractNum w:abstractNumId="72" w15:restartNumberingAfterBreak="0">
+    <w:nsid w:val="6B0A27A2"/>
     <w:multiLevelType w:val="multilevel"/>
-    <w:tmpl w:val="1A8A719A"/>
+    <w:tmpl w:val="57864CB8"/>
     <w:lvl w:ilvl="0">
       <w:start w:val="1"/>
-      <w:numFmt w:val="lowerLetter"/>
-      <w:lvlText w:val="%1."/>
+      <w:numFmt w:val="bullet"/>
+      <w:lvlText w:val=""/>
       <w:lvlJc w:val="left"/>
       <w:pPr>
         <w:tabs>
@@ -42836,11 +42483,15 @@
         </w:tabs>
         <w:ind w:left="720" w:hanging="360"/>
       </w:pPr>
+      <w:rPr>
+        <w:rFonts w:ascii="Symbol" w:hAnsi="Symbol" w:hint="default"/>
+        <w:sz w:val="20"/>
+      </w:rPr>
     </w:lvl>
     <w:lvl w:ilvl="1" w:tentative="1">
       <w:start w:val="1"/>
-      <w:numFmt w:val="lowerLetter"/>
-      <w:lvlText w:val="%2."/>
+      <w:numFmt w:val="bullet"/>
+      <w:lvlText w:val=""/>
       <w:lvlJc w:val="left"/>
       <w:pPr>
         <w:tabs>
@@ -42848,11 +42499,15 @@
         </w:tabs>
         <w:ind w:left="1440" w:hanging="360"/>
       </w:pPr>
+      <w:rPr>
+        <w:rFonts w:ascii="Symbol" w:hAnsi="Symbol" w:hint="default"/>
+        <w:sz w:val="20"/>
+      </w:rPr>
     </w:lvl>
     <w:lvl w:ilvl="2" w:tentative="1">
       <w:start w:val="1"/>
-      <w:numFmt w:val="lowerLetter"/>
-      <w:lvlText w:val="%3."/>
+      <w:numFmt w:val="bullet"/>
+      <w:lvlText w:val=""/>
       <w:lvlJc w:val="left"/>
       <w:pPr>
         <w:tabs>
@@ -42860,11 +42515,15 @@
         </w:tabs>
         <w:ind w:left="2160" w:hanging="360"/>
       </w:pPr>
+      <w:rPr>
+        <w:rFonts w:ascii="Symbol" w:hAnsi="Symbol" w:hint="default"/>
+        <w:sz w:val="20"/>
+      </w:rPr>
     </w:lvl>
     <w:lvl w:ilvl="3" w:tentative="1">
       <w:start w:val="1"/>
-      <w:numFmt w:val="lowerLetter"/>
-      <w:lvlText w:val="%4."/>
+      <w:numFmt w:val="bullet"/>
+      <w:lvlText w:val=""/>
       <w:lvlJc w:val="left"/>
       <w:pPr>
         <w:tabs>
@@ -42872,11 +42531,15 @@
         </w:tabs>
         <w:ind w:left="2880" w:hanging="360"/>
       </w:pPr>
+      <w:rPr>
+        <w:rFonts w:ascii="Symbol" w:hAnsi="Symbol" w:hint="default"/>
+        <w:sz w:val="20"/>
+      </w:rPr>
     </w:lvl>
     <w:lvl w:ilvl="4" w:tentative="1">
       <w:start w:val="1"/>
-      <w:numFmt w:val="lowerLetter"/>
-      <w:lvlText w:val="%5."/>
+      <w:numFmt w:val="bullet"/>
+      <w:lvlText w:val=""/>
       <w:lvlJc w:val="left"/>
       <w:pPr>
         <w:tabs>
@@ -42884,11 +42547,15 @@
         </w:tabs>
         <w:ind w:left="3600" w:hanging="360"/>
       </w:pPr>
+      <w:rPr>
+        <w:rFonts w:ascii="Symbol" w:hAnsi="Symbol" w:hint="default"/>
+        <w:sz w:val="20"/>
+      </w:rPr>
     </w:lvl>
     <w:lvl w:ilvl="5" w:tentative="1">
       <w:start w:val="1"/>
-      <w:numFmt w:val="lowerLetter"/>
-      <w:lvlText w:val="%6."/>
+      <w:numFmt w:val="bullet"/>
+      <w:lvlText w:val=""/>
       <w:lvlJc w:val="left"/>
       <w:pPr>
         <w:tabs>
@@ -42896,11 +42563,15 @@
         </w:tabs>
         <w:ind w:left="4320" w:hanging="360"/>
       </w:pPr>
+      <w:rPr>
+        <w:rFonts w:ascii="Symbol" w:hAnsi="Symbol" w:hint="default"/>
+        <w:sz w:val="20"/>
+      </w:rPr>
     </w:lvl>
     <w:lvl w:ilvl="6" w:tentative="1">
       <w:start w:val="1"/>
-      <w:numFmt w:val="lowerLetter"/>
-      <w:lvlText w:val="%7."/>
+      <w:numFmt w:val="bullet"/>
+      <w:lvlText w:val=""/>
       <w:lvlJc w:val="left"/>
       <w:pPr>
         <w:tabs>
@@ -42908,11 +42579,15 @@
         </w:tabs>
         <w:ind w:left="5040" w:hanging="360"/>
       </w:pPr>
+      <w:rPr>
+        <w:rFonts w:ascii="Symbol" w:hAnsi="Symbol" w:hint="default"/>
+        <w:sz w:val="20"/>
+      </w:rPr>
     </w:lvl>
     <w:lvl w:ilvl="7" w:tentative="1">
       <w:start w:val="1"/>
-      <w:numFmt w:val="lowerLetter"/>
-      <w:lvlText w:val="%8."/>
+      <w:numFmt w:val="bullet"/>
+      <w:lvlText w:val=""/>
       <w:lvlJc w:val="left"/>
       <w:pPr>
         <w:tabs>
@@ -42920,11 +42595,15 @@
         </w:tabs>
         <w:ind w:left="5760" w:hanging="360"/>
       </w:pPr>
+      <w:rPr>
+        <w:rFonts w:ascii="Symbol" w:hAnsi="Symbol" w:hint="default"/>
+        <w:sz w:val="20"/>
+      </w:rPr>
     </w:lvl>
     <w:lvl w:ilvl="8" w:tentative="1">
       <w:start w:val="1"/>
-      <w:numFmt w:val="lowerLetter"/>
-      <w:lvlText w:val="%9."/>
+      <w:numFmt w:val="bullet"/>
+      <w:lvlText w:val=""/>
       <w:lvlJc w:val="left"/>
       <w:pPr>
         <w:tabs>
@@ -42932,191 +42611,20 @@
         </w:tabs>
         <w:ind w:left="6480" w:hanging="360"/>
       </w:pPr>
+      <w:rPr>
+        <w:rFonts w:ascii="Symbol" w:hAnsi="Symbol" w:hint="default"/>
+        <w:sz w:val="20"/>
+      </w:rPr>
     </w:lvl>
   </w:abstractNum>
-  <w:abstractNum w:abstractNumId="72" w15:restartNumberingAfterBreak="0">
-    <w:nsid w:val="695FF2F6"/>
-    <w:multiLevelType w:val="hybridMultilevel"/>
-    <w:tmpl w:val="26E6D07E"/>
-    <w:lvl w:ilvl="0" w:tplc="1E806FE6">
+  <w:abstractNum w:abstractNumId="73" w15:restartNumberingAfterBreak="0">
+    <w:nsid w:val="6CC221B9"/>
+    <w:multiLevelType w:val="multilevel"/>
+    <w:tmpl w:val="F1388F40"/>
+    <w:lvl w:ilvl="0">
       <w:start w:val="1"/>
       <w:numFmt w:val="decimal"/>
       <w:lvlText w:val="%1."/>
-      <w:lvlJc w:val="left"/>
-      <w:pPr>
-        <w:ind w:left="720" w:hanging="360"/>
-      </w:pPr>
-    </w:lvl>
-    <w:lvl w:ilvl="1" w:tplc="27DA4256">
-      <w:start w:val="1"/>
-      <w:numFmt w:val="lowerLetter"/>
-      <w:lvlText w:val="%2."/>
-      <w:lvlJc w:val="left"/>
-      <w:pPr>
-        <w:ind w:left="1440" w:hanging="360"/>
-      </w:pPr>
-    </w:lvl>
-    <w:lvl w:ilvl="2" w:tplc="66180FF8">
-      <w:start w:val="1"/>
-      <w:numFmt w:val="lowerRoman"/>
-      <w:lvlText w:val="%3."/>
-      <w:lvlJc w:val="right"/>
-      <w:pPr>
-        <w:ind w:left="2160" w:hanging="180"/>
-      </w:pPr>
-    </w:lvl>
-    <w:lvl w:ilvl="3" w:tplc="F73C4230">
-      <w:start w:val="1"/>
-      <w:numFmt w:val="decimal"/>
-      <w:lvlText w:val="%4."/>
-      <w:lvlJc w:val="left"/>
-      <w:pPr>
-        <w:ind w:left="2880" w:hanging="360"/>
-      </w:pPr>
-    </w:lvl>
-    <w:lvl w:ilvl="4" w:tplc="BF5805D8">
-      <w:start w:val="1"/>
-      <w:numFmt w:val="lowerLetter"/>
-      <w:lvlText w:val="%5."/>
-      <w:lvlJc w:val="left"/>
-      <w:pPr>
-        <w:ind w:left="3600" w:hanging="360"/>
-      </w:pPr>
-    </w:lvl>
-    <w:lvl w:ilvl="5" w:tplc="767043A6">
-      <w:start w:val="1"/>
-      <w:numFmt w:val="lowerRoman"/>
-      <w:lvlText w:val="%6."/>
-      <w:lvlJc w:val="right"/>
-      <w:pPr>
-        <w:ind w:left="4320" w:hanging="180"/>
-      </w:pPr>
-    </w:lvl>
-    <w:lvl w:ilvl="6" w:tplc="9D5A324E">
-      <w:start w:val="1"/>
-      <w:numFmt w:val="decimal"/>
-      <w:lvlText w:val="%7."/>
-      <w:lvlJc w:val="left"/>
-      <w:pPr>
-        <w:ind w:left="5040" w:hanging="360"/>
-      </w:pPr>
-    </w:lvl>
-    <w:lvl w:ilvl="7" w:tplc="416EA658">
-      <w:start w:val="1"/>
-      <w:numFmt w:val="lowerLetter"/>
-      <w:lvlText w:val="%8."/>
-      <w:lvlJc w:val="left"/>
-      <w:pPr>
-        <w:ind w:left="5760" w:hanging="360"/>
-      </w:pPr>
-    </w:lvl>
-    <w:lvl w:ilvl="8" w:tplc="F208BE5A">
-      <w:start w:val="1"/>
-      <w:numFmt w:val="lowerRoman"/>
-      <w:lvlText w:val="%9."/>
-      <w:lvlJc w:val="right"/>
-      <w:pPr>
-        <w:ind w:left="6480" w:hanging="180"/>
-      </w:pPr>
-    </w:lvl>
-  </w:abstractNum>
-  <w:abstractNum w:abstractNumId="73" w15:restartNumberingAfterBreak="0">
-    <w:nsid w:val="6A5928E8"/>
-    <w:multiLevelType w:val="hybridMultilevel"/>
-    <w:tmpl w:val="3D64BA14"/>
-    <w:lvl w:ilvl="0" w:tplc="080A000F">
-      <w:start w:val="1"/>
-      <w:numFmt w:val="decimal"/>
-      <w:lvlText w:val="%1."/>
-      <w:lvlJc w:val="left"/>
-      <w:pPr>
-        <w:ind w:left="720" w:hanging="360"/>
-      </w:pPr>
-      <w:rPr>
-        <w:rFonts w:hint="default"/>
-      </w:rPr>
-    </w:lvl>
-    <w:lvl w:ilvl="1" w:tplc="080A0019">
-      <w:start w:val="1"/>
-      <w:numFmt w:val="lowerLetter"/>
-      <w:lvlText w:val="%2."/>
-      <w:lvlJc w:val="left"/>
-      <w:pPr>
-        <w:ind w:left="1440" w:hanging="360"/>
-      </w:pPr>
-    </w:lvl>
-    <w:lvl w:ilvl="2" w:tplc="080A001B" w:tentative="1">
-      <w:start w:val="1"/>
-      <w:numFmt w:val="lowerRoman"/>
-      <w:lvlText w:val="%3."/>
-      <w:lvlJc w:val="right"/>
-      <w:pPr>
-        <w:ind w:left="2160" w:hanging="180"/>
-      </w:pPr>
-    </w:lvl>
-    <w:lvl w:ilvl="3" w:tplc="080A000F" w:tentative="1">
-      <w:start w:val="1"/>
-      <w:numFmt w:val="decimal"/>
-      <w:lvlText w:val="%4."/>
-      <w:lvlJc w:val="left"/>
-      <w:pPr>
-        <w:ind w:left="2880" w:hanging="360"/>
-      </w:pPr>
-    </w:lvl>
-    <w:lvl w:ilvl="4" w:tplc="080A0019" w:tentative="1">
-      <w:start w:val="1"/>
-      <w:numFmt w:val="lowerLetter"/>
-      <w:lvlText w:val="%5."/>
-      <w:lvlJc w:val="left"/>
-      <w:pPr>
-        <w:ind w:left="3600" w:hanging="360"/>
-      </w:pPr>
-    </w:lvl>
-    <w:lvl w:ilvl="5" w:tplc="080A001B" w:tentative="1">
-      <w:start w:val="1"/>
-      <w:numFmt w:val="lowerRoman"/>
-      <w:lvlText w:val="%6."/>
-      <w:lvlJc w:val="right"/>
-      <w:pPr>
-        <w:ind w:left="4320" w:hanging="180"/>
-      </w:pPr>
-    </w:lvl>
-    <w:lvl w:ilvl="6" w:tplc="080A000F" w:tentative="1">
-      <w:start w:val="1"/>
-      <w:numFmt w:val="decimal"/>
-      <w:lvlText w:val="%7."/>
-      <w:lvlJc w:val="left"/>
-      <w:pPr>
-        <w:ind w:left="5040" w:hanging="360"/>
-      </w:pPr>
-    </w:lvl>
-    <w:lvl w:ilvl="7" w:tplc="080A0019" w:tentative="1">
-      <w:start w:val="1"/>
-      <w:numFmt w:val="lowerLetter"/>
-      <w:lvlText w:val="%8."/>
-      <w:lvlJc w:val="left"/>
-      <w:pPr>
-        <w:ind w:left="5760" w:hanging="360"/>
-      </w:pPr>
-    </w:lvl>
-    <w:lvl w:ilvl="8" w:tplc="080A001B" w:tentative="1">
-      <w:start w:val="1"/>
-      <w:numFmt w:val="lowerRoman"/>
-      <w:lvlText w:val="%9."/>
-      <w:lvlJc w:val="right"/>
-      <w:pPr>
-        <w:ind w:left="6480" w:hanging="180"/>
-      </w:pPr>
-    </w:lvl>
-  </w:abstractNum>
-  <w:abstractNum w:abstractNumId="74" w15:restartNumberingAfterBreak="0">
-    <w:nsid w:val="6B0A27A2"/>
-    <w:multiLevelType w:val="multilevel"/>
-    <w:tmpl w:val="57864CB8"/>
-    <w:lvl w:ilvl="0">
-      <w:start w:val="1"/>
-      <w:numFmt w:val="bullet"/>
-      <w:lvlText w:val=""/>
       <w:lvlJc w:val="left"/>
       <w:pPr>
         <w:tabs>
@@ -43124,6 +42632,774 @@
         </w:tabs>
         <w:ind w:left="720" w:hanging="360"/>
       </w:pPr>
+    </w:lvl>
+    <w:lvl w:ilvl="1">
+      <w:start w:val="1"/>
+      <w:numFmt w:val="bullet"/>
+      <w:lvlText w:val="o"/>
+      <w:lvlJc w:val="left"/>
+      <w:pPr>
+        <w:tabs>
+          <w:tab w:val="num" w:pos="1440"/>
+        </w:tabs>
+        <w:ind w:left="1440" w:hanging="360"/>
+      </w:pPr>
+      <w:rPr>
+        <w:rFonts w:ascii="Courier New" w:hAnsi="Courier New" w:hint="default"/>
+        <w:sz w:val="20"/>
+      </w:rPr>
+    </w:lvl>
+    <w:lvl w:ilvl="2" w:tentative="1">
+      <w:start w:val="1"/>
+      <w:numFmt w:val="decimal"/>
+      <w:lvlText w:val="%3."/>
+      <w:lvlJc w:val="left"/>
+      <w:pPr>
+        <w:tabs>
+          <w:tab w:val="num" w:pos="2160"/>
+        </w:tabs>
+        <w:ind w:left="2160" w:hanging="360"/>
+      </w:pPr>
+    </w:lvl>
+    <w:lvl w:ilvl="3" w:tentative="1">
+      <w:start w:val="1"/>
+      <w:numFmt w:val="decimal"/>
+      <w:lvlText w:val="%4."/>
+      <w:lvlJc w:val="left"/>
+      <w:pPr>
+        <w:tabs>
+          <w:tab w:val="num" w:pos="2880"/>
+        </w:tabs>
+        <w:ind w:left="2880" w:hanging="360"/>
+      </w:pPr>
+    </w:lvl>
+    <w:lvl w:ilvl="4" w:tentative="1">
+      <w:start w:val="1"/>
+      <w:numFmt w:val="decimal"/>
+      <w:lvlText w:val="%5."/>
+      <w:lvlJc w:val="left"/>
+      <w:pPr>
+        <w:tabs>
+          <w:tab w:val="num" w:pos="3600"/>
+        </w:tabs>
+        <w:ind w:left="3600" w:hanging="360"/>
+      </w:pPr>
+    </w:lvl>
+    <w:lvl w:ilvl="5" w:tentative="1">
+      <w:start w:val="1"/>
+      <w:numFmt w:val="decimal"/>
+      <w:lvlText w:val="%6."/>
+      <w:lvlJc w:val="left"/>
+      <w:pPr>
+        <w:tabs>
+          <w:tab w:val="num" w:pos="4320"/>
+        </w:tabs>
+        <w:ind w:left="4320" w:hanging="360"/>
+      </w:pPr>
+    </w:lvl>
+    <w:lvl w:ilvl="6" w:tentative="1">
+      <w:start w:val="1"/>
+      <w:numFmt w:val="decimal"/>
+      <w:lvlText w:val="%7."/>
+      <w:lvlJc w:val="left"/>
+      <w:pPr>
+        <w:tabs>
+          <w:tab w:val="num" w:pos="5040"/>
+        </w:tabs>
+        <w:ind w:left="5040" w:hanging="360"/>
+      </w:pPr>
+    </w:lvl>
+    <w:lvl w:ilvl="7" w:tentative="1">
+      <w:start w:val="1"/>
+      <w:numFmt w:val="decimal"/>
+      <w:lvlText w:val="%8."/>
+      <w:lvlJc w:val="left"/>
+      <w:pPr>
+        <w:tabs>
+          <w:tab w:val="num" w:pos="5760"/>
+        </w:tabs>
+        <w:ind w:left="5760" w:hanging="360"/>
+      </w:pPr>
+    </w:lvl>
+    <w:lvl w:ilvl="8" w:tentative="1">
+      <w:start w:val="1"/>
+      <w:numFmt w:val="decimal"/>
+      <w:lvlText w:val="%9."/>
+      <w:lvlJc w:val="left"/>
+      <w:pPr>
+        <w:tabs>
+          <w:tab w:val="num" w:pos="6480"/>
+        </w:tabs>
+        <w:ind w:left="6480" w:hanging="360"/>
+      </w:pPr>
+    </w:lvl>
+  </w:abstractNum>
+  <w:abstractNum w:abstractNumId="74" w15:restartNumberingAfterBreak="0">
+    <w:nsid w:val="6DD0137C"/>
+    <w:multiLevelType w:val="multilevel"/>
+    <w:tmpl w:val="6EAE6926"/>
+    <w:lvl w:ilvl="0">
+      <w:start w:val="1"/>
+      <w:numFmt w:val="decimal"/>
+      <w:lvlText w:val="%1."/>
+      <w:lvlJc w:val="left"/>
+      <w:pPr>
+        <w:tabs>
+          <w:tab w:val="num" w:pos="720"/>
+        </w:tabs>
+        <w:ind w:left="720" w:hanging="360"/>
+      </w:pPr>
+    </w:lvl>
+    <w:lvl w:ilvl="1" w:tentative="1">
+      <w:start w:val="1"/>
+      <w:numFmt w:val="decimal"/>
+      <w:lvlText w:val="%2."/>
+      <w:lvlJc w:val="left"/>
+      <w:pPr>
+        <w:tabs>
+          <w:tab w:val="num" w:pos="1440"/>
+        </w:tabs>
+        <w:ind w:left="1440" w:hanging="360"/>
+      </w:pPr>
+    </w:lvl>
+    <w:lvl w:ilvl="2" w:tentative="1">
+      <w:start w:val="1"/>
+      <w:numFmt w:val="decimal"/>
+      <w:lvlText w:val="%3."/>
+      <w:lvlJc w:val="left"/>
+      <w:pPr>
+        <w:tabs>
+          <w:tab w:val="num" w:pos="2160"/>
+        </w:tabs>
+        <w:ind w:left="2160" w:hanging="360"/>
+      </w:pPr>
+    </w:lvl>
+    <w:lvl w:ilvl="3" w:tentative="1">
+      <w:start w:val="1"/>
+      <w:numFmt w:val="decimal"/>
+      <w:lvlText w:val="%4."/>
+      <w:lvlJc w:val="left"/>
+      <w:pPr>
+        <w:tabs>
+          <w:tab w:val="num" w:pos="2880"/>
+        </w:tabs>
+        <w:ind w:left="2880" w:hanging="360"/>
+      </w:pPr>
+    </w:lvl>
+    <w:lvl w:ilvl="4" w:tentative="1">
+      <w:start w:val="1"/>
+      <w:numFmt w:val="decimal"/>
+      <w:lvlText w:val="%5."/>
+      <w:lvlJc w:val="left"/>
+      <w:pPr>
+        <w:tabs>
+          <w:tab w:val="num" w:pos="3600"/>
+        </w:tabs>
+        <w:ind w:left="3600" w:hanging="360"/>
+      </w:pPr>
+    </w:lvl>
+    <w:lvl w:ilvl="5" w:tentative="1">
+      <w:start w:val="1"/>
+      <w:numFmt w:val="decimal"/>
+      <w:lvlText w:val="%6."/>
+      <w:lvlJc w:val="left"/>
+      <w:pPr>
+        <w:tabs>
+          <w:tab w:val="num" w:pos="4320"/>
+        </w:tabs>
+        <w:ind w:left="4320" w:hanging="360"/>
+      </w:pPr>
+    </w:lvl>
+    <w:lvl w:ilvl="6" w:tentative="1">
+      <w:start w:val="1"/>
+      <w:numFmt w:val="decimal"/>
+      <w:lvlText w:val="%7."/>
+      <w:lvlJc w:val="left"/>
+      <w:pPr>
+        <w:tabs>
+          <w:tab w:val="num" w:pos="5040"/>
+        </w:tabs>
+        <w:ind w:left="5040" w:hanging="360"/>
+      </w:pPr>
+    </w:lvl>
+    <w:lvl w:ilvl="7" w:tentative="1">
+      <w:start w:val="1"/>
+      <w:numFmt w:val="decimal"/>
+      <w:lvlText w:val="%8."/>
+      <w:lvlJc w:val="left"/>
+      <w:pPr>
+        <w:tabs>
+          <w:tab w:val="num" w:pos="5760"/>
+        </w:tabs>
+        <w:ind w:left="5760" w:hanging="360"/>
+      </w:pPr>
+    </w:lvl>
+    <w:lvl w:ilvl="8" w:tentative="1">
+      <w:start w:val="1"/>
+      <w:numFmt w:val="decimal"/>
+      <w:lvlText w:val="%9."/>
+      <w:lvlJc w:val="left"/>
+      <w:pPr>
+        <w:tabs>
+          <w:tab w:val="num" w:pos="6480"/>
+        </w:tabs>
+        <w:ind w:left="6480" w:hanging="360"/>
+      </w:pPr>
+    </w:lvl>
+  </w:abstractNum>
+  <w:abstractNum w:abstractNumId="75" w15:restartNumberingAfterBreak="0">
+    <w:nsid w:val="6EC709B2"/>
+    <w:multiLevelType w:val="multilevel"/>
+    <w:tmpl w:val="3EB64B48"/>
+    <w:lvl w:ilvl="0">
+      <w:start w:val="1"/>
+      <w:numFmt w:val="decimal"/>
+      <w:lvlText w:val="%1."/>
+      <w:lvlJc w:val="left"/>
+      <w:pPr>
+        <w:tabs>
+          <w:tab w:val="num" w:pos="720"/>
+        </w:tabs>
+        <w:ind w:left="720" w:hanging="360"/>
+      </w:pPr>
+    </w:lvl>
+    <w:lvl w:ilvl="1" w:tentative="1">
+      <w:start w:val="1"/>
+      <w:numFmt w:val="decimal"/>
+      <w:lvlText w:val="%2."/>
+      <w:lvlJc w:val="left"/>
+      <w:pPr>
+        <w:tabs>
+          <w:tab w:val="num" w:pos="1440"/>
+        </w:tabs>
+        <w:ind w:left="1440" w:hanging="360"/>
+      </w:pPr>
+    </w:lvl>
+    <w:lvl w:ilvl="2" w:tentative="1">
+      <w:start w:val="1"/>
+      <w:numFmt w:val="decimal"/>
+      <w:lvlText w:val="%3."/>
+      <w:lvlJc w:val="left"/>
+      <w:pPr>
+        <w:tabs>
+          <w:tab w:val="num" w:pos="2160"/>
+        </w:tabs>
+        <w:ind w:left="2160" w:hanging="360"/>
+      </w:pPr>
+    </w:lvl>
+    <w:lvl w:ilvl="3" w:tentative="1">
+      <w:start w:val="1"/>
+      <w:numFmt w:val="decimal"/>
+      <w:lvlText w:val="%4."/>
+      <w:lvlJc w:val="left"/>
+      <w:pPr>
+        <w:tabs>
+          <w:tab w:val="num" w:pos="2880"/>
+        </w:tabs>
+        <w:ind w:left="2880" w:hanging="360"/>
+      </w:pPr>
+    </w:lvl>
+    <w:lvl w:ilvl="4" w:tentative="1">
+      <w:start w:val="1"/>
+      <w:numFmt w:val="decimal"/>
+      <w:lvlText w:val="%5."/>
+      <w:lvlJc w:val="left"/>
+      <w:pPr>
+        <w:tabs>
+          <w:tab w:val="num" w:pos="3600"/>
+        </w:tabs>
+        <w:ind w:left="3600" w:hanging="360"/>
+      </w:pPr>
+    </w:lvl>
+    <w:lvl w:ilvl="5" w:tentative="1">
+      <w:start w:val="1"/>
+      <w:numFmt w:val="decimal"/>
+      <w:lvlText w:val="%6."/>
+      <w:lvlJc w:val="left"/>
+      <w:pPr>
+        <w:tabs>
+          <w:tab w:val="num" w:pos="4320"/>
+        </w:tabs>
+        <w:ind w:left="4320" w:hanging="360"/>
+      </w:pPr>
+    </w:lvl>
+    <w:lvl w:ilvl="6" w:tentative="1">
+      <w:start w:val="1"/>
+      <w:numFmt w:val="decimal"/>
+      <w:lvlText w:val="%7."/>
+      <w:lvlJc w:val="left"/>
+      <w:pPr>
+        <w:tabs>
+          <w:tab w:val="num" w:pos="5040"/>
+        </w:tabs>
+        <w:ind w:left="5040" w:hanging="360"/>
+      </w:pPr>
+    </w:lvl>
+    <w:lvl w:ilvl="7" w:tentative="1">
+      <w:start w:val="1"/>
+      <w:numFmt w:val="decimal"/>
+      <w:lvlText w:val="%8."/>
+      <w:lvlJc w:val="left"/>
+      <w:pPr>
+        <w:tabs>
+          <w:tab w:val="num" w:pos="5760"/>
+        </w:tabs>
+        <w:ind w:left="5760" w:hanging="360"/>
+      </w:pPr>
+    </w:lvl>
+    <w:lvl w:ilvl="8" w:tentative="1">
+      <w:start w:val="1"/>
+      <w:numFmt w:val="decimal"/>
+      <w:lvlText w:val="%9."/>
+      <w:lvlJc w:val="left"/>
+      <w:pPr>
+        <w:tabs>
+          <w:tab w:val="num" w:pos="6480"/>
+        </w:tabs>
+        <w:ind w:left="6480" w:hanging="360"/>
+      </w:pPr>
+    </w:lvl>
+  </w:abstractNum>
+  <w:abstractNum w:abstractNumId="76" w15:restartNumberingAfterBreak="0">
+    <w:nsid w:val="6F816C3D"/>
+    <w:multiLevelType w:val="hybridMultilevel"/>
+    <w:tmpl w:val="03AA0A6E"/>
+    <w:lvl w:ilvl="0" w:tplc="5B8A3B0C">
+      <w:start w:val="1"/>
+      <w:numFmt w:val="bullet"/>
+      <w:lvlText w:val=""/>
+      <w:lvlJc w:val="left"/>
+      <w:pPr>
+        <w:ind w:left="720" w:hanging="360"/>
+      </w:pPr>
+      <w:rPr>
+        <w:rFonts w:ascii="Symbol" w:hAnsi="Symbol" w:hint="default"/>
+      </w:rPr>
+    </w:lvl>
+    <w:lvl w:ilvl="1" w:tplc="C2C0C862">
+      <w:start w:val="1"/>
+      <w:numFmt w:val="bullet"/>
+      <w:lvlText w:val="o"/>
+      <w:lvlJc w:val="left"/>
+      <w:pPr>
+        <w:ind w:left="1440" w:hanging="360"/>
+      </w:pPr>
+      <w:rPr>
+        <w:rFonts w:ascii="Courier New" w:hAnsi="Courier New" w:hint="default"/>
+      </w:rPr>
+    </w:lvl>
+    <w:lvl w:ilvl="2" w:tplc="F44CC9EC">
+      <w:start w:val="1"/>
+      <w:numFmt w:val="bullet"/>
+      <w:lvlText w:val=""/>
+      <w:lvlJc w:val="left"/>
+      <w:pPr>
+        <w:ind w:left="2160" w:hanging="360"/>
+      </w:pPr>
+      <w:rPr>
+        <w:rFonts w:ascii="Wingdings" w:hAnsi="Wingdings" w:hint="default"/>
+      </w:rPr>
+    </w:lvl>
+    <w:lvl w:ilvl="3" w:tplc="EA64C1A0">
+      <w:start w:val="1"/>
+      <w:numFmt w:val="bullet"/>
+      <w:lvlText w:val=""/>
+      <w:lvlJc w:val="left"/>
+      <w:pPr>
+        <w:ind w:left="2880" w:hanging="360"/>
+      </w:pPr>
+      <w:rPr>
+        <w:rFonts w:ascii="Symbol" w:hAnsi="Symbol" w:hint="default"/>
+      </w:rPr>
+    </w:lvl>
+    <w:lvl w:ilvl="4" w:tplc="8868801E">
+      <w:start w:val="1"/>
+      <w:numFmt w:val="bullet"/>
+      <w:lvlText w:val="o"/>
+      <w:lvlJc w:val="left"/>
+      <w:pPr>
+        <w:ind w:left="3600" w:hanging="360"/>
+      </w:pPr>
+      <w:rPr>
+        <w:rFonts w:ascii="Courier New" w:hAnsi="Courier New" w:hint="default"/>
+      </w:rPr>
+    </w:lvl>
+    <w:lvl w:ilvl="5" w:tplc="8070BA82">
+      <w:start w:val="1"/>
+      <w:numFmt w:val="bullet"/>
+      <w:lvlText w:val=""/>
+      <w:lvlJc w:val="left"/>
+      <w:pPr>
+        <w:ind w:left="4320" w:hanging="360"/>
+      </w:pPr>
+      <w:rPr>
+        <w:rFonts w:ascii="Wingdings" w:hAnsi="Wingdings" w:hint="default"/>
+      </w:rPr>
+    </w:lvl>
+    <w:lvl w:ilvl="6" w:tplc="A7B8AB46">
+      <w:start w:val="1"/>
+      <w:numFmt w:val="bullet"/>
+      <w:lvlText w:val=""/>
+      <w:lvlJc w:val="left"/>
+      <w:pPr>
+        <w:ind w:left="5040" w:hanging="360"/>
+      </w:pPr>
+      <w:rPr>
+        <w:rFonts w:ascii="Symbol" w:hAnsi="Symbol" w:hint="default"/>
+      </w:rPr>
+    </w:lvl>
+    <w:lvl w:ilvl="7" w:tplc="3870790C">
+      <w:start w:val="1"/>
+      <w:numFmt w:val="bullet"/>
+      <w:lvlText w:val="o"/>
+      <w:lvlJc w:val="left"/>
+      <w:pPr>
+        <w:ind w:left="5760" w:hanging="360"/>
+      </w:pPr>
+      <w:rPr>
+        <w:rFonts w:ascii="Courier New" w:hAnsi="Courier New" w:hint="default"/>
+      </w:rPr>
+    </w:lvl>
+    <w:lvl w:ilvl="8" w:tplc="2DE03584">
+      <w:start w:val="1"/>
+      <w:numFmt w:val="bullet"/>
+      <w:lvlText w:val=""/>
+      <w:lvlJc w:val="left"/>
+      <w:pPr>
+        <w:ind w:left="6480" w:hanging="360"/>
+      </w:pPr>
+      <w:rPr>
+        <w:rFonts w:ascii="Wingdings" w:hAnsi="Wingdings" w:hint="default"/>
+      </w:rPr>
+    </w:lvl>
+  </w:abstractNum>
+  <w:abstractNum w:abstractNumId="77" w15:restartNumberingAfterBreak="0">
+    <w:nsid w:val="70EE1A8D"/>
+    <w:multiLevelType w:val="hybridMultilevel"/>
+    <w:tmpl w:val="95B83202"/>
+    <w:lvl w:ilvl="0" w:tplc="080A0001">
+      <w:start w:val="1"/>
+      <w:numFmt w:val="bullet"/>
+      <w:lvlText w:val=""/>
+      <w:lvlJc w:val="left"/>
+      <w:pPr>
+        <w:ind w:left="720" w:hanging="360"/>
+      </w:pPr>
+      <w:rPr>
+        <w:rFonts w:ascii="Symbol" w:hAnsi="Symbol" w:hint="default"/>
+      </w:rPr>
+    </w:lvl>
+    <w:lvl w:ilvl="1" w:tplc="080A0003" w:tentative="1">
+      <w:start w:val="1"/>
+      <w:numFmt w:val="bullet"/>
+      <w:lvlText w:val="o"/>
+      <w:lvlJc w:val="left"/>
+      <w:pPr>
+        <w:ind w:left="1440" w:hanging="360"/>
+      </w:pPr>
+      <w:rPr>
+        <w:rFonts w:ascii="Courier New" w:hAnsi="Courier New" w:cs="Courier New" w:hint="default"/>
+      </w:rPr>
+    </w:lvl>
+    <w:lvl w:ilvl="2" w:tplc="080A0005" w:tentative="1">
+      <w:start w:val="1"/>
+      <w:numFmt w:val="bullet"/>
+      <w:lvlText w:val=""/>
+      <w:lvlJc w:val="left"/>
+      <w:pPr>
+        <w:ind w:left="2160" w:hanging="360"/>
+      </w:pPr>
+      <w:rPr>
+        <w:rFonts w:ascii="Wingdings" w:hAnsi="Wingdings" w:hint="default"/>
+      </w:rPr>
+    </w:lvl>
+    <w:lvl w:ilvl="3" w:tplc="080A0001" w:tentative="1">
+      <w:start w:val="1"/>
+      <w:numFmt w:val="bullet"/>
+      <w:lvlText w:val=""/>
+      <w:lvlJc w:val="left"/>
+      <w:pPr>
+        <w:ind w:left="2880" w:hanging="360"/>
+      </w:pPr>
+      <w:rPr>
+        <w:rFonts w:ascii="Symbol" w:hAnsi="Symbol" w:hint="default"/>
+      </w:rPr>
+    </w:lvl>
+    <w:lvl w:ilvl="4" w:tplc="080A0003" w:tentative="1">
+      <w:start w:val="1"/>
+      <w:numFmt w:val="bullet"/>
+      <w:lvlText w:val="o"/>
+      <w:lvlJc w:val="left"/>
+      <w:pPr>
+        <w:ind w:left="3600" w:hanging="360"/>
+      </w:pPr>
+      <w:rPr>
+        <w:rFonts w:ascii="Courier New" w:hAnsi="Courier New" w:cs="Courier New" w:hint="default"/>
+      </w:rPr>
+    </w:lvl>
+    <w:lvl w:ilvl="5" w:tplc="080A0005" w:tentative="1">
+      <w:start w:val="1"/>
+      <w:numFmt w:val="bullet"/>
+      <w:lvlText w:val=""/>
+      <w:lvlJc w:val="left"/>
+      <w:pPr>
+        <w:ind w:left="4320" w:hanging="360"/>
+      </w:pPr>
+      <w:rPr>
+        <w:rFonts w:ascii="Wingdings" w:hAnsi="Wingdings" w:hint="default"/>
+      </w:rPr>
+    </w:lvl>
+    <w:lvl w:ilvl="6" w:tplc="080A0001" w:tentative="1">
+      <w:start w:val="1"/>
+      <w:numFmt w:val="bullet"/>
+      <w:lvlText w:val=""/>
+      <w:lvlJc w:val="left"/>
+      <w:pPr>
+        <w:ind w:left="5040" w:hanging="360"/>
+      </w:pPr>
+      <w:rPr>
+        <w:rFonts w:ascii="Symbol" w:hAnsi="Symbol" w:hint="default"/>
+      </w:rPr>
+    </w:lvl>
+    <w:lvl w:ilvl="7" w:tplc="080A0003" w:tentative="1">
+      <w:start w:val="1"/>
+      <w:numFmt w:val="bullet"/>
+      <w:lvlText w:val="o"/>
+      <w:lvlJc w:val="left"/>
+      <w:pPr>
+        <w:ind w:left="5760" w:hanging="360"/>
+      </w:pPr>
+      <w:rPr>
+        <w:rFonts w:ascii="Courier New" w:hAnsi="Courier New" w:cs="Courier New" w:hint="default"/>
+      </w:rPr>
+    </w:lvl>
+    <w:lvl w:ilvl="8" w:tplc="080A0005" w:tentative="1">
+      <w:start w:val="1"/>
+      <w:numFmt w:val="bullet"/>
+      <w:lvlText w:val=""/>
+      <w:lvlJc w:val="left"/>
+      <w:pPr>
+        <w:ind w:left="6480" w:hanging="360"/>
+      </w:pPr>
+      <w:rPr>
+        <w:rFonts w:ascii="Wingdings" w:hAnsi="Wingdings" w:hint="default"/>
+      </w:rPr>
+    </w:lvl>
+  </w:abstractNum>
+  <w:abstractNum w:abstractNumId="78" w15:restartNumberingAfterBreak="0">
+    <w:nsid w:val="73711999"/>
+    <w:multiLevelType w:val="hybridMultilevel"/>
+    <w:tmpl w:val="04963FA4"/>
+    <w:lvl w:ilvl="0" w:tplc="F2101826">
+      <w:start w:val="1"/>
+      <w:numFmt w:val="decimal"/>
+      <w:lvlText w:val="%1."/>
+      <w:lvlJc w:val="left"/>
+      <w:pPr>
+        <w:ind w:left="720" w:hanging="360"/>
+      </w:pPr>
+    </w:lvl>
+    <w:lvl w:ilvl="1" w:tplc="D76ABE6A">
+      <w:start w:val="1"/>
+      <w:numFmt w:val="lowerLetter"/>
+      <w:lvlText w:val="%2."/>
+      <w:lvlJc w:val="left"/>
+      <w:pPr>
+        <w:ind w:left="1440" w:hanging="360"/>
+      </w:pPr>
+    </w:lvl>
+    <w:lvl w:ilvl="2" w:tplc="5B7E55AC">
+      <w:start w:val="1"/>
+      <w:numFmt w:val="lowerRoman"/>
+      <w:lvlText w:val="%3."/>
+      <w:lvlJc w:val="right"/>
+      <w:pPr>
+        <w:ind w:left="2160" w:hanging="180"/>
+      </w:pPr>
+    </w:lvl>
+    <w:lvl w:ilvl="3" w:tplc="20FCE71A">
+      <w:start w:val="1"/>
+      <w:numFmt w:val="decimal"/>
+      <w:lvlText w:val="%4."/>
+      <w:lvlJc w:val="left"/>
+      <w:pPr>
+        <w:ind w:left="2880" w:hanging="360"/>
+      </w:pPr>
+    </w:lvl>
+    <w:lvl w:ilvl="4" w:tplc="76760C0E">
+      <w:start w:val="1"/>
+      <w:numFmt w:val="lowerLetter"/>
+      <w:lvlText w:val="%5."/>
+      <w:lvlJc w:val="left"/>
+      <w:pPr>
+        <w:ind w:left="3600" w:hanging="360"/>
+      </w:pPr>
+    </w:lvl>
+    <w:lvl w:ilvl="5" w:tplc="D826A61C">
+      <w:start w:val="1"/>
+      <w:numFmt w:val="lowerRoman"/>
+      <w:lvlText w:val="%6."/>
+      <w:lvlJc w:val="right"/>
+      <w:pPr>
+        <w:ind w:left="4320" w:hanging="180"/>
+      </w:pPr>
+    </w:lvl>
+    <w:lvl w:ilvl="6" w:tplc="2D9AE6EC">
+      <w:start w:val="1"/>
+      <w:numFmt w:val="decimal"/>
+      <w:lvlText w:val="%7."/>
+      <w:lvlJc w:val="left"/>
+      <w:pPr>
+        <w:ind w:left="5040" w:hanging="360"/>
+      </w:pPr>
+    </w:lvl>
+    <w:lvl w:ilvl="7" w:tplc="93A25588">
+      <w:start w:val="1"/>
+      <w:numFmt w:val="lowerLetter"/>
+      <w:lvlText w:val="%8."/>
+      <w:lvlJc w:val="left"/>
+      <w:pPr>
+        <w:ind w:left="5760" w:hanging="360"/>
+      </w:pPr>
+    </w:lvl>
+    <w:lvl w:ilvl="8" w:tplc="D55A8732">
+      <w:start w:val="1"/>
+      <w:numFmt w:val="lowerRoman"/>
+      <w:lvlText w:val="%9."/>
+      <w:lvlJc w:val="right"/>
+      <w:pPr>
+        <w:ind w:left="6480" w:hanging="180"/>
+      </w:pPr>
+    </w:lvl>
+  </w:abstractNum>
+  <w:abstractNum w:abstractNumId="79" w15:restartNumberingAfterBreak="0">
+    <w:nsid w:val="754D6334"/>
+    <w:multiLevelType w:val="hybridMultilevel"/>
+    <w:tmpl w:val="16EC9A06"/>
+    <w:lvl w:ilvl="0" w:tplc="080A0001">
+      <w:start w:val="1"/>
+      <w:numFmt w:val="bullet"/>
+      <w:lvlText w:val=""/>
+      <w:lvlJc w:val="left"/>
+      <w:pPr>
+        <w:ind w:left="720" w:hanging="360"/>
+      </w:pPr>
+      <w:rPr>
+        <w:rFonts w:ascii="Symbol" w:hAnsi="Symbol" w:hint="default"/>
+      </w:rPr>
+    </w:lvl>
+    <w:lvl w:ilvl="1" w:tplc="080A0003" w:tentative="1">
+      <w:start w:val="1"/>
+      <w:numFmt w:val="bullet"/>
+      <w:lvlText w:val="o"/>
+      <w:lvlJc w:val="left"/>
+      <w:pPr>
+        <w:ind w:left="1440" w:hanging="360"/>
+      </w:pPr>
+      <w:rPr>
+        <w:rFonts w:ascii="Courier New" w:hAnsi="Courier New" w:cs="Courier New" w:hint="default"/>
+      </w:rPr>
+    </w:lvl>
+    <w:lvl w:ilvl="2" w:tplc="080A0005" w:tentative="1">
+      <w:start w:val="1"/>
+      <w:numFmt w:val="bullet"/>
+      <w:lvlText w:val=""/>
+      <w:lvlJc w:val="left"/>
+      <w:pPr>
+        <w:ind w:left="2160" w:hanging="360"/>
+      </w:pPr>
+      <w:rPr>
+        <w:rFonts w:ascii="Wingdings" w:hAnsi="Wingdings" w:hint="default"/>
+      </w:rPr>
+    </w:lvl>
+    <w:lvl w:ilvl="3" w:tplc="080A0001" w:tentative="1">
+      <w:start w:val="1"/>
+      <w:numFmt w:val="bullet"/>
+      <w:lvlText w:val=""/>
+      <w:lvlJc w:val="left"/>
+      <w:pPr>
+        <w:ind w:left="2880" w:hanging="360"/>
+      </w:pPr>
+      <w:rPr>
+        <w:rFonts w:ascii="Symbol" w:hAnsi="Symbol" w:hint="default"/>
+      </w:rPr>
+    </w:lvl>
+    <w:lvl w:ilvl="4" w:tplc="080A0003" w:tentative="1">
+      <w:start w:val="1"/>
+      <w:numFmt w:val="bullet"/>
+      <w:lvlText w:val="o"/>
+      <w:lvlJc w:val="left"/>
+      <w:pPr>
+        <w:ind w:left="3600" w:hanging="360"/>
+      </w:pPr>
+      <w:rPr>
+        <w:rFonts w:ascii="Courier New" w:hAnsi="Courier New" w:cs="Courier New" w:hint="default"/>
+      </w:rPr>
+    </w:lvl>
+    <w:lvl w:ilvl="5" w:tplc="080A0005" w:tentative="1">
+      <w:start w:val="1"/>
+      <w:numFmt w:val="bullet"/>
+      <w:lvlText w:val=""/>
+      <w:lvlJc w:val="left"/>
+      <w:pPr>
+        <w:ind w:left="4320" w:hanging="360"/>
+      </w:pPr>
+      <w:rPr>
+        <w:rFonts w:ascii="Wingdings" w:hAnsi="Wingdings" w:hint="default"/>
+      </w:rPr>
+    </w:lvl>
+    <w:lvl w:ilvl="6" w:tplc="080A0001" w:tentative="1">
+      <w:start w:val="1"/>
+      <w:numFmt w:val="bullet"/>
+      <w:lvlText w:val=""/>
+      <w:lvlJc w:val="left"/>
+      <w:pPr>
+        <w:ind w:left="5040" w:hanging="360"/>
+      </w:pPr>
+      <w:rPr>
+        <w:rFonts w:ascii="Symbol" w:hAnsi="Symbol" w:hint="default"/>
+      </w:rPr>
+    </w:lvl>
+    <w:lvl w:ilvl="7" w:tplc="080A0003" w:tentative="1">
+      <w:start w:val="1"/>
+      <w:numFmt w:val="bullet"/>
+      <w:lvlText w:val="o"/>
+      <w:lvlJc w:val="left"/>
+      <w:pPr>
+        <w:ind w:left="5760" w:hanging="360"/>
+      </w:pPr>
+      <w:rPr>
+        <w:rFonts w:ascii="Courier New" w:hAnsi="Courier New" w:cs="Courier New" w:hint="default"/>
+      </w:rPr>
+    </w:lvl>
+    <w:lvl w:ilvl="8" w:tplc="080A0005" w:tentative="1">
+      <w:start w:val="1"/>
+      <w:numFmt w:val="bullet"/>
+      <w:lvlText w:val=""/>
+      <w:lvlJc w:val="left"/>
+      <w:pPr>
+        <w:ind w:left="6480" w:hanging="360"/>
+      </w:pPr>
+      <w:rPr>
+        <w:rFonts w:ascii="Wingdings" w:hAnsi="Wingdings" w:hint="default"/>
+      </w:rPr>
+    </w:lvl>
+  </w:abstractNum>
+  <w:abstractNum w:abstractNumId="80" w15:restartNumberingAfterBreak="0">
+    <w:nsid w:val="7A667CFC"/>
+    <w:multiLevelType w:val="multilevel"/>
+    <w:tmpl w:val="4758863E"/>
+    <w:lvl w:ilvl="0">
+      <w:start w:val="1"/>
+      <w:numFmt w:val="bullet"/>
+      <w:lvlText w:val=""/>
+      <w:lvlJc w:val="left"/>
+      <w:pPr>
+        <w:tabs>
+          <w:tab w:val="num" w:pos="720"/>
+        </w:tabs>
+        <w:ind w:left="720" w:hanging="360"/>
+      </w:pPr>
       <w:rPr>
         <w:rFonts w:ascii="Symbol" w:hAnsi="Symbol" w:hint="default"/>
         <w:sz w:val="20"/>
@@ -43132,7 +43408,7 @@
     <w:lvl w:ilvl="1" w:tentative="1">
       <w:start w:val="1"/>
       <w:numFmt w:val="bullet"/>
-      <w:lvlText w:val=""/>
+      <w:lvlText w:val="o"/>
       <w:lvlJc w:val="left"/>
       <w:pPr>
         <w:tabs>
@@ -43141,14 +43417,14 @@
         <w:ind w:left="1440" w:hanging="360"/>
       </w:pPr>
       <w:rPr>
-        <w:rFonts w:ascii="Symbol" w:hAnsi="Symbol" w:hint="default"/>
+        <w:rFonts w:ascii="Courier New" w:hAnsi="Courier New" w:hint="default"/>
         <w:sz w:val="20"/>
       </w:rPr>
     </w:lvl>
     <w:lvl w:ilvl="2" w:tentative="1">
       <w:start w:val="1"/>
       <w:numFmt w:val="bullet"/>
-      <w:lvlText w:val=""/>
+      <w:lvlText w:val=""/>
       <w:lvlJc w:val="left"/>
       <w:pPr>
         <w:tabs>
@@ -43157,14 +43433,14 @@
         <w:ind w:left="2160" w:hanging="360"/>
       </w:pPr>
       <w:rPr>
-        <w:rFonts w:ascii="Symbol" w:hAnsi="Symbol" w:hint="default"/>
+        <w:rFonts w:ascii="Wingdings" w:hAnsi="Wingdings" w:hint="default"/>
         <w:sz w:val="20"/>
       </w:rPr>
     </w:lvl>
     <w:lvl w:ilvl="3" w:tentative="1">
       <w:start w:val="1"/>
       <w:numFmt w:val="bullet"/>
-      <w:lvlText w:val=""/>
+      <w:lvlText w:val=""/>
       <w:lvlJc w:val="left"/>
       <w:pPr>
         <w:tabs>
@@ -43173,14 +43449,14 @@
         <w:ind w:left="2880" w:hanging="360"/>
       </w:pPr>
       <w:rPr>
-        <w:rFonts w:ascii="Symbol" w:hAnsi="Symbol" w:hint="default"/>
+        <w:rFonts w:ascii="Wingdings" w:hAnsi="Wingdings" w:hint="default"/>
         <w:sz w:val="20"/>
       </w:rPr>
     </w:lvl>
     <w:lvl w:ilvl="4" w:tentative="1">
       <w:start w:val="1"/>
       <w:numFmt w:val="bullet"/>
-      <w:lvlText w:val=""/>
+      <w:lvlText w:val=""/>
       <w:lvlJc w:val="left"/>
       <w:pPr>
         <w:tabs>
@@ -43189,14 +43465,14 @@
         <w:ind w:left="3600" w:hanging="360"/>
       </w:pPr>
       <w:rPr>
-        <w:rFonts w:ascii="Symbol" w:hAnsi="Symbol" w:hint="default"/>
+        <w:rFonts w:ascii="Wingdings" w:hAnsi="Wingdings" w:hint="default"/>
         <w:sz w:val="20"/>
       </w:rPr>
     </w:lvl>
     <w:lvl w:ilvl="5" w:tentative="1">
       <w:start w:val="1"/>
       <w:numFmt w:val="bullet"/>
-      <w:lvlText w:val=""/>
+      <w:lvlText w:val=""/>
       <w:lvlJc w:val="left"/>
       <w:pPr>
         <w:tabs>
@@ -43205,14 +43481,14 @@
         <w:ind w:left="4320" w:hanging="360"/>
       </w:pPr>
       <w:rPr>
-        <w:rFonts w:ascii="Symbol" w:hAnsi="Symbol" w:hint="default"/>
+        <w:rFonts w:ascii="Wingdings" w:hAnsi="Wingdings" w:hint="default"/>
         <w:sz w:val="20"/>
       </w:rPr>
     </w:lvl>
     <w:lvl w:ilvl="6" w:tentative="1">
       <w:start w:val="1"/>
       <w:numFmt w:val="bullet"/>
-      <w:lvlText w:val=""/>
+      <w:lvlText w:val=""/>
       <w:lvlJc w:val="left"/>
       <w:pPr>
         <w:tabs>
@@ -43221,14 +43497,14 @@
         <w:ind w:left="5040" w:hanging="360"/>
       </w:pPr>
       <w:rPr>
-        <w:rFonts w:ascii="Symbol" w:hAnsi="Symbol" w:hint="default"/>
+        <w:rFonts w:ascii="Wingdings" w:hAnsi="Wingdings" w:hint="default"/>
         <w:sz w:val="20"/>
       </w:rPr>
     </w:lvl>
     <w:lvl w:ilvl="7" w:tentative="1">
       <w:start w:val="1"/>
       <w:numFmt w:val="bullet"/>
-      <w:lvlText w:val=""/>
+      <w:lvlText w:val=""/>
       <w:lvlJc w:val="left"/>
       <w:pPr>
         <w:tabs>
@@ -43237,14 +43513,14 @@
         <w:ind w:left="5760" w:hanging="360"/>
       </w:pPr>
       <w:rPr>
-        <w:rFonts w:ascii="Symbol" w:hAnsi="Symbol" w:hint="default"/>
+        <w:rFonts w:ascii="Wingdings" w:hAnsi="Wingdings" w:hint="default"/>
         <w:sz w:val="20"/>
       </w:rPr>
     </w:lvl>
     <w:lvl w:ilvl="8" w:tentative="1">
       <w:start w:val="1"/>
       <w:numFmt w:val="bullet"/>
-      <w:lvlText w:val=""/>
+      <w:lvlText w:val=""/>
       <w:lvlJc w:val="left"/>
       <w:pPr>
         <w:tabs>
@@ -43253,1178 +43529,255 @@
         <w:ind w:left="6480" w:hanging="360"/>
       </w:pPr>
       <w:rPr>
-        <w:rFonts w:ascii="Symbol" w:hAnsi="Symbol" w:hint="default"/>
-        <w:sz w:val="20"/>
-      </w:rPr>
-    </w:lvl>
-  </w:abstractNum>
-  <w:abstractNum w:abstractNumId="75" w15:restartNumberingAfterBreak="0">
-    <w:nsid w:val="6CC221B9"/>
-    <w:multiLevelType w:val="multilevel"/>
-    <w:tmpl w:val="F1388F40"/>
-    <w:lvl w:ilvl="0">
-      <w:start w:val="1"/>
-      <w:numFmt w:val="decimal"/>
-      <w:lvlText w:val="%1."/>
-      <w:lvlJc w:val="left"/>
-      <w:pPr>
-        <w:tabs>
-          <w:tab w:val="num" w:pos="720"/>
-        </w:tabs>
-        <w:ind w:left="720" w:hanging="360"/>
-      </w:pPr>
-    </w:lvl>
-    <w:lvl w:ilvl="1">
-      <w:start w:val="1"/>
-      <w:numFmt w:val="bullet"/>
-      <w:lvlText w:val="o"/>
-      <w:lvlJc w:val="left"/>
-      <w:pPr>
-        <w:tabs>
-          <w:tab w:val="num" w:pos="1440"/>
-        </w:tabs>
-        <w:ind w:left="1440" w:hanging="360"/>
-      </w:pPr>
-      <w:rPr>
-        <w:rFonts w:ascii="Courier New" w:hAnsi="Courier New" w:hint="default"/>
-        <w:sz w:val="20"/>
-      </w:rPr>
-    </w:lvl>
-    <w:lvl w:ilvl="2" w:tentative="1">
-      <w:start w:val="1"/>
-      <w:numFmt w:val="decimal"/>
-      <w:lvlText w:val="%3."/>
-      <w:lvlJc w:val="left"/>
-      <w:pPr>
-        <w:tabs>
-          <w:tab w:val="num" w:pos="2160"/>
-        </w:tabs>
-        <w:ind w:left="2160" w:hanging="360"/>
-      </w:pPr>
-    </w:lvl>
-    <w:lvl w:ilvl="3" w:tentative="1">
-      <w:start w:val="1"/>
-      <w:numFmt w:val="decimal"/>
-      <w:lvlText w:val="%4."/>
-      <w:lvlJc w:val="left"/>
-      <w:pPr>
-        <w:tabs>
-          <w:tab w:val="num" w:pos="2880"/>
-        </w:tabs>
-        <w:ind w:left="2880" w:hanging="360"/>
-      </w:pPr>
-    </w:lvl>
-    <w:lvl w:ilvl="4" w:tentative="1">
-      <w:start w:val="1"/>
-      <w:numFmt w:val="decimal"/>
-      <w:lvlText w:val="%5."/>
-      <w:lvlJc w:val="left"/>
-      <w:pPr>
-        <w:tabs>
-          <w:tab w:val="num" w:pos="3600"/>
-        </w:tabs>
-        <w:ind w:left="3600" w:hanging="360"/>
-      </w:pPr>
-    </w:lvl>
-    <w:lvl w:ilvl="5" w:tentative="1">
-      <w:start w:val="1"/>
-      <w:numFmt w:val="decimal"/>
-      <w:lvlText w:val="%6."/>
-      <w:lvlJc w:val="left"/>
-      <w:pPr>
-        <w:tabs>
-          <w:tab w:val="num" w:pos="4320"/>
-        </w:tabs>
-        <w:ind w:left="4320" w:hanging="360"/>
-      </w:pPr>
-    </w:lvl>
-    <w:lvl w:ilvl="6" w:tentative="1">
-      <w:start w:val="1"/>
-      <w:numFmt w:val="decimal"/>
-      <w:lvlText w:val="%7."/>
-      <w:lvlJc w:val="left"/>
-      <w:pPr>
-        <w:tabs>
-          <w:tab w:val="num" w:pos="5040"/>
-        </w:tabs>
-        <w:ind w:left="5040" w:hanging="360"/>
-      </w:pPr>
-    </w:lvl>
-    <w:lvl w:ilvl="7" w:tentative="1">
-      <w:start w:val="1"/>
-      <w:numFmt w:val="decimal"/>
-      <w:lvlText w:val="%8."/>
-      <w:lvlJc w:val="left"/>
-      <w:pPr>
-        <w:tabs>
-          <w:tab w:val="num" w:pos="5760"/>
-        </w:tabs>
-        <w:ind w:left="5760" w:hanging="360"/>
-      </w:pPr>
-    </w:lvl>
-    <w:lvl w:ilvl="8" w:tentative="1">
-      <w:start w:val="1"/>
-      <w:numFmt w:val="decimal"/>
-      <w:lvlText w:val="%9."/>
-      <w:lvlJc w:val="left"/>
-      <w:pPr>
-        <w:tabs>
-          <w:tab w:val="num" w:pos="6480"/>
-        </w:tabs>
-        <w:ind w:left="6480" w:hanging="360"/>
-      </w:pPr>
-    </w:lvl>
-  </w:abstractNum>
-  <w:abstractNum w:abstractNumId="76" w15:restartNumberingAfterBreak="0">
-    <w:nsid w:val="6DD0137C"/>
-    <w:multiLevelType w:val="multilevel"/>
-    <w:tmpl w:val="6EAE6926"/>
-    <w:lvl w:ilvl="0">
-      <w:start w:val="1"/>
-      <w:numFmt w:val="decimal"/>
-      <w:lvlText w:val="%1."/>
-      <w:lvlJc w:val="left"/>
-      <w:pPr>
-        <w:tabs>
-          <w:tab w:val="num" w:pos="720"/>
-        </w:tabs>
-        <w:ind w:left="720" w:hanging="360"/>
-      </w:pPr>
-    </w:lvl>
-    <w:lvl w:ilvl="1" w:tentative="1">
-      <w:start w:val="1"/>
-      <w:numFmt w:val="decimal"/>
-      <w:lvlText w:val="%2."/>
-      <w:lvlJc w:val="left"/>
-      <w:pPr>
-        <w:tabs>
-          <w:tab w:val="num" w:pos="1440"/>
-        </w:tabs>
-        <w:ind w:left="1440" w:hanging="360"/>
-      </w:pPr>
-    </w:lvl>
-    <w:lvl w:ilvl="2" w:tentative="1">
-      <w:start w:val="1"/>
-      <w:numFmt w:val="decimal"/>
-      <w:lvlText w:val="%3."/>
-      <w:lvlJc w:val="left"/>
-      <w:pPr>
-        <w:tabs>
-          <w:tab w:val="num" w:pos="2160"/>
-        </w:tabs>
-        <w:ind w:left="2160" w:hanging="360"/>
-      </w:pPr>
-    </w:lvl>
-    <w:lvl w:ilvl="3" w:tentative="1">
-      <w:start w:val="1"/>
-      <w:numFmt w:val="decimal"/>
-      <w:lvlText w:val="%4."/>
-      <w:lvlJc w:val="left"/>
-      <w:pPr>
-        <w:tabs>
-          <w:tab w:val="num" w:pos="2880"/>
-        </w:tabs>
-        <w:ind w:left="2880" w:hanging="360"/>
-      </w:pPr>
-    </w:lvl>
-    <w:lvl w:ilvl="4" w:tentative="1">
-      <w:start w:val="1"/>
-      <w:numFmt w:val="decimal"/>
-      <w:lvlText w:val="%5."/>
-      <w:lvlJc w:val="left"/>
-      <w:pPr>
-        <w:tabs>
-          <w:tab w:val="num" w:pos="3600"/>
-        </w:tabs>
-        <w:ind w:left="3600" w:hanging="360"/>
-      </w:pPr>
-    </w:lvl>
-    <w:lvl w:ilvl="5" w:tentative="1">
-      <w:start w:val="1"/>
-      <w:numFmt w:val="decimal"/>
-      <w:lvlText w:val="%6."/>
-      <w:lvlJc w:val="left"/>
-      <w:pPr>
-        <w:tabs>
-          <w:tab w:val="num" w:pos="4320"/>
-        </w:tabs>
-        <w:ind w:left="4320" w:hanging="360"/>
-      </w:pPr>
-    </w:lvl>
-    <w:lvl w:ilvl="6" w:tentative="1">
-      <w:start w:val="1"/>
-      <w:numFmt w:val="decimal"/>
-      <w:lvlText w:val="%7."/>
-      <w:lvlJc w:val="left"/>
-      <w:pPr>
-        <w:tabs>
-          <w:tab w:val="num" w:pos="5040"/>
-        </w:tabs>
-        <w:ind w:left="5040" w:hanging="360"/>
-      </w:pPr>
-    </w:lvl>
-    <w:lvl w:ilvl="7" w:tentative="1">
-      <w:start w:val="1"/>
-      <w:numFmt w:val="decimal"/>
-      <w:lvlText w:val="%8."/>
-      <w:lvlJc w:val="left"/>
-      <w:pPr>
-        <w:tabs>
-          <w:tab w:val="num" w:pos="5760"/>
-        </w:tabs>
-        <w:ind w:left="5760" w:hanging="360"/>
-      </w:pPr>
-    </w:lvl>
-    <w:lvl w:ilvl="8" w:tentative="1">
-      <w:start w:val="1"/>
-      <w:numFmt w:val="decimal"/>
-      <w:lvlText w:val="%9."/>
-      <w:lvlJc w:val="left"/>
-      <w:pPr>
-        <w:tabs>
-          <w:tab w:val="num" w:pos="6480"/>
-        </w:tabs>
-        <w:ind w:left="6480" w:hanging="360"/>
-      </w:pPr>
-    </w:lvl>
-  </w:abstractNum>
-  <w:abstractNum w:abstractNumId="77" w15:restartNumberingAfterBreak="0">
-    <w:nsid w:val="6EC709B2"/>
-    <w:multiLevelType w:val="multilevel"/>
-    <w:tmpl w:val="3EB64B48"/>
-    <w:lvl w:ilvl="0">
-      <w:start w:val="1"/>
-      <w:numFmt w:val="decimal"/>
-      <w:lvlText w:val="%1."/>
-      <w:lvlJc w:val="left"/>
-      <w:pPr>
-        <w:tabs>
-          <w:tab w:val="num" w:pos="720"/>
-        </w:tabs>
-        <w:ind w:left="720" w:hanging="360"/>
-      </w:pPr>
-    </w:lvl>
-    <w:lvl w:ilvl="1" w:tentative="1">
-      <w:start w:val="1"/>
-      <w:numFmt w:val="decimal"/>
-      <w:lvlText w:val="%2."/>
-      <w:lvlJc w:val="left"/>
-      <w:pPr>
-        <w:tabs>
-          <w:tab w:val="num" w:pos="1440"/>
-        </w:tabs>
-        <w:ind w:left="1440" w:hanging="360"/>
-      </w:pPr>
-    </w:lvl>
-    <w:lvl w:ilvl="2" w:tentative="1">
-      <w:start w:val="1"/>
-      <w:numFmt w:val="decimal"/>
-      <w:lvlText w:val="%3."/>
-      <w:lvlJc w:val="left"/>
-      <w:pPr>
-        <w:tabs>
-          <w:tab w:val="num" w:pos="2160"/>
-        </w:tabs>
-        <w:ind w:left="2160" w:hanging="360"/>
-      </w:pPr>
-    </w:lvl>
-    <w:lvl w:ilvl="3" w:tentative="1">
-      <w:start w:val="1"/>
-      <w:numFmt w:val="decimal"/>
-      <w:lvlText w:val="%4."/>
-      <w:lvlJc w:val="left"/>
-      <w:pPr>
-        <w:tabs>
-          <w:tab w:val="num" w:pos="2880"/>
-        </w:tabs>
-        <w:ind w:left="2880" w:hanging="360"/>
-      </w:pPr>
-    </w:lvl>
-    <w:lvl w:ilvl="4" w:tentative="1">
-      <w:start w:val="1"/>
-      <w:numFmt w:val="decimal"/>
-      <w:lvlText w:val="%5."/>
-      <w:lvlJc w:val="left"/>
-      <w:pPr>
-        <w:tabs>
-          <w:tab w:val="num" w:pos="3600"/>
-        </w:tabs>
-        <w:ind w:left="3600" w:hanging="360"/>
-      </w:pPr>
-    </w:lvl>
-    <w:lvl w:ilvl="5" w:tentative="1">
-      <w:start w:val="1"/>
-      <w:numFmt w:val="decimal"/>
-      <w:lvlText w:val="%6."/>
-      <w:lvlJc w:val="left"/>
-      <w:pPr>
-        <w:tabs>
-          <w:tab w:val="num" w:pos="4320"/>
-        </w:tabs>
-        <w:ind w:left="4320" w:hanging="360"/>
-      </w:pPr>
-    </w:lvl>
-    <w:lvl w:ilvl="6" w:tentative="1">
-      <w:start w:val="1"/>
-      <w:numFmt w:val="decimal"/>
-      <w:lvlText w:val="%7."/>
-      <w:lvlJc w:val="left"/>
-      <w:pPr>
-        <w:tabs>
-          <w:tab w:val="num" w:pos="5040"/>
-        </w:tabs>
-        <w:ind w:left="5040" w:hanging="360"/>
-      </w:pPr>
-    </w:lvl>
-    <w:lvl w:ilvl="7" w:tentative="1">
-      <w:start w:val="1"/>
-      <w:numFmt w:val="decimal"/>
-      <w:lvlText w:val="%8."/>
-      <w:lvlJc w:val="left"/>
-      <w:pPr>
-        <w:tabs>
-          <w:tab w:val="num" w:pos="5760"/>
-        </w:tabs>
-        <w:ind w:left="5760" w:hanging="360"/>
-      </w:pPr>
-    </w:lvl>
-    <w:lvl w:ilvl="8" w:tentative="1">
-      <w:start w:val="1"/>
-      <w:numFmt w:val="decimal"/>
-      <w:lvlText w:val="%9."/>
-      <w:lvlJc w:val="left"/>
-      <w:pPr>
-        <w:tabs>
-          <w:tab w:val="num" w:pos="6480"/>
-        </w:tabs>
-        <w:ind w:left="6480" w:hanging="360"/>
-      </w:pPr>
-    </w:lvl>
-  </w:abstractNum>
-  <w:abstractNum w:abstractNumId="78" w15:restartNumberingAfterBreak="0">
-    <w:nsid w:val="6F816C3D"/>
-    <w:multiLevelType w:val="hybridMultilevel"/>
-    <w:tmpl w:val="03AA0A6E"/>
-    <w:lvl w:ilvl="0" w:tplc="5B8A3B0C">
-      <w:start w:val="1"/>
-      <w:numFmt w:val="bullet"/>
-      <w:lvlText w:val=""/>
-      <w:lvlJc w:val="left"/>
-      <w:pPr>
-        <w:ind w:left="720" w:hanging="360"/>
-      </w:pPr>
-      <w:rPr>
-        <w:rFonts w:ascii="Symbol" w:hAnsi="Symbol" w:hint="default"/>
-      </w:rPr>
-    </w:lvl>
-    <w:lvl w:ilvl="1" w:tplc="C2C0C862">
-      <w:start w:val="1"/>
-      <w:numFmt w:val="bullet"/>
-      <w:lvlText w:val="o"/>
-      <w:lvlJc w:val="left"/>
-      <w:pPr>
-        <w:ind w:left="1440" w:hanging="360"/>
-      </w:pPr>
-      <w:rPr>
-        <w:rFonts w:ascii="Courier New" w:hAnsi="Courier New" w:hint="default"/>
-      </w:rPr>
-    </w:lvl>
-    <w:lvl w:ilvl="2" w:tplc="F44CC9EC">
-      <w:start w:val="1"/>
-      <w:numFmt w:val="bullet"/>
-      <w:lvlText w:val=""/>
-      <w:lvlJc w:val="left"/>
-      <w:pPr>
-        <w:ind w:left="2160" w:hanging="360"/>
-      </w:pPr>
-      <w:rPr>
-        <w:rFonts w:ascii="Wingdings" w:hAnsi="Wingdings" w:hint="default"/>
-      </w:rPr>
-    </w:lvl>
-    <w:lvl w:ilvl="3" w:tplc="EA64C1A0">
-      <w:start w:val="1"/>
-      <w:numFmt w:val="bullet"/>
-      <w:lvlText w:val=""/>
-      <w:lvlJc w:val="left"/>
-      <w:pPr>
-        <w:ind w:left="2880" w:hanging="360"/>
-      </w:pPr>
-      <w:rPr>
-        <w:rFonts w:ascii="Symbol" w:hAnsi="Symbol" w:hint="default"/>
-      </w:rPr>
-    </w:lvl>
-    <w:lvl w:ilvl="4" w:tplc="8868801E">
-      <w:start w:val="1"/>
-      <w:numFmt w:val="bullet"/>
-      <w:lvlText w:val="o"/>
-      <w:lvlJc w:val="left"/>
-      <w:pPr>
-        <w:ind w:left="3600" w:hanging="360"/>
-      </w:pPr>
-      <w:rPr>
-        <w:rFonts w:ascii="Courier New" w:hAnsi="Courier New" w:hint="default"/>
-      </w:rPr>
-    </w:lvl>
-    <w:lvl w:ilvl="5" w:tplc="8070BA82">
-      <w:start w:val="1"/>
-      <w:numFmt w:val="bullet"/>
-      <w:lvlText w:val=""/>
-      <w:lvlJc w:val="left"/>
-      <w:pPr>
-        <w:ind w:left="4320" w:hanging="360"/>
-      </w:pPr>
-      <w:rPr>
-        <w:rFonts w:ascii="Wingdings" w:hAnsi="Wingdings" w:hint="default"/>
-      </w:rPr>
-    </w:lvl>
-    <w:lvl w:ilvl="6" w:tplc="A7B8AB46">
-      <w:start w:val="1"/>
-      <w:numFmt w:val="bullet"/>
-      <w:lvlText w:val=""/>
-      <w:lvlJc w:val="left"/>
-      <w:pPr>
-        <w:ind w:left="5040" w:hanging="360"/>
-      </w:pPr>
-      <w:rPr>
-        <w:rFonts w:ascii="Symbol" w:hAnsi="Symbol" w:hint="default"/>
-      </w:rPr>
-    </w:lvl>
-    <w:lvl w:ilvl="7" w:tplc="3870790C">
-      <w:start w:val="1"/>
-      <w:numFmt w:val="bullet"/>
-      <w:lvlText w:val="o"/>
-      <w:lvlJc w:val="left"/>
-      <w:pPr>
-        <w:ind w:left="5760" w:hanging="360"/>
-      </w:pPr>
-      <w:rPr>
-        <w:rFonts w:ascii="Courier New" w:hAnsi="Courier New" w:hint="default"/>
-      </w:rPr>
-    </w:lvl>
-    <w:lvl w:ilvl="8" w:tplc="2DE03584">
-      <w:start w:val="1"/>
-      <w:numFmt w:val="bullet"/>
-      <w:lvlText w:val=""/>
-      <w:lvlJc w:val="left"/>
-      <w:pPr>
-        <w:ind w:left="6480" w:hanging="360"/>
-      </w:pPr>
-      <w:rPr>
-        <w:rFonts w:ascii="Wingdings" w:hAnsi="Wingdings" w:hint="default"/>
-      </w:rPr>
-    </w:lvl>
-  </w:abstractNum>
-  <w:abstractNum w:abstractNumId="79" w15:restartNumberingAfterBreak="0">
-    <w:nsid w:val="70EE1A8D"/>
-    <w:multiLevelType w:val="hybridMultilevel"/>
-    <w:tmpl w:val="95B83202"/>
-    <w:lvl w:ilvl="0" w:tplc="080A0001">
-      <w:start w:val="1"/>
-      <w:numFmt w:val="bullet"/>
-      <w:lvlText w:val=""/>
-      <w:lvlJc w:val="left"/>
-      <w:pPr>
-        <w:ind w:left="720" w:hanging="360"/>
-      </w:pPr>
-      <w:rPr>
-        <w:rFonts w:ascii="Symbol" w:hAnsi="Symbol" w:hint="default"/>
-      </w:rPr>
-    </w:lvl>
-    <w:lvl w:ilvl="1" w:tplc="080A0003" w:tentative="1">
-      <w:start w:val="1"/>
-      <w:numFmt w:val="bullet"/>
-      <w:lvlText w:val="o"/>
-      <w:lvlJc w:val="left"/>
-      <w:pPr>
-        <w:ind w:left="1440" w:hanging="360"/>
-      </w:pPr>
-      <w:rPr>
-        <w:rFonts w:ascii="Courier New" w:hAnsi="Courier New" w:cs="Courier New" w:hint="default"/>
-      </w:rPr>
-    </w:lvl>
-    <w:lvl w:ilvl="2" w:tplc="080A0005" w:tentative="1">
-      <w:start w:val="1"/>
-      <w:numFmt w:val="bullet"/>
-      <w:lvlText w:val=""/>
-      <w:lvlJc w:val="left"/>
-      <w:pPr>
-        <w:ind w:left="2160" w:hanging="360"/>
-      </w:pPr>
-      <w:rPr>
-        <w:rFonts w:ascii="Wingdings" w:hAnsi="Wingdings" w:hint="default"/>
-      </w:rPr>
-    </w:lvl>
-    <w:lvl w:ilvl="3" w:tplc="080A0001" w:tentative="1">
-      <w:start w:val="1"/>
-      <w:numFmt w:val="bullet"/>
-      <w:lvlText w:val=""/>
-      <w:lvlJc w:val="left"/>
-      <w:pPr>
-        <w:ind w:left="2880" w:hanging="360"/>
-      </w:pPr>
-      <w:rPr>
-        <w:rFonts w:ascii="Symbol" w:hAnsi="Symbol" w:hint="default"/>
-      </w:rPr>
-    </w:lvl>
-    <w:lvl w:ilvl="4" w:tplc="080A0003" w:tentative="1">
-      <w:start w:val="1"/>
-      <w:numFmt w:val="bullet"/>
-      <w:lvlText w:val="o"/>
-      <w:lvlJc w:val="left"/>
-      <w:pPr>
-        <w:ind w:left="3600" w:hanging="360"/>
-      </w:pPr>
-      <w:rPr>
-        <w:rFonts w:ascii="Courier New" w:hAnsi="Courier New" w:cs="Courier New" w:hint="default"/>
-      </w:rPr>
-    </w:lvl>
-    <w:lvl w:ilvl="5" w:tplc="080A0005" w:tentative="1">
-      <w:start w:val="1"/>
-      <w:numFmt w:val="bullet"/>
-      <w:lvlText w:val=""/>
-      <w:lvlJc w:val="left"/>
-      <w:pPr>
-        <w:ind w:left="4320" w:hanging="360"/>
-      </w:pPr>
-      <w:rPr>
-        <w:rFonts w:ascii="Wingdings" w:hAnsi="Wingdings" w:hint="default"/>
-      </w:rPr>
-    </w:lvl>
-    <w:lvl w:ilvl="6" w:tplc="080A0001" w:tentative="1">
-      <w:start w:val="1"/>
-      <w:numFmt w:val="bullet"/>
-      <w:lvlText w:val=""/>
-      <w:lvlJc w:val="left"/>
-      <w:pPr>
-        <w:ind w:left="5040" w:hanging="360"/>
-      </w:pPr>
-      <w:rPr>
-        <w:rFonts w:ascii="Symbol" w:hAnsi="Symbol" w:hint="default"/>
-      </w:rPr>
-    </w:lvl>
-    <w:lvl w:ilvl="7" w:tplc="080A0003" w:tentative="1">
-      <w:start w:val="1"/>
-      <w:numFmt w:val="bullet"/>
-      <w:lvlText w:val="o"/>
-      <w:lvlJc w:val="left"/>
-      <w:pPr>
-        <w:ind w:left="5760" w:hanging="360"/>
-      </w:pPr>
-      <w:rPr>
-        <w:rFonts w:ascii="Courier New" w:hAnsi="Courier New" w:cs="Courier New" w:hint="default"/>
-      </w:rPr>
-    </w:lvl>
-    <w:lvl w:ilvl="8" w:tplc="080A0005" w:tentative="1">
-      <w:start w:val="1"/>
-      <w:numFmt w:val="bullet"/>
-      <w:lvlText w:val=""/>
-      <w:lvlJc w:val="left"/>
-      <w:pPr>
-        <w:ind w:left="6480" w:hanging="360"/>
-      </w:pPr>
-      <w:rPr>
-        <w:rFonts w:ascii="Wingdings" w:hAnsi="Wingdings" w:hint="default"/>
-      </w:rPr>
-    </w:lvl>
-  </w:abstractNum>
-  <w:abstractNum w:abstractNumId="80" w15:restartNumberingAfterBreak="0">
-    <w:nsid w:val="73711999"/>
-    <w:multiLevelType w:val="hybridMultilevel"/>
-    <w:tmpl w:val="04963FA4"/>
-    <w:lvl w:ilvl="0" w:tplc="F2101826">
-      <w:start w:val="1"/>
-      <w:numFmt w:val="decimal"/>
-      <w:lvlText w:val="%1."/>
-      <w:lvlJc w:val="left"/>
-      <w:pPr>
-        <w:ind w:left="720" w:hanging="360"/>
-      </w:pPr>
-    </w:lvl>
-    <w:lvl w:ilvl="1" w:tplc="D76ABE6A">
-      <w:start w:val="1"/>
-      <w:numFmt w:val="lowerLetter"/>
-      <w:lvlText w:val="%2."/>
-      <w:lvlJc w:val="left"/>
-      <w:pPr>
-        <w:ind w:left="1440" w:hanging="360"/>
-      </w:pPr>
-    </w:lvl>
-    <w:lvl w:ilvl="2" w:tplc="5B7E55AC">
-      <w:start w:val="1"/>
-      <w:numFmt w:val="lowerRoman"/>
-      <w:lvlText w:val="%3."/>
-      <w:lvlJc w:val="right"/>
-      <w:pPr>
-        <w:ind w:left="2160" w:hanging="180"/>
-      </w:pPr>
-    </w:lvl>
-    <w:lvl w:ilvl="3" w:tplc="20FCE71A">
-      <w:start w:val="1"/>
-      <w:numFmt w:val="decimal"/>
-      <w:lvlText w:val="%4."/>
-      <w:lvlJc w:val="left"/>
-      <w:pPr>
-        <w:ind w:left="2880" w:hanging="360"/>
-      </w:pPr>
-    </w:lvl>
-    <w:lvl w:ilvl="4" w:tplc="76760C0E">
-      <w:start w:val="1"/>
-      <w:numFmt w:val="lowerLetter"/>
-      <w:lvlText w:val="%5."/>
-      <w:lvlJc w:val="left"/>
-      <w:pPr>
-        <w:ind w:left="3600" w:hanging="360"/>
-      </w:pPr>
-    </w:lvl>
-    <w:lvl w:ilvl="5" w:tplc="D826A61C">
-      <w:start w:val="1"/>
-      <w:numFmt w:val="lowerRoman"/>
-      <w:lvlText w:val="%6."/>
-      <w:lvlJc w:val="right"/>
-      <w:pPr>
-        <w:ind w:left="4320" w:hanging="180"/>
-      </w:pPr>
-    </w:lvl>
-    <w:lvl w:ilvl="6" w:tplc="2D9AE6EC">
-      <w:start w:val="1"/>
-      <w:numFmt w:val="decimal"/>
-      <w:lvlText w:val="%7."/>
-      <w:lvlJc w:val="left"/>
-      <w:pPr>
-        <w:ind w:left="5040" w:hanging="360"/>
-      </w:pPr>
-    </w:lvl>
-    <w:lvl w:ilvl="7" w:tplc="93A25588">
-      <w:start w:val="1"/>
-      <w:numFmt w:val="lowerLetter"/>
-      <w:lvlText w:val="%8."/>
-      <w:lvlJc w:val="left"/>
-      <w:pPr>
-        <w:ind w:left="5760" w:hanging="360"/>
-      </w:pPr>
-    </w:lvl>
-    <w:lvl w:ilvl="8" w:tplc="D55A8732">
-      <w:start w:val="1"/>
-      <w:numFmt w:val="lowerRoman"/>
-      <w:lvlText w:val="%9."/>
-      <w:lvlJc w:val="right"/>
-      <w:pPr>
-        <w:ind w:left="6480" w:hanging="180"/>
-      </w:pPr>
-    </w:lvl>
-  </w:abstractNum>
-  <w:abstractNum w:abstractNumId="81" w15:restartNumberingAfterBreak="0">
-    <w:nsid w:val="754D6334"/>
-    <w:multiLevelType w:val="hybridMultilevel"/>
-    <w:tmpl w:val="16EC9A06"/>
-    <w:lvl w:ilvl="0" w:tplc="080A0001">
-      <w:start w:val="1"/>
-      <w:numFmt w:val="bullet"/>
-      <w:lvlText w:val=""/>
-      <w:lvlJc w:val="left"/>
-      <w:pPr>
-        <w:ind w:left="720" w:hanging="360"/>
-      </w:pPr>
-      <w:rPr>
-        <w:rFonts w:ascii="Symbol" w:hAnsi="Symbol" w:hint="default"/>
-      </w:rPr>
-    </w:lvl>
-    <w:lvl w:ilvl="1" w:tplc="080A0003" w:tentative="1">
-      <w:start w:val="1"/>
-      <w:numFmt w:val="bullet"/>
-      <w:lvlText w:val="o"/>
-      <w:lvlJc w:val="left"/>
-      <w:pPr>
-        <w:ind w:left="1440" w:hanging="360"/>
-      </w:pPr>
-      <w:rPr>
-        <w:rFonts w:ascii="Courier New" w:hAnsi="Courier New" w:cs="Courier New" w:hint="default"/>
-      </w:rPr>
-    </w:lvl>
-    <w:lvl w:ilvl="2" w:tplc="080A0005" w:tentative="1">
-      <w:start w:val="1"/>
-      <w:numFmt w:val="bullet"/>
-      <w:lvlText w:val=""/>
-      <w:lvlJc w:val="left"/>
-      <w:pPr>
-        <w:ind w:left="2160" w:hanging="360"/>
-      </w:pPr>
-      <w:rPr>
-        <w:rFonts w:ascii="Wingdings" w:hAnsi="Wingdings" w:hint="default"/>
-      </w:rPr>
-    </w:lvl>
-    <w:lvl w:ilvl="3" w:tplc="080A0001" w:tentative="1">
-      <w:start w:val="1"/>
-      <w:numFmt w:val="bullet"/>
-      <w:lvlText w:val=""/>
-      <w:lvlJc w:val="left"/>
-      <w:pPr>
-        <w:ind w:left="2880" w:hanging="360"/>
-      </w:pPr>
-      <w:rPr>
-        <w:rFonts w:ascii="Symbol" w:hAnsi="Symbol" w:hint="default"/>
-      </w:rPr>
-    </w:lvl>
-    <w:lvl w:ilvl="4" w:tplc="080A0003" w:tentative="1">
-      <w:start w:val="1"/>
-      <w:numFmt w:val="bullet"/>
-      <w:lvlText w:val="o"/>
-      <w:lvlJc w:val="left"/>
-      <w:pPr>
-        <w:ind w:left="3600" w:hanging="360"/>
-      </w:pPr>
-      <w:rPr>
-        <w:rFonts w:ascii="Courier New" w:hAnsi="Courier New" w:cs="Courier New" w:hint="default"/>
-      </w:rPr>
-    </w:lvl>
-    <w:lvl w:ilvl="5" w:tplc="080A0005" w:tentative="1">
-      <w:start w:val="1"/>
-      <w:numFmt w:val="bullet"/>
-      <w:lvlText w:val=""/>
-      <w:lvlJc w:val="left"/>
-      <w:pPr>
-        <w:ind w:left="4320" w:hanging="360"/>
-      </w:pPr>
-      <w:rPr>
-        <w:rFonts w:ascii="Wingdings" w:hAnsi="Wingdings" w:hint="default"/>
-      </w:rPr>
-    </w:lvl>
-    <w:lvl w:ilvl="6" w:tplc="080A0001" w:tentative="1">
-      <w:start w:val="1"/>
-      <w:numFmt w:val="bullet"/>
-      <w:lvlText w:val=""/>
-      <w:lvlJc w:val="left"/>
-      <w:pPr>
-        <w:ind w:left="5040" w:hanging="360"/>
-      </w:pPr>
-      <w:rPr>
-        <w:rFonts w:ascii="Symbol" w:hAnsi="Symbol" w:hint="default"/>
-      </w:rPr>
-    </w:lvl>
-    <w:lvl w:ilvl="7" w:tplc="080A0003" w:tentative="1">
-      <w:start w:val="1"/>
-      <w:numFmt w:val="bullet"/>
-      <w:lvlText w:val="o"/>
-      <w:lvlJc w:val="left"/>
-      <w:pPr>
-        <w:ind w:left="5760" w:hanging="360"/>
-      </w:pPr>
-      <w:rPr>
-        <w:rFonts w:ascii="Courier New" w:hAnsi="Courier New" w:cs="Courier New" w:hint="default"/>
-      </w:rPr>
-    </w:lvl>
-    <w:lvl w:ilvl="8" w:tplc="080A0005" w:tentative="1">
-      <w:start w:val="1"/>
-      <w:numFmt w:val="bullet"/>
-      <w:lvlText w:val=""/>
-      <w:lvlJc w:val="left"/>
-      <w:pPr>
-        <w:ind w:left="6480" w:hanging="360"/>
-      </w:pPr>
-      <w:rPr>
-        <w:rFonts w:ascii="Wingdings" w:hAnsi="Wingdings" w:hint="default"/>
-      </w:rPr>
-    </w:lvl>
-  </w:abstractNum>
-  <w:abstractNum w:abstractNumId="82" w15:restartNumberingAfterBreak="0">
-    <w:nsid w:val="7A667CFC"/>
-    <w:multiLevelType w:val="multilevel"/>
-    <w:tmpl w:val="4758863E"/>
-    <w:lvl w:ilvl="0">
-      <w:start w:val="1"/>
-      <w:numFmt w:val="bullet"/>
-      <w:lvlText w:val=""/>
-      <w:lvlJc w:val="left"/>
-      <w:pPr>
-        <w:tabs>
-          <w:tab w:val="num" w:pos="720"/>
-        </w:tabs>
-        <w:ind w:left="720" w:hanging="360"/>
-      </w:pPr>
-      <w:rPr>
-        <w:rFonts w:ascii="Symbol" w:hAnsi="Symbol" w:hint="default"/>
-        <w:sz w:val="20"/>
-      </w:rPr>
-    </w:lvl>
-    <w:lvl w:ilvl="1" w:tentative="1">
-      <w:start w:val="1"/>
-      <w:numFmt w:val="bullet"/>
-      <w:lvlText w:val="o"/>
-      <w:lvlJc w:val="left"/>
-      <w:pPr>
-        <w:tabs>
-          <w:tab w:val="num" w:pos="1440"/>
-        </w:tabs>
-        <w:ind w:left="1440" w:hanging="360"/>
-      </w:pPr>
-      <w:rPr>
-        <w:rFonts w:ascii="Courier New" w:hAnsi="Courier New" w:hint="default"/>
-        <w:sz w:val="20"/>
-      </w:rPr>
-    </w:lvl>
-    <w:lvl w:ilvl="2" w:tentative="1">
-      <w:start w:val="1"/>
-      <w:numFmt w:val="bullet"/>
-      <w:lvlText w:val=""/>
-      <w:lvlJc w:val="left"/>
-      <w:pPr>
-        <w:tabs>
-          <w:tab w:val="num" w:pos="2160"/>
-        </w:tabs>
-        <w:ind w:left="2160" w:hanging="360"/>
-      </w:pPr>
-      <w:rPr>
         <w:rFonts w:ascii="Wingdings" w:hAnsi="Wingdings" w:hint="default"/>
         <w:sz w:val="20"/>
       </w:rPr>
     </w:lvl>
-    <w:lvl w:ilvl="3" w:tentative="1">
-      <w:start w:val="1"/>
-      <w:numFmt w:val="bullet"/>
-      <w:lvlText w:val=""/>
-      <w:lvlJc w:val="left"/>
-      <w:pPr>
-        <w:tabs>
-          <w:tab w:val="num" w:pos="2880"/>
-        </w:tabs>
-        <w:ind w:left="2880" w:hanging="360"/>
-      </w:pPr>
-      <w:rPr>
-        <w:rFonts w:ascii="Wingdings" w:hAnsi="Wingdings" w:hint="default"/>
-        <w:sz w:val="20"/>
-      </w:rPr>
-    </w:lvl>
-    <w:lvl w:ilvl="4" w:tentative="1">
-      <w:start w:val="1"/>
-      <w:numFmt w:val="bullet"/>
-      <w:lvlText w:val=""/>
-      <w:lvlJc w:val="left"/>
-      <w:pPr>
-        <w:tabs>
-          <w:tab w:val="num" w:pos="3600"/>
-        </w:tabs>
-        <w:ind w:left="3600" w:hanging="360"/>
-      </w:pPr>
-      <w:rPr>
-        <w:rFonts w:ascii="Wingdings" w:hAnsi="Wingdings" w:hint="default"/>
-        <w:sz w:val="20"/>
-      </w:rPr>
-    </w:lvl>
-    <w:lvl w:ilvl="5" w:tentative="1">
-      <w:start w:val="1"/>
-      <w:numFmt w:val="bullet"/>
-      <w:lvlText w:val=""/>
-      <w:lvlJc w:val="left"/>
-      <w:pPr>
-        <w:tabs>
-          <w:tab w:val="num" w:pos="4320"/>
-        </w:tabs>
-        <w:ind w:left="4320" w:hanging="360"/>
-      </w:pPr>
-      <w:rPr>
-        <w:rFonts w:ascii="Wingdings" w:hAnsi="Wingdings" w:hint="default"/>
-        <w:sz w:val="20"/>
-      </w:rPr>
-    </w:lvl>
-    <w:lvl w:ilvl="6" w:tentative="1">
-      <w:start w:val="1"/>
-      <w:numFmt w:val="bullet"/>
-      <w:lvlText w:val=""/>
-      <w:lvlJc w:val="left"/>
-      <w:pPr>
-        <w:tabs>
-          <w:tab w:val="num" w:pos="5040"/>
-        </w:tabs>
-        <w:ind w:left="5040" w:hanging="360"/>
-      </w:pPr>
-      <w:rPr>
-        <w:rFonts w:ascii="Wingdings" w:hAnsi="Wingdings" w:hint="default"/>
-        <w:sz w:val="20"/>
-      </w:rPr>
-    </w:lvl>
-    <w:lvl w:ilvl="7" w:tentative="1">
-      <w:start w:val="1"/>
-      <w:numFmt w:val="bullet"/>
-      <w:lvlText w:val=""/>
-      <w:lvlJc w:val="left"/>
-      <w:pPr>
-        <w:tabs>
-          <w:tab w:val="num" w:pos="5760"/>
-        </w:tabs>
-        <w:ind w:left="5760" w:hanging="360"/>
-      </w:pPr>
-      <w:rPr>
-        <w:rFonts w:ascii="Wingdings" w:hAnsi="Wingdings" w:hint="default"/>
-        <w:sz w:val="20"/>
-      </w:rPr>
-    </w:lvl>
-    <w:lvl w:ilvl="8" w:tentative="1">
-      <w:start w:val="1"/>
-      <w:numFmt w:val="bullet"/>
-      <w:lvlText w:val=""/>
-      <w:lvlJc w:val="left"/>
-      <w:pPr>
-        <w:tabs>
-          <w:tab w:val="num" w:pos="6480"/>
-        </w:tabs>
-        <w:ind w:left="6480" w:hanging="360"/>
-      </w:pPr>
-      <w:rPr>
-        <w:rFonts w:ascii="Wingdings" w:hAnsi="Wingdings" w:hint="default"/>
-        <w:sz w:val="20"/>
-      </w:rPr>
-    </w:lvl>
   </w:abstractNum>
-  <w:num w:numId="1" w16cid:durableId="271665100">
+  <w:num w:numId="1">
     <w:abstractNumId w:val="17"/>
   </w:num>
-  <w:num w:numId="2" w16cid:durableId="746616014">
+  <w:num w:numId="2">
     <w:abstractNumId w:val="23"/>
   </w:num>
-  <w:num w:numId="3" w16cid:durableId="1110513478">
+  <w:num w:numId="3">
     <w:abstractNumId w:val="3"/>
   </w:num>
-  <w:num w:numId="4" w16cid:durableId="531891978">
+  <w:num w:numId="4">
+    <w:abstractNumId w:val="73"/>
+  </w:num>
+  <w:num w:numId="5">
+    <w:abstractNumId w:val="9"/>
+  </w:num>
+  <w:num w:numId="6">
+    <w:abstractNumId w:val="74"/>
+  </w:num>
+  <w:num w:numId="7">
+    <w:abstractNumId w:val="36"/>
+  </w:num>
+  <w:num w:numId="8">
+    <w:abstractNumId w:val="59"/>
+  </w:num>
+  <w:num w:numId="9">
+    <w:abstractNumId w:val="69"/>
+  </w:num>
+  <w:num w:numId="10">
+    <w:abstractNumId w:val="19"/>
+  </w:num>
+  <w:num w:numId="11">
+    <w:abstractNumId w:val="13"/>
+  </w:num>
+  <w:num w:numId="12">
+    <w:abstractNumId w:val="31"/>
+  </w:num>
+  <w:num w:numId="13">
+    <w:abstractNumId w:val="30"/>
+  </w:num>
+  <w:num w:numId="14">
+    <w:abstractNumId w:val="8"/>
+  </w:num>
+  <w:num w:numId="15">
+    <w:abstractNumId w:val="67"/>
+  </w:num>
+  <w:num w:numId="16">
+    <w:abstractNumId w:val="49"/>
+  </w:num>
+  <w:num w:numId="17">
+    <w:abstractNumId w:val="57"/>
+  </w:num>
+  <w:num w:numId="18">
     <w:abstractNumId w:val="75"/>
   </w:num>
-  <w:num w:numId="5" w16cid:durableId="107238875">
-    <w:abstractNumId w:val="9"/>
+  <w:num w:numId="19">
+    <w:abstractNumId w:val="45"/>
   </w:num>
-  <w:num w:numId="6" w16cid:durableId="41710158">
+  <w:num w:numId="20">
+    <w:abstractNumId w:val="25"/>
+  </w:num>
+  <w:num w:numId="21">
+    <w:abstractNumId w:val="18"/>
+  </w:num>
+  <w:num w:numId="22">
+    <w:abstractNumId w:val="15"/>
+  </w:num>
+  <w:num w:numId="23">
+    <w:abstractNumId w:val="10"/>
+  </w:num>
+  <w:num w:numId="24">
+    <w:abstractNumId w:val="51"/>
+  </w:num>
+  <w:num w:numId="25">
+    <w:abstractNumId w:val="39"/>
+  </w:num>
+  <w:num w:numId="26">
+    <w:abstractNumId w:val="71"/>
+  </w:num>
+  <w:num w:numId="27">
+    <w:abstractNumId w:val="35"/>
+  </w:num>
+  <w:num w:numId="28">
+    <w:abstractNumId w:val="32"/>
+  </w:num>
+  <w:num w:numId="29">
+    <w:abstractNumId w:val="29"/>
+  </w:num>
+  <w:num w:numId="30">
+    <w:abstractNumId w:val="64"/>
+  </w:num>
+  <w:num w:numId="31">
+    <w:abstractNumId w:val="48"/>
+  </w:num>
+  <w:num w:numId="32">
+    <w:abstractNumId w:val="22"/>
+  </w:num>
+  <w:num w:numId="33">
+    <w:abstractNumId w:val="40"/>
+  </w:num>
+  <w:num w:numId="34">
+    <w:abstractNumId w:val="34"/>
+  </w:num>
+  <w:num w:numId="35">
+    <w:abstractNumId w:val="60"/>
+  </w:num>
+  <w:num w:numId="36">
+    <w:abstractNumId w:val="56"/>
+  </w:num>
+  <w:num w:numId="37">
+    <w:abstractNumId w:val="52"/>
+  </w:num>
+  <w:num w:numId="38">
+    <w:abstractNumId w:val="41"/>
+  </w:num>
+  <w:num w:numId="39">
+    <w:abstractNumId w:val="44"/>
+  </w:num>
+  <w:num w:numId="40">
+    <w:abstractNumId w:val="4"/>
+  </w:num>
+  <w:num w:numId="41">
+    <w:abstractNumId w:val="21"/>
+  </w:num>
+  <w:num w:numId="42">
+    <w:abstractNumId w:val="6"/>
+  </w:num>
+  <w:num w:numId="43">
+    <w:abstractNumId w:val="0"/>
+  </w:num>
+  <w:num w:numId="44">
+    <w:abstractNumId w:val="27"/>
+  </w:num>
+  <w:num w:numId="45">
+    <w:abstractNumId w:val="33"/>
+  </w:num>
+  <w:num w:numId="46">
+    <w:abstractNumId w:val="47"/>
+  </w:num>
+  <w:num w:numId="47">
+    <w:abstractNumId w:val="80"/>
+  </w:num>
+  <w:num w:numId="48">
+    <w:abstractNumId w:val="16"/>
+  </w:num>
+  <w:num w:numId="49">
+    <w:abstractNumId w:val="37"/>
+  </w:num>
+  <w:num w:numId="50">
+    <w:abstractNumId w:val="43"/>
+  </w:num>
+  <w:num w:numId="51">
+    <w:abstractNumId w:val="54"/>
+  </w:num>
+  <w:num w:numId="52">
+    <w:abstractNumId w:val="63"/>
+  </w:num>
+  <w:num w:numId="53">
+    <w:abstractNumId w:val="77"/>
+  </w:num>
+  <w:num w:numId="54">
+    <w:abstractNumId w:val="20"/>
+  </w:num>
+  <w:num w:numId="55">
+    <w:abstractNumId w:val="61"/>
+  </w:num>
+  <w:num w:numId="56">
+    <w:abstractNumId w:val="53"/>
+  </w:num>
+  <w:num w:numId="57">
+    <w:abstractNumId w:val="26"/>
+  </w:num>
+  <w:num w:numId="58">
+    <w:abstractNumId w:val="68"/>
+  </w:num>
+  <w:num w:numId="59">
+    <w:abstractNumId w:val="28"/>
+  </w:num>
+  <w:num w:numId="60">
+    <w:abstractNumId w:val="24"/>
+  </w:num>
+  <w:num w:numId="61">
+    <w:abstractNumId w:val="7"/>
+  </w:num>
+  <w:num w:numId="62">
+    <w:abstractNumId w:val="2"/>
+  </w:num>
+  <w:num w:numId="63">
+    <w:abstractNumId w:val="50"/>
+  </w:num>
+  <w:num w:numId="64">
+    <w:abstractNumId w:val="58"/>
+  </w:num>
+  <w:num w:numId="65">
+    <w:abstractNumId w:val="42"/>
+  </w:num>
+  <w:num w:numId="66">
+    <w:abstractNumId w:val="12"/>
+  </w:num>
+  <w:num w:numId="67">
+    <w:abstractNumId w:val="5"/>
+  </w:num>
+  <w:num w:numId="68">
+    <w:abstractNumId w:val="46"/>
+  </w:num>
+  <w:num w:numId="69">
+    <w:abstractNumId w:val="65"/>
+  </w:num>
+  <w:num w:numId="70">
+    <w:abstractNumId w:val="38"/>
+  </w:num>
+  <w:num w:numId="71">
+    <w:abstractNumId w:val="66"/>
+  </w:num>
+  <w:num w:numId="72">
+    <w:abstractNumId w:val="72"/>
+  </w:num>
+  <w:num w:numId="73">
     <w:abstractNumId w:val="76"/>
   </w:num>
-  <w:num w:numId="7" w16cid:durableId="1283655982">
-    <w:abstractNumId w:val="37"/>
+  <w:num w:numId="74">
+    <w:abstractNumId w:val="79"/>
   </w:num>
-  <w:num w:numId="8" w16cid:durableId="1329559661">
-    <w:abstractNumId w:val="60"/>
+  <w:num w:numId="75">
+    <w:abstractNumId w:val="11"/>
   </w:num>
-  <w:num w:numId="9" w16cid:durableId="50886338">
+  <w:num w:numId="76">
+    <w:abstractNumId w:val="55"/>
+  </w:num>
+  <w:num w:numId="77">
     <w:abstractNumId w:val="70"/>
   </w:num>
-  <w:num w:numId="10" w16cid:durableId="1915510762">
-    <w:abstractNumId w:val="19"/>
+  <w:num w:numId="78">
+    <w:abstractNumId w:val="1"/>
   </w:num>
-  <w:num w:numId="11" w16cid:durableId="765807290">
-    <w:abstractNumId w:val="13"/>
+  <w:num w:numId="79">
+    <w:abstractNumId w:val="14"/>
   </w:num>
-  <w:num w:numId="12" w16cid:durableId="153493542">
-    <w:abstractNumId w:val="32"/>
+  <w:num w:numId="80">
+    <w:abstractNumId w:val="78"/>
   </w:num>
-  <w:num w:numId="13" w16cid:durableId="473790067">
-    <w:abstractNumId w:val="31"/>
-  </w:num>
-  <w:num w:numId="14" w16cid:durableId="978727002">
-    <w:abstractNumId w:val="8"/>
-  </w:num>
-  <w:num w:numId="15" w16cid:durableId="925505038">
-    <w:abstractNumId w:val="68"/>
-  </w:num>
-  <w:num w:numId="16" w16cid:durableId="1530408873">
-    <w:abstractNumId w:val="50"/>
-  </w:num>
-  <w:num w:numId="17" w16cid:durableId="1765758164">
-    <w:abstractNumId w:val="58"/>
-  </w:num>
-  <w:num w:numId="18" w16cid:durableId="284777414">
-    <w:abstractNumId w:val="77"/>
-  </w:num>
-  <w:num w:numId="19" w16cid:durableId="1992103022">
-    <w:abstractNumId w:val="46"/>
-  </w:num>
-  <w:num w:numId="20" w16cid:durableId="654843747">
-    <w:abstractNumId w:val="25"/>
-  </w:num>
-  <w:num w:numId="21" w16cid:durableId="1443189256">
-    <w:abstractNumId w:val="18"/>
-  </w:num>
-  <w:num w:numId="22" w16cid:durableId="1058700184">
-    <w:abstractNumId w:val="15"/>
-  </w:num>
-  <w:num w:numId="23" w16cid:durableId="521213887">
-    <w:abstractNumId w:val="10"/>
-  </w:num>
-  <w:num w:numId="24" w16cid:durableId="535124734">
-    <w:abstractNumId w:val="52"/>
-  </w:num>
-  <w:num w:numId="25" w16cid:durableId="1957786269">
-    <w:abstractNumId w:val="40"/>
-  </w:num>
-  <w:num w:numId="26" w16cid:durableId="809593979">
-    <w:abstractNumId w:val="73"/>
-  </w:num>
-  <w:num w:numId="27" w16cid:durableId="1140730928">
-    <w:abstractNumId w:val="36"/>
-  </w:num>
-  <w:num w:numId="28" w16cid:durableId="1447656385">
-    <w:abstractNumId w:val="33"/>
-  </w:num>
-  <w:num w:numId="29" w16cid:durableId="170486912">
-    <w:abstractNumId w:val="30"/>
-  </w:num>
-  <w:num w:numId="30" w16cid:durableId="2090417446">
-    <w:abstractNumId w:val="65"/>
-  </w:num>
-  <w:num w:numId="31" w16cid:durableId="59789066">
-    <w:abstractNumId w:val="49"/>
-  </w:num>
-  <w:num w:numId="32" w16cid:durableId="1047995666">
-    <w:abstractNumId w:val="22"/>
-  </w:num>
-  <w:num w:numId="33" w16cid:durableId="272443679">
-    <w:abstractNumId w:val="41"/>
-  </w:num>
-  <w:num w:numId="34" w16cid:durableId="254097991">
-    <w:abstractNumId w:val="35"/>
-  </w:num>
-  <w:num w:numId="35" w16cid:durableId="2032535971">
-    <w:abstractNumId w:val="61"/>
-  </w:num>
-  <w:num w:numId="36" w16cid:durableId="909267897">
-    <w:abstractNumId w:val="57"/>
-  </w:num>
-  <w:num w:numId="37" w16cid:durableId="1933510001">
-    <w:abstractNumId w:val="53"/>
-  </w:num>
-  <w:num w:numId="38" w16cid:durableId="1036392154">
-    <w:abstractNumId w:val="42"/>
-  </w:num>
-  <w:num w:numId="39" w16cid:durableId="708726525">
-    <w:abstractNumId w:val="45"/>
-  </w:num>
-  <w:num w:numId="40" w16cid:durableId="614098261">
-    <w:abstractNumId w:val="4"/>
-  </w:num>
-  <w:num w:numId="41" w16cid:durableId="1089817044">
-    <w:abstractNumId w:val="21"/>
-  </w:num>
-  <w:num w:numId="42" w16cid:durableId="429280429">
-    <w:abstractNumId w:val="6"/>
-  </w:num>
-  <w:num w:numId="43" w16cid:durableId="715852336">
-    <w:abstractNumId w:val="0"/>
-  </w:num>
-  <w:num w:numId="44" w16cid:durableId="1412236610">
-    <w:abstractNumId w:val="27"/>
-  </w:num>
-  <w:num w:numId="45" w16cid:durableId="1327786259">
-    <w:abstractNumId w:val="34"/>
-  </w:num>
-  <w:num w:numId="46" w16cid:durableId="231088920">
-    <w:abstractNumId w:val="48"/>
-  </w:num>
-  <w:num w:numId="47" w16cid:durableId="218563568">
-    <w:abstractNumId w:val="82"/>
-  </w:num>
-  <w:num w:numId="48" w16cid:durableId="846096485">
-    <w:abstractNumId w:val="16"/>
-  </w:num>
-  <w:num w:numId="49" w16cid:durableId="1140343936">
-    <w:abstractNumId w:val="38"/>
-  </w:num>
-  <w:num w:numId="50" w16cid:durableId="1347093936">
-    <w:abstractNumId w:val="44"/>
-  </w:num>
-  <w:num w:numId="51" w16cid:durableId="967710229">
-    <w:abstractNumId w:val="55"/>
-  </w:num>
-  <w:num w:numId="52" w16cid:durableId="1481724534">
-    <w:abstractNumId w:val="64"/>
-  </w:num>
-  <w:num w:numId="53" w16cid:durableId="590243130">
-    <w:abstractNumId w:val="79"/>
-  </w:num>
-  <w:num w:numId="54" w16cid:durableId="1429694848">
-    <w:abstractNumId w:val="20"/>
-  </w:num>
-  <w:num w:numId="55" w16cid:durableId="1277564107">
+  <w:num w:numId="81">
     <w:abstractNumId w:val="62"/>
   </w:num>
-  <w:num w:numId="56" w16cid:durableId="689373631">
-    <w:abstractNumId w:val="54"/>
-  </w:num>
-  <w:num w:numId="57" w16cid:durableId="293412623">
-    <w:abstractNumId w:val="26"/>
-  </w:num>
-  <w:num w:numId="58" w16cid:durableId="1688482081">
-    <w:abstractNumId w:val="69"/>
-  </w:num>
-  <w:num w:numId="59" w16cid:durableId="38169993">
-    <w:abstractNumId w:val="28"/>
-  </w:num>
-  <w:num w:numId="60" w16cid:durableId="1069881374">
-    <w:abstractNumId w:val="24"/>
-  </w:num>
-  <w:num w:numId="61" w16cid:durableId="2017951095">
-    <w:abstractNumId w:val="7"/>
-  </w:num>
-  <w:num w:numId="62" w16cid:durableId="2110461551">
-    <w:abstractNumId w:val="2"/>
-  </w:num>
-  <w:num w:numId="63" w16cid:durableId="1114786898">
-    <w:abstractNumId w:val="51"/>
-  </w:num>
-  <w:num w:numId="64" w16cid:durableId="501815765">
-    <w:abstractNumId w:val="59"/>
-  </w:num>
-  <w:num w:numId="65" w16cid:durableId="478498375">
-    <w:abstractNumId w:val="43"/>
-  </w:num>
-  <w:num w:numId="66" w16cid:durableId="1585720767">
-    <w:abstractNumId w:val="12"/>
-  </w:num>
-  <w:num w:numId="67" w16cid:durableId="568612191">
-    <w:abstractNumId w:val="5"/>
-  </w:num>
-  <w:num w:numId="68" w16cid:durableId="2096785676">
-    <w:abstractNumId w:val="47"/>
-  </w:num>
-  <w:num w:numId="69" w16cid:durableId="1285233430">
-    <w:abstractNumId w:val="71"/>
-  </w:num>
-  <w:num w:numId="70" w16cid:durableId="1508136693">
-    <w:abstractNumId w:val="29"/>
-  </w:num>
-  <w:num w:numId="71" w16cid:durableId="1708137070">
-    <w:abstractNumId w:val="66"/>
-  </w:num>
-  <w:num w:numId="72" w16cid:durableId="87776730">
-    <w:abstractNumId w:val="39"/>
-  </w:num>
-  <w:num w:numId="73" w16cid:durableId="1044451450">
-    <w:abstractNumId w:val="67"/>
-  </w:num>
-  <w:num w:numId="74" w16cid:durableId="1126198925">
-    <w:abstractNumId w:val="74"/>
-  </w:num>
-  <w:num w:numId="75" w16cid:durableId="977033949">
-    <w:abstractNumId w:val="78"/>
-  </w:num>
-  <w:num w:numId="76" w16cid:durableId="2048748093">
-    <w:abstractNumId w:val="81"/>
-  </w:num>
-  <w:num w:numId="77" w16cid:durableId="2009601752">
-    <w:abstractNumId w:val="11"/>
-  </w:num>
-  <w:num w:numId="78" w16cid:durableId="1625650802">
-    <w:abstractNumId w:val="56"/>
-  </w:num>
-  <w:num w:numId="79" w16cid:durableId="1392313188">
-    <w:abstractNumId w:val="72"/>
-  </w:num>
-  <w:num w:numId="80" w16cid:durableId="233242641">
-    <w:abstractNumId w:val="1"/>
-  </w:num>
-  <w:num w:numId="81" w16cid:durableId="1484589884">
-    <w:abstractNumId w:val="14"/>
-  </w:num>
-  <w:num w:numId="82" w16cid:durableId="650908949">
-    <w:abstractNumId w:val="80"/>
-  </w:num>
-  <w:num w:numId="83" w16cid:durableId="1213081167">
-    <w:abstractNumId w:val="63"/>
-  </w:num>
-  <w:numIdMacAtCleanup w:val="61"/>
+  <w:numIdMacAtCleanup w:val="81"/>
 </w:numbering>
 </file>
 
@@ -45289,7 +44642,7 @@
 </file>
 
 <file path=word/glossary/document.xml><?xml version="1.0" encoding="utf-8"?>
-<w:glossaryDocument xmlns:wpc="http://schemas.microsoft.com/office/word/2010/wordprocessingCanvas" xmlns:cx="http://schemas.microsoft.com/office/drawing/2014/chartex" xmlns:cx1="http://schemas.microsoft.com/office/drawing/2015/9/8/chartex" xmlns:cx2="http://schemas.microsoft.com/office/drawing/2015/10/21/chartex" xmlns:cx3="http://schemas.microsoft.com/office/drawing/2016/5/9/chartex" xmlns:cx4="http://schemas.microsoft.com/office/drawing/2016/5/10/chartex" xmlns:cx5="http://schemas.microsoft.com/office/drawing/2016/5/11/chartex" xmlns:cx6="http://schemas.microsoft.com/office/drawing/2016/5/12/chartex" xmlns:cx7="http://schemas.microsoft.com/office/drawing/2016/5/13/chartex" xmlns:cx8="http://schemas.microsoft.com/office/drawing/2016/5/14/chartex" xmlns:mc="http://schemas.openxmlformats.org/markup-compatibility/2006" xmlns:aink="http://schemas.microsoft.com/office/drawing/2016/ink" xmlns:am3d="http://schemas.microsoft.com/office/drawing/2017/model3d" xmlns:o="urn:schemas-microsoft-com:office:office" xmlns:oel="http://schemas.microsoft.com/office/2019/extlst" xmlns:r="http://schemas.openxmlformats.org/officeDocument/2006/relationships" xmlns:m="http://schemas.openxmlformats.org/officeDocument/2006/math" xmlns:v="urn:schemas-microsoft-com:vml" xmlns:wp14="http://schemas.microsoft.com/office/word/2010/wordprocessingDrawing" xmlns:wp="http://schemas.openxmlformats.org/drawingml/2006/wordprocessingDrawing" xmlns:w10="urn:schemas-microsoft-com:office:word" xmlns:w="http://schemas.openxmlformats.org/wordprocessingml/2006/main" xmlns:w14="http://schemas.microsoft.com/office/word/2010/wordml" xmlns:w15="http://schemas.microsoft.com/office/word/2012/wordml" xmlns:w16cex="http://schemas.microsoft.com/office/word/2018/wordml/cex" xmlns:w16cid="http://schemas.microsoft.com/office/word/2016/wordml/cid" xmlns:w16="http://schemas.microsoft.com/office/word/2018/wordml" xmlns:w16sdtdh="http://schemas.microsoft.com/office/word/2020/wordml/sdtdatahash" xmlns:w16se="http://schemas.microsoft.com/office/word/2015/wordml/symex" xmlns:wpg="http://schemas.microsoft.com/office/word/2010/wordprocessingGroup" xmlns:wpi="http://schemas.microsoft.com/office/word/2010/wordprocessingInk" xmlns:wne="http://schemas.microsoft.com/office/word/2006/wordml" xmlns:wps="http://schemas.microsoft.com/office/word/2010/wordprocessingShape" mc:Ignorable="w14 w15 w16se w16cid w16 w16cex w16sdtdh wp14">
+<w:glossaryDocument xmlns:wpc="http://schemas.microsoft.com/office/word/2010/wordprocessingCanvas" xmlns:cx="http://schemas.microsoft.com/office/drawing/2014/chartex" xmlns:cx1="http://schemas.microsoft.com/office/drawing/2015/9/8/chartex" xmlns:cx2="http://schemas.microsoft.com/office/drawing/2015/10/21/chartex" xmlns:cx3="http://schemas.microsoft.com/office/drawing/2016/5/9/chartex" xmlns:cx4="http://schemas.microsoft.com/office/drawing/2016/5/10/chartex" xmlns:cx5="http://schemas.microsoft.com/office/drawing/2016/5/11/chartex" xmlns:cx6="http://schemas.microsoft.com/office/drawing/2016/5/12/chartex" xmlns:cx7="http://schemas.microsoft.com/office/drawing/2016/5/13/chartex" xmlns:cx8="http://schemas.microsoft.com/office/drawing/2016/5/14/chartex" xmlns:mc="http://schemas.openxmlformats.org/markup-compatibility/2006" xmlns:aink="http://schemas.microsoft.com/office/drawing/2016/ink" xmlns:am3d="http://schemas.microsoft.com/office/drawing/2017/model3d" xmlns:o="urn:schemas-microsoft-com:office:office" xmlns:r="http://schemas.openxmlformats.org/officeDocument/2006/relationships" xmlns:m="http://schemas.openxmlformats.org/officeDocument/2006/math" xmlns:v="urn:schemas-microsoft-com:vml" xmlns:wp14="http://schemas.microsoft.com/office/word/2010/wordprocessingDrawing" xmlns:wp="http://schemas.openxmlformats.org/drawingml/2006/wordprocessingDrawing" xmlns:w10="urn:schemas-microsoft-com:office:word" xmlns:w="http://schemas.openxmlformats.org/wordprocessingml/2006/main" xmlns:w14="http://schemas.microsoft.com/office/word/2010/wordml" xmlns:w15="http://schemas.microsoft.com/office/word/2012/wordml" xmlns:w16cex="http://schemas.microsoft.com/office/word/2018/wordml/cex" xmlns:w16cid="http://schemas.microsoft.com/office/word/2016/wordml/cid" xmlns:w16="http://schemas.microsoft.com/office/word/2018/wordml" xmlns:w16sdtdh="http://schemas.microsoft.com/office/word/2020/wordml/sdtdatahash" xmlns:w16se="http://schemas.microsoft.com/office/word/2015/wordml/symex" xmlns:wpg="http://schemas.microsoft.com/office/word/2010/wordprocessingGroup" xmlns:wpi="http://schemas.microsoft.com/office/word/2010/wordprocessingInk" xmlns:wne="http://schemas.microsoft.com/office/word/2006/wordml" xmlns:wps="http://schemas.microsoft.com/office/word/2010/wordprocessingShape" mc:Ignorable="w14 w15 w16se w16cid w16 w16cex w16sdtdh wp14">
   <w:docParts>
     <w:docPart>
       <w:docPartPr>
@@ -45647,18 +45000,6 @@
     <w:pitch w:val="variable"/>
     <w:sig w:usb0="E00006FF" w:usb1="420024FF" w:usb2="02000000" w:usb3="00000000" w:csb0="0000019F" w:csb1="00000000"/>
   </w:font>
-  <w:font w:name="Aptos">
-    <w:charset w:val="00"/>
-    <w:family w:val="swiss"/>
-    <w:pitch w:val="variable"/>
-    <w:sig w:usb0="20000287" w:usb1="00000003" w:usb2="00000000" w:usb3="00000000" w:csb0="0000019F" w:csb1="00000000"/>
-  </w:font>
-  <w:font w:name="Aptos Display">
-    <w:charset w:val="00"/>
-    <w:family w:val="swiss"/>
-    <w:pitch w:val="variable"/>
-    <w:sig w:usb0="20000287" w:usb1="00000003" w:usb2="00000000" w:usb3="00000000" w:csb0="0000019F" w:csb1="00000000"/>
-  </w:font>
 </w:fonts>
 </file>
 
@@ -45705,6 +45046,7 @@
     <w:rsid w:val="005E6C29"/>
     <w:rsid w:val="00615CCB"/>
     <w:rsid w:val="00646072"/>
+    <w:rsid w:val="00650420"/>
     <w:rsid w:val="00652B66"/>
     <w:rsid w:val="006B273B"/>
     <w:rsid w:val="0073652A"/>
@@ -45715,6 +45057,7 @@
     <w:rsid w:val="009870BB"/>
     <w:rsid w:val="009A4E2C"/>
     <w:rsid w:val="00A46487"/>
+    <w:rsid w:val="00AB51C8"/>
     <w:rsid w:val="00AE03AE"/>
     <w:rsid w:val="00B11883"/>
     <w:rsid w:val="00B82990"/>
@@ -46639,18 +45982,15 @@
 </file>
 
 <file path=customXml/item1.xml><?xml version="1.0" encoding="utf-8"?>
-<p:properties xmlns:p="http://schemas.microsoft.com/office/2006/metadata/properties" xmlns:xsi="http://www.w3.org/2001/XMLSchema-instance" xmlns:pc="http://schemas.microsoft.com/office/infopath/2007/PartnerControls">
-  <documentManagement>
-    <_activity xmlns="33a4f537-2fd2-4f41-9ab5-da36e3980824" xsi:nil="true"/>
-  </documentManagement>
-</p:properties>
+<?mso-contentType ?>
+<FormTemplates xmlns="http://schemas.microsoft.com/sharepoint/v3/contenttype/forms">
+  <Display>DocumentLibraryForm</Display>
+  <Edit>DocumentLibraryForm</Edit>
+  <New>DocumentLibraryForm</New>
+</FormTemplates>
 </file>
 
 <file path=customXml/item2.xml><?xml version="1.0" encoding="utf-8"?>
-<b:Sources xmlns:b="http://schemas.openxmlformats.org/officeDocument/2006/bibliography" xmlns="http://schemas.openxmlformats.org/officeDocument/2006/bibliography" SelectedStyle="\APASixthEditionOfficeOnline.xsl" StyleName="APA" Version="6"/>
-</file>
-
-<file path=customXml/item3.xml><?xml version="1.0" encoding="utf-8"?>
 <ct:contentTypeSchema xmlns:ct="http://schemas.microsoft.com/office/2006/metadata/contentType" xmlns:ma="http://schemas.microsoft.com/office/2006/metadata/properties/metaAttributes" ct:_="" ma:_="" ma:contentTypeName="Documento" ma:contentTypeID="0x010100D0653B8C8FE26A4E994A62A458F948C1" ma:contentTypeVersion="10" ma:contentTypeDescription="Crear nuevo documento." ma:contentTypeScope="" ma:versionID="18868cef16fb0efd2fb02b4c0f9d9b95">
   <xsd:schema xmlns:xsd="http://www.w3.org/2001/XMLSchema" xmlns:xs="http://www.w3.org/2001/XMLSchema" xmlns:p="http://schemas.microsoft.com/office/2006/metadata/properties" xmlns:ns3="33a4f537-2fd2-4f41-9ab5-da36e3980824" xmlns:ns4="0bd89574-2d16-465f-a534-897ace1fbe28" targetNamespace="http://schemas.microsoft.com/office/2006/metadata/properties" ma:root="true" ma:fieldsID="4c0644da9ac159b20edfb5978ae83365" ns3:_="" ns4:_="">
     <xsd:import namespace="33a4f537-2fd2-4f41-9ab5-da36e3980824"/>
@@ -46853,34 +46193,27 @@
 </ct:contentTypeSchema>
 </file>
 
+<file path=customXml/item3.xml><?xml version="1.0" encoding="utf-8"?>
+<b:Sources xmlns:b="http://schemas.openxmlformats.org/officeDocument/2006/bibliography" xmlns="http://schemas.openxmlformats.org/officeDocument/2006/bibliography" SelectedStyle="\APASixthEditionOfficeOnline.xsl" StyleName="APA" Version="6"/>
+</file>
+
 <file path=customXml/item4.xml><?xml version="1.0" encoding="utf-8"?>
-<?mso-contentType ?>
-<FormTemplates xmlns="http://schemas.microsoft.com/sharepoint/v3/contenttype/forms">
-  <Display>DocumentLibraryForm</Display>
-  <Edit>DocumentLibraryForm</Edit>
-  <New>DocumentLibraryForm</New>
-</FormTemplates>
+<p:properties xmlns:p="http://schemas.microsoft.com/office/2006/metadata/properties" xmlns:xsi="http://www.w3.org/2001/XMLSchema-instance" xmlns:pc="http://schemas.microsoft.com/office/infopath/2007/PartnerControls">
+  <documentManagement>
+    <_activity xmlns="33a4f537-2fd2-4f41-9ab5-da36e3980824" xsi:nil="true"/>
+  </documentManagement>
+</p:properties>
 </file>
 
 <file path=customXml/itemProps1.xml><?xml version="1.0" encoding="utf-8"?>
-<ds:datastoreItem xmlns:ds="http://schemas.openxmlformats.org/officeDocument/2006/customXml" ds:itemID="{B8FFECAF-0FD4-4F84-B8C7-AFF7509A6322}">
+<ds:datastoreItem xmlns:ds="http://schemas.openxmlformats.org/officeDocument/2006/customXml" ds:itemID="{FE0942EC-A40E-44AC-9920-726ADDB2DFE1}">
   <ds:schemaRefs>
-    <ds:schemaRef ds:uri="http://schemas.microsoft.com/office/2006/metadata/properties"/>
-    <ds:schemaRef ds:uri="http://schemas.microsoft.com/office/infopath/2007/PartnerControls"/>
-    <ds:schemaRef ds:uri="33a4f537-2fd2-4f41-9ab5-da36e3980824"/>
+    <ds:schemaRef ds:uri="http://schemas.microsoft.com/sharepoint/v3/contenttype/forms"/>
   </ds:schemaRefs>
 </ds:datastoreItem>
 </file>
 
 <file path=customXml/itemProps2.xml><?xml version="1.0" encoding="utf-8"?>
-<ds:datastoreItem xmlns:ds="http://schemas.openxmlformats.org/officeDocument/2006/customXml" ds:itemID="{A6CB3721-48FD-4DFF-A0A8-94C0F0ED1F70}">
-  <ds:schemaRefs>
-    <ds:schemaRef ds:uri="http://schemas.openxmlformats.org/officeDocument/2006/bibliography"/>
-  </ds:schemaRefs>
-</ds:datastoreItem>
-</file>
-
-<file path=customXml/itemProps3.xml><?xml version="1.0" encoding="utf-8"?>
 <ds:datastoreItem xmlns:ds="http://schemas.openxmlformats.org/officeDocument/2006/customXml" ds:itemID="{9924448A-2F46-4087-B984-99701205BDAA}">
   <ds:schemaRefs>
     <ds:schemaRef ds:uri="http://schemas.microsoft.com/office/2006/metadata/contentType"/>
@@ -46899,10 +46232,20 @@
 </ds:datastoreItem>
 </file>
 
+<file path=customXml/itemProps3.xml><?xml version="1.0" encoding="utf-8"?>
+<ds:datastoreItem xmlns:ds="http://schemas.openxmlformats.org/officeDocument/2006/customXml" ds:itemID="{A6CB3721-48FD-4DFF-A0A8-94C0F0ED1F70}">
+  <ds:schemaRefs>
+    <ds:schemaRef ds:uri="http://schemas.openxmlformats.org/officeDocument/2006/bibliography"/>
+  </ds:schemaRefs>
+</ds:datastoreItem>
+</file>
+
 <file path=customXml/itemProps4.xml><?xml version="1.0" encoding="utf-8"?>
-<ds:datastoreItem xmlns:ds="http://schemas.openxmlformats.org/officeDocument/2006/customXml" ds:itemID="{FE0942EC-A40E-44AC-9920-726ADDB2DFE1}">
+<ds:datastoreItem xmlns:ds="http://schemas.openxmlformats.org/officeDocument/2006/customXml" ds:itemID="{B8FFECAF-0FD4-4F84-B8C7-AFF7509A6322}">
   <ds:schemaRefs>
-    <ds:schemaRef ds:uri="http://schemas.microsoft.com/sharepoint/v3/contenttype/forms"/>
+    <ds:schemaRef ds:uri="http://schemas.microsoft.com/office/2006/metadata/properties"/>
+    <ds:schemaRef ds:uri="http://schemas.microsoft.com/office/infopath/2007/PartnerControls"/>
+    <ds:schemaRef ds:uri="33a4f537-2fd2-4f41-9ab5-da36e3980824"/>
   </ds:schemaRefs>
 </ds:datastoreItem>
 </file>